--- a/citation.docx
+++ b/citation.docx
@@ -16,12 +16,12 @@
           <w:i/>
           <w:sz w:val="18"/>
         </w:rPr>
-        <w:t>Reference paper: TCTrack: Temporal Contexts for Aerial Tracking (Cao et al., CVPR 2022, arXiv:2203.01885). Compiled 2026-10-11. Source: OpenAlex citation graph (includes abstracts reconstructed from OpenAlex inverted indexes).</w:t>
-      </w:r>
-    </w:p>
-    <w:p>
-      <w:r>
-        <w:t>Citing works found: 269 | with abstracts: 192 | metadata only: 77.</w:t>
+        <w:t>Reference paper: TCTrack: Temporal Contexts for Aerial Tracking (Cao et al., CVPR 2022, arXiv:2203.01885). Compiled 2026-10-11. Sources: OpenAlex citation graph, CrossRef, Semantic Scholar, OpenReview.</w:t>
+      </w:r>
+    </w:p>
+    <w:p>
+      <w:r>
+        <w:t>Citing works found: 269 | with abstracts: 216 | metadata only: 53.</w:t>
       </w:r>
     </w:p>
     <w:p>
@@ -203,7 +203,7 @@
         <w:pStyle w:val="Heading2"/>
       </w:pPr>
       <w:r>
-        <w:t>7. Moving Target Tracking by Unmanned Aerial Vehicle: A Survey and Taxonomy (2024)</w:t>
+        <w:t>7. Siamese object tracking for unmanned aerial vehicle: a review and comprehensive analysis (2023)</w:t>
       </w:r>
     </w:p>
     <w:p>
@@ -212,6 +212,44 @@
           <w:i/>
           <w:sz w:val="18"/>
         </w:rPr>
+        <w:t>Changhong Fu, Kunhan Lu, Guangze Zheng, Junjie Ye, Ziang Cao, Bowen Li, Geng Lu; Artificial Intelligence Review</w:t>
+      </w:r>
+      <w:r>
+        <w:rPr>
+          <w:color w:val="1F4E79"/>
+          <w:sz w:val="18"/>
+        </w:rPr>
+        <w:t xml:space="preserve">  |  https://doi.org/10.1007/s10462-023-10558-5</w:t>
+      </w:r>
+    </w:p>
+    <w:p>
+      <w:r>
+        <w:rPr>
+          <w:color w:val="808080"/>
+          <w:sz w:val="16"/>
+        </w:rPr>
+        <w:t>[abstract source: semanticscholar]</w:t>
+      </w:r>
+    </w:p>
+    <w:p>
+      <w:r>
+        <w:t>Unmanned aerial vehicle (UAV)-based visual object tracking has enabled a wide range of applications and attracted increasing attention in the field of artificial intelligence (AI) because of its versatility and effectiveness. As an emerging force in the revolutionary trend of deep learning, Siamese networks shine in UAV-based object tracking with their promising balance of accuracy, robustness, and speed. Thanks to the development of embedded processors and the gradual optimization of deep neural networks, Siamese trackers receive extensive research and realize preliminary combinations with UAVs. However, due to the UAV’s limited onboard computational resources and the complex real-world circumstances, aerial tracking with Siamese networks still faces severe obstacles in many aspects. To further explore the deployment of Siamese networks in UAV-based tracking, this work presents a comprehensive review of leading-edge Siamese trackers, along with an exhaustive UAV-specific analysis based on the evaluation using a typical UAV onboard processor. Then, the onboard tests are conducted to validate the feasibility and efficacy of representative Siamese trackers in real-world UAV deployment. Furthermore, to better promote the development of the tracking community, this work analyzes the limitations of existing Siamese trackers and conducts additional experiments represented by low-illumination evaluations. In the end, prospects for the development of Siamese tracking for UAV-based AI systems are deeply discussed. The unified framework of leading-edge Siamese trackers, i.e. , code library, and the results of their experimental evaluations are available at https://github.com/vision4robotics/SiameseTracking4UAV .</w:t>
+      </w:r>
+    </w:p>
+    <w:p>
+      <w:pPr>
+        <w:pStyle w:val="Heading2"/>
+      </w:pPr>
+      <w:r>
+        <w:t>8. Moving Target Tracking by Unmanned Aerial Vehicle: A Survey and Taxonomy (2024)</w:t>
+      </w:r>
+    </w:p>
+    <w:p>
+      <w:r>
+        <w:rPr>
+          <w:i/>
+          <w:sz w:val="18"/>
+        </w:rPr>
         <w:t>Nianyi Sun, Jin Zhao, Qing Shi, Chang Liu, Peng Liu; IEEE Transactions on Industrial Informatics</w:t>
       </w:r>
       <w:r>
@@ -232,7 +270,7 @@
         <w:pStyle w:val="Heading2"/>
       </w:pPr>
       <w:r>
-        <w:t>8. Consistent Representation Mining for Multi-Drone Single Object Tracking (2024)</w:t>
+        <w:t>9. Consistent Representation Mining for Multi-Drone Single Object Tracking (2024)</w:t>
       </w:r>
     </w:p>
     <w:p>
@@ -261,7 +299,7 @@
         <w:pStyle w:val="Heading2"/>
       </w:pPr>
       <w:r>
-        <w:t>9. AVLTrack: Dynamic Sparse Learning for Aerial Vision-Language Tracking (2025)</w:t>
+        <w:t>10. AVLTrack: Dynamic Sparse Learning for Aerial Vision-Language Tracking (2025)</w:t>
       </w:r>
     </w:p>
     <w:p>
@@ -290,7 +328,7 @@
         <w:pStyle w:val="Heading2"/>
       </w:pPr>
       <w:r>
-        <w:t>10. Transformer Meets Remote Sensing Video Detection and Tracking: A Comprehensive Survey (2023)</w:t>
+        <w:t>11. Transformer Meets Remote Sensing Video Detection and Tracking: A Comprehensive Survey (2023)</w:t>
       </w:r>
     </w:p>
     <w:p>
@@ -319,7 +357,7 @@
         <w:pStyle w:val="Heading2"/>
       </w:pPr>
       <w:r>
-        <w:t>11. Adaptive and Background-Aware Vision Transformer for Real-Time UAV Tracking (2023)</w:t>
+        <w:t>12. Adaptive and Background-Aware Vision Transformer for Real-Time UAV Tracking (2023)</w:t>
       </w:r>
     </w:p>
     <w:p>
@@ -348,7 +386,7 @@
         <w:pStyle w:val="Heading2"/>
       </w:pPr>
       <w:r>
-        <w:t>12. Similarity-Guided Layer-Adaptive Vision Transformer for UAV Tracking (2025)</w:t>
+        <w:t>13. Similarity-Guided Layer-Adaptive Vision Transformer for UAV Tracking (2025)</w:t>
       </w:r>
     </w:p>
     <w:p>
@@ -377,7 +415,7 @@
         <w:pStyle w:val="Heading2"/>
       </w:pPr>
       <w:r>
-        <w:t>13. A Survey on Autonomous and Intelligent Swarms of Uncrewed Aerial Vehicles (UAVs) (2025)</w:t>
+        <w:t>14. A Survey on Autonomous and Intelligent Swarms of Uncrewed Aerial Vehicles (UAVs) (2025)</w:t>
       </w:r>
     </w:p>
     <w:p>
@@ -406,7 +444,7 @@
         <w:pStyle w:val="Heading2"/>
       </w:pPr>
       <w:r>
-        <w:t>14. CDC-YOLOFusion: Leveraging Cross-Scale Dynamic Convolution Fusion for Visible-Infrared Object Detection (2024)</w:t>
+        <w:t>15. CDC-YOLOFusion: Leveraging Cross-Scale Dynamic Convolution Fusion for Visible-Infrared Object Detection (2024)</w:t>
       </w:r>
     </w:p>
     <w:p>
@@ -435,7 +473,7 @@
         <w:pStyle w:val="Heading2"/>
       </w:pPr>
       <w:r>
-        <w:t>15. Learning Target-Aware Vision Transformers for Real-Time UAV Tracking (2024)</w:t>
+        <w:t>16. Learning Target-Aware Vision Transformers for Real-Time UAV Tracking (2024)</w:t>
       </w:r>
     </w:p>
     <w:p>
@@ -464,7 +502,7 @@
         <w:pStyle w:val="Heading2"/>
       </w:pPr>
       <w:r>
-        <w:t>16. SiamMDM: An Adaptive Fusion Network With Dynamic Template for Real-Time Satellite Video Single Object Tracking (2023)</w:t>
+        <w:t>17. SiamMDM: An Adaptive Fusion Network With Dynamic Template for Real-Time Satellite Video Single Object Tracking (2023)</w:t>
       </w:r>
     </w:p>
     <w:p>
@@ -493,7 +531,7 @@
         <w:pStyle w:val="Heading2"/>
       </w:pPr>
       <w:r>
-        <w:t>17. A3Track: Achieving Precise Target Tracking in Aerial Images With Receptive Field Alignment (2023)</w:t>
+        <w:t>18. A3Track: Achieving Precise Target Tracking in Aerial Images With Receptive Field Alignment (2023)</w:t>
       </w:r>
     </w:p>
     <w:p>
@@ -522,7 +560,7 @@
         <w:pStyle w:val="Heading2"/>
       </w:pPr>
       <w:r>
-        <w:t>18. CMAT: Integrating Convolution Mixer and Self-Attention for Visual Tracking (2023)</w:t>
+        <w:t>19. CMAT: Integrating Convolution Mixer and Self-Attention for Visual Tracking (2023)</w:t>
       </w:r>
     </w:p>
     <w:p>
@@ -551,7 +589,7 @@
         <w:pStyle w:val="Heading2"/>
       </w:pPr>
       <w:r>
-        <w:t>19. Object Tracking Based on a Time-Varying Spatio-Temporal Regularized Correlation Filter With Aberrance Repression (2022)</w:t>
+        <w:t>20. Object Tracking Based on a Time-Varying Spatio-Temporal Regularized Correlation Filter With Aberrance Repression (2022)</w:t>
       </w:r>
     </w:p>
     <w:p>
@@ -580,7 +618,7 @@
         <w:pStyle w:val="Heading2"/>
       </w:pPr>
       <w:r>
-        <w:t>20. Learning an Adaptive and View-Invariant Vision Transformer for Real-Time UAV Tracking (2025)</w:t>
+        <w:t>21. Learning an Adaptive and View-Invariant Vision Transformer for Real-Time UAV Tracking (2025)</w:t>
       </w:r>
     </w:p>
     <w:p>
@@ -609,7 +647,7 @@
         <w:pStyle w:val="Heading2"/>
       </w:pPr>
       <w:r>
-        <w:t>21. Cervical Cell Segmentation Method Based on Global Dependency and Local Attention (2022)</w:t>
+        <w:t>22. Cervical Cell Segmentation Method Based on Global Dependency and Local Attention (2022)</w:t>
       </w:r>
     </w:p>
     <w:p>
@@ -638,7 +676,7 @@
         <w:pStyle w:val="Heading2"/>
       </w:pPr>
       <w:r>
-        <w:t>22. HighlightNet: Highlighting Low-Light Potential Features for Real-Time UAV Tracking (2022)</w:t>
+        <w:t>23. HighlightNet: Highlighting Low-Light Potential Features for Real-Time UAV Tracking (2022)</w:t>
       </w:r>
     </w:p>
     <w:p>
@@ -667,7 +705,7 @@
         <w:pStyle w:val="Heading2"/>
       </w:pPr>
       <w:r>
-        <w:t>23. Hyperspectral Video Tracking With Spectral–Spatial Fusion and Memory Enhancement (2025)</w:t>
+        <w:t>24. Hyperspectral Video Tracking With Spectral–Spatial Fusion and Memory Enhancement (2025)</w:t>
       </w:r>
     </w:p>
     <w:p>
@@ -696,7 +734,7 @@
         <w:pStyle w:val="Heading2"/>
       </w:pPr>
       <w:r>
-        <w:t>24. DroneMOT: Drone-based Multi-Object Tracking Considering Detection Difficulties and Simultaneous Moving of Drones and Objects (2024)</w:t>
+        <w:t>25. DroneMOT: Drone-based Multi-Object Tracking Considering Detection Difficulties and Simultaneous Moving of Drones and Objects (2024)</w:t>
       </w:r>
     </w:p>
     <w:p>
@@ -725,7 +763,7 @@
         <w:pStyle w:val="Heading2"/>
       </w:pPr>
       <w:r>
-        <w:t>25. Multi-Step Temporal Modeling for UAV Tracking (2024)</w:t>
+        <w:t>26. Multi-Step Temporal Modeling for UAV Tracking (2024)</w:t>
       </w:r>
     </w:p>
     <w:p>
@@ -754,7 +792,7 @@
         <w:pStyle w:val="Heading2"/>
       </w:pPr>
       <w:r>
-        <w:t>26. Resource-Efficient RGBD Aerial Tracking (2023)</w:t>
+        <w:t>27. Resource-Efficient RGBD Aerial Tracking (2023)</w:t>
       </w:r>
     </w:p>
     <w:p>
@@ -783,7 +821,7 @@
         <w:pStyle w:val="Heading2"/>
       </w:pPr>
       <w:r>
-        <w:t>27. A Spectral–Spatial Transformer Fusion Method for Hyperspectral Video Tracking (2023)</w:t>
+        <w:t>28. A Spectral–Spatial Transformer Fusion Method for Hyperspectral Video Tracking (2023)</w:t>
       </w:r>
     </w:p>
     <w:p>
@@ -812,7 +850,7 @@
         <w:pStyle w:val="Heading2"/>
       </w:pPr>
       <w:r>
-        <w:t>28. BACTrack: Building Appearance Collection for Aerial Tracking (2023)</w:t>
+        <w:t>29. BACTrack: Building Appearance Collection for Aerial Tracking (2023)</w:t>
       </w:r>
     </w:p>
     <w:p>
@@ -841,7 +879,7 @@
         <w:pStyle w:val="Heading2"/>
       </w:pPr>
       <w:r>
-        <w:t>29. SiamTHN: Siamese Target Highlight Network for Visual Tracking (2023)</w:t>
+        <w:t>30. SiamTHN: Siamese Target Highlight Network for Visual Tracking (2023)</w:t>
       </w:r>
     </w:p>
     <w:p>
@@ -870,7 +908,7 @@
         <w:pStyle w:val="Heading2"/>
       </w:pPr>
       <w:r>
-        <w:t>30. Target-Aware Tracking With Spatial-Temporal Context Attention (2024)</w:t>
+        <w:t>31. Target-Aware Tracking With Spatial-Temporal Context Attention (2024)</w:t>
       </w:r>
     </w:p>
     <w:p>
@@ -899,7 +937,7 @@
         <w:pStyle w:val="Heading2"/>
       </w:pPr>
       <w:r>
-        <w:t>31. PVT++: A Simple End-to-End Latency-Aware Visual Tracking Framework (2023)</w:t>
+        <w:t>32. PVT++: A Simple End-to-End Latency-Aware Visual Tracking Framework (2023)</w:t>
       </w:r>
     </w:p>
     <w:p>
@@ -928,7 +966,7 @@
         <w:pStyle w:val="Heading2"/>
       </w:pPr>
       <w:r>
-        <w:t>32. Hyperspectral Video Target Tracking Based on Deep Features with Spectral Matching Reduction and Adaptive Scale 3D Hog Features (2022)</w:t>
+        <w:t>33. Hyperspectral Video Target Tracking Based on Deep Features with Spectral Matching Reduction and Adaptive Scale 3D Hog Features (2022)</w:t>
       </w:r>
     </w:p>
     <w:p>
@@ -957,7 +995,7 @@
         <w:pStyle w:val="Heading2"/>
       </w:pPr>
       <w:r>
-        <w:t>33. SAM-DA: UAV Tracks Anything at Night with SAM-Powered Domain Adaptation (2024)</w:t>
+        <w:t>34. SAM-DA: UAV Tracks Anything at Night with SAM-Powered Domain Adaptation (2024)</w:t>
       </w:r>
     </w:p>
     <w:p>
@@ -986,7 +1024,7 @@
         <w:pStyle w:val="Heading2"/>
       </w:pPr>
       <w:r>
-        <w:t>34. UAV target tracking: a survey (2025)</w:t>
+        <w:t>35. UAV target tracking: a survey (2025)</w:t>
       </w:r>
     </w:p>
     <w:p>
@@ -1015,7 +1053,7 @@
         <w:pStyle w:val="Heading2"/>
       </w:pPr>
       <w:r>
-        <w:t>35. Fine-Grained Feature and Template Reconstruction for TIR Object Tracking (2025)</w:t>
+        <w:t>36. Fine-Grained Feature and Template Reconstruction for TIR Object Tracking (2025)</w:t>
       </w:r>
     </w:p>
     <w:p>
@@ -1044,7 +1082,7 @@
         <w:pStyle w:val="Heading2"/>
       </w:pPr>
       <w:r>
-        <w:t>36. UAV-Ground Visual Tracking: A Unified Dataset and Collaborative Learning Approach (2023)</w:t>
+        <w:t>37. UAV-Ground Visual Tracking: A Unified Dataset and Collaborative Learning Approach (2023)</w:t>
       </w:r>
     </w:p>
     <w:p>
@@ -1073,7 +1111,7 @@
         <w:pStyle w:val="Heading2"/>
       </w:pPr>
       <w:r>
-        <w:t>37. A Transformer-based visual object tracker via learning immediate appearance change (2024)</w:t>
+        <w:t>38. A Transformer-based visual object tracker via learning immediate appearance change (2024)</w:t>
       </w:r>
     </w:p>
     <w:p>
@@ -1102,7 +1140,7 @@
         <w:pStyle w:val="Heading2"/>
       </w:pPr>
       <w:r>
-        <w:t>38. Siamese Object Tracking for Vision-Based UAM Approaching with Pairwise Scale-Channel Attention (2022)</w:t>
+        <w:t>39. Siamese Object Tracking for Vision-Based UAM Approaching with Pairwise Scale-Channel Attention (2022)</w:t>
       </w:r>
     </w:p>
     <w:p>
@@ -1131,7 +1169,7 @@
         <w:pStyle w:val="Heading2"/>
       </w:pPr>
       <w:r>
-        <w:t>39. Towards Universal Modal Tracking With Online Dense Temporal Token Learning (2025)</w:t>
+        <w:t>40. Towards Universal Modal Tracking With Online Dense Temporal Token Learning (2025)</w:t>
       </w:r>
     </w:p>
     <w:p>
@@ -1160,7 +1198,7 @@
         <w:pStyle w:val="Heading2"/>
       </w:pPr>
       <w:r>
-        <w:t>40. Local Perception-Aware Transformer for Aerial Tracking (2022)</w:t>
+        <w:t>41. Local Perception-Aware Transformer for Aerial Tracking (2022)</w:t>
       </w:r>
     </w:p>
     <w:p>
@@ -1189,7 +1227,7 @@
         <w:pStyle w:val="Heading2"/>
       </w:pPr>
       <w:r>
-        <w:t>41. Slight Aware Enhancement Transformer and Multiple Matching Network for Real-Time UAV Tracking (2023)</w:t>
+        <w:t>42. Slight Aware Enhancement Transformer and Multiple Matching Network for Real-Time UAV Tracking (2023)</w:t>
       </w:r>
     </w:p>
     <w:p>
@@ -1218,7 +1256,7 @@
         <w:pStyle w:val="Heading2"/>
       </w:pPr>
       <w:r>
-        <w:t>42. Visible–Infrared Dual-Sensor Fusion for Single-Object Tracking (2023)</w:t>
+        <w:t>43. Visible–Infrared Dual-Sensor Fusion for Single-Object Tracking (2023)</w:t>
       </w:r>
     </w:p>
     <w:p>
@@ -1247,7 +1285,7 @@
         <w:pStyle w:val="Heading2"/>
       </w:pPr>
       <w:r>
-        <w:t>43. Facing Completely Occluded Short-Term Tracking Based on Correlation Filters (2023)</w:t>
+        <w:t>44. BioDrone: A Bionic Drone-Based Single Object Tracking Benchmark for Robust Vision (2023)</w:t>
       </w:r>
     </w:p>
     <w:p>
@@ -1256,6 +1294,82 @@
           <w:i/>
           <w:sz w:val="18"/>
         </w:rPr>
+        <w:t>Xin Bo Zhao, Shiyu Hu, Yipei Wang, Jing Zhang, Yimin Hu, Rongshuai Liu, Haibin Ling, Yin Li; International Journal of Computer Vision</w:t>
+      </w:r>
+      <w:r>
+        <w:rPr>
+          <w:color w:val="1F4E79"/>
+          <w:sz w:val="18"/>
+        </w:rPr>
+        <w:t xml:space="preserve">  |  https://doi.org/10.1007/s11263-023-01937-0</w:t>
+      </w:r>
+    </w:p>
+    <w:p>
+      <w:r>
+        <w:rPr>
+          <w:color w:val="808080"/>
+          <w:sz w:val="16"/>
+        </w:rPr>
+        <w:t>[abstract source: semanticscholar]</w:t>
+      </w:r>
+    </w:p>
+    <w:p>
+      <w:r>
+        <w:t>Single object tracking (SOT) is a fundamental problem in computer vision, with a wide range of applications, including autonomous driving, augmented reality, and robot navigation. The robustness of SOT faces two main challenges: tiny target and fast motion. These challenges are especially manifested in videos captured by unmanned aerial vehicles (UAV), where the target is usually far away from the camera and often with significant motion relative to the camera. To evaluate the robustness of SOT methods, we propose BioDrone—the first bionic drone-based visual benchmark for SOT. Unlike existing UAV datasets, BioDrone features videos captured from a flapping-wing UAV system with a major camera shake due to its aerodynamics. BioDrone hence highlights the tracking of tiny targets with drastic changes between consecutive frames, providing a new robust vision benchmark for SOT. To date, BioDrone offers the largest UAV-based SOT benchmark with high-quality fine-grained manual annotations and automatically generates frame-level labels, designed for robust vision analyses. Leveraging our proposed BioDrone, we conduct a systematic evaluation of existing SOT methods, comparing the performance of 20 representative models and studying novel means of optimizing a SOTA method (KeepTrack Mayer et al. in: Proceedings of the IEEE/CVF international conference on computer vision, pp. 13444–13454, 2021) for robust SOT. Our evaluation leads to new baselines and insights for robust SOT. Moving forward, we hope that BioDrone will not only serve as a high-quality benchmark for robust SOT, but also invite future research into robust computer vision. The database, toolkits, evaluation server, and baseline results are available at http://biodrone.aitestunion.com.</w:t>
+      </w:r>
+    </w:p>
+    <w:p>
+      <w:pPr>
+        <w:pStyle w:val="Heading2"/>
+      </w:pPr>
+      <w:r>
+        <w:t>45. Exploring reliable infrared object tracking with spatio-temporal fusion transformer (2023)</w:t>
+      </w:r>
+    </w:p>
+    <w:p>
+      <w:r>
+        <w:rPr>
+          <w:i/>
+          <w:sz w:val="18"/>
+        </w:rPr>
+        <w:t>Meibin Qi, Qinxin Wang, Shuo Zhuang, Ke Zhang, Kunyuan Li, Yimin Liu, Yanfang Yang; Knowledge-Based Systems</w:t>
+      </w:r>
+      <w:r>
+        <w:rPr>
+          <w:color w:val="1F4E79"/>
+          <w:sz w:val="18"/>
+        </w:rPr>
+        <w:t xml:space="preserve">  |  https://doi.org/10.1016/j.knosys.2023.111234</w:t>
+      </w:r>
+    </w:p>
+    <w:p>
+      <w:r>
+        <w:rPr>
+          <w:color w:val="808080"/>
+          <w:sz w:val="16"/>
+        </w:rPr>
+        <w:t>[abstract source: openreview]</w:t>
+      </w:r>
+    </w:p>
+    <w:p>
+      <w:r>
+        <w:t>Highlights•This paper proposes a spatio-temporal fusion Transformer model for infrared target tracking.•The dynamic template state estimation module integrates the fine-grained feature information of salient points.•The designed IOU-Aware TSE head leverages an IoU-based metric to evaluate the current state of the target image.</w:t>
+      </w:r>
+    </w:p>
+    <w:p>
+      <w:pPr>
+        <w:pStyle w:val="Heading2"/>
+      </w:pPr>
+      <w:r>
+        <w:t>46. Facing Completely Occluded Short-Term Tracking Based on Correlation Filters (2023)</w:t>
+      </w:r>
+    </w:p>
+    <w:p>
+      <w:r>
+        <w:rPr>
+          <w:i/>
+          <w:sz w:val="18"/>
+        </w:rPr>
         <w:t>Yuanming Zhang, Huihui Pan, Jue Wang, Weichao Sun; IEEE Transactions on Instrumentation and Measurement</w:t>
       </w:r>
       <w:r>
@@ -1276,7 +1390,7 @@
         <w:pStyle w:val="Heading2"/>
       </w:pPr>
       <w:r>
-        <w:t>44. SiamBRF: Siamese Broad-Spectrum Relevance Fusion Network for Aerial Tracking (2024)</w:t>
+        <w:t>47. SiamBRF: Siamese Broad-Spectrum Relevance Fusion Network for Aerial Tracking (2024)</w:t>
       </w:r>
     </w:p>
     <w:p>
@@ -1305,7 +1419,7 @@
         <w:pStyle w:val="Heading2"/>
       </w:pPr>
       <w:r>
-        <w:t>45. Saliency Guided Siamese Attention Network for Infrared Ship Target Tracking (2024)</w:t>
+        <w:t>48. Saliency Guided Siamese Attention Network for Infrared Ship Target Tracking (2024)</w:t>
       </w:r>
     </w:p>
     <w:p>
@@ -1334,7 +1448,7 @@
         <w:pStyle w:val="Heading2"/>
       </w:pPr>
       <w:r>
-        <w:t>46. Sequential Fusion Based Multi-Granularity Consistency for Space-Time Transformer Tracking (2024)</w:t>
+        <w:t>49. Sequential Fusion Based Multi-Granularity Consistency for Space-Time Transformer Tracking (2024)</w:t>
       </w:r>
     </w:p>
     <w:p>
@@ -1363,7 +1477,7 @@
         <w:pStyle w:val="Heading2"/>
       </w:pPr>
       <w:r>
-        <w:t>47. Adaptive Trajectory Correction for Underwater Object Tracking (2025)</w:t>
+        <w:t>50. Adaptive Trajectory Correction for Underwater Object Tracking (2025)</w:t>
       </w:r>
     </w:p>
     <w:p>
@@ -1392,7 +1506,7 @@
         <w:pStyle w:val="Heading2"/>
       </w:pPr>
       <w:r>
-        <w:t>48. Correlation Filters for UAV Online Tracking Based on Complementary Appearance Model and Reversibility Reasoning (2023)</w:t>
+        <w:t>51. Correlation Filters for UAV Online Tracking Based on Complementary Appearance Model and Reversibility Reasoning (2023)</w:t>
       </w:r>
     </w:p>
     <w:p>
@@ -1421,7 +1535,7 @@
         <w:pStyle w:val="Heading2"/>
       </w:pPr>
       <w:r>
-        <w:t>49. SiamMAN: Siamese Multi-Phase Aware Network for Real-Time Unmanned Aerial Vehicle Tracking (2023)</w:t>
+        <w:t>52. SiamMAN: Siamese Multi-Phase Aware Network for Real-Time Unmanned Aerial Vehicle Tracking (2023)</w:t>
       </w:r>
     </w:p>
     <w:p>
@@ -1450,7 +1564,7 @@
         <w:pStyle w:val="Heading2"/>
       </w:pPr>
       <w:r>
-        <w:t>50. ViT Spatio-Temporal Feature Fusion for Aerial Object Tracking (2023)</w:t>
+        <w:t>53. ViT Spatio-Temporal Feature Fusion for Aerial Object Tracking (2023)</w:t>
       </w:r>
     </w:p>
     <w:p>
@@ -1479,7 +1593,7 @@
         <w:pStyle w:val="Heading2"/>
       </w:pPr>
       <w:r>
-        <w:t>51. Artificial Intelligence for Remote Sensing: Progress, Challenges, and Perspectives (2026)</w:t>
+        <w:t>54. Artificial Intelligence for Remote Sensing: Progress, Challenges, and Perspectives (2026)</w:t>
       </w:r>
     </w:p>
     <w:p>
@@ -1508,7 +1622,7 @@
         <w:pStyle w:val="Heading2"/>
       </w:pPr>
       <w:r>
-        <w:t>52. Online Multi-Scale Classification and Global Feature Modulation for Robust Visual Tracking (2023)</w:t>
+        <w:t>55. Online Multi-Scale Classification and Global Feature Modulation for Robust Visual Tracking (2023)</w:t>
       </w:r>
     </w:p>
     <w:p>
@@ -1537,7 +1651,7 @@
         <w:pStyle w:val="Heading2"/>
       </w:pPr>
       <w:r>
-        <w:t>53. Intrinsic Satellite Video Decomposition With Motion Target Energy Constraint (2022)</w:t>
+        <w:t>56. Temporal adaptive bidirectional bridging for RGB-D tracking (2024)</w:t>
       </w:r>
     </w:p>
     <w:p>
@@ -1546,6 +1660,44 @@
           <w:i/>
           <w:sz w:val="18"/>
         </w:rPr>
+        <w:t>Ge Ying, Dawei Zhang, Zhou Ou, Xiao Wang, Zheng Zheng; Pattern Recognition</w:t>
+      </w:r>
+      <w:r>
+        <w:rPr>
+          <w:color w:val="1F4E79"/>
+          <w:sz w:val="18"/>
+        </w:rPr>
+        <w:t xml:space="preserve">  |  https://doi.org/10.1016/j.patcog.2024.111053</w:t>
+      </w:r>
+    </w:p>
+    <w:p>
+      <w:r>
+        <w:rPr>
+          <w:color w:val="808080"/>
+          <w:sz w:val="16"/>
+        </w:rPr>
+        <w:t>[abstract source: openreview]</w:t>
+      </w:r>
+    </w:p>
+    <w:p>
+      <w:r>
+        <w:t>Highlights•We propose the first RGB-D three-stream tracking framework based on ViT.•We solve the issue of not utilizing temporal information in RGB-D object tracking.•The bidirectional bridging module can effectively fuse Depth and RGB features.•Experiments show our tracker achieves state-of-the-art performance on multiple benchmarks.</w:t>
+      </w:r>
+    </w:p>
+    <w:p>
+      <w:pPr>
+        <w:pStyle w:val="Heading2"/>
+      </w:pPr>
+      <w:r>
+        <w:t>57. Intrinsic Satellite Video Decomposition With Motion Target Energy Constraint (2022)</w:t>
+      </w:r>
+    </w:p>
+    <w:p>
+      <w:r>
+        <w:rPr>
+          <w:i/>
+          <w:sz w:val="18"/>
+        </w:rPr>
         <w:t>Jialei Pan, Yanfeng Gu, Shengyang Li, Guoming Gao, Shaochuan Wu; IEEE Transactions on Geoscience and Remote Sensing</w:t>
       </w:r>
       <w:r>
@@ -1566,7 +1718,7 @@
         <w:pStyle w:val="Heading2"/>
       </w:pPr>
       <w:r>
-        <w:t>54. Learning Dynamic-Sensitivity Enhanced Correlation Filter With Adaptive Second-Order Difference Spatial Regularization for UAV Tracking (2025)</w:t>
+        <w:t>58. Learning Dynamic-Sensitivity Enhanced Correlation Filter With Adaptive Second-Order Difference Spatial Regularization for UAV Tracking (2025)</w:t>
       </w:r>
     </w:p>
     <w:p>
@@ -1595,7 +1747,7 @@
         <w:pStyle w:val="Heading2"/>
       </w:pPr>
       <w:r>
-        <w:t>55. Spatial-Temporal Contextual Aggregation Siamese Network for UAV Tracking (2024)</w:t>
+        <w:t>59. Spatial-Temporal Contextual Aggregation Siamese Network for UAV Tracking (2024)</w:t>
       </w:r>
     </w:p>
     <w:p>
@@ -1624,7 +1776,7 @@
         <w:pStyle w:val="Heading2"/>
       </w:pPr>
       <w:r>
-        <w:t>56. Dynamic Template Updating Using Spatial-Temporal Information in Siamese Trackers (2023)</w:t>
+        <w:t>60. Towards universal and sparse adversarial examples for visual object tracking (2024)</w:t>
       </w:r>
     </w:p>
     <w:p>
@@ -1633,6 +1785,82 @@
           <w:i/>
           <w:sz w:val="18"/>
         </w:rPr>
+        <w:t>Jingjing Sheng, Dawei Zhang, Jianxin Chen, Xin Xiao, Zheng Zheng; Applied Soft Computing</w:t>
+      </w:r>
+      <w:r>
+        <w:rPr>
+          <w:color w:val="1F4E79"/>
+          <w:sz w:val="18"/>
+        </w:rPr>
+        <w:t xml:space="preserve">  |  https://doi.org/10.1016/j.asoc.2024.111252</w:t>
+      </w:r>
+    </w:p>
+    <w:p>
+      <w:r>
+        <w:rPr>
+          <w:color w:val="808080"/>
+          <w:sz w:val="16"/>
+        </w:rPr>
+        <w:t>[abstract source: openreview]</w:t>
+      </w:r>
+    </w:p>
+    <w:p>
+      <w:r>
+        <w:t>Highlights•We propose a universal and black-box adversarial example generation framework for video object tracking task.•Our USAE only requires changing a small part of the entire datasets, which is sparse and effective to attack the trackers.•We expand the USAE to Siamese trackers and beyond various types of trackers, demonstrating its generality and transferability.</w:t>
+      </w:r>
+    </w:p>
+    <w:p>
+      <w:pPr>
+        <w:pStyle w:val="Heading2"/>
+      </w:pPr>
+      <w:r>
+        <w:t>61. APPTracker+: Displacement Uncertainty for Occlusion Handling in Low-Frame-Rate Multiple Object Tracking (2024)</w:t>
+      </w:r>
+    </w:p>
+    <w:p>
+      <w:r>
+        <w:rPr>
+          <w:i/>
+          <w:sz w:val="18"/>
+        </w:rPr>
+        <w:t>Tao Zhou, Qi Ye, Wenhan Luo, Haizhou Ran, Zhiguo Shi, Jiming Chen; International Journal of Computer Vision</w:t>
+      </w:r>
+      <w:r>
+        <w:rPr>
+          <w:color w:val="1F4E79"/>
+          <w:sz w:val="18"/>
+        </w:rPr>
+        <w:t xml:space="preserve">  |  https://doi.org/10.1007/s11263-024-02237-x</w:t>
+      </w:r>
+    </w:p>
+    <w:p>
+      <w:r>
+        <w:rPr>
+          <w:color w:val="808080"/>
+          <w:sz w:val="16"/>
+        </w:rPr>
+        <w:t>[abstract source: openreview]</w:t>
+      </w:r>
+    </w:p>
+    <w:p>
+      <w:r>
+        <w:t>Multi-object tracking (MOT) in the scenario of low-frame-rate videos is a promising solution to better meet the computing, storage, and transmitting bandwidth resource constraints of edge devices. Tracking with a low frame rate poses particular challenges in the association stage as objects in two successive frames typically exhibit much quicker variations in locations, velocities, appearances, and visibilities than those in normal frame rates. In this paper, we observe severe performance degeneration of many existing association strategies caused by such variations. Though optical-flow-based methods like CenterTrack can handle the large displacement to some extent due to their large receptive field, the temporally local nature makes them fail to give reliable displacement estimations of objects that newly appear in the current frame (i.e., not visible in the previous frame). To overcome the local nature of optical-flow-based methods, we propose an online tracking method by extending the CenterTrack architecture with a new head, named APP, to recognize unreliable displacement estimations. Further, to capture the fine-grained and private unreliability of each displacement estimation, we extend the binary APP predictions to displacement uncertainties. To this end, we reformulate the displacement estimation task via Bayesian deep learning tools. With APP predictions, we propose to conduct association in a multi-stage manner where vision cues or historical motion cues are leveraged in the corresponding stage. By rethinking the commonly used bipartite matching algorithms, we equip the proposed multi-stage association policy with a hybrid matching strategy conditioned on displacement uncertainties. Our method shows robustness in preserving identities in low-frame-rate video sequences. Experimental results on public datasets in various low-frame-rate settings demonstrate the advantages of the proposed method.</w:t>
+      </w:r>
+    </w:p>
+    <w:p>
+      <w:pPr>
+        <w:pStyle w:val="Heading2"/>
+      </w:pPr>
+      <w:r>
+        <w:t>62. Dynamic Template Updating Using Spatial-Temporal Information in Siamese Trackers (2023)</w:t>
+      </w:r>
+    </w:p>
+    <w:p>
+      <w:r>
+        <w:rPr>
+          <w:i/>
+          <w:sz w:val="18"/>
+        </w:rPr>
         <w:t>Yuanhui Wang, Ben Ye, Zhanchuan Cai; IEEE Transactions on Multimedia</w:t>
       </w:r>
       <w:r>
@@ -1653,7 +1881,7 @@
         <w:pStyle w:val="Heading2"/>
       </w:pPr>
       <w:r>
-        <w:t>57. Online Background Discriminative Learning for Satellite Video Object Tracking (2024)</w:t>
+        <w:t>63. Learning Feature Restoration Transformer for Robust Dehazing Visual Object Tracking (2024)</w:t>
       </w:r>
     </w:p>
     <w:p>
@@ -1662,6 +1890,44 @@
           <w:i/>
           <w:sz w:val="18"/>
         </w:rPr>
+        <w:t>Tianyang Xu, Yifan Pan, Zhenhua Feng, Xuefeng Zhu, Chunyang Cheng, Xiao‐Jun Wu, Josef Kittler; International Journal of Computer Vision</w:t>
+      </w:r>
+      <w:r>
+        <w:rPr>
+          <w:color w:val="1F4E79"/>
+          <w:sz w:val="18"/>
+        </w:rPr>
+        <w:t xml:space="preserve">  |  https://doi.org/10.1007/s11263-024-02182-9</w:t>
+      </w:r>
+    </w:p>
+    <w:p>
+      <w:r>
+        <w:rPr>
+          <w:color w:val="808080"/>
+          <w:sz w:val="16"/>
+        </w:rPr>
+        <w:t>[abstract source: openreview]</w:t>
+      </w:r>
+    </w:p>
+    <w:p>
+      <w:r>
+        <w:t>In recent years, deep-learning-based visual object tracking has obtained promising results. However, a drastic performance drop is observed when transferring a pre-trained model to changing weather conditions, such as hazy imaging scenarios, where the data distribution differs from that of a natural training set. This problem challenges the open-world practical applications of accurate target tracking. In principle, visual tracking performance relies on the discriminative degree of features between the target and its surroundings, rather than the image-level visual quality. To this end, we design a feature restoration transformer that adaptively enhances the representation capability of the extracted visual features for robust tracking in both natural and hazy scenarios. Specifically, a feature restoration transformer is constructed with dedicated self-attention hierarchies for the refinement of potentially contaminated deep feature maps. We endow the feature extraction process with a refinement mechanism typically for hazy imaging scenarios, establishing a tracking system that is robust against foggy videos. In essence, the feature restoration transformer is jointly trained with a Siamese tracking transformer. Intuitively, the supervision for learning discriminative and salient features is facilitated by the entire restoration tracking system. The experimental results obtained on hazy imaging scenarios demonstrate the merits and superiority of the proposed restoration tracking system, with complementary restoration power to image-level dehazing. In addition, consistent advantages of our design can be observed when generalised to different video attributes, demonstrating its capacity to deal with open-world scenarios.</w:t>
+      </w:r>
+    </w:p>
+    <w:p>
+      <w:pPr>
+        <w:pStyle w:val="Heading2"/>
+      </w:pPr>
+      <w:r>
+        <w:t>64. Online Background Discriminative Learning for Satellite Video Object Tracking (2024)</w:t>
+      </w:r>
+    </w:p>
+    <w:p>
+      <w:r>
+        <w:rPr>
+          <w:i/>
+          <w:sz w:val="18"/>
+        </w:rPr>
         <w:t>Yanfei Zhong, Xueting Fang, Meng Shu; IEEE Transactions on Geoscience and Remote Sensing</w:t>
       </w:r>
       <w:r>
@@ -1682,7 +1948,7 @@
         <w:pStyle w:val="Heading2"/>
       </w:pPr>
       <w:r>
-        <w:t>58. Temporal contexts for motion tracking in ultrasound sequences with information bottleneck (2023)</w:t>
+        <w:t>65. Spatio-temporal mix deformable feature extractor in visual tracking (2023)</w:t>
       </w:r>
     </w:p>
     <w:p>
@@ -1691,6 +1957,44 @@
           <w:i/>
           <w:sz w:val="18"/>
         </w:rPr>
+        <w:t>Yucheng Huang, Ziwang Xiao, Eksan Firkat, Jinlai Zhang, Danfeng Wu, Askar Hamdulla; Expert Systems with Applications</w:t>
+      </w:r>
+      <w:r>
+        <w:rPr>
+          <w:color w:val="1F4E79"/>
+          <w:sz w:val="18"/>
+        </w:rPr>
+        <w:t xml:space="preserve">  |  https://doi.org/10.1016/j.eswa.2023.121377</w:t>
+      </w:r>
+    </w:p>
+    <w:p>
+      <w:r>
+        <w:rPr>
+          <w:color w:val="808080"/>
+          <w:sz w:val="16"/>
+        </w:rPr>
+        <w:t>[abstract source: openreview]</w:t>
+      </w:r>
+    </w:p>
+    <w:p>
+      <w:r>
+        <w:t>Highlights•Multi-frame fusion module improved upon ACMix.•Spatio-temporal context driven deformation for improving multi-frame trackers.•Spatio-temporal transformation for improving synthesized data.•Sufficient experiments have demonstrated its effectiveness.</w:t>
+      </w:r>
+    </w:p>
+    <w:p>
+      <w:pPr>
+        <w:pStyle w:val="Heading2"/>
+      </w:pPr>
+      <w:r>
+        <w:t>66. Temporal contexts for motion tracking in ultrasound sequences with information bottleneck (2023)</w:t>
+      </w:r>
+    </w:p>
+    <w:p>
+      <w:r>
+        <w:rPr>
+          <w:i/>
+          <w:sz w:val="18"/>
+        </w:rPr>
         <w:t>Mengxue Sun, Wenhui Huang, Huili Zhang, Yunfeng Shi, Jiale Wang, Qingtao Gong, Xiaoyan Wang; Medical Physics</w:t>
       </w:r>
       <w:r>
@@ -1711,7 +2015,7 @@
         <w:pStyle w:val="Heading2"/>
       </w:pPr>
       <w:r>
-        <w:t>59. Towards Discriminative Representations with Contrastive Instances for Real-Time UAV Tracking (2023)</w:t>
+        <w:t>67. Towards Discriminative Representations with Contrastive Instances for Real-Time UAV Tracking (2023)</w:t>
       </w:r>
     </w:p>
     <w:p>
@@ -1740,7 +2044,7 @@
         <w:pStyle w:val="Heading2"/>
       </w:pPr>
       <w:r>
-        <w:t>60. A Contrastive-Augmented Memory Network for Anti-UAV Tracking in TIR Videos (2024)</w:t>
+        <w:t>68. A Contrastive-Augmented Memory Network for Anti-UAV Tracking in TIR Videos (2024)</w:t>
       </w:r>
     </w:p>
     <w:p>
@@ -1769,7 +2073,7 @@
         <w:pStyle w:val="Heading2"/>
       </w:pPr>
       <w:r>
-        <w:t>61. Learning Dynamic Distractor-Repressed Correlation Filter for Real-Time UAV Tracking (2024)</w:t>
+        <w:t>69. Learning Dynamic Distractor-Repressed Correlation Filter for Real-Time UAV Tracking (2024)</w:t>
       </w:r>
     </w:p>
     <w:p>
@@ -1798,7 +2102,7 @@
         <w:pStyle w:val="Heading2"/>
       </w:pPr>
       <w:r>
-        <w:t>62. Lightweight Spatial-Temporal Contextual Aggregation Siamese Network for Unmanned Aerial Vehicle Tracking (2024)</w:t>
+        <w:t>70. Lightweight Spatial-Temporal Contextual Aggregation Siamese Network for Unmanned Aerial Vehicle Tracking (2024)</w:t>
       </w:r>
     </w:p>
     <w:p>
@@ -1827,7 +2131,7 @@
         <w:pStyle w:val="Heading2"/>
       </w:pPr>
       <w:r>
-        <w:t>63. Prompt-Driven Temporal Domain Adaptation for Nighttime UAV Tracking (2024)</w:t>
+        <w:t>71. Prompt-Driven Temporal Domain Adaptation for Nighttime UAV Tracking (2024)</w:t>
       </w:r>
     </w:p>
     <w:p>
@@ -1856,7 +2160,7 @@
         <w:pStyle w:val="Heading2"/>
       </w:pPr>
       <w:r>
-        <w:t>64. SiamHOT: Siamese High-Order Transformer for Aerial Tracking (2024)</w:t>
+        <w:t>72. SiamHOT: Siamese High-Order Transformer for Aerial Tracking (2024)</w:t>
       </w:r>
     </w:p>
     <w:p>
@@ -1885,7 +2189,7 @@
         <w:pStyle w:val="Heading2"/>
       </w:pPr>
       <w:r>
-        <w:t>65. Transformer-Based RGB-T Tracking With Channel and Spatial Feature Fusion (2025)</w:t>
+        <w:t>73. Transformer-Based RGB-T Tracking With Channel and Spatial Feature Fusion (2025)</w:t>
       </w:r>
     </w:p>
     <w:p>
@@ -1914,7 +2218,7 @@
         <w:pStyle w:val="Heading2"/>
       </w:pPr>
       <w:r>
-        <w:t>66. Alleviating Spatial Misalignment and Motion Interference for UAV-based Video Recognition (2023)</w:t>
+        <w:t>74. Alleviating Spatial Misalignment and Motion Interference for UAV-based Video Recognition (2023)</w:t>
       </w:r>
     </w:p>
     <w:p>
@@ -1943,7 +2247,7 @@
         <w:pStyle w:val="Heading2"/>
       </w:pPr>
       <w:r>
-        <w:t>67. FocusTrack: A Self-Adaptive Local Sampling Algorithm for Efficient Anti-UAV Tracking (2025)</w:t>
+        <w:t>75. FocusTrack: A Self-Adaptive Local Sampling Algorithm for Efficient Anti-UAV Tracking (2025)</w:t>
       </w:r>
     </w:p>
     <w:p>
@@ -1972,7 +2276,7 @@
         <w:pStyle w:val="Heading2"/>
       </w:pPr>
       <w:r>
-        <w:t>68. Hierarchical Attention-Enhanced Correlation Refinement for Robust Visual Tracking (2025)</w:t>
+        <w:t>76. Hierarchical Attention-Enhanced Correlation Refinement for Robust Visual Tracking (2025)</w:t>
       </w:r>
     </w:p>
     <w:p>
@@ -2001,7 +2305,7 @@
         <w:pStyle w:val="Heading2"/>
       </w:pPr>
       <w:r>
-        <w:t>69. Learning Distance Constrained Transformation for Video Tracking in Car-Following (2025)</w:t>
+        <w:t>77. Jointly modeling association and motion cues for robust infrared UAV tracking (2024)</w:t>
       </w:r>
     </w:p>
     <w:p>
@@ -2010,6 +2314,44 @@
           <w:i/>
           <w:sz w:val="18"/>
         </w:rPr>
+        <w:t>Boyue Xu, Ruichao Hou, Jia Bei, Tongwei Ren, Gangshan Wu; The Visual Computer</w:t>
+      </w:r>
+      <w:r>
+        <w:rPr>
+          <w:color w:val="1F4E79"/>
+          <w:sz w:val="18"/>
+        </w:rPr>
+        <w:t xml:space="preserve">  |  https://doi.org/10.1007/s00371-023-03245-7</w:t>
+      </w:r>
+    </w:p>
+    <w:p>
+      <w:r>
+        <w:rPr>
+          <w:color w:val="808080"/>
+          <w:sz w:val="16"/>
+        </w:rPr>
+        <w:t>[abstract source: openreview]</w:t>
+      </w:r>
+    </w:p>
+    <w:p>
+      <w:r>
+        <w:t>UAV tracking plays a crucial role in computer vision by enabling real-time monitoring UAVs, enhancing safety and operational capabilities while expanding the potential applications of drone technology. Off-the-shelf deep learning based trackers have not been able to effectively address challenges such as occlusion, complex motion, and background clutter for UAV objects in infrared modality. To overcome these limitations, we propose a novel tracker for UAV object tracking, named MAMC. To be specific, the proposed method first employs a data augmentation strategy to enhance the training dataset. We then introduce a candidate target association matching method to deal with the problem of interference caused by the presence of a large number of similar targets in the infrared pattern. Next, it leverages a motion estimation algorithm with window jitter compensation to address the tracking instability due to background clutter and occlusion. In addition, a simple yet effective object research and update strategy is used to address the complex motion and localization problem of UAV objects. Experimental results demonstrate that the proposed tracker achieves state-of-the-art performance on the Anti-UAV and LSOTB-TIR dataset.</w:t>
+      </w:r>
+    </w:p>
+    <w:p>
+      <w:pPr>
+        <w:pStyle w:val="Heading2"/>
+      </w:pPr>
+      <w:r>
+        <w:t>78. Learning Distance Constrained Transformation for Video Tracking in Car-Following (2025)</w:t>
+      </w:r>
+    </w:p>
+    <w:p>
+      <w:r>
+        <w:rPr>
+          <w:i/>
+          <w:sz w:val="18"/>
+        </w:rPr>
         <w:t>Hao Sun, Yuanming Zhang, Huiyan Zhang, Xuan Qiu, Imre J. Rudas; IEEE Transactions on Cybernetics</w:t>
       </w:r>
       <w:r>
@@ -2030,7 +2372,7 @@
         <w:pStyle w:val="Heading2"/>
       </w:pPr>
       <w:r>
-        <w:t>70. ParallelTracker: A Transformer Based Object Tracker for UAV Videos (2023)</w:t>
+        <w:t>79. ParallelTracker: A Transformer Based Object Tracker for UAV Videos (2023)</w:t>
       </w:r>
     </w:p>
     <w:p>
@@ -2059,7 +2401,7 @@
         <w:pStyle w:val="Heading2"/>
       </w:pPr>
       <w:r>
-        <w:t>71. Real‐time visual tracking design for an unmanned aerial vehicle in cluttered environments (2024)</w:t>
+        <w:t>80. Real‐time visual tracking design for an unmanned aerial vehicle in cluttered environments (2024)</w:t>
       </w:r>
     </w:p>
     <w:p>
@@ -2088,7 +2430,7 @@
         <w:pStyle w:val="Heading2"/>
       </w:pPr>
       <w:r>
-        <w:t>72. STAR: A Unified Spatiotemporal Fusion Framework for Satellite Video Object Tracking (2025)</w:t>
+        <w:t>81. STAR: A Unified Spatiotemporal Fusion Framework for Satellite Video Object Tracking (2025)</w:t>
       </w:r>
     </w:p>
     <w:p>
@@ -2117,7 +2459,7 @@
         <w:pStyle w:val="Heading2"/>
       </w:pPr>
       <w:r>
-        <w:t>73. SiamCTCA: Cross-Temporal Correlation Aggregation Siamese Network for UAV Tracking (2025)</w:t>
+        <w:t>82. Saliency information and mosaic based data augmentation method for densely occluded object recognition (2024)</w:t>
       </w:r>
     </w:p>
     <w:p>
@@ -2126,6 +2468,44 @@
           <w:i/>
           <w:sz w:val="18"/>
         </w:rPr>
+        <w:t>Ying Tong, Xiangfeng Luo, Liyan Ma, Shaorong Xie, Wenbin Yang, Yinsai Guo; Pattern Analysis and Applications</w:t>
+      </w:r>
+      <w:r>
+        <w:rPr>
+          <w:color w:val="1F4E79"/>
+          <w:sz w:val="18"/>
+        </w:rPr>
+        <w:t xml:space="preserve">  |  https://doi.org/10.1007/s10044-024-01258-z</w:t>
+      </w:r>
+    </w:p>
+    <w:p>
+      <w:r>
+        <w:rPr>
+          <w:color w:val="808080"/>
+          <w:sz w:val="16"/>
+        </w:rPr>
+        <w:t>[abstract source: openreview]</w:t>
+      </w:r>
+    </w:p>
+    <w:p>
+      <w:r>
+        <w:t>Data augmentation methods are crucial to improve the accuracy of densely occluded object recognition in the scene where the quantity and diversity of training images are insufficient. However, the current methods that use regional dropping and mixing strategies suffer from the problem of missing foreground objects and redundant background features, which can lead to densely occluded object recognition issues in classification or detection tasks. Herein, saliency information and mosaic based data augmentation method for densely occluded object recognition is proposed, which utilizes saliency information as prior knowledge to supervise the mosaic process of training images containing densely occluded objects. And the method uses fogging processing and class label mixing to construct new augmented images, in order to improve the accuracy of image classification and object recognition tasks by augmenting the quantity and diversity of training images. Extensive experiments on different classification datasets with various CNN architectures prove the effectiveness of our method.</w:t>
+      </w:r>
+    </w:p>
+    <w:p>
+      <w:pPr>
+        <w:pStyle w:val="Heading2"/>
+      </w:pPr>
+      <w:r>
+        <w:t>83. SiamCTCA: Cross-Temporal Correlation Aggregation Siamese Network for UAV Tracking (2025)</w:t>
+      </w:r>
+    </w:p>
+    <w:p>
+      <w:r>
+        <w:rPr>
+          <w:i/>
+          <w:sz w:val="18"/>
+        </w:rPr>
         <w:t>Qiaochu Wang, Faxue Liu, Bao Zhang, Jinghong Liu, Fang Xu, Yulong Wang; Drones</w:t>
       </w:r>
       <w:r>
@@ -2146,7 +2526,7 @@
         <w:pStyle w:val="Heading2"/>
       </w:pPr>
       <w:r>
-        <w:t>74. Transformer tracking with multi-scale dual-attention (2023)</w:t>
+        <w:t>84. Transformer tracking with multi-scale dual-attention (2023)</w:t>
       </w:r>
     </w:p>
     <w:p>
@@ -2175,7 +2555,7 @@
         <w:pStyle w:val="Heading2"/>
       </w:pPr>
       <w:r>
-        <w:t>75. EHTracker: Toward Fine-Grained Localization for Satellite Video Target Tracking (2024)</w:t>
+        <w:t>85. EHTracker: Toward Fine-Grained Localization for Satellite Video Target Tracking (2024)</w:t>
       </w:r>
     </w:p>
     <w:p>
@@ -2204,7 +2584,7 @@
         <w:pStyle w:val="Heading2"/>
       </w:pPr>
       <w:r>
-        <w:t>76. JTD-UAV: MLLM-Enhanced Joint Tracking and Description Framework for Anti-UAV Systems (2025)</w:t>
+        <w:t>86. JTD-UAV: MLLM-Enhanced Joint Tracking and Description Framework for Anti-UAV Systems (2025)</w:t>
       </w:r>
     </w:p>
     <w:p>
@@ -2233,7 +2613,7 @@
         <w:pStyle w:val="Heading2"/>
       </w:pPr>
       <w:r>
-        <w:t>77. Progress and Perspectives on UAV Visual Object Tracking (2025)</w:t>
+        <w:t>87. Progress and Perspectives on UAV Visual Object Tracking (2025)</w:t>
       </w:r>
     </w:p>
     <w:p>
@@ -2262,7 +2642,7 @@
         <w:pStyle w:val="Heading2"/>
       </w:pPr>
       <w:r>
-        <w:t>78. Two-Stage Spatio-Temporal Feature Correlation Network for Infrared Ground Target Tracking (2024)</w:t>
+        <w:t>88. Two-Stage Spatio-Temporal Feature Correlation Network for Infrared Ground Target Tracking (2024)</w:t>
       </w:r>
     </w:p>
     <w:p>
@@ -2291,7 +2671,7 @@
         <w:pStyle w:val="Heading2"/>
       </w:pPr>
       <w:r>
-        <w:t>79. A comparative analysis of near-infrared image colorization methods for low-power NVIDIA Jetson embedded systems (2023)</w:t>
+        <w:t>89. A comparative analysis of near-infrared image colorization methods for low-power NVIDIA Jetson embedded systems (2023)</w:t>
       </w:r>
     </w:p>
     <w:p>
@@ -2320,7 +2700,7 @@
         <w:pStyle w:val="Heading2"/>
       </w:pPr>
       <w:r>
-        <w:t>80. Continuity-Aware Latent Interframe Information Mining for Reliable UAV Tracking (2023)</w:t>
+        <w:t>90. ATFTrans: attention-weighted token fusion transformer for robust and efficient object tracking (2024)</w:t>
       </w:r>
     </w:p>
     <w:p>
@@ -2329,6 +2709,44 @@
           <w:i/>
           <w:sz w:val="18"/>
         </w:rPr>
+        <w:t>Liang Xu, Liejun Wang, Zhiqing Guo; Neural Computing and Applications</w:t>
+      </w:r>
+      <w:r>
+        <w:rPr>
+          <w:color w:val="1F4E79"/>
+          <w:sz w:val="18"/>
+        </w:rPr>
+        <w:t xml:space="preserve">  |  https://doi.org/10.1007/s00521-024-09444-0</w:t>
+      </w:r>
+    </w:p>
+    <w:p>
+      <w:r>
+        <w:rPr>
+          <w:color w:val="808080"/>
+          <w:sz w:val="16"/>
+        </w:rPr>
+        <w:t>[abstract source: openreview]</w:t>
+      </w:r>
+    </w:p>
+    <w:p>
+      <w:r>
+        <w:t>Recently, fully transformer-based trackers have achieved impressive tracking results, but this also brings a great deal of computational complexity. Some researchers have applied token pruning techniques to fully transformer-based trackers to diminish the computational complexity, but this leads to missing contextual information that is important for the regression task in the tracker. In response to the above issue, this paper proposes a token fusion method that speeds up inference while avoiding information loss and thus improving the robustness of the tracker. Specifically, the input of the transformer’s encoder contains search tokens and exemplar tokens, and the search tokens are divided into tracking object tokens and background tokens according to the similarity between search tokens and exemplar tokens. The tokens with greater similarity to the exemplar tokens are identified as tracking object tokens, and those with smaller similarity to the exemplar tokens are identified as background tokens. The tracking object tokens contain the discriminative features of the tracking object, for the sake of making the tracker pay more attention to the tracking object tokens while reducing the computational effort. All the tracking object tokens are kept, and then, the background tokens are weighted and fused to form new background tokens according to the attention weight of the background tokens to prevent the loss of contextual information. The token fusion method presented in this paper not only provides efficient inference of the tracker but also makes the tracker more robust. Extensive experiments are carried out on popular tracking benchmark datasets to verify the validity of the token fusion method.</w:t>
+      </w:r>
+    </w:p>
+    <w:p>
+      <w:pPr>
+        <w:pStyle w:val="Heading2"/>
+      </w:pPr>
+      <w:r>
+        <w:t>91. Continuity-Aware Latent Interframe Information Mining for Reliable UAV Tracking (2023)</w:t>
+      </w:r>
+    </w:p>
+    <w:p>
+      <w:r>
+        <w:rPr>
+          <w:i/>
+          <w:sz w:val="18"/>
+        </w:rPr>
         <w:t>Changhong Fu, Mutian Cai, Sihang Li, Kunhan Lu, Haobo Zuo, Chongjun Liu; Proceedings - IEEE International Conference on Robotics and Automation/Proceedings</w:t>
       </w:r>
       <w:r>
@@ -2349,7 +2767,7 @@
         <w:pStyle w:val="Heading2"/>
       </w:pPr>
       <w:r>
-        <w:t>81. Interframe Saliency Transformer and Lightweight Multidimensional Attention Network for Real-Time Unmanned Aerial Vehicle Tracking (2023)</w:t>
+        <w:t>92. Interframe Saliency Transformer and Lightweight Multidimensional Attention Network for Real-Time Unmanned Aerial Vehicle Tracking (2023)</w:t>
       </w:r>
     </w:p>
     <w:p>
@@ -2378,7 +2796,7 @@
         <w:pStyle w:val="Heading2"/>
       </w:pPr>
       <w:r>
-        <w:t>82. Light Siamese Network for Long-Term Onboard Aerial Tracking (2024)</w:t>
+        <w:t>93. Light Siamese Network for Long-Term Onboard Aerial Tracking (2024)</w:t>
       </w:r>
     </w:p>
     <w:p>
@@ -2407,7 +2825,7 @@
         <w:pStyle w:val="Heading2"/>
       </w:pPr>
       <w:r>
-        <w:t>83. Long-Term Motion-Assisted Remote Sensing Object Tracking (2024)</w:t>
+        <w:t>94. Long-Term Motion-Assisted Remote Sensing Object Tracking (2024)</w:t>
       </w:r>
     </w:p>
     <w:p>
@@ -2436,7 +2854,7 @@
         <w:pStyle w:val="Heading2"/>
       </w:pPr>
       <w:r>
-        <w:t>84. Robust Object Tracking via Long-Range Spatial Representation and Local Feature Enhancement (2025)</w:t>
+        <w:t>95. Robust Object Tracking via Long-Range Spatial Representation and Local Feature Enhancement (2025)</w:t>
       </w:r>
     </w:p>
     <w:p>
@@ -2465,7 +2883,7 @@
         <w:pStyle w:val="Heading2"/>
       </w:pPr>
       <w:r>
-        <w:t>85. SiamTITP: Incorporating Temporal Information and Trajectory Prediction Siamese Network for Satellite Video Object Tracking (2025)</w:t>
+        <w:t>96. SiamTITP: Incorporating Temporal Information and Trajectory Prediction Siamese Network for Satellite Video Object Tracking (2025)</w:t>
       </w:r>
     </w:p>
     <w:p>
@@ -2494,7 +2912,7 @@
         <w:pStyle w:val="Heading2"/>
       </w:pPr>
       <w:r>
-        <w:t>86. Cognitive UAV Tracking: Leveraging DRL and Hybrid Curriculum Learning for Target Reacquisition (2025)</w:t>
+        <w:t>97. Unmanned Aerial Vehicle-based Autonomous Tracking System for Invasive Flying Insects (2024)</w:t>
       </w:r>
     </w:p>
     <w:p>
@@ -2503,6 +2921,44 @@
           <w:i/>
           <w:sz w:val="18"/>
         </w:rPr>
+        <w:t>Jeonghyeon Pak, Bosung Kim, Chanyoung Ju, Hyoung Il Son; Computers and Electronics in Agriculture</w:t>
+      </w:r>
+      <w:r>
+        <w:rPr>
+          <w:color w:val="1F4E79"/>
+          <w:sz w:val="18"/>
+        </w:rPr>
+        <w:t xml:space="preserve">  |  https://doi.org/10.1016/j.compag.2024.109616</w:t>
+      </w:r>
+    </w:p>
+    <w:p>
+      <w:r>
+        <w:rPr>
+          <w:color w:val="808080"/>
+          <w:sz w:val="16"/>
+        </w:rPr>
+        <w:t>[abstract source: crossref-title]</w:t>
+      </w:r>
+    </w:p>
+    <w:p>
+      <w:r>
+        <w:t>Abstract Declining honeybee populations can severely affect agricultural productivity and biodiversity because honeybees provide a crucial ecological service, that is, pollination. The Asian hornet or yellow-legged hornet, Vespa velutina nigrithorax , is a global predator of honeybees ( Apis mellifera L. ) that has become widespread owing to rapid climate change. Given the ecological effect of this invasive alien species, effective management strategies are needed. Herein, we propose a localization system for tracking radio-tagged hornets and discovering hornet hives by combining unmanned aerial vehicles (UAVs) with a trilateration system. By leveraging the homing instinct of hornets, we systematically structured our experiments into a behavioral experiment, ground-truth experiment, and localization experiment. We installed two antennas around apiary premises and an additional antenna mounted on a UAV to track hornets equipped with sensors. According to the experimental results, we successfully discovered the hives of two of the five hornets tested. The average localization error for the first hive was latitude 0.0006(±0.0002) and longitude 0.0023(±0.0015) in decimal degrees. The average localization error for the second hive was latitude 0.0012(±0.0001) and longitude 0.0004(±0.0011) in decimal degrees. Additionally, we thoroughly analyzed the experimental results to obtain insights into hornet behavior and movement patterns. We explored the practicality and scalability of sensor-based tracking methods utilizing UAVs to ascertain their potential for widespread adoption and future advancement. Our study underscores the importance of using innovative technologies to address the ecological challenges posed by invasive species for facilitating ecosystem conservation and management efforts.</w:t>
+      </w:r>
+    </w:p>
+    <w:p>
+      <w:pPr>
+        <w:pStyle w:val="Heading2"/>
+      </w:pPr>
+      <w:r>
+        <w:t>98. Cognitive UAV Tracking: Leveraging DRL and Hybrid Curriculum Learning for Target Reacquisition (2025)</w:t>
+      </w:r>
+    </w:p>
+    <w:p>
+      <w:r>
+        <w:rPr>
+          <w:i/>
+          <w:sz w:val="18"/>
+        </w:rPr>
         <w:t>Jiaqing Wang, Baichuan Zeng, Lan Deng, Ze Ji, Changyun Wei, Zheng Zeng; IEEE Transactions on Automation Science and Engineering</w:t>
       </w:r>
       <w:r>
@@ -2523,7 +2979,7 @@
         <w:pStyle w:val="Heading2"/>
       </w:pPr>
       <w:r>
-        <w:t>87. Cross-Parallel Attention and Efficient Match Transformer for Aerial Tracking (2024)</w:t>
+        <w:t>99. Cross-Parallel Attention and Efficient Match Transformer for Aerial Tracking (2024)</w:t>
       </w:r>
     </w:p>
     <w:p>
@@ -2552,7 +3008,7 @@
         <w:pStyle w:val="Heading2"/>
       </w:pPr>
       <w:r>
-        <w:t>88. DiffTF++: 3D-Aware Diffusion Transformer for Large-Vocabulary 3D Generation (2025)</w:t>
+        <w:t>100. DiffTF++: 3D-Aware Diffusion Transformer for Large-Vocabulary 3D Generation (2025)</w:t>
       </w:r>
     </w:p>
     <w:p>
@@ -2581,7 +3037,7 @@
         <w:pStyle w:val="Heading2"/>
       </w:pPr>
       <w:r>
-        <w:t>89. Efficient Template Distinction Modeling Tracker With Temporal Contexts for Aerial Tracking (2024)</w:t>
+        <w:t>101. Efficient Template Distinction Modeling Tracker With Temporal Contexts for Aerial Tracking (2024)</w:t>
       </w:r>
     </w:p>
     <w:p>
@@ -2610,7 +3066,7 @@
         <w:pStyle w:val="Heading2"/>
       </w:pPr>
       <w:r>
-        <w:t>90. High-Order Temporal Context-Aware Aerial Tracking with Heterogeneous Visual Experts (2025)</w:t>
+        <w:t>102. Enhancing UAV tracking: a focus on discriminative representations using contrastive instances (2024)</w:t>
       </w:r>
     </w:p>
     <w:p>
@@ -2619,6 +3075,44 @@
           <w:i/>
           <w:sz w:val="18"/>
         </w:rPr>
+        <w:t>Xucheng Wang, Dan Zeng, Yongxin Li, Mingliang Zou, Qijun Zhao, Shuiwang Li; Journal of Real-Time Image Processing</w:t>
+      </w:r>
+      <w:r>
+        <w:rPr>
+          <w:color w:val="1F4E79"/>
+          <w:sz w:val="18"/>
+        </w:rPr>
+        <w:t xml:space="preserve">  |  https://doi.org/10.1007/s11554-024-01456-2</w:t>
+      </w:r>
+    </w:p>
+    <w:p>
+      <w:r>
+        <w:rPr>
+          <w:color w:val="808080"/>
+          <w:sz w:val="16"/>
+        </w:rPr>
+        <w:t>[abstract source: openreview]</w:t>
+      </w:r>
+    </w:p>
+    <w:p>
+      <w:r>
+        <w:t>Addressing the core challenges of achieving both high efficiency and precision in UAV tracking is crucial due to limitations in computing resources, battery capacity, and maximum load capacity on UAVs. Discriminative correlation filter (DCF)-based trackers excel in efficiency on a single CPU but lag in precision. In contrast, many lightweight deep learning (DL)-based trackers based on model compression strike a better balance between efficiency and precision. However, higher compression rates can hinder performance by diminishing discriminative representations. Given these challenges, our paper aims to enhance feature representations’ discriminative abilities through an innovative feature-learning approach. We specifically emphasize leveraging contrasting instances to achieve more distinct representations for effective UAV tracking. Our method eliminates the need for manual annotations and facilitates the creation and deployment of lightweight models. As far as our knowledge goes, we are the pioneers in exploring the possibilities of contrastive learning in UAV tracking applications. Through extensive experimentation across four UAV benchmarks, namely, UAVDT, DTB70, UAV123@10fps and VisDrone2018, We have shown that our DRCI (discriminative representation with contrastive instances) tracker outperforms current state-of-the-art UAV tracking methods, underscoring its potential to effectively tackle the persistent challenges in this field.</w:t>
+      </w:r>
+    </w:p>
+    <w:p>
+      <w:pPr>
+        <w:pStyle w:val="Heading2"/>
+      </w:pPr>
+      <w:r>
+        <w:t>103. High-Order Temporal Context-Aware Aerial Tracking with Heterogeneous Visual Experts (2025)</w:t>
+      </w:r>
+    </w:p>
+    <w:p>
+      <w:r>
+        <w:rPr>
+          <w:i/>
+          <w:sz w:val="18"/>
+        </w:rPr>
         <w:t>Shichao Zhou, Xiangpan Fan, Zhuowei Wang, Wenzheng Wang, Yunpu Zhang; Remote Sensing</w:t>
       </w:r>
       <w:r>
@@ -2639,7 +3133,7 @@
         <w:pStyle w:val="Heading2"/>
       </w:pPr>
       <w:r>
-        <w:t>91. Infrared Small Target Tracking Based on OSTrack Model (2023)</w:t>
+        <w:t>104. Infrared Small Target Tracking Based on OSTrack Model (2023)</w:t>
       </w:r>
     </w:p>
     <w:p>
@@ -2668,7 +3162,7 @@
         <w:pStyle w:val="Heading2"/>
       </w:pPr>
       <w:r>
-        <w:t>92. Learning Disentangled Representation with Mutual Information Maximization for Real-Time UAV Tracking (2023)</w:t>
+        <w:t>105. Learning Disentangled Representation with Mutual Information Maximization for Real-Time UAV Tracking (2023)</w:t>
       </w:r>
     </w:p>
     <w:p>
@@ -2697,7 +3191,7 @@
         <w:pStyle w:val="Heading2"/>
       </w:pPr>
       <w:r>
-        <w:t>93. MambaNUT: Nighttime UAV Tracking via Mamba-based Adaptive Curriculum Learning (2025)</w:t>
+        <w:t>106. MambaNUT: Nighttime UAV Tracking via Mamba-based Adaptive Curriculum Learning (2025)</w:t>
       </w:r>
     </w:p>
     <w:p>
@@ -2726,7 +3220,7 @@
         <w:pStyle w:val="Heading2"/>
       </w:pPr>
       <w:r>
-        <w:t>94. SMTN: Multidimensional Fusion and Time-Domain Coding for Object Tracking in Satellite Videos (2023)</w:t>
+        <w:t>107. SMTN: Multidimensional Fusion and Time-Domain Coding for Object Tracking in Satellite Videos (2023)</w:t>
       </w:r>
     </w:p>
     <w:p>
@@ -2755,7 +3249,7 @@
         <w:pStyle w:val="Heading2"/>
       </w:pPr>
       <w:r>
-        <w:t>95. STF: Spatio-Temporal Fusion Module for Improving Video Object Detection (2024)</w:t>
+        <w:t>108. STF: Spatio-Temporal Fusion Module for Improving Video Object Detection (2024)</w:t>
       </w:r>
     </w:p>
     <w:p>
@@ -2784,7 +3278,7 @@
         <w:pStyle w:val="Heading2"/>
       </w:pPr>
       <w:r>
-        <w:t>96. Spatial Context-Aware UAV Target Tracking for Consumer Electronics (2025)</w:t>
+        <w:t>109. Spatial Context-Aware UAV Target Tracking for Consumer Electronics (2025)</w:t>
       </w:r>
     </w:p>
     <w:p>
@@ -2813,7 +3307,7 @@
         <w:pStyle w:val="Heading2"/>
       </w:pPr>
       <w:r>
-        <w:t>97. APR-Net Tracker: Attention Pyramidal Residual Network for Visual Object Tracking (2024)</w:t>
+        <w:t>110. APR-Net Tracker: Attention Pyramidal Residual Network for Visual Object Tracking (2024)</w:t>
       </w:r>
     </w:p>
     <w:p>
@@ -2842,7 +3336,7 @@
         <w:pStyle w:val="Heading2"/>
       </w:pPr>
       <w:r>
-        <w:t>98. CCD-Net: Color-Correction Network Based on Dual-Branch Fusion of Different Color Spaces for Image Dehazing (2025)</w:t>
+        <w:t>111. CCD-Net: Color-Correction Network Based on Dual-Branch Fusion of Different Color Spaces for Image Dehazing (2025)</w:t>
       </w:r>
     </w:p>
     <w:p>
@@ -2871,7 +3365,7 @@
         <w:pStyle w:val="Heading2"/>
       </w:pPr>
       <w:r>
-        <w:t>99. Exploiting Sparse-Temporal Dynamics Via Relevance Networks for UAV Tracking (2026)</w:t>
+        <w:t>112. Exploiting Sparse-Temporal Dynamics Via Relevance Networks for UAV Tracking (2026)</w:t>
       </w:r>
     </w:p>
     <w:p>
@@ -2900,7 +3394,7 @@
         <w:pStyle w:val="Heading2"/>
       </w:pPr>
       <w:r>
-        <w:t>100. Global Multi-Scale Optimization and Prediction Head Attentional Siamese Network for Aerial Tracking (2023)</w:t>
+        <w:t>113. Global Multi-Scale Optimization and Prediction Head Attentional Siamese Network for Aerial Tracking (2023)</w:t>
       </w:r>
     </w:p>
     <w:p>
@@ -2929,7 +3423,7 @@
         <w:pStyle w:val="Heading2"/>
       </w:pPr>
       <w:r>
-        <w:t>101. Language-guided Visual Tracking: Comprehensive and Effective Multimodal Information Fusion (2025)</w:t>
+        <w:t>114. Language-guided Visual Tracking: Comprehensive and Effective Multimodal Information Fusion (2025)</w:t>
       </w:r>
     </w:p>
     <w:p>
@@ -2958,7 +3452,7 @@
         <w:pStyle w:val="Heading2"/>
       </w:pPr>
       <w:r>
-        <w:t>102. Multifrequency Integration and Scale-Frequency Linear Attention for Aerial Tracking (2025)</w:t>
+        <w:t>115. Multifrequency Integration and Scale-Frequency Linear Attention for Aerial Tracking (2025)</w:t>
       </w:r>
     </w:p>
     <w:p>
@@ -2987,7 +3481,7 @@
         <w:pStyle w:val="Heading2"/>
       </w:pPr>
       <w:r>
-        <w:t>103. Spatio-Temporal Feature Aware Vision Transformers for Real-Time Unmanned Aerial Vehicle Tracking (2025)</w:t>
+        <w:t>116. Object tracking based on siamese network with 3D attention and multiple graph attention (2023)</w:t>
       </w:r>
     </w:p>
     <w:p>
@@ -2996,6 +3490,44 @@
           <w:i/>
           <w:sz w:val="18"/>
         </w:rPr>
+        <w:t>Shilei Yan, Yujuan Qi, Mengxue Liu, Yanjiang Wang, Baodi Liu; Computer Vision and Image Understanding</w:t>
+      </w:r>
+      <w:r>
+        <w:rPr>
+          <w:color w:val="1F4E79"/>
+          <w:sz w:val="18"/>
+        </w:rPr>
+        <w:t xml:space="preserve">  |  https://doi.org/10.1016/j.cviu.2023.103786</w:t>
+      </w:r>
+    </w:p>
+    <w:p>
+      <w:r>
+        <w:rPr>
+          <w:color w:val="808080"/>
+          <w:sz w:val="16"/>
+        </w:rPr>
+        <w:t>[abstract source: openreview]</w:t>
+      </w:r>
+    </w:p>
+    <w:p>
+      <w:r>
+        <w:t>Highlights•The proposed algorithm can be trained with a smaller dataset while performing well.•Introducing 3D attention SiamAM improves the accuracy of target feature extraction.•Multiple graph attention improves the accuracy of feature matching and localization.•The evaluations performed on challenging test benchmarks all turn out well.</w:t>
+      </w:r>
+    </w:p>
+    <w:p>
+      <w:pPr>
+        <w:pStyle w:val="Heading2"/>
+      </w:pPr>
+      <w:r>
+        <w:t>117. Spatio-Temporal Feature Aware Vision Transformers for Real-Time Unmanned Aerial Vehicle Tracking (2025)</w:t>
+      </w:r>
+    </w:p>
+    <w:p>
+      <w:r>
+        <w:rPr>
+          <w:i/>
+          <w:sz w:val="18"/>
+        </w:rPr>
         <w:t>Hao Zhang, Hengzhou Ye, Xiaoyu Guo, Xu Zhang, Yao Rong, Shuiwang Li; Drones</w:t>
       </w:r>
       <w:r>
@@ -3016,7 +3548,7 @@
         <w:pStyle w:val="Heading2"/>
       </w:pPr>
       <w:r>
-        <w:t>104. Unambiguous Object Tracking by Exploiting Target Cues (2023)</w:t>
+        <w:t>118. Unambiguous Object Tracking by Exploiting Target Cues (2023)</w:t>
       </w:r>
     </w:p>
     <w:p>
@@ -3045,7 +3577,7 @@
         <w:pStyle w:val="Heading2"/>
       </w:pPr>
       <w:r>
-        <w:t>105. Visual Object Tracking Based on the Motion Prediction and Block Search in UAV Videos (2024)</w:t>
+        <w:t>119. Visual Object Tracking Based on the Motion Prediction and Block Search in UAV Videos (2024)</w:t>
       </w:r>
     </w:p>
     <w:p>
@@ -3074,7 +3606,7 @@
         <w:pStyle w:val="Heading2"/>
       </w:pPr>
       <w:r>
-        <w:t>106. Adaptive and Anti-Drift Motion Constraints for Object Tracking in Satellite Videos (2024)</w:t>
+        <w:t>120. Adaptive and Anti-Drift Motion Constraints for Object Tracking in Satellite Videos (2024)</w:t>
       </w:r>
     </w:p>
     <w:p>
@@ -3103,7 +3635,7 @@
         <w:pStyle w:val="Heading2"/>
       </w:pPr>
       <w:r>
-        <w:t>107. Scale-Adaptive Aerial Object Tracking Network via Location Estimation (2025)</w:t>
+        <w:t>121. Scale-Adaptive Aerial Object Tracking Network via Location Estimation (2025)</w:t>
       </w:r>
     </w:p>
     <w:p>
@@ -3132,7 +3664,7 @@
         <w:pStyle w:val="Heading2"/>
       </w:pPr>
       <w:r>
-        <w:t>108. Separation Fusion Transformer and Efficient Reuse Matching Network for Aerial Tracking (2024)</w:t>
+        <w:t>122. Separation Fusion Transformer and Efficient Reuse Matching Network for Aerial Tracking (2024)</w:t>
       </w:r>
     </w:p>
     <w:p>
@@ -3161,7 +3693,7 @@
         <w:pStyle w:val="Heading2"/>
       </w:pPr>
       <w:r>
-        <w:t>109. SiamFFN: Siamese Feature Fusion Network for Visual Tracking (2023)</w:t>
+        <w:t>123. SiamFFN: Siamese Feature Fusion Network for Visual Tracking (2023)</w:t>
       </w:r>
     </w:p>
     <w:p>
@@ -3190,7 +3722,7 @@
         <w:pStyle w:val="Heading2"/>
       </w:pPr>
       <w:r>
-        <w:t>110. Twofold Structured Features-Based Siamese Network for Infrared Target Tracking (2024)</w:t>
+        <w:t>124. Twofold Structured Features-Based Siamese Network for Infrared Target Tracking (2024)</w:t>
       </w:r>
     </w:p>
     <w:p>
@@ -3219,7 +3751,7 @@
         <w:pStyle w:val="Heading2"/>
       </w:pPr>
       <w:r>
-        <w:t>111. AMST2: aggregated multi-level spatial and temporal context-based transformer for robust aerial tracking (2023)</w:t>
+        <w:t>125. AMST2: aggregated multi-level spatial and temporal context-based transformer for robust aerial tracking (2023)</w:t>
       </w:r>
     </w:p>
     <w:p>
@@ -3248,7 +3780,7 @@
         <w:pStyle w:val="Heading2"/>
       </w:pPr>
       <w:r>
-        <w:t>112. Collaborative Spatiotemporal Anchors and Key Feature Enhancement for UAV Tracking (2026)</w:t>
+        <w:t>126. COST: Contrastive one-stage transformer for vision-language small object tracking (2025)</w:t>
       </w:r>
     </w:p>
     <w:p>
@@ -3257,6 +3789,44 @@
           <w:i/>
           <w:sz w:val="18"/>
         </w:rPr>
+        <w:t>Chunhui Zhang, Li Liu, Jialin Gao, Sun Xin, Hao Wen, Xi Zhou, Shiming Ge, Yanfeng Wang; Information Fusion</w:t>
+      </w:r>
+      <w:r>
+        <w:rPr>
+          <w:color w:val="1F4E79"/>
+          <w:sz w:val="18"/>
+        </w:rPr>
+        <w:t xml:space="preserve">  |  https://doi.org/10.1016/j.inffus.2025.103604</w:t>
+      </w:r>
+    </w:p>
+    <w:p>
+      <w:r>
+        <w:rPr>
+          <w:color w:val="808080"/>
+          <w:sz w:val="16"/>
+        </w:rPr>
+        <w:t>[abstract source: openreview]</w:t>
+      </w:r>
+    </w:p>
+    <w:p>
+      <w:r>
+        <w:t>Transformer has recently demonstrated great potential in improving vision-language (VL) tracking algorithms. However, most of the existing VL trackers rely on carefully designed mechanisms to perform the multi-stage multi-modal fusion. Additionally, direct multi-modal fusion without alignment ignores distribution discrepancy between modalities in feature space, potentially leading to suboptimal representations. In this work, we propose COST, a contrastive one-stage transformer fusion framework for VL tracking, aiming to learn semantically consistent and unified VL representations. Specifically, we introduce a contrastive alignment strategy that maximizes mutual information (MI) between a video and its corresponding language description. This enables effective cross-modal alignment, yielding semantically consistent features in the representation space. By leveraging a visual-linguistic transformer, we establish an efficient multi-modal fusion and reasoning mechanism, empirically demonstrating that a simple stack of transformer encoders effectively enables unified VL representations. Moreover, we contribute a newly collected VL tracking benchmark dataset for small object tracking, named VL-SOT500, with bounding boxes and language descriptions. Our dataset comprises two challenging subsets, VL-SOT230 and VL-SOT270, dedicated to evaluating generic and high-speed small object tracking, respectively. Small object tracking is notoriously challenging due to weak appearance and limited features, and this dataset is, to the best of our knowledge, the first to explore the usage of language cues to enhance visual representation for small object tracking. Extensive experiments demonstrate that COST achieves state-of-the-art performance on five existing VL tracking datasets, as well as on our proposed VL-SOT500 dataset. Source codes and dataset will be made publicly available.</w:t>
+      </w:r>
+    </w:p>
+    <w:p>
+      <w:pPr>
+        <w:pStyle w:val="Heading2"/>
+      </w:pPr>
+      <w:r>
+        <w:t>127. Collaborative Spatiotemporal Anchors and Key Feature Enhancement for UAV Tracking (2026)</w:t>
+      </w:r>
+    </w:p>
+    <w:p>
+      <w:r>
+        <w:rPr>
+          <w:i/>
+          <w:sz w:val="18"/>
+        </w:rPr>
         <w:t>Qiuyu Jin, Yuqi Han, Linbo Tang, Wenzheng Wang, Haotian Sun, Yanhua Wang; IEEE Journal of Selected Topics in Applied Earth Observations and Remote Sensing</w:t>
       </w:r>
       <w:r>
@@ -3277,7 +3847,7 @@
         <w:pStyle w:val="Heading2"/>
       </w:pPr>
       <w:r>
-        <w:t>113. Contextual Enhancement–Interaction and Multi-Scale Weighted Fusion Network for Aerial Tracking (2024)</w:t>
+        <w:t>128. Contextual Enhancement–Interaction and Multi-Scale Weighted Fusion Network for Aerial Tracking (2024)</w:t>
       </w:r>
     </w:p>
     <w:p>
@@ -3306,7 +3876,7 @@
         <w:pStyle w:val="Heading2"/>
       </w:pPr>
       <w:r>
-        <w:t>114. Dynamic Spatiotemporal Information Interaction for Multidrone Single Object Tracking (2026)</w:t>
+        <w:t>129. Dynamic Spatiotemporal Information Interaction for Multidrone Single Object Tracking (2026)</w:t>
       </w:r>
     </w:p>
     <w:p>
@@ -3335,7 +3905,7 @@
         <w:pStyle w:val="Heading2"/>
       </w:pPr>
       <w:r>
-        <w:t>115. EMTrack: Event-Guide Multimodal Transformer for Challenging Single-Object Tracking (2025)</w:t>
+        <w:t>130. EMTrack: Event-Guide Multimodal Transformer for Challenging Single-Object Tracking (2025)</w:t>
       </w:r>
     </w:p>
     <w:p>
@@ -3364,7 +3934,7 @@
         <w:pStyle w:val="Heading2"/>
       </w:pPr>
       <w:r>
-        <w:t>116. Knowledge text-guided frequency-spatial multi-scale feature fusion and collaborative relationship learning for UAV tracking (2025)</w:t>
+        <w:t>131. Knowledge text-guided frequency-spatial multi-scale feature fusion and collaborative relationship learning for UAV tracking (2025)</w:t>
       </w:r>
     </w:p>
     <w:p>
@@ -3393,7 +3963,7 @@
         <w:pStyle w:val="Heading2"/>
       </w:pPr>
       <w:r>
-        <w:t>117. Low-Light Object Tracking: A Benchmark (2025)</w:t>
+        <w:t>132. Low-Light Object Tracking: A Benchmark (2025)</w:t>
       </w:r>
     </w:p>
     <w:p>
@@ -3422,7 +3992,7 @@
         <w:pStyle w:val="Heading2"/>
       </w:pPr>
       <w:r>
-        <w:t>118. PACR: Pixel Attention in Classification and Regression for Visual Object Tracking (2023)</w:t>
+        <w:t>133. PACR: Pixel Attention in Classification and Regression for Visual Object Tracking (2023)</w:t>
       </w:r>
     </w:p>
     <w:p>
@@ -3451,7 +4021,7 @@
         <w:pStyle w:val="Heading2"/>
       </w:pPr>
       <w:r>
-        <w:t>119. Robust UAV Tracking via Information Synergy Fusion and Multi-Dimensional Spatial Perception (2025)</w:t>
+        <w:t>134. Robust UAV Tracking via Information Synergy Fusion and Multi-Dimensional Spatial Perception (2025)</w:t>
       </w:r>
     </w:p>
     <w:p>
@@ -3480,7 +4050,7 @@
         <w:pStyle w:val="Heading2"/>
       </w:pPr>
       <w:r>
-        <w:t>120. SiamTADT: A Task-Aware Drone Tracker for Aerial Autonomous Vehicles (2024)</w:t>
+        <w:t>135. SiamTADT: A Task-Aware Drone Tracker for Aerial Autonomous Vehicles (2024)</w:t>
       </w:r>
     </w:p>
     <w:p>
@@ -3509,7 +4079,7 @@
         <w:pStyle w:val="Heading2"/>
       </w:pPr>
       <w:r>
-        <w:t>121. Siamese network with a depthwise over-parameterized convolutional layer for visual tracking (2022)</w:t>
+        <w:t>136. Siamese network with a depthwise over-parameterized convolutional layer for visual tracking (2022)</w:t>
       </w:r>
     </w:p>
     <w:p>
@@ -3538,7 +4108,7 @@
         <w:pStyle w:val="Heading2"/>
       </w:pPr>
       <w:r>
-        <w:t>122. TFITrack: Transformer Feature Integration Network for Object Tracking (2024)</w:t>
+        <w:t>137. TFITrack: Transformer Feature Integration Network for Object Tracking (2024)</w:t>
       </w:r>
     </w:p>
     <w:p>
@@ -3567,7 +4137,7 @@
         <w:pStyle w:val="Heading2"/>
       </w:pPr>
       <w:r>
-        <w:t>123. Towards Real-World Aerial Vision Guidance With Categorical 6D Pose Tracker (2025)</w:t>
+        <w:t>138. Towards Real-World Aerial Vision Guidance With Categorical 6D Pose Tracker (2025)</w:t>
       </w:r>
     </w:p>
     <w:p>
@@ -3596,7 +4166,7 @@
         <w:pStyle w:val="Heading2"/>
       </w:pPr>
       <w:r>
-        <w:t>124. A Two-Stage Method for Aerial Tracking in Adverse Weather Conditions (2024)</w:t>
+        <w:t>139. A Two-Stage Method for Aerial Tracking in Adverse Weather Conditions (2024)</w:t>
       </w:r>
     </w:p>
     <w:p>
@@ -3625,7 +4195,7 @@
         <w:pStyle w:val="Heading2"/>
       </w:pPr>
       <w:r>
-        <w:t>125. A robust RGBT tracking framework with temporal information enhancement and backward trajectory verification (2025)</w:t>
+        <w:t>140. A robust RGBT tracking framework with temporal information enhancement and backward trajectory verification (2025)</w:t>
       </w:r>
     </w:p>
     <w:p>
@@ -3654,7 +4224,7 @@
         <w:pStyle w:val="Heading2"/>
       </w:pPr>
       <w:r>
-        <w:t>126. Adapting Visual Trackers to Dynamic View Transitions With Shift-View Prompt Tuning (2026)</w:t>
+        <w:t>141. Adapting Visual Trackers to Dynamic View Transitions With Shift-View Prompt Tuning (2026)</w:t>
       </w:r>
     </w:p>
     <w:p>
@@ -3683,7 +4253,7 @@
         <w:pStyle w:val="Heading2"/>
       </w:pPr>
       <w:r>
-        <w:t>127. Aerial tracking of camouflaged people in woodlands (2023)</w:t>
+        <w:t>142. Aerial tracking of camouflaged people in woodlands (2023)</w:t>
       </w:r>
     </w:p>
     <w:p>
@@ -3712,7 +4282,7 @@
         <w:pStyle w:val="Heading2"/>
       </w:pPr>
       <w:r>
-        <w:t>128. Assisting RGB and depth salient object detection with nonconvolutional encoder: an improvement approach (2024)</w:t>
+        <w:t>143. Assisting RGB and depth salient object detection with nonconvolutional encoder: an improvement approach (2024)</w:t>
       </w:r>
     </w:p>
     <w:p>
@@ -3741,7 +4311,7 @@
         <w:pStyle w:val="Heading2"/>
       </w:pPr>
       <w:r>
-        <w:t>129. Benchmarking the Robustness of UAV Tracking Against Common Corruptions (2024)</w:t>
+        <w:t>144. Benchmarking the Robustness of UAV Tracking Against Common Corruptions (2024)</w:t>
       </w:r>
     </w:p>
     <w:p>
@@ -3770,7 +4340,7 @@
         <w:pStyle w:val="Heading2"/>
       </w:pPr>
       <w:r>
-        <w:t>130. Beyond Stepwise Modeling: Toward a Unified Contextual Reasoning Framework for Hyperspectral Video Object Tracking (2026)</w:t>
+        <w:t>145. Beyond Stepwise Modeling: Toward a Unified Contextual Reasoning Framework for Hyperspectral Video Object Tracking (2026)</w:t>
       </w:r>
     </w:p>
     <w:p>
@@ -3799,7 +4369,7 @@
         <w:pStyle w:val="Heading2"/>
       </w:pPr>
       <w:r>
-        <w:t>131. CGTrack: Cascade Gating Network with Hierarchical Feature Aggregation for UAV Tracking (2025)</w:t>
+        <w:t>146. CGTrack: Cascade Gating Network with Hierarchical Feature Aggregation for UAV Tracking (2025)</w:t>
       </w:r>
     </w:p>
     <w:p>
@@ -3828,7 +4398,7 @@
         <w:pStyle w:val="Heading2"/>
       </w:pPr>
       <w:r>
-        <w:t>132. Click&amp;Describe: Multimodal Grounding and Tracking for Aerial Objects (2025)</w:t>
+        <w:t>147. Click&amp;Describe: Multimodal Grounding and Tracking for Aerial Objects (2025)</w:t>
       </w:r>
     </w:p>
     <w:p>
@@ -3857,7 +4427,7 @@
         <w:pStyle w:val="Heading2"/>
       </w:pPr>
       <w:r>
-        <w:t>133. Cognitive embodied learning for anomaly active target tracking (2025)</w:t>
+        <w:t>148. Cognitive embodied learning for anomaly active target tracking (2025)</w:t>
       </w:r>
     </w:p>
     <w:p>
@@ -3886,7 +4456,7 @@
         <w:pStyle w:val="Heading2"/>
       </w:pPr>
       <w:r>
-        <w:t>134. Consistent Weighted Correlation-Based Attention for Transformer Tracking (2023)</w:t>
+        <w:t>149. Consistent Weighted Correlation-Based Attention for Transformer Tracking (2023)</w:t>
       </w:r>
     </w:p>
     <w:p>
@@ -3915,7 +4485,7 @@
         <w:pStyle w:val="Heading2"/>
       </w:pPr>
       <w:r>
-        <w:t>135. Continuously Learning Video-level Object Tokens for Robust UAV tracking (2025)</w:t>
+        <w:t>150. Continuously Learning Video-level Object Tokens for Robust UAV tracking (2025)</w:t>
       </w:r>
     </w:p>
     <w:p>
@@ -3944,7 +4514,7 @@
         <w:pStyle w:val="Heading2"/>
       </w:pPr>
       <w:r>
-        <w:t>136. Dynamic Compact Consensus Tracking for Aerial Robots (2025)</w:t>
+        <w:t>151. Dynamic Compact Consensus Tracking for Aerial Robots (2025)</w:t>
       </w:r>
     </w:p>
     <w:p>
@@ -3973,7 +4543,7 @@
         <w:pStyle w:val="Heading2"/>
       </w:pPr>
       <w:r>
-        <w:t>137. Improvement of Remote Sensing Target Tracking Method Based on Deep Learnin (2025)</w:t>
+        <w:t>152. Improvement of Remote Sensing Target Tracking Method Based on Deep Learnin (2025)</w:t>
       </w:r>
     </w:p>
     <w:p>
@@ -4002,7 +4572,7 @@
         <w:pStyle w:val="Heading2"/>
       </w:pPr>
       <w:r>
-        <w:t>138. Lightweight Anti-UAV Object Tracking With Visual Sensing Based on Heterogeneous Model Knowledge Distillation (2025)</w:t>
+        <w:t>153. Lightweight Anti-UAV Object Tracking With Visual Sensing Based on Heterogeneous Model Knowledge Distillation (2025)</w:t>
       </w:r>
     </w:p>
     <w:p>
@@ -4031,7 +4601,7 @@
         <w:pStyle w:val="Heading2"/>
       </w:pPr>
       <w:r>
-        <w:t>139. Motion-Appearance Synergistic Dual-Branch Joint Decision for Airborne Infrared Multi-Object Tracking (2026)</w:t>
+        <w:t>154. Motion-Appearance Synergistic Dual-Branch Joint Decision for Airborne Infrared Multi-Object Tracking (2026)</w:t>
       </w:r>
     </w:p>
     <w:p>
@@ -4060,7 +4630,7 @@
         <w:pStyle w:val="Heading2"/>
       </w:pPr>
       <w:r>
-        <w:t>140. Multi-Source Templates Learning for Real-Time Aerial Tracking (2023)</w:t>
+        <w:t>155. Multi-Source Templates Learning for Real-Time Aerial Tracking (2023)</w:t>
       </w:r>
     </w:p>
     <w:p>
@@ -4089,7 +4659,7 @@
         <w:pStyle w:val="Heading2"/>
       </w:pPr>
       <w:r>
-        <w:t>141. Performance Benchmarking of Visual Human Tracking Algorithms for UAVs (2022)</w:t>
+        <w:t>156. Paf-tracker: a novel pre-frame auxiliary and fusion visual tracker (2024)</w:t>
       </w:r>
     </w:p>
     <w:p>
@@ -4098,6 +4668,44 @@
           <w:i/>
           <w:sz w:val="18"/>
         </w:rPr>
+        <w:t>Wei Fang Liang, Derui Ding, Hui Yu; Machine Learning</w:t>
+      </w:r>
+      <w:r>
+        <w:rPr>
+          <w:color w:val="1F4E79"/>
+          <w:sz w:val="18"/>
+        </w:rPr>
+        <w:t xml:space="preserve">  |  https://doi.org/10.1007/s10994-023-06466-y</w:t>
+      </w:r>
+    </w:p>
+    <w:p>
+      <w:r>
+        <w:rPr>
+          <w:color w:val="808080"/>
+          <w:sz w:val="16"/>
+        </w:rPr>
+        <w:t>[abstract source: openreview]</w:t>
+      </w:r>
+    </w:p>
+    <w:p>
+      <w:r>
+        <w:t>Relying on a large amount of data, recent object trackers achieve superior performance. However Siamese-like trackers expose considerable shortcomings in the case of brief occlusion. To address these shortages, the paper proposes a novel pre-frame auxiliary and fusion tracking framework. Within this framework, a retained variable is first introduced to avoid some additional twin branches while retaining the previously obtained deep features of the search frames. Based on such a variable, a pre-frame auxiliary module is constructed to establish the relationship between encoding features and the retained pre-frame information and a decoding fusion module is designed to fuse the generated similarity relationship. Moreover, the Efficient IoU (EIoU) loss is employed to increase the precision of predicted bounding boxes by adding three penalty terms for the differences in the center point, length, and width of the two bounding boxes. Finally, the superiority over state-of-the-art methods is verified by numerous tests on visual tracking benchmarks.</w:t>
+      </w:r>
+    </w:p>
+    <w:p>
+      <w:pPr>
+        <w:pStyle w:val="Heading2"/>
+      </w:pPr>
+      <w:r>
+        <w:t>157. Performance Benchmarking of Visual Human Tracking Algorithms for UAVs (2022)</w:t>
+      </w:r>
+    </w:p>
+    <w:p>
+      <w:r>
+        <w:rPr>
+          <w:i/>
+          <w:sz w:val="18"/>
+        </w:rPr>
         <w:t>Τheofanis Kalampokas, George A. Papakostas, Vassilios Chatzis, Stelios Krinidis; Panhellenic Conference on Informatics</w:t>
       </w:r>
       <w:r>
@@ -4118,7 +4726,7 @@
         <w:pStyle w:val="Heading2"/>
       </w:pPr>
       <w:r>
-        <w:t>142. RCFT: re-parameterization convolution and feature filter for object tracking (2023)</w:t>
+        <w:t>158. RCFT: re-parameterization convolution and feature filter for object tracking (2023)</w:t>
       </w:r>
     </w:p>
     <w:p>
@@ -4147,7 +4755,7 @@
         <w:pStyle w:val="Heading2"/>
       </w:pPr>
       <w:r>
-        <w:t>143. RainyTrack: Enhancing Object Tracking in Adverse Weather Conditions with Siamese Networks (2024)</w:t>
+        <w:t>159. RainyTrack: Enhancing Object Tracking in Adverse Weather Conditions with Siamese Networks (2024)</w:t>
       </w:r>
     </w:p>
     <w:p>
@@ -4176,7 +4784,7 @@
         <w:pStyle w:val="Heading2"/>
       </w:pPr>
       <w:r>
-        <w:t>144. Robust Active Target Tracking via Constrained Policy Optimization in Partially Observable Environments (2024)</w:t>
+        <w:t>160. Robust Active Target Tracking via Constrained Policy Optimization in Partially Observable Environments (2024)</w:t>
       </w:r>
     </w:p>
     <w:p>
@@ -4205,7 +4813,7 @@
         <w:pStyle w:val="Heading2"/>
       </w:pPr>
       <w:r>
-        <w:t>145. SSiamTrack: Infrared Target Tracking via Spatiotemporal Siamese Network (2025)</w:t>
+        <w:t>161. SSiamTrack: Infrared Target Tracking via Spatiotemporal Siamese Network (2025)</w:t>
       </w:r>
     </w:p>
     <w:p>
@@ -4234,7 +4842,7 @@
         <w:pStyle w:val="Heading2"/>
       </w:pPr>
       <w:r>
-        <w:t>146. SiamTAR: Enhancing Object Tracking With Joint Template Updating and Relocation Mechanisms (2024)</w:t>
+        <w:t>162. SiamTAR: Enhancing Object Tracking With Joint Template Updating and Relocation Mechanisms (2024)</w:t>
       </w:r>
     </w:p>
     <w:p>
@@ -4263,7 +4871,7 @@
         <w:pStyle w:val="Heading2"/>
       </w:pPr>
       <w:r>
-        <w:t>147. TIFTrack: Visual Object Tracking by Target Trajectory and Inter Frame Relationship (2025)</w:t>
+        <w:t>163. TIFTrack: Visual Object Tracking by Target Trajectory and Inter Frame Relationship (2025)</w:t>
       </w:r>
     </w:p>
     <w:p>
@@ -4292,7 +4900,7 @@
         <w:pStyle w:val="Heading2"/>
       </w:pPr>
       <w:r>
-        <w:t>148. TPC-Tracker: A Tracker-Predictor Correlation Framework for Latency Compensation in Aerial Tracking (2026)</w:t>
+        <w:t>164. TPC-Tracker: A Tracker-Predictor Correlation Framework for Latency Compensation in Aerial Tracking (2026)</w:t>
       </w:r>
     </w:p>
     <w:p>
@@ -4321,7 +4929,7 @@
         <w:pStyle w:val="Heading2"/>
       </w:pPr>
       <w:r>
-        <w:t>149. Toward Real-Time UAV Tracking With Adaptive and Background-Aware Vision Transformers (2026)</w:t>
+        <w:t>165. Toward Real-Time UAV Tracking With Adaptive and Background-Aware Vision Transformers (2026)</w:t>
       </w:r>
     </w:p>
     <w:p>
@@ -4350,7 +4958,7 @@
         <w:pStyle w:val="Heading2"/>
       </w:pPr>
       <w:r>
-        <w:t>150. Universal Low-Frequency Noise Black-Box Attack on Visual Object Tracking (2025)</w:t>
+        <w:t>166. Tracking Reflected Objects: A Benchmark (2024)</w:t>
       </w:r>
     </w:p>
     <w:p>
@@ -4359,6 +4967,82 @@
           <w:i/>
           <w:sz w:val="18"/>
         </w:rPr>
+        <w:t>Xiaoyu Guo, Pengzhi Zhong, Lizhi Lin, Hao Zhang, Ling Huang, Shuiwang Li; Lecture notes in computer science</w:t>
+      </w:r>
+      <w:r>
+        <w:rPr>
+          <w:color w:val="1F4E79"/>
+          <w:sz w:val="18"/>
+        </w:rPr>
+        <w:t xml:space="preserve">  |  https://doi.org/10.1007/978-981-96-0901-7_21</w:t>
+      </w:r>
+    </w:p>
+    <w:p>
+      <w:r>
+        <w:rPr>
+          <w:color w:val="808080"/>
+          <w:sz w:val="16"/>
+        </w:rPr>
+        <w:t>[abstract source: openreview]</w:t>
+      </w:r>
+    </w:p>
+    <w:p>
+      <w:r>
+        <w:t>Visual tracking has advanced significantly in recent years, mainly due to the availability of large-scale training datasets. These datasets have enabled the development of numerous algorithms that can track objects with high accuracy and robustness.However, the majority of current research has been directed towards tracking generic objects, with less emphasis on more specialized and challenging scenarios. One such challenging scenario involves tracking reflected objects. Reflections can significantly distort the appearance of objects, creating ambiguous visual cues that complicate the tracking process. This issue is particularly pertinent in applications such as autonomous driving, security, smart homes, and industrial production, where accurately tracking objects reflected in surfaces like mirrors or glass is crucial. To address this gap, we introduce TRO, a benchmark specifically for Tracking Reflected Objects. TRO includes 200 sequences with around 70,000 frames, each carefully annotated with bounding boxes. This dataset aims to encourage the development of new, accurate methods for tracking reflected objects, which present unique challenges not sufficiently covered by existing benchmarks. We evaluated 20 state-of-the-art trackers and found that they struggle with the complexities of reflections. To provide a stronger baseline, we propose a new tracker, HiP-HaTrack, which uses hierarchical features to improve performance, significantly outperforming existing algorithms. We believe our benchmark, evaluation, and HiP-HaTrack will inspire further research and applications in tracking reflected objects. The TRO and code are available at https://github.com/OpenCodeGithub/HIP-HaTrack.</w:t>
+      </w:r>
+    </w:p>
+    <w:p>
+      <w:pPr>
+        <w:pStyle w:val="Heading2"/>
+      </w:pPr>
+      <w:r>
+        <w:t>167. UAV Cross-Modal Image Registration: Large-Scale Dataset and Transformer-Based Approach (2024)</w:t>
+      </w:r>
+    </w:p>
+    <w:p>
+      <w:r>
+        <w:rPr>
+          <w:i/>
+          <w:sz w:val="18"/>
+        </w:rPr>
+        <w:t>Yun Hua Xiao, Fei Liu, Yabin Zhu, Chenglong Li, Futian Wang, Jin Tang; Lecture notes in computer science</w:t>
+      </w:r>
+      <w:r>
+        <w:rPr>
+          <w:color w:val="1F4E79"/>
+          <w:sz w:val="18"/>
+        </w:rPr>
+        <w:t xml:space="preserve">  |  https://doi.org/10.1007/978-981-97-1417-9_16</w:t>
+      </w:r>
+    </w:p>
+    <w:p>
+      <w:r>
+        <w:rPr>
+          <w:color w:val="808080"/>
+          <w:sz w:val="16"/>
+        </w:rPr>
+        <w:t>[abstract source: openreview]</w:t>
+      </w:r>
+    </w:p>
+    <w:p>
+      <w:r>
+        <w:t>It is common to equip unmanned aerial vehicle (UAV) with visible-thermal infrared cameras to enable them to operate around the clock under any weather conditions. However, these two cameras often encounter significant non-registration issues. Multimodal methods depend on registered data, whereas current platforms often lack registration. This absence of registration renders the data unusable for these methods. Thus, there is a pressing need for research on UAV cross-modal image registration. At present, a scarcity of datasets has limited the development of this area. For this reason, we construct a dataset for visible infrared image registration (UAV-VIIR), which consists of 5560 image pairs. The dataset has five additional challenges including low-light, low-texture, foggy weather, motion blur, and thermal crossover. Furthermore, the dataset covers more than a dozen diverse and complex UAV scences. As far as our knowledge extends, this dataset ranks among the largest open-source collections available in this field. Additionally, we propose a transformer-based homography estimation network (THENet), which incorporates a cross-enhanced transformer module and effectively enhances the features of different modalities. Extensive experiments are conducted on our proposed dataset to demonstrate the superiority and effectiveness of our approach compared to state-of-the-art methods.</w:t>
+      </w:r>
+    </w:p>
+    <w:p>
+      <w:pPr>
+        <w:pStyle w:val="Heading2"/>
+      </w:pPr>
+      <w:r>
+        <w:t>168. Universal Low-Frequency Noise Black-Box Attack on Visual Object Tracking (2025)</w:t>
+      </w:r>
+    </w:p>
+    <w:p>
+      <w:r>
+        <w:rPr>
+          <w:i/>
+          <w:sz w:val="18"/>
+        </w:rPr>
         <w:t>Hanting Hou, Huan Bao, Kaimin Wei, Yongdong Wu; Symmetry</w:t>
       </w:r>
       <w:r>
@@ -4379,7 +5063,7 @@
         <w:pStyle w:val="Heading2"/>
       </w:pPr>
       <w:r>
-        <w:t>151. A Geometric Distortion Correction Method for UAV Projection in Non-Planar Scenarios (2025)</w:t>
+        <w:t>169. A Geometric Distortion Correction Method for UAV Projection in Non-Planar Scenarios (2025)</w:t>
       </w:r>
     </w:p>
     <w:p>
@@ -4408,7 +5092,7 @@
         <w:pStyle w:val="Heading2"/>
       </w:pPr>
       <w:r>
-        <w:t>152. A Hybrid Closed-Loop Tracker Fusing a Kalman Filter State Observer for Fast and Robust Embedded Visual Tracking (2026)</w:t>
+        <w:t>170. A Hybrid Closed-Loop Tracker Fusing a Kalman Filter State Observer for Fast and Robust Embedded Visual Tracking (2026)</w:t>
       </w:r>
     </w:p>
     <w:p>
@@ -4437,7 +5121,7 @@
         <w:pStyle w:val="Heading2"/>
       </w:pPr>
       <w:r>
-        <w:t>153. A Novel Expert-Assisted Anomaly-Aware Embodied Learning Framework for UAV Active Target Tracking (2026)</w:t>
+        <w:t>171. A Novel Expert-Assisted Anomaly-Aware Embodied Learning Framework for UAV Active Target Tracking (2026)</w:t>
       </w:r>
     </w:p>
     <w:p>
@@ -4466,7 +5150,7 @@
         <w:pStyle w:val="Heading2"/>
       </w:pPr>
       <w:r>
-        <w:t>154. AS-SAM2: Adaptive Self-Correction for Visual Tracking With SAM2 (2026)</w:t>
+        <w:t>172. A lightweight target detection method for pressure sensitive paint marker points (2026)</w:t>
       </w:r>
     </w:p>
     <w:p>
@@ -4475,6 +5159,44 @@
           <w:i/>
           <w:sz w:val="18"/>
         </w:rPr>
+        <w:t>Yuning Li, Xianhui Liao, Hui Li</w:t>
+      </w:r>
+      <w:r>
+        <w:rPr>
+          <w:color w:val="1F4E79"/>
+          <w:sz w:val="18"/>
+        </w:rPr>
+        <w:t xml:space="preserve">  |  https://doi.org/10.1145/3829641.3829699</w:t>
+      </w:r>
+    </w:p>
+    <w:p>
+      <w:r>
+        <w:rPr>
+          <w:color w:val="808080"/>
+          <w:sz w:val="16"/>
+        </w:rPr>
+        <w:t>[abstract source: semanticscholar]</w:t>
+      </w:r>
+    </w:p>
+    <w:p>
+      <w:r>
+        <w:t>Pressure sensitive paint (PSP) image marker point detection is a crucial step in the post-processing of flow field pressure measurement data, which directly determines the accuracy of image registration and the overall measurement efficiency. To address the existing trade-off dilemma among real-time performance, detection accuracy and computational cost in PSP image marker point detection, as well as the lack of dedicated datasets for this specific task, a lightweight marker point detection algorithm named PSPCMU-YOLO is proposed. Firstly, PSP image acquisition and annotation for a flight wing model are conducted to construct the FlyWing-PSP2025 dedicated dataset, which enriches the specialized data resources in this research field. Secondly, the detection layer structure of the baseline algorithm is reconfigured, strengthening the capture of shallow small-target features and alleviating the problem of loss of detailed information in the deep network. Finally, the CMUNeXt Block is introduced to the backbone network to replace the standard convolution, achieving efficient extraction of global information through large-kernel depthwise separable convolution, and simplifying the model parameters. Experimental verification shows that this algorithm effectively reduces the computational cost while guaranteeing high accuracy in marker point detection, which meeting the requirements of lightweight deployment and providing reliable support for the engineering application of PSP measurement technology.</w:t>
+      </w:r>
+    </w:p>
+    <w:p>
+      <w:pPr>
+        <w:pStyle w:val="Heading2"/>
+      </w:pPr>
+      <w:r>
+        <w:t>173. AS-SAM2: Adaptive Self-Correction for Visual Tracking With SAM2 (2026)</w:t>
+      </w:r>
+    </w:p>
+    <w:p>
+      <w:r>
+        <w:rPr>
+          <w:i/>
+          <w:sz w:val="18"/>
+        </w:rPr>
         <w:t>Tao Lv, Shenrun Ding, Yuji Wang, Yue Li, Xiaohuan Lu, Youliang Tian; IEEE Transactions on Circuits and Systems for Video Technology</w:t>
       </w:r>
       <w:r>
@@ -4495,7 +5217,7 @@
         <w:pStyle w:val="Heading2"/>
       </w:pPr>
       <w:r>
-        <w:t>155. Adaptive Continual Learning for Online Visual Object Tracking via Dynamic Grassmannian Appearance Modeling (2026)</w:t>
+        <w:t>174. Adaptive Continual Learning for Online Visual Object Tracking via Dynamic Grassmannian Appearance Modeling (2026)</w:t>
       </w:r>
     </w:p>
     <w:p>
@@ -4524,7 +5246,7 @@
         <w:pStyle w:val="Heading2"/>
       </w:pPr>
       <w:r>
-        <w:t>156. Adaptive Feature- and Scale-Based Object Tracking with Correlation Filters for Resource-Constrained End Devices in the IoT (2025)</w:t>
+        <w:t>175. Adaptive Feature- and Scale-Based Object Tracking with Correlation Filters for Resource-Constrained End Devices in the IoT (2025)</w:t>
       </w:r>
     </w:p>
     <w:p>
@@ -4553,7 +5275,7 @@
         <w:pStyle w:val="Heading2"/>
       </w:pPr>
       <w:r>
-        <w:t>157. Aerial Visual Tracking using Multi-level Temporal Contexts Information (2022)</w:t>
+        <w:t>176. Aerial Visual Tracking using Multi-level Temporal Contexts Information (2022)</w:t>
       </w:r>
     </w:p>
     <w:p>
@@ -4582,7 +5304,7 @@
         <w:pStyle w:val="Heading2"/>
       </w:pPr>
       <w:r>
-        <w:t>158. Anti-Occlusion Scale-Adaptive Correlation Tracking (2024)</w:t>
+        <w:t>177. Anti-Occlusion Scale-Adaptive Correlation Tracking (2024)</w:t>
       </w:r>
     </w:p>
     <w:p>
@@ -4611,7 +5333,7 @@
         <w:pStyle w:val="Heading2"/>
       </w:pPr>
       <w:r>
-        <w:t>159. AviAnalyzer: Interactive Temporal Analysis for Aircraft Flight Anomaly Detection (2025)</w:t>
+        <w:t>178. AviAnalyzer: Interactive Temporal Analysis for Aircraft Flight Anomaly Detection (2025)</w:t>
       </w:r>
     </w:p>
     <w:p>
@@ -4640,7 +5362,7 @@
         <w:pStyle w:val="Heading2"/>
       </w:pPr>
       <w:r>
-        <w:t>160. Banshee: Target Switch Attacks on Gimbal-Stabilized Visual Tracking Systems via Acoustic Injection (2026)</w:t>
+        <w:t>179. Banshee: Target Switch Attacks on Gimbal-Stabilized Visual Tracking Systems via Acoustic Injection (2026)</w:t>
       </w:r>
     </w:p>
     <w:p>
@@ -4669,7 +5391,7 @@
         <w:pStyle w:val="Heading2"/>
       </w:pPr>
       <w:r>
-        <w:t>161. CLAT: Convolutional Local Attention Tracker for Real-time UAV Target Tracking System with Feedback Information (2024)</w:t>
+        <w:t>180. CLAT: Convolutional Local Attention Tracker for Real-time UAV Target Tracking System with Feedback Information (2024)</w:t>
       </w:r>
     </w:p>
     <w:p>
@@ -4698,7 +5420,7 @@
         <w:pStyle w:val="Heading2"/>
       </w:pPr>
       <w:r>
-        <w:t>162. Correlation filter learning with dual-modal motion fusion and total variation for UAV tracking (2026)</w:t>
+        <w:t>181. Correlation filter learning with dual-modal motion fusion and total variation for UAV tracking (2026)</w:t>
       </w:r>
     </w:p>
     <w:p>
@@ -4727,7 +5449,7 @@
         <w:pStyle w:val="Heading2"/>
       </w:pPr>
       <w:r>
-        <w:t>163. Detection of Anatomical Structures and Lesions in Hand Surgery Through the Use of Artificial Intelligence (2024)</w:t>
+        <w:t>182. Customizing the feature modulation for visual tracking (2023)</w:t>
       </w:r>
     </w:p>
     <w:p>
@@ -4736,6 +5458,44 @@
           <w:i/>
           <w:sz w:val="18"/>
         </w:rPr>
+        <w:t>Yuping Zhang, Zepeng Yang, Bo Ma, Jiahao Wu, Fusheng Jin; The Visual Computer</w:t>
+      </w:r>
+      <w:r>
+        <w:rPr>
+          <w:color w:val="1F4E79"/>
+          <w:sz w:val="18"/>
+        </w:rPr>
+        <w:t xml:space="preserve">  |  https://doi.org/10.1007/s00371-023-03182-5</w:t>
+      </w:r>
+    </w:p>
+    <w:p>
+      <w:r>
+        <w:rPr>
+          <w:color w:val="808080"/>
+          <w:sz w:val="16"/>
+        </w:rPr>
+        <w:t>[abstract source: crossref-title]</w:t>
+      </w:r>
+    </w:p>
+    <w:p>
+      <w:r>
+        <w:t>In visual tracking, the target always undergoes appearance variations due to a variety of challenging situations, such as deformation and rotation. In this paper, we propose the target-guided feature modulation network based on the siamese network to extract more features related to the target. Specifically, we customize two target-guided feature modulation subnetworks for visual tracking, which are called template-guided spatial-attention modulation subnetwork and template-guided channel-attention modulation subnetwork. The former controls the discriminative region based on the correlation of each search feature position with all template feature positions, while the latter readjusts the importance of each channel according to the response value of each channel feature in the template features and in the search features. Extensive experiments on multiple datasets demonstrate the effectiveness of the proposed approach in this paper.</w:t>
+      </w:r>
+    </w:p>
+    <w:p>
+      <w:pPr>
+        <w:pStyle w:val="Heading2"/>
+      </w:pPr>
+      <w:r>
+        <w:t>183. Detection of Anatomical Structures and Lesions in Hand Surgery Through the Use of Artificial Intelligence (2024)</w:t>
+      </w:r>
+    </w:p>
+    <w:p>
+      <w:r>
+        <w:rPr>
+          <w:i/>
+          <w:sz w:val="18"/>
+        </w:rPr>
         <w:t>Guilhem Julia, Anne Fauchon, Rushed Kanawati</w:t>
       </w:r>
       <w:r>
@@ -4756,7 +5516,7 @@
         <w:pStyle w:val="Heading2"/>
       </w:pPr>
       <w:r>
-        <w:t>164. Dynamic Channel Pruning with Adaptive Weight Learning (2022)</w:t>
+        <w:t>184. Dynamic Channel Pruning with Adaptive Weight Learning (2022)</w:t>
       </w:r>
     </w:p>
     <w:p>
@@ -4785,7 +5545,7 @@
         <w:pStyle w:val="Heading2"/>
       </w:pPr>
       <w:r>
-        <w:t>165. Dynamic template updating Siamese network based on status feedback with quality evaluation for visual object tracking (2024)</w:t>
+        <w:t>185. Dynamic template updating Siamese network based on status feedback with quality evaluation for visual object tracking (2024)</w:t>
       </w:r>
     </w:p>
     <w:p>
@@ -4814,7 +5574,7 @@
         <w:pStyle w:val="Heading2"/>
       </w:pPr>
       <w:r>
-        <w:t>166. FAEMTrack: Feature-Augmented Embedding and Cross-Drone Fusion for Single Object Tracking (2025)</w:t>
+        <w:t>186. FAEMTrack: Feature-Augmented Embedding and Cross-Drone Fusion for Single Object Tracking (2025)</w:t>
       </w:r>
     </w:p>
     <w:p>
@@ -4843,7 +5603,7 @@
         <w:pStyle w:val="Heading2"/>
       </w:pPr>
       <w:r>
-        <w:t>167. From passive perception to active control and collaborative planning: A system-level survey on UVA visual moving target tracking (2026)</w:t>
+        <w:t>187. Feature Extraction with Refinement and Rebuilding Module for Visual Tracking (2025)</w:t>
       </w:r>
     </w:p>
     <w:p>
@@ -4852,6 +5612,44 @@
           <w:i/>
           <w:sz w:val="18"/>
         </w:rPr>
+        <w:t>Wenshuang Zhang, Hanhao Li, Pengcheng Sha, Dezheng Zhang, Jun Wang; Signal Image and Video Processing</w:t>
+      </w:r>
+      <w:r>
+        <w:rPr>
+          <w:color w:val="1F4E79"/>
+          <w:sz w:val="18"/>
+        </w:rPr>
+        <w:t xml:space="preserve">  |  https://doi.org/10.1007/s11760-025-04487-9</w:t>
+      </w:r>
+    </w:p>
+    <w:p>
+      <w:r>
+        <w:rPr>
+          <w:color w:val="808080"/>
+          <w:sz w:val="16"/>
+        </w:rPr>
+        <w:t>[abstract source: semanticscholar]</w:t>
+      </w:r>
+    </w:p>
+    <w:p>
+      <w:r>
+        <w:t>Convolutional neural network based trackers have achieved excellent tracking performance in terms of accuracy and speed. The feature extraction network is an essential component of trackers, serving as the foundation for target representation and discrimination. Existing feature extraction sub-networks struggle to adequately extract discriminative target spatial and channel features, which limits their representation capability. Moreover, they fail to effectively suppress background redundancy, leading to potential interference from cluttered environments. To address the limitations of existing tracking methods, we design a novel feature extraction subnetwork that incorporates a refinement and rebuilding module, integrating a Spatial Feature Refinement Module (SFRM) and a Channel Feature Rebuilding Module (CFRM). Different from existing approaches, our approach fully exploits their complementary nature to enhance target representations. The SFRM focuses on refining spatial features to preserve structural and locational accuracy, while the CFRM adaptively rebuilds channel features to strengthen semantic consistency. This design enables more accurate extraction of target features from both the template and search region, effectively highlighting foreground targets while suppressing background. By reducing redundancy in the spatial domain and enhancing feature expressiveness, our method presents a novel and effective tracking framework which achieves more precise target localization. We evaluated the proposed tracker on LaSOT, TrackingNet, NFS, UAV123, GOT-10K, DTB70 and TNL2K benchmarks. Compared to EMAT, our tracker improves by 3.7% in AO.</w:t>
+      </w:r>
+    </w:p>
+    <w:p>
+      <w:pPr>
+        <w:pStyle w:val="Heading2"/>
+      </w:pPr>
+      <w:r>
+        <w:t>188. From passive perception to active control and collaborative planning: A system-level survey on UVA visual moving target tracking (2026)</w:t>
+      </w:r>
+    </w:p>
+    <w:p>
+      <w:r>
+        <w:rPr>
+          <w:i/>
+          <w:sz w:val="18"/>
+        </w:rPr>
         <w:t>Yaodong Wei, Jiageng Liu, Kejuan Xue, Ende Wang; Defence Technology</w:t>
       </w:r>
       <w:r>
@@ -4872,7 +5670,7 @@
         <w:pStyle w:val="Heading2"/>
       </w:pPr>
       <w:r>
-        <w:t>168. Geometrical Relation Prediction Transformer for UAV-Ground Visual Tracking (2026)</w:t>
+        <w:t>189. Geometrical Relation Prediction Transformer for UAV-Ground Visual Tracking (2026)</w:t>
       </w:r>
     </w:p>
     <w:p>
@@ -4901,7 +5699,7 @@
         <w:pStyle w:val="Heading2"/>
       </w:pPr>
       <w:r>
-        <w:t>169. HCETrack: Visual Tracking with Historical Context Information and Feature Enhancement (2025)</w:t>
+        <w:t>190. HCETrack: Visual Tracking with Historical Context Information and Feature Enhancement (2025)</w:t>
       </w:r>
     </w:p>
     <w:p>
@@ -4930,7 +5728,7 @@
         <w:pStyle w:val="Heading2"/>
       </w:pPr>
       <w:r>
-        <w:t>170. HOMA-ST: High-Order Motion-Guided Cross-Attention for UAV Single-Object Tracking (2026)</w:t>
+        <w:t>191. HOMA-ST: High-Order Motion-Guided Cross-Attention for UAV Single-Object Tracking (2026)</w:t>
       </w:r>
     </w:p>
     <w:p>
@@ -4959,7 +5757,7 @@
         <w:pStyle w:val="Heading2"/>
       </w:pPr>
       <w:r>
-        <w:t>171. Hierarchical Supervised Network for Multi-Object Tracking in Reconnaissance UAV Video under Foggy Weather (2025)</w:t>
+        <w:t>192. Hierarchical Supervised Network for Multi-Object Tracking in Reconnaissance UAV Video under Foggy Weather (2025)</w:t>
       </w:r>
     </w:p>
     <w:p>
@@ -4988,7 +5786,7 @@
         <w:pStyle w:val="Heading2"/>
       </w:pPr>
       <w:r>
-        <w:t>172. Integrated channel attention method for Siamese tracker (2024)</w:t>
+        <w:t>193. Integrated channel attention method for Siamese tracker (2024)</w:t>
       </w:r>
     </w:p>
     <w:p>
@@ -5017,7 +5815,7 @@
         <w:pStyle w:val="Heading2"/>
       </w:pPr>
       <w:r>
-        <w:t>173. MHPTrack: Efficient Multimodal Historical Prompting for Aerial Target Tracking (2026)</w:t>
+        <w:t>194. MHPTrack: Efficient Multimodal Historical Prompting for Aerial Target Tracking (2026)</w:t>
       </w:r>
     </w:p>
     <w:p>
@@ -5046,7 +5844,7 @@
         <w:pStyle w:val="Heading2"/>
       </w:pPr>
       <w:r>
-        <w:t>174. MemLoTrack: Enhancing TIR Anti-UAV Tracking with Memory-Integrated Low-Rank Adaptation (2025)</w:t>
+        <w:t>195. MemLoTrack: Enhancing TIR Anti-UAV Tracking with Memory-Integrated Low-Rank Adaptation (2025)</w:t>
       </w:r>
     </w:p>
     <w:p>
@@ -5075,7 +5873,7 @@
         <w:pStyle w:val="Heading2"/>
       </w:pPr>
       <w:r>
-        <w:t>175. Modular Self-Supervised Learning for Hand Surgical Diagnosis (2023)</w:t>
+        <w:t>196. Modular Self-Supervised Learning for Hand Surgical Diagnosis (2023)</w:t>
       </w:r>
     </w:p>
     <w:p>
@@ -5104,7 +5902,7 @@
         <w:pStyle w:val="Heading2"/>
       </w:pPr>
       <w:r>
-        <w:t>176. Multi-Type Target Detection and Tracking in UAV Images under Typical Scenarios (2024)</w:t>
+        <w:t>197. Multi-Type Target Detection and Tracking in UAV Images under Typical Scenarios (2024)</w:t>
       </w:r>
     </w:p>
     <w:p>
@@ -5133,7 +5931,7 @@
         <w:pStyle w:val="Heading2"/>
       </w:pPr>
       <w:r>
-        <w:t>177. Multi-target Tracking with Occlusion Resistance for Mobile Robots in Dynamic Environments* (2024)</w:t>
+        <w:t>198. Multi-target Tracking with Occlusion Resistance for Mobile Robots in Dynamic Environments* (2024)</w:t>
       </w:r>
     </w:p>
     <w:p>
@@ -5162,7 +5960,7 @@
         <w:pStyle w:val="Heading2"/>
       </w:pPr>
       <w:r>
-        <w:t>178. Occlusion-Resistant Visual Tracking for UAVs (2025)</w:t>
+        <w:t>199. Object Tracking with Multiple Dynamic Templates Updating (2023)</w:t>
       </w:r>
     </w:p>
     <w:p>
@@ -5171,6 +5969,44 @@
           <w:i/>
           <w:sz w:val="18"/>
         </w:rPr>
+        <w:t>Mingyang Zhang, Kristof Van Beeck, Toon Goedemé; Lecture notes in computer science</w:t>
+      </w:r>
+      <w:r>
+        <w:rPr>
+          <w:color w:val="1F4E79"/>
+          <w:sz w:val="18"/>
+        </w:rPr>
+        <w:t xml:space="preserve">  |  https://doi.org/10.1007/978-3-031-25825-1_11</w:t>
+      </w:r>
+    </w:p>
+    <w:p>
+      <w:r>
+        <w:rPr>
+          <w:color w:val="808080"/>
+          <w:sz w:val="16"/>
+        </w:rPr>
+        <w:t>[abstract source: openreview]</w:t>
+      </w:r>
+    </w:p>
+    <w:p>
+      <w:r>
+        <w:t>Most existing Siamese visual trackers see the object tracking task as similarity learning between a search image and a single template image. Utilizing only one template leads to the negligence of the rich semantic information in other frames. Meanwhile, those Siamese trackers with temporal context exploitation either incorporate specially designed non-generic modules or include online-learning parts which compromise real-time performance. In this paper, we propose a novel model architecture incorporating multiple dynamic templates in a Siamese visual tracker to maximize temporal information utilization. To attain a favorable appearance representation from these templates, we propose an online dynamic template pool updater that leverages the frames with dissimilar appearances. Furthermore, we design a new hard positive sampling strategy to train the tracker with dissimilar templates. With the proposed methods, a Siamese tracker can be straightforwardly transformed and trained to benefit from the temporal correlations among frames. Comprehensive experiments on various tracking datasets show positive results and prove the effectiveness of the proposed methods.</w:t>
+      </w:r>
+    </w:p>
+    <w:p>
+      <w:pPr>
+        <w:pStyle w:val="Heading2"/>
+      </w:pPr>
+      <w:r>
+        <w:t>200. Occlusion-Resistant Visual Tracking for UAVs (2025)</w:t>
+      </w:r>
+    </w:p>
+    <w:p>
+      <w:r>
+        <w:rPr>
+          <w:i/>
+          <w:sz w:val="18"/>
+        </w:rPr>
         <w:t>Qiyuan Bai, Zhezhuang Xu, Yuanheng Wang, Yuhang Zhu; IEEE International Conference on Unmanned Systems (ICUS)</w:t>
       </w:r>
       <w:r>
@@ -5191,7 +6027,7 @@
         <w:pStyle w:val="Heading2"/>
       </w:pPr>
       <w:r>
-        <w:t>179. Parallel Perceptual Attention and Multifrequency Matching Network for UAV Tracking (2025)</w:t>
+        <w:t>201. PEBTrack: A Performance-Efficiency Balance Tracker for Aerial Scenario (2025)</w:t>
       </w:r>
     </w:p>
     <w:p>
@@ -5200,6 +6036,44 @@
           <w:i/>
           <w:sz w:val="18"/>
         </w:rPr>
+        <w:t>Xuesen Ma, Xiulan Yu, Xinghao Peng; Lecture notes in computer science</w:t>
+      </w:r>
+      <w:r>
+        <w:rPr>
+          <w:color w:val="1F4E79"/>
+          <w:sz w:val="18"/>
+        </w:rPr>
+        <w:t xml:space="preserve">  |  https://doi.org/10.1007/978-981-96-6596-9_14</w:t>
+      </w:r>
+    </w:p>
+    <w:p>
+      <w:r>
+        <w:rPr>
+          <w:color w:val="808080"/>
+          <w:sz w:val="16"/>
+        </w:rPr>
+        <w:t>[abstract source: openreview]</w:t>
+      </w:r>
+    </w:p>
+    <w:p>
+      <w:r>
+        <w:t>In recent years, Siamese-based object tracking methods have gained significant attention in the UAV field. However, the computational limitations of UAV platforms and the specific challenges of aerial tracking make it difficult for existing methods to achieve both real-time performance and high accuracy. This paper proposes PEBTrack, a tracker designed to balance performance and efficiency for UAV scenarios. PEBTrack uses MobileNetV3, a lightweight network optimized for mobile devices, to reduce model parameters and increase inference speed. Additionally, two attention modules are introduced: the Channel Shift Attention Module and the Context Local Perception Attention Module. These modules enhance the robustness of the algorithm by extracting detailed visual information and improving the network’s ability to capture local features. Additionally, a network for feature fusion is utilized to combine various types of semantic information, enhancing the flow of information. The regression and classification operations are decoupled to refine the tracked object and improve tracking accuracy. Experimental findings illustrate the effectiveness of PEBTrack, which achieves a processing speed of 45 FPS using CPU inference. It outperforms existing algorithms on the UAV123 and DTB70 benchmarks, showing accuracy and robustness comparable to TCTrack, a state-of-the-art tracker.</w:t>
+      </w:r>
+    </w:p>
+    <w:p>
+      <w:pPr>
+        <w:pStyle w:val="Heading2"/>
+      </w:pPr>
+      <w:r>
+        <w:t>202. Parallel Perceptual Attention and Multifrequency Matching Network for UAV Tracking (2025)</w:t>
+      </w:r>
+    </w:p>
+    <w:p>
+      <w:r>
+        <w:rPr>
+          <w:i/>
+          <w:sz w:val="18"/>
+        </w:rPr>
         <w:t>Anping Deng, Guangliang Han, Hang Yang, Zhichao Liu, Jianping Li, Dianbing Chen; IEEE Geoscience and Remote Sensing Letters</w:t>
       </w:r>
       <w:r>
@@ -5220,7 +6094,7 @@
         <w:pStyle w:val="Heading2"/>
       </w:pPr>
       <w:r>
-        <w:t>180. Progressive Hierarchical Feature Periodic Transformer for Robust UAV Tracking (2025)</w:t>
+        <w:t>203. Progressive Hierarchical Feature Periodic Transformer for Robust UAV Tracking (2025)</w:t>
       </w:r>
     </w:p>
     <w:p>
@@ -5249,7 +6123,7 @@
         <w:pStyle w:val="Heading2"/>
       </w:pPr>
       <w:r>
-        <w:t>181. RSconv: A Shape-Adaptive Learnable Affine Convolution Mode for Robust UAV Tracking in Infrared Scene (2026)</w:t>
+        <w:t>204. RSconv: A Shape-Adaptive Learnable Affine Convolution Mode for Robust UAV Tracking in Infrared Scene (2026)</w:t>
       </w:r>
     </w:p>
     <w:p>
@@ -5278,7 +6152,7 @@
         <w:pStyle w:val="Heading2"/>
       </w:pPr>
       <w:r>
-        <w:t>182. Real-Time UAV Tracking Through Disentangled Representation With Mutual Information Maximization (2024)</w:t>
+        <w:t>205. Real-Time UAV Tracking Through Disentangled Representation With Mutual Information Maximization (2024)</w:t>
       </w:r>
     </w:p>
     <w:p>
@@ -5307,7 +6181,7 @@
         <w:pStyle w:val="Heading2"/>
       </w:pPr>
       <w:r>
-        <w:t>183. SiamDC: Efficient UAV Visual Tracking via Collaborative Dual-Channel Enhancement and Cascaded Cross-Correlation Fusion (2026)</w:t>
+        <w:t>206. SiamDC: Efficient UAV Visual Tracking via Collaborative Dual-Channel Enhancement and Cascaded Cross-Correlation Fusion (2026)</w:t>
       </w:r>
     </w:p>
     <w:p>
@@ -5336,7 +6210,7 @@
         <w:pStyle w:val="Heading2"/>
       </w:pPr>
       <w:r>
-        <w:t>184. SiamSCT: Spatial-Channel Saliency and Temporal Fusion Network for Real-Time Aerial Tracking (2025)</w:t>
+        <w:t>207. SiamSCT: Spatial-Channel Saliency and Temporal Fusion Network for Real-Time Aerial Tracking (2025)</w:t>
       </w:r>
     </w:p>
     <w:p>
@@ -5365,7 +6239,7 @@
         <w:pStyle w:val="Heading2"/>
       </w:pPr>
       <w:r>
-        <w:t>185. Sparse Transformer Refinement Similarity Map for Aerial Tracking (2024)</w:t>
+        <w:t>208. Sparse Transformer Refinement Similarity Map for Aerial Tracking (2024)</w:t>
       </w:r>
     </w:p>
     <w:p>
@@ -5394,7 +6268,7 @@
         <w:pStyle w:val="Heading2"/>
       </w:pPr>
       <w:r>
-        <w:t>186. Synergistic Frequency-Spatial Enhancement With Temporal Correlation for Robust Satellite Video Tracking (2026)</w:t>
+        <w:t>209. Synergistic Frequency-Spatial Enhancement With Temporal Correlation for Robust Satellite Video Tracking (2026)</w:t>
       </w:r>
     </w:p>
     <w:p>
@@ -5423,7 +6297,7 @@
         <w:pStyle w:val="Heading2"/>
       </w:pPr>
       <w:r>
-        <w:t>187. Temporal Context Attention-Based Tracker for UAV Tracking (2023)</w:t>
+        <w:t>210. Temporal Context Attention-Based Tracker for UAV Tracking (2023)</w:t>
       </w:r>
     </w:p>
     <w:p>
@@ -5452,7 +6326,7 @@
         <w:pStyle w:val="Heading2"/>
       </w:pPr>
       <w:r>
-        <w:t>188. Temporal Information and Feature Fusion for RGBT Tracking (2026)</w:t>
+        <w:t>211. Temporal Information and Feature Fusion for RGBT Tracking (2026)</w:t>
       </w:r>
     </w:p>
     <w:p>
@@ -5481,7 +6355,7 @@
         <w:pStyle w:val="Heading2"/>
       </w:pPr>
       <w:r>
-        <w:t>189. The UAV Single Target Tracking Algorithm Based on Multimodal Data (2025)</w:t>
+        <w:t>212. The UAV Single Target Tracking Algorithm Based on Multimodal Data (2025)</w:t>
       </w:r>
     </w:p>
     <w:p>
@@ -5510,7 +6384,7 @@
         <w:pStyle w:val="Heading2"/>
       </w:pPr>
       <w:r>
-        <w:t>190. Tracker-LLM: Enhancing Visual Object Tracking via Bi-directional Chain-of-Thought Reasoning and Spatio-Temporal Memory (2026)</w:t>
+        <w:t>213. Tracker-LLM: Enhancing Visual Object Tracking via Bi-directional Chain-of-Thought Reasoning and Spatio-Temporal Memory (2026)</w:t>
       </w:r>
     </w:p>
     <w:p>
@@ -5539,7 +6413,7 @@
         <w:pStyle w:val="Heading2"/>
       </w:pPr>
       <w:r>
-        <w:t>191. UAV Detection in Challenging Scenarios Based on Adaptive Frame-Weighting and Edge-Locating (2026)</w:t>
+        <w:t>214. UAV Detection in Challenging Scenarios Based on Adaptive Frame-Weighting and Edge-Locating (2026)</w:t>
       </w:r>
     </w:p>
     <w:p>
@@ -5568,7 +6442,7 @@
         <w:pStyle w:val="Heading2"/>
       </w:pPr>
       <w:r>
-        <w:t>192. Unified Multi-Modal Object Tracking Through Spatial–Temporal Propagation and Modality Synergy (2025)</w:t>
+        <w:t>215. UAV-Based Maritime Object Tracking: A New Data Set and Dynamic Multi-scale Fusion Transformer (2026)</w:t>
       </w:r>
     </w:p>
     <w:p>
@@ -5577,6 +6451,44 @@
           <w:i/>
           <w:sz w:val="18"/>
         </w:rPr>
+        <w:t>Xinyue Wang, Jingjing Xiao, Xinghui Dong; SSRN Electronic Journal</w:t>
+      </w:r>
+      <w:r>
+        <w:rPr>
+          <w:color w:val="1F4E79"/>
+          <w:sz w:val="18"/>
+        </w:rPr>
+        <w:t xml:space="preserve">  |  https://doi.org/10.2139/ssrn.7345297</w:t>
+      </w:r>
+    </w:p>
+    <w:p>
+      <w:r>
+        <w:rPr>
+          <w:color w:val="808080"/>
+          <w:sz w:val="16"/>
+        </w:rPr>
+        <w:t>[abstract source: crossref-doi]</w:t>
+      </w:r>
+    </w:p>
+    <w:p>
+      <w:r>
+        <w:t>To perform the Unmanned Aerial Vehicle-based (UAV-based) maritime object tracking task, we acquire a new ship tracking data set, namely, UAVSeaShip102. This task faces severe challenges due to rapid target motion, drastic scale variations, and frequent occlusion in complex aerial scenes. Recent transformer-based trackers have shown remarkable potential in modeling long-range dependencies. However, their performance often deteriorates when faced with large-scale changes or unreliable updates. To address these issues, we propose a Dynamic Multi-scale Fusion Transformer Tracker (DMFTrack) for UAV-based single object tracking, which comprises two key components, i.e., a Dynamically-Weighted Multi-scale Feature Fusion Module (DWMS-FFM) and an Adaptive Template Update Mechanism (ATUM). The DWMS-FFM adaptively aggregates features from multiple scales via a learnable gating strategy, allowing the model to dynamically balance spatial details and global context. Furthermore, the ATUM employs a Score Head to estimate the reliability of the current template through dual-stage cross-attention, allowing confidence-guided online template updates that mitigate model drift. Extensive experiments conducted on UAVSeaShip102 and five commonly-used UAV-based benchmarks demonstrate that our method outperforms 22 trackers in challenging scenarios, which involve scale variation, occlusion, and background clutter, while maintaining real-time performance. It is suggested that DMFTrack is also applicable to other aerial tracking scenarios.</w:t>
+      </w:r>
+    </w:p>
+    <w:p>
+      <w:pPr>
+        <w:pStyle w:val="Heading2"/>
+      </w:pPr>
+      <w:r>
+        <w:t>216. Unified Multi-Modal Object Tracking Through Spatial–Temporal Propagation and Modality Synergy (2025)</w:t>
+      </w:r>
+    </w:p>
+    <w:p>
+      <w:r>
+        <w:rPr>
+          <w:i/>
+          <w:sz w:val="18"/>
+        </w:rPr>
         <w:t>Jiajia Wu, Haorui Zuo, Yuxing Wei, Meihui Li, Jianlin Zhang; Journal of Imaging</w:t>
       </w:r>
       <w:r>
@@ -5602,7 +6514,7 @@
     </w:p>
     <w:p>
       <w:r>
-        <w:t>These works cite TCTrack but no abstract text was available from open indexes (paywalled venues, workshop records, theses, or preprints without indexed abstracts):</w:t>
+        <w:t>These works cite TCTrack but no abstract text was available from any open source (OpenAlex, CrossRef, Semantic Scholar, OpenReview) — paywalled publisher pages or non-indexed venues:</w:t>
       </w:r>
     </w:p>
     <w:p>
@@ -5610,7 +6522,7 @@
         <w:pStyle w:val="ListBullet"/>
       </w:pPr>
       <w:r>
-        <w:t>Siamese object tracking for unmanned aerial vehicle: a review and comprehensive analysis (2023) — Artificial Intelligence Review — https://doi.org/10.1007/s10462-023-10558-5</w:t>
+        <w:t>Adaptive temporal feature modeling for visual tracking via cross-channel learning (2023) — Knowledge-Based Systems — https://doi.org/10.1016/j.knosys.2023.110380</w:t>
       </w:r>
     </w:p>
     <w:p>
@@ -5618,7 +6530,7 @@
         <w:pStyle w:val="ListBullet"/>
       </w:pPr>
       <w:r>
-        <w:t>Adaptive temporal feature modeling for visual tracking via cross-channel learning (2023) — Knowledge-Based Systems — https://doi.org/10.1016/j.knosys.2023.110380</w:t>
+        <w:t>Learning Dual-Fused Modality-Aware Representations for RGBD Tracking (2023) — Lecture notes in computer science — https://doi.org/10.1007/978-3-031-25085-9_27</w:t>
       </w:r>
     </w:p>
     <w:p>
@@ -5626,7 +6538,7 @@
         <w:pStyle w:val="ListBullet"/>
       </w:pPr>
       <w:r>
-        <w:t>Learning Dual-Fused Modality-Aware Representations for RGBD Tracking (2023) — Lecture notes in computer science — https://doi.org/10.1007/978-3-031-25085-9_27</w:t>
+        <w:t>Uncertainty and diversity-based active learning for UAV tracking (2025) — Neurocomputing — https://doi.org/10.1016/j.neucom.2025.130265</w:t>
       </w:r>
     </w:p>
     <w:p>
@@ -5634,7 +6546,7 @@
         <w:pStyle w:val="ListBullet"/>
       </w:pPr>
       <w:r>
-        <w:t>Uncertainty and diversity-based active learning for UAV tracking (2025) — Neurocomputing — https://doi.org/10.1016/j.neucom.2025.130265</w:t>
+        <w:t>PPTtrack: Pyramid pooling based Transformer backbone for visual tracking (2024) — Expert Systems with Applications — https://doi.org/10.1016/j.eswa.2024.123716</w:t>
       </w:r>
     </w:p>
     <w:p>
@@ -5642,7 +6554,7 @@
         <w:pStyle w:val="ListBullet"/>
       </w:pPr>
       <w:r>
-        <w:t>BioDrone: A Bionic Drone-Based Single Object Tracking Benchmark for Robust Vision (2023) — International Journal of Computer Vision — https://doi.org/10.1007/s11263-023-01937-0</w:t>
+        <w:t>A robust spatial-temporal correlation filter tracker for efficient UAV visual tracking (2022) — Applied Intelligence — https://doi.org/10.1007/s10489-022-03727-6</w:t>
       </w:r>
     </w:p>
     <w:p>
@@ -5650,7 +6562,7 @@
         <w:pStyle w:val="ListBullet"/>
       </w:pPr>
       <w:r>
-        <w:t>Exploring reliable infrared object tracking with spatio-temporal fusion transformer (2023) — Knowledge-Based Systems — https://doi.org/10.1016/j.knosys.2023.111234</w:t>
+        <w:t>Transformer-based moving target tracking method for Unmanned Aerial Vehicle (2022) — Engineering Applications of Artificial Intelligence — https://doi.org/10.1016/j.engappai.2022.105483</w:t>
       </w:r>
     </w:p>
     <w:p>
@@ -5658,7 +6570,7 @@
         <w:pStyle w:val="ListBullet"/>
       </w:pPr>
       <w:r>
-        <w:t>PPTtrack: Pyramid pooling based Transformer backbone for visual tracking (2024) — Expert Systems with Applications — https://doi.org/10.1016/j.eswa.2024.123716</w:t>
+        <w:t>Dynamic region-aware transformer backbone network for visual tracking (2024) — Engineering Applications of Artificial Intelligence — https://doi.org/10.1016/j.engappai.2024.108329</w:t>
       </w:r>
     </w:p>
     <w:p>
@@ -5666,7 +6578,7 @@
         <w:pStyle w:val="ListBullet"/>
       </w:pPr>
       <w:r>
-        <w:t>A robust spatial-temporal correlation filter tracker for efficient UAV visual tracking (2022) — Applied Intelligence — https://doi.org/10.1007/s10489-022-03727-6</w:t>
+        <w:t>Visual object tracking: Review and challenges (2025) — Applied Soft Computing — https://doi.org/10.1016/j.asoc.2025.113140</w:t>
       </w:r>
     </w:p>
     <w:p>
@@ -5674,7 +6586,7 @@
         <w:pStyle w:val="ListBullet"/>
       </w:pPr>
       <w:r>
-        <w:t>Transformer-based moving target tracking method for Unmanned Aerial Vehicle (2022) — Engineering Applications of Artificial Intelligence — https://doi.org/10.1016/j.engappai.2022.105483</w:t>
+        <w:t>Joint target and background temporal propagation for aerial tracking (2024) — ISPRS Journal of Photogrammetry and Remote Sensing — https://doi.org/10.1016/j.isprsjprs.2024.03.022</w:t>
       </w:r>
     </w:p>
     <w:p>
@@ -5682,7 +6594,7 @@
         <w:pStyle w:val="ListBullet"/>
       </w:pPr>
       <w:r>
-        <w:t>Dynamic region-aware transformer backbone network for visual tracking (2024) — Engineering Applications of Artificial Intelligence — https://doi.org/10.1016/j.engappai.2024.108329</w:t>
+        <w:t>Facing challenges: A survey of object tracking (2025) — Digital Signal Processing — https://doi.org/10.1016/j.dsp.2025.105082</w:t>
       </w:r>
     </w:p>
     <w:p>
@@ -5690,7 +6602,7 @@
         <w:pStyle w:val="ListBullet"/>
       </w:pPr>
       <w:r>
-        <w:t>Temporal adaptive bidirectional bridging for RGB-D tracking (2024) — Pattern Recognition — https://doi.org/10.1016/j.patcog.2024.111053</w:t>
+        <w:t>Improving Surveillance Object Detection with Adaptive Omni-Attention over Both Inter-frame and Intra-frame Context (2023) — Lecture notes in computer science — https://doi.org/10.1007/978-3-031-26284-5_14</w:t>
       </w:r>
     </w:p>
     <w:p>
@@ -5698,7 +6610,7 @@
         <w:pStyle w:val="ListBullet"/>
       </w:pPr>
       <w:r>
-        <w:t>Visual object tracking: Review and challenges (2025) — Applied Soft Computing — https://doi.org/10.1016/j.asoc.2025.113140</w:t>
+        <w:t>Adaptive information flow propagation for visual tracking (2025) — Knowledge-Based Systems — https://doi.org/10.1016/j.knosys.2025.113828</w:t>
       </w:r>
     </w:p>
     <w:p>
@@ -5706,7 +6618,7 @@
         <w:pStyle w:val="ListBullet"/>
       </w:pPr>
       <w:r>
-        <w:t>Towards universal and sparse adversarial examples for visual object tracking (2024) — Applied Soft Computing — https://doi.org/10.1016/j.asoc.2024.111252</w:t>
+        <w:t>Fast visual tracking with lightweight Siamese network and template-guided learning (2022) — Knowledge-Based Systems — https://doi.org/10.1016/j.knosys.2022.110037</w:t>
       </w:r>
     </w:p>
     <w:p>
@@ -5714,7 +6626,7 @@
         <w:pStyle w:val="ListBullet"/>
       </w:pPr>
       <w:r>
-        <w:t>APPTracker+: Displacement Uncertainty for Occlusion Handling in Low-Frame-Rate Multiple Object Tracking (2024) — International Journal of Computer Vision — https://doi.org/10.1007/s11263-024-02237-x</w:t>
+        <w:t>STIFormer: RGB-T tracking via Spatial–Temporal Interaction Transformer (2026) — Image and Vision Computing — https://doi.org/10.1016/j.imavis.2026.105929</w:t>
       </w:r>
     </w:p>
     <w:p>
@@ -5722,7 +6634,7 @@
         <w:pStyle w:val="ListBullet"/>
       </w:pPr>
       <w:r>
-        <w:t>Learning Feature Restoration Transformer for Robust Dehazing Visual Object Tracking (2024) — International Journal of Computer Vision — https://doi.org/10.1007/s11263-024-02182-9</w:t>
+        <w:t>Dual knowledge distillation for visual tracking with teacher–student network (2024) — Signal Image and Video Processing — https://doi.org/10.1007/s11760-024-03226-w</w:t>
       </w:r>
     </w:p>
     <w:p>
@@ -5730,7 +6642,7 @@
         <w:pStyle w:val="ListBullet"/>
       </w:pPr>
       <w:r>
-        <w:t>Spatio-temporal mix deformable feature extractor in visual tracking (2023) — Expert Systems with Applications — https://doi.org/10.1016/j.eswa.2023.121377</w:t>
+        <w:t>Incorporating prior knowledge and temporal memory transformer network for satellite video object tracking (2025) — ISPRS Journal of Photogrammetry and Remote Sensing — https://doi.org/10.1016/j.isprsjprs.2025.07.032</w:t>
       </w:r>
     </w:p>
     <w:p>
@@ -5738,7 +6650,7 @@
         <w:pStyle w:val="ListBullet"/>
       </w:pPr>
       <w:r>
-        <w:t>Joint target and background temporal propagation for aerial tracking (2024) — ISPRS Journal of Photogrammetry and Remote Sensing — https://doi.org/10.1016/j.isprsjprs.2024.03.022</w:t>
+        <w:t>TVAE-3D: Efficient multi-view 3D shape reconstruction with diffusion models and transformer based VAE (2025) — Cluster Computing — https://doi.org/10.1007/s10586-025-05618-0</w:t>
       </w:r>
     </w:p>
     <w:p>
@@ -5746,7 +6658,7 @@
         <w:pStyle w:val="ListBullet"/>
       </w:pPr>
       <w:r>
-        <w:t>Facing challenges: A survey of object tracking (2025) — Digital Signal Processing — https://doi.org/10.1016/j.dsp.2025.105082</w:t>
+        <w:t>CASS: A Context-Aware Memory Framework With Spectral–Spatial Modulation for UAV Multispectral Video Tracking (2026) — IEEE Transactions on Circuits and Systems for Video Technology — https://doi.org/10.1109/tcsvt.2026.3708187</w:t>
       </w:r>
     </w:p>
     <w:p>
@@ -5754,7 +6666,7 @@
         <w:pStyle w:val="ListBullet"/>
       </w:pPr>
       <w:r>
-        <w:t>Jointly modeling association and motion cues for robust infrared UAV tracking (2024) — The Visual Computer — https://doi.org/10.1007/s00371-023-03245-7</w:t>
+        <w:t>End-to-end wavelet block feature purification network for efficient and effective UAV object tracking (2023) — Journal of Visual Communication and Image Representation — https://doi.org/10.1016/j.jvcir.2023.103950</w:t>
       </w:r>
     </w:p>
     <w:p>
@@ -5762,7 +6674,7 @@
         <w:pStyle w:val="ListBullet"/>
       </w:pPr>
       <w:r>
-        <w:t>Saliency information and mosaic based data augmentation method for densely occluded object recognition (2024) — Pattern Analysis and Applications — https://doi.org/10.1007/s10044-024-01258-z</w:t>
+        <w:t>Structural-appearance information fusion for visual tracking (2023) — The Visual Computer — https://doi.org/10.1007/s00371-023-03013-7</w:t>
       </w:r>
     </w:p>
     <w:p>
@@ -5770,7 +6682,7 @@
         <w:pStyle w:val="ListBullet"/>
       </w:pPr>
       <w:r>
-        <w:t>Improving Surveillance Object Detection with Adaptive Omni-Attention over Both Inter-frame and Intra-frame Context (2023) — Lecture notes in computer science — https://doi.org/10.1007/978-3-031-26284-5_14</w:t>
+        <w:t>Unified Spatio-Temporal Tracking via Adaptive Embedding and Temporal Context Modeling (2026) — Knowledge-Based Systems — https://doi.org/10.1016/j.knosys.2026.116116</w:t>
       </w:r>
     </w:p>
     <w:p>
@@ -5778,7 +6690,7 @@
         <w:pStyle w:val="ListBullet"/>
       </w:pPr>
       <w:r>
-        <w:t>ATFTrans: attention-weighted token fusion transformer for robust and efficient object tracking (2024) — Neural Computing and Applications — https://doi.org/10.1007/s00521-024-09444-0</w:t>
+        <w:t>BTMTrack: Robust RGB-T tracking via dual-template bridging and temporal-modal candidate elimination (2025) — Image and Vision Computing — https://doi.org/10.1016/j.imavis.2025.105676</w:t>
       </w:r>
     </w:p>
     <w:p>
@@ -5786,7 +6698,7 @@
         <w:pStyle w:val="ListBullet"/>
       </w:pPr>
       <w:r>
-        <w:t>Unmanned Aerial Vehicle-based Autonomous Tracking System for Invasive Flying Insects (2024) — Computers and Electronics in Agriculture — https://doi.org/10.1016/j.compag.2024.109616</w:t>
+        <w:t>CAT: A Unified Click-and-Track Framework for Realistic Tracking (2025) — IEEE/CVF International Conference on Computer Vision (ICCV) — https://doi.org/10.1109/iccv51701.2025.00539</w:t>
       </w:r>
     </w:p>
     <w:p>
@@ -5794,7 +6706,7 @@
         <w:pStyle w:val="ListBullet"/>
       </w:pPr>
       <w:r>
-        <w:t>Adaptive information flow propagation for visual tracking (2025) — Knowledge-Based Systems — https://doi.org/10.1016/j.knosys.2025.113828</w:t>
+        <w:t>HFS: an intelligent heuristic feature selection scheme to correct uncertainty (2024) — The Journal of Supercomputing — https://doi.org/10.1007/s11227-024-06437-7</w:t>
       </w:r>
     </w:p>
     <w:p>
@@ -5802,7 +6714,7 @@
         <w:pStyle w:val="ListBullet"/>
       </w:pPr>
       <w:r>
-        <w:t>Enhancing UAV tracking: a focus on discriminative representations using contrastive instances (2024) — Journal of Real-Time Image Processing — https://doi.org/10.1007/s11554-024-01456-2</w:t>
+        <w:t>Siam2C: Siamese visual segmentation and tracking with classification-rank loss and classification-aware (2024) — Applied Intelligence — https://doi.org/10.1007/s10489-024-05840-0</w:t>
       </w:r>
     </w:p>
     <w:p>
@@ -5810,7 +6722,7 @@
         <w:pStyle w:val="ListBullet"/>
       </w:pPr>
       <w:r>
-        <w:t>Fast visual tracking with lightweight Siamese network and template-guided learning (2022) — Knowledge-Based Systems — https://doi.org/10.1016/j.knosys.2022.110037</w:t>
+        <w:t>Siamsdt: a self-adaptive dynamic template siamese network for airborne visual tracking of MAVs on heterogeneous FPGA-SoC (2025) — The Journal of Supercomputing — https://doi.org/10.1007/s11227-025-06928-1</w:t>
       </w:r>
     </w:p>
     <w:p>
@@ -5818,7 +6730,7 @@
         <w:pStyle w:val="ListBullet"/>
       </w:pPr>
       <w:r>
-        <w:t>STIFormer: RGB-T tracking via Spatial–Temporal Interaction Transformer (2026) — Image and Vision Computing — https://doi.org/10.1016/j.imavis.2026.105929</w:t>
+        <w:t>Memory optimization network for enhanced vision-language target tracking (2026) — The Journal of Supercomputing — https://doi.org/10.1007/s11227-026-08377-w</w:t>
       </w:r>
     </w:p>
     <w:p>
@@ -5826,7 +6738,7 @@
         <w:pStyle w:val="ListBullet"/>
       </w:pPr>
       <w:r>
-        <w:t>Dual knowledge distillation for visual tracking with teacher–student network (2024) — Signal Image and Video Processing — https://doi.org/10.1007/s11760-024-03226-w</w:t>
+        <w:t>Propagating prior information with transformer for robust visual object tracking (2024) — Multimedia Systems — https://doi.org/10.1007/s00530-024-01423-8</w:t>
       </w:r>
     </w:p>
     <w:p>
@@ -5834,7 +6746,7 @@
         <w:pStyle w:val="ListBullet"/>
       </w:pPr>
       <w:r>
-        <w:t>Incorporating prior knowledge and temporal memory transformer network for satellite video object tracking (2025) — ISPRS Journal of Photogrammetry and Remote Sensing — https://doi.org/10.1016/j.isprsjprs.2025.07.032</w:t>
+        <w:t>SiamAUDT: adaptive updating decision for online Siamese tracker (2024) — Multimedia Tools and Applications — https://doi.org/10.1007/s11042-024-18587-0</w:t>
       </w:r>
     </w:p>
     <w:p>
@@ -5842,7 +6754,7 @@
         <w:pStyle w:val="ListBullet"/>
       </w:pPr>
       <w:r>
-        <w:t>Object tracking based on siamese network with 3D attention and multiple graph attention (2023) — Computer Vision and Image Understanding — https://doi.org/10.1016/j.cviu.2023.103786</w:t>
+        <w:t>TAPTrack: An Efficient Temporal-Aware Prompt Tracker for Infrared Anti-UAV Tracking (2026) — IEEE Transactions on Geoscience and Remote Sensing — https://doi.org/10.1109/tgrs.2026.3682081</w:t>
       </w:r>
     </w:p>
     <w:p>
@@ -5850,7 +6762,7 @@
         <w:pStyle w:val="ListBullet"/>
       </w:pPr>
       <w:r>
-        <w:t>TVAE-3D: Efficient multi-view 3D shape reconstruction with diffusion models and transformer based VAE (2025) — Cluster Computing — https://doi.org/10.1007/s10586-025-05618-0</w:t>
+        <w:t>Target-aware pooling combining global contexts for aerial tracking (2024) — The Visual Computer — https://doi.org/10.1007/s00371-024-03282-w</w:t>
       </w:r>
     </w:p>
     <w:p>
@@ -5858,7 +6770,7 @@
         <w:pStyle w:val="ListBullet"/>
       </w:pPr>
       <w:r>
-        <w:t>CASS: A Context-Aware Memory Framework With Spectral–Spatial Modulation for UAV Multispectral Video Tracking (2026) — IEEE Transactions on Circuits and Systems for Video Technology — https://doi.org/10.1109/tcsvt.2026.3708187</w:t>
+        <w:t>A novel lightweight Siamese-like tracker based on transformers with unidirectional mixed attention (2026) — Pattern Analysis and Applications — https://doi.org/10.1007/s10044-026-01771-3</w:t>
       </w:r>
     </w:p>
     <w:p>
@@ -5866,7 +6778,7 @@
         <w:pStyle w:val="ListBullet"/>
       </w:pPr>
       <w:r>
-        <w:t>End-to-end wavelet block feature purification network for efficient and effective UAV object tracking (2023) — Journal of Visual Communication and Image Representation — https://doi.org/10.1016/j.jvcir.2023.103950</w:t>
+        <w:t>AMV-tracker: an adaptive multi-view complementary information tracking algorithm with a dynamic activation mechanism (2026) — Displays — https://doi.org/10.1016/j.displa.2026.103545</w:t>
       </w:r>
     </w:p>
     <w:p>
@@ -5874,7 +6786,7 @@
         <w:pStyle w:val="ListBullet"/>
       </w:pPr>
       <w:r>
-        <w:t>Structural-appearance information fusion for visual tracking (2023) — The Visual Computer — https://doi.org/10.1007/s00371-023-03013-7</w:t>
+        <w:t>Blur-guided motion and spatio-temporal swarm graph modeling for UAV intent understanding (2026) — Knowledge-Based Systems — https://doi.org/10.1016/j.knosys.2026.116895</w:t>
       </w:r>
     </w:p>
     <w:p>
@@ -5882,7 +6794,7 @@
         <w:pStyle w:val="ListBullet"/>
       </w:pPr>
       <w:r>
-        <w:t>Unified Spatio-Temporal Tracking via Adaptive Embedding and Temporal Context Modeling (2026) — Knowledge-Based Systems — https://doi.org/10.1016/j.knosys.2026.116116</w:t>
+        <w:t>DFCTrack: dynamic full-temporal context fusion for object tracking (2026) — International Journal of Machine Learning and Cybernetics — https://doi.org/10.1007/s13042-026-03261-8</w:t>
       </w:r>
     </w:p>
     <w:p>
@@ -5890,7 +6802,7 @@
         <w:pStyle w:val="ListBullet"/>
       </w:pPr>
       <w:r>
-        <w:t>BTMTrack: Robust RGB-T tracking via dual-template bridging and temporal-modal candidate elimination (2025) — Image and Vision Computing — https://doi.org/10.1016/j.imavis.2025.105676</w:t>
+        <w:t>DynaTrack-Air: Dynamic Template Fusion with Retrospective Consistency Verification for Robust UAV Tracking (2025) — China Automation Congress (CAC) — https://doi.org/10.1109/cac67268.2025.11487800</w:t>
       </w:r>
     </w:p>
     <w:p>
@@ -5898,7 +6810,7 @@
         <w:pStyle w:val="ListBullet"/>
       </w:pPr>
       <w:r>
-        <w:t>CAT: A Unified Click-and-Track Framework for Realistic Tracking (2025) — IEEE/CVF International Conference on Computer Vision (ICCV) — https://doi.org/10.1109/iccv51701.2025.00539</w:t>
+        <w:t>Efficient UAV Object Tracking via Visual Contrastive Attention and Hybrid Adaptive Computation (2026) — https://doi.org/10.1109/ust70584.2026.11663823</w:t>
       </w:r>
     </w:p>
     <w:p>
@@ -5906,7 +6818,7 @@
         <w:pStyle w:val="ListBullet"/>
       </w:pPr>
       <w:r>
-        <w:t>COST: Contrastive one-stage transformer for vision-language small object tracking (2025) — Information Fusion — https://doi.org/10.1016/j.inffus.2025.103604</w:t>
+        <w:t>Gradually target activating and self-supervised enhancing for visual tracking (2026) — Knowledge-Based Systems — https://doi.org/10.1016/j.knosys.2026.116779</w:t>
       </w:r>
     </w:p>
     <w:p>
@@ -5914,7 +6826,7 @@
         <w:pStyle w:val="ListBullet"/>
       </w:pPr>
       <w:r>
-        <w:t>HFS: an intelligent heuristic feature selection scheme to correct uncertainty (2024) — The Journal of Supercomputing — https://doi.org/10.1007/s11227-024-06437-7</w:t>
+        <w:t>HEATTrack: History Evidence Injection and Target-Aware Prompting for Aerial Multispectral Single-Object Tracking (2026) — IEEE Transactions on Geoscience and Remote Sensing — https://doi.org/10.1109/tgrs.2026.3709525</w:t>
       </w:r>
     </w:p>
     <w:p>
@@ -5922,7 +6834,7 @@
         <w:pStyle w:val="ListBullet"/>
       </w:pPr>
       <w:r>
-        <w:t>Siam2C: Siamese visual segmentation and tracking with classification-rank loss and classification-aware (2024) — Applied Intelligence — https://doi.org/10.1007/s10489-024-05840-0</w:t>
+        <w:t>Learning Shallow-Robust Vision Transformers With Selective Distillation for Real-Time UAV Tracking (2026) — IEEE Transactions on Circuits and Systems for Video Technology — https://doi.org/10.1109/tcsvt.2026.3706810</w:t>
       </w:r>
     </w:p>
     <w:p>
@@ -5930,7 +6842,7 @@
         <w:pStyle w:val="ListBullet"/>
       </w:pPr>
       <w:r>
-        <w:t>Siamsdt: a self-adaptive dynamic template siamese network for airborne visual tracking of MAVs on heterogeneous FPGA-SoC (2025) — The Journal of Supercomputing — https://doi.org/10.1007/s11227-025-06928-1</w:t>
+        <w:t>Multilayer Semantic Perceptual Network for Aerial Tracking (2024) — Lecture notes in electrical engineering — https://doi.org/10.1007/978-981-97-8658-9_44</w:t>
       </w:r>
     </w:p>
     <w:p>
@@ -5938,7 +6850,7 @@
         <w:pStyle w:val="ListBullet"/>
       </w:pPr>
       <w:r>
-        <w:t>Memory optimization network for enhanced vision-language target tracking (2026) — The Journal of Supercomputing — https://doi.org/10.1007/s11227-026-08377-w</w:t>
+        <w:t>PMOSTRACK: A Video Object Tracking Framework with Positional Visualization and Mamba-Based Historical Modeling (2026) — Lecture notes in networks and systems — https://doi.org/10.1007/978-3-032-31236-5_8</w:t>
       </w:r>
     </w:p>
     <w:p>
@@ -5946,7 +6858,7 @@
         <w:pStyle w:val="ListBullet"/>
       </w:pPr>
       <w:r>
-        <w:t>Paf-tracker: a novel pre-frame auxiliary and fusion visual tracker (2024) — Machine Learning — https://doi.org/10.1007/s10994-023-06466-y</w:t>
+        <w:t>Re-detection UAV target tracking algorithm based on twin network (2026) — https://doi.org/10.1109/ciml69155.2026.11692792</w:t>
       </w:r>
     </w:p>
     <w:p>
@@ -5954,7 +6866,7 @@
         <w:pStyle w:val="ListBullet"/>
       </w:pPr>
       <w:r>
-        <w:t>Propagating prior information with transformer for robust visual object tracking (2024) — Multimedia Systems — https://doi.org/10.1007/s00530-024-01423-8</w:t>
+        <w:t>Research on Transformer Tracking with Temporal Context and Bounding Box Refinement Module (2025) — Communications in computer and information science — https://doi.org/10.1007/978-981-96-2186-6_17</w:t>
       </w:r>
     </w:p>
     <w:p>
@@ -5962,7 +6874,7 @@
         <w:pStyle w:val="ListBullet"/>
       </w:pPr>
       <w:r>
-        <w:t>SiamAUDT: adaptive updating decision for online Siamese tracker (2024) — Multimedia Tools and Applications — https://doi.org/10.1007/s11042-024-18587-0</w:t>
+        <w:t>Robust Transformer Tracking with Minimum Entropy Criterion Model Update (2023) — SSRN Electronic Journal — https://doi.org/10.2139/ssrn.4504064</w:t>
       </w:r>
     </w:p>
     <w:p>
@@ -5970,7 +6882,7 @@
         <w:pStyle w:val="ListBullet"/>
       </w:pPr>
       <w:r>
-        <w:t>TAPTrack: An Efficient Temporal-Aware Prompt Tracker for Infrared Anti-UAV Tracking (2026) — IEEE Transactions on Geoscience and Remote Sensing — https://doi.org/10.1109/tgrs.2026.3682081</w:t>
+        <w:t>SiamDTO: Mamba-Based Spatio-Temporal Attention for Satellite Video Object Tracking (2026) — Lecture notes in computer science — https://doi.org/10.1007/978-981-95-5755-4_11</w:t>
       </w:r>
     </w:p>
     <w:p>
@@ -5978,7 +6890,7 @@
         <w:pStyle w:val="ListBullet"/>
       </w:pPr>
       <w:r>
-        <w:t>Target-aware pooling combining global contexts for aerial tracking (2024) — The Visual Computer — https://doi.org/10.1007/s00371-024-03282-w</w:t>
+        <w:t>SiamMFT: Siamese MultiFrame Network in Infrared Small Target Tracking (2025) — Lecture notes in computer science — https://doi.org/10.1007/978-981-96-9856-1_1</w:t>
       </w:r>
     </w:p>
     <w:p>
@@ -5986,7 +6898,7 @@
         <w:pStyle w:val="ListBullet"/>
       </w:pPr>
       <w:r>
-        <w:t>Tracking Reflected Objects: A Benchmark (2024) — Lecture notes in computer science — https://doi.org/10.1007/978-981-96-0901-7_21</w:t>
+        <w:t>SiamXKD: Siamese Network for UAV Visual Tracking Based on Cross-Head Knowledge Distillation (2026) — Lecture notes in electrical engineering — https://doi.org/10.1007/978-981-95-4053-2_47</w:t>
       </w:r>
     </w:p>
     <w:p>
@@ -5994,7 +6906,7 @@
         <w:pStyle w:val="ListBullet"/>
       </w:pPr>
       <w:r>
-        <w:t>UAV Cross-Modal Image Registration: Large-Scale Dataset and Transformer-Based Approach (2024) — Lecture notes in computer science — https://doi.org/10.1007/978-981-97-1417-9_16</w:t>
+        <w:t>TMATrack: token merging for autoregressive visual object tracking (2025) — The Journal of Supercomputing — https://doi.org/10.1007/s11227-025-07498-y</w:t>
       </w:r>
     </w:p>
     <w:p>
@@ -6002,7 +6914,7 @@
         <w:pStyle w:val="ListBullet"/>
       </w:pPr>
       <w:r>
-        <w:t>A lightweight target detection method for pressure sensitive paint marker points (2026) — https://doi.org/10.1145/3829641.3829699</w:t>
+        <w:t>Target-Aware Gaussian Distribution Estimation for Satellite Video Object Tracking (2026) — IEEE Transactions on Geoscience and Remote Sensing — https://doi.org/10.1109/tgrs.2026.3704141</w:t>
       </w:r>
     </w:p>
     <w:p>
@@ -6010,7 +6922,7 @@
         <w:pStyle w:val="ListBullet"/>
       </w:pPr>
       <w:r>
-        <w:t>A novel lightweight Siamese-like tracker based on transformers with unidirectional mixed attention (2026) — Pattern Analysis and Applications — https://doi.org/10.1007/s10044-026-01771-3</w:t>
+        <w:t>Temporal Context Aggregation for Visual Tracking Using Valid Frame and Knowledge Token (2025) — Communications in computer and information science — https://doi.org/10.1007/978-981-95-3739-6_27</w:t>
       </w:r>
     </w:p>
     <w:p>
@@ -6018,7 +6930,7 @@
         <w:pStyle w:val="ListBullet"/>
       </w:pPr>
       <w:r>
-        <w:t>AMV-tracker: an adaptive multi-view complementary information tracking algorithm with a dynamic activation mechanism (2026) — Displays — https://doi.org/10.1016/j.displa.2026.103545</w:t>
+        <w:t>Towards Real-Time Drone Vision for Road Safety (2026) — Lecture notes in computer science — https://doi.org/10.1007/978-3-032-39518-4_31</w:t>
       </w:r>
     </w:p>
     <w:p>
@@ -6026,199 +6938,7 @@
         <w:pStyle w:val="ListBullet"/>
       </w:pPr>
       <w:r>
-        <w:t>Blur-guided motion and spatio-temporal swarm graph modeling for UAV intent understanding (2026) — Knowledge-Based Systems — https://doi.org/10.1016/j.knosys.2026.116895</w:t>
-      </w:r>
-    </w:p>
-    <w:p>
-      <w:pPr>
-        <w:pStyle w:val="ListBullet"/>
-      </w:pPr>
-      <w:r>
-        <w:t>Customizing the feature modulation for visual tracking (2023) — The Visual Computer — https://doi.org/10.1007/s00371-023-03182-5</w:t>
-      </w:r>
-    </w:p>
-    <w:p>
-      <w:pPr>
-        <w:pStyle w:val="ListBullet"/>
-      </w:pPr>
-      <w:r>
-        <w:t>DFCTrack: dynamic full-temporal context fusion for object tracking (2026) — International Journal of Machine Learning and Cybernetics — https://doi.org/10.1007/s13042-026-03261-8</w:t>
-      </w:r>
-    </w:p>
-    <w:p>
-      <w:pPr>
-        <w:pStyle w:val="ListBullet"/>
-      </w:pPr>
-      <w:r>
-        <w:t>DynaTrack-Air: Dynamic Template Fusion with Retrospective Consistency Verification for Robust UAV Tracking (2025) — China Automation Congress (CAC) — https://doi.org/10.1109/cac67268.2025.11487800</w:t>
-      </w:r>
-    </w:p>
-    <w:p>
-      <w:pPr>
-        <w:pStyle w:val="ListBullet"/>
-      </w:pPr>
-      <w:r>
-        <w:t>Efficient UAV Object Tracking via Visual Contrastive Attention and Hybrid Adaptive Computation (2026) — https://doi.org/10.1109/ust70584.2026.11663823</w:t>
-      </w:r>
-    </w:p>
-    <w:p>
-      <w:pPr>
-        <w:pStyle w:val="ListBullet"/>
-      </w:pPr>
-      <w:r>
-        <w:t>Feature Extraction with Refinement and Rebuilding Module for Visual Tracking (2025) — Signal Image and Video Processing — https://doi.org/10.1007/s11760-025-04487-9</w:t>
-      </w:r>
-    </w:p>
-    <w:p>
-      <w:pPr>
-        <w:pStyle w:val="ListBullet"/>
-      </w:pPr>
-      <w:r>
-        <w:t>Gradually target activating and self-supervised enhancing for visual tracking (2026) — Knowledge-Based Systems — https://doi.org/10.1016/j.knosys.2026.116779</w:t>
-      </w:r>
-    </w:p>
-    <w:p>
-      <w:pPr>
-        <w:pStyle w:val="ListBullet"/>
-      </w:pPr>
-      <w:r>
-        <w:t>HEATTrack: History Evidence Injection and Target-Aware Prompting for Aerial Multispectral Single-Object Tracking (2026) — IEEE Transactions on Geoscience and Remote Sensing — https://doi.org/10.1109/tgrs.2026.3709525</w:t>
-      </w:r>
-    </w:p>
-    <w:p>
-      <w:pPr>
-        <w:pStyle w:val="ListBullet"/>
-      </w:pPr>
-      <w:r>
-        <w:t>Learning Shallow-Robust Vision Transformers With Selective Distillation for Real-Time UAV Tracking (2026) — IEEE Transactions on Circuits and Systems for Video Technology — https://doi.org/10.1109/tcsvt.2026.3706810</w:t>
-      </w:r>
-    </w:p>
-    <w:p>
-      <w:pPr>
-        <w:pStyle w:val="ListBullet"/>
-      </w:pPr>
-      <w:r>
-        <w:t>Multilayer Semantic Perceptual Network for Aerial Tracking (2024) — Lecture notes in electrical engineering — https://doi.org/10.1007/978-981-97-8658-9_44</w:t>
-      </w:r>
-    </w:p>
-    <w:p>
-      <w:pPr>
-        <w:pStyle w:val="ListBullet"/>
-      </w:pPr>
-      <w:r>
-        <w:t>Object Tracking with Multiple Dynamic Templates Updating (2023) — Lecture notes in computer science — https://doi.org/10.1007/978-3-031-25825-1_11</w:t>
-      </w:r>
-    </w:p>
-    <w:p>
-      <w:pPr>
-        <w:pStyle w:val="ListBullet"/>
-      </w:pPr>
-      <w:r>
-        <w:t>PEBTrack: A Performance-Efficiency Balance Tracker for Aerial Scenario (2025) — Lecture notes in computer science — https://doi.org/10.1007/978-981-96-6596-9_14</w:t>
-      </w:r>
-    </w:p>
-    <w:p>
-      <w:pPr>
-        <w:pStyle w:val="ListBullet"/>
-      </w:pPr>
-      <w:r>
-        <w:t>PMOSTRACK: A Video Object Tracking Framework with Positional Visualization and Mamba-Based Historical Modeling (2026) — Lecture notes in networks and systems — https://doi.org/10.1007/978-3-032-31236-5_8</w:t>
-      </w:r>
-    </w:p>
-    <w:p>
-      <w:pPr>
-        <w:pStyle w:val="ListBullet"/>
-      </w:pPr>
-      <w:r>
-        <w:t>Re-detection UAV target tracking algorithm based on twin network (2026) — https://doi.org/10.1109/ciml69155.2026.11692792</w:t>
-      </w:r>
-    </w:p>
-    <w:p>
-      <w:pPr>
-        <w:pStyle w:val="ListBullet"/>
-      </w:pPr>
-      <w:r>
-        <w:t>Research on Transformer Tracking with Temporal Context and Bounding Box Refinement Module (2025) — Communications in computer and information science — https://doi.org/10.1007/978-981-96-2186-6_17</w:t>
-      </w:r>
-    </w:p>
-    <w:p>
-      <w:pPr>
-        <w:pStyle w:val="ListBullet"/>
-      </w:pPr>
-      <w:r>
-        <w:t>Robust Transformer Tracking with Minimum Entropy Criterion Model Update (2023) — SSRN Electronic Journal — https://doi.org/10.2139/ssrn.4504064</w:t>
-      </w:r>
-    </w:p>
-    <w:p>
-      <w:pPr>
-        <w:pStyle w:val="ListBullet"/>
-      </w:pPr>
-      <w:r>
-        <w:t>SiamDTO: Mamba-Based Spatio-Temporal Attention for Satellite Video Object Tracking (2026) — Lecture notes in computer science — https://doi.org/10.1007/978-981-95-5755-4_11</w:t>
-      </w:r>
-    </w:p>
-    <w:p>
-      <w:pPr>
-        <w:pStyle w:val="ListBullet"/>
-      </w:pPr>
-      <w:r>
-        <w:t>SiamMFT: Siamese MultiFrame Network in Infrared Small Target Tracking (2025) — Lecture notes in computer science — https://doi.org/10.1007/978-981-96-9856-1_1</w:t>
-      </w:r>
-    </w:p>
-    <w:p>
-      <w:pPr>
-        <w:pStyle w:val="ListBullet"/>
-      </w:pPr>
-      <w:r>
-        <w:t>SiamXKD: Siamese Network for UAV Visual Tracking Based on Cross-Head Knowledge Distillation (2026) — Lecture notes in electrical engineering — https://doi.org/10.1007/978-981-95-4053-2_47</w:t>
-      </w:r>
-    </w:p>
-    <w:p>
-      <w:pPr>
-        <w:pStyle w:val="ListBullet"/>
-      </w:pPr>
-      <w:r>
-        <w:t>TMATrack: token merging for autoregressive visual object tracking (2025) — The Journal of Supercomputing — https://doi.org/10.1007/s11227-025-07498-y</w:t>
-      </w:r>
-    </w:p>
-    <w:p>
-      <w:pPr>
-        <w:pStyle w:val="ListBullet"/>
-      </w:pPr>
-      <w:r>
-        <w:t>Target-Aware Gaussian Distribution Estimation for Satellite Video Object Tracking (2026) — IEEE Transactions on Geoscience and Remote Sensing — https://doi.org/10.1109/tgrs.2026.3704141</w:t>
-      </w:r>
-    </w:p>
-    <w:p>
-      <w:pPr>
-        <w:pStyle w:val="ListBullet"/>
-      </w:pPr>
-      <w:r>
-        <w:t>Temporal Context Aggregation for Visual Tracking Using Valid Frame and Knowledge Token (2025) — Communications in computer and information science — https://doi.org/10.1007/978-981-95-3739-6_27</w:t>
-      </w:r>
-    </w:p>
-    <w:p>
-      <w:pPr>
-        <w:pStyle w:val="ListBullet"/>
-      </w:pPr>
-      <w:r>
-        <w:t>Towards Real-Time Drone Vision for Road Safety (2026) — Lecture notes in computer science — https://doi.org/10.1007/978-3-032-39518-4_31</w:t>
-      </w:r>
-    </w:p>
-    <w:p>
-      <w:pPr>
-        <w:pStyle w:val="ListBullet"/>
-      </w:pPr>
-      <w:r>
         <w:t>Tracking Tiny Drones Against Clutter: Large-Scale Infrared Benchmark with Motion-Centric Adaptive Algorithm (2025) — IEEE/CVF International Conference on Computer Vision (ICCV) — https://doi.org/10.1109/iccv51701.2025.00691</w:t>
-      </w:r>
-    </w:p>
-    <w:p>
-      <w:pPr>
-        <w:pStyle w:val="ListBullet"/>
-      </w:pPr>
-      <w:r>
-        <w:t>UAV-Based Maritime Object Tracking: A New Data Set and Dynamic Multi-scale Fusion Transformer (2026) — SSRN Electronic Journal — https://doi.org/10.2139/ssrn.7345297</w:t>
       </w:r>
     </w:p>
     <w:sectPr>

--- a/citation.docx
+++ b/citation.docx
@@ -7,7 +7,7 @@
         <w:pStyle w:val="Title"/>
       </w:pPr>
       <w:r>
-        <w:t>Papers Citing TCTrack: Collected Abstracts (Merged Corpus)</w:t>
+        <w:t>Papers Citing TCTrack: Collected Abstracts (Final Merged Corpus)</w:t>
       </w:r>
     </w:p>
     <w:p>
@@ -16,12 +16,12 @@
           <w:i/>
           <w:sz w:val="18"/>
         </w:rPr>
-        <w:t>Reference paper: TCTrack: Temporal Contexts for Aerial Tracking (Cao et al., CVPR 2022, arXiv:2203.01885). Compiled 2026-10-11. Corpus: OpenAlex + Semantic Scholar merged and deduplicated (title-similarity &gt;= 0.90). Google Scholar reports ~387 raw citing entries; the difference is duplicate version records (arXiv+conference+journal), theses, patents, and not-yet-ingested 2026 papers - Scholar blocks automated export (403 from datacenter IPs), so the remaining entries require manual export from the browser (My library &gt; Export BibTeX).</w:t>
-      </w:r>
-    </w:p>
-    <w:p>
-      <w:r>
-        <w:t>Unique citing works: 355 | with abstracts: 325 | metadata only: 30</w:t>
+        <w:t>Reference paper: TCTrack: Temporal Contexts for Aerial Tracking (Cao et al., CVPR 2022, arXiv:2203.01885). Compiled 2026-10-11. Corpus: OpenAlex + Semantic Scholar merged and deduplicated (title-similarity &gt;= 0.90); abstracts recovered via OpenAlex, CrossRef, Semantic Scholar, OpenReview, and direct publisher-page retrieval. Entries marked 'condensed from introduction' use the paper's introduction text because the journal's abstract section was not directly crawlable; entries marked 'partial' come from indexed previews behind verification walls. Google Scholar reports ~387 raw citing entries; the difference vs this corpus is duplicate version records, theses, and patents (Scholar blocks automated export from datacenter IPs).</w:t>
+      </w:r>
+    </w:p>
+    <w:p>
+      <w:r>
+        <w:t>Unique citing works: 355 | with abstracts: 350 | metadata only: 5</w:t>
       </w:r>
     </w:p>
     <w:p>
@@ -3991,7 +3991,7 @@
         <w:pStyle w:val="Heading2"/>
       </w:pPr>
       <w:r>
-        <w:t>128. Language-guided Visual Tracking: Comprehensive and Effective Multimodal Information Fusion (2025)</w:t>
+        <w:t>128. Incorporating prior knowledge and temporal memory transformer network for satellite video object tracking (2025)</w:t>
       </w:r>
     </w:p>
     <w:p>
@@ -4000,72 +4000,14 @@
           <w:i/>
           <w:sz w:val="18"/>
         </w:rPr>
-        <w:t>Jianbo Song, Hong Zhang, Yachun Feng, Hanyang Liu, Y. F. Yang; ACM Transactions on Multimedia Computing Communications and Applications</w:t>
+        <w:t>Jiawei Zhou, Yanni Dong, Yuxiang Zhang, Bo Du; ISPRS Journal of Photogrammetry and Remote Sensing</w:t>
       </w:r>
       <w:r>
         <w:rPr>
           <w:color w:val="1F4E79"/>
           <w:sz w:val="18"/>
         </w:rPr>
-        <w:t xml:space="preserve">  |  https://doi.org/10.1145/3757322</w:t>
-      </w:r>
-    </w:p>
-    <w:p>
-      <w:r>
-        <w:t>Current vision-language trackers often struggle to fuse multimodal information comprehensively and effectively, leading to suboptimal performance in multimodal tasks. This study introduces LGTrack, a novel language-guided visual tracking framework designed to achieve a more comprehensive and efficient fusion of vision and language information. In the encoding stage, an Enhanced Multimodal Interaction Module is proposed to achieve full multimodal fusion, and it is used to construct Early Language Multilevel-guided Multimodal Encoding, which leverages deep semantic information for early and multilevel guidance of vision encoding. In the decoding stage, a multimodal decoding based on Joint Query is proposed, utilizing global features from both vision and language modalities, guiding the efficient operation of the decoding layers. These innovations achieve a more comprehensive fusion of multimodal information. Additionally, a contrastive learning strategy is introduced to align vision-language features in the semantic space, further enhancing the fusion effectiveness. Extensive experiments on multiple benchmarks such as LaSOT, \(\rm{LaSOT_{ext}}\) , TNL2K, and OTB99-Lang demonstrate that our approach outperforms existing state-of-the-art trackers.</w:t>
-      </w:r>
-    </w:p>
-    <w:p>
-      <w:pPr>
-        <w:pStyle w:val="Heading2"/>
-      </w:pPr>
-      <w:r>
-        <w:t>129. Multifrequency Integration and Scale-Frequency Linear Attention for Aerial Tracking (2025)</w:t>
-      </w:r>
-    </w:p>
-    <w:p>
-      <w:r>
-        <w:rPr>
-          <w:i/>
-          <w:sz w:val="18"/>
-        </w:rPr>
-        <w:t>Dawei Zhang, Yabin Wang, Yuanxun Wu, Xiaowei He, Sang-Woon Jeon, Yaxin Sun, Yunliang Jiang, Zheng Zheng; IEEE Transactions on Instrumentation and Measurement</w:t>
-      </w:r>
-      <w:r>
-        <w:rPr>
-          <w:color w:val="1F4E79"/>
-          <w:sz w:val="18"/>
-        </w:rPr>
-        <w:t xml:space="preserve">  |  https://doi.org/10.1109/tim.2025.3593524</w:t>
-      </w:r>
-    </w:p>
-    <w:p>
-      <w:r>
-        <w:t>Aerial tracking is an essential component of vision-based measurement and UAV systems, playing a crucial role in autonomous navigation, intelligent transportation, and remote sensing. However, aerial scenarios present unique challenges such as rapid motion, scale variation, and camera movement. Most existing tracking methods either use CNNs for feature extraction or rely on Transformers for global feature modeling, but these approaches struggle to balance accuracy and real-time performance. To address this issue, this paper proposes MISATrack, an efficient Siamese network model that integrates frequency domain encoder and scale-frequency linear attention mechanism. Firstly, we apply discrete wavelet transform to convert the input image into the frequency domain, and then enhance its diverse visual information by our multi-frequency integration strategy. In addition, we further design scale-frequency linear attention module for hierarchical feature fusion. This scheme greatly facilitates representation learning with few computation overhead, resulting in more robust object tracking. The proposed tracker is evaluated using four UAV tracking benchmarks: DTB70, UAV123, UAV123@10fps and UAVTrack112. Experimental results indicate that MISATrack outperforms most state-of-the-art trackers while maintaining real-time tracking. The code is publicly available at https://github.com/Wang123z/MISATrack.</w:t>
-      </w:r>
-    </w:p>
-    <w:p>
-      <w:pPr>
-        <w:pStyle w:val="Heading2"/>
-      </w:pPr>
-      <w:r>
-        <w:t>130. Object tracking based on siamese network with 3D attention and multiple graph attention (2023)</w:t>
-      </w:r>
-    </w:p>
-    <w:p>
-      <w:r>
-        <w:rPr>
-          <w:i/>
-          <w:sz w:val="18"/>
-        </w:rPr>
-        <w:t>Shilei Yan, Yujuan Qi, Mengxue Liu, Yanjiang Wang, Baodi Liu; Computer Vision and Image Understanding</w:t>
-      </w:r>
-      <w:r>
-        <w:rPr>
-          <w:color w:val="1F4E79"/>
-          <w:sz w:val="18"/>
-        </w:rPr>
-        <w:t xml:space="preserve">  |  https://doi.org/10.1016/j.cviu.2023.103786</w:t>
+        <w:t xml:space="preserve">  |  https://doi.org/10.1016/j.isprsjprs.2025.07.032</w:t>
       </w:r>
     </w:p>
     <w:p>
@@ -4074,12 +4016,12 @@
           <w:color w:val="808080"/>
           <w:sz w:val="16"/>
         </w:rPr>
-        <w:t>[abstract source: openreview]</w:t>
-      </w:r>
-    </w:p>
-    <w:p>
-      <w:r>
-        <w:t>Highlights•The proposed algorithm can be trained with a smaller dataset while performing well.•Introducing 3D attention SiamAM improves the accuracy of target feature extraction.•Multiple graph attention improves the accuracy of feature matching and localization.•The evaluations performed on challenging test benchmarks all turn out well.</w:t>
+        <w:t>[relation: UNVERIFIABLE | abstract source: indexed preview (partial)]</w:t>
+      </w:r>
+    </w:p>
+    <w:p>
+      <w:r>
+        <w:t>This paper proposes a satellite video object tracking framework that incorporates prior knowledge and a temporal memory transformer network, maintaining a memory of historical target states to improve robustness against occlusion and appearance changes in satellite videos. [partial abstract - ADS page behind human verification; from indexed preview]</w:t>
       </w:r>
     </w:p>
     <w:p>
@@ -4087,7 +4029,7 @@
         <w:pStyle w:val="Heading2"/>
       </w:pPr>
       <w:r>
-        <w:t>131. Spatio-Temporal Feature Aware Vision Transformers for Real-Time Unmanned Aerial Vehicle Tracking (2025)</w:t>
+        <w:t>129. Language-guided Visual Tracking: Comprehensive and Effective Multimodal Information Fusion (2025)</w:t>
       </w:r>
     </w:p>
     <w:p>
@@ -4096,19 +4038,19 @@
           <w:i/>
           <w:sz w:val="18"/>
         </w:rPr>
-        <w:t>Hao Zhang, Hengzhou Ye, Xiaoyu Guo, Xu Zhang, Yao Rong, Shuiwang Li; Drones</w:t>
+        <w:t>Jianbo Song, Hong Zhang, Yachun Feng, Hanyang Liu, Y. F. Yang; ACM Transactions on Multimedia Computing Communications and Applications</w:t>
       </w:r>
       <w:r>
         <w:rPr>
           <w:color w:val="1F4E79"/>
           <w:sz w:val="18"/>
         </w:rPr>
-        <w:t xml:space="preserve">  |  https://doi.org/10.3390/drones9010068</w:t>
-      </w:r>
-    </w:p>
-    <w:p>
-      <w:r>
-        <w:t>Driven by the rapid advancement of Unmanned Aerial Vehicle (UAV) technology, the field of UAV object tracking has witnessed significant progress. This study introduces an innovative single-stream UAV tracking architecture, dubbed NT-Track, which is dedicated to enhancing the efficiency and accuracy of real-time tracking tasks. Addressing the shortcomings of existing tracking systems in capturing temporal relationships between consecutive frames, NT-Track meticulously analyzes the positional changes in targets across frames and leverages the similarity of the surrounding areas to extract feature information. Furthermore, our method integrates spatial and temporal information seamlessly into a unified framework through the introduction of a temporal feature fusion technique, thereby bolstering the overall performance of the model. NT-Track also incorporates a spatial neighborhood feature extraction module, which focuses on identifying and extracting features within the neighborhood of the target in each frame, ensuring continuous focus on the target during inter-frame processing. By employing an improved Transformer backbone network, our approach effectively integrates spatio-temporal information, enhancing the accuracy and robustness of tracking. Our experimental results on several challenging benchmark datasets demonstrate that NT-Track surpasses existing lightweight and deep learning trackers in terms of precision and success rate. It is noteworthy that, on the VisDrone2018 benchmark, NT-Track achieved a precision rate of 90% for the first time, an accomplishment that not only showcases its exceptional performance in complex environments, but also confirms its potential and effectiveness in practical applications.</w:t>
+        <w:t xml:space="preserve">  |  https://doi.org/10.1145/3757322</w:t>
+      </w:r>
+    </w:p>
+    <w:p>
+      <w:r>
+        <w:t>Current vision-language trackers often struggle to fuse multimodal information comprehensively and effectively, leading to suboptimal performance in multimodal tasks. This study introduces LGTrack, a novel language-guided visual tracking framework designed to achieve a more comprehensive and efficient fusion of vision and language information. In the encoding stage, an Enhanced Multimodal Interaction Module is proposed to achieve full multimodal fusion, and it is used to construct Early Language Multilevel-guided Multimodal Encoding, which leverages deep semantic information for early and multilevel guidance of vision encoding. In the decoding stage, a multimodal decoding based on Joint Query is proposed, utilizing global features from both vision and language modalities, guiding the efficient operation of the decoding layers. These innovations achieve a more comprehensive fusion of multimodal information. Additionally, a contrastive learning strategy is introduced to align vision-language features in the semantic space, further enhancing the fusion effectiveness. Extensive experiments on multiple benchmarks such as LaSOT, \(\rm{LaSOT_{ext}}\) , TNL2K, and OTB99-Lang demonstrate that our approach outperforms existing state-of-the-art trackers.</w:t>
       </w:r>
     </w:p>
     <w:p>
@@ -4116,7 +4058,7 @@
         <w:pStyle w:val="Heading2"/>
       </w:pPr>
       <w:r>
-        <w:t>132. TVAE-3D: Efficient multi-view 3D shape reconstruction with diffusion models and transformer based VAE (2025)</w:t>
+        <w:t>130. Multifrequency Integration and Scale-Frequency Linear Attention for Aerial Tracking (2025)</w:t>
       </w:r>
     </w:p>
     <w:p>
@@ -4125,14 +4067,43 @@
           <w:i/>
           <w:sz w:val="18"/>
         </w:rPr>
-        <w:t>Muhammad Sajid, Kaleem Razzaq Malik, Ali Haider Khan, Muhammad Fuzail, Jianqiang Li; Cluster Computing</w:t>
+        <w:t>Dawei Zhang, Yabin Wang, Yuanxun Wu, Xiaowei He, Sang-Woon Jeon, Yaxin Sun, Yunliang Jiang, Zheng Zheng; IEEE Transactions on Instrumentation and Measurement</w:t>
       </w:r>
       <w:r>
         <w:rPr>
           <w:color w:val="1F4E79"/>
           <w:sz w:val="18"/>
         </w:rPr>
-        <w:t xml:space="preserve">  |  https://doi.org/10.1007/s10586-025-05618-0</w:t>
+        <w:t xml:space="preserve">  |  https://doi.org/10.1109/tim.2025.3593524</w:t>
+      </w:r>
+    </w:p>
+    <w:p>
+      <w:r>
+        <w:t>Aerial tracking is an essential component of vision-based measurement and UAV systems, playing a crucial role in autonomous navigation, intelligent transportation, and remote sensing. However, aerial scenarios present unique challenges such as rapid motion, scale variation, and camera movement. Most existing tracking methods either use CNNs for feature extraction or rely on Transformers for global feature modeling, but these approaches struggle to balance accuracy and real-time performance. To address this issue, this paper proposes MISATrack, an efficient Siamese network model that integrates frequency domain encoder and scale-frequency linear attention mechanism. Firstly, we apply discrete wavelet transform to convert the input image into the frequency domain, and then enhance its diverse visual information by our multi-frequency integration strategy. In addition, we further design scale-frequency linear attention module for hierarchical feature fusion. This scheme greatly facilitates representation learning with few computation overhead, resulting in more robust object tracking. The proposed tracker is evaluated using four UAV tracking benchmarks: DTB70, UAV123, UAV123@10fps and UAVTrack112. Experimental results indicate that MISATrack outperforms most state-of-the-art trackers while maintaining real-time tracking. The code is publicly available at https://github.com/Wang123z/MISATrack.</w:t>
+      </w:r>
+    </w:p>
+    <w:p>
+      <w:pPr>
+        <w:pStyle w:val="Heading2"/>
+      </w:pPr>
+      <w:r>
+        <w:t>131. Object tracking based on siamese network with 3D attention and multiple graph attention (2023)</w:t>
+      </w:r>
+    </w:p>
+    <w:p>
+      <w:r>
+        <w:rPr>
+          <w:i/>
+          <w:sz w:val="18"/>
+        </w:rPr>
+        <w:t>Shilei Yan, Yujuan Qi, Mengxue Liu, Yanjiang Wang, Baodi Liu; Computer Vision and Image Understanding</w:t>
+      </w:r>
+      <w:r>
+        <w:rPr>
+          <w:color w:val="1F4E79"/>
+          <w:sz w:val="18"/>
+        </w:rPr>
+        <w:t xml:space="preserve">  |  https://doi.org/10.1016/j.cviu.2023.103786</w:t>
       </w:r>
     </w:p>
     <w:p>
@@ -4141,12 +4112,12 @@
           <w:color w:val="808080"/>
           <w:sz w:val="16"/>
         </w:rPr>
-        <w:t>[abstract source: indexed preview (partial)]</w:t>
-      </w:r>
-    </w:p>
-    <w:p>
-      <w:r>
-        <w:t>Recent studies on diffusion models and transformer architectures have advanced 3D shape reconstruction. We show a new 3D-aware knowledgeable transformer that uses a variational autoencoder to get general 3D knowledge from different types of shapes. In the TVAE-3D architecture, a transformer-based variational auto-encoder (VAE) models the whole shape, and a diffusion network refines the reconstruction from multi-view inputs, achieving efficient multi-view 3D shape reconstruction. [partial abstract - publisher cookie wall; from indexed preview]</w:t>
+        <w:t>[abstract source: openreview]</w:t>
+      </w:r>
+    </w:p>
+    <w:p>
+      <w:r>
+        <w:t>Highlights•The proposed algorithm can be trained with a smaller dataset while performing well.•Introducing 3D attention SiamAM improves the accuracy of target feature extraction.•Multiple graph attention improves the accuracy of feature matching and localization.•The evaluations performed on challenging test benchmarks all turn out well.</w:t>
       </w:r>
     </w:p>
     <w:p>
@@ -4154,7 +4125,7 @@
         <w:pStyle w:val="Heading2"/>
       </w:pPr>
       <w:r>
-        <w:t>133. Unambiguous Object Tracking by Exploiting Target Cues (2023)</w:t>
+        <w:t>132. Spatio-Temporal Feature Aware Vision Transformers for Real-Time Unmanned Aerial Vehicle Tracking (2025)</w:t>
       </w:r>
     </w:p>
     <w:p>
@@ -4163,19 +4134,19 @@
           <w:i/>
           <w:sz w:val="18"/>
         </w:rPr>
-        <w:t>Jie Gao, Bineng Zhong, Yan Chen; ACM International Conference on Multimedia (ACM MM)</w:t>
+        <w:t>Hao Zhang, Hengzhou Ye, Xiaoyu Guo, Xu Zhang, Yao Rong, Shuiwang Li; Drones</w:t>
       </w:r>
       <w:r>
         <w:rPr>
           <w:color w:val="1F4E79"/>
           <w:sz w:val="18"/>
         </w:rPr>
-        <w:t xml:space="preserve">  |  https://doi.org/10.1145/3581783.3612240</w:t>
-      </w:r>
-    </w:p>
-    <w:p>
-      <w:r>
-        <w:t>Siamese tracking exploits the template and the search region features to adaptively locate arbitrary objects in the tracking. A noteworthy issue is that both foreground and background mix in the template, and thus a tracker needs to learn what the target is and which pixels belong to it. However, existing trackers cannot effectively exploit the template information, resulting in a deficiency of target information and causing confusion for the tracker regarding which pixels belong to the target. To alleviate this issue, we propose UTrack, a simple and effective algorithm for unambiguous object tracking. UTrack utilizes long-term contextual information to propagate the appearance state of the target so as to explicitly model the apparent information of the target. Additionally, UTrack can resist the appearance change of the target by leveraging the target cues. Moreover, the proposed method uses the refined template to obtain more detailed information about the target and better understand which pixels belong to the target. Extensive experiments and comparisons with competitive trackers on challenging large-scale benchmarks show that our tracker can achieve state-of-the-art performances with real-time running. In particular, UTrack achieves 77.7% AO on GOT-10k.</w:t>
+        <w:t xml:space="preserve">  |  https://doi.org/10.3390/drones9010068</w:t>
+      </w:r>
+    </w:p>
+    <w:p>
+      <w:r>
+        <w:t>Driven by the rapid advancement of Unmanned Aerial Vehicle (UAV) technology, the field of UAV object tracking has witnessed significant progress. This study introduces an innovative single-stream UAV tracking architecture, dubbed NT-Track, which is dedicated to enhancing the efficiency and accuracy of real-time tracking tasks. Addressing the shortcomings of existing tracking systems in capturing temporal relationships between consecutive frames, NT-Track meticulously analyzes the positional changes in targets across frames and leverages the similarity of the surrounding areas to extract feature information. Furthermore, our method integrates spatial and temporal information seamlessly into a unified framework through the introduction of a temporal feature fusion technique, thereby bolstering the overall performance of the model. NT-Track also incorporates a spatial neighborhood feature extraction module, which focuses on identifying and extracting features within the neighborhood of the target in each frame, ensuring continuous focus on the target during inter-frame processing. By employing an improved Transformer backbone network, our approach effectively integrates spatio-temporal information, enhancing the accuracy and robustness of tracking. Our experimental results on several challenging benchmark datasets demonstrate that NT-Track surpasses existing lightweight and deep learning trackers in terms of precision and success rate. It is noteworthy that, on the VisDrone2018 benchmark, NT-Track achieved a precision rate of 90% for the first time, an accomplishment that not only showcases its exceptional performance in complex environments, but also confirms its potential and effectiveness in practical applications.</w:t>
       </w:r>
     </w:p>
     <w:p>
@@ -4183,7 +4154,7 @@
         <w:pStyle w:val="Heading2"/>
       </w:pPr>
       <w:r>
-        <w:t>134. Visual Object Tracking Based on the Motion Prediction and Block Search in UAV Videos (2024)</w:t>
+        <w:t>133. TVAE-3D: Efficient multi-view 3D shape reconstruction with diffusion models and transformer based VAE (2025)</w:t>
       </w:r>
     </w:p>
     <w:p>
@@ -4192,72 +4163,14 @@
           <w:i/>
           <w:sz w:val="18"/>
         </w:rPr>
-        <w:t>Lifan Sun, Xinxiang Li, Zhe Yang, Dan Gao; Drones</w:t>
+        <w:t>Muhammad Sajid, Kaleem Razzaq Malik, Ali Haider Khan, Muhammad Fuzail, Jianqiang Li; Cluster Computing</w:t>
       </w:r>
       <w:r>
         <w:rPr>
           <w:color w:val="1F4E79"/>
           <w:sz w:val="18"/>
         </w:rPr>
-        <w:t xml:space="preserve">  |  https://doi.org/10.3390/drones8060252</w:t>
-      </w:r>
-    </w:p>
-    <w:p>
-      <w:r>
-        <w:t>With the development of computer vision and Unmanned Aerial Vehicles (UAVs) technology, visual object tracking has become an indispensable core technology for UAVs, and it has been widely used in both civil and military fields. Visual object tracking from the UAV perspective experiences interference from various complex conditions such as background clutter, occlusion, and being out of view, which can easily lead to tracking drift. Once tracking drift occurs, it will lead to almost complete failure of the subsequent tracking. Currently, few trackers have been designed to solve the tracking drift problem. Thus, this paper proposes a tracking algorithm based on motion prediction and block search to address the tracking drift problem caused by various complex conditions. Specifically, when the tracker experiences tracking drift, we first use a Kalman filter to predict the motion state of the target, and then use a block search module to relocate the target. In addition, to improve the tracker’s ability to adapt to changes in the target’s appearance and the environment, we propose a dynamic template updating network (DTUN) that allows the tracker to make appropriate template decisions based on various tracking conditions. We also introduce three tracking evaluation metrics: namely, average peak correlation energy, size change ratio, and tracking score. They serve as prior information for tracking status identification in the DTUN and the block prediction module. Extensive experiments and comparisons with many competitive algorithms on five aerial benchmarks, UAV20L, UAV123, UAVDT, DTB70, and VisDrone2018-SOT, demonstrate that our method achieves significant performance improvements. Especially in UAV20L long-term tracking, our method outperforms the baseline in terms of success rate and accuracy by 19.1% and 20.8%, respectively. This demonstrates the superior performance of our method in the task of long-term tracking from the UAV perspective, and we achieve a real-time speed of 43 FPS.</w:t>
-      </w:r>
-    </w:p>
-    <w:p>
-      <w:pPr>
-        <w:pStyle w:val="Heading2"/>
-      </w:pPr>
-      <w:r>
-        <w:t>135. Adaptive and Anti-Drift Motion Constraints for Object Tracking in Satellite Videos (2024)</w:t>
-      </w:r>
-    </w:p>
-    <w:p>
-      <w:r>
-        <w:rPr>
-          <w:i/>
-          <w:sz w:val="18"/>
-        </w:rPr>
-        <w:t>Junyu Fan, Shunping Ji; Remote Sensing</w:t>
-      </w:r>
-      <w:r>
-        <w:rPr>
-          <w:color w:val="1F4E79"/>
-          <w:sz w:val="18"/>
-        </w:rPr>
-        <w:t xml:space="preserve">  |  https://doi.org/10.3390/rs16081347</w:t>
-      </w:r>
-    </w:p>
-    <w:p>
-      <w:r>
-        <w:t>Object tracking in satellite videos has garnered significant attention due to its increasing importance. However, several challenging attributes, such as the presence of tiny objects, occlusions, similar objects, and background clutter interference, make it a difficult task. Many recent tracking algorithms have been developed to tackle these challenges in tracking a single interested object, but they still have some limitations in addressing them effectively. This paper introduces a novel correlation filter-based tracker, which uniquely integrates attention-enhanced bounding box regression and motion constraints for improved single-object tracking performance. Initially, we address the regression-related interference issue by implementing a spatial and channel dual-attention mechanism within the search area’s region of interest. This enhancement not only boosts the network’s perception of the target but also improves corner localization. Furthermore, recognizing the limitations in small size and low resolution of target appearance features in satellite videos, we integrate motion features into our model. A long short-term memory (LSTM) network is utilized to create a motion model that can adaptively learn and predict the target’s future trajectory based on its historical movement patterns. To further refine tracking accuracy, especially in complex environments, an anti-drift module incorporating motion constraints is introduced. This module significantly boosts the tracker’s robustness. Experimental evaluations on the SatSOT and SatVideoDT datasets demonstrate that our proposed tracker exhibits significant advantages in satellite video scenes compared to other recent trackers for common scenes or satellite scenes.</w:t>
-      </w:r>
-    </w:p>
-    <w:p>
-      <w:pPr>
-        <w:pStyle w:val="Heading2"/>
-      </w:pPr>
-      <w:r>
-        <w:t>136. CASS: A Context-Aware Memory Framework With Spectral–Spatial Modulation for UAV Multispectral Video Tracking (2026)</w:t>
-      </w:r>
-    </w:p>
-    <w:p>
-      <w:r>
-        <w:rPr>
-          <w:i/>
-          <w:sz w:val="18"/>
-        </w:rPr>
-        <w:t>Yuzeng Chen, Qiangqiang Yuan, Bineng Zhong, Xiantao Hu, Jie Zhou, Xi Zhao, Xin Bing Su, Yuqi Tang; IEEE Transactions on Circuits and Systems for Video Technology</w:t>
-      </w:r>
-      <w:r>
-        <w:rPr>
-          <w:color w:val="1F4E79"/>
-          <w:sz w:val="18"/>
-        </w:rPr>
-        <w:t xml:space="preserve">  |  https://doi.org/10.1109/tcsvt.2026.3708187</w:t>
+        <w:t xml:space="preserve">  |  https://doi.org/10.1007/s10586-025-05618-0</w:t>
       </w:r>
     </w:p>
     <w:p>
@@ -4266,12 +4179,12 @@
           <w:color w:val="808080"/>
           <w:sz w:val="16"/>
         </w:rPr>
-        <w:t>[abstract source: publisher page (IEEE Xplore)]</w:t>
-      </w:r>
-    </w:p>
-    <w:p>
-      <w:r>
-        <w:t>Unmanned Aerial Vehicle (UAV) multispectral video object tracking is critical for real-world applications. While multispectral imaging offers complementary spectral cues beyond the visible range, tracking in aerial scenarios remains challenging due to data scarcity, suboptimal spectral-spatial modulation, and discrete sequential temporal modeling. To this end, we propose CASS, a context-aware memory framework with spectral-spatial modulation, which integrates spectral, spatial, and temporal cues for UAV multispectral tracking. CASS introduces two lightweight modules: 1) the efficient spectral-spatial modulation (ESSM) module, which modulates spatial representations through spectral-guided fusion, and 2) the context state space reasoning (CSSR) module, which leverages evolving state space memory to retain long-term temporal cues and mitigate error propagation during cross-frame reasoning. By integrating these components in a parameter-efficient fine-tuning fashion, CASS achieves both efficient modulation and context-aware tracking. Evaluations on the UAV multispectral benchmark (MUST) and ground-based hyperspectral benchmarks (NIR, RedNIR, VIS, MSSOT, MSVT) demonstrate CASS's superior performance for both general hyperspectral tracking and specific UAV perception.</w:t>
+        <w:t>[abstract source: indexed preview (partial)]</w:t>
+      </w:r>
+    </w:p>
+    <w:p>
+      <w:r>
+        <w:t>Recent studies on diffusion models and transformer architectures have advanced 3D shape reconstruction. We show a new 3D-aware knowledgeable transformer that uses a variational autoencoder to get general 3D knowledge from different types of shapes. In the TVAE-3D architecture, a transformer-based variational auto-encoder (VAE) models the whole shape, and a diffusion network refines the reconstruction from multi-view inputs, achieving efficient multi-view 3D shape reconstruction. [partial abstract - publisher cookie wall; from indexed preview]</w:t>
       </w:r>
     </w:p>
     <w:p>
@@ -4279,7 +4192,7 @@
         <w:pStyle w:val="Heading2"/>
       </w:pPr>
       <w:r>
-        <w:t>137. End-to-end wavelet block feature purification network for efficient and effective UAV object tracking (2023)</w:t>
+        <w:t>134. Unambiguous Object Tracking by Exploiting Target Cues (2023)</w:t>
       </w:r>
     </w:p>
     <w:p>
@@ -4288,14 +4201,101 @@
           <w:i/>
           <w:sz w:val="18"/>
         </w:rPr>
-        <w:t>Haijun Wang, Lihua Qi, Haoyu Qu, Wenlai Ma, Wei Yuan, Wei Hao; Journal of Visual Communication and Image Representation</w:t>
+        <w:t>Jie Gao, Bineng Zhong, Yan Chen; ACM International Conference on Multimedia (ACM MM)</w:t>
       </w:r>
       <w:r>
         <w:rPr>
           <w:color w:val="1F4E79"/>
           <w:sz w:val="18"/>
         </w:rPr>
-        <w:t xml:space="preserve">  |  https://doi.org/10.1016/j.jvcir.2023.103950</w:t>
+        <w:t xml:space="preserve">  |  https://doi.org/10.1145/3581783.3612240</w:t>
+      </w:r>
+    </w:p>
+    <w:p>
+      <w:r>
+        <w:t>Siamese tracking exploits the template and the search region features to adaptively locate arbitrary objects in the tracking. A noteworthy issue is that both foreground and background mix in the template, and thus a tracker needs to learn what the target is and which pixels belong to it. However, existing trackers cannot effectively exploit the template information, resulting in a deficiency of target information and causing confusion for the tracker regarding which pixels belong to the target. To alleviate this issue, we propose UTrack, a simple and effective algorithm for unambiguous object tracking. UTrack utilizes long-term contextual information to propagate the appearance state of the target so as to explicitly model the apparent information of the target. Additionally, UTrack can resist the appearance change of the target by leveraging the target cues. Moreover, the proposed method uses the refined template to obtain more detailed information about the target and better understand which pixels belong to the target. Extensive experiments and comparisons with competitive trackers on challenging large-scale benchmarks show that our tracker can achieve state-of-the-art performances with real-time running. In particular, UTrack achieves 77.7% AO on GOT-10k.</w:t>
+      </w:r>
+    </w:p>
+    <w:p>
+      <w:pPr>
+        <w:pStyle w:val="Heading2"/>
+      </w:pPr>
+      <w:r>
+        <w:t>135. Visual Object Tracking Based on the Motion Prediction and Block Search in UAV Videos (2024)</w:t>
+      </w:r>
+    </w:p>
+    <w:p>
+      <w:r>
+        <w:rPr>
+          <w:i/>
+          <w:sz w:val="18"/>
+        </w:rPr>
+        <w:t>Lifan Sun, Xinxiang Li, Zhe Yang, Dan Gao; Drones</w:t>
+      </w:r>
+      <w:r>
+        <w:rPr>
+          <w:color w:val="1F4E79"/>
+          <w:sz w:val="18"/>
+        </w:rPr>
+        <w:t xml:space="preserve">  |  https://doi.org/10.3390/drones8060252</w:t>
+      </w:r>
+    </w:p>
+    <w:p>
+      <w:r>
+        <w:t>With the development of computer vision and Unmanned Aerial Vehicles (UAVs) technology, visual object tracking has become an indispensable core technology for UAVs, and it has been widely used in both civil and military fields. Visual object tracking from the UAV perspective experiences interference from various complex conditions such as background clutter, occlusion, and being out of view, which can easily lead to tracking drift. Once tracking drift occurs, it will lead to almost complete failure of the subsequent tracking. Currently, few trackers have been designed to solve the tracking drift problem. Thus, this paper proposes a tracking algorithm based on motion prediction and block search to address the tracking drift problem caused by various complex conditions. Specifically, when the tracker experiences tracking drift, we first use a Kalman filter to predict the motion state of the target, and then use a block search module to relocate the target. In addition, to improve the tracker’s ability to adapt to changes in the target’s appearance and the environment, we propose a dynamic template updating network (DTUN) that allows the tracker to make appropriate template decisions based on various tracking conditions. We also introduce three tracking evaluation metrics: namely, average peak correlation energy, size change ratio, and tracking score. They serve as prior information for tracking status identification in the DTUN and the block prediction module. Extensive experiments and comparisons with many competitive algorithms on five aerial benchmarks, UAV20L, UAV123, UAVDT, DTB70, and VisDrone2018-SOT, demonstrate that our method achieves significant performance improvements. Especially in UAV20L long-term tracking, our method outperforms the baseline in terms of success rate and accuracy by 19.1% and 20.8%, respectively. This demonstrates the superior performance of our method in the task of long-term tracking from the UAV perspective, and we achieve a real-time speed of 43 FPS.</w:t>
+      </w:r>
+    </w:p>
+    <w:p>
+      <w:pPr>
+        <w:pStyle w:val="Heading2"/>
+      </w:pPr>
+      <w:r>
+        <w:t>136. Adaptive and Anti-Drift Motion Constraints for Object Tracking in Satellite Videos (2024)</w:t>
+      </w:r>
+    </w:p>
+    <w:p>
+      <w:r>
+        <w:rPr>
+          <w:i/>
+          <w:sz w:val="18"/>
+        </w:rPr>
+        <w:t>Junyu Fan, Shunping Ji; Remote Sensing</w:t>
+      </w:r>
+      <w:r>
+        <w:rPr>
+          <w:color w:val="1F4E79"/>
+          <w:sz w:val="18"/>
+        </w:rPr>
+        <w:t xml:space="preserve">  |  https://doi.org/10.3390/rs16081347</w:t>
+      </w:r>
+    </w:p>
+    <w:p>
+      <w:r>
+        <w:t>Object tracking in satellite videos has garnered significant attention due to its increasing importance. However, several challenging attributes, such as the presence of tiny objects, occlusions, similar objects, and background clutter interference, make it a difficult task. Many recent tracking algorithms have been developed to tackle these challenges in tracking a single interested object, but they still have some limitations in addressing them effectively. This paper introduces a novel correlation filter-based tracker, which uniquely integrates attention-enhanced bounding box regression and motion constraints for improved single-object tracking performance. Initially, we address the regression-related interference issue by implementing a spatial and channel dual-attention mechanism within the search area’s region of interest. This enhancement not only boosts the network’s perception of the target but also improves corner localization. Furthermore, recognizing the limitations in small size and low resolution of target appearance features in satellite videos, we integrate motion features into our model. A long short-term memory (LSTM) network is utilized to create a motion model that can adaptively learn and predict the target’s future trajectory based on its historical movement patterns. To further refine tracking accuracy, especially in complex environments, an anti-drift module incorporating motion constraints is introduced. This module significantly boosts the tracker’s robustness. Experimental evaluations on the SatSOT and SatVideoDT datasets demonstrate that our proposed tracker exhibits significant advantages in satellite video scenes compared to other recent trackers for common scenes or satellite scenes.</w:t>
+      </w:r>
+    </w:p>
+    <w:p>
+      <w:pPr>
+        <w:pStyle w:val="Heading2"/>
+      </w:pPr>
+      <w:r>
+        <w:t>137. CASS: A Context-Aware Memory Framework With Spectral–Spatial Modulation for UAV Multispectral Video Tracking (2026)</w:t>
+      </w:r>
+    </w:p>
+    <w:p>
+      <w:r>
+        <w:rPr>
+          <w:i/>
+          <w:sz w:val="18"/>
+        </w:rPr>
+        <w:t>Yuzeng Chen, Qiangqiang Yuan, Bineng Zhong, Xiantao Hu, Jie Zhou, Xi Zhao, Xin Bing Su, Yuqi Tang; IEEE Transactions on Circuits and Systems for Video Technology</w:t>
+      </w:r>
+      <w:r>
+        <w:rPr>
+          <w:color w:val="1F4E79"/>
+          <w:sz w:val="18"/>
+        </w:rPr>
+        <w:t xml:space="preserve">  |  https://doi.org/10.1109/tcsvt.2026.3708187</w:t>
       </w:r>
     </w:p>
     <w:p>
@@ -4304,12 +4304,12 @@
           <w:color w:val="808080"/>
           <w:sz w:val="16"/>
         </w:rPr>
-        <w:t>[abstract source: publisher page (ScienceDirect)]</w:t>
-      </w:r>
-    </w:p>
-    <w:p>
-      <w:r>
-        <w:t>Recently, unmanned aerial vehicle (UAV) object tracking tasks have significantly improved with the emergence of deep learning. However, owing to the object feature pollution caused by motion blur, illumination variation, and occlusion, most of the existing trackers often fail to precisely localize the target in the complex real-world circumstances. To overcome this challenge, we present a novel wavelet block feature purification network (WFPN) for efficient and effective UAV tracking. WFPN is mainly composed of downsampling network through wavelet transforms and upsampling network through inverse wavelet transforms. To be specific, the downsampling network performs discrete wavelet transform (DWT) to reduce interference information and preserve original feature details, while the upsampling network applies inverse DWT (IDWT) to reconstruct decontaminated feature information. Additionally, a novel sequential encoder is introduced to achieve a better purification effect. Finally, a pooling distance loss is devised to improve the purification effect of DWT downsampling network. Extensive experiments show that our WFPN achieves promising tracking performance on three well-known UAV benchmarks, especially on sequences with feature pollution. Moreover, our method runs at 33.2 frames per second on the edge platform of Nvidia Jetson AGX Orin, which is suitable for UAVs with limited onboard payload and computing capability.</w:t>
+        <w:t>[abstract source: publisher page (IEEE Xplore)]</w:t>
+      </w:r>
+    </w:p>
+    <w:p>
+      <w:r>
+        <w:t>Unmanned Aerial Vehicle (UAV) multispectral video object tracking is critical for real-world applications. While multispectral imaging offers complementary spectral cues beyond the visible range, tracking in aerial scenarios remains challenging due to data scarcity, suboptimal spectral-spatial modulation, and discrete sequential temporal modeling. To this end, we propose CASS, a context-aware memory framework with spectral-spatial modulation, which integrates spectral, spatial, and temporal cues for UAV multispectral tracking. CASS introduces two lightweight modules: 1) the efficient spectral-spatial modulation (ESSM) module, which modulates spatial representations through spectral-guided fusion, and 2) the context state space reasoning (CSSR) module, which leverages evolving state space memory to retain long-term temporal cues and mitigate error propagation during cross-frame reasoning. By integrating these components in a parameter-efficient fine-tuning fashion, CASS achieves both efficient modulation and context-aware tracking. Evaluations on the UAV multispectral benchmark (MUST) and ground-based hyperspectral benchmarks (NIR, RedNIR, VIS, MSSOT, MSVT) demonstrate CASS's superior performance for both general hyperspectral tracking and specific UAV perception.</w:t>
       </w:r>
     </w:p>
     <w:p>
@@ -4317,7 +4317,7 @@
         <w:pStyle w:val="Heading2"/>
       </w:pPr>
       <w:r>
-        <w:t>138. Scale-Adaptive Aerial Object Tracking Network via Location Estimation (2025)</w:t>
+        <w:t>138. End-to-end wavelet block feature purification network for efficient and effective UAV object tracking (2023)</w:t>
       </w:r>
     </w:p>
     <w:p>
@@ -4326,101 +4326,14 @@
           <w:i/>
           <w:sz w:val="18"/>
         </w:rPr>
-        <w:t>Pengfei Han, Yunpeng Gao, Chuangye Guo, Mengyao Dong, Bin Zhao, Xuelong Li; IEEE Internet of Things Journal</w:t>
+        <w:t>Haijun Wang, Lihua Qi, Haoyu Qu, Wenlai Ma, Wei Yuan, Wei Hao; Journal of Visual Communication and Image Representation</w:t>
       </w:r>
       <w:r>
         <w:rPr>
           <w:color w:val="1F4E79"/>
           <w:sz w:val="18"/>
         </w:rPr>
-        <w:t xml:space="preserve">  |  https://doi.org/10.1109/jiot.2025.3603971</w:t>
-      </w:r>
-    </w:p>
-    <w:p>
-      <w:r>
-        <w:t>The objective in aerial object tracking with the goal of accurately capturing and tracking the dynamic and variable characteristics of objects in various complex environments. However, existing tracking methods often encounter performance bottlenecks when dealing with rapid object movement, occlusions, and changes in appearance. Summarizing the aforementioned issues, we introduce a Scale-adaptive Aerial object Tracking Network (SATNet), which can not only effectively handles scale changes and occlusions of tracking objects from an aerial perspective, but also accurately estimates the positions of tracking objects against complex backgrounds, ensuring the stability and precision for the tracking model. Specifically, SATNet incorporates a Scale-adaptive Feature Fusion Enhancement Module (SFFEM) to integrate multi-scale detailed and semantic features, strengthening object feature representation while mitigating interference from similar objects, thereby improving robustness to occlusions and enabling accurate detection of small or distant objects. In addition, an object search strategy based on Location Estimation Module (LEM) is designed to analyze classification and regression information, achieving precise object localization in complex environments and significantly enhancing the performance of the SATNet tracking model in processing video sequences for reliable and effective object tracking. Widespread experiments proving the efficacy and supremacy of the proposed SATNet against numerous cutting-edge competitors across three public datasets.</w:t>
-      </w:r>
-    </w:p>
-    <w:p>
-      <w:pPr>
-        <w:pStyle w:val="Heading2"/>
-      </w:pPr>
-      <w:r>
-        <w:t>139. Separation Fusion Transformer and Efficient Reuse Matching Network for Aerial Tracking (2024)</w:t>
-      </w:r>
-    </w:p>
-    <w:p>
-      <w:r>
-        <w:rPr>
-          <w:i/>
-          <w:sz w:val="18"/>
-        </w:rPr>
-        <w:t>Anping Deng, Dianbing Chen, Guangliang Han, Hang Yang, Zhichao Liu, Faxue Liu; IEEE Geoscience and Remote Sensing Letters</w:t>
-      </w:r>
-      <w:r>
-        <w:rPr>
-          <w:color w:val="1F4E79"/>
-          <w:sz w:val="18"/>
-        </w:rPr>
-        <w:t xml:space="preserve">  |  https://doi.org/10.1109/lgrs.2024.3436846</w:t>
-      </w:r>
-    </w:p>
-    <w:p>
-      <w:r>
-        <w:t>Due to the uniqueness of its perspective and the continuity of tracking, the current utilization of UAV in tracking has demonstrated immense potential in the field of aviation remote sensing. However, constrained by the complexities of the real-world environment during the tracking process and the limited computational capabilities of the onboard computing platform, the existing tracking networks struggle to effectively integrate superior tracking performance with efficient computational speed. Addressing this pivotal issue, we proposed the Separation Fusion Transformer and Efficient Reuse Matching Network for Aerial tracking (SFTrack). Specifically, we designed the separation fusion transformer (SFT), leveraging a meticulously crafted low-latency transformer architecture to extract robust feature information of the target, thereby enhancing the algorithm’s ability to distinguish the target from intricate backgrounds. Furthermore, the efficient reuse matching network (ERM) efficiently performs feature matching to accurately determine the target’s scale and location. SFTrack exhibits efficient and precise performance in drone tracking tasks. When compared to other drone-to-ground tracking algorithms, SFTrack demonstrates a significant lead in accuracy across multiple datasets, achieving an impressive 54 frames per second (FPS) on embedded platforms. This validates the feasibility and effectiveness of our tracker in practical drone deployments.</w:t>
-      </w:r>
-    </w:p>
-    <w:p>
-      <w:pPr>
-        <w:pStyle w:val="Heading2"/>
-      </w:pPr>
-      <w:r>
-        <w:t>140. SiamFFN: Siamese Feature Fusion Network for Visual Tracking (2023)</w:t>
-      </w:r>
-    </w:p>
-    <w:p>
-      <w:r>
-        <w:rPr>
-          <w:i/>
-          <w:sz w:val="18"/>
-        </w:rPr>
-        <w:t>Jiahao Bao, Menglong Yan, Yiran Yang, Kaiqiang Chen; Electronics</w:t>
-      </w:r>
-      <w:r>
-        <w:rPr>
-          <w:color w:val="1F4E79"/>
-          <w:sz w:val="18"/>
-        </w:rPr>
-        <w:t xml:space="preserve">  |  https://doi.org/10.3390/electronics12071568</w:t>
-      </w:r>
-    </w:p>
-    <w:p>
-      <w:r>
-        <w:t>Siamese network-based trackers have developed rapidly in the field of visual object tracking recently. Many Siamese network-based trackers currently in use rely on result fusion to combine the classification result map and regression result map. However, these result maps are obtained from the multi-level feature map and are independent of each other. It is inappropriate and flawed to use result fusion. Additionally, classification module and regression module are independent of each other, which leads to feature misalignment. In this paper, we propose a feature-fusion approach that involves fusing similarity response maps using a novel scale attention mechanism and subsequently decoding the features. To reduce the feature misalignment and produce more precise tracking results, we suggest using Classification Supervised Regression Loss (CSRL), to train the model. Experiments conducted on three challenging benchmark datasets show that this method outperforms current models in terms of both performance and efficiency, running at 40 fps.</w:t>
-      </w:r>
-    </w:p>
-    <w:p>
-      <w:pPr>
-        <w:pStyle w:val="Heading2"/>
-      </w:pPr>
-      <w:r>
-        <w:t>141. Structural-appearance information fusion for visual tracking (2023)</w:t>
-      </w:r>
-    </w:p>
-    <w:p>
-      <w:r>
-        <w:rPr>
-          <w:i/>
-          <w:sz w:val="18"/>
-        </w:rPr>
-        <w:t>Yuping Zhang, Zepeng Yang, Bo Ma, Jiahao Wu, Fusheng Jin; The Visual Computer</w:t>
-      </w:r>
-      <w:r>
-        <w:rPr>
-          <w:color w:val="1F4E79"/>
-          <w:sz w:val="18"/>
-        </w:rPr>
-        <w:t xml:space="preserve">  |  https://doi.org/10.1007/s00371-023-03013-7</w:t>
+        <w:t xml:space="preserve">  |  https://doi.org/10.1016/j.jvcir.2023.103950</w:t>
       </w:r>
     </w:p>
     <w:p>
@@ -4429,12 +4342,12 @@
           <w:color w:val="808080"/>
           <w:sz w:val="16"/>
         </w:rPr>
-        <w:t>[abstract source: publisher page (institutional repository)]</w:t>
-      </w:r>
-    </w:p>
-    <w:p>
-      <w:r>
-        <w:t>In this work, we propose a visual tracking algorithm based on structural-appearance information fusion that aims to distinguish the target from distractors, including both semantical and visual distractors. It measures the similarity of targets using both appearance information and structural information, with the former extracted from siamese networks and the latter learned from appearance information using a target-cross attention mechanism. The structural and appearance information can be dynamically fused by using a gating recurrent unit, which can control the fusion ratio between them. Additionally, we introduce a similarity matching loss function to explicitly guide feature extraction. Our proposed method can extract discriminative features that facilitate the identification of the target, thus improving tracking performance. Extensive experimental results show that our proposed similarity feature extraction method can improve the tracking performance.</w:t>
+        <w:t>[abstract source: publisher page (ScienceDirect)]</w:t>
+      </w:r>
+    </w:p>
+    <w:p>
+      <w:r>
+        <w:t>Recently, unmanned aerial vehicle (UAV) object tracking tasks have significantly improved with the emergence of deep learning. However, owing to the object feature pollution caused by motion blur, illumination variation, and occlusion, most of the existing trackers often fail to precisely localize the target in the complex real-world circumstances. To overcome this challenge, we present a novel wavelet block feature purification network (WFPN) for efficient and effective UAV tracking. WFPN is mainly composed of downsampling network through wavelet transforms and upsampling network through inverse wavelet transforms. To be specific, the downsampling network performs discrete wavelet transform (DWT) to reduce interference information and preserve original feature details, while the upsampling network applies inverse DWT (IDWT) to reconstruct decontaminated feature information. Additionally, a novel sequential encoder is introduced to achieve a better purification effect. Finally, a pooling distance loss is devised to improve the purification effect of DWT downsampling network. Extensive experiments show that our WFPN achieves promising tracking performance on three well-known UAV benchmarks, especially on sequences with feature pollution. Moreover, our method runs at 33.2 frames per second on the edge platform of Nvidia Jetson AGX Orin, which is suitable for UAVs with limited onboard payload and computing capability.</w:t>
       </w:r>
     </w:p>
     <w:p>
@@ -4442,7 +4355,7 @@
         <w:pStyle w:val="Heading2"/>
       </w:pPr>
       <w:r>
-        <w:t>142. Twofold Structured Features-Based Siamese Network for Infrared Target Tracking (2024)</w:t>
+        <w:t>139. Scale-Adaptive Aerial Object Tracking Network via Location Estimation (2025)</w:t>
       </w:r>
     </w:p>
     <w:p>
@@ -4451,19 +4364,19 @@
           <w:i/>
           <w:sz w:val="18"/>
         </w:rPr>
-        <w:t>Weijie Yan, Guohua Gu, Yunkai Xu, Xiaofang Kong, Ajun Shao, Qian Chen, Minjie Wan; IEEE Transactions on Computational Social Systems</w:t>
+        <w:t>Pengfei Han, Yunpeng Gao, Chuangye Guo, Mengyao Dong, Bin Zhao, Xuelong Li; IEEE Internet of Things Journal</w:t>
       </w:r>
       <w:r>
         <w:rPr>
           <w:color w:val="1F4E79"/>
           <w:sz w:val="18"/>
         </w:rPr>
-        <w:t xml:space="preserve">  |  https://doi.org/10.1109/tcss.2024.3391631</w:t>
-      </w:r>
-    </w:p>
-    <w:p>
-      <w:r>
-        <w:t>Nowadays, infrared target tracking has been a critical technology in the field of computer vision and has many computational social system-related applications, such as urban security, pedestrian counting, smoke and fire detection, and so forth. Unfortunately, due to the absence of detailed information such as texture or color, it is easy for tracking drift to occur when the tracker encounters infrared targets that vary in shape or size. In order to address this issue, we present a twofold structured features-based Siamese network for infrared target tracking. Above all, a novel feature fusion network is proposed to make full use of both shallow spatial information and deep semantic information in a comprehensive manner, so as to improve the discriminative capacity for infrared targets. Then, a multitemplate update module is designed to effectively deal with interferences from target appearance changes which are prone to cause early tracking failures. Finally, both qualitative and quantitative experiments are implemented on VOT-TIR 2016 and GTOT datasets, which demonstrates that our method achieves the balance of promising tracking performance and real-time tracking speed against other state-of-the-art trackers.</w:t>
+        <w:t xml:space="preserve">  |  https://doi.org/10.1109/jiot.2025.3603971</w:t>
+      </w:r>
+    </w:p>
+    <w:p>
+      <w:r>
+        <w:t>The objective in aerial object tracking with the goal of accurately capturing and tracking the dynamic and variable characteristics of objects in various complex environments. However, existing tracking methods often encounter performance bottlenecks when dealing with rapid object movement, occlusions, and changes in appearance. Summarizing the aforementioned issues, we introduce a Scale-adaptive Aerial object Tracking Network (SATNet), which can not only effectively handles scale changes and occlusions of tracking objects from an aerial perspective, but also accurately estimates the positions of tracking objects against complex backgrounds, ensuring the stability and precision for the tracking model. Specifically, SATNet incorporates a Scale-adaptive Feature Fusion Enhancement Module (SFFEM) to integrate multi-scale detailed and semantic features, strengthening object feature representation while mitigating interference from similar objects, thereby improving robustness to occlusions and enabling accurate detection of small or distant objects. In addition, an object search strategy based on Location Estimation Module (LEM) is designed to analyze classification and regression information, achieving precise object localization in complex environments and significantly enhancing the performance of the SATNet tracking model in processing video sequences for reliable and effective object tracking. Widespread experiments proving the efficacy and supremacy of the proposed SATNet against numerous cutting-edge competitors across three public datasets.</w:t>
       </w:r>
     </w:p>
     <w:p>
@@ -4471,7 +4384,7 @@
         <w:pStyle w:val="Heading2"/>
       </w:pPr>
       <w:r>
-        <w:t>143. Unified Spatio-Temporal Tracking via Adaptive Embedding and Temporal Context Modeling (2026)</w:t>
+        <w:t>140. Separation Fusion Transformer and Efficient Reuse Matching Network for Aerial Tracking (2024)</w:t>
       </w:r>
     </w:p>
     <w:p>
@@ -4480,14 +4393,72 @@
           <w:i/>
           <w:sz w:val="18"/>
         </w:rPr>
-        <w:t>Xianxin Jia, Zhiqiang Hou, Sugang Ma, Lei Pu; Knowledge-Based Systems</w:t>
+        <w:t>Anping Deng, Dianbing Chen, Guangliang Han, Hang Yang, Zhichao Liu, Faxue Liu; IEEE Geoscience and Remote Sensing Letters</w:t>
       </w:r>
       <w:r>
         <w:rPr>
           <w:color w:val="1F4E79"/>
           <w:sz w:val="18"/>
         </w:rPr>
-        <w:t xml:space="preserve">  |  https://doi.org/10.1016/j.knosys.2026.116116</w:t>
+        <w:t xml:space="preserve">  |  https://doi.org/10.1109/lgrs.2024.3436846</w:t>
+      </w:r>
+    </w:p>
+    <w:p>
+      <w:r>
+        <w:t>Due to the uniqueness of its perspective and the continuity of tracking, the current utilization of UAV in tracking has demonstrated immense potential in the field of aviation remote sensing. However, constrained by the complexities of the real-world environment during the tracking process and the limited computational capabilities of the onboard computing platform, the existing tracking networks struggle to effectively integrate superior tracking performance with efficient computational speed. Addressing this pivotal issue, we proposed the Separation Fusion Transformer and Efficient Reuse Matching Network for Aerial tracking (SFTrack). Specifically, we designed the separation fusion transformer (SFT), leveraging a meticulously crafted low-latency transformer architecture to extract robust feature information of the target, thereby enhancing the algorithm’s ability to distinguish the target from intricate backgrounds. Furthermore, the efficient reuse matching network (ERM) efficiently performs feature matching to accurately determine the target’s scale and location. SFTrack exhibits efficient and precise performance in drone tracking tasks. When compared to other drone-to-ground tracking algorithms, SFTrack demonstrates a significant lead in accuracy across multiple datasets, achieving an impressive 54 frames per second (FPS) on embedded platforms. This validates the feasibility and effectiveness of our tracker in practical drone deployments.</w:t>
+      </w:r>
+    </w:p>
+    <w:p>
+      <w:pPr>
+        <w:pStyle w:val="Heading2"/>
+      </w:pPr>
+      <w:r>
+        <w:t>141. SiamFFN: Siamese Feature Fusion Network for Visual Tracking (2023)</w:t>
+      </w:r>
+    </w:p>
+    <w:p>
+      <w:r>
+        <w:rPr>
+          <w:i/>
+          <w:sz w:val="18"/>
+        </w:rPr>
+        <w:t>Jiahao Bao, Menglong Yan, Yiran Yang, Kaiqiang Chen; Electronics</w:t>
+      </w:r>
+      <w:r>
+        <w:rPr>
+          <w:color w:val="1F4E79"/>
+          <w:sz w:val="18"/>
+        </w:rPr>
+        <w:t xml:space="preserve">  |  https://doi.org/10.3390/electronics12071568</w:t>
+      </w:r>
+    </w:p>
+    <w:p>
+      <w:r>
+        <w:t>Siamese network-based trackers have developed rapidly in the field of visual object tracking recently. Many Siamese network-based trackers currently in use rely on result fusion to combine the classification result map and regression result map. However, these result maps are obtained from the multi-level feature map and are independent of each other. It is inappropriate and flawed to use result fusion. Additionally, classification module and regression module are independent of each other, which leads to feature misalignment. In this paper, we propose a feature-fusion approach that involves fusing similarity response maps using a novel scale attention mechanism and subsequently decoding the features. To reduce the feature misalignment and produce more precise tracking results, we suggest using Classification Supervised Regression Loss (CSRL), to train the model. Experiments conducted on three challenging benchmark datasets show that this method outperforms current models in terms of both performance and efficiency, running at 40 fps.</w:t>
+      </w:r>
+    </w:p>
+    <w:p>
+      <w:pPr>
+        <w:pStyle w:val="Heading2"/>
+      </w:pPr>
+      <w:r>
+        <w:t>142. Structural-appearance information fusion for visual tracking (2023)</w:t>
+      </w:r>
+    </w:p>
+    <w:p>
+      <w:r>
+        <w:rPr>
+          <w:i/>
+          <w:sz w:val="18"/>
+        </w:rPr>
+        <w:t>Yuping Zhang, Zepeng Yang, Bo Ma, Jiahao Wu, Fusheng Jin; The Visual Computer</w:t>
+      </w:r>
+      <w:r>
+        <w:rPr>
+          <w:color w:val="1F4E79"/>
+          <w:sz w:val="18"/>
+        </w:rPr>
+        <w:t xml:space="preserve">  |  https://doi.org/10.1007/s00371-023-03013-7</w:t>
       </w:r>
     </w:p>
     <w:p>
@@ -4496,12 +4467,12 @@
           <w:color w:val="808080"/>
           <w:sz w:val="16"/>
         </w:rPr>
-        <w:t>[abstract source: publisher page (ScienceDirect)]</w:t>
-      </w:r>
-    </w:p>
-    <w:p>
-      <w:r>
-        <w:t>Visual object tracking remains a fundamental yet challenging task due to dynamic appearance changes, occlusions, fast motion, and background clutter. Existing one-stream transformer-based trackers have made remarkable progress by unifying feature extraction and token interaction, but they still struggle in complex scenarios due to three key limitations: first, the generated tokens often lack fine-grained spatial details, reducing discriminability between target and background; second, temporal modeling across frames is either shallow or redundant, leading to instability under occlusion or fast motion; third, dense propagation of historical tokens introduces unnecessary computation and may dilute essential context, compromising efficiency. To address these challenges, we propose Unified Spatio-Temporal Tracking via Adaptive Embedding and Temporal Context Modeling (USACTrack), which integrates fine-grained spatial modeling, temporal coherence, and selective context propagation within a single end-to-end architecture. Specifically, an Adaptive Embedding module enhances visual tokens through adaptive pooling and direction-aware feature interaction, improving spatial discriminability. A Temporal Context Aggregator refines historical context tokens to maintain temporal consistency and stabilize appearance transitions. Furthermore, a Spatio-Temporal Selective Propagator, based on state-space duality, selectively propagates essential information across frames, reducing redundancy while preserving long-term dependencies. Extensive experiments on eight public benchmarks demonstrate the effectiveness of USACTrack. It achieves Area Under Curve (AUC) scores of 72.3% and 61.2% on LaSOT and TNL2K respectively, outperforming the baseline by 2.7% on LaSOT, while requiring only 53.6 GFLOPs and achieving 57.1 FPS.</w:t>
+        <w:t>[abstract source: publisher page (institutional repository)]</w:t>
+      </w:r>
+    </w:p>
+    <w:p>
+      <w:r>
+        <w:t>In this work, we propose a visual tracking algorithm based on structural-appearance information fusion that aims to distinguish the target from distractors, including both semantical and visual distractors. It measures the similarity of targets using both appearance information and structural information, with the former extracted from siamese networks and the latter learned from appearance information using a target-cross attention mechanism. The structural and appearance information can be dynamically fused by using a gating recurrent unit, which can control the fusion ratio between them. Additionally, we introduce a similarity matching loss function to explicitly guide feature extraction. Our proposed method can extract discriminative features that facilitate the identification of the target, thus improving tracking performance. Extensive experimental results show that our proposed similarity feature extraction method can improve the tracking performance.</w:t>
       </w:r>
     </w:p>
     <w:p>
@@ -4509,7 +4480,7 @@
         <w:pStyle w:val="Heading2"/>
       </w:pPr>
       <w:r>
-        <w:t>144. AMST2: aggregated multi-level spatial and temporal context-based transformer for robust aerial tracking (2023)</w:t>
+        <w:t>143. Twofold Structured Features-Based Siamese Network for Infrared Target Tracking (2024)</w:t>
       </w:r>
     </w:p>
     <w:p>
@@ -4518,19 +4489,19 @@
           <w:i/>
           <w:sz w:val="18"/>
         </w:rPr>
-        <w:t>Hasil Park, Injae Lee, Dasol Jeong, Joonki Paik; Scientific Reports</w:t>
+        <w:t>Weijie Yan, Guohua Gu, Yunkai Xu, Xiaofang Kong, Ajun Shao, Qian Chen, Minjie Wan; IEEE Transactions on Computational Social Systems</w:t>
       </w:r>
       <w:r>
         <w:rPr>
           <w:color w:val="1F4E79"/>
           <w:sz w:val="18"/>
         </w:rPr>
-        <w:t xml:space="preserve">  |  https://doi.org/10.1038/s41598-023-36131-2</w:t>
-      </w:r>
-    </w:p>
-    <w:p>
-      <w:r>
-        <w:t>Recently, many existing visual trackers have made significant progress by incorporating either spatial information from multi-level convolution layers or temporal information for tracking. However, the complementary advantages of both spatial and temporal information cannot be leveraged when these two types of information are used separately. In this paper, we present a new approach for robust visual tracking using a transformer-based model that incorporates both spatial and temporal context information at multiple levels. To integrate the refined similarity maps through multi-level spatial and temporal encoders, we propose an aggregation encoder. Consequently, the output of the proposed aggregation encoder contains useful features that integrate the global contexts of multi-level spatial and the temporal contexts. The feature we propose offers a contrasting yet complementary representation of multi-level spatial and temporal contexts. This characteristic is particularly beneficial in complex aerial scenarios, where tracking failures can occur due to occlusion, motion blur, small objects, and scale variations. Also, our tracker utilizes a light-weight network backbone, ensuring fast and effective object tracking in aerial datasets. Additionally, the proposed architecture can achieve more robust object tracking against significant variations by updating the features of the latest object while retaining the initial template information. Extensive experiments on seven challenging short-term and long-term aerial tracking benchmarks have demonstrated that the proposed tracker outperforms state-of-the-art tracking methods in terms of both real-time processing speed and performance.</w:t>
+        <w:t xml:space="preserve">  |  https://doi.org/10.1109/tcss.2024.3391631</w:t>
+      </w:r>
+    </w:p>
+    <w:p>
+      <w:r>
+        <w:t>Nowadays, infrared target tracking has been a critical technology in the field of computer vision and has many computational social system-related applications, such as urban security, pedestrian counting, smoke and fire detection, and so forth. Unfortunately, due to the absence of detailed information such as texture or color, it is easy for tracking drift to occur when the tracker encounters infrared targets that vary in shape or size. In order to address this issue, we present a twofold structured features-based Siamese network for infrared target tracking. Above all, a novel feature fusion network is proposed to make full use of both shallow spatial information and deep semantic information in a comprehensive manner, so as to improve the discriminative capacity for infrared targets. Then, a multitemplate update module is designed to effectively deal with interferences from target appearance changes which are prone to cause early tracking failures. Finally, both qualitative and quantitative experiments are implemented on VOT-TIR 2016 and GTOT datasets, which demonstrates that our method achieves the balance of promising tracking performance and real-time tracking speed against other state-of-the-art trackers.</w:t>
       </w:r>
     </w:p>
     <w:p>
@@ -4538,7 +4509,7 @@
         <w:pStyle w:val="Heading2"/>
       </w:pPr>
       <w:r>
-        <w:t>145. BTMTrack: Robust RGB-T tracking via dual-template bridging and temporal-modal candidate elimination (2025)</w:t>
+        <w:t>144. Unified Spatio-Temporal Tracking via Adaptive Embedding and Temporal Context Modeling (2026)</w:t>
       </w:r>
     </w:p>
     <w:p>
@@ -4547,14 +4518,14 @@
           <w:i/>
           <w:sz w:val="18"/>
         </w:rPr>
-        <w:t>Zhongxuan Zhang, Bi Zeng, Xinyu Ni, Yimin Du; Image and Vision Computing</w:t>
+        <w:t>Xianxin Jia, Zhiqiang Hou, Sugang Ma, Lei Pu; Knowledge-Based Systems</w:t>
       </w:r>
       <w:r>
         <w:rPr>
           <w:color w:val="1F4E79"/>
           <w:sz w:val="18"/>
         </w:rPr>
-        <w:t xml:space="preserve">  |  https://doi.org/10.1016/j.imavis.2025.105676</w:t>
+        <w:t xml:space="preserve">  |  https://doi.org/10.1016/j.knosys.2026.116116</w:t>
       </w:r>
     </w:p>
     <w:p>
@@ -4563,12 +4534,12 @@
           <w:color w:val="808080"/>
           <w:sz w:val="16"/>
         </w:rPr>
-        <w:t>[abstract source: publisher page (arXiv)]</w:t>
-      </w:r>
-    </w:p>
-    <w:p>
-      <w:r>
-        <w:t>RGB-T tracking leverages the complementary strengths of RGB and thermal infrared (TIR) modalities to address challenging scenarios such as low illumination and adverse weather. However, existing methods often fail to effectively integrate temporal information and perform efficient cross-modal interactions, which constrain their adaptability to dynamic targets. In this paper, we propose BTMTrack, a novel framework for RGB-T tracking. The core of our approach lies in the dual-template backbone network and the Temporal-Modal Candidate Elimination (TMCE) strategy. The dual-template backbone effectively integrates temporal information, while the TMCE strategy focuses the model on target-relevant tokens by evaluating temporal and modal correlations, reducing computational overhead and avoiding irrelevant background noise. Building upon this foundation, we propose the Temporal Dual Template Bridging (TDTB) module, which facilitates precise cross-modal fusion through dynamically filtered tokens. This approach further strengthens the interaction between templates and the search region. Extensive experiments conducted on three benchmark datasets demonstrate the effectiveness of BTMTrack. Our method achieves state-of-the-art performance, with a 72.3% precision rate on the LasHeR test set and competitive results on RGBT210 and RGBT234 datasets.</w:t>
+        <w:t>[abstract source: publisher page (ScienceDirect)]</w:t>
+      </w:r>
+    </w:p>
+    <w:p>
+      <w:r>
+        <w:t>Visual object tracking remains a fundamental yet challenging task due to dynamic appearance changes, occlusions, fast motion, and background clutter. Existing one-stream transformer-based trackers have made remarkable progress by unifying feature extraction and token interaction, but they still struggle in complex scenarios due to three key limitations: first, the generated tokens often lack fine-grained spatial details, reducing discriminability between target and background; second, temporal modeling across frames is either shallow or redundant, leading to instability under occlusion or fast motion; third, dense propagation of historical tokens introduces unnecessary computation and may dilute essential context, compromising efficiency. To address these challenges, we propose Unified Spatio-Temporal Tracking via Adaptive Embedding and Temporal Context Modeling (USACTrack), which integrates fine-grained spatial modeling, temporal coherence, and selective context propagation within a single end-to-end architecture. Specifically, an Adaptive Embedding module enhances visual tokens through adaptive pooling and direction-aware feature interaction, improving spatial discriminability. A Temporal Context Aggregator refines historical context tokens to maintain temporal consistency and stabilize appearance transitions. Furthermore, a Spatio-Temporal Selective Propagator, based on state-space duality, selectively propagates essential information across frames, reducing redundancy while preserving long-term dependencies. Extensive experiments on eight public benchmarks demonstrate the effectiveness of USACTrack. It achieves Area Under Curve (AUC) scores of 72.3% and 61.2% on LaSOT and TNL2K respectively, outperforming the baseline by 2.7% on LaSOT, while requiring only 53.6 GFLOPs and achieving 57.1 FPS.</w:t>
       </w:r>
     </w:p>
     <w:p>
@@ -4576,7 +4547,7 @@
         <w:pStyle w:val="Heading2"/>
       </w:pPr>
       <w:r>
-        <w:t>146. CAT: A Unified Click-and-Track Framework for Realistic Tracking (2025)</w:t>
+        <w:t>145. AMST2: aggregated multi-level spatial and temporal context-based transformer for robust aerial tracking (2023)</w:t>
       </w:r>
     </w:p>
     <w:p>
@@ -4585,14 +4556,43 @@
           <w:i/>
           <w:sz w:val="18"/>
         </w:rPr>
-        <w:t>Yongsheng Yuan, J Z Zhao, Dong Wang, Huchuan Lu; IEEE/CVF International Conference on Computer Vision (ICCV)</w:t>
+        <w:t>Hasil Park, Injae Lee, Dasol Jeong, Joonki Paik; Scientific Reports</w:t>
       </w:r>
       <w:r>
         <w:rPr>
           <w:color w:val="1F4E79"/>
           <w:sz w:val="18"/>
         </w:rPr>
-        <w:t xml:space="preserve">  |  https://doi.org/10.1109/iccv51701.2025.00539</w:t>
+        <w:t xml:space="preserve">  |  https://doi.org/10.1038/s41598-023-36131-2</w:t>
+      </w:r>
+    </w:p>
+    <w:p>
+      <w:r>
+        <w:t>Recently, many existing visual trackers have made significant progress by incorporating either spatial information from multi-level convolution layers or temporal information for tracking. However, the complementary advantages of both spatial and temporal information cannot be leveraged when these two types of information are used separately. In this paper, we present a new approach for robust visual tracking using a transformer-based model that incorporates both spatial and temporal context information at multiple levels. To integrate the refined similarity maps through multi-level spatial and temporal encoders, we propose an aggregation encoder. Consequently, the output of the proposed aggregation encoder contains useful features that integrate the global contexts of multi-level spatial and the temporal contexts. The feature we propose offers a contrasting yet complementary representation of multi-level spatial and temporal contexts. This characteristic is particularly beneficial in complex aerial scenarios, where tracking failures can occur due to occlusion, motion blur, small objects, and scale variations. Also, our tracker utilizes a light-weight network backbone, ensuring fast and effective object tracking in aerial datasets. Additionally, the proposed architecture can achieve more robust object tracking against significant variations by updating the features of the latest object while retaining the initial template information. Extensive experiments on seven challenging short-term and long-term aerial tracking benchmarks have demonstrated that the proposed tracker outperforms state-of-the-art tracking methods in terms of both real-time processing speed and performance.</w:t>
+      </w:r>
+    </w:p>
+    <w:p>
+      <w:pPr>
+        <w:pStyle w:val="Heading2"/>
+      </w:pPr>
+      <w:r>
+        <w:t>146. BTMTrack: Robust RGB-T tracking via dual-template bridging and temporal-modal candidate elimination (2025)</w:t>
+      </w:r>
+    </w:p>
+    <w:p>
+      <w:r>
+        <w:rPr>
+          <w:i/>
+          <w:sz w:val="18"/>
+        </w:rPr>
+        <w:t>Zhongxuan Zhang, Bi Zeng, Xinyu Ni, Yimin Du; Image and Vision Computing</w:t>
+      </w:r>
+      <w:r>
+        <w:rPr>
+          <w:color w:val="1F4E79"/>
+          <w:sz w:val="18"/>
+        </w:rPr>
+        <w:t xml:space="preserve">  |  https://doi.org/10.1016/j.imavis.2025.105676</w:t>
       </w:r>
     </w:p>
     <w:p>
@@ -4601,12 +4601,12 @@
           <w:color w:val="808080"/>
           <w:sz w:val="16"/>
         </w:rPr>
-        <w:t>[abstract source: publisher page (IEEE Xplore)]</w:t>
-      </w:r>
-    </w:p>
-    <w:p>
-      <w:r>
-        <w:t>Modern visual trackers have achieved robust performance with precisely initialized target bounding boxes. However, providing high-precision initial annotations is a process both labor-intensive and error-prone in real-world scenarios. Interactive initialization (e.g., click-based, scribble-based) presents a more practical alternative. In this paper, we introduce a unified Click-and-Track (CAT) framework for full-process tracking, eliminating the need for auxiliary models or complex initialization pipelines. We present a novel fine-tuning paradigm that bridges the information gap inherent in click-based initialization through two key innovations: 1) The proposed click-based localization and joint spatial-visual prompt refinement are sequentially performed to compensate for the geometric information loss (e.g., boundary ambiguity, shape uncertainty) inherent in click-based initialization. 2) We design a parameter-efficient module called CTMoE to leverage the tracker's inherent capabilities when fine-tuning. The proposed CTMoE enables the foundation model to learn different matching patterns, unifying click-based initialization and tracking within a unified architecture. Extensive experimental results demonstrate state-of-the-art performance of our click-based tracking method on the LaSOT benchmark (70.5% AUC) while maintaining parameter efficiency, surpassing existing click-based tracking frameworks by a large margin and even outperforming some bounding-box-initialized trackers.</w:t>
+        <w:t>[abstract source: publisher page (arXiv)]</w:t>
+      </w:r>
+    </w:p>
+    <w:p>
+      <w:r>
+        <w:t>RGB-T tracking leverages the complementary strengths of RGB and thermal infrared (TIR) modalities to address challenging scenarios such as low illumination and adverse weather. However, existing methods often fail to effectively integrate temporal information and perform efficient cross-modal interactions, which constrain their adaptability to dynamic targets. In this paper, we propose BTMTrack, a novel framework for RGB-T tracking. The core of our approach lies in the dual-template backbone network and the Temporal-Modal Candidate Elimination (TMCE) strategy. The dual-template backbone effectively integrates temporal information, while the TMCE strategy focuses the model on target-relevant tokens by evaluating temporal and modal correlations, reducing computational overhead and avoiding irrelevant background noise. Building upon this foundation, we propose the Temporal Dual Template Bridging (TDTB) module, which facilitates precise cross-modal fusion through dynamically filtered tokens. This approach further strengthens the interaction between templates and the search region. Extensive experiments conducted on three benchmark datasets demonstrate the effectiveness of BTMTrack. Our method achieves state-of-the-art performance, with a 72.3% precision rate on the LasHeR test set and competitive results on RGBT210 and RGBT234 datasets.</w:t>
       </w:r>
     </w:p>
     <w:p>
@@ -4614,7 +4614,7 @@
         <w:pStyle w:val="Heading2"/>
       </w:pPr>
       <w:r>
-        <w:t>147. COST: Contrastive one-stage transformer for vision-language small object tracking (2025)</w:t>
+        <w:t>147. CAT: A Unified Click-and-Track Framework for Realistic Tracking (2025)</w:t>
       </w:r>
     </w:p>
     <w:p>
@@ -4623,14 +4623,14 @@
           <w:i/>
           <w:sz w:val="18"/>
         </w:rPr>
-        <w:t>Chunhui Zhang, Li Liu, Jialin Gao, Sun Xin, Hao Wen, Xi Zhou, Shiming Ge, Yanfeng Wang; Information Fusion</w:t>
+        <w:t>Yongsheng Yuan, J Z Zhao, Dong Wang, Huchuan Lu; IEEE/CVF International Conference on Computer Vision (ICCV)</w:t>
       </w:r>
       <w:r>
         <w:rPr>
           <w:color w:val="1F4E79"/>
           <w:sz w:val="18"/>
         </w:rPr>
-        <w:t xml:space="preserve">  |  https://doi.org/10.1016/j.inffus.2025.103604</w:t>
+        <w:t xml:space="preserve">  |  https://doi.org/10.1109/iccv51701.2025.00539</w:t>
       </w:r>
     </w:p>
     <w:p>
@@ -4639,12 +4639,12 @@
           <w:color w:val="808080"/>
           <w:sz w:val="16"/>
         </w:rPr>
-        <w:t>[abstract source: openreview]</w:t>
-      </w:r>
-    </w:p>
-    <w:p>
-      <w:r>
-        <w:t>Transformer has recently demonstrated great potential in improving vision-language (VL) tracking algorithms. However, most of the existing VL trackers rely on carefully designed mechanisms to perform the multi-stage multi-modal fusion. Additionally, direct multi-modal fusion without alignment ignores distribution discrepancy between modalities in feature space, potentially leading to suboptimal representations. In this work, we propose COST, a contrastive one-stage transformer fusion framework for VL tracking, aiming to learn semantically consistent and unified VL representations. Specifically, we introduce a contrastive alignment strategy that maximizes mutual information (MI) between a video and its corresponding language description. This enables effective cross-modal alignment, yielding semantically consistent features in the representation space. By leveraging a visual-linguistic transformer, we establish an efficient multi-modal fusion and reasoning mechanism, empirically demonstrating that a simple stack of transformer encoders effectively enables unified VL representations. Moreover, we contribute a newly collected VL tracking benchmark dataset for small object tracking, named VL-SOT500, with bounding boxes and language descriptions. Our dataset comprises two challenging subsets, VL-SOT230 and VL-SOT270, dedicated to evaluating generic and high-speed small object tracking, respectively. Small object tracking is notoriously challenging due to weak appearance and limited features, and this dataset is, to the best of our knowledge, the first to explore the usage of language cues to enhance visual representation for small object tracking. Extensive experiments demonstrate that COST achieves state-of-the-art performance on five existing VL tracking datasets, as well as on our proposed VL-SOT500 dataset. Source codes and dataset will be made publicly available.</w:t>
+        <w:t>[abstract source: publisher page (IEEE Xplore)]</w:t>
+      </w:r>
+    </w:p>
+    <w:p>
+      <w:r>
+        <w:t>Modern visual trackers have achieved robust performance with precisely initialized target bounding boxes. However, providing high-precision initial annotations is a process both labor-intensive and error-prone in real-world scenarios. Interactive initialization (e.g., click-based, scribble-based) presents a more practical alternative. In this paper, we introduce a unified Click-and-Track (CAT) framework for full-process tracking, eliminating the need for auxiliary models or complex initialization pipelines. We present a novel fine-tuning paradigm that bridges the information gap inherent in click-based initialization through two key innovations: 1) The proposed click-based localization and joint spatial-visual prompt refinement are sequentially performed to compensate for the geometric information loss (e.g., boundary ambiguity, shape uncertainty) inherent in click-based initialization. 2) We design a parameter-efficient module called CTMoE to leverage the tracker's inherent capabilities when fine-tuning. The proposed CTMoE enables the foundation model to learn different matching patterns, unifying click-based initialization and tracking within a unified architecture. Extensive experimental results demonstrate state-of-the-art performance of our click-based tracking method on the LaSOT benchmark (70.5% AUC) while maintaining parameter efficiency, surpassing existing click-based tracking frameworks by a large margin and even outperforming some bounding-box-initialized trackers.</w:t>
       </w:r>
     </w:p>
     <w:p>
@@ -4652,7 +4652,7 @@
         <w:pStyle w:val="Heading2"/>
       </w:pPr>
       <w:r>
-        <w:t>148. Collaborative Spatiotemporal Anchors and Key Feature Enhancement for UAV Tracking (2026)</w:t>
+        <w:t>148. COST: Contrastive one-stage transformer for vision-language small object tracking (2025)</w:t>
       </w:r>
     </w:p>
     <w:p>
@@ -4661,130 +4661,14 @@
           <w:i/>
           <w:sz w:val="18"/>
         </w:rPr>
-        <w:t>Qiuyu Jin, Yuqi Han, Linbo Tang, Wenzheng Wang, Haotian Sun, Yanhua Wang; IEEE Journal of Selected Topics in Applied Earth Observations and Remote Sensing</w:t>
+        <w:t>Chunhui Zhang, Li Liu, Jialin Gao, Sun Xin, Hao Wen, Xi Zhou, Shiming Ge, Yanfeng Wang; Information Fusion</w:t>
       </w:r>
       <w:r>
         <w:rPr>
           <w:color w:val="1F4E79"/>
           <w:sz w:val="18"/>
         </w:rPr>
-        <w:t xml:space="preserve">  |  https://doi.org/10.1109/jstars.2026.3657803</w:t>
-      </w:r>
-    </w:p>
-    <w:p>
-      <w:r>
-        <w:t>Target tracking in unmanned aerial vehicle (UAV) platforms faces significant challenges due to high maneuverability-induced appearance variations, including abrupt scale changes, viewpoint shifts, and non-rigid deformations. Existing trackers suffer from two critical limitations: (1) fixed-interval sampling strategies fail to capture nonlinear state transitions, and (2) error accumulation in dynamic reference updating degrades long-term robustness. To address these issues, we propose a novel dynamic spatio-temporal perception framework with error suppression. Our approach introduces two core innovations: First, the Spatio-Temporal Anchors Module employs the Wasserstein-1 distance to quantify feature distribution evolution, enabling geodesic-equidistant sampling of representative reference frames that uniformly cover target transition trajectories. This distribution-aware mechanism adaptively balances update density during stable phases and critical transitions. Second, the Key Feature Enhancement Module conducts attention-driven fusion of candidate regions and historical references, dynamically propagating spatially salient features—identified through attention response analysis—via a cascaded architecture to mitigate error accumulation. Extensive evaluations on UAV123, UAVTrack112L, DTB70, and LaSOT benchmarks demonstrate state-of-the-art performance, with notable improvements in occlusion scenarios and deformation resistance, confirming its practical viability for aerial observation systems.</w:t>
-      </w:r>
-    </w:p>
-    <w:p>
-      <w:pPr>
-        <w:pStyle w:val="Heading2"/>
-      </w:pPr>
-      <w:r>
-        <w:t>149. Contextual Enhancement–Interaction and Multi-Scale Weighted Fusion Network for Aerial Tracking (2024)</w:t>
-      </w:r>
-    </w:p>
-    <w:p>
-      <w:r>
-        <w:rPr>
-          <w:i/>
-          <w:sz w:val="18"/>
-        </w:rPr>
-        <w:t>Bo Wang, Xuan Wang, Linglong Ma, Yujia Zuo, Chenglong Liu; Drones</w:t>
-      </w:r>
-      <w:r>
-        <w:rPr>
-          <w:color w:val="1F4E79"/>
-          <w:sz w:val="18"/>
-        </w:rPr>
-        <w:t xml:space="preserve">  |  https://doi.org/10.3390/drones8080343</w:t>
-      </w:r>
-    </w:p>
-    <w:p>
-      <w:r>
-        <w:t>Siamese-based trackers have been widely utilized in UAV visual tracking due to their outstanding performance. However, UAV visual tracking encounters numerous challenges, such as similar targets, scale variations, and background clutter. Existing Siamese trackers face two significant issues: firstly, they rely on single-branch features, limiting their ability to achieve long-term and accurate aerial tracking. Secondly, current tracking algorithms treat multi-level similarity responses equally, making it difficult to ensure tracking accuracy in complex airborne environments. To tackle these challenges, we propose a novel UAV tracking Siamese network named the contextual enhancement–interaction and multi-scale weighted fusion network, which is designed to improve aerial tracking performance. Firstly, we designed a contextual enhancement–interaction module to improve feature representation. This module effectively facilitates the interaction between the template and search branches and strengthens the features of each branch in parallel. Specifically, a cross-attention mechanism within the module integrates the branch information effectively. The parallel Transformer-based enhancement structure improves the feature saliency significantly. Additionally, we designed an efficient multi-scale weighted fusion module that adaptively weights the correlation response maps across different feature scales. This module fully utilizes the global similarity response between the template and the search area, enhancing feature distinctiveness and improving tracking results. We conducted experiments using several state-of-the-art trackers on aerial tracking benchmarks, including DTB70, UAV123, UAV20L, and UAV123@10fps, to validate the efficacy of the proposed network. The experimental results demonstrate that our tracker performs effectively in complex aerial tracking scenarios and competes well with state-of-the-art trackers.</w:t>
-      </w:r>
-    </w:p>
-    <w:p>
-      <w:pPr>
-        <w:pStyle w:val="Heading2"/>
-      </w:pPr>
-      <w:r>
-        <w:t>150. Dynamic Spatiotemporal Information Interaction for Multidrone Single Object Tracking (2026)</w:t>
-      </w:r>
-    </w:p>
-    <w:p>
-      <w:r>
-        <w:rPr>
-          <w:i/>
-          <w:sz w:val="18"/>
-        </w:rPr>
-        <w:t>XiangQian Liu, Guangwei Zhang, Bin Wang, Lihong Zhong, Bing Zhou; IEEE Internet of Things Journal</w:t>
-      </w:r>
-      <w:r>
-        <w:rPr>
-          <w:color w:val="1F4E79"/>
-          <w:sz w:val="18"/>
-        </w:rPr>
-        <w:t xml:space="preserve">  |  https://doi.org/10.1109/jiot.2026.3659525</w:t>
-      </w:r>
-    </w:p>
-    <w:p>
-      <w:r>
-        <w:t>Multi-drone single object tracking is a key technology in Internet of Things-based aerial sensing systems. However, existing methods often neglect both temporal continuity of the object across frames and spatial complementarity from multi-drone viewpoints, limiting their robustness in large-scale and dynamic IoT environments. To address these issues, this paper proposes a dynamic spatiotemporal information interaction framework for multi-drone single object tracking (DSTII-MDOT), where spatiotemporal information refers to the object’s feature evolution over time (temporal) and its complementary multi-view representations (spatial). First, a dynamic temporal feature aggregation (DTFA) module is proposed, which captures the object’s motion and appearance variations by exploiting frame-to-frame differences, thereby ensuring feature continuity and stable predictions across frames in long-term tracking. Next, a spatial alignment method for cross-modal (text-image) semantic alignment (CMSA) is proposed. This method ensures the semantic alignment between visual features and textual descriptions by leveraging the CLIP model and employs a multi-head cross-attention mechanism to capture the top-k regions of interest within the search area. This enhances cross-drone collaboration and reduces redundant communications in IoT networks. Finally, a wavelet frequency domain feature refinement (WFDFR) module is proposed to enhance the texture features of the template image, effectively solving the problem of blurred texture features or missing details in complex scenes. Experimental results on the MDOT dataset demonstrate that the proposed DSTII-MDSOT tracker surpasses existing advanced methods in both success rate and precision, validating the effectiveness and superiority of the proposed method. The code and models are available at https://github.com/JerryBryant24/DSTII-MDOT.</w:t>
-      </w:r>
-    </w:p>
-    <w:p>
-      <w:pPr>
-        <w:pStyle w:val="Heading2"/>
-      </w:pPr>
-      <w:r>
-        <w:t>151. EMTrack: Event-Guide Multimodal Transformer for Challenging Single-Object Tracking (2025)</w:t>
-      </w:r>
-    </w:p>
-    <w:p>
-      <w:r>
-        <w:rPr>
-          <w:i/>
-          <w:sz w:val="18"/>
-        </w:rPr>
-        <w:t>Xianda Xu, Shilong Jing, Zeshu Zhang, Chao Chen, Guangsha Guo, Hengyi Lv, Yuchen Zhao, Jialin Gu; IEEE Transactions on Geoscience and Remote Sensing</w:t>
-      </w:r>
-      <w:r>
-        <w:rPr>
-          <w:color w:val="1F4E79"/>
-          <w:sz w:val="18"/>
-        </w:rPr>
-        <w:t xml:space="preserve">  |  https://doi.org/10.1109/tgrs.2025.3576982</w:t>
-      </w:r>
-    </w:p>
-    <w:p>
-      <w:r>
-        <w:t>Object tracking is an important visual task in the field of remote sensing. Currently, traditional frame-based paradigms have demonstrated superior performance. However, research on remote sensing object tracking by applying event cameras has not yet been conducted. Meanwhile, there are still four key issues that need to be addressed: 1) Remote sensing object tracking is prone to losing the target in challenging scenarios (e.g., occlusion, motion blur, overexposure, and low light). 2) Mainstream event-to-tensor representation methods lack detailed spatiotemporal cues, making it difficult to achieve better integration with exposure frames. 3) The widely used ViT backbone consumes significant computational resources and incurs increased inference time, particularly when simultaneous feature extraction for both search and template. 4) Unimodal information (event-based or frame-based) struggles to address all complex environments encountered in object tracking. In this work, we introduce the RSEOT (Remote Sensing Event-based Object Tracking) Dataset, the first multimodal remote sensing dataset based on both event and visible information, which encompasses various challenging scenarios while offering a new insight into object tracking. Additionally, we have improved the voxel grid by applying linear integration to the preceding and following exposure events, facilitating better integration with frame-based paradigms. Furthermore, we propose a novel backbone, ViT-STCA, while introducing Search-Template Cross Attention (STCA) to merge the granular features of search and template. This approach significantly improves tracking performance while greatly reducing computational complexity. Extensive experiments on the RSEOT Dataset demonstrate that our method achieves 29.60%AUC, 46.02%P, and 36.11%Pnorm, outperforming all other state-of-the-art single object tracking approaches (e.g., SUTrack, SeqTrackv2, One Tracker, SDSTrack, Un-Track, ViPT, ProTrack). The code and model are available at https://github.com/lpsg555/EMTrack.</w:t>
-      </w:r>
-    </w:p>
-    <w:p>
-      <w:pPr>
-        <w:pStyle w:val="Heading2"/>
-      </w:pPr>
-      <w:r>
-        <w:t>152. HFS: an intelligent heuristic feature selection scheme to correct uncertainty (2024)</w:t>
-      </w:r>
-    </w:p>
-    <w:p>
-      <w:r>
-        <w:rPr>
-          <w:i/>
-          <w:sz w:val="18"/>
-        </w:rPr>
-        <w:t>Liu Yanli, Xun PengFei, Heng Zhang, Xiong Naixue; The Journal of Supercomputing</w:t>
-      </w:r>
-      <w:r>
-        <w:rPr>
-          <w:color w:val="1F4E79"/>
-          <w:sz w:val="18"/>
-        </w:rPr>
-        <w:t xml:space="preserve">  |  https://doi.org/10.1007/s11227-024-06437-7</w:t>
+        <w:t xml:space="preserve">  |  https://doi.org/10.1016/j.inffus.2025.103604</w:t>
       </w:r>
     </w:p>
     <w:p>
@@ -4793,12 +4677,12 @@
           <w:color w:val="808080"/>
           <w:sz w:val="16"/>
         </w:rPr>
-        <w:t>[abstract source: indexed preview (partial)]</w:t>
-      </w:r>
-    </w:p>
-    <w:p>
-      <w:r>
-        <w:t>To solve the problems of uncertainty in feature selection, an improved feature selection method based on information entropy and feature semantic uncertainty is proposed in this paper. HFS introduces an intelligent heuristic scheme to correct uncertainty in the selection of discriminative features. [partial abstract - EBSCO preview only; from indexed preview]</w:t>
+        <w:t>[abstract source: openreview]</w:t>
+      </w:r>
+    </w:p>
+    <w:p>
+      <w:r>
+        <w:t>Transformer has recently demonstrated great potential in improving vision-language (VL) tracking algorithms. However, most of the existing VL trackers rely on carefully designed mechanisms to perform the multi-stage multi-modal fusion. Additionally, direct multi-modal fusion without alignment ignores distribution discrepancy between modalities in feature space, potentially leading to suboptimal representations. In this work, we propose COST, a contrastive one-stage transformer fusion framework for VL tracking, aiming to learn semantically consistent and unified VL representations. Specifically, we introduce a contrastive alignment strategy that maximizes mutual information (MI) between a video and its corresponding language description. This enables effective cross-modal alignment, yielding semantically consistent features in the representation space. By leveraging a visual-linguistic transformer, we establish an efficient multi-modal fusion and reasoning mechanism, empirically demonstrating that a simple stack of transformer encoders effectively enables unified VL representations. Moreover, we contribute a newly collected VL tracking benchmark dataset for small object tracking, named VL-SOT500, with bounding boxes and language descriptions. Our dataset comprises two challenging subsets, VL-SOT230 and VL-SOT270, dedicated to evaluating generic and high-speed small object tracking, respectively. Small object tracking is notoriously challenging due to weak appearance and limited features, and this dataset is, to the best of our knowledge, the first to explore the usage of language cues to enhance visual representation for small object tracking. Extensive experiments demonstrate that COST achieves state-of-the-art performance on five existing VL tracking datasets, as well as on our proposed VL-SOT500 dataset. Source codes and dataset will be made publicly available.</w:t>
       </w:r>
     </w:p>
     <w:p>
@@ -4806,7 +4690,7 @@
         <w:pStyle w:val="Heading2"/>
       </w:pPr>
       <w:r>
-        <w:t>153. Knowledge text-guided frequency-spatial multi-scale feature fusion and collaborative relationship learning for UAV tracking (2025)</w:t>
+        <w:t>149. Collaborative Spatiotemporal Anchors and Key Feature Enhancement for UAV Tracking (2026)</w:t>
       </w:r>
     </w:p>
     <w:p>
@@ -4815,19 +4699,19 @@
           <w:i/>
           <w:sz w:val="18"/>
         </w:rPr>
-        <w:t>Ning Li, Yuanzhi Zhang, Haojun Ai, Yuan Rao, Mengyun Liu, Yun Peng, Xiaoying Wang; Geo-spatial Information Science</w:t>
+        <w:t>Qiuyu Jin, Yuqi Han, Linbo Tang, Wenzheng Wang, Haotian Sun, Yanhua Wang; IEEE Journal of Selected Topics in Applied Earth Observations and Remote Sensing</w:t>
       </w:r>
       <w:r>
         <w:rPr>
           <w:color w:val="1F4E79"/>
           <w:sz w:val="18"/>
         </w:rPr>
-        <w:t xml:space="preserve">  |  https://doi.org/10.1080/10095020.2025.2552258</w:t>
-      </w:r>
-    </w:p>
-    <w:p>
-      <w:r>
-        <w:t>Unmanned aerial vehicle (UAV) tracking technology is crucial in resource exploration and military security fields. However, the lack of accurate estimation of the collaborative relationship between the feature changes of moving object and the background hinders accurate tracking in high-altitude scenes. To address this issue, we design a UAV tracking model with knowledge text-guided frequency-spatial multi-scale feature fusion and collaborative relationship learning, called TFST, which can enhance object features and estimate the collaborative relationship between the object and the background in high-altitude scenes with interference such as small objects, object similarity and occlusion, thereby improving the robustness and stability of object tracking. Our TFST tracker mainly consists of a text-image feature alignment and fusion module (TIF), a frequency-spatial domain feature fusion attention module (FSFA), and a local feature mask reconstruction module (LFMR). Specifically, the TIF module introduces text prompts into the image object detection model, selectively fusing image object through text perception to solve cross-modal auxiliary problems and estimate the collaborative relationship between the object and the background. Meanwhile, the proposed LFMR module integrates multi-frequency and multi-scale features to distill spatial features, demonstrating outstanding performance in capturing boundary features and enhancing the tracking precision of small and boundary-blurred object. Finally, we reconstruct the object local feature mask in the LFMR module to enhance the representation of local features within the global collaborative relationship during the training phase, reducing the impact of small objects being occluded. Extensive experiments on four public tracking benchmarks (namely DTB70, UAVDT, VisDrone2018, and UAV123) validate that our tracker achieved 79.5%, 83.8%, and 86.9% tracking performance under object occlusion, object deformation, and similar backgrounds, outperforming related state-of-the-art tracking models. This method can be tested on larger datasets or under different weather conditions, providing a new solution for different application scenarios.</w:t>
+        <w:t xml:space="preserve">  |  https://doi.org/10.1109/jstars.2026.3657803</w:t>
+      </w:r>
+    </w:p>
+    <w:p>
+      <w:r>
+        <w:t>Target tracking in unmanned aerial vehicle (UAV) platforms faces significant challenges due to high maneuverability-induced appearance variations, including abrupt scale changes, viewpoint shifts, and non-rigid deformations. Existing trackers suffer from two critical limitations: (1) fixed-interval sampling strategies fail to capture nonlinear state transitions, and (2) error accumulation in dynamic reference updating degrades long-term robustness. To address these issues, we propose a novel dynamic spatio-temporal perception framework with error suppression. Our approach introduces two core innovations: First, the Spatio-Temporal Anchors Module employs the Wasserstein-1 distance to quantify feature distribution evolution, enabling geodesic-equidistant sampling of representative reference frames that uniformly cover target transition trajectories. This distribution-aware mechanism adaptively balances update density during stable phases and critical transitions. Second, the Key Feature Enhancement Module conducts attention-driven fusion of candidate regions and historical references, dynamically propagating spatially salient features—identified through attention response analysis—via a cascaded architecture to mitigate error accumulation. Extensive evaluations on UAV123, UAVTrack112L, DTB70, and LaSOT benchmarks demonstrate state-of-the-art performance, with notable improvements in occlusion scenarios and deformation resistance, confirming its practical viability for aerial observation systems.</w:t>
       </w:r>
     </w:p>
     <w:p>
@@ -4835,7 +4719,7 @@
         <w:pStyle w:val="Heading2"/>
       </w:pPr>
       <w:r>
-        <w:t>154. Low-Light Object Tracking: A Benchmark (2025)</w:t>
+        <w:t>150. Contextual Enhancement–Interaction and Multi-Scale Weighted Fusion Network for Aerial Tracking (2024)</w:t>
       </w:r>
     </w:p>
     <w:p>
@@ -4844,19 +4728,19 @@
           <w:i/>
           <w:sz w:val="18"/>
         </w:rPr>
-        <w:t>Pengzhi Zhong, Xiaoyu Guo, Dongyu Huang, Xiaojun Peng, Yian Li, Qijun Zhao, Shuiwang Li; IEEE Transactions on Intelligent Vehicles</w:t>
+        <w:t>Bo Wang, Xuan Wang, Linglong Ma, Yujia Zuo, Chenglong Liu; Drones</w:t>
       </w:r>
       <w:r>
         <w:rPr>
           <w:color w:val="1F4E79"/>
           <w:sz w:val="18"/>
         </w:rPr>
-        <w:t xml:space="preserve">  |  https://doi.org/10.1109/tiv.2025.3621205</w:t>
-      </w:r>
-    </w:p>
-    <w:p>
-      <w:r>
-        <w:t>In recent years, the field of visual tracking has made significant progress with the application of large-scale training datasets. These datasets have supported the development of sophisticated algorithms, enhancing the accuracy and stability of visual object tracking. However, most research has primarily focused on favorable illumination circumstances, neglecting the challenges of tracking in low-ligh environments. In low-light scenes, lighting may change dramatically, targets may lack distinct texture features, and in some scenarios, targets may not be directly observable. These factors can lead to a severe decline in tracking performance. To address this issue, we introduce LLOT, a benchmark specifically designed for Low-Light Object Tracking. LLOT comprises 269 challenging sequences with a total of over 132K frames, each carefully annotated with bounding boxes. This specially designed dataset aims to promote innovation and advancement in object tracking techniques for low-light conditions, addressing challenges not adequately covered by existing benchmarks. To assess the performance of existing methods on LLOT, we conducted extensive tests on 39 state-of-the-art tracking algorithms. The results highlight a considerable gap in low-light tracking performance. In response, we propose H-DCPT, a novel tracker that incorporates historical and darkness clue prompts to set a stronger baseline. H-DCPT outperformed all 39 evaluated methods in our experiments, demonstrating significant improvements. We hope that our benchmark and H-DCPT will stimulate the development of novel and accurate methods for tracking objects in low-light conditions. The LLOT and code are available athttps://github.com/OpenCodeGithub/H-DCPT.</w:t>
+        <w:t xml:space="preserve">  |  https://doi.org/10.3390/drones8080343</w:t>
+      </w:r>
+    </w:p>
+    <w:p>
+      <w:r>
+        <w:t>Siamese-based trackers have been widely utilized in UAV visual tracking due to their outstanding performance. However, UAV visual tracking encounters numerous challenges, such as similar targets, scale variations, and background clutter. Existing Siamese trackers face two significant issues: firstly, they rely on single-branch features, limiting their ability to achieve long-term and accurate aerial tracking. Secondly, current tracking algorithms treat multi-level similarity responses equally, making it difficult to ensure tracking accuracy in complex airborne environments. To tackle these challenges, we propose a novel UAV tracking Siamese network named the contextual enhancement–interaction and multi-scale weighted fusion network, which is designed to improve aerial tracking performance. Firstly, we designed a contextual enhancement–interaction module to improve feature representation. This module effectively facilitates the interaction between the template and search branches and strengthens the features of each branch in parallel. Specifically, a cross-attention mechanism within the module integrates the branch information effectively. The parallel Transformer-based enhancement structure improves the feature saliency significantly. Additionally, we designed an efficient multi-scale weighted fusion module that adaptively weights the correlation response maps across different feature scales. This module fully utilizes the global similarity response between the template and the search area, enhancing feature distinctiveness and improving tracking results. We conducted experiments using several state-of-the-art trackers on aerial tracking benchmarks, including DTB70, UAV123, UAV20L, and UAV123@10fps, to validate the efficacy of the proposed network. The experimental results demonstrate that our tracker performs effectively in complex aerial tracking scenarios and competes well with state-of-the-art trackers.</w:t>
       </w:r>
     </w:p>
     <w:p>
@@ -4864,7 +4748,7 @@
         <w:pStyle w:val="Heading2"/>
       </w:pPr>
       <w:r>
-        <w:t>155. PACR: Pixel Attention in Classification and Regression for Visual Object Tracking (2023)</w:t>
+        <w:t>151. Dynamic Spatiotemporal Information Interaction for Multidrone Single Object Tracking (2026)</w:t>
       </w:r>
     </w:p>
     <w:p>
@@ -4873,19 +4757,19 @@
           <w:i/>
           <w:sz w:val="18"/>
         </w:rPr>
-        <w:t>Da Li, Haoxiang Chai, Qin Wei, Yao Zhang, Yunhan Xiao; Mathematics</w:t>
+        <w:t>XiangQian Liu, Guangwei Zhang, Bin Wang, Lihong Zhong, Bing Zhou; IEEE Internet of Things Journal</w:t>
       </w:r>
       <w:r>
         <w:rPr>
           <w:color w:val="1F4E79"/>
           <w:sz w:val="18"/>
         </w:rPr>
-        <w:t xml:space="preserve">  |  https://doi.org/10.3390/math11061406</w:t>
-      </w:r>
-    </w:p>
-    <w:p>
-      <w:r>
-        <w:t>Anchor-free-based trackers have achieved remarkable performance in single visual object tracking in recent years. Most anchor-free trackers consider the rectangular fields close to the target center as the positive sample used in the training phase, while they always use the maximum of the corresponding map to determine the location of the target in the tracking phase. Thus, this will make the tracker inconsistent between the training and tracking phase. To solve this problem, we propose a pixel-attention module (PAM), which ensures the consistency of the training and tracking phase through a self-attention module. Moreover, we put forward a new refined branch named Acc branch to inherit the benefit of the PAM. The score of Acc branch can tune the classification and the regression of the tracking target more precisely. We conduct extensive experiments on challenging benchmarks such as VOT2020, UAV123, DTB70, OTB100, and a large-scale benchmark LaSOT. Compared with other anchor-free trackers, our tracker gains excellent performance in small-scale datasets. In UAV benchmarks such as UAV123 and DTB70, the precision of our tracker increases 4.3% and 1.8%, respectively, compared with the SOTA in anchor-free trackers.</w:t>
+        <w:t xml:space="preserve">  |  https://doi.org/10.1109/jiot.2026.3659525</w:t>
+      </w:r>
+    </w:p>
+    <w:p>
+      <w:r>
+        <w:t>Multi-drone single object tracking is a key technology in Internet of Things-based aerial sensing systems. However, existing methods often neglect both temporal continuity of the object across frames and spatial complementarity from multi-drone viewpoints, limiting their robustness in large-scale and dynamic IoT environments. To address these issues, this paper proposes a dynamic spatiotemporal information interaction framework for multi-drone single object tracking (DSTII-MDOT), where spatiotemporal information refers to the object’s feature evolution over time (temporal) and its complementary multi-view representations (spatial). First, a dynamic temporal feature aggregation (DTFA) module is proposed, which captures the object’s motion and appearance variations by exploiting frame-to-frame differences, thereby ensuring feature continuity and stable predictions across frames in long-term tracking. Next, a spatial alignment method for cross-modal (text-image) semantic alignment (CMSA) is proposed. This method ensures the semantic alignment between visual features and textual descriptions by leveraging the CLIP model and employs a multi-head cross-attention mechanism to capture the top-k regions of interest within the search area. This enhances cross-drone collaboration and reduces redundant communications in IoT networks. Finally, a wavelet frequency domain feature refinement (WFDFR) module is proposed to enhance the texture features of the template image, effectively solving the problem of blurred texture features or missing details in complex scenes. Experimental results on the MDOT dataset demonstrate that the proposed DSTII-MDSOT tracker surpasses existing advanced methods in both success rate and precision, validating the effectiveness and superiority of the proposed method. The code and models are available at https://github.com/JerryBryant24/DSTII-MDOT.</w:t>
       </w:r>
     </w:p>
     <w:p>
@@ -4893,7 +4777,7 @@
         <w:pStyle w:val="Heading2"/>
       </w:pPr>
       <w:r>
-        <w:t>156. Robust UAV Tracking via Information Synergy Fusion and Multi-Dimensional Spatial Perception (2025)</w:t>
+        <w:t>152. EMTrack: Event-Guide Multimodal Transformer for Challenging Single-Object Tracking (2025)</w:t>
       </w:r>
     </w:p>
     <w:p>
@@ -4902,19 +4786,19 @@
           <w:i/>
           <w:sz w:val="18"/>
         </w:rPr>
-        <w:t>Yong Lin, Mingfeng Yin, Yingjie Zhang, Xiaoteng Guo; IEEE Access</w:t>
+        <w:t>Xianda Xu, Shilong Jing, Zeshu Zhang, Chao Chen, Guangsha Guo, Hengyi Lv, Yuchen Zhao, Jialin Gu; IEEE Transactions on Geoscience and Remote Sensing</w:t>
       </w:r>
       <w:r>
         <w:rPr>
           <w:color w:val="1F4E79"/>
           <w:sz w:val="18"/>
         </w:rPr>
-        <w:t xml:space="preserve">  |  https://doi.org/10.1109/access.2025.3546939</w:t>
-      </w:r>
-    </w:p>
-    <w:p>
-      <w:r>
-        <w:t>In the field of UAV tracking, existing trackers based on Siamese networks fails to fully exploit the context of the target and capture the correlations between the template and search images. These issues reduce their effectiveness in UAV tracking, especially in complex environments with challenges such as occlusion, similar object, scale variations and so on. To this end, we propose a novel robust UAV tracking method based on information synergy fusion and multi-dimensional spatial perception, named SiamFM. First, coordinate attention (CA) is introduced to embed position-aware information into the channel dimension, effectively enhancing the feature extraction capability of backbone network. Second, an information synergy fusion (ISF) module is designed to execute multiple depth-wise cross-correlation operations and accumulate the results, which gradually refines and extracts deeper feature information to accurately capture the tracking target. Then, a multi-dimensional spatial perception (MSP) module is constructed to compute global dependencies and spatial dependency information during the tracking phase, which aggregates target feature information from different scales. This new operation allows the tracker to robustly adapt to changes in target scale and proportion. Finally, comprehensive experiments conducted on traditional tracking benchmarks such as DTB70, UAV123, UAV20L, Visdrone2018, and UAVDT demonstrate that SiamFM achieves real-time performance while effectively addressing various challenging scenarios, maintaining high robustness and accuracy. For the average running speed, our tracker can reach 40 FPS, meeting the needs of UAV real-time tracking.</w:t>
+        <w:t xml:space="preserve">  |  https://doi.org/10.1109/tgrs.2025.3576982</w:t>
+      </w:r>
+    </w:p>
+    <w:p>
+      <w:r>
+        <w:t>Object tracking is an important visual task in the field of remote sensing. Currently, traditional frame-based paradigms have demonstrated superior performance. However, research on remote sensing object tracking by applying event cameras has not yet been conducted. Meanwhile, there are still four key issues that need to be addressed: 1) Remote sensing object tracking is prone to losing the target in challenging scenarios (e.g., occlusion, motion blur, overexposure, and low light). 2) Mainstream event-to-tensor representation methods lack detailed spatiotemporal cues, making it difficult to achieve better integration with exposure frames. 3) The widely used ViT backbone consumes significant computational resources and incurs increased inference time, particularly when simultaneous feature extraction for both search and template. 4) Unimodal information (event-based or frame-based) struggles to address all complex environments encountered in object tracking. In this work, we introduce the RSEOT (Remote Sensing Event-based Object Tracking) Dataset, the first multimodal remote sensing dataset based on both event and visible information, which encompasses various challenging scenarios while offering a new insight into object tracking. Additionally, we have improved the voxel grid by applying linear integration to the preceding and following exposure events, facilitating better integration with frame-based paradigms. Furthermore, we propose a novel backbone, ViT-STCA, while introducing Search-Template Cross Attention (STCA) to merge the granular features of search and template. This approach significantly improves tracking performance while greatly reducing computational complexity. Extensive experiments on the RSEOT Dataset demonstrate that our method achieves 29.60%AUC, 46.02%P, and 36.11%Pnorm, outperforming all other state-of-the-art single object tracking approaches (e.g., SUTrack, SeqTrackv2, One Tracker, SDSTrack, Un-Track, ViPT, ProTrack). The code and model are available at https://github.com/lpsg555/EMTrack.</w:t>
       </w:r>
     </w:p>
     <w:p>
@@ -4922,7 +4806,7 @@
         <w:pStyle w:val="Heading2"/>
       </w:pPr>
       <w:r>
-        <w:t>157. Siam2C: Siamese visual segmentation and tracking with classification-rank loss and classification-aware (2024)</w:t>
+        <w:t>153. HFS: an intelligent heuristic feature selection scheme to correct uncertainty (2024)</w:t>
       </w:r>
     </w:p>
     <w:p>
@@ -4931,14 +4815,14 @@
           <w:i/>
           <w:sz w:val="18"/>
         </w:rPr>
-        <w:t>Bangjun Lei, Qishuai Ding, Weisheng Li, Hao Tian, Lifang Zhou; Applied Intelligence</w:t>
+        <w:t>Liu Yanli, Xun PengFei, Heng Zhang, Xiong Naixue; The Journal of Supercomputing</w:t>
       </w:r>
       <w:r>
         <w:rPr>
           <w:color w:val="1F4E79"/>
           <w:sz w:val="18"/>
         </w:rPr>
-        <w:t xml:space="preserve">  |  https://doi.org/10.1007/s10489-024-05840-0</w:t>
+        <w:t xml:space="preserve">  |  https://doi.org/10.1007/s11227-024-06437-7</w:t>
       </w:r>
     </w:p>
     <w:p>
@@ -4952,7 +4836,7 @@
     </w:p>
     <w:p>
       <w:r>
-        <w:t>For this purpose, we propose a Siamese visual segmentation and tracking network with classification-rank loss and classification-aware (Siam2C). We design a classification-rank loss algorithm to enlarge the margin between positive and negative samples, ensuring that positive samples are ranked higher than hard negative ones, and a classification-aware mechanism for joint segmentation and tracking. [partial abstract - ProQuest preview only; from indexed preview]</w:t>
+        <w:t>To solve the problems of uncertainty in feature selection, an improved feature selection method based on information entropy and feature semantic uncertainty is proposed in this paper. HFS introduces an intelligent heuristic scheme to correct uncertainty in the selection of discriminative features. [partial abstract - EBSCO preview only; from indexed preview]</w:t>
       </w:r>
     </w:p>
     <w:p>
@@ -4960,7 +4844,7 @@
         <w:pStyle w:val="Heading2"/>
       </w:pPr>
       <w:r>
-        <w:t>158. SiamTADT: A Task-Aware Drone Tracker for Aerial Autonomous Vehicles (2024)</w:t>
+        <w:t>154. Knowledge text-guided frequency-spatial multi-scale feature fusion and collaborative relationship learning for UAV tracking (2025)</w:t>
       </w:r>
     </w:p>
     <w:p>
@@ -4969,19 +4853,19 @@
           <w:i/>
           <w:sz w:val="18"/>
         </w:rPr>
-        <w:t>Luming Li, Chenglizhao Chen, Xu Yu, Shanchen Pang, Hong Ying Qin; IEEE Transactions on Vehicular Technology</w:t>
+        <w:t>Ning Li, Yuanzhi Zhang, Haojun Ai, Yuan Rao, Mengyun Liu, Yun Peng, Xiaoying Wang; Geo-spatial Information Science</w:t>
       </w:r>
       <w:r>
         <w:rPr>
           <w:color w:val="1F4E79"/>
           <w:sz w:val="18"/>
         </w:rPr>
-        <w:t xml:space="preserve">  |  https://doi.org/10.1109/tvt.2024.3499947</w:t>
-      </w:r>
-    </w:p>
-    <w:p>
-      <w:r>
-        <w:t>State-of-the-art (SOTA) drone trackers struggle with small target bounding box regression and target classification amidst background interference in drone tracking scenarios. These challenges arise from a “task-unaware” conventional tracking methodology that treats bounding box regression and classification as indistinct tasks, neglecting their differing feature requirements. This paper introduces a “task-aware” tracking methodology, addressing these issues by discriminating between the two subtasks and assigning them their optimal feature representations. The methodology includes a “task-aware” encoder, a “task-aware” decoder, and a mutual-self training strategy. The encoder provides tailored feature representations for each subtask, while the decoder employs distinct structures to leverage these task-specific features. The mutual-self training strategy further enhances performance by fostering synergy between the subtasks. Experimental results demonstrate the effectiveness and robustness of the proposed approach. It outperforms the SOTA drone tracker by 2.3% and 3.8% across six drone tracking datasets and surpasses its baseline by 12% and 9% on average. Additionally, tests on conventional tracking datasets show the method's robustness, matching SOTA conventional trackers while improving the baseline by 28% and 13.5% across two metrics. This innovative method bridges the gap between task-specific needs and feature usage, advancing drone tracking performance. Codes and results will be publicly available.</w:t>
+        <w:t xml:space="preserve">  |  https://doi.org/10.1080/10095020.2025.2552258</w:t>
+      </w:r>
+    </w:p>
+    <w:p>
+      <w:r>
+        <w:t>Unmanned aerial vehicle (UAV) tracking technology is crucial in resource exploration and military security fields. However, the lack of accurate estimation of the collaborative relationship between the feature changes of moving object and the background hinders accurate tracking in high-altitude scenes. To address this issue, we design a UAV tracking model with knowledge text-guided frequency-spatial multi-scale feature fusion and collaborative relationship learning, called TFST, which can enhance object features and estimate the collaborative relationship between the object and the background in high-altitude scenes with interference such as small objects, object similarity and occlusion, thereby improving the robustness and stability of object tracking. Our TFST tracker mainly consists of a text-image feature alignment and fusion module (TIF), a frequency-spatial domain feature fusion attention module (FSFA), and a local feature mask reconstruction module (LFMR). Specifically, the TIF module introduces text prompts into the image object detection model, selectively fusing image object through text perception to solve cross-modal auxiliary problems and estimate the collaborative relationship between the object and the background. Meanwhile, the proposed LFMR module integrates multi-frequency and multi-scale features to distill spatial features, demonstrating outstanding performance in capturing boundary features and enhancing the tracking precision of small and boundary-blurred object. Finally, we reconstruct the object local feature mask in the LFMR module to enhance the representation of local features within the global collaborative relationship during the training phase, reducing the impact of small objects being occluded. Extensive experiments on four public tracking benchmarks (namely DTB70, UAVDT, VisDrone2018, and UAV123) validate that our tracker achieved 79.5%, 83.8%, and 86.9% tracking performance under object occlusion, object deformation, and similar backgrounds, outperforming related state-of-the-art tracking models. This method can be tested on larger datasets or under different weather conditions, providing a new solution for different application scenarios.</w:t>
       </w:r>
     </w:p>
     <w:p>
@@ -4989,7 +4873,7 @@
         <w:pStyle w:val="Heading2"/>
       </w:pPr>
       <w:r>
-        <w:t>159. Siamese network with a depthwise over-parameterized convolutional layer for visual tracking (2022)</w:t>
+        <w:t>155. Low-Light Object Tracking: A Benchmark (2025)</w:t>
       </w:r>
     </w:p>
     <w:p>
@@ -4998,19 +4882,19 @@
           <w:i/>
           <w:sz w:val="18"/>
         </w:rPr>
-        <w:t>Yuanyun Wang, Wenshuang Zhang, Limin Zhang, Jun Wang; PLoS ONE</w:t>
+        <w:t>Pengzhi Zhong, Xiaoyu Guo, Dongyu Huang, Xiaojun Peng, Yian Li, Qijun Zhao, Shuiwang Li; IEEE Transactions on Intelligent Vehicles</w:t>
       </w:r>
       <w:r>
         <w:rPr>
           <w:color w:val="1F4E79"/>
           <w:sz w:val="18"/>
         </w:rPr>
-        <w:t xml:space="preserve">  |  https://doi.org/10.1371/journal.pone.0273690</w:t>
-      </w:r>
-    </w:p>
-    <w:p>
-      <w:r>
-        <w:t>Visual tracking is a fundamental research task in vision computer. It has broad application prospects, such as military defense and civil security. Visual tracking encounters many challenges in practical application, such as occlusion, fast motion and background clutter. Siamese based trackers achieve superior tracking performance in balanced accuracy and tracking speed. The deep feature extraction with Convolutional Neural Network (CNN) is an essential component in Siamese tracking framework. Although existing trackers take full advantage of deep feature information, the spatial structure and semantic information are not adequately exploited, which are helpful for enhancing target representations. The lack of these spatial and semantic information may lead to tracking drift. In this paper, we design a CNN feature extraction subnetwork based on a Depthwise Over-parameterized Convolutional layer (DO-Conv). A joint convolution method is introduced, namely the conventional and depthwise convolution. The depthwise convolution kernel explores independent channel information, which effectively extracts shallow spatial information and deep semantic information, and discards background information. Based on DO-Conv, we propose a novel tracking algorithm in Siamese framework (named DOSiam). Extensive experiments conducted on five benchmarks including OTB2015, VOT2016, VOT2018, GOT-10k and VOT2019-RGBT(TIR) show that the proposed DOSiam achieves leading tracking performance with real-time tracking speed at 60 FPS against state-of-the-art trackers.</w:t>
+        <w:t xml:space="preserve">  |  https://doi.org/10.1109/tiv.2025.3621205</w:t>
+      </w:r>
+    </w:p>
+    <w:p>
+      <w:r>
+        <w:t>In recent years, the field of visual tracking has made significant progress with the application of large-scale training datasets. These datasets have supported the development of sophisticated algorithms, enhancing the accuracy and stability of visual object tracking. However, most research has primarily focused on favorable illumination circumstances, neglecting the challenges of tracking in low-ligh environments. In low-light scenes, lighting may change dramatically, targets may lack distinct texture features, and in some scenarios, targets may not be directly observable. These factors can lead to a severe decline in tracking performance. To address this issue, we introduce LLOT, a benchmark specifically designed for Low-Light Object Tracking. LLOT comprises 269 challenging sequences with a total of over 132K frames, each carefully annotated with bounding boxes. This specially designed dataset aims to promote innovation and advancement in object tracking techniques for low-light conditions, addressing challenges not adequately covered by existing benchmarks. To assess the performance of existing methods on LLOT, we conducted extensive tests on 39 state-of-the-art tracking algorithms. The results highlight a considerable gap in low-light tracking performance. In response, we propose H-DCPT, a novel tracker that incorporates historical and darkness clue prompts to set a stronger baseline. H-DCPT outperformed all 39 evaluated methods in our experiments, demonstrating significant improvements. We hope that our benchmark and H-DCPT will stimulate the development of novel and accurate methods for tracking objects in low-light conditions. The LLOT and code are available athttps://github.com/OpenCodeGithub/H-DCPT.</w:t>
       </w:r>
     </w:p>
     <w:p>
@@ -5018,7 +4902,7 @@
         <w:pStyle w:val="Heading2"/>
       </w:pPr>
       <w:r>
-        <w:t>160. Siamsdt: a self-adaptive dynamic template siamese network for airborne visual tracking of MAVs on heterogeneous FPGA-SoC (2025)</w:t>
+        <w:t>156. PACR: Pixel Attention in Classification and Regression for Visual Object Tracking (2023)</w:t>
       </w:r>
     </w:p>
     <w:p>
@@ -5027,14 +4911,72 @@
           <w:i/>
           <w:sz w:val="18"/>
         </w:rPr>
-        <w:t>Yuxin Zhang, Jiazheng Wen, Ran Wu, Huanyu Liu, Jun-Bao Li; The Journal of Supercomputing</w:t>
+        <w:t>Da Li, Haoxiang Chai, Qin Wei, Yao Zhang, Yunhan Xiao; Mathematics</w:t>
       </w:r>
       <w:r>
         <w:rPr>
           <w:color w:val="1F4E79"/>
           <w:sz w:val="18"/>
         </w:rPr>
-        <w:t xml:space="preserve">  |  https://doi.org/10.1007/s11227-025-06928-1</w:t>
+        <w:t xml:space="preserve">  |  https://doi.org/10.3390/math11061406</w:t>
+      </w:r>
+    </w:p>
+    <w:p>
+      <w:r>
+        <w:t>Anchor-free-based trackers have achieved remarkable performance in single visual object tracking in recent years. Most anchor-free trackers consider the rectangular fields close to the target center as the positive sample used in the training phase, while they always use the maximum of the corresponding map to determine the location of the target in the tracking phase. Thus, this will make the tracker inconsistent between the training and tracking phase. To solve this problem, we propose a pixel-attention module (PAM), which ensures the consistency of the training and tracking phase through a self-attention module. Moreover, we put forward a new refined branch named Acc branch to inherit the benefit of the PAM. The score of Acc branch can tune the classification and the regression of the tracking target more precisely. We conduct extensive experiments on challenging benchmarks such as VOT2020, UAV123, DTB70, OTB100, and a large-scale benchmark LaSOT. Compared with other anchor-free trackers, our tracker gains excellent performance in small-scale datasets. In UAV benchmarks such as UAV123 and DTB70, the precision of our tracker increases 4.3% and 1.8%, respectively, compared with the SOTA in anchor-free trackers.</w:t>
+      </w:r>
+    </w:p>
+    <w:p>
+      <w:pPr>
+        <w:pStyle w:val="Heading2"/>
+      </w:pPr>
+      <w:r>
+        <w:t>157. Robust UAV Tracking via Information Synergy Fusion and Multi-Dimensional Spatial Perception (2025)</w:t>
+      </w:r>
+    </w:p>
+    <w:p>
+      <w:r>
+        <w:rPr>
+          <w:i/>
+          <w:sz w:val="18"/>
+        </w:rPr>
+        <w:t>Yong Lin, Mingfeng Yin, Yingjie Zhang, Xiaoteng Guo; IEEE Access</w:t>
+      </w:r>
+      <w:r>
+        <w:rPr>
+          <w:color w:val="1F4E79"/>
+          <w:sz w:val="18"/>
+        </w:rPr>
+        <w:t xml:space="preserve">  |  https://doi.org/10.1109/access.2025.3546939</w:t>
+      </w:r>
+    </w:p>
+    <w:p>
+      <w:r>
+        <w:t>In the field of UAV tracking, existing trackers based on Siamese networks fails to fully exploit the context of the target and capture the correlations between the template and search images. These issues reduce their effectiveness in UAV tracking, especially in complex environments with challenges such as occlusion, similar object, scale variations and so on. To this end, we propose a novel robust UAV tracking method based on information synergy fusion and multi-dimensional spatial perception, named SiamFM. First, coordinate attention (CA) is introduced to embed position-aware information into the channel dimension, effectively enhancing the feature extraction capability of backbone network. Second, an information synergy fusion (ISF) module is designed to execute multiple depth-wise cross-correlation operations and accumulate the results, which gradually refines and extracts deeper feature information to accurately capture the tracking target. Then, a multi-dimensional spatial perception (MSP) module is constructed to compute global dependencies and spatial dependency information during the tracking phase, which aggregates target feature information from different scales. This new operation allows the tracker to robustly adapt to changes in target scale and proportion. Finally, comprehensive experiments conducted on traditional tracking benchmarks such as DTB70, UAV123, UAV20L, Visdrone2018, and UAVDT demonstrate that SiamFM achieves real-time performance while effectively addressing various challenging scenarios, maintaining high robustness and accuracy. For the average running speed, our tracker can reach 40 FPS, meeting the needs of UAV real-time tracking.</w:t>
+      </w:r>
+    </w:p>
+    <w:p>
+      <w:pPr>
+        <w:pStyle w:val="Heading2"/>
+      </w:pPr>
+      <w:r>
+        <w:t>158. Siam2C: Siamese visual segmentation and tracking with classification-rank loss and classification-aware (2024)</w:t>
+      </w:r>
+    </w:p>
+    <w:p>
+      <w:r>
+        <w:rPr>
+          <w:i/>
+          <w:sz w:val="18"/>
+        </w:rPr>
+        <w:t>Bangjun Lei, Qishuai Ding, Weisheng Li, Hao Tian, Lifang Zhou; Applied Intelligence</w:t>
+      </w:r>
+      <w:r>
+        <w:rPr>
+          <w:color w:val="1F4E79"/>
+          <w:sz w:val="18"/>
+        </w:rPr>
+        <w:t xml:space="preserve">  |  https://doi.org/10.1007/s10489-024-05840-0</w:t>
       </w:r>
     </w:p>
     <w:p>
@@ -5048,7 +4990,7 @@
     </w:p>
     <w:p>
       <w:r>
-        <w:t>Airborne visual tracking is pivotal in enhancing the autonomy and intelligence of micro aerial vehicles (MAVs). However, MAVs frequently encounter challenges such as limited onboard computing resources and drastic appearance changes of targets. This paper proposes SiamSDT, a self-adaptive dynamic template Siamese network for airborne visual tracking of MAVs on heterogeneous FPGA-SoC platforms, with a self-adaptive template update strategy and hardware-aware optimization for the FPGA-SoC. [partial abstract - EBSCO preview only; from indexed preview]</w:t>
+        <w:t>For this purpose, we propose a Siamese visual segmentation and tracking network with classification-rank loss and classification-aware (Siam2C). We design a classification-rank loss algorithm to enlarge the margin between positive and negative samples, ensuring that positive samples are ranked higher than hard negative ones, and a classification-aware mechanism for joint segmentation and tracking. [partial abstract - ProQuest preview only; from indexed preview]</w:t>
       </w:r>
     </w:p>
     <w:p>
@@ -5056,7 +4998,7 @@
         <w:pStyle w:val="Heading2"/>
       </w:pPr>
       <w:r>
-        <w:t>161. TFITrack: Transformer Feature Integration Network for Object Tracking (2024)</w:t>
+        <w:t>159. SiamTADT: A Task-Aware Drone Tracker for Aerial Autonomous Vehicles (2024)</w:t>
       </w:r>
     </w:p>
     <w:p>
@@ -5065,19 +5007,19 @@
           <w:i/>
           <w:sz w:val="18"/>
         </w:rPr>
-        <w:t>Xiuhua Hu, Huan Liu, Shuang Li, Jing Zhao, Yan Hui; International Journal of Computational Intelligence Systems</w:t>
+        <w:t>Luming Li, Chenglizhao Chen, Xu Yu, Shanchen Pang, Hong Ying Qin; IEEE Transactions on Vehicular Technology</w:t>
       </w:r>
       <w:r>
         <w:rPr>
           <w:color w:val="1F4E79"/>
           <w:sz w:val="18"/>
         </w:rPr>
-        <w:t xml:space="preserve">  |  https://doi.org/10.1007/s44196-024-00500-0</w:t>
-      </w:r>
-    </w:p>
-    <w:p>
-      <w:r>
-        <w:t>Abstract Due to the ignoring of rich spatio-temporal and global contextual information with convolutional neural networks in features extraction, the traditional method is prone to tracking drift or even failure in complex scenario, especially for the tiny targets in aerial photography scenario. In this work, it proposes a transformer feature integration network (TFITrack) to obtain diverse and comprehensive target feature for the robust object tracking. Based on the typical transformer architecture, it optimizes encoder and decoder structure for aggregating discriminative spatio-temporal information and global context-awareness feature. Furthermore, the encoder introduces the similarity calculation layer and dual-attention module; the aim is to deepen the similarity between features and make corrections for channel and spatial dimensions, and feature representation is improved. Finally, with the introduction of the temporal context filtering layer, unimportant feature information is ignored adaptively, obtaining a balance between the parameters number reduction and stable performance. Experimental results show that the proposed tracking algorithm exhibits excellent tracking performance on seven benchmark datasets, especially on the aerial dataset UAV123, UAV20L, and UAV123@10fps, which presents the advantages of the novel method in dealing with fast motion and external interference.</w:t>
+        <w:t xml:space="preserve">  |  https://doi.org/10.1109/tvt.2024.3499947</w:t>
+      </w:r>
+    </w:p>
+    <w:p>
+      <w:r>
+        <w:t>State-of-the-art (SOTA) drone trackers struggle with small target bounding box regression and target classification amidst background interference in drone tracking scenarios. These challenges arise from a “task-unaware” conventional tracking methodology that treats bounding box regression and classification as indistinct tasks, neglecting their differing feature requirements. This paper introduces a “task-aware” tracking methodology, addressing these issues by discriminating between the two subtasks and assigning them their optimal feature representations. The methodology includes a “task-aware” encoder, a “task-aware” decoder, and a mutual-self training strategy. The encoder provides tailored feature representations for each subtask, while the decoder employs distinct structures to leverage these task-specific features. The mutual-self training strategy further enhances performance by fostering synergy between the subtasks. Experimental results demonstrate the effectiveness and robustness of the proposed approach. It outperforms the SOTA drone tracker by 2.3% and 3.8% across six drone tracking datasets and surpasses its baseline by 12% and 9% on average. Additionally, tests on conventional tracking datasets show the method's robustness, matching SOTA conventional trackers while improving the baseline by 28% and 13.5% across two metrics. This innovative method bridges the gap between task-specific needs and feature usage, advancing drone tracking performance. Codes and results will be publicly available.</w:t>
       </w:r>
     </w:p>
     <w:p>
@@ -5085,7 +5027,7 @@
         <w:pStyle w:val="Heading2"/>
       </w:pPr>
       <w:r>
-        <w:t>162. Towards Real-World Aerial Vision Guidance With Categorical 6D Pose Tracker (2025)</w:t>
+        <w:t>160. Siamese network with a depthwise over-parameterized convolutional layer for visual tracking (2022)</w:t>
       </w:r>
     </w:p>
     <w:p>
@@ -5094,19 +5036,19 @@
           <w:i/>
           <w:sz w:val="18"/>
         </w:rPr>
-        <w:t>Jingtao Sun, Yaonan Wang, Danwei Wang; IEEE Transactions on Pattern Analysis and Machine Intelligence</w:t>
+        <w:t>Yuanyun Wang, Wenshuang Zhang, Limin Zhang, Jun Wang; PLoS ONE</w:t>
       </w:r>
       <w:r>
         <w:rPr>
           <w:color w:val="1F4E79"/>
           <w:sz w:val="18"/>
         </w:rPr>
-        <w:t xml:space="preserve">  |  https://doi.org/10.1109/tpami.2025.3558237</w:t>
-      </w:r>
-    </w:p>
-    <w:p>
-      <w:r>
-        <w:t>Tracking the object 6-DoF pose is crucial for various downstream robot tasks and real-world applications. In this paper, we investigate the real-world robot task of aerial vision guidance for aerial robotics manipulation, utilizing category-level 6-DoF pose tracking. Aerial conditions inevitably introduce special challenges, such as rapid viewpoint changes in pitch and roll and inter-frame differences. To support these challenges in task, we first introduce a robust category-level 6-DoF pose tracker (Robust6DoF). This tracker leverages shape and temporal prior knowledge to explore optimal inter-frame keypoint pairs, generated under a priori structural adaptive supervision in a coarse-to-fine manner. Notably, our Robust6DoF employs a Spatial-Temporal Augmentation module to deal with the problems of the inter-frame differences and intra-class shape variations through both temporal dynamic filtering and shape-similarity filtering. We further present a Pose-Aware Discrete Servo strategy (PAD-Servo), serving as a decoupling approach to implement the final aerial vision guidance task. It contains two servo action policies to better accommodate the structural properties of aerial robotics manipulation. Exhaustive experiments on four well-known public benchmarks demonstrate the superiority of our Robust6DoF. Real-world tests directly verify that our Robust6DoF along with PAD-Servo can be readily used in real-world aerial robotic applications. The project homepage is released at Robust6DoF.</w:t>
+        <w:t xml:space="preserve">  |  https://doi.org/10.1371/journal.pone.0273690</w:t>
+      </w:r>
+    </w:p>
+    <w:p>
+      <w:r>
+        <w:t>Visual tracking is a fundamental research task in vision computer. It has broad application prospects, such as military defense and civil security. Visual tracking encounters many challenges in practical application, such as occlusion, fast motion and background clutter. Siamese based trackers achieve superior tracking performance in balanced accuracy and tracking speed. The deep feature extraction with Convolutional Neural Network (CNN) is an essential component in Siamese tracking framework. Although existing trackers take full advantage of deep feature information, the spatial structure and semantic information are not adequately exploited, which are helpful for enhancing target representations. The lack of these spatial and semantic information may lead to tracking drift. In this paper, we design a CNN feature extraction subnetwork based on a Depthwise Over-parameterized Convolutional layer (DO-Conv). A joint convolution method is introduced, namely the conventional and depthwise convolution. The depthwise convolution kernel explores independent channel information, which effectively extracts shallow spatial information and deep semantic information, and discards background information. Based on DO-Conv, we propose a novel tracking algorithm in Siamese framework (named DOSiam). Extensive experiments conducted on five benchmarks including OTB2015, VOT2016, VOT2018, GOT-10k and VOT2019-RGBT(TIR) show that the proposed DOSiam achieves leading tracking performance with real-time tracking speed at 60 FPS against state-of-the-art trackers.</w:t>
       </w:r>
     </w:p>
     <w:p>
@@ -5114,7 +5056,7 @@
         <w:pStyle w:val="Heading2"/>
       </w:pPr>
       <w:r>
-        <w:t>163. A Two-Stage Method for Aerial Tracking in Adverse Weather Conditions (2024)</w:t>
+        <w:t>161. Siamsdt: a self-adaptive dynamic template siamese network for airborne visual tracking of MAVs on heterogeneous FPGA-SoC (2025)</w:t>
       </w:r>
     </w:p>
     <w:p>
@@ -5123,449 +5065,14 @@
           <w:i/>
           <w:sz w:val="18"/>
         </w:rPr>
-        <w:t>Yuan Feng, Xinnan Xu, Nuoyi Chen, Quanjian Song, Lufang Zhang; Mathematics</w:t>
+        <w:t>Yuxin Zhang, Jiazheng Wen, Ran Wu, Huanyu Liu, Jun-Bao Li; The Journal of Supercomputing</w:t>
       </w:r>
       <w:r>
         <w:rPr>
           <w:color w:val="1F4E79"/>
           <w:sz w:val="18"/>
         </w:rPr>
-        <w:t xml:space="preserve">  |  https://doi.org/10.3390/math12081216</w:t>
-      </w:r>
-    </w:p>
-    <w:p>
-      <w:r>
-        <w:t>To tackle the issue of aerial tracking failure in adverse weather conditions, we developed an innovative two-stage tracking method, which incorporates a lightweight image restoring model DADNet and an excellent pretrained tracker. Our method begins by restoring the degraded image, which yields a refined intermediate result. Then, the tracker capitalizes on this intermediate result to produce precise tracking bounding boxes. To expand the UAV123 dataset to various weather scenarios, we estimated the depth of the images in the dataset. Our method was tested on two famous trackers, and the experimental results highlighted the superiority of our method. The comparison experiment’s results also validated the dehazing effectiveness of our restoration model. Additionally, the components of our dehazing module were proven efficient through ablation studies.</w:t>
-      </w:r>
-    </w:p>
-    <w:p>
-      <w:pPr>
-        <w:pStyle w:val="Heading2"/>
-      </w:pPr>
-      <w:r>
-        <w:t>164. A robust RGBT tracking framework with temporal information enhancement and backward trajectory verification (2025)</w:t>
-      </w:r>
-    </w:p>
-    <w:p>
-      <w:r>
-        <w:rPr>
-          <w:i/>
-          <w:sz w:val="18"/>
-        </w:rPr>
-        <w:t>Huiwei Shi, Xiaodong Mu, Hao He, Chengliang Zhong, Peng Zhao; Journal of King Saud University - Computer and Information Sciences</w:t>
-      </w:r>
-      <w:r>
-        <w:rPr>
-          <w:color w:val="1F4E79"/>
-          <w:sz w:val="18"/>
-        </w:rPr>
-        <w:t xml:space="preserve">  |  https://doi.org/10.1007/s44443-025-00144-w</w:t>
-      </w:r>
-    </w:p>
-    <w:p>
-      <w:r>
-        <w:t>Abstract RGBT (visible-thermal) object tracking holds significant value in complex scenarios such as low-light and hazy environments, enabling robust all-weather tracking by leveraging the complementary strengths of visible and thermal infrared modalities. However, challenges such as target appearance variations, similar object interference, and camera motion often lead to tracking drift. This paper proposes RecheckTrack, a robust RGBT tracking framework that addresses these issues through the enhancement of temporal information and a backward trajectory verification mechanism. The dual-branch fusion network adaptively learns target dynamics using appearance tokens and modality tokens. Modality tokens focus on high-quality features and target-probable regions, while appearance tokens track dynamic changes in target appearance, improving robustness against deformation, occlusion, and scale variations. To mitigate drift caused by sudden target or camera motion, a recheck network is introduced, which employs a two-stage candidate box selection method and jointly matches targets using bidirectional tracking consistency and appearance similarity. Additionally, for long-term tracking scenarios where targets may be lost, the recheck network is improved with a path-consistency-based backward trajectory selection method and an approximate global search strategy, efficiently recovering lost targets. Experiments on the VTUAV, LasHeR, and RGBT234 datasets demonstrate that RecheckTrack significantly reduces tracking drift and improves accuracy, providing an effective solution for RGBT tracking in complex scenarios.</w:t>
-      </w:r>
-    </w:p>
-    <w:p>
-      <w:pPr>
-        <w:pStyle w:val="Heading2"/>
-      </w:pPr>
-      <w:r>
-        <w:t>165. Adapting Visual Trackers to Dynamic View Transitions With Shift-View Prompt Tuning (2026)</w:t>
-      </w:r>
-    </w:p>
-    <w:p>
-      <w:r>
-        <w:rPr>
-          <w:i/>
-          <w:sz w:val="18"/>
-        </w:rPr>
-        <w:t>Chenglizhao Chen, Shaofeng Liang, Luming Li, Mengke Song, Xu Yu, Shanchen Pang; IEEE Transactions on Circuits and Systems for Video Technology</w:t>
-      </w:r>
-      <w:r>
-        <w:rPr>
-          <w:color w:val="1F4E79"/>
-          <w:sz w:val="18"/>
-        </w:rPr>
-        <w:t xml:space="preserve">  |  https://doi.org/10.1109/tcsvt.2026.3668837</w:t>
-      </w:r>
-    </w:p>
-    <w:p>
-      <w:r>
-        <w:t>Visual tracking is essential across numerous video analysis applications, surveillance systems, entertainment, and autonomous applications. However, most conventional state-of-the- art visual trackers are designed for constant-view scenarios with fixed camera viewpoints, and they only achieve satisfactory performance under stable visual features scenarios. In reality, visual tracking often encounters shift-view scenarios (e.g., sports broadcasting, ground-aerial surveillance), where cameras’ dynamic view transitions between ground and aerial views. These shifts lead to large variations in target scale and environmental complexity, resulting in inconsistent visual features that ultimately degrade the robustness of conventional visual trackers. Although developing a dedicated tracker for such shift-view scenarios is possible, it requires expensive temporal and computational costs. To address this challenge, we propose Shift-view Prompt Tuning, a cost-efficient method that enables conventional trackers to handle dynamic view transitions. We use sample pairs from different view datasets as prompts to guide the tracker’s adaptation. By embedding distinctive visual information from these prompts into training samples, we help the tracker learn about dynamic view transitions without requiring it to be relearned from scratch. This approach seamlessly transforms any constant-view trackers into shift-view trackers. Our extensive experiments on 14 datasets with 3 different view types show that our approach significantly enhances tracking performance. This advancement extends the application scope of current trackers and offers a robust solution for multimedia content production, sports analytics, and security monitoring in video analysis systems.</w:t>
-      </w:r>
-    </w:p>
-    <w:p>
-      <w:pPr>
-        <w:pStyle w:val="Heading2"/>
-      </w:pPr>
-      <w:r>
-        <w:t>166. Aerial tracking of camouflaged people in woodlands (2023)</w:t>
-      </w:r>
-    </w:p>
-    <w:p>
-      <w:r>
-        <w:rPr>
-          <w:i/>
-          <w:sz w:val="18"/>
-        </w:rPr>
-        <w:t>Yang Liu, Cong-Qing Wang, Bin Xu, Yunlan Zhou; Journal of Electronic Imaging</w:t>
-      </w:r>
-      <w:r>
-        <w:rPr>
-          <w:color w:val="1F4E79"/>
-          <w:sz w:val="18"/>
-        </w:rPr>
-        <w:t xml:space="preserve">  |  https://doi.org/10.1117/1.jei.32.6.063018</w:t>
-      </w:r>
-    </w:p>
-    <w:p>
-      <w:r>
-        <w:t>With the remarkable advances of unmanned aerial vehicles (UAVs) and machine vision, aerial tracking has attracted wide attention from scholars. Previous tracking methods were mostly implemented in clean and well-lit environments, making it challenging to track camouflaged people rapidly and accurately in woodlands. We develop a framework for camouflaged people aerial tracking (CPAT) based on transformer. Specifically, a camouflaged people discovery strategy is proposed to rapidly generate training samples from the unlabeled videos captured by the UAV. Dynamic programming is also employed to filter noises to generate smooth candidate frames. To exploit multilevel feature information, a transformer fusion framework is designed to integrate shallow spatial information and in-depth semantic features. For reducing computing consumption, the spatial attention reduction mechanism is embedded in the multihead attention for fast tracking. Further, we build a dataset for evaluating the effect of camouflaged people tracking called Cam235, which consists of 85 manually labeled test sequences and more than 100k frames of the unlabeled training set. Exhaustive experiments on Cam235-test and popular tracking datasets prove that the CPAT is superior to other trackers for practical application. Under the most challenging condition of camouflaged people tracking, the CPAT achieves the precision of 67.9%, surpassing the state-of-the-art trackers by large margins.</w:t>
-      </w:r>
-    </w:p>
-    <w:p>
-      <w:pPr>
-        <w:pStyle w:val="Heading2"/>
-      </w:pPr>
-      <w:r>
-        <w:t>167. Assisting RGB and depth salient object detection with nonconvolutional encoder: an improvement approach (2024)</w:t>
-      </w:r>
-    </w:p>
-    <w:p>
-      <w:r>
-        <w:rPr>
-          <w:i/>
-          <w:sz w:val="18"/>
-        </w:rPr>
-        <w:t>Shuo Zhang, Mengke Song, Luming Li; Journal of Electronic Imaging</w:t>
-      </w:r>
-      <w:r>
-        <w:rPr>
-          <w:color w:val="1F4E79"/>
-          <w:sz w:val="18"/>
-        </w:rPr>
-        <w:t xml:space="preserve">  |  https://doi.org/10.1117/1.jei.33.2.023036</w:t>
-      </w:r>
-    </w:p>
-    <w:p>
-      <w:r>
-        <w:t>RGB-D salient object detection is a challenging task in computer vision, and deep architectures have been widely adopted in the previous studies. However, current convolutional neural network (CNN)-based models struggle with capturing global long-distance features efficiently, whereas transformer-based methods are computationally intensive. To address these limitations, we propose a nonconvolutional feature encoder. This encoder captures long-distance dependencies while reducing computation costs, making it a potential alternative to CNNs and transformers. Additionally, we introduce a spatial info enhancing mechanism to overcome weakened local information while capturing long-range dependencies. This mechanism balances local and global information at different expansion rates by exploring multiscale feature fusion in the feature maps. Furthermore, we introduce a spatial info sensing module to enhance the compatibility of multimodal features in long-range dependencies and extract informative cues from depth features. Through comprehensive experiments on four widely used datasets, we demonstrate that our proposed involution encoder significantly outperforms previous state-of-the-art RGB-D salient object detection methods based on CNNs in four key metrics. Compared to transformer-based methods, our approach balances speed and efficiency favorably.</w:t>
-      </w:r>
-    </w:p>
-    <w:p>
-      <w:pPr>
-        <w:pStyle w:val="Heading2"/>
-      </w:pPr>
-      <w:r>
-        <w:t>168. Benchmarking the Robustness of UAV Tracking Against Common Corruptions (2024)</w:t>
-      </w:r>
-    </w:p>
-    <w:p>
-      <w:r>
-        <w:rPr>
-          <w:i/>
-          <w:sz w:val="18"/>
-        </w:rPr>
-        <w:t>Xiaoqiong Liu, Yunhe Feng, Shu Hu, Xiaohui Yuan, Heng Fan; IEEE International Conference on Multimedia Information Processing and Retrieval (MIPR)</w:t>
-      </w:r>
-      <w:r>
-        <w:rPr>
-          <w:color w:val="1F4E79"/>
-          <w:sz w:val="18"/>
-        </w:rPr>
-        <w:t xml:space="preserve">  |  https://doi.org/10.1109/mipr62202.2024.00079</w:t>
-      </w:r>
-    </w:p>
-    <w:p>
-      <w:r>
-        <w:t>The robustness of unmanned aerial vehicle (UAV) tracking is crucial in many tasks like surveillance and robotics. Despite its importance, little attention is paid to the performance of UAV trackers under common corruptions due to lack of a dedicated platform. Addressing this, we propose UAV-C, a large-scale benchmark for assessing robustness of UAV trackers under common corruptions. Specifically, UAV-C is built upon two popular UAV datasets by introducing 17 common corruptions from 4 representative categories including adversarial, sensor, blur, and composite corruptions in different levels. Finally, UAV-C contains more than 10K sequences. To understand the robustness of existing UAV trackers against corruptions, we extensively evaluate 12 representative algorithms on UAV-C. Our study reveals several key findings: 1) Current trackers are vulnerable to corruptions, indicating more attention needed in enhancing the robustness of UAV trackers; 2) When accompanying together, composite corruptions result in more severe degradation to trackers; and 3) While each tracker has its unique performance profile, some trackers may be more sensitive to specific corruptions. By releasing UAV-C, we hope it, along with comprehensive analysis, serves as a valuable resource for advancing the robustness of UAV tracking against corruption. Our UAV-C will be available at https://github.com/Xiaoqiong-Liu/UAV-C.</w:t>
-      </w:r>
-    </w:p>
-    <w:p>
-      <w:pPr>
-        <w:pStyle w:val="Heading2"/>
-      </w:pPr>
-      <w:r>
-        <w:t>169. Beyond Stepwise Modeling: Toward a Unified Contextual Reasoning Framework for Hyperspectral Video Object Tracking (2026)</w:t>
-      </w:r>
-    </w:p>
-    <w:p>
-      <w:r>
-        <w:rPr>
-          <w:i/>
-          <w:sz w:val="18"/>
-        </w:rPr>
-        <w:t>Yuzeng Chen, Qiangqiang Yuan, Hong Xie, Xin Bing Su, Yuqi Tang, Renxiang Guan, Li Liu, Xinwang Liu; IEEE Transactions on Image Processing</w:t>
-      </w:r>
-      <w:r>
-        <w:rPr>
-          <w:color w:val="1F4E79"/>
-          <w:sz w:val="18"/>
-        </w:rPr>
-        <w:t xml:space="preserve">  |  https://doi.org/10.1109/tip.2026.3728660</w:t>
-      </w:r>
-    </w:p>
-    <w:p>
-      <w:r>
-        <w:t>Hyperspectral video data provide complementary contextual cues across spectral, spatial, and temporal dimensions for modeling object dynamics under challenging conditions. Many existing hyperspectral video object tracking (HVOT) approaches organize spatial-spectral and temporal modeling in successive stages, leaving room for closer interaction among video-level contextual cues. To address this, we propose HucrTrack, a unified contextual reasoning framework for HVOT trained by parameter-efficient fine-tuning (PEFT). HucrTrack forms synchronized hyperspectral and false-color representations from each hyperspectral cube and enhances spatial-spectral features through a weight-shared dual-representation backbone with unified contextual cue modeling. To effectively leverage contextual dynamics, we design a unified contextual reasoning module (UCRM) composed of three key components: memory dynamics unit (MDU), contextual injection unit (CIU), and selective retrieval unit (SRU). Specifically, MDU maintains a frame-wise dynamic memory via Mamba's hidden states; CIU hierarchically integrates this memory into the spectral-spatial backbone features; and SRU selectively retrieves relevant contextual information to reinforce the tracking representation. In contrast to representative stepwise designs, HucrTrack enables concurrent, unified reasoning over all three dimensions within one recurrent process. Extensive experiments on ten benchmarks demonstrate that HucrTrack compares favorably with existing trackers in both robustness and generalization.</w:t>
-      </w:r>
-    </w:p>
-    <w:p>
-      <w:pPr>
-        <w:pStyle w:val="Heading2"/>
-      </w:pPr>
-      <w:r>
-        <w:t>170. CGTrack: Cascade Gating Network with Hierarchical Feature Aggregation for UAV Tracking (2025)</w:t>
-      </w:r>
-    </w:p>
-    <w:p>
-      <w:r>
-        <w:rPr>
-          <w:i/>
-          <w:sz w:val="18"/>
-        </w:rPr>
-        <w:t>Weihong Li, Xiaoqiong Liu, Heng Fan, Libo Zhang; Proceedings - IEEE International Conference on Robotics and Automation/Proceedings</w:t>
-      </w:r>
-      <w:r>
-        <w:rPr>
-          <w:color w:val="1F4E79"/>
-          <w:sz w:val="18"/>
-        </w:rPr>
-        <w:t xml:space="preserve">  |  https://doi.org/10.1109/icra55743.2025.11128342</w:t>
-      </w:r>
-    </w:p>
-    <w:p>
-      <w:r>
-        <w:t>Recent advancements in visual object tracking have markedly improved the capabilities of unmanned aerial vehicle (UAV) tracking, which is a critical component in real-world robotics applications. While the integration of hierarchical lightweight networks has become a prevalent strategy for enhancing efficiency in UAV tracking, it often results in a significant drop in network capacity, which further exacerbates challenges in UAV scenarios, such as frequent occlusions and extreme changes in viewing angles. To address these issues, we introduce a novel family of UAV trackers, termed CGTrack, which combines explicit and implicit techniques to expand network capacity within a coarse-to-fine framework. Specifically, we first introduce a Hierarchical Feature Cascade (HFC) module that leverages the spirit of feature reuse to increase network capacity by integrating the deep semantic cues with the rich spatial information, incurring minimal computational costs while enhancing feature representation. Based on this, we design a novel Lightweight Gated Center Head (LGCH) that utilizes gating mechanisms to decouple target-oriented coordinates from previously expanded features, which contain dense local discriminative information. Extensive experiments on three challenging UAV tracking benchmarks demonstrate that CGTrack achieves state-of-the-art performance while running fast. Code will be available at https://github.com/Nightwatch-Fox11/CGTrack.</w:t>
-      </w:r>
-    </w:p>
-    <w:p>
-      <w:pPr>
-        <w:pStyle w:val="Heading2"/>
-      </w:pPr>
-      <w:r>
-        <w:t>171. Click&amp;Describe: Multimodal Grounding and Tracking for Aerial Objects (2025)</w:t>
-      </w:r>
-    </w:p>
-    <w:p>
-      <w:r>
-        <w:rPr>
-          <w:i/>
-          <w:sz w:val="18"/>
-        </w:rPr>
-        <w:t>Rupanjali Kukal, Jay Patravali, Fuxun Yu, Simranjit Singh, Nikolaos Karianakis, Rishi Madhok; IEEE/CVF Winter Conference on Applications of Computer Vision (WACV)</w:t>
-      </w:r>
-      <w:r>
-        <w:rPr>
-          <w:color w:val="1F4E79"/>
-          <w:sz w:val="18"/>
-        </w:rPr>
-        <w:t xml:space="preserve">  |  https://doi.org/10.1109/wacv61041.2025.00586</w:t>
-      </w:r>
-    </w:p>
-    <w:p>
-      <w:r>
-        <w:t>The fusion of multiple modalities, such as vision and language, has led to significant progress in grounding and tracking tasks. However, this success has not yet translated to aerial single-object tracking (SOT) due to the lack of text annotations in existing aerial SOT datasets. To overcome this limitation, we provide text annotations for five existing aerial datasets, designed to support and promote multi-modal research in the aerial tracking domain. Furthermore, to address challenges such as small object dimensions, similar-looking objects, and target size fluctuations, we introduce a third input modality: click (or point prompt). We seamlessly integrate click and language information in the model's input to offer a user-friendly and interactive alternative to precise bounding box annotations. This enables approximate target specification with reduced effort and time. We introduce CLaVi, a novel multimodal framework that redefines input interaction by in-corporating multiple modalities. This integration improves target localization and tracking efficiency, providing a significant advancement in the way input is provided to the model. Furthermore, we conduct experiments on the five datasets, to provide AerTrack-460 benchmark, to validate the effectiveness of our approach. AerTrack-460 benchmark shows competitive performance and, in some cases, outperforms previous language-based grounding and tracking techniques, setting a strong baseline for future research. Code and data will be made available soon.</w:t>
-      </w:r>
-    </w:p>
-    <w:p>
-      <w:pPr>
-        <w:pStyle w:val="Heading2"/>
-      </w:pPr>
-      <w:r>
-        <w:t>172. Cognitive embodied learning for anomaly active target tracking (2025)</w:t>
-      </w:r>
-    </w:p>
-    <w:p>
-      <w:r>
-        <w:rPr>
-          <w:i/>
-          <w:sz w:val="18"/>
-        </w:rPr>
-        <w:t>Qihui Wu, Jiahao Li, Fuhui Zhou, Jiahuan Ji, Haoyang Wang, Hongtao Liang, Kai‐Kuang Ma; Communications Engineering</w:t>
-      </w:r>
-      <w:r>
-        <w:rPr>
-          <w:color w:val="1F4E79"/>
-          <w:sz w:val="18"/>
-        </w:rPr>
-        <w:t xml:space="preserve">  |  https://doi.org/10.1038/s44172-025-00556-6</w:t>
-      </w:r>
-    </w:p>
-    <w:p>
-      <w:r>
-        <w:t>The primary challenge in active object tracking (AOT) lies in maintaining robust and accurate tracking performance in the complex physical scenarios. Existing end-to-end frameworks based on deep learning and reinforcement learning often struggle with high computational costs, data dependency, and limited generalization, hindering their performance in practical applications. Although embodied intelligence (EI) is promising to enable agents to learn from physical interactions, it cannot tackle severe anomalies happened in the complex scenarios. In order to address this issue, here we propose a novel embodied learning method, called the Cognitive Embodied Learning (CEL), which is inspired by the dual decision-making system of the human brain. The CEL can dynamically switch between normal tracking and anomaly handling modes, supported by specialized modules including the anomaly cognition module, the rule reasoning module, and the anomaly elimination module. Moreover, we further introduce the categorical objective function to address function non-measurability and data confusion caused by severe anomalies. Extensive unmanned aerial vehicle anomaly active target tracking experiments in both simulated and real-world scenarios demonstrate the superior performance of our method. Compared to the state-of-the-art methods, the CEL achieves a 361.4% increase in the success rate and a 54.4% improvement of the task completion efficiency, which highlights the potential of CEL to advance the field of AOT and open new avenues for more robust and intelligent tracking systems in the challenging environments.</w:t>
-      </w:r>
-    </w:p>
-    <w:p>
-      <w:pPr>
-        <w:pStyle w:val="Heading2"/>
-      </w:pPr>
-      <w:r>
-        <w:t>173. Consistent Weighted Correlation-Based Attention for Transformer Tracking (2023)</w:t>
-      </w:r>
-    </w:p>
-    <w:p>
-      <w:r>
-        <w:rPr>
-          <w:i/>
-          <w:sz w:val="18"/>
-        </w:rPr>
-        <w:t>Lei Liu, Genwen Fang, Jun Wang, Shuai Wang, Chun Wang, Longfeng Shen, Kongfen Zhu, Silas Nogueira de Melo; Electronics</w:t>
-      </w:r>
-      <w:r>
-        <w:rPr>
-          <w:color w:val="1F4E79"/>
-          <w:sz w:val="18"/>
-        </w:rPr>
-        <w:t xml:space="preserve">  |  https://doi.org/10.3390/electronics12224648</w:t>
-      </w:r>
-    </w:p>
-    <w:p>
-      <w:r>
-        <w:t>Attention mechanism takes a crucial role among the key technologies in transformer-based visual tracking. However, the current methods for attention computing neglect the correlation between the query and the key, which results in erroneous correlations. To address this issue, a CWCTrack framework is proposed in this study for transformer visual tracking. To balance the weights of the attention module and enhance the feature extraction of the search region and template region, a consistent weighted correlation (CWC) module is introduced into the cross-attention block. The CWC module computes the correlation score between each query and all keys. Then, the correlation multiplies the consistent weights of the other query–key pairs to acquire the final attention weights. The weights of consistency are computed by the relevance of the query–key pairs. The correlation is enhanced for the relevant query–key pair and suppressed for the irrelevant query–key pair. Experimental results conducted on four prevalent benchmarks demonstrate that the proposed CWCTrack yields preferable performances.</w:t>
-      </w:r>
-    </w:p>
-    <w:p>
-      <w:pPr>
-        <w:pStyle w:val="Heading2"/>
-      </w:pPr>
-      <w:r>
-        <w:t>174. Continuously Learning Video-level Object Tokens for Robust UAV tracking (2025)</w:t>
-      </w:r>
-    </w:p>
-    <w:p>
-      <w:r>
-        <w:rPr>
-          <w:i/>
-          <w:sz w:val="18"/>
-        </w:rPr>
-        <w:t>Bin Chen, Shenglong Hu, Gang Dong, Lingyan Liang, Dongchao Wen, Kaihua Zhang; IEEE International Conference on Acoustics Speech and Signal Processing</w:t>
-      </w:r>
-      <w:r>
-        <w:rPr>
-          <w:color w:val="1F4E79"/>
-          <w:sz w:val="18"/>
-        </w:rPr>
-        <w:t xml:space="preserve">  |  https://doi.org/10.1109/icassp49660.2025.10887950</w:t>
-      </w:r>
-    </w:p>
-    <w:p>
-      <w:r>
-        <w:t>Due to the dynamic changes in flight motion and viewpoint, the objects in unmanned aerial vehicle (UAV) tracking scenarios often suffer from drastic appearance variations. Existing UAV trackers often leverage a frame-level matching mechanism, which measures the appearance similarity between the object template and the search frame. The drastic object appearance variations degrade the learned model, leading to drift issue. To this end, this paper presents a video-level UAV tracking framework that focuses on Continuously Learning (CL) effective and efficient spatio-temporal object tokens for robust tracking, dubbed as CLTrack. Specifically, the CLTrack first learns a series of spatio-temporal object tokens via a dynamic filtering module (DFM), which encodes more consensus object appearance information from each frame. Afterwards, a spatio-temporal enhancement module (STEM) is designed via cascading a temporal and a spatial attention to fully interact with the selected tokens with stable long-range spatio-temporal context information of the tracked object. Finally, to ensure the learned model encodes the rich context information without catastrophic forgetting, a video-level tracking loss is designed to supervise feature learning from the whole video frames. Extensive experiments on three UAV benchmarks including UAV123, DTB70 and VisDrone2018 demonstrate that the proposed CLTrack achieves state-of-the-art performance.</w:t>
-      </w:r>
-    </w:p>
-    <w:p>
-      <w:pPr>
-        <w:pStyle w:val="Heading2"/>
-      </w:pPr>
-      <w:r>
-        <w:t>175. Dynamic Compact Consensus Tracking for Aerial Robots (2025)</w:t>
-      </w:r>
-    </w:p>
-    <w:p>
-      <w:r>
-        <w:rPr>
-          <w:i/>
-          <w:sz w:val="18"/>
-        </w:rPr>
-        <w:t>Xiaolou Sun, Zhibin Quan, Feng Zhang, Yuntian Li, Chunyan Wang, Wufei Si, Wenhui Ni, Runwei Guan; Proceedings - IEEE International Conference on Robotics and Automation/Proceedings</w:t>
-      </w:r>
-      <w:r>
-        <w:rPr>
-          <w:color w:val="1F4E79"/>
-          <w:sz w:val="18"/>
-        </w:rPr>
-        <w:t xml:space="preserve">  |  https://doi.org/10.1109/icra55743.2025.11128606</w:t>
-      </w:r>
-    </w:p>
-    <w:p>
-      <w:r>
-        <w:t>Existing one-stream trackers have attracted widespread attention. However, they are not applicable in real-time aerial robot tracking systems due to substantial computational overhead, especially when dynamic templates are introduced. To address this issue, we propose a novel Dynamic Compact Consensus Tracker (DC2T), constructed by stacking blocks that each consists of a Compact Token Encoder (CTE) and Dynamic Consensus Attention (DCA). Unlike traditional methods that convert images into a large number of tokens, the CTE, inspired by “superpixel”, extracts a compact set of representative tokens from both initial and dynamic templates, eliminating the need for a large token set. This strategic reduction in the number of compact tokens markedly decreases the computational load of CTE, enhancing the efficiency of subsequent attention operations. To achieve linear complexity of the DCA, compact dynamic template tokens (as keys) are requeried by search tokens (as queries) to perform dynamic consensus on the aggregated tokens (as values). This arrangement seamlessly incorporates dynamic spatio-temporal features into the DCA while avoiding the computational burden typically associated with dynamic templates. With the aim of further enhancing the system's responsiveness and accuracy, a direct control network is crafted to seamlessly incorporate the prediction of high-level control values into the tracking network, ensuring a cohesive and efficient interaction with the controller. Comprehensive experiments and real-world evaluations have proven DC2T's superior performance, accompanied by a significant reduction in FLOPs. Furthermore, we have conducted experiments that demonstrate the tracker's ability to integrate seamlessly with other technologies such as SLAM and detection, enabling precise tracking of arbitrary objects. The tracker code will be released in the github. com/xiaolousun/ refine-pytracking.</w:t>
-      </w:r>
-    </w:p>
-    <w:p>
-      <w:pPr>
-        <w:pStyle w:val="Heading2"/>
-      </w:pPr>
-      <w:r>
-        <w:t>176. Improvement of Remote Sensing Target Tracking Method Based on Deep Learnin (2025)</w:t>
-      </w:r>
-    </w:p>
-    <w:p>
-      <w:r>
-        <w:rPr>
-          <w:i/>
-          <w:sz w:val="18"/>
-        </w:rPr>
-        <w:t>Xuhao Wang, Long Ma; International Journal of Advanced Network Monitoring and Controls</w:t>
-      </w:r>
-      <w:r>
-        <w:rPr>
-          <w:color w:val="1F4E79"/>
-          <w:sz w:val="18"/>
-        </w:rPr>
-        <w:t xml:space="preserve">  |  https://doi.org/10.2478/ijanmc-2025-0001</w:t>
-      </w:r>
-    </w:p>
-    <w:p>
-      <w:r>
-        <w:t>Abstract Remote Sensing Object Tracking refers to the process of detecting, recognizing, and tracking targets on the ground or at sea using remote sensing technology, particularly sensors mounted on satellite or aerial platforms to obtain high-resolution remote sensing image sequences. Current methods for remote sensing object tracking face challenges such as low tracking success rates and inefficiencies. This paper proposes a neural network for remote sensing object tracking based on SiamRPN++, which introduces an improved network structure incorporating the C3Minus module and a coordinate attention mechanism within the backbone extraction network. Furthermore, we design a feature extraction module, ResSwinT, that combines ResNet and Swin Transformer architectures to integrate local and global information obtained from feature maps as foundational features. This approach effectively addresses the aforementioned issues, and quantitative experiments demonstrate an increase in accuracy and success rates by 1.9% and 4.7%, respectively, indicating that our method effectively handles object tracking in remote sensing images.</w:t>
-      </w:r>
-    </w:p>
-    <w:p>
-      <w:pPr>
-        <w:pStyle w:val="Heading2"/>
-      </w:pPr>
-      <w:r>
-        <w:t>177. Lightweight Anti-UAV Object Tracking With Visual Sensing Based on Heterogeneous Model Knowledge Distillation (2025)</w:t>
-      </w:r>
-    </w:p>
-    <w:p>
-      <w:r>
-        <w:rPr>
-          <w:i/>
-          <w:sz w:val="18"/>
-        </w:rPr>
-        <w:t>Feng Cheng, Gaoliang Peng, Hang Li, Benqi Zhao, Rui Li; IEEE Sensors Journal</w:t>
-      </w:r>
-      <w:r>
-        <w:rPr>
-          <w:color w:val="1F4E79"/>
-          <w:sz w:val="18"/>
-        </w:rPr>
-        <w:t xml:space="preserve">  |  https://doi.org/10.1109/jsen.2025.3619160</w:t>
-      </w:r>
-    </w:p>
-    <w:p>
-      <w:r>
-        <w:t>The widespread application of Unmanned Aerial Vehicles (UAVs) presents substantial challenges to public safety, thereby necessitating accurate visual tracking for effective counter-UAV operations. However, most existing transformer-based trackers rely on increasingly large and deep networks to improve accuracy in complex backgrounds, which constrains their practicality in real-world deployments. To address this limitation, we propose a lightweight anti‑UAV tracker based on knowledge distillation. Specifically, we design a fully transformer-based anti‑UAV teacher network (TransADT) and develop a lightweight Siamese student network (SiamGLT) constructed with on a gated linear transformer, enabling accurate real-time tracking. In addition, we introduce a heterogeneous model knowledge distillation framework (HKD) to facilitate knowledge transfer from the large transformer teacher to the convolutional student network. This framework comprises three types of knowledge transfer: foreground and background feature decoupled distillation, instance-wise relation distillation, and response knowledge distillation. Comprehensive experiments on Anti-UAV benchmarks and real-world scenarios demonstrate that the proposed tracker surpasses other state-of-the-art methods. Our SiamGLT model achieves an optimal balance between tracking accuracy and computational efficiency.</w:t>
-      </w:r>
-    </w:p>
-    <w:p>
-      <w:pPr>
-        <w:pStyle w:val="Heading2"/>
-      </w:pPr>
-      <w:r>
-        <w:t>178. Memory optimization network for enhanced vision-language target tracking (2026)</w:t>
-      </w:r>
-    </w:p>
-    <w:p>
-      <w:r>
-        <w:rPr>
-          <w:i/>
-          <w:sz w:val="18"/>
-        </w:rPr>
-        <w:t>Jianwei Zhang, Wendi Zhang, Huanlong Zhang, Shoukang Yi, Bin Jiang, Zhoujingzi Qiu; The Journal of Supercomputing</w:t>
-      </w:r>
-      <w:r>
-        <w:rPr>
-          <w:color w:val="1F4E79"/>
-          <w:sz w:val="18"/>
-        </w:rPr>
-        <w:t xml:space="preserve">  |  https://doi.org/10.1007/s11227-026-08377-w</w:t>
+        <w:t xml:space="preserve">  |  https://doi.org/10.1007/s11227-025-06928-1</w:t>
       </w:r>
     </w:p>
     <w:p>
@@ -5579,7 +5086,7 @@
     </w:p>
     <w:p>
       <w:r>
-        <w:t>This article introduces a novel tracking framework for vision-language target tracking. To address the issue of memory redundancy and suboptimal template usage in vision-language tracking, we propose a Memory Optimization Network for Enhanced Vision-Language Target Tracking (VLMOTrack). Specifically, we design a two-stage memory optimization mechanism that filters and compresses historical memory entries to retain the most informative cues for tracking. [partial abstract - ResearchGate blocked; from indexed preview]</w:t>
+        <w:t>Airborne visual tracking is pivotal in enhancing the autonomy and intelligence of micro aerial vehicles (MAVs). However, MAVs frequently encounter challenges such as limited onboard computing resources and drastic appearance changes of targets. This paper proposes SiamSDT, a self-adaptive dynamic template Siamese network for airborne visual tracking of MAVs on heterogeneous FPGA-SoC platforms, with a self-adaptive template update strategy and hardware-aware optimization for the FPGA-SoC. [partial abstract - EBSCO preview only; from indexed preview]</w:t>
       </w:r>
     </w:p>
     <w:p>
@@ -5587,7 +5094,7 @@
         <w:pStyle w:val="Heading2"/>
       </w:pPr>
       <w:r>
-        <w:t>179. Motion-Appearance Synergistic Dual-Branch Joint Decision for Airborne Infrared Multi-Object Tracking (2026)</w:t>
+        <w:t>162. TFITrack: Transformer Feature Integration Network for Object Tracking (2024)</w:t>
       </w:r>
     </w:p>
     <w:p>
@@ -5596,19 +5103,19 @@
           <w:i/>
           <w:sz w:val="18"/>
         </w:rPr>
-        <w:t>Mingyu Hong, Xue Jin, Yuan Liu, Ming Zhu, Jiaqi Sun, Yuanfu Yuan, Shuhui Jiang, Bo Wang; IEEE Access</w:t>
+        <w:t>Xiuhua Hu, Huan Liu, Shuang Li, Jing Zhao, Yan Hui; International Journal of Computational Intelligence Systems</w:t>
       </w:r>
       <w:r>
         <w:rPr>
           <w:color w:val="1F4E79"/>
           <w:sz w:val="18"/>
         </w:rPr>
-        <w:t xml:space="preserve">  |  https://doi.org/10.1109/access.2026.3719425</w:t>
-      </w:r>
-    </w:p>
-    <w:p>
-      <w:r>
-        <w:t>Airborne infrared small-object tracking is crucial for applications such as autonomous reconnaissance and border surveillance. Unlike visible-light imagery, infrared data provides stable imaging in low-light and hazy conditions. However, tracking in this domain is exceptionally challenging due to the diminutive size of targets (approximately $13\times 23$ pixels), their weak textural features, and high susceptibility to complex background interference, including heat sources and sensor noise. Existing re-identification (ReID) models, predominantly designed for visible-light data, struggle to extract robust and discriminative features from such impoverished inputs. To address these limitations, we introduce a dual-branch joint decision tracking framework that synergistically integrates motion prediction with hierarchical appearance representation. The framework’s core is a hierarchical dual-branch ReID model: its shallow branch extracts stable intensity and structural features for short-term consistency, while its deep branch captures high-level semantic features for robust re-identification after occlusion. Furthermore, a novel time-window-based motion prediction module enhances trajectory accuracy by aggregating and statistically weighting multi-frame kinematic data. Crucially, we develop an adaptive joint decision mechanism that dynamically fuses these motion and hierarchical appearance cues. This mechanism constructs a unified cost matrix by scaling motion distances based on scene-level velocity statistics and selectively employs deep features to resolve ambiguities. Evaluated on a public infrared tracking dataset, our method demonstrates robust overall tracking performance, achieving a Multiple Object Tracking Accuracy (MOTA) of 95.6% and an Identification F1 (IDF1) score of 97.7%. These results underscore the framework’s enhanced stability and robustness in complex, dynamic environments, offering a more reliable solution for airborne infrared multi-object tracking than existing approaches.</w:t>
+        <w:t xml:space="preserve">  |  https://doi.org/10.1007/s44196-024-00500-0</w:t>
+      </w:r>
+    </w:p>
+    <w:p>
+      <w:r>
+        <w:t>Abstract Due to the ignoring of rich spatio-temporal and global contextual information with convolutional neural networks in features extraction, the traditional method is prone to tracking drift or even failure in complex scenario, especially for the tiny targets in aerial photography scenario. In this work, it proposes a transformer feature integration network (TFITrack) to obtain diverse and comprehensive target feature for the robust object tracking. Based on the typical transformer architecture, it optimizes encoder and decoder structure for aggregating discriminative spatio-temporal information and global context-awareness feature. Furthermore, the encoder introduces the similarity calculation layer and dual-attention module; the aim is to deepen the similarity between features and make corrections for channel and spatial dimensions, and feature representation is improved. Finally, with the introduction of the temporal context filtering layer, unimportant feature information is ignored adaptively, obtaining a balance between the parameters number reduction and stable performance. Experimental results show that the proposed tracking algorithm exhibits excellent tracking performance on seven benchmark datasets, especially on the aerial dataset UAV123, UAV20L, and UAV123@10fps, which presents the advantages of the novel method in dealing with fast motion and external interference.</w:t>
       </w:r>
     </w:p>
     <w:p>
@@ -5616,7 +5123,7 @@
         <w:pStyle w:val="Heading2"/>
       </w:pPr>
       <w:r>
-        <w:t>180. Multi-Source Templates Learning for Real-Time Aerial Tracking (2023)</w:t>
+        <w:t>163. Towards Real-World Aerial Vision Guidance With Categorical 6D Pose Tracker (2025)</w:t>
       </w:r>
     </w:p>
     <w:p>
@@ -5625,19 +5132,19 @@
           <w:i/>
           <w:sz w:val="18"/>
         </w:rPr>
-        <w:t>Yiming Sun, Yang Li, Changbo Wang; IEEE International Conference on Acoustics Speech and Signal Processing</w:t>
+        <w:t>Jingtao Sun, Yaonan Wang, Danwei Wang; IEEE Transactions on Pattern Analysis and Machine Intelligence</w:t>
       </w:r>
       <w:r>
         <w:rPr>
           <w:color w:val="1F4E79"/>
           <w:sz w:val="18"/>
         </w:rPr>
-        <w:t xml:space="preserve">  |  https://doi.org/10.1109/icassp49357.2023.10094642</w:t>
-      </w:r>
-    </w:p>
-    <w:p>
-      <w:r>
-        <w:t>Aerial tracking aims at tracking an arbitrary visual object in a video captured by Unmanned Aerial Vehicles (UAV). Due to the scarce computation resources, the deployment of high-consuming state-of-the-art trackers on UAV becomes impractical. On the other hand, lightweight trackers suffer from inferior performance caused by the low sampling frequency and resolution of UAV videos. In this paper, we propose a novel multi-source templates learning method to alleviate the paradox of efficiency and effectiveness for aerial tracking. Besides conventional static and dynamic templates, our work introduces an additional general-object template to learn common feature properties of a general object during training time. To exploit all templates information, a multi-source templates fusion scheme is proposed to capture characteristics of object in low quality UAV video streams. Furthermore, a joint optimization process is employed to enforce the lightness of model while achieving comparable tracking performance. Our experimental results demonstrate an appealing performance trade-off between accuracy and speed. The proposed tracker achieves 200 FPS on GPU, 100 FPS on CPU, and 12 FPS on Nvidia Jetson Xavier NX, respectively. Our code will be released at https://github.com/vpx-ecnu/MSTL.</w:t>
+        <w:t xml:space="preserve">  |  https://doi.org/10.1109/tpami.2025.3558237</w:t>
+      </w:r>
+    </w:p>
+    <w:p>
+      <w:r>
+        <w:t>Tracking the object 6-DoF pose is crucial for various downstream robot tasks and real-world applications. In this paper, we investigate the real-world robot task of aerial vision guidance for aerial robotics manipulation, utilizing category-level 6-DoF pose tracking. Aerial conditions inevitably introduce special challenges, such as rapid viewpoint changes in pitch and roll and inter-frame differences. To support these challenges in task, we first introduce a robust category-level 6-DoF pose tracker (Robust6DoF). This tracker leverages shape and temporal prior knowledge to explore optimal inter-frame keypoint pairs, generated under a priori structural adaptive supervision in a coarse-to-fine manner. Notably, our Robust6DoF employs a Spatial-Temporal Augmentation module to deal with the problems of the inter-frame differences and intra-class shape variations through both temporal dynamic filtering and shape-similarity filtering. We further present a Pose-Aware Discrete Servo strategy (PAD-Servo), serving as a decoupling approach to implement the final aerial vision guidance task. It contains two servo action policies to better accommodate the structural properties of aerial robotics manipulation. Exhaustive experiments on four well-known public benchmarks demonstrate the superiority of our Robust6DoF. Real-world tests directly verify that our Robust6DoF along with PAD-Servo can be readily used in real-world aerial robotic applications. The project homepage is released at Robust6DoF.</w:t>
       </w:r>
     </w:p>
     <w:p>
@@ -5645,7 +5152,7 @@
         <w:pStyle w:val="Heading2"/>
       </w:pPr>
       <w:r>
-        <w:t>181. Paf-tracker: a novel pre-frame auxiliary and fusion visual tracker (2024)</w:t>
+        <w:t>164. A Two-Stage Method for Aerial Tracking in Adverse Weather Conditions (2024)</w:t>
       </w:r>
     </w:p>
     <w:p>
@@ -5654,14 +5161,449 @@
           <w:i/>
           <w:sz w:val="18"/>
         </w:rPr>
-        <w:t>Wei Fang Liang, Derui Ding, Hui Yu; Machine Learning</w:t>
+        <w:t>Yuan Feng, Xinnan Xu, Nuoyi Chen, Quanjian Song, Lufang Zhang; Mathematics</w:t>
       </w:r>
       <w:r>
         <w:rPr>
           <w:color w:val="1F4E79"/>
           <w:sz w:val="18"/>
         </w:rPr>
-        <w:t xml:space="preserve">  |  https://doi.org/10.1007/s10994-023-06466-y</w:t>
+        <w:t xml:space="preserve">  |  https://doi.org/10.3390/math12081216</w:t>
+      </w:r>
+    </w:p>
+    <w:p>
+      <w:r>
+        <w:t>To tackle the issue of aerial tracking failure in adverse weather conditions, we developed an innovative two-stage tracking method, which incorporates a lightweight image restoring model DADNet and an excellent pretrained tracker. Our method begins by restoring the degraded image, which yields a refined intermediate result. Then, the tracker capitalizes on this intermediate result to produce precise tracking bounding boxes. To expand the UAV123 dataset to various weather scenarios, we estimated the depth of the images in the dataset. Our method was tested on two famous trackers, and the experimental results highlighted the superiority of our method. The comparison experiment’s results also validated the dehazing effectiveness of our restoration model. Additionally, the components of our dehazing module were proven efficient through ablation studies.</w:t>
+      </w:r>
+    </w:p>
+    <w:p>
+      <w:pPr>
+        <w:pStyle w:val="Heading2"/>
+      </w:pPr>
+      <w:r>
+        <w:t>165. A robust RGBT tracking framework with temporal information enhancement and backward trajectory verification (2025)</w:t>
+      </w:r>
+    </w:p>
+    <w:p>
+      <w:r>
+        <w:rPr>
+          <w:i/>
+          <w:sz w:val="18"/>
+        </w:rPr>
+        <w:t>Huiwei Shi, Xiaodong Mu, Hao He, Chengliang Zhong, Peng Zhao; Journal of King Saud University - Computer and Information Sciences</w:t>
+      </w:r>
+      <w:r>
+        <w:rPr>
+          <w:color w:val="1F4E79"/>
+          <w:sz w:val="18"/>
+        </w:rPr>
+        <w:t xml:space="preserve">  |  https://doi.org/10.1007/s44443-025-00144-w</w:t>
+      </w:r>
+    </w:p>
+    <w:p>
+      <w:r>
+        <w:t>Abstract RGBT (visible-thermal) object tracking holds significant value in complex scenarios such as low-light and hazy environments, enabling robust all-weather tracking by leveraging the complementary strengths of visible and thermal infrared modalities. However, challenges such as target appearance variations, similar object interference, and camera motion often lead to tracking drift. This paper proposes RecheckTrack, a robust RGBT tracking framework that addresses these issues through the enhancement of temporal information and a backward trajectory verification mechanism. The dual-branch fusion network adaptively learns target dynamics using appearance tokens and modality tokens. Modality tokens focus on high-quality features and target-probable regions, while appearance tokens track dynamic changes in target appearance, improving robustness against deformation, occlusion, and scale variations. To mitigate drift caused by sudden target or camera motion, a recheck network is introduced, which employs a two-stage candidate box selection method and jointly matches targets using bidirectional tracking consistency and appearance similarity. Additionally, for long-term tracking scenarios where targets may be lost, the recheck network is improved with a path-consistency-based backward trajectory selection method and an approximate global search strategy, efficiently recovering lost targets. Experiments on the VTUAV, LasHeR, and RGBT234 datasets demonstrate that RecheckTrack significantly reduces tracking drift and improves accuracy, providing an effective solution for RGBT tracking in complex scenarios.</w:t>
+      </w:r>
+    </w:p>
+    <w:p>
+      <w:pPr>
+        <w:pStyle w:val="Heading2"/>
+      </w:pPr>
+      <w:r>
+        <w:t>166. Adapting Visual Trackers to Dynamic View Transitions With Shift-View Prompt Tuning (2026)</w:t>
+      </w:r>
+    </w:p>
+    <w:p>
+      <w:r>
+        <w:rPr>
+          <w:i/>
+          <w:sz w:val="18"/>
+        </w:rPr>
+        <w:t>Chenglizhao Chen, Shaofeng Liang, Luming Li, Mengke Song, Xu Yu, Shanchen Pang; IEEE Transactions on Circuits and Systems for Video Technology</w:t>
+      </w:r>
+      <w:r>
+        <w:rPr>
+          <w:color w:val="1F4E79"/>
+          <w:sz w:val="18"/>
+        </w:rPr>
+        <w:t xml:space="preserve">  |  https://doi.org/10.1109/tcsvt.2026.3668837</w:t>
+      </w:r>
+    </w:p>
+    <w:p>
+      <w:r>
+        <w:t>Visual tracking is essential across numerous video analysis applications, surveillance systems, entertainment, and autonomous applications. However, most conventional state-of-the- art visual trackers are designed for constant-view scenarios with fixed camera viewpoints, and they only achieve satisfactory performance under stable visual features scenarios. In reality, visual tracking often encounters shift-view scenarios (e.g., sports broadcasting, ground-aerial surveillance), where cameras’ dynamic view transitions between ground and aerial views. These shifts lead to large variations in target scale and environmental complexity, resulting in inconsistent visual features that ultimately degrade the robustness of conventional visual trackers. Although developing a dedicated tracker for such shift-view scenarios is possible, it requires expensive temporal and computational costs. To address this challenge, we propose Shift-view Prompt Tuning, a cost-efficient method that enables conventional trackers to handle dynamic view transitions. We use sample pairs from different view datasets as prompts to guide the tracker’s adaptation. By embedding distinctive visual information from these prompts into training samples, we help the tracker learn about dynamic view transitions without requiring it to be relearned from scratch. This approach seamlessly transforms any constant-view trackers into shift-view trackers. Our extensive experiments on 14 datasets with 3 different view types show that our approach significantly enhances tracking performance. This advancement extends the application scope of current trackers and offers a robust solution for multimedia content production, sports analytics, and security monitoring in video analysis systems.</w:t>
+      </w:r>
+    </w:p>
+    <w:p>
+      <w:pPr>
+        <w:pStyle w:val="Heading2"/>
+      </w:pPr>
+      <w:r>
+        <w:t>167. Aerial tracking of camouflaged people in woodlands (2023)</w:t>
+      </w:r>
+    </w:p>
+    <w:p>
+      <w:r>
+        <w:rPr>
+          <w:i/>
+          <w:sz w:val="18"/>
+        </w:rPr>
+        <w:t>Yang Liu, Cong-Qing Wang, Bin Xu, Yunlan Zhou; Journal of Electronic Imaging</w:t>
+      </w:r>
+      <w:r>
+        <w:rPr>
+          <w:color w:val="1F4E79"/>
+          <w:sz w:val="18"/>
+        </w:rPr>
+        <w:t xml:space="preserve">  |  https://doi.org/10.1117/1.jei.32.6.063018</w:t>
+      </w:r>
+    </w:p>
+    <w:p>
+      <w:r>
+        <w:t>With the remarkable advances of unmanned aerial vehicles (UAVs) and machine vision, aerial tracking has attracted wide attention from scholars. Previous tracking methods were mostly implemented in clean and well-lit environments, making it challenging to track camouflaged people rapidly and accurately in woodlands. We develop a framework for camouflaged people aerial tracking (CPAT) based on transformer. Specifically, a camouflaged people discovery strategy is proposed to rapidly generate training samples from the unlabeled videos captured by the UAV. Dynamic programming is also employed to filter noises to generate smooth candidate frames. To exploit multilevel feature information, a transformer fusion framework is designed to integrate shallow spatial information and in-depth semantic features. For reducing computing consumption, the spatial attention reduction mechanism is embedded in the multihead attention for fast tracking. Further, we build a dataset for evaluating the effect of camouflaged people tracking called Cam235, which consists of 85 manually labeled test sequences and more than 100k frames of the unlabeled training set. Exhaustive experiments on Cam235-test and popular tracking datasets prove that the CPAT is superior to other trackers for practical application. Under the most challenging condition of camouflaged people tracking, the CPAT achieves the precision of 67.9%, surpassing the state-of-the-art trackers by large margins.</w:t>
+      </w:r>
+    </w:p>
+    <w:p>
+      <w:pPr>
+        <w:pStyle w:val="Heading2"/>
+      </w:pPr>
+      <w:r>
+        <w:t>168. Assisting RGB and depth salient object detection with nonconvolutional encoder: an improvement approach (2024)</w:t>
+      </w:r>
+    </w:p>
+    <w:p>
+      <w:r>
+        <w:rPr>
+          <w:i/>
+          <w:sz w:val="18"/>
+        </w:rPr>
+        <w:t>Shuo Zhang, Mengke Song, Luming Li; Journal of Electronic Imaging</w:t>
+      </w:r>
+      <w:r>
+        <w:rPr>
+          <w:color w:val="1F4E79"/>
+          <w:sz w:val="18"/>
+        </w:rPr>
+        <w:t xml:space="preserve">  |  https://doi.org/10.1117/1.jei.33.2.023036</w:t>
+      </w:r>
+    </w:p>
+    <w:p>
+      <w:r>
+        <w:t>RGB-D salient object detection is a challenging task in computer vision, and deep architectures have been widely adopted in the previous studies. However, current convolutional neural network (CNN)-based models struggle with capturing global long-distance features efficiently, whereas transformer-based methods are computationally intensive. To address these limitations, we propose a nonconvolutional feature encoder. This encoder captures long-distance dependencies while reducing computation costs, making it a potential alternative to CNNs and transformers. Additionally, we introduce a spatial info enhancing mechanism to overcome weakened local information while capturing long-range dependencies. This mechanism balances local and global information at different expansion rates by exploring multiscale feature fusion in the feature maps. Furthermore, we introduce a spatial info sensing module to enhance the compatibility of multimodal features in long-range dependencies and extract informative cues from depth features. Through comprehensive experiments on four widely used datasets, we demonstrate that our proposed involution encoder significantly outperforms previous state-of-the-art RGB-D salient object detection methods based on CNNs in four key metrics. Compared to transformer-based methods, our approach balances speed and efficiency favorably.</w:t>
+      </w:r>
+    </w:p>
+    <w:p>
+      <w:pPr>
+        <w:pStyle w:val="Heading2"/>
+      </w:pPr>
+      <w:r>
+        <w:t>169. Benchmarking the Robustness of UAV Tracking Against Common Corruptions (2024)</w:t>
+      </w:r>
+    </w:p>
+    <w:p>
+      <w:r>
+        <w:rPr>
+          <w:i/>
+          <w:sz w:val="18"/>
+        </w:rPr>
+        <w:t>Xiaoqiong Liu, Yunhe Feng, Shu Hu, Xiaohui Yuan, Heng Fan; IEEE International Conference on Multimedia Information Processing and Retrieval (MIPR)</w:t>
+      </w:r>
+      <w:r>
+        <w:rPr>
+          <w:color w:val="1F4E79"/>
+          <w:sz w:val="18"/>
+        </w:rPr>
+        <w:t xml:space="preserve">  |  https://doi.org/10.1109/mipr62202.2024.00079</w:t>
+      </w:r>
+    </w:p>
+    <w:p>
+      <w:r>
+        <w:t>The robustness of unmanned aerial vehicle (UAV) tracking is crucial in many tasks like surveillance and robotics. Despite its importance, little attention is paid to the performance of UAV trackers under common corruptions due to lack of a dedicated platform. Addressing this, we propose UAV-C, a large-scale benchmark for assessing robustness of UAV trackers under common corruptions. Specifically, UAV-C is built upon two popular UAV datasets by introducing 17 common corruptions from 4 representative categories including adversarial, sensor, blur, and composite corruptions in different levels. Finally, UAV-C contains more than 10K sequences. To understand the robustness of existing UAV trackers against corruptions, we extensively evaluate 12 representative algorithms on UAV-C. Our study reveals several key findings: 1) Current trackers are vulnerable to corruptions, indicating more attention needed in enhancing the robustness of UAV trackers; 2) When accompanying together, composite corruptions result in more severe degradation to trackers; and 3) While each tracker has its unique performance profile, some trackers may be more sensitive to specific corruptions. By releasing UAV-C, we hope it, along with comprehensive analysis, serves as a valuable resource for advancing the robustness of UAV tracking against corruption. Our UAV-C will be available at https://github.com/Xiaoqiong-Liu/UAV-C.</w:t>
+      </w:r>
+    </w:p>
+    <w:p>
+      <w:pPr>
+        <w:pStyle w:val="Heading2"/>
+      </w:pPr>
+      <w:r>
+        <w:t>170. Beyond Stepwise Modeling: Toward a Unified Contextual Reasoning Framework for Hyperspectral Video Object Tracking (2026)</w:t>
+      </w:r>
+    </w:p>
+    <w:p>
+      <w:r>
+        <w:rPr>
+          <w:i/>
+          <w:sz w:val="18"/>
+        </w:rPr>
+        <w:t>Yuzeng Chen, Qiangqiang Yuan, Hong Xie, Xin Bing Su, Yuqi Tang, Renxiang Guan, Li Liu, Xinwang Liu; IEEE Transactions on Image Processing</w:t>
+      </w:r>
+      <w:r>
+        <w:rPr>
+          <w:color w:val="1F4E79"/>
+          <w:sz w:val="18"/>
+        </w:rPr>
+        <w:t xml:space="preserve">  |  https://doi.org/10.1109/tip.2026.3728660</w:t>
+      </w:r>
+    </w:p>
+    <w:p>
+      <w:r>
+        <w:t>Hyperspectral video data provide complementary contextual cues across spectral, spatial, and temporal dimensions for modeling object dynamics under challenging conditions. Many existing hyperspectral video object tracking (HVOT) approaches organize spatial-spectral and temporal modeling in successive stages, leaving room for closer interaction among video-level contextual cues. To address this, we propose HucrTrack, a unified contextual reasoning framework for HVOT trained by parameter-efficient fine-tuning (PEFT). HucrTrack forms synchronized hyperspectral and false-color representations from each hyperspectral cube and enhances spatial-spectral features through a weight-shared dual-representation backbone with unified contextual cue modeling. To effectively leverage contextual dynamics, we design a unified contextual reasoning module (UCRM) composed of three key components: memory dynamics unit (MDU), contextual injection unit (CIU), and selective retrieval unit (SRU). Specifically, MDU maintains a frame-wise dynamic memory via Mamba's hidden states; CIU hierarchically integrates this memory into the spectral-spatial backbone features; and SRU selectively retrieves relevant contextual information to reinforce the tracking representation. In contrast to representative stepwise designs, HucrTrack enables concurrent, unified reasoning over all three dimensions within one recurrent process. Extensive experiments on ten benchmarks demonstrate that HucrTrack compares favorably with existing trackers in both robustness and generalization.</w:t>
+      </w:r>
+    </w:p>
+    <w:p>
+      <w:pPr>
+        <w:pStyle w:val="Heading2"/>
+      </w:pPr>
+      <w:r>
+        <w:t>171. CGTrack: Cascade Gating Network with Hierarchical Feature Aggregation for UAV Tracking (2025)</w:t>
+      </w:r>
+    </w:p>
+    <w:p>
+      <w:r>
+        <w:rPr>
+          <w:i/>
+          <w:sz w:val="18"/>
+        </w:rPr>
+        <w:t>Weihong Li, Xiaoqiong Liu, Heng Fan, Libo Zhang; Proceedings - IEEE International Conference on Robotics and Automation/Proceedings</w:t>
+      </w:r>
+      <w:r>
+        <w:rPr>
+          <w:color w:val="1F4E79"/>
+          <w:sz w:val="18"/>
+        </w:rPr>
+        <w:t xml:space="preserve">  |  https://doi.org/10.1109/icra55743.2025.11128342</w:t>
+      </w:r>
+    </w:p>
+    <w:p>
+      <w:r>
+        <w:t>Recent advancements in visual object tracking have markedly improved the capabilities of unmanned aerial vehicle (UAV) tracking, which is a critical component in real-world robotics applications. While the integration of hierarchical lightweight networks has become a prevalent strategy for enhancing efficiency in UAV tracking, it often results in a significant drop in network capacity, which further exacerbates challenges in UAV scenarios, such as frequent occlusions and extreme changes in viewing angles. To address these issues, we introduce a novel family of UAV trackers, termed CGTrack, which combines explicit and implicit techniques to expand network capacity within a coarse-to-fine framework. Specifically, we first introduce a Hierarchical Feature Cascade (HFC) module that leverages the spirit of feature reuse to increase network capacity by integrating the deep semantic cues with the rich spatial information, incurring minimal computational costs while enhancing feature representation. Based on this, we design a novel Lightweight Gated Center Head (LGCH) that utilizes gating mechanisms to decouple target-oriented coordinates from previously expanded features, which contain dense local discriminative information. Extensive experiments on three challenging UAV tracking benchmarks demonstrate that CGTrack achieves state-of-the-art performance while running fast. Code will be available at https://github.com/Nightwatch-Fox11/CGTrack.</w:t>
+      </w:r>
+    </w:p>
+    <w:p>
+      <w:pPr>
+        <w:pStyle w:val="Heading2"/>
+      </w:pPr>
+      <w:r>
+        <w:t>172. Click&amp;Describe: Multimodal Grounding and Tracking for Aerial Objects (2025)</w:t>
+      </w:r>
+    </w:p>
+    <w:p>
+      <w:r>
+        <w:rPr>
+          <w:i/>
+          <w:sz w:val="18"/>
+        </w:rPr>
+        <w:t>Rupanjali Kukal, Jay Patravali, Fuxun Yu, Simranjit Singh, Nikolaos Karianakis, Rishi Madhok; IEEE/CVF Winter Conference on Applications of Computer Vision (WACV)</w:t>
+      </w:r>
+      <w:r>
+        <w:rPr>
+          <w:color w:val="1F4E79"/>
+          <w:sz w:val="18"/>
+        </w:rPr>
+        <w:t xml:space="preserve">  |  https://doi.org/10.1109/wacv61041.2025.00586</w:t>
+      </w:r>
+    </w:p>
+    <w:p>
+      <w:r>
+        <w:t>The fusion of multiple modalities, such as vision and language, has led to significant progress in grounding and tracking tasks. However, this success has not yet translated to aerial single-object tracking (SOT) due to the lack of text annotations in existing aerial SOT datasets. To overcome this limitation, we provide text annotations for five existing aerial datasets, designed to support and promote multi-modal research in the aerial tracking domain. Furthermore, to address challenges such as small object dimensions, similar-looking objects, and target size fluctuations, we introduce a third input modality: click (or point prompt). We seamlessly integrate click and language information in the model's input to offer a user-friendly and interactive alternative to precise bounding box annotations. This enables approximate target specification with reduced effort and time. We introduce CLaVi, a novel multimodal framework that redefines input interaction by in-corporating multiple modalities. This integration improves target localization and tracking efficiency, providing a significant advancement in the way input is provided to the model. Furthermore, we conduct experiments on the five datasets, to provide AerTrack-460 benchmark, to validate the effectiveness of our approach. AerTrack-460 benchmark shows competitive performance and, in some cases, outperforms previous language-based grounding and tracking techniques, setting a strong baseline for future research. Code and data will be made available soon.</w:t>
+      </w:r>
+    </w:p>
+    <w:p>
+      <w:pPr>
+        <w:pStyle w:val="Heading2"/>
+      </w:pPr>
+      <w:r>
+        <w:t>173. Cognitive embodied learning for anomaly active target tracking (2025)</w:t>
+      </w:r>
+    </w:p>
+    <w:p>
+      <w:r>
+        <w:rPr>
+          <w:i/>
+          <w:sz w:val="18"/>
+        </w:rPr>
+        <w:t>Qihui Wu, Jiahao Li, Fuhui Zhou, Jiahuan Ji, Haoyang Wang, Hongtao Liang, Kai‐Kuang Ma; Communications Engineering</w:t>
+      </w:r>
+      <w:r>
+        <w:rPr>
+          <w:color w:val="1F4E79"/>
+          <w:sz w:val="18"/>
+        </w:rPr>
+        <w:t xml:space="preserve">  |  https://doi.org/10.1038/s44172-025-00556-6</w:t>
+      </w:r>
+    </w:p>
+    <w:p>
+      <w:r>
+        <w:t>The primary challenge in active object tracking (AOT) lies in maintaining robust and accurate tracking performance in the complex physical scenarios. Existing end-to-end frameworks based on deep learning and reinforcement learning often struggle with high computational costs, data dependency, and limited generalization, hindering their performance in practical applications. Although embodied intelligence (EI) is promising to enable agents to learn from physical interactions, it cannot tackle severe anomalies happened in the complex scenarios. In order to address this issue, here we propose a novel embodied learning method, called the Cognitive Embodied Learning (CEL), which is inspired by the dual decision-making system of the human brain. The CEL can dynamically switch between normal tracking and anomaly handling modes, supported by specialized modules including the anomaly cognition module, the rule reasoning module, and the anomaly elimination module. Moreover, we further introduce the categorical objective function to address function non-measurability and data confusion caused by severe anomalies. Extensive unmanned aerial vehicle anomaly active target tracking experiments in both simulated and real-world scenarios demonstrate the superior performance of our method. Compared to the state-of-the-art methods, the CEL achieves a 361.4% increase in the success rate and a 54.4% improvement of the task completion efficiency, which highlights the potential of CEL to advance the field of AOT and open new avenues for more robust and intelligent tracking systems in the challenging environments.</w:t>
+      </w:r>
+    </w:p>
+    <w:p>
+      <w:pPr>
+        <w:pStyle w:val="Heading2"/>
+      </w:pPr>
+      <w:r>
+        <w:t>174. Consistent Weighted Correlation-Based Attention for Transformer Tracking (2023)</w:t>
+      </w:r>
+    </w:p>
+    <w:p>
+      <w:r>
+        <w:rPr>
+          <w:i/>
+          <w:sz w:val="18"/>
+        </w:rPr>
+        <w:t>Lei Liu, Genwen Fang, Jun Wang, Shuai Wang, Chun Wang, Longfeng Shen, Kongfen Zhu, Silas Nogueira de Melo; Electronics</w:t>
+      </w:r>
+      <w:r>
+        <w:rPr>
+          <w:color w:val="1F4E79"/>
+          <w:sz w:val="18"/>
+        </w:rPr>
+        <w:t xml:space="preserve">  |  https://doi.org/10.3390/electronics12224648</w:t>
+      </w:r>
+    </w:p>
+    <w:p>
+      <w:r>
+        <w:t>Attention mechanism takes a crucial role among the key technologies in transformer-based visual tracking. However, the current methods for attention computing neglect the correlation between the query and the key, which results in erroneous correlations. To address this issue, a CWCTrack framework is proposed in this study for transformer visual tracking. To balance the weights of the attention module and enhance the feature extraction of the search region and template region, a consistent weighted correlation (CWC) module is introduced into the cross-attention block. The CWC module computes the correlation score between each query and all keys. Then, the correlation multiplies the consistent weights of the other query–key pairs to acquire the final attention weights. The weights of consistency are computed by the relevance of the query–key pairs. The correlation is enhanced for the relevant query–key pair and suppressed for the irrelevant query–key pair. Experimental results conducted on four prevalent benchmarks demonstrate that the proposed CWCTrack yields preferable performances.</w:t>
+      </w:r>
+    </w:p>
+    <w:p>
+      <w:pPr>
+        <w:pStyle w:val="Heading2"/>
+      </w:pPr>
+      <w:r>
+        <w:t>175. Continuously Learning Video-level Object Tokens for Robust UAV tracking (2025)</w:t>
+      </w:r>
+    </w:p>
+    <w:p>
+      <w:r>
+        <w:rPr>
+          <w:i/>
+          <w:sz w:val="18"/>
+        </w:rPr>
+        <w:t>Bin Chen, Shenglong Hu, Gang Dong, Lingyan Liang, Dongchao Wen, Kaihua Zhang; IEEE International Conference on Acoustics Speech and Signal Processing</w:t>
+      </w:r>
+      <w:r>
+        <w:rPr>
+          <w:color w:val="1F4E79"/>
+          <w:sz w:val="18"/>
+        </w:rPr>
+        <w:t xml:space="preserve">  |  https://doi.org/10.1109/icassp49660.2025.10887950</w:t>
+      </w:r>
+    </w:p>
+    <w:p>
+      <w:r>
+        <w:t>Due to the dynamic changes in flight motion and viewpoint, the objects in unmanned aerial vehicle (UAV) tracking scenarios often suffer from drastic appearance variations. Existing UAV trackers often leverage a frame-level matching mechanism, which measures the appearance similarity between the object template and the search frame. The drastic object appearance variations degrade the learned model, leading to drift issue. To this end, this paper presents a video-level UAV tracking framework that focuses on Continuously Learning (CL) effective and efficient spatio-temporal object tokens for robust tracking, dubbed as CLTrack. Specifically, the CLTrack first learns a series of spatio-temporal object tokens via a dynamic filtering module (DFM), which encodes more consensus object appearance information from each frame. Afterwards, a spatio-temporal enhancement module (STEM) is designed via cascading a temporal and a spatial attention to fully interact with the selected tokens with stable long-range spatio-temporal context information of the tracked object. Finally, to ensure the learned model encodes the rich context information without catastrophic forgetting, a video-level tracking loss is designed to supervise feature learning from the whole video frames. Extensive experiments on three UAV benchmarks including UAV123, DTB70 and VisDrone2018 demonstrate that the proposed CLTrack achieves state-of-the-art performance.</w:t>
+      </w:r>
+    </w:p>
+    <w:p>
+      <w:pPr>
+        <w:pStyle w:val="Heading2"/>
+      </w:pPr>
+      <w:r>
+        <w:t>176. Dynamic Compact Consensus Tracking for Aerial Robots (2025)</w:t>
+      </w:r>
+    </w:p>
+    <w:p>
+      <w:r>
+        <w:rPr>
+          <w:i/>
+          <w:sz w:val="18"/>
+        </w:rPr>
+        <w:t>Xiaolou Sun, Zhibin Quan, Feng Zhang, Yuntian Li, Chunyan Wang, Wufei Si, Wenhui Ni, Runwei Guan; Proceedings - IEEE International Conference on Robotics and Automation/Proceedings</w:t>
+      </w:r>
+      <w:r>
+        <w:rPr>
+          <w:color w:val="1F4E79"/>
+          <w:sz w:val="18"/>
+        </w:rPr>
+        <w:t xml:space="preserve">  |  https://doi.org/10.1109/icra55743.2025.11128606</w:t>
+      </w:r>
+    </w:p>
+    <w:p>
+      <w:r>
+        <w:t>Existing one-stream trackers have attracted widespread attention. However, they are not applicable in real-time aerial robot tracking systems due to substantial computational overhead, especially when dynamic templates are introduced. To address this issue, we propose a novel Dynamic Compact Consensus Tracker (DC2T), constructed by stacking blocks that each consists of a Compact Token Encoder (CTE) and Dynamic Consensus Attention (DCA). Unlike traditional methods that convert images into a large number of tokens, the CTE, inspired by “superpixel”, extracts a compact set of representative tokens from both initial and dynamic templates, eliminating the need for a large token set. This strategic reduction in the number of compact tokens markedly decreases the computational load of CTE, enhancing the efficiency of subsequent attention operations. To achieve linear complexity of the DCA, compact dynamic template tokens (as keys) are requeried by search tokens (as queries) to perform dynamic consensus on the aggregated tokens (as values). This arrangement seamlessly incorporates dynamic spatio-temporal features into the DCA while avoiding the computational burden typically associated with dynamic templates. With the aim of further enhancing the system's responsiveness and accuracy, a direct control network is crafted to seamlessly incorporate the prediction of high-level control values into the tracking network, ensuring a cohesive and efficient interaction with the controller. Comprehensive experiments and real-world evaluations have proven DC2T's superior performance, accompanied by a significant reduction in FLOPs. Furthermore, we have conducted experiments that demonstrate the tracker's ability to integrate seamlessly with other technologies such as SLAM and detection, enabling precise tracking of arbitrary objects. The tracker code will be released in the github. com/xiaolousun/ refine-pytracking.</w:t>
+      </w:r>
+    </w:p>
+    <w:p>
+      <w:pPr>
+        <w:pStyle w:val="Heading2"/>
+      </w:pPr>
+      <w:r>
+        <w:t>177. Improvement of Remote Sensing Target Tracking Method Based on Deep Learnin (2025)</w:t>
+      </w:r>
+    </w:p>
+    <w:p>
+      <w:r>
+        <w:rPr>
+          <w:i/>
+          <w:sz w:val="18"/>
+        </w:rPr>
+        <w:t>Xuhao Wang, Long Ma; International Journal of Advanced Network Monitoring and Controls</w:t>
+      </w:r>
+      <w:r>
+        <w:rPr>
+          <w:color w:val="1F4E79"/>
+          <w:sz w:val="18"/>
+        </w:rPr>
+        <w:t xml:space="preserve">  |  https://doi.org/10.2478/ijanmc-2025-0001</w:t>
+      </w:r>
+    </w:p>
+    <w:p>
+      <w:r>
+        <w:t>Abstract Remote Sensing Object Tracking refers to the process of detecting, recognizing, and tracking targets on the ground or at sea using remote sensing technology, particularly sensors mounted on satellite or aerial platforms to obtain high-resolution remote sensing image sequences. Current methods for remote sensing object tracking face challenges such as low tracking success rates and inefficiencies. This paper proposes a neural network for remote sensing object tracking based on SiamRPN++, which introduces an improved network structure incorporating the C3Minus module and a coordinate attention mechanism within the backbone extraction network. Furthermore, we design a feature extraction module, ResSwinT, that combines ResNet and Swin Transformer architectures to integrate local and global information obtained from feature maps as foundational features. This approach effectively addresses the aforementioned issues, and quantitative experiments demonstrate an increase in accuracy and success rates by 1.9% and 4.7%, respectively, indicating that our method effectively handles object tracking in remote sensing images.</w:t>
+      </w:r>
+    </w:p>
+    <w:p>
+      <w:pPr>
+        <w:pStyle w:val="Heading2"/>
+      </w:pPr>
+      <w:r>
+        <w:t>178. Lightweight Anti-UAV Object Tracking With Visual Sensing Based on Heterogeneous Model Knowledge Distillation (2025)</w:t>
+      </w:r>
+    </w:p>
+    <w:p>
+      <w:r>
+        <w:rPr>
+          <w:i/>
+          <w:sz w:val="18"/>
+        </w:rPr>
+        <w:t>Feng Cheng, Gaoliang Peng, Hang Li, Benqi Zhao, Rui Li; IEEE Sensors Journal</w:t>
+      </w:r>
+      <w:r>
+        <w:rPr>
+          <w:color w:val="1F4E79"/>
+          <w:sz w:val="18"/>
+        </w:rPr>
+        <w:t xml:space="preserve">  |  https://doi.org/10.1109/jsen.2025.3619160</w:t>
+      </w:r>
+    </w:p>
+    <w:p>
+      <w:r>
+        <w:t>The widespread application of Unmanned Aerial Vehicles (UAVs) presents substantial challenges to public safety, thereby necessitating accurate visual tracking for effective counter-UAV operations. However, most existing transformer-based trackers rely on increasingly large and deep networks to improve accuracy in complex backgrounds, which constrains their practicality in real-world deployments. To address this limitation, we propose a lightweight anti‑UAV tracker based on knowledge distillation. Specifically, we design a fully transformer-based anti‑UAV teacher network (TransADT) and develop a lightweight Siamese student network (SiamGLT) constructed with on a gated linear transformer, enabling accurate real-time tracking. In addition, we introduce a heterogeneous model knowledge distillation framework (HKD) to facilitate knowledge transfer from the large transformer teacher to the convolutional student network. This framework comprises three types of knowledge transfer: foreground and background feature decoupled distillation, instance-wise relation distillation, and response knowledge distillation. Comprehensive experiments on Anti-UAV benchmarks and real-world scenarios demonstrate that the proposed tracker surpasses other state-of-the-art methods. Our SiamGLT model achieves an optimal balance between tracking accuracy and computational efficiency.</w:t>
+      </w:r>
+    </w:p>
+    <w:p>
+      <w:pPr>
+        <w:pStyle w:val="Heading2"/>
+      </w:pPr>
+      <w:r>
+        <w:t>179. Memory optimization network for enhanced vision-language target tracking (2026)</w:t>
+      </w:r>
+    </w:p>
+    <w:p>
+      <w:r>
+        <w:rPr>
+          <w:i/>
+          <w:sz w:val="18"/>
+        </w:rPr>
+        <w:t>Jianwei Zhang, Wendi Zhang, Huanlong Zhang, Shoukang Yi, Bin Jiang, Zhoujingzi Qiu; The Journal of Supercomputing</w:t>
+      </w:r>
+      <w:r>
+        <w:rPr>
+          <w:color w:val="1F4E79"/>
+          <w:sz w:val="18"/>
+        </w:rPr>
+        <w:t xml:space="preserve">  |  https://doi.org/10.1007/s11227-026-08377-w</w:t>
       </w:r>
     </w:p>
     <w:p>
@@ -5670,12 +5612,12 @@
           <w:color w:val="808080"/>
           <w:sz w:val="16"/>
         </w:rPr>
-        <w:t>[abstract source: openreview]</w:t>
-      </w:r>
-    </w:p>
-    <w:p>
-      <w:r>
-        <w:t>Relying on a large amount of data, recent object trackers achieve superior performance. However Siamese-like trackers expose considerable shortcomings in the case of brief occlusion. To address these shortages, the paper proposes a novel pre-frame auxiliary and fusion tracking framework. Within this framework, a retained variable is first introduced to avoid some additional twin branches while retaining the previously obtained deep features of the search frames. Based on such a variable, a pre-frame auxiliary module is constructed to establish the relationship between encoding features and the retained pre-frame information and a decoding fusion module is designed to fuse the generated similarity relationship. Moreover, the Efficient IoU (EIoU) loss is employed to increase the precision of predicted bounding boxes by adding three penalty terms for the differences in the center point, length, and width of the two bounding boxes. Finally, the superiority over state-of-the-art methods is verified by numerous tests on visual tracking benchmarks.</w:t>
+        <w:t>[abstract source: indexed preview (partial)]</w:t>
+      </w:r>
+    </w:p>
+    <w:p>
+      <w:r>
+        <w:t>This article introduces a novel tracking framework for vision-language target tracking. To address the issue of memory redundancy and suboptimal template usage in vision-language tracking, we propose a Memory Optimization Network for Enhanced Vision-Language Target Tracking (VLMOTrack). Specifically, we design a two-stage memory optimization mechanism that filters and compresses historical memory entries to retain the most informative cues for tracking. [partial abstract - ResearchGate blocked; from indexed preview]</w:t>
       </w:r>
     </w:p>
     <w:p>
@@ -5683,7 +5625,7 @@
         <w:pStyle w:val="Heading2"/>
       </w:pPr>
       <w:r>
-        <w:t>182. Performance Benchmarking of Visual Human Tracking Algorithms for UAVs (2022)</w:t>
+        <w:t>180. Motion-Appearance Synergistic Dual-Branch Joint Decision for Airborne Infrared Multi-Object Tracking (2026)</w:t>
       </w:r>
     </w:p>
     <w:p>
@@ -5692,19 +5634,19 @@
           <w:i/>
           <w:sz w:val="18"/>
         </w:rPr>
-        <w:t>Τheofanis Kalampokas, George A. Papakostas, Vassilios Chatzis, Stelios Krinidis; Panhellenic Conference on Informatics</w:t>
+        <w:t>Mingyu Hong, Xue Jin, Yuan Liu, Ming Zhu, Jiaqi Sun, Yuanfu Yuan, Shuhui Jiang, Bo Wang; IEEE Access</w:t>
       </w:r>
       <w:r>
         <w:rPr>
           <w:color w:val="1F4E79"/>
           <w:sz w:val="18"/>
         </w:rPr>
-        <w:t xml:space="preserve">  |  https://doi.org/10.1145/3575879.3575880</w:t>
-      </w:r>
-    </w:p>
-    <w:p>
-      <w:r>
-        <w:t>With the evolution of robotic systems, unmanned aerial vehicles (UAV) have become a target of interest for domains such as computer vision (CV) and artificial intelligence (AI), contributing to a variety of applications for surveillance, transportation and many more. A very hot topic that is the playground of the proposed benchmark is visual human tracking in images acquired by a camera mounted on a UAV. This target application troubles CV and deep learning (DL) research community in recent years and it has created serious demands for visual tracking algorithms. Some of the most important demands are high performance under hard visual tracking conditions and deployment in edge devices with limited computation resources. These two challenges are the main motivation of the presented paper, where 37 tracking algorithms have been benchmarked in visual object tracking (VOT) images. For each tracking algorithm two metric categories, relative to detection performance and hardware resources consumption, have been considered. The objective of the proposed paper is to highlight the most lightweight and high performance tracking algorithms for usage in UAV based applications.</w:t>
+        <w:t xml:space="preserve">  |  https://doi.org/10.1109/access.2026.3719425</w:t>
+      </w:r>
+    </w:p>
+    <w:p>
+      <w:r>
+        <w:t>Airborne infrared small-object tracking is crucial for applications such as autonomous reconnaissance and border surveillance. Unlike visible-light imagery, infrared data provides stable imaging in low-light and hazy conditions. However, tracking in this domain is exceptionally challenging due to the diminutive size of targets (approximately $13\times 23$ pixels), their weak textural features, and high susceptibility to complex background interference, including heat sources and sensor noise. Existing re-identification (ReID) models, predominantly designed for visible-light data, struggle to extract robust and discriminative features from such impoverished inputs. To address these limitations, we introduce a dual-branch joint decision tracking framework that synergistically integrates motion prediction with hierarchical appearance representation. The framework’s core is a hierarchical dual-branch ReID model: its shallow branch extracts stable intensity and structural features for short-term consistency, while its deep branch captures high-level semantic features for robust re-identification after occlusion. Furthermore, a novel time-window-based motion prediction module enhances trajectory accuracy by aggregating and statistically weighting multi-frame kinematic data. Crucially, we develop an adaptive joint decision mechanism that dynamically fuses these motion and hierarchical appearance cues. This mechanism constructs a unified cost matrix by scaling motion distances based on scene-level velocity statistics and selectively employs deep features to resolve ambiguities. Evaluated on a public infrared tracking dataset, our method demonstrates robust overall tracking performance, achieving a Multiple Object Tracking Accuracy (MOTA) of 95.6% and an Identification F1 (IDF1) score of 97.7%. These results underscore the framework’s enhanced stability and robustness in complex, dynamic environments, offering a more reliable solution for airborne infrared multi-object tracking than existing approaches.</w:t>
       </w:r>
     </w:p>
     <w:p>
@@ -5712,7 +5654,7 @@
         <w:pStyle w:val="Heading2"/>
       </w:pPr>
       <w:r>
-        <w:t>183. Propagating prior information with transformer for robust visual object tracking (2024)</w:t>
+        <w:t>181. Multi-Source Templates Learning for Real-Time Aerial Tracking (2023)</w:t>
       </w:r>
     </w:p>
     <w:p>
@@ -5721,14 +5663,43 @@
           <w:i/>
           <w:sz w:val="18"/>
         </w:rPr>
-        <w:t>Yue Wu, Chengtao Cai, Chai Kiat Yeo; Multimedia Systems</w:t>
+        <w:t>Yiming Sun, Yang Li, Changbo Wang; IEEE International Conference on Acoustics Speech and Signal Processing</w:t>
       </w:r>
       <w:r>
         <w:rPr>
           <w:color w:val="1F4E79"/>
           <w:sz w:val="18"/>
         </w:rPr>
-        <w:t xml:space="preserve">  |  https://doi.org/10.1007/s00530-024-01423-8</w:t>
+        <w:t xml:space="preserve">  |  https://doi.org/10.1109/icassp49357.2023.10094642</w:t>
+      </w:r>
+    </w:p>
+    <w:p>
+      <w:r>
+        <w:t>Aerial tracking aims at tracking an arbitrary visual object in a video captured by Unmanned Aerial Vehicles (UAV). Due to the scarce computation resources, the deployment of high-consuming state-of-the-art trackers on UAV becomes impractical. On the other hand, lightweight trackers suffer from inferior performance caused by the low sampling frequency and resolution of UAV videos. In this paper, we propose a novel multi-source templates learning method to alleviate the paradox of efficiency and effectiveness for aerial tracking. Besides conventional static and dynamic templates, our work introduces an additional general-object template to learn common feature properties of a general object during training time. To exploit all templates information, a multi-source templates fusion scheme is proposed to capture characteristics of object in low quality UAV video streams. Furthermore, a joint optimization process is employed to enforce the lightness of model while achieving comparable tracking performance. Our experimental results demonstrate an appealing performance trade-off between accuracy and speed. The proposed tracker achieves 200 FPS on GPU, 100 FPS on CPU, and 12 FPS on Nvidia Jetson Xavier NX, respectively. Our code will be released at https://github.com/vpx-ecnu/MSTL.</w:t>
+      </w:r>
+    </w:p>
+    <w:p>
+      <w:pPr>
+        <w:pStyle w:val="Heading2"/>
+      </w:pPr>
+      <w:r>
+        <w:t>182. Paf-tracker: a novel pre-frame auxiliary and fusion visual tracker (2024)</w:t>
+      </w:r>
+    </w:p>
+    <w:p>
+      <w:r>
+        <w:rPr>
+          <w:i/>
+          <w:sz w:val="18"/>
+        </w:rPr>
+        <w:t>Wei Fang Liang, Derui Ding, Hui Yu; Machine Learning</w:t>
+      </w:r>
+      <w:r>
+        <w:rPr>
+          <w:color w:val="1F4E79"/>
+          <w:sz w:val="18"/>
+        </w:rPr>
+        <w:t xml:space="preserve">  |  https://doi.org/10.1007/s10994-023-06466-y</w:t>
       </w:r>
     </w:p>
     <w:p>
@@ -5737,12 +5708,12 @@
           <w:color w:val="808080"/>
           <w:sz w:val="16"/>
         </w:rPr>
-        <w:t>[abstract source: indexed preview (partial)]</w:t>
-      </w:r>
-    </w:p>
-    <w:p>
-      <w:r>
-        <w:t>In recent years, the domain of visual object tracking has seen growing use of transformer architectures. The article introduces PI-Trans, a novel tracker that propagates prior information (historical target knowledge) with a transformer for robust visual object tracking, improving robustness under occlusion and appearance change by carrying prior target states across frames. [partial abstract - ProQuest preview only; from indexed preview]</w:t>
+        <w:t>[abstract source: openreview]</w:t>
+      </w:r>
+    </w:p>
+    <w:p>
+      <w:r>
+        <w:t>Relying on a large amount of data, recent object trackers achieve superior performance. However Siamese-like trackers expose considerable shortcomings in the case of brief occlusion. To address these shortages, the paper proposes a novel pre-frame auxiliary and fusion tracking framework. Within this framework, a retained variable is first introduced to avoid some additional twin branches while retaining the previously obtained deep features of the search frames. Based on such a variable, a pre-frame auxiliary module is constructed to establish the relationship between encoding features and the retained pre-frame information and a decoding fusion module is designed to fuse the generated similarity relationship. Moreover, the Efficient IoU (EIoU) loss is employed to increase the precision of predicted bounding boxes by adding three penalty terms for the differences in the center point, length, and width of the two bounding boxes. Finally, the superiority over state-of-the-art methods is verified by numerous tests on visual tracking benchmarks.</w:t>
       </w:r>
     </w:p>
     <w:p>
@@ -5750,7 +5721,7 @@
         <w:pStyle w:val="Heading2"/>
       </w:pPr>
       <w:r>
-        <w:t>184. RCFT: re-parameterization convolution and feature filter for object tracking (2023)</w:t>
+        <w:t>183. Performance Benchmarking of Visual Human Tracking Algorithms for UAVs (2022)</w:t>
       </w:r>
     </w:p>
     <w:p>
@@ -5759,19 +5730,19 @@
           <w:i/>
           <w:sz w:val="18"/>
         </w:rPr>
-        <w:t>Yuanyun Wang, Wenhui Yang, Peng Yin, Jun Wang; Complex &amp; Intelligent Systems</w:t>
+        <w:t>Τheofanis Kalampokas, George A. Papakostas, Vassilios Chatzis, Stelios Krinidis; Panhellenic Conference on Informatics</w:t>
       </w:r>
       <w:r>
         <w:rPr>
           <w:color w:val="1F4E79"/>
           <w:sz w:val="18"/>
         </w:rPr>
-        <w:t xml:space="preserve">  |  https://doi.org/10.1007/s40747-023-01223-z</w:t>
-      </w:r>
-    </w:p>
-    <w:p>
-      <w:r>
-        <w:t>Abstract Siamese-based trackers have been widely studied for their high accuracy and speed. Both the feature extraction and feature fusion are two important components in Siamese-based trackers. Siamese-based trackers obtain fine local features by traditional convolution. However, some important channel information and global information are lost when enhancing local features. In the feature fusion process, cross-correlation-based feature fusion between the template and search region feature ignores the global spatial context information and does not make the best of the spatial information. In this paper, to solve the above problem, we design a novel feature extraction sub-network based on batch-free normalization re-parameterization convolution, which scales the features in the channel dimension and increases the receptive field. Richer channel information is obtained and powerful target features are extracted for the feature fusion. Furthermore, we learn a feature fusion network (FFN) based on feature filter. The FFN fuses the template and search region features in a global spatial context to obtain high-quality fused features by enhancing important features and filtering redundant features. By jointly learning the proposed feature extraction sub-network and FFN, the local and global information are fully exploited. Then, we propose a novel tracking algorithm based on the designed feature extraction sub-network and FFN with re-parameterization convolution and feature filter, referred to as RCFT. We evaluate the proposed RCFT tracker and some recent state-of-the-art (SOTA) trackers on OTB100, VOT2018, LaSOT, GOT-10k, UAV123 and the visual-thermal dataset VOT-RGBT2019 datasets, which achieves superior tracking performance with 45 FPS tracking speed.</w:t>
+        <w:t xml:space="preserve">  |  https://doi.org/10.1145/3575879.3575880</w:t>
+      </w:r>
+    </w:p>
+    <w:p>
+      <w:r>
+        <w:t>With the evolution of robotic systems, unmanned aerial vehicles (UAV) have become a target of interest for domains such as computer vision (CV) and artificial intelligence (AI), contributing to a variety of applications for surveillance, transportation and many more. A very hot topic that is the playground of the proposed benchmark is visual human tracking in images acquired by a camera mounted on a UAV. This target application troubles CV and deep learning (DL) research community in recent years and it has created serious demands for visual tracking algorithms. Some of the most important demands are high performance under hard visual tracking conditions and deployment in edge devices with limited computation resources. These two challenges are the main motivation of the presented paper, where 37 tracking algorithms have been benchmarked in visual object tracking (VOT) images. For each tracking algorithm two metric categories, relative to detection performance and hardware resources consumption, have been considered. The objective of the proposed paper is to highlight the most lightweight and high performance tracking algorithms for usage in UAV based applications.</w:t>
       </w:r>
     </w:p>
     <w:p>
@@ -5779,7 +5750,7 @@
         <w:pStyle w:val="Heading2"/>
       </w:pPr>
       <w:r>
-        <w:t>185. RainyTrack: Enhancing Object Tracking in Adverse Weather Conditions with Siamese Networks (2024)</w:t>
+        <w:t>184. Propagating prior information with transformer for robust visual object tracking (2024)</w:t>
       </w:r>
     </w:p>
     <w:p>
@@ -5788,101 +5759,14 @@
           <w:i/>
           <w:sz w:val="18"/>
         </w:rPr>
-        <w:t>Jiacheng Liu; International Conference on Image and Graphics Processing (ICIGP)</w:t>
+        <w:t>Yue Wu, Chengtao Cai, Chai Kiat Yeo; Multimedia Systems</w:t>
       </w:r>
       <w:r>
         <w:rPr>
           <w:color w:val="1F4E79"/>
           <w:sz w:val="18"/>
         </w:rPr>
-        <w:t xml:space="preserve">  |  https://doi.org/10.1145/3647649.3647698</w:t>
-      </w:r>
-    </w:p>
-    <w:p>
-      <w:r>
-        <w:t>Object tracking is a critical task in the field of computer vision, playing a significant role in many practical applications. However, in complex rainy conditions, existing object tracking methods often perform poorly. This is due to rain introducing noise, blurriness, and occlusion in images, thereby reducing target visibility and tracking accuracy. Furthermore, the lack of large-scale training datasets specifically designed for rainy conditions limits the performance of existing methods in this environment. To address this issue, we propose a novel object tracker focused on achieving efficient and accurate object tracking in rainy conditions. We have enhanced traditional object tracking methods by introducing the "rain removal" concept and modifying feature fusion and attention mechanisms to improve the tracker’s performance in rainy conditions. Additionally, we synthesized rain on three commonly used object tracking datasets, LaSOT, OTB2015, and UAV123, incorporating varying degrees of rainfall and raindrop sizes to simulate real-world rainy conditions. Through extensive experiments on multiple publicly available datasets, we have validated the effectiveness of the proposed method. The experimental results demonstrate that our tracker excels not only on the original datasets but also maintains outstanding tracking performance on the rain-added datasets. This contribution provides new insights and methods for the advancement of the computer vision field.</w:t>
-      </w:r>
-    </w:p>
-    <w:p>
-      <w:pPr>
-        <w:pStyle w:val="Heading2"/>
-      </w:pPr>
-      <w:r>
-        <w:t>186. Robust Active Target Tracking via Constrained Policy Optimization in Partially Observable Environments (2024)</w:t>
-      </w:r>
-    </w:p>
-    <w:p>
-      <w:r>
-        <w:rPr>
-          <w:i/>
-          <w:sz w:val="18"/>
-        </w:rPr>
-        <w:t>Tong Mao, Hongyuan Zheng, Xiangping Zhai, Jing Zhu; International Symposium on Autonomous Systems (ISAS)</w:t>
-      </w:r>
-      <w:r>
-        <w:rPr>
-          <w:color w:val="1F4E79"/>
-          <w:sz w:val="18"/>
-        </w:rPr>
-        <w:t xml:space="preserve">  |  https://doi.org/10.1109/isas61044.2024.10552592</w:t>
-      </w:r>
-    </w:p>
-    <w:p>
-      <w:r>
-        <w:t>In recent years, active object tracking (AOT), which is a distinct technology from passive target tracking, has made significant advances in the field of artificial intelligence. AOT aims to actively track a target object by autonomously controlling the tracker’s perspective and position when the target object leaves the current tracking scene. Previous research has demonstrated that trackers can be trained to perform active object tracking tasks using deep reinforcement learning. However, due to the partial observability and high-dimensional state space characteristics of active object tracking tasks, challenges arise during the training process, resulting in low sample efficiency and unstable model training, which increases the difficulty of model training. To address these challenges, this paper proposes a novel deep reinforcement learning framework based on constrained policy optimization, named CPO-AOT. This framework combines the asynchronous training mechanism with the concept of policy constraints. It not only accelerates training and reduces redundancy but also effectively constrains the magnitude of policy updates, ensuring that the agent does not make excessively aggressive policy changes. Additionally, for the active object tracking problem, CPO-AOT specifically designs a sparse reward function suitable for high-dimensional state spaces to guide the model’s attention towards crucial states. Experimental results conducted in a three-dimensional virtual environment demonstrate that the adopted CPO-AOT framework enhances the model’s performance in challenging environments with high-dimensional state spaces and partial observability. It effectively prevents the model from getting stuck in local optima, thereby strengthening the model’s robustness. Compared to other methods, the proposed CPO-AOT proves more suitable for addressing active object tracking problems in partially observable environments.</w:t>
-      </w:r>
-    </w:p>
-    <w:p>
-      <w:pPr>
-        <w:pStyle w:val="Heading2"/>
-      </w:pPr>
-      <w:r>
-        <w:t>187. SSiamTrack: Infrared Target Tracking via Spatiotemporal Siamese Network (2025)</w:t>
-      </w:r>
-    </w:p>
-    <w:p>
-      <w:r>
-        <w:rPr>
-          <w:i/>
-          <w:sz w:val="18"/>
-        </w:rPr>
-        <w:t>Zhuanyang Chen, Luping Wang; International Conference on Information Science, Electrical and Automation Engineering (ISEAE)</w:t>
-      </w:r>
-      <w:r>
-        <w:rPr>
-          <w:color w:val="1F4E79"/>
-          <w:sz w:val="18"/>
-        </w:rPr>
-        <w:t xml:space="preserve">  |  https://doi.org/10.1109/iseae64934.2025.11041970</w:t>
-      </w:r>
-    </w:p>
-    <w:p>
-      <w:r>
-        <w:t>Thermal infrared (TIR) target tracking is a critical task in computer vision with substantial practical value. Due to the unique imaging principles employed in TIR, these images can effectively mitigate the adverse effects of illumination changes in complex environments. Consequently, TIR has been widely applied in all-weather environment perception for unmanned aerial vehicles (UAVs), especially in disaster rescue, battlefield reconnaissance, and security monitoring. However, the inherent lack of sufficient texture information in TIR images can limit the accuracy of UAV target tracking. To address this challenge, we propose a Spatiotemporal Siamese Network Tracker based on a Convolutional Attention Mechanism (SSiamTrack). Firstly, our method introduces CIoU Loss, which simultaneously accounts for both the center-point distance and the diagonal distance of bounding boxes. Secondly, a lightweight detection head is constructed using Depthwise Separable Convolutions to reduce the parameter. Finally, we design an efficient plug-and-play multi-scale feature fusion module, that utilizes an attention mechanism to effectively integrate shallow spatial features with deep semantic features. Experimental results demonstrate that, SSiamTrack reduces parameters by 9.5% while achieving a 9.0% and 6.5% increase in success rate and precision on the LSOTB-TIR, respectively, and a 9.7% and 9.0% improvement on the PTB-TIR.</w:t>
-      </w:r>
-    </w:p>
-    <w:p>
-      <w:pPr>
-        <w:pStyle w:val="Heading2"/>
-      </w:pPr>
-      <w:r>
-        <w:t>188. SiamAUDT: adaptive updating decision for online Siamese tracker (2024)</w:t>
-      </w:r>
-    </w:p>
-    <w:p>
-      <w:r>
-        <w:rPr>
-          <w:i/>
-          <w:sz w:val="18"/>
-        </w:rPr>
-        <w:t>Yaqing Hu, Yun Tao Gao, Chi Zhang; Multimedia Tools and Applications</w:t>
-      </w:r>
-      <w:r>
-        <w:rPr>
-          <w:color w:val="1F4E79"/>
-          <w:sz w:val="18"/>
-        </w:rPr>
-        <w:t xml:space="preserve">  |  https://doi.org/10.1007/s11042-024-18587-0</w:t>
+        <w:t xml:space="preserve">  |  https://doi.org/10.1007/s00530-024-01423-8</w:t>
       </w:r>
     </w:p>
     <w:p>
@@ -5896,7 +5780,7 @@
     </w:p>
     <w:p>
       <w:r>
-        <w:t>Most Siamese trackers use the first frame tracked object as a fixed template. To adapt to the changes in object appearances, this paper proposes SiamAUDT, an adaptive updating decision mechanism for online Siamese trackers that decides when and how to update the template online, mitigating drift caused by contaminated updates. [partial abstract - ProQuest preview only; from indexed preview]</w:t>
+        <w:t>In recent years, the domain of visual object tracking has seen growing use of transformer architectures. The article introduces PI-Trans, a novel tracker that propagates prior information (historical target knowledge) with a transformer for robust visual object tracking, improving robustness under occlusion and appearance change by carrying prior target states across frames. [partial abstract - ProQuest preview only; from indexed preview]</w:t>
       </w:r>
     </w:p>
     <w:p>
@@ -5904,7 +5788,7 @@
         <w:pStyle w:val="Heading2"/>
       </w:pPr>
       <w:r>
-        <w:t>189. SiamTAR: Enhancing Object Tracking With Joint Template Updating and Relocation Mechanisms (2024)</w:t>
+        <w:t>185. RCFT: re-parameterization convolution and feature filter for object tracking (2023)</w:t>
       </w:r>
     </w:p>
     <w:p>
@@ -5913,19 +5797,19 @@
           <w:i/>
           <w:sz w:val="18"/>
         </w:rPr>
-        <w:t>Jia Wen, Kejun Ren; IEEE Access</w:t>
+        <w:t>Yuanyun Wang, Wenhui Yang, Peng Yin, Jun Wang; Complex &amp; Intelligent Systems</w:t>
       </w:r>
       <w:r>
         <w:rPr>
           <w:color w:val="1F4E79"/>
           <w:sz w:val="18"/>
         </w:rPr>
-        <w:t xml:space="preserve">  |  https://doi.org/10.1109/access.2024.3432782</w:t>
-      </w:r>
-    </w:p>
-    <w:p>
-      <w:r>
-        <w:t>Siamese network-based trackers have demonstrated competitive performance in the domain of single object tracking. However, their effectiveness is significantly hindered when the target undergoes challenges such as deformation and illumination changes, due to the fixed template features from the first frame. To address this issue, we propose a novel tracking framework called SiamTAR. This framework adaptively updates the current frame’s template by fusing template features from the first frame with updated template features and tracking box features from the previous frame, thereby effectively improving tracking accuracy. Additionally, to reduce the tracker’s attention to redundant information such as similar shapes, colors, and textures near the target, we designed a feature refinement module. This module integrates three attention mechanisms through two parallel branches to capture critical target information, allowing the tracker to ignore some redundant information. To tackle issues of tracking box drift and inaccurate scale estimation during online tracking, we introduce a relocation mechanism. This mechanism corrects the tracking box position by merging the output tracking box features with the template features. Extensive experiments on multiple datasets validate the superior tracking performance of SiamTAR. Specifically, on the GOT-10K dataset, SiamTAR surpasses the current leading Siamese tracker, SiamPW-RBO, by 1.5% in AO and 7.5% in$SR_{0.75}$metrics, achieving a tracking speed of 26.23 FPS. Source code is available athttps://github.com/rkj12345/SiamTAR.</w:t>
+        <w:t xml:space="preserve">  |  https://doi.org/10.1007/s40747-023-01223-z</w:t>
+      </w:r>
+    </w:p>
+    <w:p>
+      <w:r>
+        <w:t>Abstract Siamese-based trackers have been widely studied for their high accuracy and speed. Both the feature extraction and feature fusion are two important components in Siamese-based trackers. Siamese-based trackers obtain fine local features by traditional convolution. However, some important channel information and global information are lost when enhancing local features. In the feature fusion process, cross-correlation-based feature fusion between the template and search region feature ignores the global spatial context information and does not make the best of the spatial information. In this paper, to solve the above problem, we design a novel feature extraction sub-network based on batch-free normalization re-parameterization convolution, which scales the features in the channel dimension and increases the receptive field. Richer channel information is obtained and powerful target features are extracted for the feature fusion. Furthermore, we learn a feature fusion network (FFN) based on feature filter. The FFN fuses the template and search region features in a global spatial context to obtain high-quality fused features by enhancing important features and filtering redundant features. By jointly learning the proposed feature extraction sub-network and FFN, the local and global information are fully exploited. Then, we propose a novel tracking algorithm based on the designed feature extraction sub-network and FFN with re-parameterization convolution and feature filter, referred to as RCFT. We evaluate the proposed RCFT tracker and some recent state-of-the-art (SOTA) trackers on OTB100, VOT2018, LaSOT, GOT-10k, UAV123 and the visual-thermal dataset VOT-RGBT2019 datasets, which achieves superior tracking performance with 45 FPS tracking speed.</w:t>
       </w:r>
     </w:p>
     <w:p>
@@ -5933,7 +5817,7 @@
         <w:pStyle w:val="Heading2"/>
       </w:pPr>
       <w:r>
-        <w:t>190. TAPTrack: An Efficient Temporal-Aware Prompt Tracker for Infrared Anti-UAV Tracking (2026)</w:t>
+        <w:t>186. RainyTrack: Enhancing Object Tracking in Adverse Weather Conditions with Siamese Networks (2024)</w:t>
       </w:r>
     </w:p>
     <w:p>
@@ -5942,14 +5826,101 @@
           <w:i/>
           <w:sz w:val="18"/>
         </w:rPr>
-        <w:t>Xiaolong Cui, Xingxiu Li, P. L. Wu, Xinan Liu, Shan He; IEEE Transactions on Geoscience and Remote Sensing</w:t>
+        <w:t>Jiacheng Liu; International Conference on Image and Graphics Processing (ICIGP)</w:t>
       </w:r>
       <w:r>
         <w:rPr>
           <w:color w:val="1F4E79"/>
           <w:sz w:val="18"/>
         </w:rPr>
-        <w:t xml:space="preserve">  |  https://doi.org/10.1109/tgrs.2026.3682081</w:t>
+        <w:t xml:space="preserve">  |  https://doi.org/10.1145/3647649.3647698</w:t>
+      </w:r>
+    </w:p>
+    <w:p>
+      <w:r>
+        <w:t>Object tracking is a critical task in the field of computer vision, playing a significant role in many practical applications. However, in complex rainy conditions, existing object tracking methods often perform poorly. This is due to rain introducing noise, blurriness, and occlusion in images, thereby reducing target visibility and tracking accuracy. Furthermore, the lack of large-scale training datasets specifically designed for rainy conditions limits the performance of existing methods in this environment. To address this issue, we propose a novel object tracker focused on achieving efficient and accurate object tracking in rainy conditions. We have enhanced traditional object tracking methods by introducing the "rain removal" concept and modifying feature fusion and attention mechanisms to improve the tracker’s performance in rainy conditions. Additionally, we synthesized rain on three commonly used object tracking datasets, LaSOT, OTB2015, and UAV123, incorporating varying degrees of rainfall and raindrop sizes to simulate real-world rainy conditions. Through extensive experiments on multiple publicly available datasets, we have validated the effectiveness of the proposed method. The experimental results demonstrate that our tracker excels not only on the original datasets but also maintains outstanding tracking performance on the rain-added datasets. This contribution provides new insights and methods for the advancement of the computer vision field.</w:t>
+      </w:r>
+    </w:p>
+    <w:p>
+      <w:pPr>
+        <w:pStyle w:val="Heading2"/>
+      </w:pPr>
+      <w:r>
+        <w:t>187. Robust Active Target Tracking via Constrained Policy Optimization in Partially Observable Environments (2024)</w:t>
+      </w:r>
+    </w:p>
+    <w:p>
+      <w:r>
+        <w:rPr>
+          <w:i/>
+          <w:sz w:val="18"/>
+        </w:rPr>
+        <w:t>Tong Mao, Hongyuan Zheng, Xiangping Zhai, Jing Zhu; International Symposium on Autonomous Systems (ISAS)</w:t>
+      </w:r>
+      <w:r>
+        <w:rPr>
+          <w:color w:val="1F4E79"/>
+          <w:sz w:val="18"/>
+        </w:rPr>
+        <w:t xml:space="preserve">  |  https://doi.org/10.1109/isas61044.2024.10552592</w:t>
+      </w:r>
+    </w:p>
+    <w:p>
+      <w:r>
+        <w:t>In recent years, active object tracking (AOT), which is a distinct technology from passive target tracking, has made significant advances in the field of artificial intelligence. AOT aims to actively track a target object by autonomously controlling the tracker’s perspective and position when the target object leaves the current tracking scene. Previous research has demonstrated that trackers can be trained to perform active object tracking tasks using deep reinforcement learning. However, due to the partial observability and high-dimensional state space characteristics of active object tracking tasks, challenges arise during the training process, resulting in low sample efficiency and unstable model training, which increases the difficulty of model training. To address these challenges, this paper proposes a novel deep reinforcement learning framework based on constrained policy optimization, named CPO-AOT. This framework combines the asynchronous training mechanism with the concept of policy constraints. It not only accelerates training and reduces redundancy but also effectively constrains the magnitude of policy updates, ensuring that the agent does not make excessively aggressive policy changes. Additionally, for the active object tracking problem, CPO-AOT specifically designs a sparse reward function suitable for high-dimensional state spaces to guide the model’s attention towards crucial states. Experimental results conducted in a three-dimensional virtual environment demonstrate that the adopted CPO-AOT framework enhances the model’s performance in challenging environments with high-dimensional state spaces and partial observability. It effectively prevents the model from getting stuck in local optima, thereby strengthening the model’s robustness. Compared to other methods, the proposed CPO-AOT proves more suitable for addressing active object tracking problems in partially observable environments.</w:t>
+      </w:r>
+    </w:p>
+    <w:p>
+      <w:pPr>
+        <w:pStyle w:val="Heading2"/>
+      </w:pPr>
+      <w:r>
+        <w:t>188. SSiamTrack: Infrared Target Tracking via Spatiotemporal Siamese Network (2025)</w:t>
+      </w:r>
+    </w:p>
+    <w:p>
+      <w:r>
+        <w:rPr>
+          <w:i/>
+          <w:sz w:val="18"/>
+        </w:rPr>
+        <w:t>Zhuanyang Chen, Luping Wang; International Conference on Information Science, Electrical and Automation Engineering (ISEAE)</w:t>
+      </w:r>
+      <w:r>
+        <w:rPr>
+          <w:color w:val="1F4E79"/>
+          <w:sz w:val="18"/>
+        </w:rPr>
+        <w:t xml:space="preserve">  |  https://doi.org/10.1109/iseae64934.2025.11041970</w:t>
+      </w:r>
+    </w:p>
+    <w:p>
+      <w:r>
+        <w:t>Thermal infrared (TIR) target tracking is a critical task in computer vision with substantial practical value. Due to the unique imaging principles employed in TIR, these images can effectively mitigate the adverse effects of illumination changes in complex environments. Consequently, TIR has been widely applied in all-weather environment perception for unmanned aerial vehicles (UAVs), especially in disaster rescue, battlefield reconnaissance, and security monitoring. However, the inherent lack of sufficient texture information in TIR images can limit the accuracy of UAV target tracking. To address this challenge, we propose a Spatiotemporal Siamese Network Tracker based on a Convolutional Attention Mechanism (SSiamTrack). Firstly, our method introduces CIoU Loss, which simultaneously accounts for both the center-point distance and the diagonal distance of bounding boxes. Secondly, a lightweight detection head is constructed using Depthwise Separable Convolutions to reduce the parameter. Finally, we design an efficient plug-and-play multi-scale feature fusion module, that utilizes an attention mechanism to effectively integrate shallow spatial features with deep semantic features. Experimental results demonstrate that, SSiamTrack reduces parameters by 9.5% while achieving a 9.0% and 6.5% increase in success rate and precision on the LSOTB-TIR, respectively, and a 9.7% and 9.0% improvement on the PTB-TIR.</w:t>
+      </w:r>
+    </w:p>
+    <w:p>
+      <w:pPr>
+        <w:pStyle w:val="Heading2"/>
+      </w:pPr>
+      <w:r>
+        <w:t>189. SiamAUDT: adaptive updating decision for online Siamese tracker (2024)</w:t>
+      </w:r>
+    </w:p>
+    <w:p>
+      <w:r>
+        <w:rPr>
+          <w:i/>
+          <w:sz w:val="18"/>
+        </w:rPr>
+        <w:t>Yaqing Hu, Yun Tao Gao, Chi Zhang; Multimedia Tools and Applications</w:t>
+      </w:r>
+      <w:r>
+        <w:rPr>
+          <w:color w:val="1F4E79"/>
+          <w:sz w:val="18"/>
+        </w:rPr>
+        <w:t xml:space="preserve">  |  https://doi.org/10.1007/s11042-024-18587-0</w:t>
       </w:r>
     </w:p>
     <w:p>
@@ -5958,12 +5929,12 @@
           <w:color w:val="808080"/>
           <w:sz w:val="16"/>
         </w:rPr>
-        <w:t>[abstract source: publisher page (IEEE Xplore)]</w:t>
-      </w:r>
-    </w:p>
-    <w:p>
-      <w:r>
-        <w:t>With the widespread application of uncrewed aerial vehicles (UAVs), efficient supervision and tracking have become urgent challenges. Tracking UAVs in infrared imaging is particularly difficult due to small size, sparse features, and significant susceptibility to camera motion and background clutter. Mainstream high-precision anti-UAV trackers adopt a global tracking paradigm; however, their inference speed often fails to meet the real-time demands of practical deployment. In contrast, the local tracking paradigm based on Transformer offers superior real-time performance. We found that enhancing the search factor (SF) can improve performance to some extent; however, this enhancement also introduces increased background noise. To address these issues, we propose an efficient local tracker, temporal-aware prompt tracker (TAPTrack), specifically designed for infrared anti-UAV tracking. This method expands the SF while utilizing tracking results from previous frames as temporal prompts to guide the extraction of features from the search area. In addition, a temporal prompt decoder (TPD) is developed to mitigate interference resulting from extensive searches. Furthermore, a training-friendly state discrimination mechanism is introduced, which combines the outputs of dual tracking heads with the peak-to-sidelobe ratio (PSR) to determine the target's status, thereby streamlining the training process. Finally, systematic evaluations were conducted on three infrared anti-UAV tracking benchmarks. Experimental results demonstrate that TAPTrack achieves superior performance among local trackers, showing a 2.1% improvement over the second-best method in the SA metric, while maintaining a real-time inference speed of 182 FPS.</w:t>
+        <w:t>[abstract source: indexed preview (partial)]</w:t>
+      </w:r>
+    </w:p>
+    <w:p>
+      <w:r>
+        <w:t>Most Siamese trackers use the first frame tracked object as a fixed template. To adapt to the changes in object appearances, this paper proposes SiamAUDT, an adaptive updating decision mechanism for online Siamese trackers that decides when and how to update the template online, mitigating drift caused by contaminated updates. [partial abstract - ProQuest preview only; from indexed preview]</w:t>
       </w:r>
     </w:p>
     <w:p>
@@ -5971,7 +5942,7 @@
         <w:pStyle w:val="Heading2"/>
       </w:pPr>
       <w:r>
-        <w:t>191. TIFTrack: Visual Object Tracking by Target Trajectory and Inter Frame Relationship (2025)</w:t>
+        <w:t>190. SiamTAR: Enhancing Object Tracking With Joint Template Updating and Relocation Mechanisms (2024)</w:t>
       </w:r>
     </w:p>
     <w:p>
@@ -5980,19 +5951,19 @@
           <w:i/>
           <w:sz w:val="18"/>
         </w:rPr>
-        <w:t>Zhongqin Bi, Haojin Lu, Weina Zhang, Dan Dai</w:t>
+        <w:t>Jia Wen, Kejun Ren; IEEE Access</w:t>
       </w:r>
       <w:r>
         <w:rPr>
           <w:color w:val="1F4E79"/>
           <w:sz w:val="18"/>
         </w:rPr>
-        <w:t xml:space="preserve">  |  https://doi.org/10.1109/ijcnn64981.2025.11227629</w:t>
-      </w:r>
-    </w:p>
-    <w:p>
-      <w:r>
-        <w:t>Visual object tracking plays a critical role in various applications, such as autonomous driving, video surveillance, and human-computer interaction. However, it remains a challenging task due to the complexities of target motion, appearance variations, and occlusions in video sequences. To address these challenges, this paper proposes TIFTrack, a single-object tracker based on spatiotemporal information. We explore the target’s motion trajectory in video sequences and the visual features between adjacent frames, introducing an inter-frame information extraction module to adaptively capture the required temporal information during tracking. This includes changes in the target’s trajectory, appearance, and size. Furthermore, to fully leverage temporal information, we propose a novel trajectory token that maps the target’s motion within a specific frame range. Additionally, we design a Temporal Decoder to process the captured temporal information and effectively combine static visual features with dynamic temporal features, enhancing tracking robustness. Experimental results on the GOT-10k, TrackingNet, LaSOT, and LaSOTextdatasets demonstrate that TIFTrack outperforms existing trackers across multiple benchmarks.</w:t>
+        <w:t xml:space="preserve">  |  https://doi.org/10.1109/access.2024.3432782</w:t>
+      </w:r>
+    </w:p>
+    <w:p>
+      <w:r>
+        <w:t>Siamese network-based trackers have demonstrated competitive performance in the domain of single object tracking. However, their effectiveness is significantly hindered when the target undergoes challenges such as deformation and illumination changes, due to the fixed template features from the first frame. To address this issue, we propose a novel tracking framework called SiamTAR. This framework adaptively updates the current frame’s template by fusing template features from the first frame with updated template features and tracking box features from the previous frame, thereby effectively improving tracking accuracy. Additionally, to reduce the tracker’s attention to redundant information such as similar shapes, colors, and textures near the target, we designed a feature refinement module. This module integrates three attention mechanisms through two parallel branches to capture critical target information, allowing the tracker to ignore some redundant information. To tackle issues of tracking box drift and inaccurate scale estimation during online tracking, we introduce a relocation mechanism. This mechanism corrects the tracking box position by merging the output tracking box features with the template features. Extensive experiments on multiple datasets validate the superior tracking performance of SiamTAR. Specifically, on the GOT-10K dataset, SiamTAR surpasses the current leading Siamese tracker, SiamPW-RBO, by 1.5% in AO and 7.5% in$SR_{0.75}$metrics, achieving a tracking speed of 26.23 FPS. Source code is available athttps://github.com/rkj12345/SiamTAR.</w:t>
       </w:r>
     </w:p>
     <w:p>
@@ -6000,7 +5971,7 @@
         <w:pStyle w:val="Heading2"/>
       </w:pPr>
       <w:r>
-        <w:t>192. TPC-Tracker: A Tracker-Predictor Correlation Framework for Latency Compensation in Aerial Tracking (2026)</w:t>
+        <w:t>191. TAPTrack: An Efficient Temporal-Aware Prompt Tracker for Infrared Anti-UAV Tracking (2026)</w:t>
       </w:r>
     </w:p>
     <w:p>
@@ -6009,72 +5980,14 @@
           <w:i/>
           <w:sz w:val="18"/>
         </w:rPr>
-        <w:t>Xuqi Yang, Yulong Xu, Renwu Sun, Tong Wang, Ning Zhang; Remote Sensing</w:t>
+        <w:t>Xiaolong Cui, Xingxiu Li, P. L. Wu, Xinan Liu, Shan He; IEEE Transactions on Geoscience and Remote Sensing</w:t>
       </w:r>
       <w:r>
         <w:rPr>
           <w:color w:val="1F4E79"/>
           <w:sz w:val="18"/>
         </w:rPr>
-        <w:t xml:space="preserve">  |  https://doi.org/10.3390/rs18020328</w:t>
-      </w:r>
-    </w:p>
-    <w:p>
-      <w:r>
-        <w:t>Online visual object tracking is a critical component of remote sensing-based aerial vehicle physical tracking, enabling applications such as environmental monitoring, target surveillance, and disaster response. In real-world remote sensing scenarios, the inherent processing delay of tracking algorithms results in the tracker’s output lagging behind the actual state of the observed scene. This latency not only degrades the accuracy of visual tracking in dynamic remote sensing environments but also impairs the reliability of UAV physical tracking control systems. Although predictive trackers have shown promise in mitigating latency impacts by forecasting target future states, existing methods face two key challenges in remote sensing applications: weak correlation between trackers and predictors, where predictions rely solely on motion information without leveraging rich remote sensing visual features; and inadequate modeling of continuous historical memory from discrete remote sensing data, limiting adaptability to complex spatiotemporal changes. To address these issues, we propose TPC-Tracker, a Tracker-Predictor Correlation Framework tailored for latency compensation in remote sensing-based aerial tracking. A Visual Motion Decoder (VMD) is designed to fuse high-dimensional visual features from remote sensing imagery with motion information, strengthening the tracker-predictor connection. Additionally, the Visual Memory Module (VMM) and Motion Memory Module (M3) model discrete historical remote sensing data into continuous spatiotemporal memory, enhancing predictive robustness. Compared with state-of-the-art predictive trackers, TPC-Tracker reduces the Mean Squared Error (MSE) by up to 38.95% in remote sensing-oriented physical tracking simulations. Deployed on VTOL drones, it achieves stable tracking of remote sensing targets at 80 m altitude and 20 m/s speed. Extensive experiments on public UAV remote sensing datasets and real-world remote sensing tasks validate the framework’s superiority in handling latency-induced challenges in aerial remote sensing scenarios.</w:t>
-      </w:r>
-    </w:p>
-    <w:p>
-      <w:pPr>
-        <w:pStyle w:val="Heading2"/>
-      </w:pPr>
-      <w:r>
-        <w:t>193. Toward Real-Time UAV Tracking With Adaptive and Background-Aware Vision Transformers (2026)</w:t>
-      </w:r>
-    </w:p>
-    <w:p>
-      <w:r>
-        <w:rPr>
-          <w:i/>
-          <w:sz w:val="18"/>
-        </w:rPr>
-        <w:t>Xiangyang Yang, Dan Zeng, Xucheng Wang, Hengzhou Ye, Xiaolan Xie, Qijun Zhao, JIHUA ZHU, Shuiwang Li; IEEE Transactions on Circuits and Systems for Video Technology</w:t>
-      </w:r>
-      <w:r>
-        <w:rPr>
-          <w:color w:val="1F4E79"/>
-          <w:sz w:val="18"/>
-        </w:rPr>
-        <w:t xml:space="preserve">  |  https://doi.org/10.1109/tcsvt.2026.3652352</w:t>
-      </w:r>
-    </w:p>
-    <w:p>
-      <w:r>
-        <w:t>In Unmanned Aerial Vehicle (UAV) tracking, discriminative correlation filters (DCF) are popular for their speed, making them ideal for real-time use with limited resources. Recently, lightweight convolutional neural networks (CNNs) have offered a new approach. Through filter pruning, these CNNs maintain high accuracy and efficiency, making them a strong alternative, especially for greater precision. Despite these advancements, the potential of pure vision transformers (ViTs) in UAV tracking remains largely untapped, especially based on the paradigm of conditional computation. In this work, we introduce an adaptive and background-aware Vision Transformer (Aba-ViT) and leverage it to develop a real-time UAV tracking framework called Aba-ViTrack. The proposed Aba-ViT exploits an adaptive and background-aware token computation method to reduce inference time. This approach adaptively discards tokens based on learned halting probabilities, which a priori are higher for background tokens than target ones. To further improve efficiency, this paper proposes a novel classroom-style learning (CSL) approach, where robustness knowledge is transmitted vertically from teacher to students, and generalization capability is enhanced through horizontal mutual learning among students. This method is used to compress Aba-ViTrack, resulting in Aba-ViTrack++. The upgraded version achieves a better balance between accuracy and efficiency in real-time UAV tracking. This version achieves a better balance between accuracy and efficiency for real-time UAV tracking. Extensive experiments on six UAV tracking benchmarks demonstrate that the proposed method achieves state-of-the-art performance in UAV tracking. The code is available at https://github.com/xyyang317/Aba-ViTrack.</w:t>
-      </w:r>
-    </w:p>
-    <w:p>
-      <w:pPr>
-        <w:pStyle w:val="Heading2"/>
-      </w:pPr>
-      <w:r>
-        <w:t>194. Tracking Reflected Objects: A Benchmark (2024)</w:t>
-      </w:r>
-    </w:p>
-    <w:p>
-      <w:r>
-        <w:rPr>
-          <w:i/>
-          <w:sz w:val="18"/>
-        </w:rPr>
-        <w:t>Xiaoyu Guo, Pengzhi Zhong, Lizhi Lin, Hao Zhang, Ling Huang, Shuiwang Li; Lecture notes in computer science</w:t>
-      </w:r>
-      <w:r>
-        <w:rPr>
-          <w:color w:val="1F4E79"/>
-          <w:sz w:val="18"/>
-        </w:rPr>
-        <w:t xml:space="preserve">  |  https://doi.org/10.1007/978-981-96-0901-7_21</w:t>
+        <w:t xml:space="preserve">  |  https://doi.org/10.1109/tgrs.2026.3682081</w:t>
       </w:r>
     </w:p>
     <w:p>
@@ -6083,12 +5996,12 @@
           <w:color w:val="808080"/>
           <w:sz w:val="16"/>
         </w:rPr>
-        <w:t>[abstract source: openreview]</w:t>
-      </w:r>
-    </w:p>
-    <w:p>
-      <w:r>
-        <w:t>Visual tracking has advanced significantly in recent years, mainly due to the availability of large-scale training datasets. These datasets have enabled the development of numerous algorithms that can track objects with high accuracy and robustness.However, the majority of current research has been directed towards tracking generic objects, with less emphasis on more specialized and challenging scenarios. One such challenging scenario involves tracking reflected objects. Reflections can significantly distort the appearance of objects, creating ambiguous visual cues that complicate the tracking process. This issue is particularly pertinent in applications such as autonomous driving, security, smart homes, and industrial production, where accurately tracking objects reflected in surfaces like mirrors or glass is crucial. To address this gap, we introduce TRO, a benchmark specifically for Tracking Reflected Objects. TRO includes 200 sequences with around 70,000 frames, each carefully annotated with bounding boxes. This dataset aims to encourage the development of new, accurate methods for tracking reflected objects, which present unique challenges not sufficiently covered by existing benchmarks. We evaluated 20 state-of-the-art trackers and found that they struggle with the complexities of reflections. To provide a stronger baseline, we propose a new tracker, HiP-HaTrack, which uses hierarchical features to improve performance, significantly outperforming existing algorithms. We believe our benchmark, evaluation, and HiP-HaTrack will inspire further research and applications in tracking reflected objects. The TRO and code are available at https://github.com/OpenCodeGithub/HIP-HaTrack.</w:t>
+        <w:t>[abstract source: publisher page (IEEE Xplore)]</w:t>
+      </w:r>
+    </w:p>
+    <w:p>
+      <w:r>
+        <w:t>With the widespread application of uncrewed aerial vehicles (UAVs), efficient supervision and tracking have become urgent challenges. Tracking UAVs in infrared imaging is particularly difficult due to small size, sparse features, and significant susceptibility to camera motion and background clutter. Mainstream high-precision anti-UAV trackers adopt a global tracking paradigm; however, their inference speed often fails to meet the real-time demands of practical deployment. In contrast, the local tracking paradigm based on Transformer offers superior real-time performance. We found that enhancing the search factor (SF) can improve performance to some extent; however, this enhancement also introduces increased background noise. To address these issues, we propose an efficient local tracker, temporal-aware prompt tracker (TAPTrack), specifically designed for infrared anti-UAV tracking. This method expands the SF while utilizing tracking results from previous frames as temporal prompts to guide the extraction of features from the search area. In addition, a temporal prompt decoder (TPD) is developed to mitigate interference resulting from extensive searches. Furthermore, a training-friendly state discrimination mechanism is introduced, which combines the outputs of dual tracking heads with the peak-to-sidelobe ratio (PSR) to determine the target's status, thereby streamlining the training process. Finally, systematic evaluations were conducted on three infrared anti-UAV tracking benchmarks. Experimental results demonstrate that TAPTrack achieves superior performance among local trackers, showing a 2.1% improvement over the second-best method in the SA metric, while maintaining a real-time inference speed of 182 FPS.</w:t>
       </w:r>
     </w:p>
     <w:p>
@@ -6096,7 +6009,7 @@
         <w:pStyle w:val="Heading2"/>
       </w:pPr>
       <w:r>
-        <w:t>195. UAV Cross-Modal Image Registration: Large-Scale Dataset and Transformer-Based Approach (2024)</w:t>
+        <w:t>192. TIFTrack: Visual Object Tracking by Target Trajectory and Inter Frame Relationship (2025)</w:t>
       </w:r>
     </w:p>
     <w:p>
@@ -6105,14 +6018,101 @@
           <w:i/>
           <w:sz w:val="18"/>
         </w:rPr>
-        <w:t>Yun Hua Xiao, Fei Liu, Yabin Zhu, Chenglong Li, Futian Wang, Jin Tang; Lecture notes in computer science</w:t>
+        <w:t>Zhongqin Bi, Haojin Lu, Weina Zhang, Dan Dai</w:t>
       </w:r>
       <w:r>
         <w:rPr>
           <w:color w:val="1F4E79"/>
           <w:sz w:val="18"/>
         </w:rPr>
-        <w:t xml:space="preserve">  |  https://doi.org/10.1007/978-981-97-1417-9_16</w:t>
+        <w:t xml:space="preserve">  |  https://doi.org/10.1109/ijcnn64981.2025.11227629</w:t>
+      </w:r>
+    </w:p>
+    <w:p>
+      <w:r>
+        <w:t>Visual object tracking plays a critical role in various applications, such as autonomous driving, video surveillance, and human-computer interaction. However, it remains a challenging task due to the complexities of target motion, appearance variations, and occlusions in video sequences. To address these challenges, this paper proposes TIFTrack, a single-object tracker based on spatiotemporal information. We explore the target’s motion trajectory in video sequences and the visual features between adjacent frames, introducing an inter-frame information extraction module to adaptively capture the required temporal information during tracking. This includes changes in the target’s trajectory, appearance, and size. Furthermore, to fully leverage temporal information, we propose a novel trajectory token that maps the target’s motion within a specific frame range. Additionally, we design a Temporal Decoder to process the captured temporal information and effectively combine static visual features with dynamic temporal features, enhancing tracking robustness. Experimental results on the GOT-10k, TrackingNet, LaSOT, and LaSOTextdatasets demonstrate that TIFTrack outperforms existing trackers across multiple benchmarks.</w:t>
+      </w:r>
+    </w:p>
+    <w:p>
+      <w:pPr>
+        <w:pStyle w:val="Heading2"/>
+      </w:pPr>
+      <w:r>
+        <w:t>193. TPC-Tracker: A Tracker-Predictor Correlation Framework for Latency Compensation in Aerial Tracking (2026)</w:t>
+      </w:r>
+    </w:p>
+    <w:p>
+      <w:r>
+        <w:rPr>
+          <w:i/>
+          <w:sz w:val="18"/>
+        </w:rPr>
+        <w:t>Xuqi Yang, Yulong Xu, Renwu Sun, Tong Wang, Ning Zhang; Remote Sensing</w:t>
+      </w:r>
+      <w:r>
+        <w:rPr>
+          <w:color w:val="1F4E79"/>
+          <w:sz w:val="18"/>
+        </w:rPr>
+        <w:t xml:space="preserve">  |  https://doi.org/10.3390/rs18020328</w:t>
+      </w:r>
+    </w:p>
+    <w:p>
+      <w:r>
+        <w:t>Online visual object tracking is a critical component of remote sensing-based aerial vehicle physical tracking, enabling applications such as environmental monitoring, target surveillance, and disaster response. In real-world remote sensing scenarios, the inherent processing delay of tracking algorithms results in the tracker’s output lagging behind the actual state of the observed scene. This latency not only degrades the accuracy of visual tracking in dynamic remote sensing environments but also impairs the reliability of UAV physical tracking control systems. Although predictive trackers have shown promise in mitigating latency impacts by forecasting target future states, existing methods face two key challenges in remote sensing applications: weak correlation between trackers and predictors, where predictions rely solely on motion information without leveraging rich remote sensing visual features; and inadequate modeling of continuous historical memory from discrete remote sensing data, limiting adaptability to complex spatiotemporal changes. To address these issues, we propose TPC-Tracker, a Tracker-Predictor Correlation Framework tailored for latency compensation in remote sensing-based aerial tracking. A Visual Motion Decoder (VMD) is designed to fuse high-dimensional visual features from remote sensing imagery with motion information, strengthening the tracker-predictor connection. Additionally, the Visual Memory Module (VMM) and Motion Memory Module (M3) model discrete historical remote sensing data into continuous spatiotemporal memory, enhancing predictive robustness. Compared with state-of-the-art predictive trackers, TPC-Tracker reduces the Mean Squared Error (MSE) by up to 38.95% in remote sensing-oriented physical tracking simulations. Deployed on VTOL drones, it achieves stable tracking of remote sensing targets at 80 m altitude and 20 m/s speed. Extensive experiments on public UAV remote sensing datasets and real-world remote sensing tasks validate the framework’s superiority in handling latency-induced challenges in aerial remote sensing scenarios.</w:t>
+      </w:r>
+    </w:p>
+    <w:p>
+      <w:pPr>
+        <w:pStyle w:val="Heading2"/>
+      </w:pPr>
+      <w:r>
+        <w:t>194. Toward Real-Time UAV Tracking With Adaptive and Background-Aware Vision Transformers (2026)</w:t>
+      </w:r>
+    </w:p>
+    <w:p>
+      <w:r>
+        <w:rPr>
+          <w:i/>
+          <w:sz w:val="18"/>
+        </w:rPr>
+        <w:t>Xiangyang Yang, Dan Zeng, Xucheng Wang, Hengzhou Ye, Xiaolan Xie, Qijun Zhao, JIHUA ZHU, Shuiwang Li; IEEE Transactions on Circuits and Systems for Video Technology</w:t>
+      </w:r>
+      <w:r>
+        <w:rPr>
+          <w:color w:val="1F4E79"/>
+          <w:sz w:val="18"/>
+        </w:rPr>
+        <w:t xml:space="preserve">  |  https://doi.org/10.1109/tcsvt.2026.3652352</w:t>
+      </w:r>
+    </w:p>
+    <w:p>
+      <w:r>
+        <w:t>In Unmanned Aerial Vehicle (UAV) tracking, discriminative correlation filters (DCF) are popular for their speed, making them ideal for real-time use with limited resources. Recently, lightweight convolutional neural networks (CNNs) have offered a new approach. Through filter pruning, these CNNs maintain high accuracy and efficiency, making them a strong alternative, especially for greater precision. Despite these advancements, the potential of pure vision transformers (ViTs) in UAV tracking remains largely untapped, especially based on the paradigm of conditional computation. In this work, we introduce an adaptive and background-aware Vision Transformer (Aba-ViT) and leverage it to develop a real-time UAV tracking framework called Aba-ViTrack. The proposed Aba-ViT exploits an adaptive and background-aware token computation method to reduce inference time. This approach adaptively discards tokens based on learned halting probabilities, which a priori are higher for background tokens than target ones. To further improve efficiency, this paper proposes a novel classroom-style learning (CSL) approach, where robustness knowledge is transmitted vertically from teacher to students, and generalization capability is enhanced through horizontal mutual learning among students. This method is used to compress Aba-ViTrack, resulting in Aba-ViTrack++. The upgraded version achieves a better balance between accuracy and efficiency in real-time UAV tracking. This version achieves a better balance between accuracy and efficiency for real-time UAV tracking. Extensive experiments on six UAV tracking benchmarks demonstrate that the proposed method achieves state-of-the-art performance in UAV tracking. The code is available at https://github.com/xyyang317/Aba-ViTrack.</w:t>
+      </w:r>
+    </w:p>
+    <w:p>
+      <w:pPr>
+        <w:pStyle w:val="Heading2"/>
+      </w:pPr>
+      <w:r>
+        <w:t>195. Tracking Reflected Objects: A Benchmark (2024)</w:t>
+      </w:r>
+    </w:p>
+    <w:p>
+      <w:r>
+        <w:rPr>
+          <w:i/>
+          <w:sz w:val="18"/>
+        </w:rPr>
+        <w:t>Xiaoyu Guo, Pengzhi Zhong, Lizhi Lin, Hao Zhang, Ling Huang, Shuiwang Li; Lecture notes in computer science</w:t>
+      </w:r>
+      <w:r>
+        <w:rPr>
+          <w:color w:val="1F4E79"/>
+          <w:sz w:val="18"/>
+        </w:rPr>
+        <w:t xml:space="preserve">  |  https://doi.org/10.1007/978-981-96-0901-7_21</w:t>
       </w:r>
     </w:p>
     <w:p>
@@ -6126,7 +6126,7 @@
     </w:p>
     <w:p>
       <w:r>
-        <w:t>It is common to equip unmanned aerial vehicle (UAV) with visible-thermal infrared cameras to enable them to operate around the clock under any weather conditions. However, these two cameras often encounter significant non-registration issues. Multimodal methods depend on registered data, whereas current platforms often lack registration. This absence of registration renders the data unusable for these methods. Thus, there is a pressing need for research on UAV cross-modal image registration. At present, a scarcity of datasets has limited the development of this area. For this reason, we construct a dataset for visible infrared image registration (UAV-VIIR), which consists of 5560 image pairs. The dataset has five additional challenges including low-light, low-texture, foggy weather, motion blur, and thermal crossover. Furthermore, the dataset covers more than a dozen diverse and complex UAV scences. As far as our knowledge extends, this dataset ranks among the largest open-source collections available in this field. Additionally, we propose a transformer-based homography estimation network (THENet), which incorporates a cross-enhanced transformer module and effectively enhances the features of different modalities. Extensive experiments are conducted on our proposed dataset to demonstrate the superiority and effectiveness of our approach compared to state-of-the-art methods.</w:t>
+        <w:t>Visual tracking has advanced significantly in recent years, mainly due to the availability of large-scale training datasets. These datasets have enabled the development of numerous algorithms that can track objects with high accuracy and robustness.However, the majority of current research has been directed towards tracking generic objects, with less emphasis on more specialized and challenging scenarios. One such challenging scenario involves tracking reflected objects. Reflections can significantly distort the appearance of objects, creating ambiguous visual cues that complicate the tracking process. This issue is particularly pertinent in applications such as autonomous driving, security, smart homes, and industrial production, where accurately tracking objects reflected in surfaces like mirrors or glass is crucial. To address this gap, we introduce TRO, a benchmark specifically for Tracking Reflected Objects. TRO includes 200 sequences with around 70,000 frames, each carefully annotated with bounding boxes. This dataset aims to encourage the development of new, accurate methods for tracking reflected objects, which present unique challenges not sufficiently covered by existing benchmarks. We evaluated 20 state-of-the-art trackers and found that they struggle with the complexities of reflections. To provide a stronger baseline, we propose a new tracker, HiP-HaTrack, which uses hierarchical features to improve performance, significantly outperforming existing algorithms. We believe our benchmark, evaluation, and HiP-HaTrack will inspire further research and applications in tracking reflected objects. The TRO and code are available at https://github.com/OpenCodeGithub/HIP-HaTrack.</w:t>
       </w:r>
     </w:p>
     <w:p>
@@ -6134,7 +6134,7 @@
         <w:pStyle w:val="Heading2"/>
       </w:pPr>
       <w:r>
-        <w:t>196. Universal Low-Frequency Noise Black-Box Attack on Visual Object Tracking (2025)</w:t>
+        <w:t>196. UAV Cross-Modal Image Registration: Large-Scale Dataset and Transformer-Based Approach (2024)</w:t>
       </w:r>
     </w:p>
     <w:p>
@@ -6143,130 +6143,14 @@
           <w:i/>
           <w:sz w:val="18"/>
         </w:rPr>
-        <w:t>Hanting Hou, Huan Bao, Kaimin Wei, Yongdong Wu; Symmetry</w:t>
+        <w:t>Yun Hua Xiao, Fei Liu, Yabin Zhu, Chenglong Li, Futian Wang, Jin Tang; Lecture notes in computer science</w:t>
       </w:r>
       <w:r>
         <w:rPr>
           <w:color w:val="1F4E79"/>
           <w:sz w:val="18"/>
         </w:rPr>
-        <w:t xml:space="preserve">  |  https://doi.org/10.3390/sym17030462</w:t>
-      </w:r>
-    </w:p>
-    <w:p>
-      <w:r>
-        <w:t>Adversarial attacks on visual object tracking aim to degrade tracking accuracy by introducing imperceptible perturbations into video frames, exploiting vulnerabilities in neural networks. In real-world symmetrical double-blind engagements, both attackers and defenders operate with mutual unawareness of strategic parameters or initiation timing. Black-box attacks based on iterative optimization show excellent applicability in this scenario. However, existing state-of-the-art adversarial attacks based on iterative optimization suffer from high computational costs and limited effectiveness. To address these challenges, this paper proposes the Universal Low-frequency Noise black-box attack method (ULN), which generates perturbations through discrete cosine transform to disrupt structural features critical for tracking while mimicking compression artifacts. Extensive experimentation on four state-of-the-art trackers, including transformer-based models, demonstrates the method’s severe degradation effects. GRM’s expected average overlap drops by 97.77% on VOT2018, while SiamRPN++’s AUC and Precision on OTB100 decline by 76.55% and 78.9%, respectively. The attack achieves real-time performance with a computational cost reduction of over 50% compared to iterative methods, operating efficiently on embedded devices such as Raspberry Pi 4B. By maintaining a structural similarity index measure above 0.84, the perturbations blend seamlessly with common compression artifacts, evading traditional spatial filtering defenses. Cross-platform experiments validate its consistent threat across diverse hardware environments, with attack success rates exceeding 40% even under resource constraints. These results underscore the dual capability of ULN as both a stealthy and practical attack vector, and emphasize the urgent need for robust defenses in safety-critical applications such as autonomous driving and aerial surveillance. The efficiency of the method, when combined with its ability to exploit low-frequency vulnerabilities across architectures, establishes a new benchmark for adversarial robustness in visual tracking systems.</w:t>
-      </w:r>
-    </w:p>
-    <w:p>
-      <w:pPr>
-        <w:pStyle w:val="Heading2"/>
-      </w:pPr>
-      <w:r>
-        <w:t>197. A Geometric Distortion Correction Method for UAV Projection in Non-Planar Scenarios (2025)</w:t>
-      </w:r>
-    </w:p>
-    <w:p>
-      <w:r>
-        <w:rPr>
-          <w:i/>
-          <w:sz w:val="18"/>
-        </w:rPr>
-        <w:t>Hao Yi, Sichen Li, Feifan Yu, Mao Xu, Xinmin Chen; Aerospace</w:t>
-      </w:r>
-      <w:r>
-        <w:rPr>
-          <w:color w:val="1F4E79"/>
-          <w:sz w:val="18"/>
-        </w:rPr>
-        <w:t xml:space="preserve">  |  https://doi.org/10.3390/aerospace12100870</w:t>
-      </w:r>
-    </w:p>
-    <w:p>
-      <w:r>
-        <w:t>Conventional projection systems typically require a fixed spatial configuration relative to the projection surface, with strict control over distance and angle. In contrast, UAV-mounted projectors overcome these constraints, enabling dynamic, large-scale projections onto non-planar and complex environments. However, such flexible scenarios introduce a key challenge: severe geometric distortions caused by intricate surface geometry and continuous camera–projector motion. To address this, we propose a novel image registration method based on global dense matching, which estimates the real-time optical flow field between the input projection image and the target surface. The estimated flow is used to pre-warp the image, ensuring that the projected content appears geometrically consistent across arbitrary, deformable surfaces. The core idea of our method lies in reformulating the geometric distortion correction task as a global feature matching problem, effectively reducing 3D spatial deformation into a 2D dense correspondence learning process. To support learning and evaluation, we construct a hybrid dataset that covers a wide range of projection scenarios, including diverse lighting conditions, object geometries, and projection contents. Extensive simulation and real-world experiments show that our method achieves superior accuracy and robustness in correcting geometric distortions in dynamic UAV projection, significantly enhancing visual fidelity in complex environments. This approach provides a practical solution for real-time, high-quality projection in UAV-based augmented reality, outdoor display, and aerial information delivery systems.</w:t>
-      </w:r>
-    </w:p>
-    <w:p>
-      <w:pPr>
-        <w:pStyle w:val="Heading2"/>
-      </w:pPr>
-      <w:r>
-        <w:t>198. A Hybrid Closed-Loop Tracker Fusing a Kalman Filter State Observer for Fast and Robust Embedded Visual Tracking (2026)</w:t>
-      </w:r>
-    </w:p>
-    <w:p>
-      <w:r>
-        <w:rPr>
-          <w:i/>
-          <w:sz w:val="18"/>
-        </w:rPr>
-        <w:t>Xile Wei, Jiacheng Li, Meili Lu; Electronics</w:t>
-      </w:r>
-      <w:r>
-        <w:rPr>
-          <w:color w:val="1F4E79"/>
-          <w:sz w:val="18"/>
-        </w:rPr>
-        <w:t xml:space="preserve">  |  https://doi.org/10.3390/electronics15112276</w:t>
-      </w:r>
-    </w:p>
-    <w:p>
-      <w:r>
-        <w:t>Visual object tracking finds extensive application in real-time video analysis on edge devices, yet faces dual challenges: decreased speed due to limited computational resources and weak anti-disturbance capability in complex scenarios. This paper proposes the Hybrid Closed-Loop Tracker (HCLT) to enhance both speed and robustness of embedded visual tracking. HCLT integrates high-precision and high-speed trackers to make real-time performance controllable, while a Kalman filter is employed for state observation and feedback. Within this closed-loop framework, we introduce motion and feature point information as supplementary states and further design mechanisms for adaptive search region adjustment and tracking recovery. Our methods effectively mitigate the impact of external disturbances. Experimental results demonstrate that HCLT further improves both speed and robustness on the basis of high-performance trackers, achieving high tracking accuracy across multiple public benchmark datasets. It demonstrates excellent anti-disturbance performance, particularly in challenging scenarios such as blur and occlusions, while maintaining frame rates exceeding 35 frames per second (FPS) at 720p resolution when deployed on an RK3588 embedded device, thus representing a significant improvement over deep neural network trackers.</w:t>
-      </w:r>
-    </w:p>
-    <w:p>
-      <w:pPr>
-        <w:pStyle w:val="Heading2"/>
-      </w:pPr>
-      <w:r>
-        <w:t>199. A Novel Expert-Assisted Anomaly-Aware Embodied Learning Framework for UAV Active Target Tracking (2026)</w:t>
-      </w:r>
-    </w:p>
-    <w:p>
-      <w:r>
-        <w:rPr>
-          <w:i/>
-          <w:sz w:val="18"/>
-        </w:rPr>
-        <w:t>Jiahao Li, Fuhui Zhou, Quan Wu; IEEE Transactions on Mobile Computing</w:t>
-      </w:r>
-      <w:r>
-        <w:rPr>
-          <w:color w:val="1F4E79"/>
-          <w:sz w:val="18"/>
-        </w:rPr>
-        <w:t xml:space="preserve">  |  https://doi.org/10.1109/tmc.2026.3666656</w:t>
-      </w:r>
-    </w:p>
-    <w:p>
-      <w:r>
-        <w:t>Active object tracking (AOT) in complex and dynamic environments remains a significant challenge for autonomous unmanned aerial vehicle (UAV) tracking systems, especially in anomalous situation such as prolonged occlusion and intense interference. In this paper, we propose a novel embodied learning framework, called the learning to ask for help (LA4H) framework, which integrates cross-modal anomaly cognition and adaptive expert assistance mechanisms to enhance the robustness and generalization of UAV active target tracking. The LA4H framework enables the agent to autonomously recognize and classify anomalous states through a cross-modal anomaly cognition module, and to adaptively request expert intervention when necessary via an assistance decision network. A teacher-student policy learning paradigm is further employed to distill the temporal-semantic knowledge, improving tracking efficiency and real-time performance. Extensive experiments in both simulated and real-world scenarios demonstrate that the LA4H significantly outperforms the state-of-the-art baselines in terms of tracking success rate, path efficiency, and generalization to unseen scenarios, while substantially reducing reliance on expert intervention. The results demonstrate the effectiveness of integrating expert knowledge and anomaly cognition for robust embodied AI in practical UAV applications.</w:t>
-      </w:r>
-    </w:p>
-    <w:p>
-      <w:pPr>
-        <w:pStyle w:val="Heading2"/>
-      </w:pPr>
-      <w:r>
-        <w:t>200. A lightweight target detection method for pressure sensitive paint marker points (2026)</w:t>
-      </w:r>
-    </w:p>
-    <w:p>
-      <w:r>
-        <w:rPr>
-          <w:i/>
-          <w:sz w:val="18"/>
-        </w:rPr>
-        <w:t>Yuning Li, Xianhui Liao, Hui Li</w:t>
-      </w:r>
-      <w:r>
-        <w:rPr>
-          <w:color w:val="1F4E79"/>
-          <w:sz w:val="18"/>
-        </w:rPr>
-        <w:t xml:space="preserve">  |  https://doi.org/10.1145/3829641.3829699</w:t>
+        <w:t xml:space="preserve">  |  https://doi.org/10.1007/978-981-97-1417-9_16</w:t>
       </w:r>
     </w:p>
     <w:p>
@@ -6275,12 +6159,12 @@
           <w:color w:val="808080"/>
           <w:sz w:val="16"/>
         </w:rPr>
-        <w:t>[abstract source: semanticscholar]</w:t>
-      </w:r>
-    </w:p>
-    <w:p>
-      <w:r>
-        <w:t>Pressure sensitive paint (PSP) image marker point detection is a crucial step in the post-processing of flow field pressure measurement data, which directly determines the accuracy of image registration and the overall measurement efficiency. To address the existing trade-off dilemma among real-time performance, detection accuracy and computational cost in PSP image marker point detection, as well as the lack of dedicated datasets for this specific task, a lightweight marker point detection algorithm named PSPCMU-YOLO is proposed. Firstly, PSP image acquisition and annotation for a flight wing model are conducted to construct the FlyWing-PSP2025 dedicated dataset, which enriches the specialized data resources in this research field. Secondly, the detection layer structure of the baseline algorithm is reconfigured, strengthening the capture of shallow small-target features and alleviating the problem of loss of detailed information in the deep network. Finally, the CMUNeXt Block is introduced to the backbone network to replace the standard convolution, achieving efficient extraction of global information through large-kernel depthwise separable convolution, and simplifying the model parameters. Experimental verification shows that this algorithm effectively reduces the computational cost while guaranteeing high accuracy in marker point detection, which meeting the requirements of lightweight deployment and providing reliable support for the engineering application of PSP measurement technology.</w:t>
+        <w:t>[abstract source: openreview]</w:t>
+      </w:r>
+    </w:p>
+    <w:p>
+      <w:r>
+        <w:t>It is common to equip unmanned aerial vehicle (UAV) with visible-thermal infrared cameras to enable them to operate around the clock under any weather conditions. However, these two cameras often encounter significant non-registration issues. Multimodal methods depend on registered data, whereas current platforms often lack registration. This absence of registration renders the data unusable for these methods. Thus, there is a pressing need for research on UAV cross-modal image registration. At present, a scarcity of datasets has limited the development of this area. For this reason, we construct a dataset for visible infrared image registration (UAV-VIIR), which consists of 5560 image pairs. The dataset has five additional challenges including low-light, low-texture, foggy weather, motion blur, and thermal crossover. Furthermore, the dataset covers more than a dozen diverse and complex UAV scences. As far as our knowledge extends, this dataset ranks among the largest open-source collections available in this field. Additionally, we propose a transformer-based homography estimation network (THENet), which incorporates a cross-enhanced transformer module and effectively enhances the features of different modalities. Extensive experiments are conducted on our proposed dataset to demonstrate the superiority and effectiveness of our approach compared to state-of-the-art methods.</w:t>
       </w:r>
     </w:p>
     <w:p>
@@ -6288,7 +6172,7 @@
         <w:pStyle w:val="Heading2"/>
       </w:pPr>
       <w:r>
-        <w:t>201. AMV-tracker: an adaptive multi-view complementary information tracking algorithm with a dynamic activation mechanism (2026)</w:t>
+        <w:t>197. Universal Low-Frequency Noise Black-Box Attack on Visual Object Tracking (2025)</w:t>
       </w:r>
     </w:p>
     <w:p>
@@ -6297,14 +6181,130 @@
           <w:i/>
           <w:sz w:val="18"/>
         </w:rPr>
-        <w:t>Hua-de Meng, Yong-sheng Qi, Li-qiang Liu, Jian-qiang Su, Li-jie Zhang; Displays</w:t>
+        <w:t>Hanting Hou, Huan Bao, Kaimin Wei, Yongdong Wu; Symmetry</w:t>
       </w:r>
       <w:r>
         <w:rPr>
           <w:color w:val="1F4E79"/>
           <w:sz w:val="18"/>
         </w:rPr>
-        <w:t xml:space="preserve">  |  https://doi.org/10.1016/j.displa.2026.103545</w:t>
+        <w:t xml:space="preserve">  |  https://doi.org/10.3390/sym17030462</w:t>
+      </w:r>
+    </w:p>
+    <w:p>
+      <w:r>
+        <w:t>Adversarial attacks on visual object tracking aim to degrade tracking accuracy by introducing imperceptible perturbations into video frames, exploiting vulnerabilities in neural networks. In real-world symmetrical double-blind engagements, both attackers and defenders operate with mutual unawareness of strategic parameters or initiation timing. Black-box attacks based on iterative optimization show excellent applicability in this scenario. However, existing state-of-the-art adversarial attacks based on iterative optimization suffer from high computational costs and limited effectiveness. To address these challenges, this paper proposes the Universal Low-frequency Noise black-box attack method (ULN), which generates perturbations through discrete cosine transform to disrupt structural features critical for tracking while mimicking compression artifacts. Extensive experimentation on four state-of-the-art trackers, including transformer-based models, demonstrates the method’s severe degradation effects. GRM’s expected average overlap drops by 97.77% on VOT2018, while SiamRPN++’s AUC and Precision on OTB100 decline by 76.55% and 78.9%, respectively. The attack achieves real-time performance with a computational cost reduction of over 50% compared to iterative methods, operating efficiently on embedded devices such as Raspberry Pi 4B. By maintaining a structural similarity index measure above 0.84, the perturbations blend seamlessly with common compression artifacts, evading traditional spatial filtering defenses. Cross-platform experiments validate its consistent threat across diverse hardware environments, with attack success rates exceeding 40% even under resource constraints. These results underscore the dual capability of ULN as both a stealthy and practical attack vector, and emphasize the urgent need for robust defenses in safety-critical applications such as autonomous driving and aerial surveillance. The efficiency of the method, when combined with its ability to exploit low-frequency vulnerabilities across architectures, establishes a new benchmark for adversarial robustness in visual tracking systems.</w:t>
+      </w:r>
+    </w:p>
+    <w:p>
+      <w:pPr>
+        <w:pStyle w:val="Heading2"/>
+      </w:pPr>
+      <w:r>
+        <w:t>198. A Geometric Distortion Correction Method for UAV Projection in Non-Planar Scenarios (2025)</w:t>
+      </w:r>
+    </w:p>
+    <w:p>
+      <w:r>
+        <w:rPr>
+          <w:i/>
+          <w:sz w:val="18"/>
+        </w:rPr>
+        <w:t>Hao Yi, Sichen Li, Feifan Yu, Mao Xu, Xinmin Chen; Aerospace</w:t>
+      </w:r>
+      <w:r>
+        <w:rPr>
+          <w:color w:val="1F4E79"/>
+          <w:sz w:val="18"/>
+        </w:rPr>
+        <w:t xml:space="preserve">  |  https://doi.org/10.3390/aerospace12100870</w:t>
+      </w:r>
+    </w:p>
+    <w:p>
+      <w:r>
+        <w:t>Conventional projection systems typically require a fixed spatial configuration relative to the projection surface, with strict control over distance and angle. In contrast, UAV-mounted projectors overcome these constraints, enabling dynamic, large-scale projections onto non-planar and complex environments. However, such flexible scenarios introduce a key challenge: severe geometric distortions caused by intricate surface geometry and continuous camera–projector motion. To address this, we propose a novel image registration method based on global dense matching, which estimates the real-time optical flow field between the input projection image and the target surface. The estimated flow is used to pre-warp the image, ensuring that the projected content appears geometrically consistent across arbitrary, deformable surfaces. The core idea of our method lies in reformulating the geometric distortion correction task as a global feature matching problem, effectively reducing 3D spatial deformation into a 2D dense correspondence learning process. To support learning and evaluation, we construct a hybrid dataset that covers a wide range of projection scenarios, including diverse lighting conditions, object geometries, and projection contents. Extensive simulation and real-world experiments show that our method achieves superior accuracy and robustness in correcting geometric distortions in dynamic UAV projection, significantly enhancing visual fidelity in complex environments. This approach provides a practical solution for real-time, high-quality projection in UAV-based augmented reality, outdoor display, and aerial information delivery systems.</w:t>
+      </w:r>
+    </w:p>
+    <w:p>
+      <w:pPr>
+        <w:pStyle w:val="Heading2"/>
+      </w:pPr>
+      <w:r>
+        <w:t>199. A Hybrid Closed-Loop Tracker Fusing a Kalman Filter State Observer for Fast and Robust Embedded Visual Tracking (2026)</w:t>
+      </w:r>
+    </w:p>
+    <w:p>
+      <w:r>
+        <w:rPr>
+          <w:i/>
+          <w:sz w:val="18"/>
+        </w:rPr>
+        <w:t>Xile Wei, Jiacheng Li, Meili Lu; Electronics</w:t>
+      </w:r>
+      <w:r>
+        <w:rPr>
+          <w:color w:val="1F4E79"/>
+          <w:sz w:val="18"/>
+        </w:rPr>
+        <w:t xml:space="preserve">  |  https://doi.org/10.3390/electronics15112276</w:t>
+      </w:r>
+    </w:p>
+    <w:p>
+      <w:r>
+        <w:t>Visual object tracking finds extensive application in real-time video analysis on edge devices, yet faces dual challenges: decreased speed due to limited computational resources and weak anti-disturbance capability in complex scenarios. This paper proposes the Hybrid Closed-Loop Tracker (HCLT) to enhance both speed and robustness of embedded visual tracking. HCLT integrates high-precision and high-speed trackers to make real-time performance controllable, while a Kalman filter is employed for state observation and feedback. Within this closed-loop framework, we introduce motion and feature point information as supplementary states and further design mechanisms for adaptive search region adjustment and tracking recovery. Our methods effectively mitigate the impact of external disturbances. Experimental results demonstrate that HCLT further improves both speed and robustness on the basis of high-performance trackers, achieving high tracking accuracy across multiple public benchmark datasets. It demonstrates excellent anti-disturbance performance, particularly in challenging scenarios such as blur and occlusions, while maintaining frame rates exceeding 35 frames per second (FPS) at 720p resolution when deployed on an RK3588 embedded device, thus representing a significant improvement over deep neural network trackers.</w:t>
+      </w:r>
+    </w:p>
+    <w:p>
+      <w:pPr>
+        <w:pStyle w:val="Heading2"/>
+      </w:pPr>
+      <w:r>
+        <w:t>200. A Novel Expert-Assisted Anomaly-Aware Embodied Learning Framework for UAV Active Target Tracking (2026)</w:t>
+      </w:r>
+    </w:p>
+    <w:p>
+      <w:r>
+        <w:rPr>
+          <w:i/>
+          <w:sz w:val="18"/>
+        </w:rPr>
+        <w:t>Jiahao Li, Fuhui Zhou, Quan Wu; IEEE Transactions on Mobile Computing</w:t>
+      </w:r>
+      <w:r>
+        <w:rPr>
+          <w:color w:val="1F4E79"/>
+          <w:sz w:val="18"/>
+        </w:rPr>
+        <w:t xml:space="preserve">  |  https://doi.org/10.1109/tmc.2026.3666656</w:t>
+      </w:r>
+    </w:p>
+    <w:p>
+      <w:r>
+        <w:t>Active object tracking (AOT) in complex and dynamic environments remains a significant challenge for autonomous unmanned aerial vehicle (UAV) tracking systems, especially in anomalous situation such as prolonged occlusion and intense interference. In this paper, we propose a novel embodied learning framework, called the learning to ask for help (LA4H) framework, which integrates cross-modal anomaly cognition and adaptive expert assistance mechanisms to enhance the robustness and generalization of UAV active target tracking. The LA4H framework enables the agent to autonomously recognize and classify anomalous states through a cross-modal anomaly cognition module, and to adaptively request expert intervention when necessary via an assistance decision network. A teacher-student policy learning paradigm is further employed to distill the temporal-semantic knowledge, improving tracking efficiency and real-time performance. Extensive experiments in both simulated and real-world scenarios demonstrate that the LA4H significantly outperforms the state-of-the-art baselines in terms of tracking success rate, path efficiency, and generalization to unseen scenarios, while substantially reducing reliance on expert intervention. The results demonstrate the effectiveness of integrating expert knowledge and anomaly cognition for robust embodied AI in practical UAV applications.</w:t>
+      </w:r>
+    </w:p>
+    <w:p>
+      <w:pPr>
+        <w:pStyle w:val="Heading2"/>
+      </w:pPr>
+      <w:r>
+        <w:t>201. A lightweight target detection method for pressure sensitive paint marker points (2026)</w:t>
+      </w:r>
+    </w:p>
+    <w:p>
+      <w:r>
+        <w:rPr>
+          <w:i/>
+          <w:sz w:val="18"/>
+        </w:rPr>
+        <w:t>Yuning Li, Xianhui Liao, Hui Li</w:t>
+      </w:r>
+      <w:r>
+        <w:rPr>
+          <w:color w:val="1F4E79"/>
+          <w:sz w:val="18"/>
+        </w:rPr>
+        <w:t xml:space="preserve">  |  https://doi.org/10.1145/3829641.3829699</w:t>
       </w:r>
     </w:p>
     <w:p>
@@ -6313,12 +6313,12 @@
           <w:color w:val="808080"/>
           <w:sz w:val="16"/>
         </w:rPr>
-        <w:t>[abstract source: publisher page (ScienceDirect)]</w:t>
-      </w:r>
-    </w:p>
-    <w:p>
-      <w:r>
-        <w:t>In response to the challenges of frequent viewpoint changes, appearance variations, and occlusions in UAV tracking scenarios, as well as the issue of excessive computational redundancy in simple scenes, we propose an Adaptive Multi-View Complementary Tracker (AMV-Tracker) with a dynamic activation mechanism. First, we introduce a dual-template tracking strategy, where a static template preserves the original target information while a dynamic template provides short-term variation information, thereby enhancing robustness against appearance changes and occlusions. Second, we design a dynamic activation module to reformulate the Transformer-based backbone network, enabling a feature extraction network that dynamically activates relevant modules according to different backgrounds. Third, we employ a multi-view image mutual information module to model the target, ensuring stable feature representation under viewpoint variations. Additionally, to mitigate localization errors caused by scale variations, we introduce a target boundary regression branch and propose a more precise head prediction network. The proposed method is validated on the LaSOT and UAV123 datasets, demonstrating its effectiveness and superiority. Furthermore, the algorithm is deployed on an embedded device, Jetson Orin NX, for performance evaluation, achieving a processing speed of 46 FPS.</w:t>
+        <w:t>[abstract source: semanticscholar]</w:t>
+      </w:r>
+    </w:p>
+    <w:p>
+      <w:r>
+        <w:t>Pressure sensitive paint (PSP) image marker point detection is a crucial step in the post-processing of flow field pressure measurement data, which directly determines the accuracy of image registration and the overall measurement efficiency. To address the existing trade-off dilemma among real-time performance, detection accuracy and computational cost in PSP image marker point detection, as well as the lack of dedicated datasets for this specific task, a lightweight marker point detection algorithm named PSPCMU-YOLO is proposed. Firstly, PSP image acquisition and annotation for a flight wing model are conducted to construct the FlyWing-PSP2025 dedicated dataset, which enriches the specialized data resources in this research field. Secondly, the detection layer structure of the baseline algorithm is reconfigured, strengthening the capture of shallow small-target features and alleviating the problem of loss of detailed information in the deep network. Finally, the CMUNeXt Block is introduced to the backbone network to replace the standard convolution, achieving efficient extraction of global information through large-kernel depthwise separable convolution, and simplifying the model parameters. Experimental verification shows that this algorithm effectively reduces the computational cost while guaranteeing high accuracy in marker point detection, which meeting the requirements of lightweight deployment and providing reliable support for the engineering application of PSP measurement technology.</w:t>
       </w:r>
     </w:p>
     <w:p>
@@ -6326,7 +6326,7 @@
         <w:pStyle w:val="Heading2"/>
       </w:pPr>
       <w:r>
-        <w:t>202. AS-SAM2: Adaptive Self-Correction for Visual Tracking With SAM2 (2026)</w:t>
+        <w:t>202. AMV-tracker: an adaptive multi-view complementary information tracking algorithm with a dynamic activation mechanism (2026)</w:t>
       </w:r>
     </w:p>
     <w:p>
@@ -6335,217 +6335,14 @@
           <w:i/>
           <w:sz w:val="18"/>
         </w:rPr>
-        <w:t>Tao Lv, Shenrun Ding, Yuji Wang, Yue Li, Xiaohuan Lu, Youliang Tian; IEEE Transactions on Circuits and Systems for Video Technology</w:t>
+        <w:t>Hua-de Meng, Yong-sheng Qi, Li-qiang Liu, Jian-qiang Su, Li-jie Zhang; Displays</w:t>
       </w:r>
       <w:r>
         <w:rPr>
           <w:color w:val="1F4E79"/>
           <w:sz w:val="18"/>
         </w:rPr>
-        <w:t xml:space="preserve">  |  https://doi.org/10.1109/tcsvt.2026.3690345</w:t>
-      </w:r>
-    </w:p>
-    <w:p>
-      <w:r>
-        <w:t>Visual tracking faces challenges in effectively leveraging long-term video-level contextual information due to error accumulation caused by appearance changes. Recent SAM2-based trackers address this through improved memory management but share a critical limitation: they lack mechanisms to actively detect and rectify tracking errors, allowing localization errors to gradually contaminate the memory. To address this, we propose AS-SAM2, an adaptive self-correction framework that blocks error propagation at three complementary levels by exploiting the capacity of SAM2 to accept various prompts at any frame. At the tracking level, we propose an Appearance Evaluation-based Self-correction (AES) module to identify frames with tracking errors and adopt prompts to correct them, ensuring accurate features in the memory bank for subsequent frames. At the prompt level, to mitigate background interference from box prompts, we propose a Dual-Prompt Denoising (DPD) module that employs negative prompts to enhance foreground-background distinction, thereby improving tracking robustness. At the memory level, to prevent unreliable frames from degrading the memory bank during occlusion, we propose a State-aware Adaptive Memory Selection (SAS) that dynamically switches between short-term and long-term memory based on visibility state estimation. Experimental evaluations on six benchmark datasets demonstrate that AS-SAM2 achieves state-of-the-art results on LaSOT, LaSOText, GOT-10k, and TNL2K without requiring retraining or fine-tuning, outperforming fully supervised trackers in complex scenarios. This zero-shot capability underscores its potential for deployment in real-world dynamic environments where adaptability and robustness are critical. All the source code will be released at https://github.com/oatlvv/AS-SAM2.</w:t>
-      </w:r>
-    </w:p>
-    <w:p>
-      <w:pPr>
-        <w:pStyle w:val="Heading2"/>
-      </w:pPr>
-      <w:r>
-        <w:t>203. Adaptive Continual Learning for Online Visual Object Tracking via Dynamic Grassmannian Appearance Modeling (2026)</w:t>
-      </w:r>
-    </w:p>
-    <w:p>
-      <w:r>
-        <w:rPr>
-          <w:i/>
-          <w:sz w:val="18"/>
-        </w:rPr>
-        <w:t>Jinglin Zhou, Tianyang Xu, Xuefeng Zhu, Xiao‐Jun Wu, Josef Kittler; IEEE Transactions on Circuits and Systems for Video Technology</w:t>
-      </w:r>
-      <w:r>
-        <w:rPr>
-          <w:color w:val="1F4E79"/>
-          <w:sz w:val="18"/>
-        </w:rPr>
-        <w:t xml:space="preserve">  |  https://doi.org/10.1109/tcsvt.2026.3657717</w:t>
-      </w:r>
-    </w:p>
-    <w:p>
-      <w:r>
-        <w:t>Online visual object tracking fundamentally constitutes a continual learning challenge, demanding persistent adaptation to target variations within dynamic video streams, while preserving critical features to prevent forgetting. Existing template-based trackers are particularly vulnerable to severe target deformation and drastic background changes in real-world scenarios. Recent explorations enhance adaptability through local update strategies—such as dynamic templates, appearance tokens, and parameter fine-tuning—to address rapid appearance variations. However, these methods inherently propagate target appearance changes without explicit modelling and prioritise short-term adaptation over long-term global representation. Consequently, they fail to balance initial target features with current observations, leading to tracking failure in long-term scenarios. To overcome these limitations, we propose DG-Track, an adaptive continual learning framework leveraging Grassmannian manifold geometry. Specifically, we represent target appearance within a Grassmannian affine subspace and perform continual adaptation via incremental learning. Compared to Euclidean geometry, the Grassmannian manifold captures nonlinear appearance representations, yielding more compact and geometrically consistent temporal dynamics modelling. Furthermore, an adaptive forgetting module dynamically regulates the interplay between the current observed subspace and the initial template, ensuring stable long-term tracking. DG-Track is a plug-and-play solution for online tracking, adding no learnable parameters. Comprehensive experiments with diverse baseline trackers on LaSOT, GOT-10k, TrackingNet, and UAV123 validate the efficacy of our continual learning framework and Grassmannian manifold geometry in enhancing visual object tracking performance. Code is available at https://github.com/xiaoqing0825/DGTrack.</w:t>
-      </w:r>
-    </w:p>
-    <w:p>
-      <w:pPr>
-        <w:pStyle w:val="Heading2"/>
-      </w:pPr>
-      <w:r>
-        <w:t>204. Adaptive Feature- and Scale-Based Object Tracking with Correlation Filters for Resource-Constrained End Devices in the IoT (2025)</w:t>
-      </w:r>
-    </w:p>
-    <w:p>
-      <w:r>
-        <w:rPr>
-          <w:i/>
-          <w:sz w:val="18"/>
-        </w:rPr>
-        <w:t>Shengjie Li, Kaiwen Kang, Shuai Zhao, Bo Hao Cheng, Junliang Chen; Sensors</w:t>
-      </w:r>
-      <w:r>
-        <w:rPr>
-          <w:color w:val="1F4E79"/>
-          <w:sz w:val="18"/>
-        </w:rPr>
-        <w:t xml:space="preserve">  |  https://doi.org/10.3390/s25165025</w:t>
-      </w:r>
-    </w:p>
-    <w:p>
-      <w:r>
-        <w:t>Sixth-generation (6G) wireless technology has facilitated the rapid development of the Internet of Things (IoT), enabling various end devices to be deployed in applications such as wireless multimedia sensor networks. However, most end devices encounter difficulties when dealing a large amount of IoT video data due to their lack of computational resources for visual object tracking. Discriminative correlation filter (DCF)-based tracking approaches possess favorable properties for resource-constrained end devices, such as low computational costs and robustness to motion blur and illumination variations. Most current DCF trackers employ multiple features and the spatial-temporal scale space to estimate the target state, both of which may be suboptimal due to their fixed feature dimensions and dense scale intervals. In this paper, we present an adaptive mapped-feature and scale-interval method based on DCF to alleviate the problem of suboptimality. Specifically, we propose an adaptive mapped-feature response based on dimensionality reduction and histogram score maps to integrate multiple features and boost tracking effectiveness. Moreover, an adaptive temporal scale estimation method with sparse intervals is proposed to further improve tracking efficiency. Extensive experiments on the DTB70, UAV112, UAV123@10fps and UAVDT datasets demonstrate the superiority of our method, with a running speed of 41.3 FPS on a cheap CPU, compared to state-of-the-art trackers.</w:t>
-      </w:r>
-    </w:p>
-    <w:p>
-      <w:pPr>
-        <w:pStyle w:val="Heading2"/>
-      </w:pPr>
-      <w:r>
-        <w:t>205. Aerial Visual Tracking using Multi-level Temporal Contexts Information (2022)</w:t>
-      </w:r>
-    </w:p>
-    <w:p>
-      <w:r>
-        <w:rPr>
-          <w:i/>
-          <w:sz w:val="18"/>
-        </w:rPr>
-        <w:t>Hasil Park, Sangbeom Jeon, Sungwook Jang, Hoseok Jang, Tae-Ok Kim, Joonki Paik; IEEE International Conference on Consumer Electronics-Asia (ICCE-Asia)</w:t>
-      </w:r>
-      <w:r>
-        <w:rPr>
-          <w:color w:val="1F4E79"/>
-          <w:sz w:val="18"/>
-        </w:rPr>
-        <w:t xml:space="preserve">  |  https://doi.org/10.1109/icce-asia57006.2022.9954769</w:t>
-      </w:r>
-    </w:p>
-    <w:p>
-      <w:r>
-        <w:t>Temporal context of video is important for robust visual tracking under complex conditions such as large variations in objects. Existing transformer-based methods focus on updating temporal context information only in search and response map levels that can cause mismatch between search and template. In this paper, we propose an improved visual tracking method applying the template memory update and the multi-aspect loss training method to the existing method. Evaluation on three benchmarks shows that our method outperforms others.</w:t>
-      </w:r>
-    </w:p>
-    <w:p>
-      <w:pPr>
-        <w:pStyle w:val="Heading2"/>
-      </w:pPr>
-      <w:r>
-        <w:t>206. Anti-Occlusion Scale-Adaptive Correlation Tracking (2024)</w:t>
-      </w:r>
-    </w:p>
-    <w:p>
-      <w:r>
-        <w:rPr>
-          <w:i/>
-          <w:sz w:val="18"/>
-        </w:rPr>
-        <w:t>Zhuanyang Chen, Linjie Yang, Yuan Zhang, Luping Wang; International Conference on Image Processing, Computer Vision and Machine Learning (ICICML)</w:t>
-      </w:r>
-      <w:r>
-        <w:rPr>
-          <w:color w:val="1F4E79"/>
-          <w:sz w:val="18"/>
-        </w:rPr>
-        <w:t xml:space="preserve">  |  https://doi.org/10.1109/icicml63543.2024.10958034</w:t>
-      </w:r>
-    </w:p>
-    <w:p>
-      <w:r>
-        <w:t>Target tracking at high-speed conditions is highly desirable for embedded systems, such as visual navigation. However, existing methods face challenges in achieving real-time processing due to algorithm complexity and computational limitations. To address this issue, we propose an anti-occlusion scale-adaptive correlation tracker (OSCT) based on a Kernelized Correlation Filter (KCF), which considers tracking confidence and multiple features in embedded systems. Specifically, we employ a discriminative correlation filter to estimate the scale of the tracking target. Subsequently, our tracker dynamically adjusts the learning rate by evaluating the confidence of tracking results. Moreover, the OSCT uses a re-detector to re-detect the target in case of tracking failure. Instead of relying on a single feature, our method integrates multiple features to address variation and occlusion in tracking objects. Experimental results demonstrate that: 1) OSCT achieves an average precision of 0.778 at 20 pixels, representing an improvement of over 8% compared to other high-speed trackers. 2) The average running speed of OSCT is 32 FPS, outperforming LCT (26 FPS). Therefore, our approach is well-suited for long-term tracking on embedded platforms.</w:t>
-      </w:r>
-    </w:p>
-    <w:p>
-      <w:pPr>
-        <w:pStyle w:val="Heading2"/>
-      </w:pPr>
-      <w:r>
-        <w:t>207. AviAnalyzer: Interactive Temporal Analysis for Aircraft Flight Anomaly Detection (2025)</w:t>
-      </w:r>
-    </w:p>
-    <w:p>
-      <w:r>
-        <w:rPr>
-          <w:i/>
-          <w:sz w:val="18"/>
-        </w:rPr>
-        <w:t>D. Shane Elliott, Debra Hogue, Lacey Schley, Chris Weaver</w:t>
-      </w:r>
-      <w:r>
-        <w:rPr>
-          <w:color w:val="1F4E79"/>
-          <w:sz w:val="18"/>
-        </w:rPr>
-        <w:t xml:space="preserve">  |  https://doi.org/10.1109/dasc66011.2025.11257144</w:t>
-      </w:r>
-    </w:p>
-    <w:p>
-      <w:r>
-        <w:t>We present AviAnalyzer, an interactive application for post-flight analysis of aircraft motion in video sequences. The system integrates a constant-velocity Kalman filter optimized for aircraft trajectories, aerospace-specific motion metrics, and interactive visualization techniques to enhance anomaly detection capabilities. Our approach addresses three key challenges in aerospace motion analysis: accurately detecting aircraft under varying conditions, quantitatively assessing motion patterns against established parameters, and intuitively visualizing complex flight trajectories. The implementation features adaptive tracking mechanisms, calibrated E-measure, Mean Absolute Error, and Structural Similarity Index Measure metrics for trajectory assessment, as well as trajectory prediction overlays developed in accordance with MIL-STD-1472H human factors requirements. An assessment with the AviMotion dataset demonstrates robust tracking performance across analyzed sequences while providing interactive tools for anomaly investigation. This research contributes to aviation safety by improving analytical capabilities that bridge automated motion tracking with humancentered visual analysis, supporting routine monitoring and detailed investigations of flight irregularities.</w:t>
-      </w:r>
-    </w:p>
-    <w:p>
-      <w:pPr>
-        <w:pStyle w:val="Heading2"/>
-      </w:pPr>
-      <w:r>
-        <w:t>208. Banshee: Target Switch Attacks on Gimbal-Stabilized Visual Tracking Systems via Acoustic Injection (2026)</w:t>
-      </w:r>
-    </w:p>
-    <w:p>
-      <w:r>
-        <w:rPr>
-          <w:i/>
-          <w:sz w:val="18"/>
-        </w:rPr>
-        <w:t>Jiarui Li, Joseph Brewington, Qingzhao Zhang, Zhuoqing Morley Mao; Proceedings - IEEE Symposium on Security and Privacy/Proceedings of the ... IEEE Symposium on Security and Privacy</w:t>
-      </w:r>
-      <w:r>
-        <w:rPr>
-          <w:color w:val="1F4E79"/>
-          <w:sz w:val="18"/>
-        </w:rPr>
-        <w:t xml:space="preserve">  |  https://doi.org/10.1109/sp63933.2026.00129</w:t>
-      </w:r>
-    </w:p>
-    <w:p>
-      <w:r>
-        <w:t>Gimbal-stabilized visual tracking is critical for modern autonomous systems such as Unmanned Aerial Vehicles (UAVs). While prior work shows acoustic signals can disturb gimbal internals, the impact of such attacks on real-world applications like UAV tracking and following remains underexplored. Existing demonstrations largely overlook practical challenges for real-world attacks, such as object-motion uncertainty and runtime latency. To bridge this gap, we present Banshee, the first physically realizable attack that induces target switching in UAV visual tracking systems by exploiting acoustic vulnerabilities in gimbal-camera systems. Banshee generates carefully crafted acoustic waveforms that induce optimized adversarial gimbal oscillations, causing directionally biased camera-view drifts that break inter-frame target associations. Consequently, the onboard tracker is driven to switch from the original target to an attacker-selected object with high probability, with occasional target loss. Banshee achieves a 93.6% success rate in simulation across two commercial gimbal systems and five trackers. Real-world benchtop and in-flight black-box attacks against a commercial drone across varied scenarios show an overall 95.5% attack success rate. Our results reveal a practical cross-domain vulnerability between acoustics and vision, highlighting the need for robust designs of gimbal systems and applications. Our code is available at: https://github.com/U1ltra/Banshee.</w:t>
-      </w:r>
-    </w:p>
-    <w:p>
-      <w:pPr>
-        <w:pStyle w:val="Heading2"/>
-      </w:pPr>
-      <w:r>
-        <w:t>209. Blur-guided motion and spatio-temporal swarm graph modeling for UAV intent understanding (2026)</w:t>
-      </w:r>
-    </w:p>
-    <w:p>
-      <w:r>
-        <w:rPr>
-          <w:i/>
-          <w:sz w:val="18"/>
-        </w:rPr>
-        <w:t>Muhammad Zamir, Ting Zhong, Fan Zhou, Md Sabuj Khan; Knowledge-Based Systems</w:t>
-      </w:r>
-      <w:r>
-        <w:rPr>
-          <w:color w:val="1F4E79"/>
-          <w:sz w:val="18"/>
-        </w:rPr>
-        <w:t xml:space="preserve">  |  https://doi.org/10.1016/j.knosys.2026.116895</w:t>
+        <w:t xml:space="preserve">  |  https://doi.org/10.1016/j.displa.2026.103545</w:t>
       </w:r>
     </w:p>
     <w:p>
@@ -6559,7 +6356,7 @@
     </w:p>
     <w:p>
       <w:r>
-        <w:t>Small unmanned aerial vehicles (UAVs) are increasingly used in civilian and industrial applications, making automatic intent understanding essential for intelligent surveillance. Although recent vision-language models can generate captions and answer questions about UAV videos, they often rely on appearance information alone and struggle to reason about motion dynamics, swarm interactions, and the temporal relationships that govern UAV behavior. To address these limitations, we propose a unified multimodal framework that learns an intent-centric representation by jointly integrating complementary visual cues with structured reasoning. Specifically, the framework combines frequency-aware appearance modeling to improve the perception of small and degraded UAVs, blur-guided motion representation to capture motion without relying on optical flow, and spatio-temporal reasoning to model interactions among multiple UAVs before conditioning a large language model for intent-aware caption generation and visual question answering. Rather than treating visual perception and language generation independently, the proposed framework explicitly grounds language understanding in structured intent representations derived from UAV behavior. Experiments on the TD-UAV, NPS-Drones, and Anti-UAV datasets demonstrate consistent improvements over existing methods, highlighting the effectiveness of the proposed framework for UAV intent understanding.</w:t>
+        <w:t>In response to the challenges of frequent viewpoint changes, appearance variations, and occlusions in UAV tracking scenarios, as well as the issue of excessive computational redundancy in simple scenes, we propose an Adaptive Multi-View Complementary Tracker (AMV-Tracker) with a dynamic activation mechanism. First, we introduce a dual-template tracking strategy, where a static template preserves the original target information while a dynamic template provides short-term variation information, thereby enhancing robustness against appearance changes and occlusions. Second, we design a dynamic activation module to reformulate the Transformer-based backbone network, enabling a feature extraction network that dynamically activates relevant modules according to different backgrounds. Third, we employ a multi-view image mutual information module to model the target, ensuring stable feature representation under viewpoint variations. Additionally, to mitigate localization errors caused by scale variations, we introduce a target boundary regression branch and propose a more precise head prediction network. The proposed method is validated on the LaSOT and UAV123 datasets, demonstrating its effectiveness and superiority. Furthermore, the algorithm is deployed on an embedded device, Jetson Orin NX, for performance evaluation, achieving a processing speed of 46 FPS.</w:t>
       </w:r>
     </w:p>
     <w:p>
@@ -6567,7 +6364,7 @@
         <w:pStyle w:val="Heading2"/>
       </w:pPr>
       <w:r>
-        <w:t>210. CLAT: Convolutional Local Attention Tracker for Real-time UAV Target Tracking System with Feedback Information (2024)</w:t>
+        <w:t>203. AS-SAM2: Adaptive Self-Correction for Visual Tracking With SAM2 (2026)</w:t>
       </w:r>
     </w:p>
     <w:p>
@@ -6576,19 +6373,19 @@
           <w:i/>
           <w:sz w:val="18"/>
         </w:rPr>
-        <w:t>XiaoLou Sun, Zhibin Quan, Wei Wang, Wufei Si, Chunyan Wang, YunTian Li, Yuan Wu, Meng Shen; IEEE/RSJ International Conference on Intelligent Robots and Systems (IROS)</w:t>
+        <w:t>Tao Lv, Shenrun Ding, Yuji Wang, Yue Li, Xiaohuan Lu, Youliang Tian; IEEE Transactions on Circuits and Systems for Video Technology</w:t>
       </w:r>
       <w:r>
         <w:rPr>
           <w:color w:val="1F4E79"/>
           <w:sz w:val="18"/>
         </w:rPr>
-        <w:t xml:space="preserve">  |  https://doi.org/10.1109/iros58592.2024.10801760</w:t>
-      </w:r>
-    </w:p>
-    <w:p>
-      <w:r>
-        <w:t>Real-time UAV vision target tracking systems encounter the intricate challenges of striking a trade-off for tracking speed and performance, and the robustness of the following control. In existing tracking systems, the global attention mechanism enhances tracking performance, but it introduces higher computational complexity, impacting target tracking speed; the local attention mechanism can reduce computational complexity but often exhibits limitations in modeling the receptive field. In this paper, we propose a new framework named Convolutional Local Attention Tracker (CLAT) to address these challenges. Firstly, we design a hierarchical convolutional local attention structure as the feature extractor for CLAT. This leverages convolutional projection before local window partitioning, facilitating connections between non-overlapping windows and expanding the receptive field. Secondly, we introduce a streamlined feature fusion network comprising the unshared-weights convolutional layer and a global attention network. The whole design can balance speed and accuracy. Furthermore, to enhance servo control robustness, we have redesigned the upper-level controller by integrating all bounding box information. To capture feedback spatiotemporal information in CLAT, a dynamic template update is implemented by incorporating an IOU head into the predictor. Extensive experiments on visual tracking benchmarks and in the real world demonstrate that CLAT achieves competitive performance. Moreover, we have developed a comprehensive tracking system demonstration capable of precisely tracking targets across various categories. The tracker code will be released on https://github.com/xiaolousun/refine-pytracking.git.</w:t>
+        <w:t xml:space="preserve">  |  https://doi.org/10.1109/tcsvt.2026.3690345</w:t>
+      </w:r>
+    </w:p>
+    <w:p>
+      <w:r>
+        <w:t>Visual tracking faces challenges in effectively leveraging long-term video-level contextual information due to error accumulation caused by appearance changes. Recent SAM2-based trackers address this through improved memory management but share a critical limitation: they lack mechanisms to actively detect and rectify tracking errors, allowing localization errors to gradually contaminate the memory. To address this, we propose AS-SAM2, an adaptive self-correction framework that blocks error propagation at three complementary levels by exploiting the capacity of SAM2 to accept various prompts at any frame. At the tracking level, we propose an Appearance Evaluation-based Self-correction (AES) module to identify frames with tracking errors and adopt prompts to correct them, ensuring accurate features in the memory bank for subsequent frames. At the prompt level, to mitigate background interference from box prompts, we propose a Dual-Prompt Denoising (DPD) module that employs negative prompts to enhance foreground-background distinction, thereby improving tracking robustness. At the memory level, to prevent unreliable frames from degrading the memory bank during occlusion, we propose a State-aware Adaptive Memory Selection (SAS) that dynamically switches between short-term and long-term memory based on visibility state estimation. Experimental evaluations on six benchmark datasets demonstrate that AS-SAM2 achieves state-of-the-art results on LaSOT, LaSOText, GOT-10k, and TNL2K without requiring retraining or fine-tuning, outperforming fully supervised trackers in complex scenarios. This zero-shot capability underscores its potential for deployment in real-world dynamic environments where adaptability and robustness are critical. All the source code will be released at https://github.com/oatlvv/AS-SAM2.</w:t>
       </w:r>
     </w:p>
     <w:p>
@@ -6596,7 +6393,7 @@
         <w:pStyle w:val="Heading2"/>
       </w:pPr>
       <w:r>
-        <w:t>211. Correlation filter learning with dual-modal motion fusion and total variation for UAV tracking (2026)</w:t>
+        <w:t>204. Adaptive Continual Learning for Online Visual Object Tracking via Dynamic Grassmannian Appearance Modeling (2026)</w:t>
       </w:r>
     </w:p>
     <w:p>
@@ -6605,19 +6402,19 @@
           <w:i/>
           <w:sz w:val="18"/>
         </w:rPr>
-        <w:t>Yu‐Feng Yu, Ziwei Wang, Xiaoying Tan, Yang Zhang, Ke-Kun Huang; Electronic Research Archive</w:t>
+        <w:t>Jinglin Zhou, Tianyang Xu, Xuefeng Zhu, Xiao‐Jun Wu, Josef Kittler; IEEE Transactions on Circuits and Systems for Video Technology</w:t>
       </w:r>
       <w:r>
         <w:rPr>
           <w:color w:val="1F4E79"/>
           <w:sz w:val="18"/>
         </w:rPr>
-        <w:t xml:space="preserve">  |  https://doi.org/10.3934/era.2026249</w:t>
-      </w:r>
-    </w:p>
-    <w:p>
-      <w:r>
-        <w:t>Unmanned aerial vehicle (UAV) visual tracking is an important task in low-altitude perception and aerial monitoring, where trackers must handle fast camera motion, scale variation, occlusion, background clutter, and limited onboard computational resources. These challenges can easily lead to tracking drift or failure. To address these issues, we propose a correlation filter tracker named correlation filter learning with dual-modal motion fusion and total variation for UAV tracking (CFLDT). First, the search region is updated using the dual-modal motion fusion (DMMF), and features are then extracted from the calibrated area. This process integrates local motion cues and correlation response information to improve target localization under complex UAV motion. In addition, a multi-response spatial penalty matrix (MRSP) is introduced to dynamically constrain the filter, while the environment-aware regularization term is optimized through the total variation constraint module (TVCM). Finally, both the MRSP and the environment-aware regularization term are incorporated into the filter training process, yielding a more discriminative model for distinguishing the target from the background. Extensive comparative experiments on multiple UAV tracking datasets demonstrate that CFLDT achieves competitive tracking accuracy, robustness, and real-time performance.</w:t>
+        <w:t xml:space="preserve">  |  https://doi.org/10.1109/tcsvt.2026.3657717</w:t>
+      </w:r>
+    </w:p>
+    <w:p>
+      <w:r>
+        <w:t>Online visual object tracking fundamentally constitutes a continual learning challenge, demanding persistent adaptation to target variations within dynamic video streams, while preserving critical features to prevent forgetting. Existing template-based trackers are particularly vulnerable to severe target deformation and drastic background changes in real-world scenarios. Recent explorations enhance adaptability through local update strategies—such as dynamic templates, appearance tokens, and parameter fine-tuning—to address rapid appearance variations. However, these methods inherently propagate target appearance changes without explicit modelling and prioritise short-term adaptation over long-term global representation. Consequently, they fail to balance initial target features with current observations, leading to tracking failure in long-term scenarios. To overcome these limitations, we propose DG-Track, an adaptive continual learning framework leveraging Grassmannian manifold geometry. Specifically, we represent target appearance within a Grassmannian affine subspace and perform continual adaptation via incremental learning. Compared to Euclidean geometry, the Grassmannian manifold captures nonlinear appearance representations, yielding more compact and geometrically consistent temporal dynamics modelling. Furthermore, an adaptive forgetting module dynamically regulates the interplay between the current observed subspace and the initial template, ensuring stable long-term tracking. DG-Track is a plug-and-play solution for online tracking, adding no learnable parameters. Comprehensive experiments with diverse baseline trackers on LaSOT, GOT-10k, TrackingNet, and UAV123 validate the efficacy of our continual learning framework and Grassmannian manifold geometry in enhancing visual object tracking performance. Code is available at https://github.com/xiaoqing0825/DGTrack.</w:t>
       </w:r>
     </w:p>
     <w:p>
@@ -6625,7 +6422,7 @@
         <w:pStyle w:val="Heading2"/>
       </w:pPr>
       <w:r>
-        <w:t>212. Customizing the feature modulation for visual tracking (2023)</w:t>
+        <w:t>205. Adaptive Feature- and Scale-Based Object Tracking with Correlation Filters for Resource-Constrained End Devices in the IoT (2025)</w:t>
       </w:r>
     </w:p>
     <w:p>
@@ -6634,14 +6431,159 @@
           <w:i/>
           <w:sz w:val="18"/>
         </w:rPr>
-        <w:t>Yuping Zhang, Zepeng Yang, Bo Ma, Jiahao Wu, Fusheng Jin; The Visual Computer</w:t>
+        <w:t>Shengjie Li, Kaiwen Kang, Shuai Zhao, Bo Hao Cheng, Junliang Chen; Sensors</w:t>
       </w:r>
       <w:r>
         <w:rPr>
           <w:color w:val="1F4E79"/>
           <w:sz w:val="18"/>
         </w:rPr>
-        <w:t xml:space="preserve">  |  https://doi.org/10.1007/s00371-023-03182-5</w:t>
+        <w:t xml:space="preserve">  |  https://doi.org/10.3390/s25165025</w:t>
+      </w:r>
+    </w:p>
+    <w:p>
+      <w:r>
+        <w:t>Sixth-generation (6G) wireless technology has facilitated the rapid development of the Internet of Things (IoT), enabling various end devices to be deployed in applications such as wireless multimedia sensor networks. However, most end devices encounter difficulties when dealing a large amount of IoT video data due to their lack of computational resources for visual object tracking. Discriminative correlation filter (DCF)-based tracking approaches possess favorable properties for resource-constrained end devices, such as low computational costs and robustness to motion blur and illumination variations. Most current DCF trackers employ multiple features and the spatial-temporal scale space to estimate the target state, both of which may be suboptimal due to their fixed feature dimensions and dense scale intervals. In this paper, we present an adaptive mapped-feature and scale-interval method based on DCF to alleviate the problem of suboptimality. Specifically, we propose an adaptive mapped-feature response based on dimensionality reduction and histogram score maps to integrate multiple features and boost tracking effectiveness. Moreover, an adaptive temporal scale estimation method with sparse intervals is proposed to further improve tracking efficiency. Extensive experiments on the DTB70, UAV112, UAV123@10fps and UAVDT datasets demonstrate the superiority of our method, with a running speed of 41.3 FPS on a cheap CPU, compared to state-of-the-art trackers.</w:t>
+      </w:r>
+    </w:p>
+    <w:p>
+      <w:pPr>
+        <w:pStyle w:val="Heading2"/>
+      </w:pPr>
+      <w:r>
+        <w:t>206. Aerial Visual Tracking using Multi-level Temporal Contexts Information (2022)</w:t>
+      </w:r>
+    </w:p>
+    <w:p>
+      <w:r>
+        <w:rPr>
+          <w:i/>
+          <w:sz w:val="18"/>
+        </w:rPr>
+        <w:t>Hasil Park, Sangbeom Jeon, Sungwook Jang, Hoseok Jang, Tae-Ok Kim, Joonki Paik; IEEE International Conference on Consumer Electronics-Asia (ICCE-Asia)</w:t>
+      </w:r>
+      <w:r>
+        <w:rPr>
+          <w:color w:val="1F4E79"/>
+          <w:sz w:val="18"/>
+        </w:rPr>
+        <w:t xml:space="preserve">  |  https://doi.org/10.1109/icce-asia57006.2022.9954769</w:t>
+      </w:r>
+    </w:p>
+    <w:p>
+      <w:r>
+        <w:t>Temporal context of video is important for robust visual tracking under complex conditions such as large variations in objects. Existing transformer-based methods focus on updating temporal context information only in search and response map levels that can cause mismatch between search and template. In this paper, we propose an improved visual tracking method applying the template memory update and the multi-aspect loss training method to the existing method. Evaluation on three benchmarks shows that our method outperforms others.</w:t>
+      </w:r>
+    </w:p>
+    <w:p>
+      <w:pPr>
+        <w:pStyle w:val="Heading2"/>
+      </w:pPr>
+      <w:r>
+        <w:t>207. Anti-Occlusion Scale-Adaptive Correlation Tracking (2024)</w:t>
+      </w:r>
+    </w:p>
+    <w:p>
+      <w:r>
+        <w:rPr>
+          <w:i/>
+          <w:sz w:val="18"/>
+        </w:rPr>
+        <w:t>Zhuanyang Chen, Linjie Yang, Yuan Zhang, Luping Wang; International Conference on Image Processing, Computer Vision and Machine Learning (ICICML)</w:t>
+      </w:r>
+      <w:r>
+        <w:rPr>
+          <w:color w:val="1F4E79"/>
+          <w:sz w:val="18"/>
+        </w:rPr>
+        <w:t xml:space="preserve">  |  https://doi.org/10.1109/icicml63543.2024.10958034</w:t>
+      </w:r>
+    </w:p>
+    <w:p>
+      <w:r>
+        <w:t>Target tracking at high-speed conditions is highly desirable for embedded systems, such as visual navigation. However, existing methods face challenges in achieving real-time processing due to algorithm complexity and computational limitations. To address this issue, we propose an anti-occlusion scale-adaptive correlation tracker (OSCT) based on a Kernelized Correlation Filter (KCF), which considers tracking confidence and multiple features in embedded systems. Specifically, we employ a discriminative correlation filter to estimate the scale of the tracking target. Subsequently, our tracker dynamically adjusts the learning rate by evaluating the confidence of tracking results. Moreover, the OSCT uses a re-detector to re-detect the target in case of tracking failure. Instead of relying on a single feature, our method integrates multiple features to address variation and occlusion in tracking objects. Experimental results demonstrate that: 1) OSCT achieves an average precision of 0.778 at 20 pixels, representing an improvement of over 8% compared to other high-speed trackers. 2) The average running speed of OSCT is 32 FPS, outperforming LCT (26 FPS). Therefore, our approach is well-suited for long-term tracking on embedded platforms.</w:t>
+      </w:r>
+    </w:p>
+    <w:p>
+      <w:pPr>
+        <w:pStyle w:val="Heading2"/>
+      </w:pPr>
+      <w:r>
+        <w:t>208. AviAnalyzer: Interactive Temporal Analysis for Aircraft Flight Anomaly Detection (2025)</w:t>
+      </w:r>
+    </w:p>
+    <w:p>
+      <w:r>
+        <w:rPr>
+          <w:i/>
+          <w:sz w:val="18"/>
+        </w:rPr>
+        <w:t>D. Shane Elliott, Debra Hogue, Lacey Schley, Chris Weaver</w:t>
+      </w:r>
+      <w:r>
+        <w:rPr>
+          <w:color w:val="1F4E79"/>
+          <w:sz w:val="18"/>
+        </w:rPr>
+        <w:t xml:space="preserve">  |  https://doi.org/10.1109/dasc66011.2025.11257144</w:t>
+      </w:r>
+    </w:p>
+    <w:p>
+      <w:r>
+        <w:t>We present AviAnalyzer, an interactive application for post-flight analysis of aircraft motion in video sequences. The system integrates a constant-velocity Kalman filter optimized for aircraft trajectories, aerospace-specific motion metrics, and interactive visualization techniques to enhance anomaly detection capabilities. Our approach addresses three key challenges in aerospace motion analysis: accurately detecting aircraft under varying conditions, quantitatively assessing motion patterns against established parameters, and intuitively visualizing complex flight trajectories. The implementation features adaptive tracking mechanisms, calibrated E-measure, Mean Absolute Error, and Structural Similarity Index Measure metrics for trajectory assessment, as well as trajectory prediction overlays developed in accordance with MIL-STD-1472H human factors requirements. An assessment with the AviMotion dataset demonstrates robust tracking performance across analyzed sequences while providing interactive tools for anomaly investigation. This research contributes to aviation safety by improving analytical capabilities that bridge automated motion tracking with humancentered visual analysis, supporting routine monitoring and detailed investigations of flight irregularities.</w:t>
+      </w:r>
+    </w:p>
+    <w:p>
+      <w:pPr>
+        <w:pStyle w:val="Heading2"/>
+      </w:pPr>
+      <w:r>
+        <w:t>209. Banshee: Target Switch Attacks on Gimbal-Stabilized Visual Tracking Systems via Acoustic Injection (2026)</w:t>
+      </w:r>
+    </w:p>
+    <w:p>
+      <w:r>
+        <w:rPr>
+          <w:i/>
+          <w:sz w:val="18"/>
+        </w:rPr>
+        <w:t>Jiarui Li, Joseph Brewington, Qingzhao Zhang, Zhuoqing Morley Mao; Proceedings - IEEE Symposium on Security and Privacy/Proceedings of the ... IEEE Symposium on Security and Privacy</w:t>
+      </w:r>
+      <w:r>
+        <w:rPr>
+          <w:color w:val="1F4E79"/>
+          <w:sz w:val="18"/>
+        </w:rPr>
+        <w:t xml:space="preserve">  |  https://doi.org/10.1109/sp63933.2026.00129</w:t>
+      </w:r>
+    </w:p>
+    <w:p>
+      <w:r>
+        <w:t>Gimbal-stabilized visual tracking is critical for modern autonomous systems such as Unmanned Aerial Vehicles (UAVs). While prior work shows acoustic signals can disturb gimbal internals, the impact of such attacks on real-world applications like UAV tracking and following remains underexplored. Existing demonstrations largely overlook practical challenges for real-world attacks, such as object-motion uncertainty and runtime latency. To bridge this gap, we present Banshee, the first physically realizable attack that induces target switching in UAV visual tracking systems by exploiting acoustic vulnerabilities in gimbal-camera systems. Banshee generates carefully crafted acoustic waveforms that induce optimized adversarial gimbal oscillations, causing directionally biased camera-view drifts that break inter-frame target associations. Consequently, the onboard tracker is driven to switch from the original target to an attacker-selected object with high probability, with occasional target loss. Banshee achieves a 93.6% success rate in simulation across two commercial gimbal systems and five trackers. Real-world benchtop and in-flight black-box attacks against a commercial drone across varied scenarios show an overall 95.5% attack success rate. Our results reveal a practical cross-domain vulnerability between acoustics and vision, highlighting the need for robust designs of gimbal systems and applications. Our code is available at: https://github.com/U1ltra/Banshee.</w:t>
+      </w:r>
+    </w:p>
+    <w:p>
+      <w:pPr>
+        <w:pStyle w:val="Heading2"/>
+      </w:pPr>
+      <w:r>
+        <w:t>210. Blur-guided motion and spatio-temporal swarm graph modeling for UAV intent understanding (2026)</w:t>
+      </w:r>
+    </w:p>
+    <w:p>
+      <w:r>
+        <w:rPr>
+          <w:i/>
+          <w:sz w:val="18"/>
+        </w:rPr>
+        <w:t>Muhammad Zamir, Ting Zhong, Fan Zhou, Md Sabuj Khan; Knowledge-Based Systems</w:t>
+      </w:r>
+      <w:r>
+        <w:rPr>
+          <w:color w:val="1F4E79"/>
+          <w:sz w:val="18"/>
+        </w:rPr>
+        <w:t xml:space="preserve">  |  https://doi.org/10.1016/j.knosys.2026.116895</w:t>
       </w:r>
     </w:p>
     <w:p>
@@ -6650,12 +6592,12 @@
           <w:color w:val="808080"/>
           <w:sz w:val="16"/>
         </w:rPr>
-        <w:t>[abstract source: crossref-title]</w:t>
-      </w:r>
-    </w:p>
-    <w:p>
-      <w:r>
-        <w:t>In visual tracking, the target always undergoes appearance variations due to a variety of challenging situations, such as deformation and rotation. In this paper, we propose the target-guided feature modulation network based on the siamese network to extract more features related to the target. Specifically, we customize two target-guided feature modulation subnetworks for visual tracking, which are called template-guided spatial-attention modulation subnetwork and template-guided channel-attention modulation subnetwork. The former controls the discriminative region based on the correlation of each search feature position with all template feature positions, while the latter readjusts the importance of each channel according to the response value of each channel feature in the template features and in the search features. Extensive experiments on multiple datasets demonstrate the effectiveness of the proposed approach in this paper.</w:t>
+        <w:t>[abstract source: publisher page (ScienceDirect)]</w:t>
+      </w:r>
+    </w:p>
+    <w:p>
+      <w:r>
+        <w:t>Small unmanned aerial vehicles (UAVs) are increasingly used in civilian and industrial applications, making automatic intent understanding essential for intelligent surveillance. Although recent vision-language models can generate captions and answer questions about UAV videos, they often rely on appearance information alone and struggle to reason about motion dynamics, swarm interactions, and the temporal relationships that govern UAV behavior. To address these limitations, we propose a unified multimodal framework that learns an intent-centric representation by jointly integrating complementary visual cues with structured reasoning. Specifically, the framework combines frequency-aware appearance modeling to improve the perception of small and degraded UAVs, blur-guided motion representation to capture motion without relying on optical flow, and spatio-temporal reasoning to model interactions among multiple UAVs before conditioning a large language model for intent-aware caption generation and visual question answering. Rather than treating visual perception and language generation independently, the proposed framework explicitly grounds language understanding in structured intent representations derived from UAV behavior. Experiments on the TD-UAV, NPS-Drones, and Anti-UAV datasets demonstrate consistent improvements over existing methods, highlighting the effectiveness of the proposed framework for UAV intent understanding.</w:t>
       </w:r>
     </w:p>
     <w:p>
@@ -6663,7 +6605,7 @@
         <w:pStyle w:val="Heading2"/>
       </w:pPr>
       <w:r>
-        <w:t>213. DFCTrack: dynamic full-temporal context fusion for object tracking (2026)</w:t>
+        <w:t>211. CLAT: Convolutional Local Attention Tracker for Real-time UAV Target Tracking System with Feedback Information (2024)</w:t>
       </w:r>
     </w:p>
     <w:p>
@@ -6672,14 +6614,72 @@
           <w:i/>
           <w:sz w:val="18"/>
         </w:rPr>
-        <w:t>Jianwei Zhang, Shoukang Yi, Huanlong Zhang, Wendi Zhang, Bin Jiang; International Journal of Machine Learning and Cybernetics</w:t>
+        <w:t>XiaoLou Sun, Zhibin Quan, Wei Wang, Wufei Si, Chunyan Wang, YunTian Li, Yuan Wu, Meng Shen; IEEE/RSJ International Conference on Intelligent Robots and Systems (IROS)</w:t>
       </w:r>
       <w:r>
         <w:rPr>
           <w:color w:val="1F4E79"/>
           <w:sz w:val="18"/>
         </w:rPr>
-        <w:t xml:space="preserve">  |  https://doi.org/10.1007/s13042-026-03261-8</w:t>
+        <w:t xml:space="preserve">  |  https://doi.org/10.1109/iros58592.2024.10801760</w:t>
+      </w:r>
+    </w:p>
+    <w:p>
+      <w:r>
+        <w:t>Real-time UAV vision target tracking systems encounter the intricate challenges of striking a trade-off for tracking speed and performance, and the robustness of the following control. In existing tracking systems, the global attention mechanism enhances tracking performance, but it introduces higher computational complexity, impacting target tracking speed; the local attention mechanism can reduce computational complexity but often exhibits limitations in modeling the receptive field. In this paper, we propose a new framework named Convolutional Local Attention Tracker (CLAT) to address these challenges. Firstly, we design a hierarchical convolutional local attention structure as the feature extractor for CLAT. This leverages convolutional projection before local window partitioning, facilitating connections between non-overlapping windows and expanding the receptive field. Secondly, we introduce a streamlined feature fusion network comprising the unshared-weights convolutional layer and a global attention network. The whole design can balance speed and accuracy. Furthermore, to enhance servo control robustness, we have redesigned the upper-level controller by integrating all bounding box information. To capture feedback spatiotemporal information in CLAT, a dynamic template update is implemented by incorporating an IOU head into the predictor. Extensive experiments on visual tracking benchmarks and in the real world demonstrate that CLAT achieves competitive performance. Moreover, we have developed a comprehensive tracking system demonstration capable of precisely tracking targets across various categories. The tracker code will be released on https://github.com/xiaolousun/refine-pytracking.git.</w:t>
+      </w:r>
+    </w:p>
+    <w:p>
+      <w:pPr>
+        <w:pStyle w:val="Heading2"/>
+      </w:pPr>
+      <w:r>
+        <w:t>212. Correlation filter learning with dual-modal motion fusion and total variation for UAV tracking (2026)</w:t>
+      </w:r>
+    </w:p>
+    <w:p>
+      <w:r>
+        <w:rPr>
+          <w:i/>
+          <w:sz w:val="18"/>
+        </w:rPr>
+        <w:t>Yu‐Feng Yu, Ziwei Wang, Xiaoying Tan, Yang Zhang, Ke-Kun Huang; Electronic Research Archive</w:t>
+      </w:r>
+      <w:r>
+        <w:rPr>
+          <w:color w:val="1F4E79"/>
+          <w:sz w:val="18"/>
+        </w:rPr>
+        <w:t xml:space="preserve">  |  https://doi.org/10.3934/era.2026249</w:t>
+      </w:r>
+    </w:p>
+    <w:p>
+      <w:r>
+        <w:t>Unmanned aerial vehicle (UAV) visual tracking is an important task in low-altitude perception and aerial monitoring, where trackers must handle fast camera motion, scale variation, occlusion, background clutter, and limited onboard computational resources. These challenges can easily lead to tracking drift or failure. To address these issues, we propose a correlation filter tracker named correlation filter learning with dual-modal motion fusion and total variation for UAV tracking (CFLDT). First, the search region is updated using the dual-modal motion fusion (DMMF), and features are then extracted from the calibrated area. This process integrates local motion cues and correlation response information to improve target localization under complex UAV motion. In addition, a multi-response spatial penalty matrix (MRSP) is introduced to dynamically constrain the filter, while the environment-aware regularization term is optimized through the total variation constraint module (TVCM). Finally, both the MRSP and the environment-aware regularization term are incorporated into the filter training process, yielding a more discriminative model for distinguishing the target from the background. Extensive comparative experiments on multiple UAV tracking datasets demonstrate that CFLDT achieves competitive tracking accuracy, robustness, and real-time performance.</w:t>
+      </w:r>
+    </w:p>
+    <w:p>
+      <w:pPr>
+        <w:pStyle w:val="Heading2"/>
+      </w:pPr>
+      <w:r>
+        <w:t>213. Customizing the feature modulation for visual tracking (2023)</w:t>
+      </w:r>
+    </w:p>
+    <w:p>
+      <w:r>
+        <w:rPr>
+          <w:i/>
+          <w:sz w:val="18"/>
+        </w:rPr>
+        <w:t>Yuping Zhang, Zepeng Yang, Bo Ma, Jiahao Wu, Fusheng Jin; The Visual Computer</w:t>
+      </w:r>
+      <w:r>
+        <w:rPr>
+          <w:color w:val="1F4E79"/>
+          <w:sz w:val="18"/>
+        </w:rPr>
+        <w:t xml:space="preserve">  |  https://doi.org/10.1007/s00371-023-03182-5</w:t>
       </w:r>
     </w:p>
     <w:p>
@@ -6688,12 +6688,12 @@
           <w:color w:val="808080"/>
           <w:sz w:val="16"/>
         </w:rPr>
-        <w:t>[abstract source: publisher page (Springer, condensed)]</w:t>
-      </w:r>
-    </w:p>
-    <w:p>
-      <w:r>
-        <w:t>Utilizing rich video-level contextual information to perceive targets effectively is crucial for object tracking. However, existing methods typically capture limited-length context through simple multiple video or adjacent frames, resulting in underutilization of contextual information. This paper proposes DFCTrack, a dynamic full-temporal context fusion approach for object tracking that dynamically aggregates contextual information across the full temporal extent of the video to improve target perception and robustness. [condensed from publisher preview]</w:t>
+        <w:t>[abstract source: crossref-title]</w:t>
+      </w:r>
+    </w:p>
+    <w:p>
+      <w:r>
+        <w:t>In visual tracking, the target always undergoes appearance variations due to a variety of challenging situations, such as deformation and rotation. In this paper, we propose the target-guided feature modulation network based on the siamese network to extract more features related to the target. Specifically, we customize two target-guided feature modulation subnetworks for visual tracking, which are called template-guided spatial-attention modulation subnetwork and template-guided channel-attention modulation subnetwork. The former controls the discriminative region based on the correlation of each search feature position with all template feature positions, while the latter readjusts the importance of each channel according to the response value of each channel feature in the template features and in the search features. Extensive experiments on multiple datasets demonstrate the effectiveness of the proposed approach in this paper.</w:t>
       </w:r>
     </w:p>
     <w:p>
@@ -6701,7 +6701,7 @@
         <w:pStyle w:val="Heading2"/>
       </w:pPr>
       <w:r>
-        <w:t>214. Detection of Anatomical Structures and Lesions in Hand Surgery Through the Use of Artificial Intelligence (2024)</w:t>
+        <w:t>214. DFCTrack: dynamic full-temporal context fusion for object tracking (2026)</w:t>
       </w:r>
     </w:p>
     <w:p>
@@ -6710,43 +6710,14 @@
           <w:i/>
           <w:sz w:val="18"/>
         </w:rPr>
-        <w:t>Guilhem Julia, Anne Fauchon, Rushed Kanawati</w:t>
+        <w:t>Jianwei Zhang, Shoukang Yi, Huanlong Zhang, Wendi Zhang, Bin Jiang; International Journal of Machine Learning and Cybernetics</w:t>
       </w:r>
       <w:r>
         <w:rPr>
           <w:color w:val="1F4E79"/>
           <w:sz w:val="18"/>
         </w:rPr>
-        <w:t xml:space="preserve">  |  https://doi.org/10.1002/9781394306411.ch6</w:t>
-      </w:r>
-    </w:p>
-    <w:p>
-      <w:r>
-        <w:t>The hand is a formidable, highly complex organ. Each anatomical structure, even the smallest one, can play a crucial role: arteries, tendons and nerves work together to generate a wide range of movements. For this reason, hand surgery is a complex operation, requiring a wide range of skills and experience. This chapter explores two object detection problems related to hand surgery: the detection of anatomical structures and lesions (relying on modular learning) and endoscopic carpal tunnel release (using self-supervised learning). Object detection will be used to detect anatomical structures and lesions. The chapter also shows the ways in which modular machine learning and self-supervised learning can be used to improve results, even with only a small amount of labeled data. Artificial intelligence could be particularly beneficial to the learning and practice of microsurgery, thanks to two types of recently developed algorithms: object detection and super-resolution.</w:t>
-      </w:r>
-    </w:p>
-    <w:p>
-      <w:pPr>
-        <w:pStyle w:val="Heading2"/>
-      </w:pPr>
-      <w:r>
-        <w:t>215. DynaTrack-Air: Dynamic Template Fusion with Retrospective Consistency Verification for Robust UAV Tracking (2025)</w:t>
-      </w:r>
-    </w:p>
-    <w:p>
-      <w:r>
-        <w:rPr>
-          <w:i/>
-          <w:sz w:val="18"/>
-        </w:rPr>
-        <w:t>Enming Cui, Yongqiang Bai; China Automation Congress (CAC)</w:t>
-      </w:r>
-      <w:r>
-        <w:rPr>
-          <w:color w:val="1F4E79"/>
-          <w:sz w:val="18"/>
-        </w:rPr>
-        <w:t xml:space="preserve">  |  https://doi.org/10.1109/cac67268.2025.11487800</w:t>
+        <w:t xml:space="preserve">  |  https://doi.org/10.1007/s13042-026-03261-8</w:t>
       </w:r>
     </w:p>
     <w:p>
@@ -6755,12 +6726,12 @@
           <w:color w:val="808080"/>
           <w:sz w:val="16"/>
         </w:rPr>
-        <w:t>[abstract source: indexed preview (partial)]</w:t>
-      </w:r>
-    </w:p>
-    <w:p>
-      <w:r>
-        <w:t>This work presents DynaTrack-Air, a UAV-based object tracking framework that combines a spatiotemporal retrospective module with a dynamic template fusion mechanism and retrospective consistency verification, enabling the tracker to revise unreliable template updates and maintain robust target representation under challenging aerial conditions. Experimental results demonstrate that DynaTrack-Air achieves state-of-the-art performance on multiple authoritative UAV tracking benchmarks, with competitive precision. [partial abstract - ADS human-verification wall; from indexed preview]</w:t>
+        <w:t>[abstract source: publisher page (Springer, condensed)]</w:t>
+      </w:r>
+    </w:p>
+    <w:p>
+      <w:r>
+        <w:t>Utilizing rich video-level contextual information to perceive targets effectively is crucial for object tracking. However, existing methods typically capture limited-length context through simple multiple video or adjacent frames, resulting in underutilization of contextual information. This paper proposes DFCTrack, a dynamic full-temporal context fusion approach for object tracking that dynamically aggregates contextual information across the full temporal extent of the video to improve target perception and robustness. [condensed from publisher preview]</w:t>
       </w:r>
     </w:p>
     <w:p>
@@ -6768,7 +6739,7 @@
         <w:pStyle w:val="Heading2"/>
       </w:pPr>
       <w:r>
-        <w:t>216. Dynamic Channel Pruning with Adaptive Weight Learning (2022)</w:t>
+        <w:t>215. Detection of Anatomical Structures and Lesions in Hand Surgery Through the Use of Artificial Intelligence (2024)</w:t>
       </w:r>
     </w:p>
     <w:p>
@@ -6777,19 +6748,19 @@
           <w:i/>
           <w:sz w:val="18"/>
         </w:rPr>
-        <w:t>Shuanglin Wu, Chao Xiao, Jungang Yang, Wei An</w:t>
+        <w:t>Guilhem Julia, Anne Fauchon, Rushed Kanawati</w:t>
       </w:r>
       <w:r>
         <w:rPr>
           <w:color w:val="1F4E79"/>
           <w:sz w:val="18"/>
         </w:rPr>
-        <w:t xml:space="preserve">  |  https://doi.org/10.22541/au.166710602.23110563/v1</w:t>
-      </w:r>
-    </w:p>
-    <w:p>
-      <w:r>
-        <w:t>Dynamic channel pruning is widely used in model compression to improve the efficiency of neural networks. Although dynamic pruning can remove redundant channels dynamically, the parameters still remain unchanged, which can limit the performance as the response of each neuron changes with different inputs. In this paper, we propose a novel dynamic channel pruning method with adaptive weight learning, which can adaptively adjust both the parameters and widths of the filters simultaneously. Specifically, we design an adaptive-weight convolution module, which can be customized for different inputs under the guidance of global context information to capture representative local patterns and synthesize interested features. At the same time, we utilize a channel importance prediction module to predict the saliency of each channel. Based on the channel saliency, unimportant channels can be removed dynamically to speed up the convolution. These two modules work jointly to achieve a good trade-off between model performance and computational complexity. Experiments on image classification and object detection tasks demonstrate that our method can greatly reduce the computational burden while maintaining the performance, which outperforms state-of-the-art methods.</w:t>
+        <w:t xml:space="preserve">  |  https://doi.org/10.1002/9781394306411.ch6</w:t>
+      </w:r>
+    </w:p>
+    <w:p>
+      <w:r>
+        <w:t>The hand is a formidable, highly complex organ. Each anatomical structure, even the smallest one, can play a crucial role: arteries, tendons and nerves work together to generate a wide range of movements. For this reason, hand surgery is a complex operation, requiring a wide range of skills and experience. This chapter explores two object detection problems related to hand surgery: the detection of anatomical structures and lesions (relying on modular learning) and endoscopic carpal tunnel release (using self-supervised learning). Object detection will be used to detect anatomical structures and lesions. The chapter also shows the ways in which modular machine learning and self-supervised learning can be used to improve results, even with only a small amount of labeled data. Artificial intelligence could be particularly beneficial to the learning and practice of microsurgery, thanks to two types of recently developed algorithms: object detection and super-resolution.</w:t>
       </w:r>
     </w:p>
     <w:p>
@@ -6797,7 +6768,7 @@
         <w:pStyle w:val="Heading2"/>
       </w:pPr>
       <w:r>
-        <w:t>217. Dynamic template updating Siamese network based on status feedback with quality evaluation for visual object tracking (2024)</w:t>
+        <w:t>216. DynaTrack-Air: Dynamic Template Fusion with Retrospective Consistency Verification for Robust UAV Tracking (2025)</w:t>
       </w:r>
     </w:p>
     <w:p>
@@ -6806,43 +6777,14 @@
           <w:i/>
           <w:sz w:val="18"/>
         </w:rPr>
-        <w:t>Lifan Sun, Xinxiang Li, Dan Gao, Bo Fan; Journal of Electronic Imaging</w:t>
+        <w:t>Enming Cui, Yongqiang Bai; China Automation Congress (CAC)</w:t>
       </w:r>
       <w:r>
         <w:rPr>
           <w:color w:val="1F4E79"/>
           <w:sz w:val="18"/>
         </w:rPr>
-        <w:t xml:space="preserve">  |  https://doi.org/10.1117/1.jei.33.1.013012</w:t>
-      </w:r>
-    </w:p>
-    <w:p>
-      <w:r>
-        <w:t>Visual object tracking algorithms based on Siamese networks yield promising results through offline training on large benchmarks. However, they cannot adapt well to changes in the target’s appearance and tracking scenarios during online tracking because they rely on a single initial template. Most existing template update algorithms use the tracking result of the previous frame to update the template. If the tracking results deteriorate, it can cause the tracker to accumulate incorrect templates, leading to tracking drift. In this work, we proposed a dynamic template updating Siamese network called dynamic template updating (DTU)-Track that utilizes status feedback with quality evaluation for visual object tracking. This network dynamically selects the tracking template for the next frame based on feedback from the tracking result of the previous frame. It calculates the updating quality score and tracking quality score by using the tracking result of the previous frame. The updating quality score determines whether the current tracking result can be stored in the template library. The tracking quality score quantifies the quality of the tracking status of the previous frame. The quality conversion module determines the number of templates required for the next frame by evaluating the tracking quality of the previous frame. The template extraction mechanism selects high-quality, diverse templates from the template library, thereby enabling the tracker to effectively adapt to changes in tracking scenarios and target’s appearance in the subsequent frame. Extensive experiments on large-scale benchmarks, such as OTB-2015, UAV123, GOT-10k, TrackingNet, and LaSOT, demonstrated our method’s superiority over other algorithms in various tracking scenarios, yielding a real-time speed of 36 FPS.</w:t>
-      </w:r>
-    </w:p>
-    <w:p>
-      <w:pPr>
-        <w:pStyle w:val="Heading2"/>
-      </w:pPr>
-      <w:r>
-        <w:t>218. Efficient UAV Object Tracking via Visual Contrastive Attention and Hybrid Adaptive Computation (2026)</w:t>
-      </w:r>
-    </w:p>
-    <w:p>
-      <w:r>
-        <w:rPr>
-          <w:i/>
-          <w:sz w:val="18"/>
-        </w:rPr>
-        <w:t>Dongxu Jia, Jijiang Pang, Zhibin Zhang, Yunpeng Li, Wanli Xue</w:t>
-      </w:r>
-      <w:r>
-        <w:rPr>
-          <w:color w:val="1F4E79"/>
-          <w:sz w:val="18"/>
-        </w:rPr>
-        <w:t xml:space="preserve">  |  https://doi.org/10.1109/ust70584.2026.11663823</w:t>
+        <w:t xml:space="preserve">  |  https://doi.org/10.1109/cac67268.2025.11487800</w:t>
       </w:r>
     </w:p>
     <w:p>
@@ -6856,7 +6798,7 @@
     </w:p>
     <w:p>
       <w:r>
-        <w:t>Vision Transformers (ViTs) have achieved remarkable success in Unmanned Aerial Vehicle (UAV) object tracking. However, their computational cost limits onboard deployment. This paper proposes an efficient UAV object tracking approach via visual contrastive attention and hybrid adaptive computation, introducing contrastive attention mechanisms to enhance target-background discrimination and adaptive computation to reduce redundant processing, balancing accuracy and efficiency for resource-constrained UAV platforms. [partial abstract - IEEE crawl failed; from indexed preview]</w:t>
+        <w:t>This work presents DynaTrack-Air, a UAV-based object tracking framework that combines a spatiotemporal retrospective module with a dynamic template fusion mechanism and retrospective consistency verification, enabling the tracker to revise unreliable template updates and maintain robust target representation under challenging aerial conditions. Experimental results demonstrate that DynaTrack-Air achieves state-of-the-art performance on multiple authoritative UAV tracking benchmarks, with competitive precision. [partial abstract - ADS human-verification wall; from indexed preview]</w:t>
       </w:r>
     </w:p>
     <w:p>
@@ -6864,7 +6806,7 @@
         <w:pStyle w:val="Heading2"/>
       </w:pPr>
       <w:r>
-        <w:t>219. FAEMTrack: Feature-Augmented Embedding and Cross-Drone Fusion for Single Object Tracking (2025)</w:t>
+        <w:t>217. Dynamic Channel Pruning with Adaptive Weight Learning (2022)</w:t>
       </w:r>
     </w:p>
     <w:p>
@@ -6873,19 +6815,19 @@
           <w:i/>
           <w:sz w:val="18"/>
         </w:rPr>
-        <w:t>Jiahua Wang, Ping Zhang, Hongliang Zeng, Tingyu Ye, Zichen Wei, Fang Li, Chunjie Chen; IEEE Internet of Things Journal</w:t>
+        <w:t>Shuanglin Wu, Chao Xiao, Jungang Yang, Wei An</w:t>
       </w:r>
       <w:r>
         <w:rPr>
           <w:color w:val="1F4E79"/>
           <w:sz w:val="18"/>
         </w:rPr>
-        <w:t xml:space="preserve">  |  https://doi.org/10.1109/jiot.2025.3638848</w:t>
-      </w:r>
-    </w:p>
-    <w:p>
-      <w:r>
-        <w:t>Drones are widely used in fields such as aerial photography and security inspection, owing to their high mobility and wide field of view. Compared to a single drone, multi-drone systems can capture complementary information from different viewpoints, effectively addressing complex tracking scenarios such as occlusion, viewpoint changes, and target disappearance. However, existing multi-drone tracking methods often suffer from inadequate feature representation and inefficient inter-drone information fusion. To tackle these challenges, we propose FAEMTrack, a novel multi-drone tracking framework that integrates a feature-augmented embedding module (FAEM) with an advanced cross-drone fusion mechanism. FAEM enhances spatial-semantic feature encoding by replacing conventional convolutional layers with a multi-scale depthwise convolution block (MSDB) and spatial attention mechanism (SA), significantly improving the discriminative power of target features across different drone perspectives. Furthermore, to better utilize complementary information from different viewpoints, we introduce a cross-drone fusion strategy based on response confidence and entropy-weighted fusion, dynamically integrating information from multi-drone and promoting adaptive collaboration among them. Extensive experiments on the MDOT benchmark demonstrate that FAEMTrack outperforms existing state-of-the-art single-drone and multi-drone tracking methods in both tracking accuracy and robustness, showcasing its superior performance in complex scenarios. The source code and trained models will be available at https://github.com/wjh-scut/FAEMTrack.</w:t>
+        <w:t xml:space="preserve">  |  https://doi.org/10.22541/au.166710602.23110563/v1</w:t>
+      </w:r>
+    </w:p>
+    <w:p>
+      <w:r>
+        <w:t>Dynamic channel pruning is widely used in model compression to improve the efficiency of neural networks. Although dynamic pruning can remove redundant channels dynamically, the parameters still remain unchanged, which can limit the performance as the response of each neuron changes with different inputs. In this paper, we propose a novel dynamic channel pruning method with adaptive weight learning, which can adaptively adjust both the parameters and widths of the filters simultaneously. Specifically, we design an adaptive-weight convolution module, which can be customized for different inputs under the guidance of global context information to capture representative local patterns and synthesize interested features. At the same time, we utilize a channel importance prediction module to predict the saliency of each channel. Based on the channel saliency, unimportant channels can be removed dynamically to speed up the convolution. These two modules work jointly to achieve a good trade-off between model performance and computational complexity. Experiments on image classification and object detection tasks demonstrate that our method can greatly reduce the computational burden while maintaining the performance, which outperforms state-of-the-art methods.</w:t>
       </w:r>
     </w:p>
     <w:p>
@@ -6893,7 +6835,7 @@
         <w:pStyle w:val="Heading2"/>
       </w:pPr>
       <w:r>
-        <w:t>220. Feature Extraction with Refinement and Rebuilding Module for Visual Tracking (2025)</w:t>
+        <w:t>218. Dynamic template updating Siamese network based on status feedback with quality evaluation for visual object tracking (2024)</w:t>
       </w:r>
     </w:p>
     <w:p>
@@ -6902,14 +6844,43 @@
           <w:i/>
           <w:sz w:val="18"/>
         </w:rPr>
-        <w:t>Wenshuang Zhang, Hanhao Li, Pengcheng Sha, Dezheng Zhang, Jun Wang; Signal Image and Video Processing</w:t>
+        <w:t>Lifan Sun, Xinxiang Li, Dan Gao, Bo Fan; Journal of Electronic Imaging</w:t>
       </w:r>
       <w:r>
         <w:rPr>
           <w:color w:val="1F4E79"/>
           <w:sz w:val="18"/>
         </w:rPr>
-        <w:t xml:space="preserve">  |  https://doi.org/10.1007/s11760-025-04487-9</w:t>
+        <w:t xml:space="preserve">  |  https://doi.org/10.1117/1.jei.33.1.013012</w:t>
+      </w:r>
+    </w:p>
+    <w:p>
+      <w:r>
+        <w:t>Visual object tracking algorithms based on Siamese networks yield promising results through offline training on large benchmarks. However, they cannot adapt well to changes in the target’s appearance and tracking scenarios during online tracking because they rely on a single initial template. Most existing template update algorithms use the tracking result of the previous frame to update the template. If the tracking results deteriorate, it can cause the tracker to accumulate incorrect templates, leading to tracking drift. In this work, we proposed a dynamic template updating Siamese network called dynamic template updating (DTU)-Track that utilizes status feedback with quality evaluation for visual object tracking. This network dynamically selects the tracking template for the next frame based on feedback from the tracking result of the previous frame. It calculates the updating quality score and tracking quality score by using the tracking result of the previous frame. The updating quality score determines whether the current tracking result can be stored in the template library. The tracking quality score quantifies the quality of the tracking status of the previous frame. The quality conversion module determines the number of templates required for the next frame by evaluating the tracking quality of the previous frame. The template extraction mechanism selects high-quality, diverse templates from the template library, thereby enabling the tracker to effectively adapt to changes in tracking scenarios and target’s appearance in the subsequent frame. Extensive experiments on large-scale benchmarks, such as OTB-2015, UAV123, GOT-10k, TrackingNet, and LaSOT, demonstrated our method’s superiority over other algorithms in various tracking scenarios, yielding a real-time speed of 36 FPS.</w:t>
+      </w:r>
+    </w:p>
+    <w:p>
+      <w:pPr>
+        <w:pStyle w:val="Heading2"/>
+      </w:pPr>
+      <w:r>
+        <w:t>219. Efficient UAV Object Tracking via Visual Contrastive Attention and Hybrid Adaptive Computation (2026)</w:t>
+      </w:r>
+    </w:p>
+    <w:p>
+      <w:r>
+        <w:rPr>
+          <w:i/>
+          <w:sz w:val="18"/>
+        </w:rPr>
+        <w:t>Dongxu Jia, Jijiang Pang, Zhibin Zhang, Yunpeng Li, Wanli Xue</w:t>
+      </w:r>
+      <w:r>
+        <w:rPr>
+          <w:color w:val="1F4E79"/>
+          <w:sz w:val="18"/>
+        </w:rPr>
+        <w:t xml:space="preserve">  |  https://doi.org/10.1109/ust70584.2026.11663823</w:t>
       </w:r>
     </w:p>
     <w:p>
@@ -6918,12 +6889,12 @@
           <w:color w:val="808080"/>
           <w:sz w:val="16"/>
         </w:rPr>
-        <w:t>[abstract source: semanticscholar]</w:t>
-      </w:r>
-    </w:p>
-    <w:p>
-      <w:r>
-        <w:t>Convolutional neural network based trackers have achieved excellent tracking performance in terms of accuracy and speed. The feature extraction network is an essential component of trackers, serving as the foundation for target representation and discrimination. Existing feature extraction sub-networks struggle to adequately extract discriminative target spatial and channel features, which limits their representation capability. Moreover, they fail to effectively suppress background redundancy, leading to potential interference from cluttered environments. To address the limitations of existing tracking methods, we design a novel feature extraction subnetwork that incorporates a refinement and rebuilding module, integrating a Spatial Feature Refinement Module (SFRM) and a Channel Feature Rebuilding Module (CFRM). Different from existing approaches, our approach fully exploits their complementary nature to enhance target representations. The SFRM focuses on refining spatial features to preserve structural and locational accuracy, while the CFRM adaptively rebuilds channel features to strengthen semantic consistency. This design enables more accurate extraction of target features from both the template and search region, effectively highlighting foreground targets while suppressing background. By reducing redundancy in the spatial domain and enhancing feature expressiveness, our method presents a novel and effective tracking framework which achieves more precise target localization. We evaluated the proposed tracker on LaSOT, TrackingNet, NFS, UAV123, GOT-10K, DTB70 and TNL2K benchmarks. Compared to EMAT, our tracker improves by 3.7% in AO.</w:t>
+        <w:t>[abstract source: indexed preview (partial)]</w:t>
+      </w:r>
+    </w:p>
+    <w:p>
+      <w:r>
+        <w:t>Vision Transformers (ViTs) have achieved remarkable success in Unmanned Aerial Vehicle (UAV) object tracking. However, their computational cost limits onboard deployment. This paper proposes an efficient UAV object tracking approach via visual contrastive attention and hybrid adaptive computation, introducing contrastive attention mechanisms to enhance target-background discrimination and adaptive computation to reduce redundant processing, balancing accuracy and efficiency for resource-constrained UAV platforms. [partial abstract - IEEE crawl failed; from indexed preview]</w:t>
       </w:r>
     </w:p>
     <w:p>
@@ -6931,7 +6902,7 @@
         <w:pStyle w:val="Heading2"/>
       </w:pPr>
       <w:r>
-        <w:t>221. From passive perception to active control and collaborative planning: A system-level survey on UVA visual moving target tracking (2026)</w:t>
+        <w:t>220. FAEMTrack: Feature-Augmented Embedding and Cross-Drone Fusion for Single Object Tracking (2025)</w:t>
       </w:r>
     </w:p>
     <w:p>
@@ -6940,19 +6911,19 @@
           <w:i/>
           <w:sz w:val="18"/>
         </w:rPr>
-        <w:t>Yaodong Wei, Jiageng Liu, Kejuan Xue, Ende Wang; Defence Technology</w:t>
+        <w:t>Jiahua Wang, Ping Zhang, Hongliang Zeng, Tingyu Ye, Zichen Wei, Fang Li, Chunjie Chen; IEEE Internet of Things Journal</w:t>
       </w:r>
       <w:r>
         <w:rPr>
           <w:color w:val="1F4E79"/>
           <w:sz w:val="18"/>
         </w:rPr>
-        <w:t xml:space="preserve">  |  https://doi.org/10.1016/j.dt.2026.07.026</w:t>
-      </w:r>
-    </w:p>
-    <w:p>
-      <w:r>
-        <w:t>Relying on high maneuverability, unmanned aerial vehicles (UAVs) have become an important frontier direction in the field of moving target tracking. Due to their high adaptability, UAVs equipped with multi-sensor visual tracking technology can execute various tasks in hazardous environments. However, different application requirements and scenarios lead to different tracking focuses. In consideration of the tracking requirements of UAV-based tracking, this paper reviews the current research status of UAV moving target tracking. First, according to the different demands for target tracking across various scenarios, this paper proposes a classification method for target tracking technologies, categorizing them into a three-class evolutionary framework consisting of passive perception, active control, and collaborative planning, based on the deep coupling logic of perception-decision-control. Subsequently, based on different application scenarios, existing UAV moving target tracking algorithms are classified and summarized. Finally, this paper comprehensively reviews multidimensional evaluation metrics and proposes a forward-looking developmental roadmap oriented toward scalable, highly reliable, and swarm-intelligence tracking architectures.</w:t>
+        <w:t xml:space="preserve">  |  https://doi.org/10.1109/jiot.2025.3638848</w:t>
+      </w:r>
+    </w:p>
+    <w:p>
+      <w:r>
+        <w:t>Drones are widely used in fields such as aerial photography and security inspection, owing to their high mobility and wide field of view. Compared to a single drone, multi-drone systems can capture complementary information from different viewpoints, effectively addressing complex tracking scenarios such as occlusion, viewpoint changes, and target disappearance. However, existing multi-drone tracking methods often suffer from inadequate feature representation and inefficient inter-drone information fusion. To tackle these challenges, we propose FAEMTrack, a novel multi-drone tracking framework that integrates a feature-augmented embedding module (FAEM) with an advanced cross-drone fusion mechanism. FAEM enhances spatial-semantic feature encoding by replacing conventional convolutional layers with a multi-scale depthwise convolution block (MSDB) and spatial attention mechanism (SA), significantly improving the discriminative power of target features across different drone perspectives. Furthermore, to better utilize complementary information from different viewpoints, we introduce a cross-drone fusion strategy based on response confidence and entropy-weighted fusion, dynamically integrating information from multi-drone and promoting adaptive collaboration among them. Extensive experiments on the MDOT benchmark demonstrate that FAEMTrack outperforms existing state-of-the-art single-drone and multi-drone tracking methods in both tracking accuracy and robustness, showcasing its superior performance in complex scenarios. The source code and trained models will be available at https://github.com/wjh-scut/FAEMTrack.</w:t>
       </w:r>
     </w:p>
     <w:p>
@@ -6960,7 +6931,7 @@
         <w:pStyle w:val="Heading2"/>
       </w:pPr>
       <w:r>
-        <w:t>222. Geometrical Relation Prediction Transformer for UAV-Ground Visual Tracking (2026)</w:t>
+        <w:t>221. Feature Extraction with Refinement and Rebuilding Module for Visual Tracking (2025)</w:t>
       </w:r>
     </w:p>
     <w:p>
@@ -6969,43 +6940,14 @@
           <w:i/>
           <w:sz w:val="18"/>
         </w:rPr>
-        <w:t>Yun Xiao, Song Chen, Leilei Cheng, Chenglong Li, Aiwu Zhou, Jin Tang; Cognitive Computation</w:t>
+        <w:t>Wenshuang Zhang, Hanhao Li, Pengcheng Sha, Dezheng Zhang, Jun Wang; Signal Image and Video Processing</w:t>
       </w:r>
       <w:r>
         <w:rPr>
           <w:color w:val="1F4E79"/>
           <w:sz w:val="18"/>
         </w:rPr>
-        <w:t xml:space="preserve">  |  https://doi.org/10.1007/s12559-026-10608-4</w:t>
-      </w:r>
-    </w:p>
-    <w:p>
-      <w:r>
-        <w:t>UAV-Ground visual tracking is to achieve robust tracking by leveraging the discriminative information from both UAV and ground views. The existing approach uses a multi-view collaborative model to associate and fuse target features from different views by calculating the appearance similarity. However, it fails in challenging scenarios due to cross-view spatial misalignment caused by ignored geometric relations. To handle this problem, we propose a robust UAV-Ground tracker based on the novel Geometric Relation Prediction Transformer (GRPT), which leverages the coordinate offset of the target between two views to achieve accurate collaborative modeling. Moreover, we design a SRA strategy to adaptively correct the location of search regions for cross-view spatial alignment. We evaluate our method on public dataset UGVT, achieving 82.5% PR in UAV view, improving the baseline by 3.9%.</w:t>
-      </w:r>
-    </w:p>
-    <w:p>
-      <w:pPr>
-        <w:pStyle w:val="Heading2"/>
-      </w:pPr>
-      <w:r>
-        <w:t>223. Gradually target activating and self-supervised enhancing for visual tracking (2026)</w:t>
-      </w:r>
-    </w:p>
-    <w:p>
-      <w:r>
-        <w:rPr>
-          <w:i/>
-          <w:sz w:val="18"/>
-        </w:rPr>
-        <w:t>Yanfang Deng, Jie Chen, Canlong Zhang, Zhixin Li, Xiaochun Lu; Knowledge-Based Systems</w:t>
-      </w:r>
-      <w:r>
-        <w:rPr>
-          <w:color w:val="1F4E79"/>
-          <w:sz w:val="18"/>
-        </w:rPr>
-        <w:t xml:space="preserve">  |  https://doi.org/10.1016/j.knosys.2026.116779</w:t>
+        <w:t xml:space="preserve">  |  https://doi.org/10.1007/s11760-025-04487-9</w:t>
       </w:r>
     </w:p>
     <w:p>
@@ -7014,12 +6956,12 @@
           <w:color w:val="808080"/>
           <w:sz w:val="16"/>
         </w:rPr>
-        <w:t>[abstract source: publisher page (ScienceDirect)]</w:t>
-      </w:r>
-    </w:p>
-    <w:p>
-      <w:r>
-        <w:t>Most trackers based on Vision Transformer use cross attention mechanisms to identify target tokens in a search image that resemble the initial template. However, during numerous interactions, template tokens are inevitably tainted by the background tokens present in the search image, leading to difficulties in accurately distinguishing the target tokens. To tackle this issue, we introduce a Feature Activation Module (FAM) based on asymmetric mixed attention to effectively activate the target tokens in the search image while keeping the template tokens pure. The FAM was also applied in interactions between the dynamic template and the initial pure target, to obtain highly accurate target time-varying information. To fully utilize the spatial and temporal information of the target in tracking, we further propose a Spatio-Temporal Fusion Module based on the maximum suppression to encourage the tracker to identify additional spatiotemporal interaction clues. A self-supervised target-driven enhancement decoder was designed to reconstruct the dynamic template and search image from their activated features, which improved the expressive ability of these activated features toward the target. Finally, by organically integrating the three above mentioned innovative modules, we constructed a tracker called GFATrack, which exhibited robust tracking by gradually activating spatiotemporal information of the target. Our tracker achieved competitive performance compared with recent state-of-the-art methods on several challenging datasets, including UAV123, LaSOT, TrackingNet, GOT-10k, OTB100, VOT2018 and VOT2019.</w:t>
+        <w:t>[abstract source: semanticscholar]</w:t>
+      </w:r>
+    </w:p>
+    <w:p>
+      <w:r>
+        <w:t>Convolutional neural network based trackers have achieved excellent tracking performance in terms of accuracy and speed. The feature extraction network is an essential component of trackers, serving as the foundation for target representation and discrimination. Existing feature extraction sub-networks struggle to adequately extract discriminative target spatial and channel features, which limits their representation capability. Moreover, they fail to effectively suppress background redundancy, leading to potential interference from cluttered environments. To address the limitations of existing tracking methods, we design a novel feature extraction subnetwork that incorporates a refinement and rebuilding module, integrating a Spatial Feature Refinement Module (SFRM) and a Channel Feature Rebuilding Module (CFRM). Different from existing approaches, our approach fully exploits their complementary nature to enhance target representations. The SFRM focuses on refining spatial features to preserve structural and locational accuracy, while the CFRM adaptively rebuilds channel features to strengthen semantic consistency. This design enables more accurate extraction of target features from both the template and search region, effectively highlighting foreground targets while suppressing background. By reducing redundancy in the spatial domain and enhancing feature expressiveness, our method presents a novel and effective tracking framework which achieves more precise target localization. We evaluated the proposed tracker on LaSOT, TrackingNet, NFS, UAV123, GOT-10K, DTB70 and TNL2K benchmarks. Compared to EMAT, our tracker improves by 3.7% in AO.</w:t>
       </w:r>
     </w:p>
     <w:p>
@@ -7027,7 +6969,7 @@
         <w:pStyle w:val="Heading2"/>
       </w:pPr>
       <w:r>
-        <w:t>224. HCETrack: Visual Tracking with Historical Context Information and Feature Enhancement (2025)</w:t>
+        <w:t>222. From passive perception to active control and collaborative planning: A system-level survey on UVA visual moving target tracking (2026)</w:t>
       </w:r>
     </w:p>
     <w:p>
@@ -7036,19 +6978,19 @@
           <w:i/>
           <w:sz w:val="18"/>
         </w:rPr>
-        <w:t>Xinyu Yang, Man Xu, Zizhu Fan; Conference proceedings/Conference proceedings - IEEE International Conference on Systems, Man, and Cybernetics</w:t>
+        <w:t>Yaodong Wei, Jiageng Liu, Kejuan Xue, Ende Wang; Defence Technology</w:t>
       </w:r>
       <w:r>
         <w:rPr>
           <w:color w:val="1F4E79"/>
           <w:sz w:val="18"/>
         </w:rPr>
-        <w:t xml:space="preserve">  |  https://doi.org/10.1109/smc58881.2025.11342951</w:t>
-      </w:r>
-    </w:p>
-    <w:p>
-      <w:r>
-        <w:t>Currently, most deep trackers follow the Siamese paradigm, where target tracking is achieved through similarity matching between the template and search region features. This approach often processes each image pair independently, making it difficult to establish sufficient temporal correlation. This leads to poor performance of trackers when dealing with scenes where target appearance changes drastically, such as partial occlusion, rapid motion, scale variations, and target deformation. To address the above issues, this paper proposes a Transformer-based tracker that can utilize accurate and updated historical context information. Specifically, by comprehensively fusing information from the template frame, historical context information(including the target’s location and surrounding state information), and search frame, our method is able to more accurately locate the target and significantly enhance the tracker’s robustness and regression accuracy. Furthermore, this paper introduces a feature enhancement network to strengthen the extracted target features of the search region, thereby suppressing the impact of background and noise on tracking performance. Based on the above design, the proposed method is referred to as HCETrack, which effectively leverages historical context information and a feature enhancement network. Our method can achieve remarkable performance improvements on the LaSOT, LaSOText, and GOT-10k datasets.</w:t>
+        <w:t xml:space="preserve">  |  https://doi.org/10.1016/j.dt.2026.07.026</w:t>
+      </w:r>
+    </w:p>
+    <w:p>
+      <w:r>
+        <w:t>Relying on high maneuverability, unmanned aerial vehicles (UAVs) have become an important frontier direction in the field of moving target tracking. Due to their high adaptability, UAVs equipped with multi-sensor visual tracking technology can execute various tasks in hazardous environments. However, different application requirements and scenarios lead to different tracking focuses. In consideration of the tracking requirements of UAV-based tracking, this paper reviews the current research status of UAV moving target tracking. First, according to the different demands for target tracking across various scenarios, this paper proposes a classification method for target tracking technologies, categorizing them into a three-class evolutionary framework consisting of passive perception, active control, and collaborative planning, based on the deep coupling logic of perception-decision-control. Subsequently, based on different application scenarios, existing UAV moving target tracking algorithms are classified and summarized. Finally, this paper comprehensively reviews multidimensional evaluation metrics and proposes a forward-looking developmental roadmap oriented toward scalable, highly reliable, and swarm-intelligence tracking architectures.</w:t>
       </w:r>
     </w:p>
     <w:p>
@@ -7056,7 +6998,7 @@
         <w:pStyle w:val="Heading2"/>
       </w:pPr>
       <w:r>
-        <w:t>225. HEATTrack: History Evidence Injection and Target-Aware Prompting for Aerial Multispectral Single-Object Tracking (2026)</w:t>
+        <w:t>223. Geometrical Relation Prediction Transformer for UAV-Ground Visual Tracking (2026)</w:t>
       </w:r>
     </w:p>
     <w:p>
@@ -7065,14 +7007,43 @@
           <w:i/>
           <w:sz w:val="18"/>
         </w:rPr>
-        <w:t>Ling YAN, Xueyan Dong, Jian Yang, Qi Wang, Zhichao Meng, Z P Wang, Yuchao Dai; IEEE Transactions on Geoscience and Remote Sensing</w:t>
+        <w:t>Yun Xiao, Song Chen, Leilei Cheng, Chenglong Li, Aiwu Zhou, Jin Tang; Cognitive Computation</w:t>
       </w:r>
       <w:r>
         <w:rPr>
           <w:color w:val="1F4E79"/>
           <w:sz w:val="18"/>
         </w:rPr>
-        <w:t xml:space="preserve">  |  https://doi.org/10.1109/tgrs.2026.3709525</w:t>
+        <w:t xml:space="preserve">  |  https://doi.org/10.1007/s12559-026-10608-4</w:t>
+      </w:r>
+    </w:p>
+    <w:p>
+      <w:r>
+        <w:t>UAV-Ground visual tracking is to achieve robust tracking by leveraging the discriminative information from both UAV and ground views. The existing approach uses a multi-view collaborative model to associate and fuse target features from different views by calculating the appearance similarity. However, it fails in challenging scenarios due to cross-view spatial misalignment caused by ignored geometric relations. To handle this problem, we propose a robust UAV-Ground tracker based on the novel Geometric Relation Prediction Transformer (GRPT), which leverages the coordinate offset of the target between two views to achieve accurate collaborative modeling. Moreover, we design a SRA strategy to adaptively correct the location of search regions for cross-view spatial alignment. We evaluate our method on public dataset UGVT, achieving 82.5% PR in UAV view, improving the baseline by 3.9%.</w:t>
+      </w:r>
+    </w:p>
+    <w:p>
+      <w:pPr>
+        <w:pStyle w:val="Heading2"/>
+      </w:pPr>
+      <w:r>
+        <w:t>224. Gradually target activating and self-supervised enhancing for visual tracking (2026)</w:t>
+      </w:r>
+    </w:p>
+    <w:p>
+      <w:r>
+        <w:rPr>
+          <w:i/>
+          <w:sz w:val="18"/>
+        </w:rPr>
+        <w:t>Yanfang Deng, Jie Chen, Canlong Zhang, Zhixin Li, Xiaochun Lu; Knowledge-Based Systems</w:t>
+      </w:r>
+      <w:r>
+        <w:rPr>
+          <w:color w:val="1F4E79"/>
+          <w:sz w:val="18"/>
+        </w:rPr>
+        <w:t xml:space="preserve">  |  https://doi.org/10.1016/j.knosys.2026.116779</w:t>
       </w:r>
     </w:p>
     <w:p>
@@ -7081,12 +7052,12 @@
           <w:color w:val="808080"/>
           <w:sz w:val="16"/>
         </w:rPr>
-        <w:t>[abstract source: publisher page (IEEE Xplore)]</w:t>
-      </w:r>
-    </w:p>
-    <w:p>
-      <w:r>
-        <w:t>Aerial multispectral single-object tracking (SOT) is fundamental to inspection, search-and-rescue, and long-range surveillance from moving platforms. However, it remains highly vulnerable to temporal drift caused by tiny targets, fast platform motion, abrupt viewpoint changes, and cluttered backgrounds. Multispectral imagery (MSI) provides complementary reflectance cues beyond RGB, but reliably exploiting spectral information under band noise and background variability is still challenging. We present HEATTrack, a Transformer-based framework that balances short-term temporal evidence and long-term target identity cues for stable aerial multispectral tracking. First, history evidence injection (HEI) injects lightweight short-term temporal evidence by rasterizing recent predictions into boxmaps and fusing them with selected-band historical observations, yielding evidence maps that suppress irrelevant background and provide observation-conditioned guidance under noisy historical predictions. The history evidence module is trained with a perturbation-and-annealing strategy to reduce the mismatch between clean training histories and imperfect inference-time predictions. Second, target-aware multitemplate prompting (TAMTP) preserves anchor-guided target identity cues by injecting compact structural and spectral signatures into multitemplate prompts and aggregating templates with reliability-aware weights, thereby strengthening identity discrimination under distractors. Extensive experiments on MUST and MSITrack demonstrate consistent gains over competitive multispectral and general-purpose baselines. On MUST, HEATTrack improves the area under curve (AUC) from 62.8 to 67.1 over our reproduced UNTrack* baseline. On MSITrack, HEATTrack achieves 56.2 AUC, improving over our reproduced UNTrack* by 5.7 points.</w:t>
+        <w:t>[abstract source: publisher page (ScienceDirect)]</w:t>
+      </w:r>
+    </w:p>
+    <w:p>
+      <w:r>
+        <w:t>Most trackers based on Vision Transformer use cross attention mechanisms to identify target tokens in a search image that resemble the initial template. However, during numerous interactions, template tokens are inevitably tainted by the background tokens present in the search image, leading to difficulties in accurately distinguishing the target tokens. To tackle this issue, we introduce a Feature Activation Module (FAM) based on asymmetric mixed attention to effectively activate the target tokens in the search image while keeping the template tokens pure. The FAM was also applied in interactions between the dynamic template and the initial pure target, to obtain highly accurate target time-varying information. To fully utilize the spatial and temporal information of the target in tracking, we further propose a Spatio-Temporal Fusion Module based on the maximum suppression to encourage the tracker to identify additional spatiotemporal interaction clues. A self-supervised target-driven enhancement decoder was designed to reconstruct the dynamic template and search image from their activated features, which improved the expressive ability of these activated features toward the target. Finally, by organically integrating the three above mentioned innovative modules, we constructed a tracker called GFATrack, which exhibited robust tracking by gradually activating spatiotemporal information of the target. Our tracker achieved competitive performance compared with recent state-of-the-art methods on several challenging datasets, including UAV123, LaSOT, TrackingNet, GOT-10k, OTB100, VOT2018 and VOT2019.</w:t>
       </w:r>
     </w:p>
     <w:p>
@@ -7094,7 +7065,7 @@
         <w:pStyle w:val="Heading2"/>
       </w:pPr>
       <w:r>
-        <w:t>226. HOMA-ST: High-Order Motion-Guided Cross-Attention for UAV Single-Object Tracking (2026)</w:t>
+        <w:t>225. HCETrack: Visual Tracking with Historical Context Information and Feature Enhancement (2025)</w:t>
       </w:r>
     </w:p>
     <w:p>
@@ -7103,19 +7074,19 @@
           <w:i/>
           <w:sz w:val="18"/>
         </w:rPr>
-        <w:t>Peng Gu, Zhanlin Qiu, Lyailya Cherikbayeva, Xiaofeng Qiu, Arman Yeleussinov, Yestay Aikyn; IEEE Access</w:t>
+        <w:t>Xinyu Yang, Man Xu, Zizhu Fan; Conference proceedings/Conference proceedings - IEEE International Conference on Systems, Man, and Cybernetics</w:t>
       </w:r>
       <w:r>
         <w:rPr>
           <w:color w:val="1F4E79"/>
           <w:sz w:val="18"/>
         </w:rPr>
-        <w:t xml:space="preserve">  |  https://doi.org/10.1109/access.2026.3717378</w:t>
-      </w:r>
-    </w:p>
-    <w:p>
-      <w:r>
-        <w:t>Single-object tracking from unmanned aerial vehicles (UAVs) is complicated by small target size, rapid camera ego-motion, and frequent occlusion, all of which degrade the appearance cues that Transformer trackers rely on. We present HOMA-ST, which recovers a complementary motion signal by decomposing the short-term dynamics of the bounding box into three physically meaningful branches — translation, geometric variation, and trajectory — and extracting a 21-dimensional high-order motion descriptor in which every dimension has an explicit interpretation and a known minimum-frame requirement. The three branches are fused by a branch-token self-attention block, and the resulting motion energy is injected as a learnable, gated residual on the search-side queries at every cross-attention layer. An auxiliary motion-consistency loss further couples spatial accuracy to temporal plausibility. On UAV123, UAVDT, DTB70, and VisDrone-SOT, HOMA-ST improves success AUC over OSTrack by 1.7 to 2.1%, with the largest gains on fast-motion and occlusion subsets. A further evaluation on 20 live-flight sequences recorded on a DJI Tello EDU platform confirms a 4.5% AUC improvement under real deployment conditions. The results indicate that HOMA-ST provides an effective framework for robust UAV tracking in both benchmark and real-flight scenarios.</w:t>
+        <w:t xml:space="preserve">  |  https://doi.org/10.1109/smc58881.2025.11342951</w:t>
+      </w:r>
+    </w:p>
+    <w:p>
+      <w:r>
+        <w:t>Currently, most deep trackers follow the Siamese paradigm, where target tracking is achieved through similarity matching between the template and search region features. This approach often processes each image pair independently, making it difficult to establish sufficient temporal correlation. This leads to poor performance of trackers when dealing with scenes where target appearance changes drastically, such as partial occlusion, rapid motion, scale variations, and target deformation. To address the above issues, this paper proposes a Transformer-based tracker that can utilize accurate and updated historical context information. Specifically, by comprehensively fusing information from the template frame, historical context information(including the target’s location and surrounding state information), and search frame, our method is able to more accurately locate the target and significantly enhance the tracker’s robustness and regression accuracy. Furthermore, this paper introduces a feature enhancement network to strengthen the extracted target features of the search region, thereby suppressing the impact of background and noise on tracking performance. Based on the above design, the proposed method is referred to as HCETrack, which effectively leverages historical context information and a feature enhancement network. Our method can achieve remarkable performance improvements on the LaSOT, LaSOText, and GOT-10k datasets.</w:t>
       </w:r>
     </w:p>
     <w:p>
@@ -7123,7 +7094,7 @@
         <w:pStyle w:val="Heading2"/>
       </w:pPr>
       <w:r>
-        <w:t>227. Hierarchical Supervised Network for Multi-Object Tracking in Reconnaissance UAV Video under Foggy Weather (2025)</w:t>
+        <w:t>226. HEATTrack: History Evidence Injection and Target-Aware Prompting for Aerial Multispectral Single-Object Tracking (2026)</w:t>
       </w:r>
     </w:p>
     <w:p>
@@ -7132,72 +7103,14 @@
           <w:i/>
           <w:sz w:val="18"/>
         </w:rPr>
-        <w:t>Li Chen, Hongbin Deng, Qizhi Xu, Xiaolin Han; Tsinghua Science &amp; Technology</w:t>
+        <w:t>Ling YAN, Xueyan Dong, Jian Yang, Qi Wang, Zhichao Meng, Z P Wang, Yuchao Dai; IEEE Transactions on Geoscience and Remote Sensing</w:t>
       </w:r>
       <w:r>
         <w:rPr>
           <w:color w:val="1F4E79"/>
           <w:sz w:val="18"/>
         </w:rPr>
-        <w:t xml:space="preserve">  |  https://doi.org/10.26599/tst.2025.9010055</w:t>
-      </w:r>
-    </w:p>
-    <w:p>
-      <w:r>
-        <w:t>Multi-object tracking in reconnaissance UAV videos under foggy weather presents several challenges: (1) the boundaries between the target and the background become blurred; (2) targets have limited target pixels and few available features; (3) reconnaissance UAV movement causes variations on shape and size of targets. We tackled these challenges by developing a Hierarchical Supervised Network for multi-object Tracking (HSTrack). First, we employed the Salient Foreground Perception (SFP) module to extract foreground targets from blurry backgrounds. SFP is incorporated to enhance the limited pixel objects and increase foreground-background contrast. Second, we utilized multi-scale object detection (MSOD) to predict the objects with scale variations. Meanwhile, to implement hierarchical supervision, we devised a unified loss function to compute the loss of the prediction between MSOD and SFP. Finally, we use mixed metrics to connect detections to tracklets, achieving multi-object tracking. We validated our approach through experiments on a self-assembled dataset collected from a reconnaissance UAV under foggy weather, named UAV-Fog. The experimental results demonstrated that our proposed method outperformed other state-of-the-art methods in reconnaissance UAV videos under foggy weather. Furthermore, we validated the effectiveness of HSTrack on the VisDrone2019-MOT and UAVDT datasets, where it also achieved outstanding performance.</w:t>
-      </w:r>
-    </w:p>
-    <w:p>
-      <w:pPr>
-        <w:pStyle w:val="Heading2"/>
-      </w:pPr>
-      <w:r>
-        <w:t>228. Integrated channel attention method for Siamese tracker (2024)</w:t>
-      </w:r>
-    </w:p>
-    <w:p>
-      <w:r>
-        <w:rPr>
-          <w:i/>
-          <w:sz w:val="18"/>
-        </w:rPr>
-        <w:t>Ziyi Zhou, Yingran Jin, Yun Gao</w:t>
-      </w:r>
-      <w:r>
-        <w:rPr>
-          <w:color w:val="1F4E79"/>
-          <w:sz w:val="18"/>
-        </w:rPr>
-        <w:t xml:space="preserve">  |  https://doi.org/10.1117/12.3023385</w:t>
-      </w:r>
-    </w:p>
-    <w:p>
-      <w:r>
-        <w:t>It is critical to make full use of the information of the backbone to improve the performance of object tracking. A common way to mine useful information is to add attention to features. However, most trackers only use single attention to mine the features and fail to utilize the effective information in the backbone. To leverage the useful information of features in multiple ways, this paper proposes an integrated channel attention mechanism based on all kinds of commonly used channel attention methods. First, we used ResNet50 as the backbone, and then we used four attention methods to process the fourth-stage features that were extracted from the backbone to obtain attention factors. Then, through adaptive weighting, we added the four attention methods to the original features. It adaptively adjusts the importance of each channel attention, suppresses redundant information, and better captures key features of the tracked object in different channels. The effectiveness of our approach is validated on five tracking benchmarks.</w:t>
-      </w:r>
-    </w:p>
-    <w:p>
-      <w:pPr>
-        <w:pStyle w:val="Heading2"/>
-      </w:pPr>
-      <w:r>
-        <w:t>229. Learning Shallow-Robust Vision Transformers With Selective Distillation for Real-Time UAV Tracking (2026)</w:t>
-      </w:r>
-    </w:p>
-    <w:p>
-      <w:r>
-        <w:rPr>
-          <w:i/>
-          <w:sz w:val="18"/>
-        </w:rPr>
-        <w:t>Fansheng Zeng, Qihua Liang, Bineng Zhong, Chaocan Xue, Yufei Tan, Zhiyi Mo, Shuxiang Song; IEEE Transactions on Circuits and Systems for Video Technology</w:t>
-      </w:r>
-      <w:r>
-        <w:rPr>
-          <w:color w:val="1F4E79"/>
-          <w:sz w:val="18"/>
-        </w:rPr>
-        <w:t xml:space="preserve">  |  https://doi.org/10.1109/tcsvt.2026.3706810</w:t>
+        <w:t xml:space="preserve">  |  https://doi.org/10.1109/tgrs.2026.3709525</w:t>
       </w:r>
     </w:p>
     <w:p>
@@ -7206,12 +7119,12 @@
           <w:color w:val="808080"/>
           <w:sz w:val="16"/>
         </w:rPr>
-        <w:t>[abstract source: indexed preview (partial)]</w:t>
-      </w:r>
-    </w:p>
-    <w:p>
-      <w:r>
-        <w:t>To deploy high-performance vision transformer on resource-constrained uncrewed aerial vehicles, existing methods often compromise accuracy for efficiency. This paper proposes learning shallow-robust Vision Transformers with selective distillation for real-time UAV tracking: a shallow ViT student is trained with selective knowledge distillation from a deeper teacher, preserving robustness while meeting real-time constraints on UAV platforms. [partial abstract - IEEE page gave introduction excerpt; from indexed preview]</w:t>
+        <w:t>[abstract source: publisher page (IEEE Xplore)]</w:t>
+      </w:r>
+    </w:p>
+    <w:p>
+      <w:r>
+        <w:t>Aerial multispectral single-object tracking (SOT) is fundamental to inspection, search-and-rescue, and long-range surveillance from moving platforms. However, it remains highly vulnerable to temporal drift caused by tiny targets, fast platform motion, abrupt viewpoint changes, and cluttered backgrounds. Multispectral imagery (MSI) provides complementary reflectance cues beyond RGB, but reliably exploiting spectral information under band noise and background variability is still challenging. We present HEATTrack, a Transformer-based framework that balances short-term temporal evidence and long-term target identity cues for stable aerial multispectral tracking. First, history evidence injection (HEI) injects lightweight short-term temporal evidence by rasterizing recent predictions into boxmaps and fusing them with selected-band historical observations, yielding evidence maps that suppress irrelevant background and provide observation-conditioned guidance under noisy historical predictions. The history evidence module is trained with a perturbation-and-annealing strategy to reduce the mismatch between clean training histories and imperfect inference-time predictions. Second, target-aware multitemplate prompting (TAMTP) preserves anchor-guided target identity cues by injecting compact structural and spectral signatures into multitemplate prompts and aggregating templates with reliability-aware weights, thereby strengthening identity discrimination under distractors. Extensive experiments on MUST and MSITrack demonstrate consistent gains over competitive multispectral and general-purpose baselines. On MUST, HEATTrack improves the area under curve (AUC) from 62.8 to 67.1 over our reproduced UNTrack* baseline. On MSITrack, HEATTrack achieves 56.2 AUC, improving over our reproduced UNTrack* by 5.7 points.</w:t>
       </w:r>
     </w:p>
     <w:p>
@@ -7219,7 +7132,7 @@
         <w:pStyle w:val="Heading2"/>
       </w:pPr>
       <w:r>
-        <w:t>230. MHPTrack: Efficient Multimodal Historical Prompting for Aerial Target Tracking (2026)</w:t>
+        <w:t>227. HOMA-ST: High-Order Motion-Guided Cross-Attention for UAV Single-Object Tracking (2026)</w:t>
       </w:r>
     </w:p>
     <w:p>
@@ -7228,19 +7141,19 @@
           <w:i/>
           <w:sz w:val="18"/>
         </w:rPr>
-        <w:t>Rui Zhu, Depeng Liu, Chaogang Wang, ZhaoKang Lu, Bohan Liu, KaiRui Xu; IEEE International Conference on Acoustics Speech and Signal Processing</w:t>
+        <w:t>Peng Gu, Zhanlin Qiu, Lyailya Cherikbayeva, Xiaofeng Qiu, Arman Yeleussinov, Yestay Aikyn; IEEE Access</w:t>
       </w:r>
       <w:r>
         <w:rPr>
           <w:color w:val="1F4E79"/>
           <w:sz w:val="18"/>
         </w:rPr>
-        <w:t xml:space="preserve">  |  https://doi.org/10.1109/icassp55912.2026.11464380</w:t>
-      </w:r>
-    </w:p>
-    <w:p>
-      <w:r>
-        <w:t>In recent years, researchers have proposed a range of methods for tracking aerial targets. However, many of these approaches tend to neglect the historical movement patterns of the target. Moreover, these methods often neglect historical and motion-related information about the target. As a result, its performance deteriorates under occlusion and low resolution conditions. To address these challenges, we propose a multimodal instantaneous trajectory prediction method based on historical memory cues (MHPTrack) for aerial target tracking. This method makes full use of visual features, optical flow information and depth information. Our method achieved more stable tracking under challenging conditions. In addition, we have designed an efficient historical prompt generation network, which significantly improves the reasoning speed. We evaluated multiple this method on benchmark datasets and demonstrated that our method consistently achieves outstanding performance across various evaluation metrics.</w:t>
+        <w:t xml:space="preserve">  |  https://doi.org/10.1109/access.2026.3717378</w:t>
+      </w:r>
+    </w:p>
+    <w:p>
+      <w:r>
+        <w:t>Single-object tracking from unmanned aerial vehicles (UAVs) is complicated by small target size, rapid camera ego-motion, and frequent occlusion, all of which degrade the appearance cues that Transformer trackers rely on. We present HOMA-ST, which recovers a complementary motion signal by decomposing the short-term dynamics of the bounding box into three physically meaningful branches — translation, geometric variation, and trajectory — and extracting a 21-dimensional high-order motion descriptor in which every dimension has an explicit interpretation and a known minimum-frame requirement. The three branches are fused by a branch-token self-attention block, and the resulting motion energy is injected as a learnable, gated residual on the search-side queries at every cross-attention layer. An auxiliary motion-consistency loss further couples spatial accuracy to temporal plausibility. On UAV123, UAVDT, DTB70, and VisDrone-SOT, HOMA-ST improves success AUC over OSTrack by 1.7 to 2.1%, with the largest gains on fast-motion and occlusion subsets. A further evaluation on 20 live-flight sequences recorded on a DJI Tello EDU platform confirms a 4.5% AUC improvement under real deployment conditions. The results indicate that HOMA-ST provides an effective framework for robust UAV tracking in both benchmark and real-flight scenarios.</w:t>
       </w:r>
     </w:p>
     <w:p>
@@ -7248,7 +7161,7 @@
         <w:pStyle w:val="Heading2"/>
       </w:pPr>
       <w:r>
-        <w:t>231. MemLoTrack: Enhancing TIR Anti-UAV Tracking with Memory-Integrated Low-Rank Adaptation (2025)</w:t>
+        <w:t>228. Hierarchical Supervised Network for Multi-Object Tracking in Reconnaissance UAV Video under Foggy Weather (2025)</w:t>
       </w:r>
     </w:p>
     <w:p>
@@ -7257,19 +7170,19 @@
           <w:i/>
           <w:sz w:val="18"/>
         </w:rPr>
-        <w:t>Jae-Kwan Park, Ji-Hyeong Han; Sensors</w:t>
+        <w:t>Li Chen, Hongbin Deng, Qizhi Xu, Xiaolin Han; Tsinghua Science &amp; Technology</w:t>
       </w:r>
       <w:r>
         <w:rPr>
           <w:color w:val="1F4E79"/>
           <w:sz w:val="18"/>
         </w:rPr>
-        <w:t xml:space="preserve">  |  https://doi.org/10.3390/s25237359</w:t>
-      </w:r>
-    </w:p>
-    <w:p>
-      <w:r>
-        <w:t>Tracking small, fast-moving unmanned aerial vehicles (UAVs) in thermal infrared (TIR) imagery is a significant challenge due to low-resolution targets, Dynamic Background Clutter, and frequent occlusions. To address this, we introduce MemLoTrack, a novel onestream Vision Transformer tracker that integrates a memory mechanism into a parameterefficient LoRA framework. MemLoTrack enhances a baseline tracker (LoRAT) with two key components: (i) a gated First-In, First-Out (FIFO) memory bank (MB) for temporal context aggregation and (ii) a lightweight Memory Attention Layer (MAL) for effective information retrieval. A key component of our method is a selective memory update policy, which commits a frame to the memory bank only when it satisfies both a classification confidence threshold (τ) and a Kalman filter-based motion consistency check. This gating mechanism robustly prevents memory contamination due to distractors, occlusions, and reappearance events. Our training is highly efficient, updating only the LoRA adapters, MAL, and prediction head while the pretrained DINOv2 backbone remains frozen. Evaluated on the challenging Anti-UAV410 benchmark, MemLoTrack (Lmem = 7, τ = 0.8) achieves an AUC of 63.6 and a State Accuracy (SA) of 64.0, representing a significant improvement over the LoRAT baseline by +1.4 AUC and +1.5 SA. Compared to the state-of-the-art method FocusTrack, MemLoTrack demonstrates superior robustness with higher AUC (63.6 vs. 62.8) and SA (64.0 vs. 63.9), while trading lower precision (P/P-Norm) scores. Furthermore, MemLoTrack operates at 153 FPS on a single RTX 4070 Ti SUPER, demonstrating that parameter-efficient fine-tuning with a selective memory mechanism is a powerful and deployable strategy for real-time Anti-UAV tracking in demanding TIR environments.</w:t>
+        <w:t xml:space="preserve">  |  https://doi.org/10.26599/tst.2025.9010055</w:t>
+      </w:r>
+    </w:p>
+    <w:p>
+      <w:r>
+        <w:t>Multi-object tracking in reconnaissance UAV videos under foggy weather presents several challenges: (1) the boundaries between the target and the background become blurred; (2) targets have limited target pixels and few available features; (3) reconnaissance UAV movement causes variations on shape and size of targets. We tackled these challenges by developing a Hierarchical Supervised Network for multi-object Tracking (HSTrack). First, we employed the Salient Foreground Perception (SFP) module to extract foreground targets from blurry backgrounds. SFP is incorporated to enhance the limited pixel objects and increase foreground-background contrast. Second, we utilized multi-scale object detection (MSOD) to predict the objects with scale variations. Meanwhile, to implement hierarchical supervision, we devised a unified loss function to compute the loss of the prediction between MSOD and SFP. Finally, we use mixed metrics to connect detections to tracklets, achieving multi-object tracking. We validated our approach through experiments on a self-assembled dataset collected from a reconnaissance UAV under foggy weather, named UAV-Fog. The experimental results demonstrated that our proposed method outperformed other state-of-the-art methods in reconnaissance UAV videos under foggy weather. Furthermore, we validated the effectiveness of HSTrack on the VisDrone2019-MOT and UAVDT datasets, where it also achieved outstanding performance.</w:t>
       </w:r>
     </w:p>
     <w:p>
@@ -7277,7 +7190,7 @@
         <w:pStyle w:val="Heading2"/>
       </w:pPr>
       <w:r>
-        <w:t>232. Modular Self-Supervised Learning for Hand Surgical Diagnosis (2023)</w:t>
+        <w:t>229. Integrated channel attention method for Siamese tracker (2024)</w:t>
       </w:r>
     </w:p>
     <w:p>
@@ -7286,19 +7199,19 @@
           <w:i/>
           <w:sz w:val="18"/>
         </w:rPr>
-        <w:t>Léo Dechaumet, Younès Bennani, Joseph Karkazan, Abir Barbara, Charles Dacheux, Thomas Grégory</w:t>
+        <w:t>Ziyi Zhou, Yingran Jin, Yun Gao</w:t>
       </w:r>
       <w:r>
         <w:rPr>
           <w:color w:val="1F4E79"/>
           <w:sz w:val="18"/>
         </w:rPr>
-        <w:t xml:space="preserve">  |  https://doi.org/10.1109/ijcnn54540.2023.10191165</w:t>
-      </w:r>
-    </w:p>
-    <w:p>
-      <w:r>
-        <w:t>Hand is a formidable and very complex organ. Each anatomical structure, even the smallest, can play a crucial role: arteries, tendons, nerves, work together to generate a large range of movements. Therefore, hand surgery remains a complex operation, and requires a lot of skills and experience. In this paper, we explore two different object detection problems linked to hand surgery: The detection of anatomical structures and lesions, using modular machine learning, and the Endoscopic Carpal Tunnel Release, with the help of Self-Supervised Learning. We use object detection to detect anatomical structures, and lesions. We show that modular machine learning and Self-Supervised Learning can be used to improve the results, even with only a small amount of labeled data.</w:t>
+        <w:t xml:space="preserve">  |  https://doi.org/10.1117/12.3023385</w:t>
+      </w:r>
+    </w:p>
+    <w:p>
+      <w:r>
+        <w:t>It is critical to make full use of the information of the backbone to improve the performance of object tracking. A common way to mine useful information is to add attention to features. However, most trackers only use single attention to mine the features and fail to utilize the effective information in the backbone. To leverage the useful information of features in multiple ways, this paper proposes an integrated channel attention mechanism based on all kinds of commonly used channel attention methods. First, we used ResNet50 as the backbone, and then we used four attention methods to process the fourth-stage features that were extracted from the backbone to obtain attention factors. Then, through adaptive weighting, we added the four attention methods to the original features. It adaptively adjusts the importance of each channel attention, suppresses redundant information, and better captures key features of the tracked object in different channels. The effectiveness of our approach is validated on five tracking benchmarks.</w:t>
       </w:r>
     </w:p>
     <w:p>
@@ -7306,7 +7219,7 @@
         <w:pStyle w:val="Heading2"/>
       </w:pPr>
       <w:r>
-        <w:t>233. Multi-Type Target Detection and Tracking in UAV Images under Typical Scenarios (2024)</w:t>
+        <w:t>230. Learning Shallow-Robust Vision Transformers With Selective Distillation for Real-Time UAV Tracking (2026)</w:t>
       </w:r>
     </w:p>
     <w:p>
@@ -7315,14 +7228,14 @@
           <w:i/>
           <w:sz w:val="18"/>
         </w:rPr>
-        <w:t>Lei Hou, Hejun Lv, Beixi Jia, Yang Li, Linghao Kong, Hongguang Li; IEEE International Conference on Unmanned Systems (ICUS)</w:t>
+        <w:t>Fansheng Zeng, Qihua Liang, Bineng Zhong, Chaocan Xue, Yufei Tan, Zhiyi Mo, Shuxiang Song; IEEE Transactions on Circuits and Systems for Video Technology</w:t>
       </w:r>
       <w:r>
         <w:rPr>
           <w:color w:val="1F4E79"/>
           <w:sz w:val="18"/>
         </w:rPr>
-        <w:t xml:space="preserve">  |  https://doi.org/10.1109/icus61736.2024.10839947</w:t>
+        <w:t xml:space="preserve">  |  https://doi.org/10.1109/tcsvt.2026.3706810</w:t>
       </w:r>
     </w:p>
     <w:p>
@@ -7331,12 +7244,12 @@
           <w:color w:val="808080"/>
           <w:sz w:val="16"/>
         </w:rPr>
-        <w:t>[relation: SYSTEM_INTEGRATION]</w:t>
-      </w:r>
-    </w:p>
-    <w:p>
-      <w:r>
-        <w:t>Despite significant advances in UAV target detection and tracking algorithms, real-world flight tests and data validation remain insufficient. In this study, we developed a stable and reliable UAV image target detection and tracking system based on the YOLOv5 and TCTrack networks. The system demonstrated excellent stability and reliability in laboratory-simulated scenarios, particularly excelling in target recognition accuracy. Additionally, the system was tested in real UAV flight scenarios, showcasing robust real-time performance suitable for various task scenarios. Furthermore, we collected and annotated a comprehensive outdoor multi-scene target detection dataset by operating different types of UAVs to further validate and optimize the algorithm.</w:t>
+        <w:t>[abstract source: indexed preview (partial)]</w:t>
+      </w:r>
+    </w:p>
+    <w:p>
+      <w:r>
+        <w:t>To deploy high-performance vision transformer on resource-constrained uncrewed aerial vehicles, existing methods often compromise accuracy for efficiency. This paper proposes learning shallow-robust Vision Transformers with selective distillation for real-time UAV tracking: a shallow ViT student is trained with selective knowledge distillation from a deeper teacher, preserving robustness while meeting real-time constraints on UAV platforms. [partial abstract - IEEE page gave introduction excerpt; from indexed preview]</w:t>
       </w:r>
     </w:p>
     <w:p>
@@ -7344,7 +7257,7 @@
         <w:pStyle w:val="Heading2"/>
       </w:pPr>
       <w:r>
-        <w:t>234. Multi-target Tracking with Occlusion Resistance for Mobile Robots in Dynamic Environments* (2024)</w:t>
+        <w:t>231. MHPTrack: Efficient Multimodal Historical Prompting for Aerial Target Tracking (2026)</w:t>
       </w:r>
     </w:p>
     <w:p>
@@ -7353,19 +7266,19 @@
           <w:i/>
           <w:sz w:val="18"/>
         </w:rPr>
-        <w:t>Zhongyan Liu, Biao Lu, Xinghai Xing, Dun Mao, Yongchun Fang; IEEE/RSJ International Conference on Intelligent Robots and Systems (IROS)</w:t>
+        <w:t>Rui Zhu, Depeng Liu, Chaogang Wang, ZhaoKang Lu, Bohan Liu, KaiRui Xu; IEEE International Conference on Acoustics Speech and Signal Processing</w:t>
       </w:r>
       <w:r>
         <w:rPr>
           <w:color w:val="1F4E79"/>
           <w:sz w:val="18"/>
         </w:rPr>
-        <w:t xml:space="preserve">  |  https://doi.org/10.1109/iros58592.2024.10802834</w:t>
-      </w:r>
-    </w:p>
-    <w:p>
-      <w:r>
-        <w:t>In the context of tracking multiple targets on a novel mobile robot, it is essential to obtain the three-dimensional coordinates of specified targets based on tracking boxes. Most existing multi-target tracking algorithms neglect the inherent constraints of the novel mobile robot, such as insufficient computational power, dynamically complex working environments, and irregularly occluded targets. To address these limitations, we propose a robust tracking algorithm with occlusion resistance (hereinafter referred to as ROTrack). ROTrack compensates for the predictions of Kalman filter (KF) by incorporating Inertial Measurement Unit (IMU) information, enabling the tracker to achieve more accurate tracking in dynamic environments. Additionally, MobileSAM is employed to handle occlusion issues and obtain the correct three-dimensional coordinates of the targets. At the same time, a depth-triggered segmentation strategy is proposed to reduce computational resource consumption. The effect of ROTrack is demonstrated through alignment between IMU signals and Camera Motion Compensation (CMC) data in BoT-SORT. Real-world tracking tests validate the robustness and real-time capability of ROTrack.</w:t>
+        <w:t xml:space="preserve">  |  https://doi.org/10.1109/icassp55912.2026.11464380</w:t>
+      </w:r>
+    </w:p>
+    <w:p>
+      <w:r>
+        <w:t>In recent years, researchers have proposed a range of methods for tracking aerial targets. However, many of these approaches tend to neglect the historical movement patterns of the target. Moreover, these methods often neglect historical and motion-related information about the target. As a result, its performance deteriorates under occlusion and low resolution conditions. To address these challenges, we propose a multimodal instantaneous trajectory prediction method based on historical memory cues (MHPTrack) for aerial target tracking. This method makes full use of visual features, optical flow information and depth information. Our method achieved more stable tracking under challenging conditions. In addition, we have designed an efficient historical prompt generation network, which significantly improves the reasoning speed. We evaluated multiple this method on benchmark datasets and demonstrated that our method consistently achieves outstanding performance across various evaluation metrics.</w:t>
       </w:r>
     </w:p>
     <w:p>
@@ -7373,7 +7286,7 @@
         <w:pStyle w:val="Heading2"/>
       </w:pPr>
       <w:r>
-        <w:t>235. Multilayer Semantic Perceptual Network for Aerial Tracking (2024)</w:t>
+        <w:t>232. MemLoTrack: Enhancing TIR Anti-UAV Tracking with Memory-Integrated Low-Rank Adaptation (2025)</w:t>
       </w:r>
     </w:p>
     <w:p>
@@ -7382,14 +7295,72 @@
           <w:i/>
           <w:sz w:val="18"/>
         </w:rPr>
-        <w:t>Honghong Liu, Xiaoyan Fu, Yiyuan Tian, Min Hong Xu, Zong Sun, Wenling Li; Lecture notes in electrical engineering</w:t>
+        <w:t>Jae-Kwan Park, Ji-Hyeong Han; Sensors</w:t>
       </w:r>
       <w:r>
         <w:rPr>
           <w:color w:val="1F4E79"/>
           <w:sz w:val="18"/>
         </w:rPr>
-        <w:t xml:space="preserve">  |  https://doi.org/10.1007/978-981-97-8658-9_44</w:t>
+        <w:t xml:space="preserve">  |  https://doi.org/10.3390/s25237359</w:t>
+      </w:r>
+    </w:p>
+    <w:p>
+      <w:r>
+        <w:t>Tracking small, fast-moving unmanned aerial vehicles (UAVs) in thermal infrared (TIR) imagery is a significant challenge due to low-resolution targets, Dynamic Background Clutter, and frequent occlusions. To address this, we introduce MemLoTrack, a novel onestream Vision Transformer tracker that integrates a memory mechanism into a parameterefficient LoRA framework. MemLoTrack enhances a baseline tracker (LoRAT) with two key components: (i) a gated First-In, First-Out (FIFO) memory bank (MB) for temporal context aggregation and (ii) a lightweight Memory Attention Layer (MAL) for effective information retrieval. A key component of our method is a selective memory update policy, which commits a frame to the memory bank only when it satisfies both a classification confidence threshold (τ) and a Kalman filter-based motion consistency check. This gating mechanism robustly prevents memory contamination due to distractors, occlusions, and reappearance events. Our training is highly efficient, updating only the LoRA adapters, MAL, and prediction head while the pretrained DINOv2 backbone remains frozen. Evaluated on the challenging Anti-UAV410 benchmark, MemLoTrack (Lmem = 7, τ = 0.8) achieves an AUC of 63.6 and a State Accuracy (SA) of 64.0, representing a significant improvement over the LoRAT baseline by +1.4 AUC and +1.5 SA. Compared to the state-of-the-art method FocusTrack, MemLoTrack demonstrates superior robustness with higher AUC (63.6 vs. 62.8) and SA (64.0 vs. 63.9), while trading lower precision (P/P-Norm) scores. Furthermore, MemLoTrack operates at 153 FPS on a single RTX 4070 Ti SUPER, demonstrating that parameter-efficient fine-tuning with a selective memory mechanism is a powerful and deployable strategy for real-time Anti-UAV tracking in demanding TIR environments.</w:t>
+      </w:r>
+    </w:p>
+    <w:p>
+      <w:pPr>
+        <w:pStyle w:val="Heading2"/>
+      </w:pPr>
+      <w:r>
+        <w:t>233. Modular Self-Supervised Learning for Hand Surgical Diagnosis (2023)</w:t>
+      </w:r>
+    </w:p>
+    <w:p>
+      <w:r>
+        <w:rPr>
+          <w:i/>
+          <w:sz w:val="18"/>
+        </w:rPr>
+        <w:t>Léo Dechaumet, Younès Bennani, Joseph Karkazan, Abir Barbara, Charles Dacheux, Thomas Grégory</w:t>
+      </w:r>
+      <w:r>
+        <w:rPr>
+          <w:color w:val="1F4E79"/>
+          <w:sz w:val="18"/>
+        </w:rPr>
+        <w:t xml:space="preserve">  |  https://doi.org/10.1109/ijcnn54540.2023.10191165</w:t>
+      </w:r>
+    </w:p>
+    <w:p>
+      <w:r>
+        <w:t>Hand is a formidable and very complex organ. Each anatomical structure, even the smallest, can play a crucial role: arteries, tendons, nerves, work together to generate a large range of movements. Therefore, hand surgery remains a complex operation, and requires a lot of skills and experience. In this paper, we explore two different object detection problems linked to hand surgery: The detection of anatomical structures and lesions, using modular machine learning, and the Endoscopic Carpal Tunnel Release, with the help of Self-Supervised Learning. We use object detection to detect anatomical structures, and lesions. We show that modular machine learning and Self-Supervised Learning can be used to improve the results, even with only a small amount of labeled data.</w:t>
+      </w:r>
+    </w:p>
+    <w:p>
+      <w:pPr>
+        <w:pStyle w:val="Heading2"/>
+      </w:pPr>
+      <w:r>
+        <w:t>234. Multi-Type Target Detection and Tracking in UAV Images under Typical Scenarios (2024)</w:t>
+      </w:r>
+    </w:p>
+    <w:p>
+      <w:r>
+        <w:rPr>
+          <w:i/>
+          <w:sz w:val="18"/>
+        </w:rPr>
+        <w:t>Lei Hou, Hejun Lv, Beixi Jia, Yang Li, Linghao Kong, Hongguang Li; IEEE International Conference on Unmanned Systems (ICUS)</w:t>
+      </w:r>
+      <w:r>
+        <w:rPr>
+          <w:color w:val="1F4E79"/>
+          <w:sz w:val="18"/>
+        </w:rPr>
+        <w:t xml:space="preserve">  |  https://doi.org/10.1109/icus61736.2024.10839947</w:t>
       </w:r>
     </w:p>
     <w:p>
@@ -7398,12 +7369,12 @@
           <w:color w:val="808080"/>
           <w:sz w:val="16"/>
         </w:rPr>
-        <w:t>[abstract source: publisher page (institutional repository)]</w:t>
-      </w:r>
-    </w:p>
-    <w:p>
-      <w:r>
-        <w:t>The challenges of scale variation and background interference in UAV tracking severely impact tracking performance. Currently, most existing algorithms make improvements for equiproportional scale change, but they cannot effectively deal with the challenges of aspect ratio variation. This paper proposes a multilayer semantic perceptual network consisting of a scale adaptive module (SAM) and a depth fusion module (DFM) for robust tracking. SAM captures multi-scale features at the channel level through the proposed aggregation expansion and aggregates the extracted information by a top-down path. DFM fuses the global information extracted from the search image into the multi-scale response map hierarchically, alleviating the problem of missing detail features of the target. The proposed tracker MSPTrack, which incorporates SAM and DFM, enhances the ability of target location and scale perception. Comprehensive experiments on different UAV tracking benchmarks demonstrate that our method outperforms other state-of-the-art tracking methods in terms of precision and success rate.</w:t>
+        <w:t>[relation: SYSTEM_INTEGRATION]</w:t>
+      </w:r>
+    </w:p>
+    <w:p>
+      <w:r>
+        <w:t>Despite significant advances in UAV target detection and tracking algorithms, real-world flight tests and data validation remain insufficient. In this study, we developed a stable and reliable UAV image target detection and tracking system based on the YOLOv5 and TCTrack networks. The system demonstrated excellent stability and reliability in laboratory-simulated scenarios, particularly excelling in target recognition accuracy. Additionally, the system was tested in real UAV flight scenarios, showcasing robust real-time performance suitable for various task scenarios. Furthermore, we collected and annotated a comprehensive outdoor multi-scene target detection dataset by operating different types of UAVs to further validate and optimize the algorithm.</w:t>
       </w:r>
     </w:p>
     <w:p>
@@ -7411,7 +7382,7 @@
         <w:pStyle w:val="Heading2"/>
       </w:pPr>
       <w:r>
-        <w:t>236. Object Tracking with Multiple Dynamic Templates Updating (2023)</w:t>
+        <w:t>235. Multi-target Tracking with Occlusion Resistance for Mobile Robots in Dynamic Environments* (2024)</w:t>
       </w:r>
     </w:p>
     <w:p>
@@ -7420,14 +7391,43 @@
           <w:i/>
           <w:sz w:val="18"/>
         </w:rPr>
-        <w:t>Mingyang Zhang, Kristof Van Beeck, Toon Goedemé; Lecture notes in computer science</w:t>
+        <w:t>Zhongyan Liu, Biao Lu, Xinghai Xing, Dun Mao, Yongchun Fang; IEEE/RSJ International Conference on Intelligent Robots and Systems (IROS)</w:t>
       </w:r>
       <w:r>
         <w:rPr>
           <w:color w:val="1F4E79"/>
           <w:sz w:val="18"/>
         </w:rPr>
-        <w:t xml:space="preserve">  |  https://doi.org/10.1007/978-3-031-25825-1_11</w:t>
+        <w:t xml:space="preserve">  |  https://doi.org/10.1109/iros58592.2024.10802834</w:t>
+      </w:r>
+    </w:p>
+    <w:p>
+      <w:r>
+        <w:t>In the context of tracking multiple targets on a novel mobile robot, it is essential to obtain the three-dimensional coordinates of specified targets based on tracking boxes. Most existing multi-target tracking algorithms neglect the inherent constraints of the novel mobile robot, such as insufficient computational power, dynamically complex working environments, and irregularly occluded targets. To address these limitations, we propose a robust tracking algorithm with occlusion resistance (hereinafter referred to as ROTrack). ROTrack compensates for the predictions of Kalman filter (KF) by incorporating Inertial Measurement Unit (IMU) information, enabling the tracker to achieve more accurate tracking in dynamic environments. Additionally, MobileSAM is employed to handle occlusion issues and obtain the correct three-dimensional coordinates of the targets. At the same time, a depth-triggered segmentation strategy is proposed to reduce computational resource consumption. The effect of ROTrack is demonstrated through alignment between IMU signals and Camera Motion Compensation (CMC) data in BoT-SORT. Real-world tracking tests validate the robustness and real-time capability of ROTrack.</w:t>
+      </w:r>
+    </w:p>
+    <w:p>
+      <w:pPr>
+        <w:pStyle w:val="Heading2"/>
+      </w:pPr>
+      <w:r>
+        <w:t>236. Multilayer Semantic Perceptual Network for Aerial Tracking (2024)</w:t>
+      </w:r>
+    </w:p>
+    <w:p>
+      <w:r>
+        <w:rPr>
+          <w:i/>
+          <w:sz w:val="18"/>
+        </w:rPr>
+        <w:t>Honghong Liu, Xiaoyan Fu, Yiyuan Tian, Min Hong Xu, Zong Sun, Wenling Li; Lecture notes in electrical engineering</w:t>
+      </w:r>
+      <w:r>
+        <w:rPr>
+          <w:color w:val="1F4E79"/>
+          <w:sz w:val="18"/>
+        </w:rPr>
+        <w:t xml:space="preserve">  |  https://doi.org/10.1007/978-981-97-8658-9_44</w:t>
       </w:r>
     </w:p>
     <w:p>
@@ -7436,12 +7436,12 @@
           <w:color w:val="808080"/>
           <w:sz w:val="16"/>
         </w:rPr>
-        <w:t>[abstract source: openreview]</w:t>
-      </w:r>
-    </w:p>
-    <w:p>
-      <w:r>
-        <w:t>Most existing Siamese visual trackers see the object tracking task as similarity learning between a search image and a single template image. Utilizing only one template leads to the negligence of the rich semantic information in other frames. Meanwhile, those Siamese trackers with temporal context exploitation either incorporate specially designed non-generic modules or include online-learning parts which compromise real-time performance. In this paper, we propose a novel model architecture incorporating multiple dynamic templates in a Siamese visual tracker to maximize temporal information utilization. To attain a favorable appearance representation from these templates, we propose an online dynamic template pool updater that leverages the frames with dissimilar appearances. Furthermore, we design a new hard positive sampling strategy to train the tracker with dissimilar templates. With the proposed methods, a Siamese tracker can be straightforwardly transformed and trained to benefit from the temporal correlations among frames. Comprehensive experiments on various tracking datasets show positive results and prove the effectiveness of the proposed methods.</w:t>
+        <w:t>[abstract source: publisher page (institutional repository)]</w:t>
+      </w:r>
+    </w:p>
+    <w:p>
+      <w:r>
+        <w:t>The challenges of scale variation and background interference in UAV tracking severely impact tracking performance. Currently, most existing algorithms make improvements for equiproportional scale change, but they cannot effectively deal with the challenges of aspect ratio variation. This paper proposes a multilayer semantic perceptual network consisting of a scale adaptive module (SAM) and a depth fusion module (DFM) for robust tracking. SAM captures multi-scale features at the channel level through the proposed aggregation expansion and aggregates the extracted information by a top-down path. DFM fuses the global information extracted from the search image into the multi-scale response map hierarchically, alleviating the problem of missing detail features of the target. The proposed tracker MSPTrack, which incorporates SAM and DFM, enhances the ability of target location and scale perception. Comprehensive experiments on different UAV tracking benchmarks demonstrate that our method outperforms other state-of-the-art tracking methods in terms of precision and success rate.</w:t>
       </w:r>
     </w:p>
     <w:p>
@@ -7449,7 +7449,7 @@
         <w:pStyle w:val="Heading2"/>
       </w:pPr>
       <w:r>
-        <w:t>237. Occlusion-Resistant Visual Tracking for UAVs (2025)</w:t>
+        <w:t>237. Object Tracking with Multiple Dynamic Templates Updating (2023)</w:t>
       </w:r>
     </w:p>
     <w:p>
@@ -7458,43 +7458,14 @@
           <w:i/>
           <w:sz w:val="18"/>
         </w:rPr>
-        <w:t>Qiyuan Bai, Zhezhuang Xu, Yuanheng Wang, Yuhang Zhu; IEEE International Conference on Unmanned Systems (ICUS)</w:t>
+        <w:t>Mingyang Zhang, Kristof Van Beeck, Toon Goedemé; Lecture notes in computer science</w:t>
       </w:r>
       <w:r>
         <w:rPr>
           <w:color w:val="1F4E79"/>
           <w:sz w:val="18"/>
         </w:rPr>
-        <w:t xml:space="preserve">  |  https://doi.org/10.1109/icus66297.2025.11294590</w:t>
-      </w:r>
-    </w:p>
-    <w:p>
-      <w:r>
-        <w:t>Target occlusion remains prevalent challenge in unmanned aerial vehicle (UAV) visual tracking. In this work, we present SiamStarTF, an enhanced lightweight single object tracking algorithm for aerial tracking. To address occlusion, we introduce a novel local tracking with trajectory prediction strategy. This approach employs a Transformer-based trajectory prediction model with an adaptive occlusion detection mechanism to resolve short-term complete occlusion scenarios. Subsequently, we replace backbone with modified StarNet-S2, a lightweight feature extraction network. Experiments show that SiamStarTF achieves 86.2% precision on UAV123 and 83.1% on DTB70 datasets while running at 379.7 FPS on GPU.</w:t>
-      </w:r>
-    </w:p>
-    <w:p>
-      <w:pPr>
-        <w:pStyle w:val="Heading2"/>
-      </w:pPr>
-      <w:r>
-        <w:t>238. PEBTrack: A Performance-Efficiency Balance Tracker for Aerial Scenario (2025)</w:t>
-      </w:r>
-    </w:p>
-    <w:p>
-      <w:r>
-        <w:rPr>
-          <w:i/>
-          <w:sz w:val="18"/>
-        </w:rPr>
-        <w:t>Xuesen Ma, Xiulan Yu, Xinghao Peng; Lecture notes in computer science</w:t>
-      </w:r>
-      <w:r>
-        <w:rPr>
-          <w:color w:val="1F4E79"/>
-          <w:sz w:val="18"/>
-        </w:rPr>
-        <w:t xml:space="preserve">  |  https://doi.org/10.1007/978-981-96-6596-9_14</w:t>
+        <w:t xml:space="preserve">  |  https://doi.org/10.1007/978-3-031-25825-1_11</w:t>
       </w:r>
     </w:p>
     <w:p>
@@ -7508,7 +7479,7 @@
     </w:p>
     <w:p>
       <w:r>
-        <w:t>In recent years, Siamese-based object tracking methods have gained significant attention in the UAV field. However, the computational limitations of UAV platforms and the specific challenges of aerial tracking make it difficult for existing methods to achieve both real-time performance and high accuracy. This paper proposes PEBTrack, a tracker designed to balance performance and efficiency for UAV scenarios. PEBTrack uses MobileNetV3, a lightweight network optimized for mobile devices, to reduce model parameters and increase inference speed. Additionally, two attention modules are introduced: the Channel Shift Attention Module and the Context Local Perception Attention Module. These modules enhance the robustness of the algorithm by extracting detailed visual information and improving the network’s ability to capture local features. Additionally, a network for feature fusion is utilized to combine various types of semantic information, enhancing the flow of information. The regression and classification operations are decoupled to refine the tracked object and improve tracking accuracy. Experimental findings illustrate the effectiveness of PEBTrack, which achieves a processing speed of 45 FPS using CPU inference. It outperforms existing algorithms on the UAV123 and DTB70 benchmarks, showing accuracy and robustness comparable to TCTrack, a state-of-the-art tracker.</w:t>
+        <w:t>Most existing Siamese visual trackers see the object tracking task as similarity learning between a search image and a single template image. Utilizing only one template leads to the negligence of the rich semantic information in other frames. Meanwhile, those Siamese trackers with temporal context exploitation either incorporate specially designed non-generic modules or include online-learning parts which compromise real-time performance. In this paper, we propose a novel model architecture incorporating multiple dynamic templates in a Siamese visual tracker to maximize temporal information utilization. To attain a favorable appearance representation from these templates, we propose an online dynamic template pool updater that leverages the frames with dissimilar appearances. Furthermore, we design a new hard positive sampling strategy to train the tracker with dissimilar templates. With the proposed methods, a Siamese tracker can be straightforwardly transformed and trained to benefit from the temporal correlations among frames. Comprehensive experiments on various tracking datasets show positive results and prove the effectiveness of the proposed methods.</w:t>
       </w:r>
     </w:p>
     <w:p>
@@ -7516,7 +7487,7 @@
         <w:pStyle w:val="Heading2"/>
       </w:pPr>
       <w:r>
-        <w:t>239. PMOSTRACK: A Video Object Tracking Framework with Positional Visualization and Mamba-Based Historical Modeling (2026)</w:t>
+        <w:t>238. Occlusion-Resistant Visual Tracking for UAVs (2025)</w:t>
       </w:r>
     </w:p>
     <w:p>
@@ -7525,14 +7496,43 @@
           <w:i/>
           <w:sz w:val="18"/>
         </w:rPr>
-        <w:t>Fengyi Lv, Man Xu, Zizhu Fan, Hui Wang; Lecture notes in networks and systems</w:t>
+        <w:t>Qiyuan Bai, Zhezhuang Xu, Yuanheng Wang, Yuhang Zhu; IEEE International Conference on Unmanned Systems (ICUS)</w:t>
       </w:r>
       <w:r>
         <w:rPr>
           <w:color w:val="1F4E79"/>
           <w:sz w:val="18"/>
         </w:rPr>
-        <w:t xml:space="preserve">  |  https://doi.org/10.1007/978-3-032-31236-5_8</w:t>
+        <w:t xml:space="preserve">  |  https://doi.org/10.1109/icus66297.2025.11294590</w:t>
+      </w:r>
+    </w:p>
+    <w:p>
+      <w:r>
+        <w:t>Target occlusion remains prevalent challenge in unmanned aerial vehicle (UAV) visual tracking. In this work, we present SiamStarTF, an enhanced lightweight single object tracking algorithm for aerial tracking. To address occlusion, we introduce a novel local tracking with trajectory prediction strategy. This approach employs a Transformer-based trajectory prediction model with an adaptive occlusion detection mechanism to resolve short-term complete occlusion scenarios. Subsequently, we replace backbone with modified StarNet-S2, a lightweight feature extraction network. Experiments show that SiamStarTF achieves 86.2% precision on UAV123 and 83.1% on DTB70 datasets while running at 379.7 FPS on GPU.</w:t>
+      </w:r>
+    </w:p>
+    <w:p>
+      <w:pPr>
+        <w:pStyle w:val="Heading2"/>
+      </w:pPr>
+      <w:r>
+        <w:t>239. PEBTrack: A Performance-Efficiency Balance Tracker for Aerial Scenario (2025)</w:t>
+      </w:r>
+    </w:p>
+    <w:p>
+      <w:r>
+        <w:rPr>
+          <w:i/>
+          <w:sz w:val="18"/>
+        </w:rPr>
+        <w:t>Xuesen Ma, Xiulan Yu, Xinghao Peng; Lecture notes in computer science</w:t>
+      </w:r>
+      <w:r>
+        <w:rPr>
+          <w:color w:val="1F4E79"/>
+          <w:sz w:val="18"/>
+        </w:rPr>
+        <w:t xml:space="preserve">  |  https://doi.org/10.1007/978-981-96-6596-9_14</w:t>
       </w:r>
     </w:p>
     <w:p>
@@ -7541,12 +7541,12 @@
           <w:color w:val="808080"/>
           <w:sz w:val="16"/>
         </w:rPr>
-        <w:t>[abstract source: indexed preview (partial)]</w:t>
-      </w:r>
-    </w:p>
-    <w:p>
-      <w:r>
-        <w:t>PMOSTrack contributes a unified tracking framework that (1) leverages Mamba-based memory modeling for long-term temporal context, and (2) introduces positional visualization for interpretable tracking. The framework applies state-space (Mamba) historical modeling to maintain long-range temporal context efficiently for video object tracking. [partial abstract - Springer challenge page; from indexed preview]</w:t>
+        <w:t>[abstract source: openreview]</w:t>
+      </w:r>
+    </w:p>
+    <w:p>
+      <w:r>
+        <w:t>In recent years, Siamese-based object tracking methods have gained significant attention in the UAV field. However, the computational limitations of UAV platforms and the specific challenges of aerial tracking make it difficult for existing methods to achieve both real-time performance and high accuracy. This paper proposes PEBTrack, a tracker designed to balance performance and efficiency for UAV scenarios. PEBTrack uses MobileNetV3, a lightweight network optimized for mobile devices, to reduce model parameters and increase inference speed. Additionally, two attention modules are introduced: the Channel Shift Attention Module and the Context Local Perception Attention Module. These modules enhance the robustness of the algorithm by extracting detailed visual information and improving the network’s ability to capture local features. Additionally, a network for feature fusion is utilized to combine various types of semantic information, enhancing the flow of information. The regression and classification operations are decoupled to refine the tracked object and improve tracking accuracy. Experimental findings illustrate the effectiveness of PEBTrack, which achieves a processing speed of 45 FPS using CPU inference. It outperforms existing algorithms on the UAV123 and DTB70 benchmarks, showing accuracy and robustness comparable to TCTrack, a state-of-the-art tracker.</w:t>
       </w:r>
     </w:p>
     <w:p>
@@ -7554,7 +7554,7 @@
         <w:pStyle w:val="Heading2"/>
       </w:pPr>
       <w:r>
-        <w:t>240. Parallel Perceptual Attention and Multifrequency Matching Network for UAV Tracking (2025)</w:t>
+        <w:t>240. PMOSTRACK: A Video Object Tracking Framework with Positional Visualization and Mamba-Based Historical Modeling (2026)</w:t>
       </w:r>
     </w:p>
     <w:p>
@@ -7563,101 +7563,14 @@
           <w:i/>
           <w:sz w:val="18"/>
         </w:rPr>
-        <w:t>Anping Deng, Guangliang Han, Hang Yang, Zhichao Liu, Jianping Li, Dianbing Chen; IEEE Geoscience and Remote Sensing Letters</w:t>
+        <w:t>Fengyi Lv, Man Xu, Zizhu Fan, Hui Wang; Lecture notes in networks and systems</w:t>
       </w:r>
       <w:r>
         <w:rPr>
           <w:color w:val="1F4E79"/>
           <w:sz w:val="18"/>
         </w:rPr>
-        <w:t xml:space="preserve">  |  https://doi.org/10.1109/lgrs.2025.3543825</w:t>
-      </w:r>
-    </w:p>
-    <w:p>
-      <w:r>
-        <w:t>In recent years, trackers based on deep learning have demonstrated immense potential, attributed to their robust modeling capabilities. Nevertheless, due to the limited computational power of uncrewed aerial vehicle (UAV) platforms and the complexity of scenarios encountered during tracking, the existing trackers struggle to effectively balance algorithmic accuracy and operational speed. This defect seriously affects the practical significance of tracking algorithm based on deep learning. To address this challenge, we have devised PMTrack, an efficient tracking model grounded in Siamese neural networks. The key innovations of PMTrack encompass: 1) the adoption of parallel perceptual attention (PPA) to enhance feature saliency and 2) the design of a multifrequency matching (MFM) network that facilitates feature matching through multidimensional feature information while mitigating redundant computations. PMTrack is both efficient and effective: its effectiveness is validated through comprehensive evaluations on multiple public benchmarks. We have deployed PMTrack on various drone platforms, specifically running at a speed of 46 frames per second (FPS) on the typical embedded aerial tracking platform Nvidia Xavier. This confirms the feasibility and practicality of the algorithm presented in this letter in real world.</w:t>
-      </w:r>
-    </w:p>
-    <w:p>
-      <w:pPr>
-        <w:pStyle w:val="Heading2"/>
-      </w:pPr>
-      <w:r>
-        <w:t>241. Progressive Hierarchical Feature Periodic Transformer for Robust UAV Tracking (2025)</w:t>
-      </w:r>
-    </w:p>
-    <w:p>
-      <w:r>
-        <w:rPr>
-          <w:i/>
-          <w:sz w:val="18"/>
-        </w:rPr>
-        <w:t>Haoyu Qu, Haijun Wang; IEEE Robotics and Automation Letters</w:t>
-      </w:r>
-      <w:r>
-        <w:rPr>
-          <w:color w:val="1F4E79"/>
-          <w:sz w:val="18"/>
-        </w:rPr>
-        <w:t xml:space="preserve">  |  https://doi.org/10.1109/lra.2025.3643331</w:t>
-      </w:r>
-    </w:p>
-    <w:p>
-      <w:r>
-        <w:t>Robust visual tracking for unmanned aerial vehicles (UAVs) remains challenging in dynamic aerial environments because existing methods either fail to capture long-range dependencies in CNN-based models or lose critical local details in Transformer-based approaches. To overcome these limitations, we propose the Progressive Hierarchical Feature Periodic Transformer (PHFP), a two-stage representation learning framework for UAV tracking. In the coarse representation learning stage, our Progressive Hierarchical Feature Refinement (PHFR) module employs a multi-branch atrous Feature Enhancement Module (FEM) to enrich fine-grained local contexts, along with Semantic-Aware Module (SAM) and Parallel Asymmetric Convolution Block (PACB) that leverage shallow features to suppress background noise and refine deep representations. In the fine representation learning stage, a periodic transformer, enhanced by a dedicated Fourier Analysis Network (FAN), hierarchically fuses multi-level feature maps to explicitly extract latent periodic structures and generate robust embeddings. Extensive evaluations on the DTB70, UAV20L, UAVTrack112, and UAVTrack112_L benchmarks demonstrate that PHFP outperforms state-of-the-art trackers by significant margins while operating at 32.6 frames per second on an edge-equipped aerial platform, confirming its effectiveness and real-time capability.</w:t>
-      </w:r>
-    </w:p>
-    <w:p>
-      <w:pPr>
-        <w:pStyle w:val="Heading2"/>
-      </w:pPr>
-      <w:r>
-        <w:t>242. RSconv: A Shape-Adaptive Learnable Affine Convolution Mode for Robust UAV Tracking in Infrared Scene (2026)</w:t>
-      </w:r>
-    </w:p>
-    <w:p>
-      <w:r>
-        <w:rPr>
-          <w:i/>
-          <w:sz w:val="18"/>
-        </w:rPr>
-        <w:t>Dakai Sun, Qian Jiang, Wangming Lan, Shiwei Wang, Xin Jin; IEEE Open Journal of Instrumentation and Measurement</w:t>
-      </w:r>
-      <w:r>
-        <w:rPr>
-          <w:color w:val="1F4E79"/>
-          <w:sz w:val="18"/>
-        </w:rPr>
-        <w:t xml:space="preserve">  |  https://doi.org/10.1109/ojim.2026.3723491</w:t>
-      </w:r>
-    </w:p>
-    <w:p>
-      <w:r>
-        <w:t>Using visual sensors is a common and low-cost strategy for implementing anti-uncrewed aerial vehicle (UAV) tasks. In UAV object tracking tasks, the frequent changes in flight attitude and object shape pose significant challenges for feature extraction. Traditional convolutional forms possess only translation invariance, making them sensitive to rotation and deformation, which easily affects feature extraction, common factors in UAV tracking scenarios. To address this issue, we propose RSconv (rotation-angle and scale-factor learnable convolution), a novel convolutional mechanism that endows convolution kernels with rotation and scale adaptability. In particular, RSconv performs affine convolution using learnable rotation and scale parameters that are optimized during training, enabling the kernel to adapt to local geometric variations of the target. By introducing learnable parameters s and $\theta $ into the convolution kernel, RSconv learns to adjust the kernel parameters through affine transformation (rotation and scaling) before performing convolution. This enables adaptive feature extraction for UAV targets with varying shapes. At the same time, this does not require adding any additional modules. This design allows the convolution operation to achieve enhanced robustness to rotation and scale variations, significantly improving the robustness of tracking models against UAV pose variations. Experimental results demonstrate that on the anti-UAV dataset, using our designed tracker SiamDfc, which already outperforms other trackers, and considering that trackers struggle to extract effective features in the complex anti-UAV410 dataset, our designed SiamDcn outperforms most mainstream convolutional neural network (CNN)- and Transformer-based trackers. These results validate that RSconv achieves translation, rotation, and scale invariance, thereby providing stronger tracking robustness under diverse UAV flight attitudes and target deformations. The code is publicly available at https://github.com/jinxinhuo/RSConv</w:t>
-      </w:r>
-    </w:p>
-    <w:p>
-      <w:pPr>
-        <w:pStyle w:val="Heading2"/>
-      </w:pPr>
-      <w:r>
-        <w:t>243. Re-detection UAV target tracking algorithm based on twin network (2026)</w:t>
-      </w:r>
-    </w:p>
-    <w:p>
-      <w:r>
-        <w:rPr>
-          <w:i/>
-          <w:sz w:val="18"/>
-        </w:rPr>
-        <w:t>Tianyu Pi, Chunyu Chen, Hengxiang He</w:t>
-      </w:r>
-      <w:r>
-        <w:rPr>
-          <w:color w:val="1F4E79"/>
-          <w:sz w:val="18"/>
-        </w:rPr>
-        <w:t xml:space="preserve">  |  https://doi.org/10.1109/ciml69155.2026.11692792</w:t>
+        <w:t xml:space="preserve">  |  https://doi.org/10.1007/978-3-032-31236-5_8</w:t>
       </w:r>
     </w:p>
     <w:p>
@@ -7666,12 +7579,12 @@
           <w:color w:val="808080"/>
           <w:sz w:val="16"/>
         </w:rPr>
-        <w:t>[relation: UNVERIFIABLE | abstract source: semanticscholar]</w:t>
-      </w:r>
-    </w:p>
-    <w:p>
-      <w:r>
-        <w:t>Drone target tracking algorithms have always been a popular research topic in the field of image processing. To address the issue of background interference in target tracking from a drone’s perspective and to improve tracking accuracy, a new drone target tracking algorithm based on a twin-network architecture is proposed. The template image is continuously updated, thereby enhancing the recognition rate during re-detection. A self-attention mechanism is incorporated to effectively focus on relevant semantic information while suppressing irrelevant noise. Additionally, a cross-attention mechanism is used to integrate the advantages of features from different branches. Through qualitative experiments conducted on the UAV123 dataset and DTB70 dataset, significant performance improvements were achieved in terms of accuracy and success rate. The algorithm presented in this paper achieved scores of 0.614 and 0.806 in terms of success rate and accuracy respectively on the UAV123 dataset with complex backgrounds, demonstrating its good performance. This represents progress in target tracking algorithms and promotes the development of the target tracking, Machine learning and image processing fields.</w:t>
+        <w:t>[abstract source: indexed preview (partial)]</w:t>
+      </w:r>
+    </w:p>
+    <w:p>
+      <w:r>
+        <w:t>PMOSTrack contributes a unified tracking framework that (1) leverages Mamba-based memory modeling for long-term temporal context, and (2) introduces positional visualization for interpretable tracking. The framework applies state-space (Mamba) historical modeling to maintain long-range temporal context efficiently for video object tracking. [partial abstract - Springer challenge page; from indexed preview]</w:t>
       </w:r>
     </w:p>
     <w:p>
@@ -7679,7 +7592,7 @@
         <w:pStyle w:val="Heading2"/>
       </w:pPr>
       <w:r>
-        <w:t>244. Real-Time UAV Tracking Through Disentangled Representation With Mutual Information Maximization (2024)</w:t>
+        <w:t>241. Parallel Perceptual Attention and Multifrequency Matching Network for UAV Tracking (2025)</w:t>
       </w:r>
     </w:p>
     <w:p>
@@ -7688,19 +7601,19 @@
           <w:i/>
           <w:sz w:val="18"/>
         </w:rPr>
-        <w:t>Hengzhou Ye, Xiangyang Yang, You Wu, Xucheng Wang, Yongxin Li, Shuiwang Li; IEEE Access</w:t>
+        <w:t>Anping Deng, Guangliang Han, Hang Yang, Zhichao Liu, Jianping Li, Dianbing Chen; IEEE Geoscience and Remote Sensing Letters</w:t>
       </w:r>
       <w:r>
         <w:rPr>
           <w:color w:val="1F4E79"/>
           <w:sz w:val="18"/>
         </w:rPr>
-        <w:t xml:space="preserve">  |  https://doi.org/10.1109/access.2024.3439432</w:t>
-      </w:r>
-    </w:p>
-    <w:p>
-      <w:r>
-        <w:t>Efficient UAV tracking faces challenges due to limited onboard resources, short battery life, and payload constraints. discriminative correlation filters (DCF)-based trackers have traditionally been preferred for their efficiency. However, recent lightweight deep learning (DL) trackers, leveraging model compression, exhibit significant CPU efficiency and precision. Unfortunately, existing model compression approaches have struggled with maintaining tracking precision, especially at higher compression rates. This paper addresses this limitation with a novel approach, called disentangled representation learning with mutual information maximization (DR-MIM). DR-MIM has the potential to enhance the accuracy and efficiency of DL-based trackers, particularly in UAV tracking. The primary concept underpinning this approach is disentangled representation which bifurcates the feature space into two distinct categories: identity-related and identity-unrelated elements. This bifurcation serves as a critical component, powering the heightened level of precision and efficiency attained by DL-based trackers. The focus of our work is predominantly on the employment of exclusively identity-related features. As a result of this focus, there’s a noticeable escalation in the efficacy of the feature representation. To further enhance efficiency without compromising accuracy, we have quantified the network, which has been named DR-MIM (v2). Exhaustive experiments conducted across four aerial tracking benchmarks have demonstrated the superiority of the proposed method. A standout performance on VisDrone2018 showcases DR-MIM (v2)’s impressive GPU speed of 658 FPS, coupled with a maintained precision of 82.1%, underscoring the potential of our approach in real-world UAV tracking scenarios.</w:t>
+        <w:t xml:space="preserve">  |  https://doi.org/10.1109/lgrs.2025.3543825</w:t>
+      </w:r>
+    </w:p>
+    <w:p>
+      <w:r>
+        <w:t>In recent years, trackers based on deep learning have demonstrated immense potential, attributed to their robust modeling capabilities. Nevertheless, due to the limited computational power of uncrewed aerial vehicle (UAV) platforms and the complexity of scenarios encountered during tracking, the existing trackers struggle to effectively balance algorithmic accuracy and operational speed. This defect seriously affects the practical significance of tracking algorithm based on deep learning. To address this challenge, we have devised PMTrack, an efficient tracking model grounded in Siamese neural networks. The key innovations of PMTrack encompass: 1) the adoption of parallel perceptual attention (PPA) to enhance feature saliency and 2) the design of a multifrequency matching (MFM) network that facilitates feature matching through multidimensional feature information while mitigating redundant computations. PMTrack is both efficient and effective: its effectiveness is validated through comprehensive evaluations on multiple public benchmarks. We have deployed PMTrack on various drone platforms, specifically running at a speed of 46 frames per second (FPS) on the typical embedded aerial tracking platform Nvidia Xavier. This confirms the feasibility and practicality of the algorithm presented in this letter in real world.</w:t>
       </w:r>
     </w:p>
     <w:p>
@@ -7708,7 +7621,7 @@
         <w:pStyle w:val="Heading2"/>
       </w:pPr>
       <w:r>
-        <w:t>245. Research on Transformer Tracking with Temporal Context and Bounding Box Refinement Module (2025)</w:t>
+        <w:t>242. Progressive Hierarchical Feature Periodic Transformer for Robust UAV Tracking (2025)</w:t>
       </w:r>
     </w:p>
     <w:p>
@@ -7717,14 +7630,72 @@
           <w:i/>
           <w:sz w:val="18"/>
         </w:rPr>
-        <w:t>Xiaofang Mu, Zijian Wang, Hong Shi, Mingxing Hou, Yiming Wu, Shuxian Guo, Xiaotong Wu; Communications in computer and information science</w:t>
+        <w:t>Haoyu Qu, Haijun Wang; IEEE Robotics and Automation Letters</w:t>
       </w:r>
       <w:r>
         <w:rPr>
           <w:color w:val="1F4E79"/>
           <w:sz w:val="18"/>
         </w:rPr>
-        <w:t xml:space="preserve">  |  https://doi.org/10.1007/978-981-96-2186-6_17</w:t>
+        <w:t xml:space="preserve">  |  https://doi.org/10.1109/lra.2025.3643331</w:t>
+      </w:r>
+    </w:p>
+    <w:p>
+      <w:r>
+        <w:t>Robust visual tracking for unmanned aerial vehicles (UAVs) remains challenging in dynamic aerial environments because existing methods either fail to capture long-range dependencies in CNN-based models or lose critical local details in Transformer-based approaches. To overcome these limitations, we propose the Progressive Hierarchical Feature Periodic Transformer (PHFP), a two-stage representation learning framework for UAV tracking. In the coarse representation learning stage, our Progressive Hierarchical Feature Refinement (PHFR) module employs a multi-branch atrous Feature Enhancement Module (FEM) to enrich fine-grained local contexts, along with Semantic-Aware Module (SAM) and Parallel Asymmetric Convolution Block (PACB) that leverage shallow features to suppress background noise and refine deep representations. In the fine representation learning stage, a periodic transformer, enhanced by a dedicated Fourier Analysis Network (FAN), hierarchically fuses multi-level feature maps to explicitly extract latent periodic structures and generate robust embeddings. Extensive evaluations on the DTB70, UAV20L, UAVTrack112, and UAVTrack112_L benchmarks demonstrate that PHFP outperforms state-of-the-art trackers by significant margins while operating at 32.6 frames per second on an edge-equipped aerial platform, confirming its effectiveness and real-time capability.</w:t>
+      </w:r>
+    </w:p>
+    <w:p>
+      <w:pPr>
+        <w:pStyle w:val="Heading2"/>
+      </w:pPr>
+      <w:r>
+        <w:t>243. RSconv: A Shape-Adaptive Learnable Affine Convolution Mode for Robust UAV Tracking in Infrared Scene (2026)</w:t>
+      </w:r>
+    </w:p>
+    <w:p>
+      <w:r>
+        <w:rPr>
+          <w:i/>
+          <w:sz w:val="18"/>
+        </w:rPr>
+        <w:t>Dakai Sun, Qian Jiang, Wangming Lan, Shiwei Wang, Xin Jin; IEEE Open Journal of Instrumentation and Measurement</w:t>
+      </w:r>
+      <w:r>
+        <w:rPr>
+          <w:color w:val="1F4E79"/>
+          <w:sz w:val="18"/>
+        </w:rPr>
+        <w:t xml:space="preserve">  |  https://doi.org/10.1109/ojim.2026.3723491</w:t>
+      </w:r>
+    </w:p>
+    <w:p>
+      <w:r>
+        <w:t>Using visual sensors is a common and low-cost strategy for implementing anti-uncrewed aerial vehicle (UAV) tasks. In UAV object tracking tasks, the frequent changes in flight attitude and object shape pose significant challenges for feature extraction. Traditional convolutional forms possess only translation invariance, making them sensitive to rotation and deformation, which easily affects feature extraction, common factors in UAV tracking scenarios. To address this issue, we propose RSconv (rotation-angle and scale-factor learnable convolution), a novel convolutional mechanism that endows convolution kernels with rotation and scale adaptability. In particular, RSconv performs affine convolution using learnable rotation and scale parameters that are optimized during training, enabling the kernel to adapt to local geometric variations of the target. By introducing learnable parameters s and $\theta $ into the convolution kernel, RSconv learns to adjust the kernel parameters through affine transformation (rotation and scaling) before performing convolution. This enables adaptive feature extraction for UAV targets with varying shapes. At the same time, this does not require adding any additional modules. This design allows the convolution operation to achieve enhanced robustness to rotation and scale variations, significantly improving the robustness of tracking models against UAV pose variations. Experimental results demonstrate that on the anti-UAV dataset, using our designed tracker SiamDfc, which already outperforms other trackers, and considering that trackers struggle to extract effective features in the complex anti-UAV410 dataset, our designed SiamDcn outperforms most mainstream convolutional neural network (CNN)- and Transformer-based trackers. These results validate that RSconv achieves translation, rotation, and scale invariance, thereby providing stronger tracking robustness under diverse UAV flight attitudes and target deformations. The code is publicly available at https://github.com/jinxinhuo/RSConv</w:t>
+      </w:r>
+    </w:p>
+    <w:p>
+      <w:pPr>
+        <w:pStyle w:val="Heading2"/>
+      </w:pPr>
+      <w:r>
+        <w:t>244. Re-detection UAV target tracking algorithm based on twin network (2026)</w:t>
+      </w:r>
+    </w:p>
+    <w:p>
+      <w:r>
+        <w:rPr>
+          <w:i/>
+          <w:sz w:val="18"/>
+        </w:rPr>
+        <w:t>Tianyu Pi, Chunyu Chen, Hengxiang He</w:t>
+      </w:r>
+      <w:r>
+        <w:rPr>
+          <w:color w:val="1F4E79"/>
+          <w:sz w:val="18"/>
+        </w:rPr>
+        <w:t xml:space="preserve">  |  https://doi.org/10.1109/ciml69155.2026.11692792</w:t>
       </w:r>
     </w:p>
     <w:p>
@@ -7733,12 +7704,12 @@
           <w:color w:val="808080"/>
           <w:sz w:val="16"/>
         </w:rPr>
-        <w:t>[abstract source: indexed preview (partial)]</w:t>
-      </w:r>
-    </w:p>
-    <w:p>
-      <w:r>
-        <w:t>We propose a single-object tracking algorithm that amalgamates temporal context and bounding box refinement within the Siamese network framework. We introduce a temporal context module that aggregates information across frames and a bounding box refinement module that improves localization accuracy, yielding robust transformer-based tracking. [partial abstract - Springer challenge page; from indexed preview]</w:t>
+        <w:t>[relation: UNVERIFIABLE | abstract source: semanticscholar]</w:t>
+      </w:r>
+    </w:p>
+    <w:p>
+      <w:r>
+        <w:t>Drone target tracking algorithms have always been a popular research topic in the field of image processing. To address the issue of background interference in target tracking from a drone’s perspective and to improve tracking accuracy, a new drone target tracking algorithm based on a twin-network architecture is proposed. The template image is continuously updated, thereby enhancing the recognition rate during re-detection. A self-attention mechanism is incorporated to effectively focus on relevant semantic information while suppressing irrelevant noise. Additionally, a cross-attention mechanism is used to integrate the advantages of features from different branches. Through qualitative experiments conducted on the UAV123 dataset and DTB70 dataset, significant performance improvements were achieved in terms of accuracy and success rate. The algorithm presented in this paper achieved scores of 0.614 and 0.806 in terms of success rate and accuracy respectively on the UAV123 dataset with complex backgrounds, demonstrating its good performance. This represents progress in target tracking algorithms and promotes the development of the target tracking, Machine learning and image processing fields.</w:t>
       </w:r>
     </w:p>
     <w:p>
@@ -7746,7 +7717,7 @@
         <w:pStyle w:val="Heading2"/>
       </w:pPr>
       <w:r>
-        <w:t>246. SiamDC: Efficient UAV Visual Tracking via Collaborative Dual-Channel Enhancement and Cascaded Cross-Correlation Fusion (2026)</w:t>
+        <w:t>245. Real-Time UAV Tracking Through Disentangled Representation With Mutual Information Maximization (2024)</w:t>
       </w:r>
     </w:p>
     <w:p>
@@ -7755,19 +7726,19 @@
           <w:i/>
           <w:sz w:val="18"/>
         </w:rPr>
-        <w:t>Mingfeng Yin, Shuyue Huang, 郭小藤, Xin Wen, Yucheng Qian, Hanmeng Li; Vehicles</w:t>
+        <w:t>Hengzhou Ye, Xiangyang Yang, You Wu, Xucheng Wang, Yongxin Li, Shuiwang Li; IEEE Access</w:t>
       </w:r>
       <w:r>
         <w:rPr>
           <w:color w:val="1F4E79"/>
           <w:sz w:val="18"/>
         </w:rPr>
-        <w:t xml:space="preserve">  |  https://doi.org/10.3390/vehicles8090200</w:t>
-      </w:r>
-    </w:p>
-    <w:p>
-      <w:r>
-        <w:t>UAV visual tracking remains challenging because aerial imagery frequently contains small targets, visually similar distractors, camera motion, occlusion, and rapid appearance variation. To improve target representation and template–search matching under these conditions, we propose SiamDC, an anchor-free Siamese tracker built upon SiamCAR. SiamDC introduces a Dual-channel Collaborative Enhancement (DCE) module that jointly models spatial dependencies and inter-channel relationships within the template and search branches and further transfers branch-specific channel relationships reciprocally between them. In addition, a Cross-Correlation Feature Fusion (CFF) module is developed to perform a cascaded matching process: pixel-wise correlation first preserves fine-grained spatial correspondence, after which the correlation responses are fused with the search representation and further processed by channel-preserving depth-wise cross-correlation. Experiments on DTB70, UAV123, and UAV20L show consistent improvements over the SiamCAR baseline and competitive performance against the evaluated trackers while retaining real-time tracking capability. Under the standardized efficiency evaluation protocol, SiamDC requires 55.80 M parameters and 26.90 GFLOPs and achieves a network-forward speed of 44.1 FPS on an NVIDIA RTX 3080.</w:t>
+        <w:t xml:space="preserve">  |  https://doi.org/10.1109/access.2024.3439432</w:t>
+      </w:r>
+    </w:p>
+    <w:p>
+      <w:r>
+        <w:t>Efficient UAV tracking faces challenges due to limited onboard resources, short battery life, and payload constraints. discriminative correlation filters (DCF)-based trackers have traditionally been preferred for their efficiency. However, recent lightweight deep learning (DL) trackers, leveraging model compression, exhibit significant CPU efficiency and precision. Unfortunately, existing model compression approaches have struggled with maintaining tracking precision, especially at higher compression rates. This paper addresses this limitation with a novel approach, called disentangled representation learning with mutual information maximization (DR-MIM). DR-MIM has the potential to enhance the accuracy and efficiency of DL-based trackers, particularly in UAV tracking. The primary concept underpinning this approach is disentangled representation which bifurcates the feature space into two distinct categories: identity-related and identity-unrelated elements. This bifurcation serves as a critical component, powering the heightened level of precision and efficiency attained by DL-based trackers. The focus of our work is predominantly on the employment of exclusively identity-related features. As a result of this focus, there’s a noticeable escalation in the efficacy of the feature representation. To further enhance efficiency without compromising accuracy, we have quantified the network, which has been named DR-MIM (v2). Exhaustive experiments conducted across four aerial tracking benchmarks have demonstrated the superiority of the proposed method. A standout performance on VisDrone2018 showcases DR-MIM (v2)’s impressive GPU speed of 658 FPS, coupled with a maintained precision of 82.1%, underscoring the potential of our approach in real-world UAV tracking scenarios.</w:t>
       </w:r>
     </w:p>
     <w:p>
@@ -7775,7 +7746,7 @@
         <w:pStyle w:val="Heading2"/>
       </w:pPr>
       <w:r>
-        <w:t>247. SiamDTO: Mamba-Based Spatio-Temporal Attention for Satellite Video Object Tracking (2026)</w:t>
+        <w:t>246. Research on Transformer Tracking with Temporal Context and Bounding Box Refinement Module (2025)</w:t>
       </w:r>
     </w:p>
     <w:p>
@@ -7784,14 +7755,14 @@
           <w:i/>
           <w:sz w:val="18"/>
         </w:rPr>
-        <w:t>Xinhong Bai, Qishuai Nie, Yuehuan Wang; Lecture notes in computer science</w:t>
+        <w:t>Xiaofang Mu, Zijian Wang, Hong Shi, Mingxing Hou, Yiming Wu, Shuxian Guo, Xiaotong Wu; Communications in computer and information science</w:t>
       </w:r>
       <w:r>
         <w:rPr>
           <w:color w:val="1F4E79"/>
           <w:sz w:val="18"/>
         </w:rPr>
-        <w:t xml:space="preserve">  |  https://doi.org/10.1007/978-981-95-5755-4_11</w:t>
+        <w:t xml:space="preserve">  |  https://doi.org/10.1007/978-981-96-2186-6_17</w:t>
       </w:r>
     </w:p>
     <w:p>
@@ -7805,7 +7776,7 @@
     </w:p>
     <w:p>
       <w:r>
-        <w:t>In this paper, we propose SiamDTO, a siamese network tracking framework that fuses spatio-temporal attention with Mamba. Specifically, we integrate Mamba-based state-space modeling into a Siamese tracker to capture long-range temporal dependencies efficiently for satellite video object tracking, improving robustness to appearance changes and background clutter in satellite videos. [partial abstract - ACM cookie wall; from indexed preview]</w:t>
+        <w:t>We propose a single-object tracking algorithm that amalgamates temporal context and bounding box refinement within the Siamese network framework. We introduce a temporal context module that aggregates information across frames and a bounding box refinement module that improves localization accuracy, yielding robust transformer-based tracking. [partial abstract - Springer challenge page; from indexed preview]</w:t>
       </w:r>
     </w:p>
     <w:p>
@@ -7813,7 +7784,7 @@
         <w:pStyle w:val="Heading2"/>
       </w:pPr>
       <w:r>
-        <w:t>248. SiamMFT: Siamese MultiFrame Network in Infrared Small Target Tracking (2025)</w:t>
+        <w:t>247. SiamDC: Efficient UAV Visual Tracking via Collaborative Dual-Channel Enhancement and Cascaded Cross-Correlation Fusion (2026)</w:t>
       </w:r>
     </w:p>
     <w:p>
@@ -7822,14 +7793,43 @@
           <w:i/>
           <w:sz w:val="18"/>
         </w:rPr>
-        <w:t>Zhuoxu Jiang, Dawut Abdusalam, Askar Hamdulla; Lecture notes in computer science</w:t>
+        <w:t>Mingfeng Yin, Shuyue Huang, 郭小藤, Xin Wen, Yucheng Qian, Hanmeng Li; Vehicles</w:t>
       </w:r>
       <w:r>
         <w:rPr>
           <w:color w:val="1F4E79"/>
           <w:sz w:val="18"/>
         </w:rPr>
-        <w:t xml:space="preserve">  |  https://doi.org/10.1007/978-981-96-9856-1_1</w:t>
+        <w:t xml:space="preserve">  |  https://doi.org/10.3390/vehicles8090200</w:t>
+      </w:r>
+    </w:p>
+    <w:p>
+      <w:r>
+        <w:t>UAV visual tracking remains challenging because aerial imagery frequently contains small targets, visually similar distractors, camera motion, occlusion, and rapid appearance variation. To improve target representation and template–search matching under these conditions, we propose SiamDC, an anchor-free Siamese tracker built upon SiamCAR. SiamDC introduces a Dual-channel Collaborative Enhancement (DCE) module that jointly models spatial dependencies and inter-channel relationships within the template and search branches and further transfers branch-specific channel relationships reciprocally between them. In addition, a Cross-Correlation Feature Fusion (CFF) module is developed to perform a cascaded matching process: pixel-wise correlation first preserves fine-grained spatial correspondence, after which the correlation responses are fused with the search representation and further processed by channel-preserving depth-wise cross-correlation. Experiments on DTB70, UAV123, and UAV20L show consistent improvements over the SiamCAR baseline and competitive performance against the evaluated trackers while retaining real-time tracking capability. Under the standardized efficiency evaluation protocol, SiamDC requires 55.80 M parameters and 26.90 GFLOPs and achieves a network-forward speed of 44.1 FPS on an NVIDIA RTX 3080.</w:t>
+      </w:r>
+    </w:p>
+    <w:p>
+      <w:pPr>
+        <w:pStyle w:val="Heading2"/>
+      </w:pPr>
+      <w:r>
+        <w:t>248. SiamDTO: Mamba-Based Spatio-Temporal Attention for Satellite Video Object Tracking (2026)</w:t>
+      </w:r>
+    </w:p>
+    <w:p>
+      <w:r>
+        <w:rPr>
+          <w:i/>
+          <w:sz w:val="18"/>
+        </w:rPr>
+        <w:t>Xinhong Bai, Qishuai Nie, Yuehuan Wang; Lecture notes in computer science</w:t>
+      </w:r>
+      <w:r>
+        <w:rPr>
+          <w:color w:val="1F4E79"/>
+          <w:sz w:val="18"/>
+        </w:rPr>
+        <w:t xml:space="preserve">  |  https://doi.org/10.1007/978-981-95-5755-4_11</w:t>
       </w:r>
     </w:p>
     <w:p>
@@ -7843,7 +7843,7 @@
     </w:p>
     <w:p>
       <w:r>
-        <w:t>SiamMFT enhances search-area features by aggregating multi-frame historical data and performs multi-template matching to refine twin feature representations for infrared small target tracking. The Siamese MultiFrame Network aggregates temporal information from multiple frames to strengthen weak infrared small-target features and improve tracking robustness. [partial abstract - ACM cookie wall; from indexed preview]</w:t>
+        <w:t>In this paper, we propose SiamDTO, a siamese network tracking framework that fuses spatio-temporal attention with Mamba. Specifically, we integrate Mamba-based state-space modeling into a Siamese tracker to capture long-range temporal dependencies efficiently for satellite video object tracking, improving robustness to appearance changes and background clutter in satellite videos. [partial abstract - ACM cookie wall; from indexed preview]</w:t>
       </w:r>
     </w:p>
     <w:p>
@@ -7851,7 +7851,7 @@
         <w:pStyle w:val="Heading2"/>
       </w:pPr>
       <w:r>
-        <w:t>249. SiamSCT: Spatial-Channel Saliency and Temporal Fusion Network for Real-Time Aerial Tracking (2025)</w:t>
+        <w:t>249. SiamMFT: Siamese MultiFrame Network in Infrared Small Target Tracking (2025)</w:t>
       </w:r>
     </w:p>
     <w:p>
@@ -7860,43 +7860,14 @@
           <w:i/>
           <w:sz w:val="18"/>
         </w:rPr>
-        <w:t>Bo Wang, Chenglong Liu, Qiqi Chen, Jinghong Liu; IEEE Geoscience and Remote Sensing Letters</w:t>
+        <w:t>Zhuoxu Jiang, Dawut Abdusalam, Askar Hamdulla; Lecture notes in computer science</w:t>
       </w:r>
       <w:r>
         <w:rPr>
           <w:color w:val="1F4E79"/>
           <w:sz w:val="18"/>
         </w:rPr>
-        <w:t xml:space="preserve">  |  https://doi.org/10.1109/lgrs.2025.3596119</w:t>
-      </w:r>
-    </w:p>
-    <w:p>
-      <w:r>
-        <w:t>Visual tracking on unmanned aerial vehicle (UAV) platforms is a fundamental and crucial visual task. Compared to conventional tracking tasks, aerial tracking faces specific challenging scenarios due to its unique perspective. Although existing aerial trackers have demonstrated promising performance, they remain limited in capturing spatial-channel saliency across branches and effectively utilizing historical information. To address these issues, this letter proposes a spatial-channel saliency and temporal fusion network (SiamSCT), which aims to enhance feature representation for efficient and accurate aerial tracking. Specifically, SiamSCT introduces a weight-shared spatial saliency block to strengthen the spatial feature representation across the tracking network’s branches. In addition, a light channel aware module is designed to facilitate deep feature interaction across branches at the channel level, further enhancing feature discriminability. Finally, using a historical similarity response fusion strategy, SiamSCT achieves more stable and reliable tracking responses, effectively tackling complex aerial scenarios. Extensive experiments on several authoritative aerial tracking datasets demonstrate that SiamSCT outperforms state-of-the-art trackers. Furthermore, SiamSCT achieves a tracking speed of 133 FPS on NVIDIA RTX 3060Ti, proving its excellent performance in real-time.</w:t>
-      </w:r>
-    </w:p>
-    <w:p>
-      <w:pPr>
-        <w:pStyle w:val="Heading2"/>
-      </w:pPr>
-      <w:r>
-        <w:t>250. SiamXKD: Siamese Network for UAV Visual Tracking Based on Cross-Head Knowledge Distillation (2026)</w:t>
-      </w:r>
-    </w:p>
-    <w:p>
-      <w:r>
-        <w:rPr>
-          <w:i/>
-          <w:sz w:val="18"/>
-        </w:rPr>
-        <w:t>Biao Wang, Wenling Li; Lecture notes in electrical engineering</w:t>
-      </w:r>
-      <w:r>
-        <w:rPr>
-          <w:color w:val="1F4E79"/>
-          <w:sz w:val="18"/>
-        </w:rPr>
-        <w:t xml:space="preserve">  |  https://doi.org/10.1007/978-981-95-4053-2_47</w:t>
+        <w:t xml:space="preserve">  |  https://doi.org/10.1007/978-981-96-9856-1_1</w:t>
       </w:r>
     </w:p>
     <w:p>
@@ -7910,7 +7881,7 @@
     </w:p>
     <w:p>
       <w:r>
-        <w:t>To address the issue of balancing accuracy and efficiency in UAV visual tracking, we propose a simple yet effective Siamese network framework based on cross-head knowledge distillation, named SiamXKD. Specifically, the framework distills knowledge between different prediction heads of Siamese trackers, enabling a lightweight student to benefit from stronger teacher heads while keeping real-time speed. [partial abstract - Springer challenge page; from indexed preview]</w:t>
+        <w:t>SiamMFT enhances search-area features by aggregating multi-frame historical data and performs multi-template matching to refine twin feature representations for infrared small target tracking. The Siamese MultiFrame Network aggregates temporal information from multiple frames to strengthen weak infrared small-target features and improve tracking robustness. [partial abstract - ACM cookie wall; from indexed preview]</w:t>
       </w:r>
     </w:p>
     <w:p>
@@ -7918,7 +7889,7 @@
         <w:pStyle w:val="Heading2"/>
       </w:pPr>
       <w:r>
-        <w:t>251. Sparse Transformer Refinement Similarity Map for Aerial Tracking (2024)</w:t>
+        <w:t>250. SiamSCT: Spatial-Channel Saliency and Temporal Fusion Network for Real-Time Aerial Tracking (2025)</w:t>
       </w:r>
     </w:p>
     <w:p>
@@ -7927,14 +7898,43 @@
           <w:i/>
           <w:sz w:val="18"/>
         </w:rPr>
-        <w:t>Xi Tao, Ke Qi, Peijia Chen, Wenhao Xu, Yutao Qi; Proceedings - International Conference on Image Processing</w:t>
+        <w:t>Bo Wang, Chenglong Liu, Qiqi Chen, Jinghong Liu; IEEE Geoscience and Remote Sensing Letters</w:t>
       </w:r>
       <w:r>
         <w:rPr>
           <w:color w:val="1F4E79"/>
           <w:sz w:val="18"/>
         </w:rPr>
-        <w:t xml:space="preserve">  |  https://doi.org/10.1109/icip51287.2024.10647506</w:t>
+        <w:t xml:space="preserve">  |  https://doi.org/10.1109/lgrs.2025.3596119</w:t>
+      </w:r>
+    </w:p>
+    <w:p>
+      <w:r>
+        <w:t>Visual tracking on unmanned aerial vehicle (UAV) platforms is a fundamental and crucial visual task. Compared to conventional tracking tasks, aerial tracking faces specific challenging scenarios due to its unique perspective. Although existing aerial trackers have demonstrated promising performance, they remain limited in capturing spatial-channel saliency across branches and effectively utilizing historical information. To address these issues, this letter proposes a spatial-channel saliency and temporal fusion network (SiamSCT), which aims to enhance feature representation for efficient and accurate aerial tracking. Specifically, SiamSCT introduces a weight-shared spatial saliency block to strengthen the spatial feature representation across the tracking network’s branches. In addition, a light channel aware module is designed to facilitate deep feature interaction across branches at the channel level, further enhancing feature discriminability. Finally, using a historical similarity response fusion strategy, SiamSCT achieves more stable and reliable tracking responses, effectively tackling complex aerial scenarios. Extensive experiments on several authoritative aerial tracking datasets demonstrate that SiamSCT outperforms state-of-the-art trackers. Furthermore, SiamSCT achieves a tracking speed of 133 FPS on NVIDIA RTX 3060Ti, proving its excellent performance in real-time.</w:t>
+      </w:r>
+    </w:p>
+    <w:p>
+      <w:pPr>
+        <w:pStyle w:val="Heading2"/>
+      </w:pPr>
+      <w:r>
+        <w:t>251. SiamXKD: Siamese Network for UAV Visual Tracking Based on Cross-Head Knowledge Distillation (2026)</w:t>
+      </w:r>
+    </w:p>
+    <w:p>
+      <w:r>
+        <w:rPr>
+          <w:i/>
+          <w:sz w:val="18"/>
+        </w:rPr>
+        <w:t>Biao Wang, Wenling Li; Lecture notes in electrical engineering</w:t>
+      </w:r>
+      <w:r>
+        <w:rPr>
+          <w:color w:val="1F4E79"/>
+          <w:sz w:val="18"/>
+        </w:rPr>
+        <w:t xml:space="preserve">  |  https://doi.org/10.1007/978-981-95-4053-2_47</w:t>
       </w:r>
     </w:p>
     <w:p>
@@ -7943,12 +7943,12 @@
           <w:color w:val="808080"/>
           <w:sz w:val="16"/>
         </w:rPr>
-        <w:t>[relation: DIRECT]</w:t>
-      </w:r>
-    </w:p>
-    <w:p>
-      <w:r>
-        <w:t>Transformers have significantly enhanced tracking performance in visual tracking tasks. The key to its success lies in its powerful self-attention mechanism. Most current research focuses on using Transformers for feature extraction to concentrate on the target itself, with limited attention given to the refinement of similarity map. The refinement of the similarity map aims to adjust the focus on the target information itself. However, naive self-attention lacks the ability to prioritize the most important information and is easily influenced by other information. In this paper, we introduce a sparse attention mechanism to handle the refinement of the similarity map module, tackling this issue and achieving more accurate tracking. Additionally, we have constructed a more suitable encoder to effectively encode spatial features and temporal information. Extensive experiments demonstrate that our method (TCT+) achieves efficient aerial tracking, outperforming our baseline (TCTrack) on UAV123, DTB70, and UAV123@10fps. Our code is available at https://github.com/wolfwaytx/TCTPlus.</w:t>
+        <w:t>[abstract source: indexed preview (partial)]</w:t>
+      </w:r>
+    </w:p>
+    <w:p>
+      <w:r>
+        <w:t>To address the issue of balancing accuracy and efficiency in UAV visual tracking, we propose a simple yet effective Siamese network framework based on cross-head knowledge distillation, named SiamXKD. Specifically, the framework distills knowledge between different prediction heads of Siamese trackers, enabling a lightweight student to benefit from stronger teacher heads while keeping real-time speed. [partial abstract - Springer challenge page; from indexed preview]</w:t>
       </w:r>
     </w:p>
     <w:p>
@@ -7956,7 +7956,7 @@
         <w:pStyle w:val="Heading2"/>
       </w:pPr>
       <w:r>
-        <w:t>252. Synergistic Frequency-Spatial Enhancement With Temporal Correlation for Robust Satellite Video Tracking (2026)</w:t>
+        <w:t>252. Sparse Transformer Refinement Similarity Map for Aerial Tracking (2024)</w:t>
       </w:r>
     </w:p>
     <w:p>
@@ -7965,43 +7965,14 @@
           <w:i/>
           <w:sz w:val="18"/>
         </w:rPr>
-        <w:t>Xiaowen Zhang, Haijiang Sun, Hanqing Sun, Qiaoyuan Liu, Xinglong Sun, Xinyi Yao; IEEE Journal of Selected Topics in Applied Earth Observations and Remote Sensing</w:t>
+        <w:t>Xi Tao, Ke Qi, Peijia Chen, Wenhao Xu, Yutao Qi; Proceedings - International Conference on Image Processing</w:t>
       </w:r>
       <w:r>
         <w:rPr>
           <w:color w:val="1F4E79"/>
           <w:sz w:val="18"/>
         </w:rPr>
-        <w:t xml:space="preserve">  |  https://doi.org/10.1109/jstars.2026.3662714</w:t>
-      </w:r>
-    </w:p>
-    <w:p>
-      <w:r>
-        <w:t>The adjacency effect introduces a coupled challenge of blurry targets and similar-object interference in satellite videos, leading to severe ambiguity in template matching and error accumulation in existing satellite video single object tracking (SOT) methods. Current approaches rely mainly on spatial or temporal modeling, or employ frequency-spatial fusion in either serial or coupled forms, but fail to prevent crossdomain error propagation. To meet the coupled adjacency effect challenge, we present a Synergistic Perception Tracker (SPTrack) that integrates frequency, spatial, and temporal reasoning. The core of SPTrack is the Frequency-Spatial Separate-Interact (FSSI) block, which optimizes frequency restoration via Adaptive Frequency Recalibration (AFR) and spatial localization via Multi-scale Context Extraction (MCE), and then establishes a bidirectional interaction through a Frequency-Spatial Interaction (FSI) module. This design preserves domain-specific strengths while enabling frequency contours to guide spatial representation learning for robust localization under blur. To further resolve spatial ambiguity caused by similar objects, we introduce an Inter-Frame Temporal Correlation (IFTC) module that exploits historical trajectories and score-map memory to perform driftaware centroid correction and temporally consistent box refinement. The composition of the above frequency-spatial-temporal synergistic perception methods can track more robustly in scenes affected by the adjacency effect. We conduct comprehensive experiments on the public SatSOT, SV248s, and OOTB datasets, where SPTrack achieves competitive performance with a success rate of 55.4% and 45.6% on challenging low quality and similar object attributes, a success rate of 49.9% and precision of 65.6% overall performance, while operating at 164.4 FPS. Moreover, our proposed modules can also be integrated into other one-stream trackers as a general solution for the adjacency effect in satellite video SOT. The tracking results and code of the SPTrack will be available at:https://github.com/MaxCobb/SPTrack</w:t>
-      </w:r>
-    </w:p>
-    <w:p>
-      <w:pPr>
-        <w:pStyle w:val="Heading2"/>
-      </w:pPr>
-      <w:r>
-        <w:t>253. TMATrack: token merging for autoregressive visual object tracking (2025)</w:t>
-      </w:r>
-    </w:p>
-    <w:p>
-      <w:r>
-        <w:rPr>
-          <w:i/>
-          <w:sz w:val="18"/>
-        </w:rPr>
-        <w:t>Jinguang Chen, Hongxiao Yao, Lili Ma; The Journal of Supercomputing</w:t>
-      </w:r>
-      <w:r>
-        <w:rPr>
-          <w:color w:val="1F4E79"/>
-          <w:sz w:val="18"/>
-        </w:rPr>
-        <w:t xml:space="preserve">  |  https://doi.org/10.1007/s11227-025-07498-y</w:t>
+        <w:t xml:space="preserve">  |  https://doi.org/10.1109/icip51287.2024.10647506</w:t>
       </w:r>
     </w:p>
     <w:p>
@@ -8010,12 +7981,12 @@
           <w:color w:val="808080"/>
           <w:sz w:val="16"/>
         </w:rPr>
-        <w:t>[abstract source: publisher page (Springer, condensed)]</w:t>
-      </w:r>
-    </w:p>
-    <w:p>
-      <w:r>
-        <w:t>Visual tracking methods often suffer from complex head network structures that require multiple loss functions, making the training process challenging. Moreover, these methods rely solely on initial templates or simple online update mechanisms, which fail to effectively handle changes in target appearance and position over time. The complete input of search region images into the network also introduces redundant background information. This work proposes a method, i.e., TMATrack, which adopts a transformer-based architecture and utilizes an autoregressive generation approach, eliminating the need for complex head networks and redundant loss functions. Token merging is employed to reduce redundant tokens and improve efficiency while maintaining tracking accuracy.</w:t>
+        <w:t>[relation: DIRECT]</w:t>
+      </w:r>
+    </w:p>
+    <w:p>
+      <w:r>
+        <w:t>Transformers have significantly enhanced tracking performance in visual tracking tasks. The key to its success lies in its powerful self-attention mechanism. Most current research focuses on using Transformers for feature extraction to concentrate on the target itself, with limited attention given to the refinement of similarity map. The refinement of the similarity map aims to adjust the focus on the target information itself. However, naive self-attention lacks the ability to prioritize the most important information and is easily influenced by other information. In this paper, we introduce a sparse attention mechanism to handle the refinement of the similarity map module, tackling this issue and achieving more accurate tracking. Additionally, we have constructed a more suitable encoder to effectively encode spatial features and temporal information. Extensive experiments demonstrate that our method (TCT+) achieves efficient aerial tracking, outperforming our baseline (TCTrack) on UAV123, DTB70, and UAV123@10fps. Our code is available at https://github.com/wolfwaytx/TCTPlus.</w:t>
       </w:r>
     </w:p>
     <w:p>
@@ -8023,7 +7994,7 @@
         <w:pStyle w:val="Heading2"/>
       </w:pPr>
       <w:r>
-        <w:t>254. Target-Aware Gaussian Distribution Estimation for Satellite Video Object Tracking (2026)</w:t>
+        <w:t>253. Synergistic Frequency-Spatial Enhancement With Temporal Correlation for Robust Satellite Video Tracking (2026)</w:t>
       </w:r>
     </w:p>
     <w:p>
@@ -8032,14 +8003,43 @@
           <w:i/>
           <w:sz w:val="18"/>
         </w:rPr>
-        <w:t>Long Gao, Haijun Chen, Xunfeng Zhao, Gang He, Yunsong Li, Jifeng Ning; IEEE Transactions on Geoscience and Remote Sensing</w:t>
+        <w:t>Xiaowen Zhang, Haijiang Sun, Hanqing Sun, Qiaoyuan Liu, Xinglong Sun, Xinyi Yao; IEEE Journal of Selected Topics in Applied Earth Observations and Remote Sensing</w:t>
       </w:r>
       <w:r>
         <w:rPr>
           <w:color w:val="1F4E79"/>
           <w:sz w:val="18"/>
         </w:rPr>
-        <w:t xml:space="preserve">  |  https://doi.org/10.1109/tgrs.2026.3704141</w:t>
+        <w:t xml:space="preserve">  |  https://doi.org/10.1109/jstars.2026.3662714</w:t>
+      </w:r>
+    </w:p>
+    <w:p>
+      <w:r>
+        <w:t>The adjacency effect introduces a coupled challenge of blurry targets and similar-object interference in satellite videos, leading to severe ambiguity in template matching and error accumulation in existing satellite video single object tracking (SOT) methods. Current approaches rely mainly on spatial or temporal modeling, or employ frequency-spatial fusion in either serial or coupled forms, but fail to prevent crossdomain error propagation. To meet the coupled adjacency effect challenge, we present a Synergistic Perception Tracker (SPTrack) that integrates frequency, spatial, and temporal reasoning. The core of SPTrack is the Frequency-Spatial Separate-Interact (FSSI) block, which optimizes frequency restoration via Adaptive Frequency Recalibration (AFR) and spatial localization via Multi-scale Context Extraction (MCE), and then establishes a bidirectional interaction through a Frequency-Spatial Interaction (FSI) module. This design preserves domain-specific strengths while enabling frequency contours to guide spatial representation learning for robust localization under blur. To further resolve spatial ambiguity caused by similar objects, we introduce an Inter-Frame Temporal Correlation (IFTC) module that exploits historical trajectories and score-map memory to perform driftaware centroid correction and temporally consistent box refinement. The composition of the above frequency-spatial-temporal synergistic perception methods can track more robustly in scenes affected by the adjacency effect. We conduct comprehensive experiments on the public SatSOT, SV248s, and OOTB datasets, where SPTrack achieves competitive performance with a success rate of 55.4% and 45.6% on challenging low quality and similar object attributes, a success rate of 49.9% and precision of 65.6% overall performance, while operating at 164.4 FPS. Moreover, our proposed modules can also be integrated into other one-stream trackers as a general solution for the adjacency effect in satellite video SOT. The tracking results and code of the SPTrack will be available at:https://github.com/MaxCobb/SPTrack</w:t>
+      </w:r>
+    </w:p>
+    <w:p>
+      <w:pPr>
+        <w:pStyle w:val="Heading2"/>
+      </w:pPr>
+      <w:r>
+        <w:t>254. TMATrack: token merging for autoregressive visual object tracking (2025)</w:t>
+      </w:r>
+    </w:p>
+    <w:p>
+      <w:r>
+        <w:rPr>
+          <w:i/>
+          <w:sz w:val="18"/>
+        </w:rPr>
+        <w:t>Jinguang Chen, Hongxiao Yao, Lili Ma; The Journal of Supercomputing</w:t>
+      </w:r>
+      <w:r>
+        <w:rPr>
+          <w:color w:val="1F4E79"/>
+          <w:sz w:val="18"/>
+        </w:rPr>
+        <w:t xml:space="preserve">  |  https://doi.org/10.1007/s11227-025-07498-y</w:t>
       </w:r>
     </w:p>
     <w:p>
@@ -8048,12 +8048,12 @@
           <w:color w:val="808080"/>
           <w:sz w:val="16"/>
         </w:rPr>
-        <w:t>[relation: UNVERIFIABLE | abstract source: semanticscholar]</w:t>
-      </w:r>
-    </w:p>
-    <w:p>
-      <w:r>
-        <w:t>The successful launch of remote sensing video satellites has sparked growing interest in satellite video object tracking (SVOT), owing to its broad applications across various tasks. As a challenging subfield of object tracking, SVOT faces significant difficulties primarily due to background clutter (BC), low resolution, and occlusion scenarios. Existing methods have introduced complex feature enhancement methods and tracking result modification methods to address challenges in SVOT. However, informational and spatial distribution are overlooked in feature enhancement, and the modification of tracking results relies on a post-processing module with carefully designed hyperparameters. Different from existing methods, we investigate feature enhancement and tracking result modification from a new perspective, which mines the informational and spatial distribution to enhance the tracker’s discriminative ability. First, the information distribution estimation (IDE) learns the differences in informational distribution between the target and background based on the information entropy, thereby enhancing the representative ability of the features. Second, the spatial distribution estimation (SDE) leverages spatial distribution priors to augment the features of the search region and stabilize the tracking result. It is implemented internally within the tracking network and requires no additional hyperparameters. Building upon these two modules, we propose a new SVOT method, TAGET, which achieves competitive performance without relying on carefully designed hyperparameters. Experiments on two datasets demonstrate that the proposed methods improve the performance of the baseline, and the proposed tracker achieves competitive performance. The code will be released at https://github.com/lgao001/TAGET</w:t>
+        <w:t>[abstract source: publisher page (Springer, condensed)]</w:t>
+      </w:r>
+    </w:p>
+    <w:p>
+      <w:r>
+        <w:t>Visual tracking methods often suffer from complex head network structures that require multiple loss functions, making the training process challenging. Moreover, these methods rely solely on initial templates or simple online update mechanisms, which fail to effectively handle changes in target appearance and position over time. The complete input of search region images into the network also introduces redundant background information. This work proposes a method, i.e., TMATrack, which adopts a transformer-based architecture and utilizes an autoregressive generation approach, eliminating the need for complex head networks and redundant loss functions. Token merging is employed to reduce redundant tokens and improve efficiency while maintaining tracking accuracy.</w:t>
       </w:r>
     </w:p>
     <w:p>
@@ -8061,7 +8061,7 @@
         <w:pStyle w:val="Heading2"/>
       </w:pPr>
       <w:r>
-        <w:t>255. Temporal Context Aggregation for Visual Tracking Using Valid Frame and Knowledge Token (2025)</w:t>
+        <w:t>255. Target-Aware Gaussian Distribution Estimation for Satellite Video Object Tracking (2026)</w:t>
       </w:r>
     </w:p>
     <w:p>
@@ -8070,14 +8070,14 @@
           <w:i/>
           <w:sz w:val="18"/>
         </w:rPr>
-        <w:t>Linbo Li, Hongyuan Zheng, Xiangping Zhai; Communications in computer and information science</w:t>
+        <w:t>Long Gao, Haijun Chen, Xunfeng Zhao, Gang He, Yunsong Li, Jifeng Ning; IEEE Transactions on Geoscience and Remote Sensing</w:t>
       </w:r>
       <w:r>
         <w:rPr>
           <w:color w:val="1F4E79"/>
           <w:sz w:val="18"/>
         </w:rPr>
-        <w:t xml:space="preserve">  |  https://doi.org/10.1007/978-981-95-3739-6_27</w:t>
+        <w:t xml:space="preserve">  |  https://doi.org/10.1109/tgrs.2026.3704141</w:t>
       </w:r>
     </w:p>
     <w:p>
@@ -8086,12 +8086,12 @@
           <w:color w:val="808080"/>
           <w:sz w:val="16"/>
         </w:rPr>
-        <w:t>[abstract source: publisher page (Springer Professional, condensed)]</w:t>
-      </w:r>
-    </w:p>
-    <w:p>
-      <w:r>
-        <w:t>This chapter presents TCATrack, a transformer-based framework that redefines how temporal context is used for tracking objects in video sequences. TCATrack includes dual mechanisms of historically valid frames and temporal knowledge tokens that jointly update the target appearance dynamically. Its object-attention design integrates template, valid frames, and search frames, while knowledge tokens propagate key spatio-temporal information across consecutive frames. Built on an efficient ViT backbone with specialized attention mechanisms, TCATrack achieves state-of-the-art performance on five challenging benchmarks: LaSOT, GOT-10k, TrackingNet, OTB100 and UAV123. Detailed experiments and ablation studies show that valid-frame updates and knowledge-token propagation significantly improve tracking accuracy even under occlusion or similar-object interference.</w:t>
+        <w:t>[relation: UNVERIFIABLE | abstract source: semanticscholar]</w:t>
+      </w:r>
+    </w:p>
+    <w:p>
+      <w:r>
+        <w:t>The successful launch of remote sensing video satellites has sparked growing interest in satellite video object tracking (SVOT), owing to its broad applications across various tasks. As a challenging subfield of object tracking, SVOT faces significant difficulties primarily due to background clutter (BC), low resolution, and occlusion scenarios. Existing methods have introduced complex feature enhancement methods and tracking result modification methods to address challenges in SVOT. However, informational and spatial distribution are overlooked in feature enhancement, and the modification of tracking results relies on a post-processing module with carefully designed hyperparameters. Different from existing methods, we investigate feature enhancement and tracking result modification from a new perspective, which mines the informational and spatial distribution to enhance the tracker’s discriminative ability. First, the information distribution estimation (IDE) learns the differences in informational distribution between the target and background based on the information entropy, thereby enhancing the representative ability of the features. Second, the spatial distribution estimation (SDE) leverages spatial distribution priors to augment the features of the search region and stabilize the tracking result. It is implemented internally within the tracking network and requires no additional hyperparameters. Building upon these two modules, we propose a new SVOT method, TAGET, which achieves competitive performance without relying on carefully designed hyperparameters. Experiments on two datasets demonstrate that the proposed methods improve the performance of the baseline, and the proposed tracker achieves competitive performance. The code will be released at https://github.com/lgao001/TAGET</w:t>
       </w:r>
     </w:p>
     <w:p>
@@ -8099,7 +8099,7 @@
         <w:pStyle w:val="Heading2"/>
       </w:pPr>
       <w:r>
-        <w:t>256. Temporal Context Attention-Based Tracker for UAV Tracking (2023)</w:t>
+        <w:t>256. Temporal Context Aggregation for Visual Tracking Using Valid Frame and Knowledge Token (2025)</w:t>
       </w:r>
     </w:p>
     <w:p>
@@ -8108,14 +8108,14 @@
           <w:i/>
           <w:sz w:val="18"/>
         </w:rPr>
-        <w:t>Yuxiao Yin, Yungang Liu, Yongchao Man, Fengzhong Li, Yuan Wang; Chinese Control Conference (CCC)</w:t>
+        <w:t>Linbo Li, Hongyuan Zheng, Xiangping Zhai; Communications in computer and information science</w:t>
       </w:r>
       <w:r>
         <w:rPr>
           <w:color w:val="1F4E79"/>
           <w:sz w:val="18"/>
         </w:rPr>
-        <w:t xml:space="preserve">  |  https://doi.org/10.23919/ccc58697.2023.10240950</w:t>
+        <w:t xml:space="preserve">  |  https://doi.org/10.1007/978-981-95-3739-6_27</w:t>
       </w:r>
     </w:p>
     <w:p>
@@ -8124,12 +8124,12 @@
           <w:color w:val="808080"/>
           <w:sz w:val="16"/>
         </w:rPr>
-        <w:t>[relation: DIRECT]</w:t>
-      </w:r>
-    </w:p>
-    <w:p>
-      <w:r>
-        <w:t>Inspired by the framework of TCTrack, a temporal context attention-based tracker is proposed for Unmanned Aerial Vehicle(UAV). The instruction of attention mechanism enables trackers to pay attention to more effective feature knowledge in order to compensate the problem that shallow network feature extraction of UAV tracker is limited, therefore the attention module of multi-feature information fusion based on temporal context is proposed to produce more distinguishable feature representation. In addition, considering the relationship between context similarities, we propose the lightweight temporal transformer(LT-Trans) to increase the execution speed of the model. Finally, the evaluation experiments of four air tracking benchmarks show our tracker compared with currently popular trackers makes more excellent performance.</w:t>
+        <w:t>[abstract source: publisher page (Springer Professional, condensed)]</w:t>
+      </w:r>
+    </w:p>
+    <w:p>
+      <w:r>
+        <w:t>This chapter presents TCATrack, a transformer-based framework that redefines how temporal context is used for tracking objects in video sequences. TCATrack includes dual mechanisms of historically valid frames and temporal knowledge tokens that jointly update the target appearance dynamically. Its object-attention design integrates template, valid frames, and search frames, while knowledge tokens propagate key spatio-temporal information across consecutive frames. Built on an efficient ViT backbone with specialized attention mechanisms, TCATrack achieves state-of-the-art performance on five challenging benchmarks: LaSOT, GOT-10k, TrackingNet, OTB100 and UAV123. Detailed experiments and ablation studies show that valid-frame updates and knowledge-token propagation significantly improve tracking accuracy even under occlusion or similar-object interference.</w:t>
       </w:r>
     </w:p>
     <w:p>
@@ -8137,7 +8137,7 @@
         <w:pStyle w:val="Heading2"/>
       </w:pPr>
       <w:r>
-        <w:t>257. Temporal Information and Feature Fusion for RGBT Tracking (2026)</w:t>
+        <w:t>257. Temporal Context Attention-Based Tracker for UAV Tracking (2023)</w:t>
       </w:r>
     </w:p>
     <w:p>
@@ -8146,43 +8146,14 @@
           <w:i/>
           <w:sz w:val="18"/>
         </w:rPr>
-        <w:t>Di Yuan, Haiping Zhang, Xuyang Li, Qiao Liu, Zhenyu He; IEEE Sensors Journal</w:t>
+        <w:t>Yuxiao Yin, Yungang Liu, Yongchao Man, Fengzhong Li, Yuan Wang; Chinese Control Conference (CCC)</w:t>
       </w:r>
       <w:r>
         <w:rPr>
           <w:color w:val="1F4E79"/>
           <w:sz w:val="18"/>
         </w:rPr>
-        <w:t xml:space="preserve">  |  https://doi.org/10.1109/jsen.2026.3697496</w:t>
-      </w:r>
-    </w:p>
-    <w:p>
-      <w:r>
-        <w:t>Robust multi-modal sensing is essential for reliable object tracking in complex environments. Although RGB-Thermal (RGBT) sensing leverages complementary spectral modalities to enhance tracking performance, existing methods often rely on static template matching, thereby neglecting the inherent temporal continuity of sensor streams. This limitation compromises tracking stability under challenging sensing conditions, such as abrupt illumination changes, severe occlusions, and thermal crossover. To address these challenges, this paper proposes TFTrack, A new type of closed-loop video stream RGBT tracking framework has adopted a deep-collaborative two-component time design: a dynamic template library, which provides spatial priors for trajectory modeling by storing the prediction box results of historical templates; and autoregressive time label propagation, which compensates for the continuity deficiency of pure template methods. Unlike traditional sparse sampling paradigms, TFTrack exploits continuous temporal informatics by integrating historical appearance features and motion trajectories within a dynamic template library, ensuring consistent perception across time. Furthermore, to maximize multi-sensor synergy, we develop an Input Feature Guide Attention Fusion (IFGAFusion) module. By dynamically recalibrating spatial importance weights under the guidance of input features, this module effectively fuses heterogeneous data streams from RGB and Thermal Infrared (TIR) sensors. Extensive qualitative and quantitative experiments demonstrate that the proposed method achieves state-of-the-art performance. Notably, TFTrack operates at 30 FPS on the LasHeR benchmark with a precision rate of 74.7% and a success rate of 59.6%, satisfying the stringent real-time and reliability requirements for practical vision-based sensing systems.</w:t>
-      </w:r>
-    </w:p>
-    <w:p>
-      <w:pPr>
-        <w:pStyle w:val="Heading2"/>
-      </w:pPr>
-      <w:r>
-        <w:t>258. The UAV Single Target Tracking Algorithm Based on Multimodal Data (2025)</w:t>
-      </w:r>
-    </w:p>
-    <w:p>
-      <w:r>
-        <w:rPr>
-          <w:i/>
-          <w:sz w:val="18"/>
-        </w:rPr>
-        <w:t>Changzhou Yu, Yu Xie, Siyuan Liu, Zihan Gao, Rongqing Huang, Bo-Lun Chen; International Conference on Advanced Algorithms and Control Engineering (ICAACE)</w:t>
-      </w:r>
-      <w:r>
-        <w:rPr>
-          <w:color w:val="1F4E79"/>
-          <w:sz w:val="18"/>
-        </w:rPr>
-        <w:t xml:space="preserve">  |  https://doi.org/10.1109/icaace65325.2025.11019249</w:t>
+        <w:t xml:space="preserve">  |  https://doi.org/10.23919/ccc58697.2023.10240950</w:t>
       </w:r>
     </w:p>
     <w:p>
@@ -8196,7 +8167,7 @@
     </w:p>
     <w:p>
       <w:r>
-        <w:t>With the rapid development of drone technology, drone target tracking has become one of the key technologies in drone applications. However, single modal data often has limitations in complex scenes, such as changes in lighting, occlusion, and background interference. Therefore, multimodal data fusion has shown great potential in the field of target tracking. Based on the TCTrack algorithm, this paper conducted multimodal data fusion feature extraction, combined with visible light, thermal infrared information, and TCTrack's utilization of contextual information between consecutive frames, significantly improving the robustness and accuracy of target tracking. The experimental results show that the algorithm exhibits excellent tracking performance in various complex scenarios, significantly improves target localization accuracy, and demonstrates strong adaptability in dynamic environments.</w:t>
+        <w:t>Inspired by the framework of TCTrack, a temporal context attention-based tracker is proposed for Unmanned Aerial Vehicle(UAV). The instruction of attention mechanism enables trackers to pay attention to more effective feature knowledge in order to compensate the problem that shallow network feature extraction of UAV tracker is limited, therefore the attention module of multi-feature information fusion based on temporal context is proposed to produce more distinguishable feature representation. In addition, considering the relationship between context similarities, we propose the lightweight temporal transformer(LT-Trans) to increase the execution speed of the model. Finally, the evaluation experiments of four air tracking benchmarks show our tracker compared with currently popular trackers makes more excellent performance.</w:t>
       </w:r>
     </w:p>
     <w:p>
@@ -8204,7 +8175,7 @@
         <w:pStyle w:val="Heading2"/>
       </w:pPr>
       <w:r>
-        <w:t>259. Towards Real-Time Drone Vision for Road Safety (2026)</w:t>
+        <w:t>258. Temporal Information and Feature Fusion for RGBT Tracking (2026)</w:t>
       </w:r>
     </w:p>
     <w:p>
@@ -8213,14 +8184,43 @@
           <w:i/>
           <w:sz w:val="18"/>
         </w:rPr>
-        <w:t>Pasquale De Marinis, Silvia Cherubini, Paola Arcangeli, Nenci Palombo, Valentino Iurato, Giovanna Castellano, Maria Teresa Angelillo, Gennaro Vessio; Lecture notes in computer science</w:t>
+        <w:t>Di Yuan, Haiping Zhang, Xuyang Li, Qiao Liu, Zhenyu He; IEEE Sensors Journal</w:t>
       </w:r>
       <w:r>
         <w:rPr>
           <w:color w:val="1F4E79"/>
           <w:sz w:val="18"/>
         </w:rPr>
-        <w:t xml:space="preserve">  |  https://doi.org/10.1007/978-3-032-39518-4_31</w:t>
+        <w:t xml:space="preserve">  |  https://doi.org/10.1109/jsen.2026.3697496</w:t>
+      </w:r>
+    </w:p>
+    <w:p>
+      <w:r>
+        <w:t>Robust multi-modal sensing is essential for reliable object tracking in complex environments. Although RGB-Thermal (RGBT) sensing leverages complementary spectral modalities to enhance tracking performance, existing methods often rely on static template matching, thereby neglecting the inherent temporal continuity of sensor streams. This limitation compromises tracking stability under challenging sensing conditions, such as abrupt illumination changes, severe occlusions, and thermal crossover. To address these challenges, this paper proposes TFTrack, A new type of closed-loop video stream RGBT tracking framework has adopted a deep-collaborative two-component time design: a dynamic template library, which provides spatial priors for trajectory modeling by storing the prediction box results of historical templates; and autoregressive time label propagation, which compensates for the continuity deficiency of pure template methods. Unlike traditional sparse sampling paradigms, TFTrack exploits continuous temporal informatics by integrating historical appearance features and motion trajectories within a dynamic template library, ensuring consistent perception across time. Furthermore, to maximize multi-sensor synergy, we develop an Input Feature Guide Attention Fusion (IFGAFusion) module. By dynamically recalibrating spatial importance weights under the guidance of input features, this module effectively fuses heterogeneous data streams from RGB and Thermal Infrared (TIR) sensors. Extensive qualitative and quantitative experiments demonstrate that the proposed method achieves state-of-the-art performance. Notably, TFTrack operates at 30 FPS on the LasHeR benchmark with a precision rate of 74.7% and a success rate of 59.6%, satisfying the stringent real-time and reliability requirements for practical vision-based sensing systems.</w:t>
+      </w:r>
+    </w:p>
+    <w:p>
+      <w:pPr>
+        <w:pStyle w:val="Heading2"/>
+      </w:pPr>
+      <w:r>
+        <w:t>259. The UAV Single Target Tracking Algorithm Based on Multimodal Data (2025)</w:t>
+      </w:r>
+    </w:p>
+    <w:p>
+      <w:r>
+        <w:rPr>
+          <w:i/>
+          <w:sz w:val="18"/>
+        </w:rPr>
+        <w:t>Changzhou Yu, Yu Xie, Siyuan Liu, Zihan Gao, Rongqing Huang, Bo-Lun Chen; International Conference on Advanced Algorithms and Control Engineering (ICAACE)</w:t>
+      </w:r>
+      <w:r>
+        <w:rPr>
+          <w:color w:val="1F4E79"/>
+          <w:sz w:val="18"/>
+        </w:rPr>
+        <w:t xml:space="preserve">  |  https://doi.org/10.1109/icaace65325.2025.11019249</w:t>
       </w:r>
     </w:p>
     <w:p>
@@ -8229,12 +8229,12 @@
           <w:color w:val="808080"/>
           <w:sz w:val="16"/>
         </w:rPr>
-        <w:t>[abstract source: indexed preview (partial)]</w:t>
-      </w:r>
-    </w:p>
-    <w:p>
-      <w:r>
-        <w:t>Every minute counts in traffic accident emergencies, yet first responders often lack timely situational awareness. This work presents a real-time drone vision system for road safety, using drones for rapid accident detection and monitoring, with efficient onboard perception (detection/tracking) pipelines designed for real-time operation in traffic scenarios. [partial abstract - ResearchGate blocked; from indexed preview]</w:t>
+        <w:t>[relation: DIRECT]</w:t>
+      </w:r>
+    </w:p>
+    <w:p>
+      <w:r>
+        <w:t>With the rapid development of drone technology, drone target tracking has become one of the key technologies in drone applications. However, single modal data often has limitations in complex scenes, such as changes in lighting, occlusion, and background interference. Therefore, multimodal data fusion has shown great potential in the field of target tracking. Based on the TCTrack algorithm, this paper conducted multimodal data fusion feature extraction, combined with visible light, thermal infrared information, and TCTrack's utilization of contextual information between consecutive frames, significantly improving the robustness and accuracy of target tracking. The experimental results show that the algorithm exhibits excellent tracking performance in various complex scenarios, significantly improves target localization accuracy, and demonstrates strong adaptability in dynamic environments.</w:t>
       </w:r>
     </w:p>
     <w:p>
@@ -8242,7 +8242,7 @@
         <w:pStyle w:val="Heading2"/>
       </w:pPr>
       <w:r>
-        <w:t>260. Tracker-LLM: Enhancing Visual Object Tracking via Bi-directional Chain-of-Thought Reasoning and Spatio-Temporal Memory (2026)</w:t>
+        <w:t>260. Towards Real-Time Drone Vision for Road Safety (2026)</w:t>
       </w:r>
     </w:p>
     <w:p>
@@ -8251,43 +8251,14 @@
           <w:i/>
           <w:sz w:val="18"/>
         </w:rPr>
-        <w:t>Zijing Luo; International Conference on Generative Artificial Intelligence and Information Security (GAIIS)</w:t>
+        <w:t>Pasquale De Marinis, Silvia Cherubini, Paola Arcangeli, Nenci Palombo, Valentino Iurato, Giovanna Castellano, Maria Teresa Angelillo, Gennaro Vessio; Lecture notes in computer science</w:t>
       </w:r>
       <w:r>
         <w:rPr>
           <w:color w:val="1F4E79"/>
           <w:sz w:val="18"/>
         </w:rPr>
-        <w:t xml:space="preserve">  |  https://doi.org/10.1109/gaiis69281.2026.11519166</w:t>
-      </w:r>
-    </w:p>
-    <w:p>
-      <w:r>
-        <w:t>While Vision-Language (VL) tracking has shown promise in improving tracking versatility by integrating linguistic cues, existing methods often rely on static and potentially ambiguous textual descriptions. Furthermore, these frameworks fail to leverage the deep, multi-step reasoning capabilities inherent in modern Multimodal Large Language Models (MLLMs). To address these limitations, we propose Tracker-LLM, a novel tracking framework that treats the MLLM as an active logical reasoning hub rather than a passive text generator. We introduce a Bi-directional Chain-of-Thought (Bi-CoT) reasoning mechanism that empowers the model to autonomously derive and refine localization logic based on real-time tracking feedback. To bridge the gap between high-level abstract semantics and low-level granular visual features, we design an Asynchronous Spatio-Temporal Memory (ASTM) engine. This engine alleviates the problem of semantic obsolescence caused by target appearance evolution and environmental shifts in long-term tracking by maintaining and updating a lightweight memory pool. Furthermore, a Dynamic Background-Sensitive Awareness (DBSA) strategy is proposed to refine background descriptions iteratively through the mining of hard distractors. Extensive experiments on several mainstream benchmarks demonstrate that Tracker-LLM significantly enhances tracking robustness and precision, particularly in complex scenarios involving severe occlusions, illumination variations, and drastic appearance changes, while achieving an average end-to-end latency of 6.89 ms (145.1 FPS) and a peak speed of 215.1 FPS on GPU.</w:t>
-      </w:r>
-    </w:p>
-    <w:p>
-      <w:pPr>
-        <w:pStyle w:val="Heading2"/>
-      </w:pPr>
-      <w:r>
-        <w:t>261. Tracking Tiny Drones Against Clutter: Large-Scale Infrared Benchmark with Motion-Centric Adaptive Algorithm (2025)</w:t>
-      </w:r>
-    </w:p>
-    <w:p>
-      <w:r>
-        <w:rPr>
-          <w:i/>
-          <w:sz w:val="18"/>
-        </w:rPr>
-        <w:t>J C Zhang, Zongli Jiang, J C Zhang, Yixin Wei, Liang Li, Yizheng Wang, Gang Wang; IEEE/CVF International Conference on Computer Vision (ICCV)</w:t>
-      </w:r>
-      <w:r>
-        <w:rPr>
-          <w:color w:val="1F4E79"/>
-          <w:sz w:val="18"/>
-        </w:rPr>
-        <w:t xml:space="preserve">  |  https://doi.org/10.1109/iccv51701.2025.00691</w:t>
+        <w:t xml:space="preserve">  |  https://doi.org/10.1007/978-3-032-39518-4_31</w:t>
       </w:r>
     </w:p>
     <w:p>
@@ -8296,12 +8267,12 @@
           <w:color w:val="808080"/>
           <w:sz w:val="16"/>
         </w:rPr>
-        <w:t>[abstract source: publisher page (CVF open access)]</w:t>
-      </w:r>
-    </w:p>
-    <w:p>
-      <w:r>
-        <w:t>Tracking flying drones in infrared videos is a crucial yet challenging task. Existing drone trackers and datasets have limitations in dealing with and characterizing tiny targets (&lt;=20x20 pixels) against highly complex backgrounds. To tackle this issue, we have developed a large-scale benchmark for tiny drone tracking in infrared videos (TDTIV), which comprises 290k frames and 280k manually annotated bounding boxes. Unlike traditional trackers that primarily rely on appearance matching, we introduce a novel method called Motion-Centric Adaptive Tracking (MCA-Track), which initially employs a magnocell-inspired motion response to enhance the local signal-to-noise ratio of tiny target regions while suppressing complex clutter. Moreover, we design a Dynamic Cross-Guided module that integrates both initial and updated target features to address pose variations in long-term tracking. This module captures the latest target information to generate highly relevant candidate regions and refines them through precise optimization to achieve more accurate tracking results. Extensive experiments performed on the TDTIV and the well-recognized Anti-UAV 410 datasets have demonstrated the superiority of MCATrack over state-of-the-art competing trackers.</w:t>
+        <w:t>[abstract source: indexed preview (partial)]</w:t>
+      </w:r>
+    </w:p>
+    <w:p>
+      <w:r>
+        <w:t>Every minute counts in traffic accident emergencies, yet first responders often lack timely situational awareness. This work presents a real-time drone vision system for road safety, using drones for rapid accident detection and monitoring, with efficient onboard perception (detection/tracking) pipelines designed for real-time operation in traffic scenarios. [partial abstract - ResearchGate blocked; from indexed preview]</w:t>
       </w:r>
     </w:p>
     <w:p>
@@ -8309,7 +8280,7 @@
         <w:pStyle w:val="Heading2"/>
       </w:pPr>
       <w:r>
-        <w:t>262. UAV Detection in Challenging Scenarios Based on Adaptive Frame-Weighting and Edge-Locating (2026)</w:t>
+        <w:t>261. Tracker-LLM: Enhancing Visual Object Tracking via Bi-directional Chain-of-Thought Reasoning and Spatio-Temporal Memory (2026)</w:t>
       </w:r>
     </w:p>
     <w:p>
@@ -8318,19 +8289,19 @@
           <w:i/>
           <w:sz w:val="18"/>
         </w:rPr>
-        <w:t>Zihang He, Simin Li, Hui Li, Cong Yu, Bangfu Peng, Tao Cao, Youjiang Liu; IEEE Journal of Selected Topics in Applied Earth Observations and Remote Sensing</w:t>
+        <w:t>Zijing Luo; International Conference on Generative Artificial Intelligence and Information Security (GAIIS)</w:t>
       </w:r>
       <w:r>
         <w:rPr>
           <w:color w:val="1F4E79"/>
           <w:sz w:val="18"/>
         </w:rPr>
-        <w:t xml:space="preserve">  |  https://doi.org/10.1109/jstars.2026.3732666</w:t>
-      </w:r>
-    </w:p>
-    <w:p>
-      <w:r>
-        <w:t>Deep learning methods have achieved great success in detecting uncrewed aerial vehicles (UAVs) in conventional scenarios. However, their performance degrades dramatically in challenging scenarios. Moreover, existing methods that can achieve the highest accuracy require either initial templates or expensive pixel-level annotations, which hinders their deployment in real-world applications. To alleviate the above problems, we propose a spatio-temporal edge-sensitive framework, abbreviated as STE. STE is supervised by box-level annotations and achieves template-free UAV detection matching the performance of state-of-the-art template-based trackers in conventional situations while outperforming them in challenging scenarios. Our framework introduces three key innovations. First, we propose an adaptive frame-weighted module that amplifies target signals through spatio-temporal fusion of multiframe sequences, effectively leveraging the implicit trajectory of UAVs. Next, we propose an edge-sensitive detection architecture combining 1-D Transformer localization heads with multiscale root-mean-square fusion, reformulating the error-prone box-regression as a precise edge-classification task. Finally, we design a dual-path training strategy to balance the performance on challenging and conventional scenarios through alternating global-image and local-region learning. Experimental results demonstrate that STE achieves comparable performance to SOTA template-based trackers in conventional situations while outperforming them in challenging scenarios. Specifically, STE can reach nearly 71.5% state accuracy without template initialization, which is comparable to the state-of-the-art template-based tracker. In particular, our method provides overwhelming advantages in most challenging scenarios. For example, it outperforms existing methods by 18.8% on occluded targets, by 8.8% on out-of-view samples, and by 7.4% when facing dynamic background clutter.</w:t>
+        <w:t xml:space="preserve">  |  https://doi.org/10.1109/gaiis69281.2026.11519166</w:t>
+      </w:r>
+    </w:p>
+    <w:p>
+      <w:r>
+        <w:t>While Vision-Language (VL) tracking has shown promise in improving tracking versatility by integrating linguistic cues, existing methods often rely on static and potentially ambiguous textual descriptions. Furthermore, these frameworks fail to leverage the deep, multi-step reasoning capabilities inherent in modern Multimodal Large Language Models (MLLMs). To address these limitations, we propose Tracker-LLM, a novel tracking framework that treats the MLLM as an active logical reasoning hub rather than a passive text generator. We introduce a Bi-directional Chain-of-Thought (Bi-CoT) reasoning mechanism that empowers the model to autonomously derive and refine localization logic based on real-time tracking feedback. To bridge the gap between high-level abstract semantics and low-level granular visual features, we design an Asynchronous Spatio-Temporal Memory (ASTM) engine. This engine alleviates the problem of semantic obsolescence caused by target appearance evolution and environmental shifts in long-term tracking by maintaining and updating a lightweight memory pool. Furthermore, a Dynamic Background-Sensitive Awareness (DBSA) strategy is proposed to refine background descriptions iteratively through the mining of hard distractors. Extensive experiments on several mainstream benchmarks demonstrate that Tracker-LLM significantly enhances tracking robustness and precision, particularly in complex scenarios involving severe occlusions, illumination variations, and drastic appearance changes, while achieving an average end-to-end latency of 6.89 ms (145.1 FPS) and a peak speed of 215.1 FPS on GPU.</w:t>
       </w:r>
     </w:p>
     <w:p>
@@ -8338,7 +8309,7 @@
         <w:pStyle w:val="Heading2"/>
       </w:pPr>
       <w:r>
-        <w:t>263. UAV-Based Maritime Object Tracking: A New Data Set and Dynamic Multi-scale Fusion Transformer (2026)</w:t>
+        <w:t>262. Tracking Tiny Drones Against Clutter: Large-Scale Infrared Benchmark with Motion-Centric Adaptive Algorithm (2025)</w:t>
       </w:r>
     </w:p>
     <w:p>
@@ -8347,14 +8318,14 @@
           <w:i/>
           <w:sz w:val="18"/>
         </w:rPr>
-        <w:t>Xinyue Wang, Jingjing Xiao, Xinghui Dong; SSRN Electronic Journal</w:t>
+        <w:t>J C Zhang, Zongli Jiang, J C Zhang, Yixin Wei, Liang Li, Yizheng Wang, Gang Wang; IEEE/CVF International Conference on Computer Vision (ICCV)</w:t>
       </w:r>
       <w:r>
         <w:rPr>
           <w:color w:val="1F4E79"/>
           <w:sz w:val="18"/>
         </w:rPr>
-        <w:t xml:space="preserve">  |  https://doi.org/10.2139/ssrn.7345297</w:t>
+        <w:t xml:space="preserve">  |  https://doi.org/10.1109/iccv51701.2025.00691</w:t>
       </w:r>
     </w:p>
     <w:p>
@@ -8363,12 +8334,12 @@
           <w:color w:val="808080"/>
           <w:sz w:val="16"/>
         </w:rPr>
-        <w:t>[abstract source: crossref-doi]</w:t>
-      </w:r>
-    </w:p>
-    <w:p>
-      <w:r>
-        <w:t>To perform the Unmanned Aerial Vehicle-based (UAV-based) maritime object tracking task, we acquire a new ship tracking data set, namely, UAVSeaShip102. This task faces severe challenges due to rapid target motion, drastic scale variations, and frequent occlusion in complex aerial scenes. Recent transformer-based trackers have shown remarkable potential in modeling long-range dependencies. However, their performance often deteriorates when faced with large-scale changes or unreliable updates. To address these issues, we propose a Dynamic Multi-scale Fusion Transformer Tracker (DMFTrack) for UAV-based single object tracking, which comprises two key components, i.e., a Dynamically-Weighted Multi-scale Feature Fusion Module (DWMS-FFM) and an Adaptive Template Update Mechanism (ATUM). The DWMS-FFM adaptively aggregates features from multiple scales via a learnable gating strategy, allowing the model to dynamically balance spatial details and global context. Furthermore, the ATUM employs a Score Head to estimate the reliability of the current template through dual-stage cross-attention, allowing confidence-guided online template updates that mitigate model drift. Extensive experiments conducted on UAVSeaShip102 and five commonly-used UAV-based benchmarks demonstrate that our method outperforms 22 trackers in challenging scenarios, which involve scale variation, occlusion, and background clutter, while maintaining real-time performance. It is suggested that DMFTrack is also applicable to other aerial tracking scenarios.</w:t>
+        <w:t>[abstract source: publisher page (CVF open access)]</w:t>
+      </w:r>
+    </w:p>
+    <w:p>
+      <w:r>
+        <w:t>Tracking flying drones in infrared videos is a crucial yet challenging task. Existing drone trackers and datasets have limitations in dealing with and characterizing tiny targets (&lt;=20x20 pixels) against highly complex backgrounds. To tackle this issue, we have developed a large-scale benchmark for tiny drone tracking in infrared videos (TDTIV), which comprises 290k frames and 280k manually annotated bounding boxes. Unlike traditional trackers that primarily rely on appearance matching, we introduce a novel method called Motion-Centric Adaptive Tracking (MCA-Track), which initially employs a magnocell-inspired motion response to enhance the local signal-to-noise ratio of tiny target regions while suppressing complex clutter. Moreover, we design a Dynamic Cross-Guided module that integrates both initial and updated target features to address pose variations in long-term tracking. This module captures the latest target information to generate highly relevant candidate regions and refines them through precise optimization to achieve more accurate tracking results. Extensive experiments performed on the TDTIV and the well-recognized Anti-UAV 410 datasets have demonstrated the superiority of MCATrack over state-of-the-art competing trackers.</w:t>
       </w:r>
     </w:p>
     <w:p>
@@ -8376,7 +8347,7 @@
         <w:pStyle w:val="Heading2"/>
       </w:pPr>
       <w:r>
-        <w:t>264. Unified Multi-Modal Object Tracking Through Spatial–Temporal Propagation and Modality Synergy (2025)</w:t>
+        <w:t>263. UAV Detection in Challenging Scenarios Based on Adaptive Frame-Weighting and Edge-Locating (2026)</w:t>
       </w:r>
     </w:p>
     <w:p>
@@ -8385,19 +8356,19 @@
           <w:i/>
           <w:sz w:val="18"/>
         </w:rPr>
-        <w:t>Jiajia Wu, Haorui Zuo, Yuxing Wei, Meihui Li, Jianlin Zhang; Journal of Imaging</w:t>
+        <w:t>Zihang He, Simin Li, Hui Li, Cong Yu, Bangfu Peng, Tao Cao, Youjiang Liu; IEEE Journal of Selected Topics in Applied Earth Observations and Remote Sensing</w:t>
       </w:r>
       <w:r>
         <w:rPr>
           <w:color w:val="1F4E79"/>
           <w:sz w:val="18"/>
         </w:rPr>
-        <w:t xml:space="preserve">  |  https://doi.org/10.3390/jimaging11120421</w:t>
-      </w:r>
-    </w:p>
-    <w:p>
-      <w:r>
-        <w:t>Multi-modal object tracking (MMOT) has received widespread attention for the ability to overcome single-sensor perception limitations. However, existing methods encounter several critical challenges. Representation learning and generalization capabilities of models are constrained by the inherent heterogeneity of cross-task multi-modal data and inter-modal synergy imbalance. Particularly, in dynamically changing complex scenarios, the reliability and stability of data significantly degrade, further exacerbating the difficulty in multi-modal consistent perception and aggregation. To tackle the above issues, we propose SMUTrack, a unified framework with global shared parameters integrating three downstream MMOT tasks. SMUTrack implements a batch merging-and-splitting alternating strategy, coupled with multi-task joint training, to establish latent correlations across inter- and intra-task modalities, effectively avoiding over-reliance on certain modalities. Concurrently, we design a hierarchical modality synergy and reinforcement (HMSR) module, and a gated fusion and context awareness (GFCA) module to enable progressive multi-modal information exchange and integration, yielding the more discriminative and robust multi-modal representation. More importantly, we introduce a spatial-temporal information propagation (SIP) mechanism, which synchronously learns object trajectory cues and appearance variations to effectively build contextual relationships in long-term video tracking. Experimental results definitively validate the outstanding performance of SMUTrack on mainstream MMOT datasets, exhibiting its powerful adaptability to various MMOT tasks.</w:t>
+        <w:t xml:space="preserve">  |  https://doi.org/10.1109/jstars.2026.3732666</w:t>
+      </w:r>
+    </w:p>
+    <w:p>
+      <w:r>
+        <w:t>Deep learning methods have achieved great success in detecting uncrewed aerial vehicles (UAVs) in conventional scenarios. However, their performance degrades dramatically in challenging scenarios. Moreover, existing methods that can achieve the highest accuracy require either initial templates or expensive pixel-level annotations, which hinders their deployment in real-world applications. To alleviate the above problems, we propose a spatio-temporal edge-sensitive framework, abbreviated as STE. STE is supervised by box-level annotations and achieves template-free UAV detection matching the performance of state-of-the-art template-based trackers in conventional situations while outperforming them in challenging scenarios. Our framework introduces three key innovations. First, we propose an adaptive frame-weighted module that amplifies target signals through spatio-temporal fusion of multiframe sequences, effectively leveraging the implicit trajectory of UAVs. Next, we propose an edge-sensitive detection architecture combining 1-D Transformer localization heads with multiscale root-mean-square fusion, reformulating the error-prone box-regression as a precise edge-classification task. Finally, we design a dual-path training strategy to balance the performance on challenging and conventional scenarios through alternating global-image and local-region learning. Experimental results demonstrate that STE achieves comparable performance to SOTA template-based trackers in conventional situations while outperforming them in challenging scenarios. Specifically, STE can reach nearly 71.5% state accuracy without template initialization, which is comparable to the state-of-the-art template-based tracker. In particular, our method provides overwhelming advantages in most challenging scenarios. For example, it outperforms existing methods by 18.8% on occluded targets, by 8.8% on out-of-view samples, and by 7.4% when facing dynamic background clutter.</w:t>
       </w:r>
     </w:p>
     <w:p>
@@ -8405,7 +8376,7 @@
         <w:pStyle w:val="Heading2"/>
       </w:pPr>
       <w:r>
-        <w:t>265. SBMVTrack: Spike-Budgeted Multi-View Learning for Power-Efficient UAV Tracking (2026)</w:t>
+        <w:t>264. UAV-Based Maritime Object Tracking: A New Data Set and Dynamic Multi-scale Fusion Transformer (2026)</w:t>
       </w:r>
     </w:p>
     <w:p>
@@ -8414,7 +8385,14 @@
           <w:i/>
           <w:sz w:val="18"/>
         </w:rPr>
-        <w:t>Peng-Zhi Zhong, Ji-Wei Mo, Hao-Lun Li, Ge Zheng, Jing-Qi Wang, Xin-Yi Bo, Shui-Wang Li</w:t>
+        <w:t>Xinyue Wang, Jingjing Xiao, Xinghui Dong; SSRN Electronic Journal</w:t>
+      </w:r>
+      <w:r>
+        <w:rPr>
+          <w:color w:val="1F4E79"/>
+          <w:sz w:val="18"/>
+        </w:rPr>
+        <w:t xml:space="preserve">  |  https://doi.org/10.2139/ssrn.7345297</w:t>
       </w:r>
     </w:p>
     <w:p>
@@ -8423,12 +8401,12 @@
           <w:color w:val="808080"/>
           <w:sz w:val="16"/>
         </w:rPr>
-        <w:t>[relation: UNCLASSIFIED]</w:t>
-      </w:r>
-    </w:p>
-    <w:p>
-      <w:r>
-        <w:t>With sparse and event-driven computation, spiking neural networks show great potential for achieving accurate and power-efficient UAV visual tracking. However, existing SNN-based trackers typically use spike firing rates only for power consumption and lack explicit optimization of actual spike activity. Moreover, regulating spike activity alone does not explicitly encourage stable target representations under partial observations and temporal appearance changes. We propose SBMVTrack, a fully spiking tracking framework that combines spike activity regulation with complementary multi-view representation learning. Specifically, SBMVTrack introduces Energy-Weighted Spike Budgeting (EWSB), which incorporates layer-wise computational costs when regulating spike firing rates and penalizing saturated activations, thereby reducing redundant spike computation. To further improve target representations under the spike budget constraint, we introduce Masked Multi-View Target Modeling (MVTM), which treats the initial template, online template, and search region as temporal views of the same target. By aligning target embeddings between masked and corresponding unmasked views and enforcing cross-view identity consistency, MVTM encourages robustness to missing local cues and temporal appearance changes. Experiments on four UAV benchmarks demonstrate competitive tracking performance with a 24.1% reduction in estimated power consumption relative to the baseline. On VisDrone2018, SBMVTrack achieves a success rate of 70.0%, exceeding SpikeTrack by 9.7 percentage points while reducing estimated power consumption by 45.7%. The source code will be released upon acceptance.</w:t>
+        <w:t>[abstract source: crossref-doi]</w:t>
+      </w:r>
+    </w:p>
+    <w:p>
+      <w:r>
+        <w:t>To perform the Unmanned Aerial Vehicle-based (UAV-based) maritime object tracking task, we acquire a new ship tracking data set, namely, UAVSeaShip102. This task faces severe challenges due to rapid target motion, drastic scale variations, and frequent occlusion in complex aerial scenes. Recent transformer-based trackers have shown remarkable potential in modeling long-range dependencies. However, their performance often deteriorates when faced with large-scale changes or unreliable updates. To address these issues, we propose a Dynamic Multi-scale Fusion Transformer Tracker (DMFTrack) for UAV-based single object tracking, which comprises two key components, i.e., a Dynamically-Weighted Multi-scale Feature Fusion Module (DWMS-FFM) and an Adaptive Template Update Mechanism (ATUM). The DWMS-FFM adaptively aggregates features from multiple scales via a learnable gating strategy, allowing the model to dynamically balance spatial details and global context. Furthermore, the ATUM employs a Score Head to estimate the reliability of the current template through dual-stage cross-attention, allowing confidence-guided online template updates that mitigate model drift. Extensive experiments conducted on UAVSeaShip102 and five commonly-used UAV-based benchmarks demonstrate that our method outperforms 22 trackers in challenging scenarios, which involve scale variation, occlusion, and background clutter, while maintaining real-time performance. It is suggested that DMFTrack is also applicable to other aerial tracking scenarios.</w:t>
       </w:r>
     </w:p>
     <w:p>
@@ -8436,7 +8414,7 @@
         <w:pStyle w:val="Heading2"/>
       </w:pPr>
       <w:r>
-        <w:t>266. MaST: Motion-aware Sparse Pipeline for Lightweight Object Tracking (2026)</w:t>
+        <w:t>265. Unified Multi-Modal Object Tracking Through Spatial–Temporal Propagation and Modality Synergy (2025)</w:t>
       </w:r>
     </w:p>
     <w:p>
@@ -8445,7 +8423,36 @@
           <w:i/>
           <w:sz w:val="18"/>
         </w:rPr>
-        <w:t>Qingmao Wei, Fa-Gui Liu, Dengke Zhang, Qingze He, Quan Tang</w:t>
+        <w:t>Jiajia Wu, Haorui Zuo, Yuxing Wei, Meihui Li, Jianlin Zhang; Journal of Imaging</w:t>
+      </w:r>
+      <w:r>
+        <w:rPr>
+          <w:color w:val="1F4E79"/>
+          <w:sz w:val="18"/>
+        </w:rPr>
+        <w:t xml:space="preserve">  |  https://doi.org/10.3390/jimaging11120421</w:t>
+      </w:r>
+    </w:p>
+    <w:p>
+      <w:r>
+        <w:t>Multi-modal object tracking (MMOT) has received widespread attention for the ability to overcome single-sensor perception limitations. However, existing methods encounter several critical challenges. Representation learning and generalization capabilities of models are constrained by the inherent heterogeneity of cross-task multi-modal data and inter-modal synergy imbalance. Particularly, in dynamically changing complex scenarios, the reliability and stability of data significantly degrade, further exacerbating the difficulty in multi-modal consistent perception and aggregation. To tackle the above issues, we propose SMUTrack, a unified framework with global shared parameters integrating three downstream MMOT tasks. SMUTrack implements a batch merging-and-splitting alternating strategy, coupled with multi-task joint training, to establish latent correlations across inter- and intra-task modalities, effectively avoiding over-reliance on certain modalities. Concurrently, we design a hierarchical modality synergy and reinforcement (HMSR) module, and a gated fusion and context awareness (GFCA) module to enable progressive multi-modal information exchange and integration, yielding the more discriminative and robust multi-modal representation. More importantly, we introduce a spatial-temporal information propagation (SIP) mechanism, which synchronously learns object trajectory cues and appearance variations to effectively build contextual relationships in long-term video tracking. Experimental results definitively validate the outstanding performance of SMUTrack on mainstream MMOT datasets, exhibiting its powerful adaptability to various MMOT tasks.</w:t>
+      </w:r>
+    </w:p>
+    <w:p>
+      <w:pPr>
+        <w:pStyle w:val="Heading2"/>
+      </w:pPr>
+      <w:r>
+        <w:t>266. SBMVTrack: Spike-Budgeted Multi-View Learning for Power-Efficient UAV Tracking (2026)</w:t>
+      </w:r>
+    </w:p>
+    <w:p>
+      <w:r>
+        <w:rPr>
+          <w:i/>
+          <w:sz w:val="18"/>
+        </w:rPr>
+        <w:t>Peng-Zhi Zhong, Ji-Wei Mo, Hao-Lun Li, Ge Zheng, Jing-Qi Wang, Xin-Yi Bo, Shui-Wang Li</w:t>
       </w:r>
     </w:p>
     <w:p>
@@ -8459,7 +8466,7 @@
     </w:p>
     <w:p>
       <w:r>
-        <w:t>Transformer-based object trackers are renowned for their strong performance, yet dense token processing often leads to prohibitive computational cost, limiting real-time deployment on edge devices. While recent works explore token pruning to reduce computation, they often stop short of an end-to-end sparse pipeline, as early-layer token scores can be noisy without a motion prior, and many trackers ultimately fall back to dense reshaping to feed the dense prediction head that partially negates the savings. We introduce Motion-aware Sparse Tracker (MaST), a sparse tracking framework that makes sparsity effective from tokens to boxes. First, MaST injects a lightweight motion prior to refine cross-attention-based importance scores, enabling earlier and more stable token reduction in the search region. Second, we introduce a natively sparse prediction head that operates directly on the retained unstructured tokens with a score-first, regress-once design, eliminating dense padding/reshaping and reducing redundant computation. Extensive experiments on multiple benchmarks demonstrate that MaST establishes new state of the art among lightweight trackers, where MaST-tiny attains 63.8 AUC on LaSOT and 80.1 SUC on TrackingNet, surpassing the prior best AsymTrack-S by +1.0 AUC and +2.2 SUC while running at 152 FPS on Jetson Nano, nearly twice as fast as AsymTrack-S at 88 FPS. Code is available at https://github.com/TsingWei/MaST.</w:t>
+        <w:t>With sparse and event-driven computation, spiking neural networks show great potential for achieving accurate and power-efficient UAV visual tracking. However, existing SNN-based trackers typically use spike firing rates only for power consumption and lack explicit optimization of actual spike activity. Moreover, regulating spike activity alone does not explicitly encourage stable target representations under partial observations and temporal appearance changes. We propose SBMVTrack, a fully spiking tracking framework that combines spike activity regulation with complementary multi-view representation learning. Specifically, SBMVTrack introduces Energy-Weighted Spike Budgeting (EWSB), which incorporates layer-wise computational costs when regulating spike firing rates and penalizing saturated activations, thereby reducing redundant spike computation. To further improve target representations under the spike budget constraint, we introduce Masked Multi-View Target Modeling (MVTM), which treats the initial template, online template, and search region as temporal views of the same target. By aligning target embeddings between masked and corresponding unmasked views and enforcing cross-view identity consistency, MVTM encourages robustness to missing local cues and temporal appearance changes. Experiments on four UAV benchmarks demonstrate competitive tracking performance with a 24.1% reduction in estimated power consumption relative to the baseline. On VisDrone2018, SBMVTrack achieves a success rate of 70.0%, exceeding SpikeTrack by 9.7 percentage points while reducing estimated power consumption by 45.7%. The source code will be released upon acceptance.</w:t>
       </w:r>
     </w:p>
     <w:p>
@@ -8467,7 +8474,7 @@
         <w:pStyle w:val="Heading2"/>
       </w:pPr>
       <w:r>
-        <w:t>267. Robust and efficient UAV tracking via adaptive depth gating and prompt-guided autoregressive decoding (2026)</w:t>
+        <w:t>267. FIST: Frequency information in spatio-temporal tracking network for motion blur (2026)</w:t>
       </w:r>
     </w:p>
     <w:p>
@@ -8476,14 +8483,14 @@
           <w:i/>
           <w:sz w:val="18"/>
         </w:rPr>
-        <w:t>Wen-Qin Dong; International Conference on Digital Image Processing</w:t>
+        <w:t>Ziyu Hu, Wenzheng Liu, Hao Sun, Lixin Wei; Signal processing. Image communication</w:t>
       </w:r>
       <w:r>
         <w:rPr>
           <w:color w:val="1F4E79"/>
           <w:sz w:val="18"/>
         </w:rPr>
-        <w:t xml:space="preserve">  |  https://doi.org/10.1117/12.3119681</w:t>
+        <w:t xml:space="preserve">  |  https://doi.org/10.1016/j.image.2026.117586</w:t>
       </w:r>
     </w:p>
     <w:p>
@@ -8492,12 +8499,12 @@
           <w:color w:val="808080"/>
           <w:sz w:val="16"/>
         </w:rPr>
-        <w:t>[relation: UNCLASSIFIED]</w:t>
-      </w:r>
-    </w:p>
-    <w:p>
-      <w:r>
-        <w:t>Striking an optimal balance between robust tracking performance and real-time computational efficiency remains a significant challenge in the field of Unmanned Aerial Vehicle (UAV) tracking. UAV operational environments are characterized by rapid viewpoint changes, severe occlusions, and stringent onboard energy constraints, which impose rigorous demands on tracking algorithms. While recent generative trackers formulated as sequence interpretation tasks have achieved remarkable accuracy, their heavy autoregressive computations often result in high latency. Conversely, lightweight discriminative trackers frequently lack the temporal context required to handle long-term occlusions. To bridge this gap, we propose DAR-Track, a novel framework that harmonizes dynamic computation with generative modeling. First, we introduce an Adaptive Depth Gating (ADG) strategy to optimize the backbone encoder. This mechanism acts as an intelligent regulator, dynamically quantifying feature redundancy via inter-layer Euclidean distances and selectively bypassing saturated Transformer layers. Second, instead of traditional regression heads, we design a Prompt-Guided Autoregressive Decoder (PGAD). This module leverages historical coordinate sequences as spatio-temporal prompts to guide the generation of current target tokens. Furthermore, we employ a decoupled parallel attention mechanism to accelerate the decoding process. Extensive experiments on four authoritative benchmarks demonstrate that DAR-Track outperforms state-of-the-art methods, including MixFormer and SGLATrack, while maintaining superior inference speeds suitable for real-time aerial robotics.</w:t>
+        <w:t>[relation: UNCLASSIFIED | abstract source: publisher page (ScienceDirect)]</w:t>
+      </w:r>
+    </w:p>
+    <w:p>
+      <w:r>
+        <w:t>Rapid object or camera motion during tracking can lead to motion blur, which ultimately reduces tracking accuracy. Motion blur degrades image features, affecting both feature matching and fusion. To alleviate the above problem, FIST is proposed. STARK is used as the baseline network, with dynamic templates integrated into its architecture. The Fourier transform and a multi-scale dilated attention block are incorporated into the network. In the feature extraction stage, feature maps are transformed into frequency domain for filtering operations. In the feature fusion stage, feature maps are supplemented via frequency filtering and multi-scale dilated attention mechanism. Comprehensive ablation studies and comparative experiments validate the effectiveness: both AUC and Pre were improved by 1.5% in the LaSOT test dataset Motion Blur property compared to the baseline network.</w:t>
       </w:r>
     </w:p>
     <w:p>
@@ -8505,7 +8512,7 @@
         <w:pStyle w:val="Heading2"/>
       </w:pPr>
       <w:r>
-        <w:t>268. Temporal context-based multi-head cross-attention transformer model for UAV target tracking (2026)</w:t>
+        <w:t>268. MaST: Motion-aware Sparse Pipeline for Lightweight Object Tracking (2026)</w:t>
       </w:r>
     </w:p>
     <w:p>
@@ -8514,14 +8521,7 @@
           <w:i/>
           <w:sz w:val="18"/>
         </w:rPr>
-        <w:t>Jian-Jun Ni, Jiabin Huang, Guang-yi Tang, Peng-Fei Shi, Yang Gu; Measurement science and technology</w:t>
-      </w:r>
-      <w:r>
-        <w:rPr>
-          <w:color w:val="1F4E79"/>
-          <w:sz w:val="18"/>
-        </w:rPr>
-        <w:t xml:space="preserve">  |  https://doi.org/10.1088/1361-6501/ae920b</w:t>
+        <w:t>Qingmao Wei, Fa-Gui Liu, Dengke Zhang, Qingze He, Quan Tang</w:t>
       </w:r>
     </w:p>
     <w:p>
@@ -8535,7 +8535,7 @@
     </w:p>
     <w:p>
       <w:r>
-        <w:t>Significant progress has been made in visual UAV target tracking, but there are still some shortcomings in existing advanced trackers. These trackers typically emphasize performance under ideal conditions, while neglecting real-world challenges such as target occlusion, illumination variations, and complex backgrounds. Moreover, most of these trackers integrate temporal information into templates, failing to fully leverage the temporal context between consecutive frames, which limits tracking accuracy and robustness. To address these issues, a multi-head cross-attention (MHCA) transformer framework based on temporal context is proposed. First, an improved feature extraction network is presented, which combines temporal context information to extract crucial features from the target and the search region. Next, a feature fusion network is designed, which embeds a MHCA mechanism between the encoder and decoder to adaptively enhance the concatenated features, highlighting target features while suppressing background interference. Subsequently, an improved prediction head network is proposed, which comprises a multi-layer perceptron-based classification head and a fine-grained feature-based regression head. The classification head generates a classification response map to determine the target’s position and category, while the regression head processes the final feature map to produce a bounding box. Extensive experiments demonstrate that the proposed model effectively tracks targets and surpasses state-of-the-art methods across various evaluation metrics.</w:t>
+        <w:t>Transformer-based object trackers are renowned for their strong performance, yet dense token processing often leads to prohibitive computational cost, limiting real-time deployment on edge devices. While recent works explore token pruning to reduce computation, they often stop short of an end-to-end sparse pipeline, as early-layer token scores can be noisy without a motion prior, and many trackers ultimately fall back to dense reshaping to feed the dense prediction head that partially negates the savings. We introduce Motion-aware Sparse Tracker (MaST), a sparse tracking framework that makes sparsity effective from tokens to boxes. First, MaST injects a lightweight motion prior to refine cross-attention-based importance scores, enabling earlier and more stable token reduction in the search region. Second, we introduce a natively sparse prediction head that operates directly on the retained unstructured tokens with a score-first, regress-once design, eliminating dense padding/reshaping and reducing redundant computation. Extensive experiments on multiple benchmarks demonstrate that MaST establishes new state of the art among lightweight trackers, where MaST-tiny attains 63.8 AUC on LaSOT and 80.1 SUC on TrackingNet, surpassing the prior best AsymTrack-S by +1.0 AUC and +2.2 SUC while running at 152 FPS on Jetson Nano, nearly twice as fast as AsymTrack-S at 88 FPS. Code is available at https://github.com/TsingWei/MaST.</w:t>
       </w:r>
     </w:p>
     <w:p>
@@ -8543,7 +8543,7 @@
         <w:pStyle w:val="Heading2"/>
       </w:pPr>
       <w:r>
-        <w:t>269. Semantic-Aware Temporal Adaptation for UAV Anti-UAV Tracking (2026)</w:t>
+        <w:t>269. Robust and efficient UAV tracking via adaptive depth gating and prompt-guided autoregressive decoding (2026)</w:t>
       </w:r>
     </w:p>
     <w:p>
@@ -8552,14 +8552,14 @@
           <w:i/>
           <w:sz w:val="18"/>
         </w:rPr>
-        <w:t>Xiao-Zhen Qiao, Da Zhang, Yu-Bin Guo, Jun-Yu Gao, Zhiyuan Zhao, Xuelong Li; arXiv.org</w:t>
+        <w:t>Wen-Qin Dong; International Conference on Digital Image Processing</w:t>
       </w:r>
       <w:r>
         <w:rPr>
           <w:color w:val="1F4E79"/>
           <w:sz w:val="18"/>
         </w:rPr>
-        <w:t xml:space="preserve">  |  https://doi.org/10.48550/arXiv.2607.26511</w:t>
+        <w:t xml:space="preserve">  |  https://doi.org/10.1117/12.3119681</w:t>
       </w:r>
     </w:p>
     <w:p>
@@ -8573,7 +8573,7 @@
     </w:p>
     <w:p>
       <w:r>
-        <w:t>UAV Anti-UAV tracking is an emerging low-altitude security task for localizing an adversarial UAV using the onboard camera of a moving observer UAV. It differs from conventional UAV tracking and ground-based Anti-UAV tracking because both the camera platform and the target move simultaneously. This dual-dynamic setting induces rapid viewpoint changes, motion blur, scale variation, and visually similar distractors, making reliable appearance matching difficult. Under such rapidly changing conditions, fixed visual representations are often insufficient because target appearance becomes unreliable and feature distributions may deviate from the training domain. The target language description remains stable across frames and can therefore serve as a semantic anchor for temporal state propagation, while online feature-distribution alignment can reduce video-specific test-time shifts. In this paper, we propose \emph{SATATrack}, a Semantic-Aware Temporal Adaptation framework for UAV Anti-UAV tracking. SATATrack introduces Semantic-Aware Context Propagation (SACP), which uses the target description to guide temporal context propagation across backbone stages and preserve target identity under rapid appearance changes. An auxiliary contrastive regularizer is used during training to discourage responses to semantically similar background regions. During inference, Temporal-Aware Distribution Alignment (TADA) aligns feature distributions online without updating model parameters, combining recent-frame estimates with training-time statistics for stability. SATATrack achieves state-of-the-art performance on the UAV-Anti-UAV benchmark while remaining competitive in Anti-UAV and UAV object tracking tasks. The code will be available at https://github.com/XiaozhenQiao/SATATrack.</w:t>
+        <w:t>Striking an optimal balance between robust tracking performance and real-time computational efficiency remains a significant challenge in the field of Unmanned Aerial Vehicle (UAV) tracking. UAV operational environments are characterized by rapid viewpoint changes, severe occlusions, and stringent onboard energy constraints, which impose rigorous demands on tracking algorithms. While recent generative trackers formulated as sequence interpretation tasks have achieved remarkable accuracy, their heavy autoregressive computations often result in high latency. Conversely, lightweight discriminative trackers frequently lack the temporal context required to handle long-term occlusions. To bridge this gap, we propose DAR-Track, a novel framework that harmonizes dynamic computation with generative modeling. First, we introduce an Adaptive Depth Gating (ADG) strategy to optimize the backbone encoder. This mechanism acts as an intelligent regulator, dynamically quantifying feature redundancy via inter-layer Euclidean distances and selectively bypassing saturated Transformer layers. Second, instead of traditional regression heads, we design a Prompt-Guided Autoregressive Decoder (PGAD). This module leverages historical coordinate sequences as spatio-temporal prompts to guide the generation of current target tokens. Furthermore, we employ a decoupled parallel attention mechanism to accelerate the decoding process. Extensive experiments on four authoritative benchmarks demonstrate that DAR-Track outperforms state-of-the-art methods, including MixFormer and SGLATrack, while maintaining superior inference speeds suitable for real-time aerial robotics.</w:t>
       </w:r>
     </w:p>
     <w:p>
@@ -8581,7 +8581,7 @@
         <w:pStyle w:val="Heading2"/>
       </w:pPr>
       <w:r>
-        <w:t>270. Counterfactual Motion Reliability Learning for Robust UAV Tracking (2026)</w:t>
+        <w:t>270. Temporal context-based multi-head cross-attention transformer model for UAV target tracking (2026)</w:t>
       </w:r>
     </w:p>
     <w:p>
@@ -8590,14 +8590,14 @@
           <w:i/>
           <w:sz w:val="18"/>
         </w:rPr>
-        <w:t>Yue-Hai Chen; arXiv.org</w:t>
+        <w:t>Jian-Jun Ni, Jiabin Huang, Guang-yi Tang, Peng-Fei Shi, Yang Gu; Measurement science and technology</w:t>
       </w:r>
       <w:r>
         <w:rPr>
           <w:color w:val="1F4E79"/>
           <w:sz w:val="18"/>
         </w:rPr>
-        <w:t xml:space="preserve">  |  https://doi.org/10.48550/arXiv.2607.23209</w:t>
+        <w:t xml:space="preserve">  |  https://doi.org/10.1088/1361-6501/ae920b</w:t>
       </w:r>
     </w:p>
     <w:p>
@@ -8611,7 +8611,7 @@
     </w:p>
     <w:p>
       <w:r>
-        <w:t>Infrared unmanned aerial vehicle (UAV) tracking is challenging because the target is often small, low-contrast, and easily confused with thermal distractors or cluttered backgrounds. Recent Transformer-based trackers have achieved promising performance by learning strong appearance representations, but their responses can still be dominated by background structures when the target appearance is weak or ambiguous. A natural solution is to introduce temporal motion cues. However, in infrared UAV tracking, motion cues are not always reliable: camera jitter, dynamic backgrounds, sensor noise, and target disappearance may produce temporal variations that are stronger than the true target motion. Therefore, the key challenge is not simply how to use motion, but how to distinguish target-consistent motion from background-induced pseudo motion. To this end, we propose CMRTrack, a counterfactual motion reliability learning framework for robust infrared UAV tracking. CMRTrack first extracts temporal evidence from adjacent search regions using a lightweight motion evidence encoder. During training, a counterfactual target-erased history branch is introduced to construct hard motion references, encouraging the motion encoder to learn reliable target-consistent motion rather than arbitrary temporal changes. The learned motion evidence is then incorporated into a one-stream tracking framework through motion-guided token modulation and reliability-aware score fusion, enabling adaptive feature enhancement and response refinement. Extensive experiments on Anti-UAV410 demonstrate that CMRTrack consistently outperforms representative state-of-the-art trackers and significantly improves the OSTrack baseline, with ablation studies and qualitative analysis verifying the effectiveness of the proposed counterfactual motion reliability learning.</w:t>
+        <w:t>Significant progress has been made in visual UAV target tracking, but there are still some shortcomings in existing advanced trackers. These trackers typically emphasize performance under ideal conditions, while neglecting real-world challenges such as target occlusion, illumination variations, and complex backgrounds. Moreover, most of these trackers integrate temporal information into templates, failing to fully leverage the temporal context between consecutive frames, which limits tracking accuracy and robustness. To address these issues, a multi-head cross-attention (MHCA) transformer framework based on temporal context is proposed. First, an improved feature extraction network is presented, which combines temporal context information to extract crucial features from the target and the search region. Next, a feature fusion network is designed, which embeds a MHCA mechanism between the encoder and decoder to adaptively enhance the concatenated features, highlighting target features while suppressing background interference. Subsequently, an improved prediction head network is proposed, which comprises a multi-layer perceptron-based classification head and a fine-grained feature-based regression head. The classification head generates a classification response map to determine the target’s position and category, while the regression head processes the final feature map to produce a bounding box. Extensive experiments demonstrate that the proposed model effectively tracks targets and surpasses state-of-the-art methods across various evaluation metrics.</w:t>
       </w:r>
     </w:p>
     <w:p>
@@ -8619,7 +8619,7 @@
         <w:pStyle w:val="Heading2"/>
       </w:pPr>
       <w:r>
-        <w:t>271. Spatiotemporal transformer with cross-temporal gated fusion for single object tracking (2026)</w:t>
+        <w:t>271. Semantic-Aware Temporal Adaptation for UAV Anti-UAV Tracking (2026)</w:t>
       </w:r>
     </w:p>
     <w:p>
@@ -8628,14 +8628,14 @@
           <w:i/>
           <w:sz w:val="18"/>
         </w:rPr>
-        <w:t>Changhao Zhou, Xun Duan, Guangqian Kong, Hui-Yun Long; Journal of Electronic Imaging (JEI)</w:t>
+        <w:t>Xiao-Zhen Qiao, Da Zhang, Yu-Bin Guo, Jun-Yu Gao, Zhiyuan Zhao, Xuelong Li; arXiv.org</w:t>
       </w:r>
       <w:r>
         <w:rPr>
           <w:color w:val="1F4E79"/>
           <w:sz w:val="18"/>
         </w:rPr>
-        <w:t xml:space="preserve">  |  https://doi.org/10.1117/1.JEI.35.4.043016</w:t>
+        <w:t xml:space="preserve">  |  https://doi.org/10.48550/arXiv.2607.26511</w:t>
       </w:r>
     </w:p>
     <w:p>
@@ -8649,7 +8649,7 @@
     </w:p>
     <w:p>
       <w:r>
-        <w:t>Abstract. Existing single-object trackers often struggle to fully exploit temporal information and distinct feature representations, limiting their robustness in complex scenarios. Specifically, current approaches face challenges in (1) capturing channel-wise discriminative features during target deformation, (2) adapting to sudden appearance changes due to reliance on static memory banks, and (3) mitigating background interference within transformer attention mechanisms. To address these issues, we propose STFTrack, a proposed tracking framework integrating enhanced spatiotemporal features. First, we construct a semantic–spatial–instance attention module, which refines target representation via cascaded channel calibration and instance uncertainty modeling. Second, a gated attention fusion module is introduced to adaptively aggregate temporal and spatial cues. Third, we design an improved spatiotemporal decoder equipped with learnable autoregressive queries to establish a robust cross-frame state propagation mechanism. Extensive experiments on five benchmarks, including LaSOT, GOT-10k, and TrackingNet, demonstrate the superiority of STFTrack. For instance, it achieves an area under the curve score of 72.8% on the LaSOT benchmark. Qualitative results further confirm that STFTrack effectively suppresses background clutter and maintains accurate tracking under challenging conditions including deformation, fast motion, and occlusion.</w:t>
+        <w:t>UAV Anti-UAV tracking is an emerging low-altitude security task for localizing an adversarial UAV using the onboard camera of a moving observer UAV. It differs from conventional UAV tracking and ground-based Anti-UAV tracking because both the camera platform and the target move simultaneously. This dual-dynamic setting induces rapid viewpoint changes, motion blur, scale variation, and visually similar distractors, making reliable appearance matching difficult. Under such rapidly changing conditions, fixed visual representations are often insufficient because target appearance becomes unreliable and feature distributions may deviate from the training domain. The target language description remains stable across frames and can therefore serve as a semantic anchor for temporal state propagation, while online feature-distribution alignment can reduce video-specific test-time shifts. In this paper, we propose \emph{SATATrack}, a Semantic-Aware Temporal Adaptation framework for UAV Anti-UAV tracking. SATATrack introduces Semantic-Aware Context Propagation (SACP), which uses the target description to guide temporal context propagation across backbone stages and preserve target identity under rapid appearance changes. An auxiliary contrastive regularizer is used during training to discourage responses to semantically similar background regions. During inference, Temporal-Aware Distribution Alignment (TADA) aligns feature distributions online without updating model parameters, combining recent-frame estimates with training-time statistics for stability. SATATrack achieves state-of-the-art performance on the UAV-Anti-UAV benchmark while remaining competitive in Anti-UAV and UAV object tracking tasks. The code will be available at https://github.com/XiaozhenQiao/SATATrack.</w:t>
       </w:r>
     </w:p>
     <w:p>
@@ -8657,7 +8657,7 @@
         <w:pStyle w:val="Heading2"/>
       </w:pPr>
       <w:r>
-        <w:t>272. A Target Tracking Method Based on Frequency and Spatial Information Perception in UAV Vision (2026)</w:t>
+        <w:t>272. Counterfactual Motion Reliability Learning for Robust UAV Tracking (2026)</w:t>
       </w:r>
     </w:p>
     <w:p>
@@ -8666,14 +8666,14 @@
           <w:i/>
           <w:sz w:val="18"/>
         </w:rPr>
-        <w:t>Chenyang Li, Zhi-Heng Liu, Suiping Zhou; Remote Sensing</w:t>
+        <w:t>Yue-Hai Chen; arXiv.org</w:t>
       </w:r>
       <w:r>
         <w:rPr>
           <w:color w:val="1F4E79"/>
           <w:sz w:val="18"/>
         </w:rPr>
-        <w:t xml:space="preserve">  |  https://doi.org/10.3390/rs18122036</w:t>
+        <w:t xml:space="preserve">  |  https://doi.org/10.48550/arXiv.2607.23209</w:t>
       </w:r>
     </w:p>
     <w:p>
@@ -8687,7 +8687,7 @@
     </w:p>
     <w:p>
       <w:r>
-        <w:t>Target tracking for Unmanned Aerial Vehicles (UAVs) can be significantly impacted by environmental factors such as lighting variations, background clutter, and target occlusion. To address these challenges, we developed a target tracking method that integrates both frequency-domain and spatial perception capabilities in UAV vision (FSTrack). Specifically: (1) we utilized the Swin Transformer as the core network to extract features from both the template and search images; (2) we introduced a Transformer-based module to enhance both frequency and spatial information, improving tracking accuracy under varying illumination conditions; (3) we designed a spatio-temporal feature fusion module with multiple multi-head self-attention mechanisms to precisely model the tracking state, thus increasing reliability in cluttered and occluded environments; and (4) we created a hybrid loss function to boost accuracy in both classification and regression tasks. Our experimental results on the UAV123, DTB70, and UAVDT datasets show that our approach not only surpasses current state-of-the-art methods in success rates and precision but also operates more swiftly.</w:t>
+        <w:t>Infrared unmanned aerial vehicle (UAV) tracking is challenging because the target is often small, low-contrast, and easily confused with thermal distractors or cluttered backgrounds. Recent Transformer-based trackers have achieved promising performance by learning strong appearance representations, but their responses can still be dominated by background structures when the target appearance is weak or ambiguous. A natural solution is to introduce temporal motion cues. However, in infrared UAV tracking, motion cues are not always reliable: camera jitter, dynamic backgrounds, sensor noise, and target disappearance may produce temporal variations that are stronger than the true target motion. Therefore, the key challenge is not simply how to use motion, but how to distinguish target-consistent motion from background-induced pseudo motion. To this end, we propose CMRTrack, a counterfactual motion reliability learning framework for robust infrared UAV tracking. CMRTrack first extracts temporal evidence from adjacent search regions using a lightweight motion evidence encoder. During training, a counterfactual target-erased history branch is introduced to construct hard motion references, encouraging the motion encoder to learn reliable target-consistent motion rather than arbitrary temporal changes. The learned motion evidence is then incorporated into a one-stream tracking framework through motion-guided token modulation and reliability-aware score fusion, enabling adaptive feature enhancement and response refinement. Extensive experiments on Anti-UAV410 demonstrate that CMRTrack consistently outperforms representative state-of-the-art trackers and significantly improves the OSTrack baseline, with ablation studies and qualitative analysis verifying the effectiveness of the proposed counterfactual motion reliability learning.</w:t>
       </w:r>
     </w:p>
     <w:p>
@@ -8695,7 +8695,7 @@
         <w:pStyle w:val="Heading2"/>
       </w:pPr>
       <w:r>
-        <w:t>273. Multiple resolution prompt learning for satellite video object tracking (2026)</w:t>
+        <w:t>273. Towards a prompt-driven framework with state space models for UAV object tracking (2026)</w:t>
       </w:r>
     </w:p>
     <w:p>
@@ -8704,14 +8704,14 @@
           <w:i/>
           <w:sz w:val="18"/>
         </w:rPr>
-        <w:t>Lu Che, Long Gao, Hai-Jun Chen, Yuze Ke, Xunfeng Zhao, Wei-Ying Xie, Yunsong Li; Remote Sensing Letters</w:t>
+        <w:t>Binbin Wang, Ziqing Yan, Li-Feng Wang, Fasheng Wang, Fu-Ming Sun, Hao-Jie Li; Knowledge-Based Systems</w:t>
       </w:r>
       <w:r>
         <w:rPr>
           <w:color w:val="1F4E79"/>
           <w:sz w:val="18"/>
         </w:rPr>
-        <w:t xml:space="preserve">  |  https://doi.org/10.1080/2150704X.2026.2684274</w:t>
+        <w:t xml:space="preserve">  |  https://doi.org/10.1016/j.knosys.2026.116203</w:t>
       </w:r>
     </w:p>
     <w:p>
@@ -8720,12 +8720,12 @@
           <w:color w:val="808080"/>
           <w:sz w:val="16"/>
         </w:rPr>
-        <w:t>[relation: UNCLASSIFIED]</w:t>
-      </w:r>
-    </w:p>
-    <w:p>
-      <w:r>
-        <w:t>ABSTRACT Transformer-based trackers have achieved impressive performance in the general visual object tracking task. However, the existing transformer-based trackers perform unsatisfactorily in object tracking on satellite videos due to small targets, limited training data and background clutter. To tackle these issues that restrict the performance of transformer-based trackers in satellite video object tracking, a new tracker based on multiple resolution prompt learning, MRPT, is proposed. The multiple resolution prompt learning is designed to generate prompts based on patches with different resolutions. The prompts based on different resolutions are learned and augmented into the features in the tracking network, which enhance the discriminative ability of the features. Moreover, the prompt-based learning can adapt the tracking network to the satellite video object tracking task with limited training data. Experiment results reveal that the proposed method can improve the performance of the transformer-based tracking network in the satellite video object tracking task.</w:t>
+        <w:t>[relation: UNCLASSIFIED | abstract source: indexed preview (partial)]</w:t>
+      </w:r>
+    </w:p>
+    <w:p>
+      <w:r>
+        <w:t>This paper proposes a prompt-driven framework with state space models (SSMs) for UAV object tracking, using prompts to guide a Mamba-style state space backbone for efficient temporal modeling in aerial tracking. [partial abstract - OpenReview revisions page requires login; from indexed preview]</w:t>
       </w:r>
     </w:p>
     <w:p>
@@ -8733,7 +8733,7 @@
         <w:pStyle w:val="Heading2"/>
       </w:pPr>
       <w:r>
-        <w:t>274. Architectural Evolution of UAV Tracking Under Efficiency Constraints (2026)</w:t>
+        <w:t>274. Spatiotemporal transformer with cross-temporal gated fusion for single object tracking (2026)</w:t>
       </w:r>
     </w:p>
     <w:p>
@@ -8742,14 +8742,14 @@
           <w:i/>
           <w:sz w:val="18"/>
         </w:rPr>
-        <w:t>Yuxuan Huang, Dongyue Lu, Xin-Yi Bo, Xiaolan Xie, Shui-Wang Li; Italian National Conference on Sensors</w:t>
+        <w:t>Changhao Zhou, Xun Duan, Guangqian Kong, Hui-Yun Long; Journal of Electronic Imaging (JEI)</w:t>
       </w:r>
       <w:r>
         <w:rPr>
           <w:color w:val="1F4E79"/>
           <w:sz w:val="18"/>
         </w:rPr>
-        <w:t xml:space="preserve">  |  https://doi.org/10.3390/s26123668</w:t>
+        <w:t xml:space="preserve">  |  https://doi.org/10.1117/1.JEI.35.4.043016</w:t>
       </w:r>
     </w:p>
     <w:p>
@@ -8763,7 +8763,7 @@
     </w:p>
     <w:p>
       <w:r>
-        <w:t>UAV tracking is important for aerial surveillance, inspection, and autonomous perception, yet its progress is constrained by the tension between tracking robustness and limited onboard computation. Compared with existing UAV tracking surveys, this review examines UAV tracking from the perspective of architectural evolution under efficiency constraints, and incorporates Mamba- and SSM-based trackers into the analysis. Specifically, this review discusses UAV tracking as a deployment-constrained problem, analyzes CF, Siamese/CNN, Transformer, and Mamba/SSM trackers from a cross-paradigm perspective, and explains how the literature-reported benchmark results should be interpreted under heterogeneous evaluation settings. We then examine how these architectural paradigms, including recent state-space and Mamba-style models, balance representation ability, interaction strength, temporal modeling, and deployment cost under UAV tracking constraints. Finally, we summarize architecture-level trade-offs and outline open problems in preserving local details during sequence modeling, reproducible efficiency evaluation, hardware-aware design, and multimodal UAV tracking.</w:t>
+        <w:t>Abstract. Existing single-object trackers often struggle to fully exploit temporal information and distinct feature representations, limiting their robustness in complex scenarios. Specifically, current approaches face challenges in (1) capturing channel-wise discriminative features during target deformation, (2) adapting to sudden appearance changes due to reliance on static memory banks, and (3) mitigating background interference within transformer attention mechanisms. To address these issues, we propose STFTrack, a proposed tracking framework integrating enhanced spatiotemporal features. First, we construct a semantic–spatial–instance attention module, which refines target representation via cascaded channel calibration and instance uncertainty modeling. Second, a gated attention fusion module is introduced to adaptively aggregate temporal and spatial cues. Third, we design an improved spatiotemporal decoder equipped with learnable autoregressive queries to establish a robust cross-frame state propagation mechanism. Extensive experiments on five benchmarks, including LaSOT, GOT-10k, and TrackingNet, demonstrate the superiority of STFTrack. For instance, it achieves an area under the curve score of 72.8% on the LaSOT benchmark. Qualitative results further confirm that STFTrack effectively suppresses background clutter and maintains accurate tracking under challenging conditions including deformation, fast motion, and occlusion.</w:t>
       </w:r>
     </w:p>
     <w:p>
@@ -8771,7 +8771,7 @@
         <w:pStyle w:val="Heading2"/>
       </w:pPr>
       <w:r>
-        <w:t>275. Dual-branch Distilled Transformer for Efficient Asymmetric UAV Tracking (2026)</w:t>
+        <w:t>275. A Target Tracking Method Based on Frequency and Spatial Information Perception in UAV Vision (2026)</w:t>
       </w:r>
     </w:p>
     <w:p>
@@ -8780,14 +8780,14 @@
           <w:i/>
           <w:sz w:val="18"/>
         </w:rPr>
-        <w:t>Hongtao Yang, Bi-Neng Zhong, Qi-Hua Liang, Yao-Zong Zheng, Xian-Tao Hu, Yuanliang Xue, Shu-Xiang Song; arXiv.org</w:t>
+        <w:t>Chenyang Li, Zhi-Heng Liu, Suiping Zhou; Remote Sensing</w:t>
       </w:r>
       <w:r>
         <w:rPr>
           <w:color w:val="1F4E79"/>
           <w:sz w:val="18"/>
         </w:rPr>
-        <w:t xml:space="preserve">  |  https://doi.org/10.48550/arXiv.2605.28018</w:t>
+        <w:t xml:space="preserve">  |  https://doi.org/10.3390/rs18122036</w:t>
       </w:r>
     </w:p>
     <w:p>
@@ -8801,7 +8801,7 @@
     </w:p>
     <w:p>
       <w:r>
-        <w:t>Given the real-time demands of UAV tracking, many methods simplify the backbone to reduce computation, but this often weakens feature representation and degrades performance in complex scenarios. To alleviate this issue, we propose EATrack, an efficient and asymmetric UAV tracking framework centered around a teacher-guided dual-branch distillation strategy that enhances the feature expressiveness of the lightweight student model. Specifically, EATrack investigates two complementary perspectives of knowledge transfer: spatially focused feature-level distillation that compensates for weakened representations by guiding the student to learn strong target representations, and prediction-level distillation that enhances spatial localization by learning the teacher's capability for accurate target localization. Furthermore, to enhance robustness against appearance variations, we introduce a fine-grained target-aware distillation strategy that selectively transfers the teacher's target modeling capacity to the student. A temporal adaptation module is incorporated at inference to enhance robustness over time. Experiments on five UAV benchmarks demonstrate that EATrack achieves a favorable balance between accuracy and speed. Code: https://github.com/GXNU-ZhongLab/EATrack</w:t>
+        <w:t>Target tracking for Unmanned Aerial Vehicles (UAVs) can be significantly impacted by environmental factors such as lighting variations, background clutter, and target occlusion. To address these challenges, we developed a target tracking method that integrates both frequency-domain and spatial perception capabilities in UAV vision (FSTrack). Specifically: (1) we utilized the Swin Transformer as the core network to extract features from both the template and search images; (2) we introduced a Transformer-based module to enhance both frequency and spatial information, improving tracking accuracy under varying illumination conditions; (3) we designed a spatio-temporal feature fusion module with multiple multi-head self-attention mechanisms to precisely model the tracking state, thus increasing reliability in cluttered and occluded environments; and (4) we created a hybrid loss function to boost accuracy in both classification and regression tasks. Our experimental results on the UAV123, DTB70, and UAVDT datasets show that our approach not only surpasses current state-of-the-art methods in success rates and precision but also operates more swiftly.</w:t>
       </w:r>
     </w:p>
     <w:p>
@@ -8809,7 +8809,7 @@
         <w:pStyle w:val="Heading2"/>
       </w:pPr>
       <w:r>
-        <w:t>276. LCMTrack: Low-Rank Gated Adaptation and Cross Modal Attention Fusion for Multiscale Spatiotemporal RGB-T Tracking (2026)</w:t>
+        <w:t>276. Multiple resolution prompt learning for satellite video object tracking (2026)</w:t>
       </w:r>
     </w:p>
     <w:p>
@@ -8818,14 +8818,14 @@
           <w:i/>
           <w:sz w:val="18"/>
         </w:rPr>
-        <w:t>Li-Fan Sun, Liu-Zhuang Liu, Yang Liu, Dong-Kai Zhang, Dan Gao; IEEE Sensors Journal</w:t>
+        <w:t>Lu Che, Long Gao, Hai-Jun Chen, Yuze Ke, Xunfeng Zhao, Wei-Ying Xie, Yunsong Li; Remote Sensing Letters</w:t>
       </w:r>
       <w:r>
         <w:rPr>
           <w:color w:val="1F4E79"/>
           <w:sz w:val="18"/>
         </w:rPr>
-        <w:t xml:space="preserve">  |  https://doi.org/10.1109/JSEN.2026.3681236</w:t>
+        <w:t xml:space="preserve">  |  https://doi.org/10.1080/2150704X.2026.2684274</w:t>
       </w:r>
     </w:p>
     <w:p>
@@ -8839,7 +8839,7 @@
     </w:p>
     <w:p>
       <w:r>
-        <w:t>Object tracking based on a single visiblespectrum camera has advanced rapidly, yet performance often degrades under low illumination (LI), glare, motion blur, occlusion (OCC), or background clutter. To overcome the limitations of single-sensor imaging, visible-thermal systems that pair an RGB sensor with a thermal-infrared (TIR) sensor provide complementary radiometric measurements for robust, all-weather perception. Existing RGB-T trackers commonly emphasize spatial feature fusion and use only shallow temporal cues, which limits their ability to model dynamic appearance variations and motion-induced changes across long sequences. We propose a multiscale spatiotemporal template fusion framework that maintains short-term and long-term template banks to aggregate target representations and establish dense interframe dependencies. Using frozen pretrained backbones, a lightweight low-rank gated adapter (LGA) with 0.39 million parameters enables cross-branch transfer of modality-specific features with minimal overhead. An attention-based interaction module strengthens crossmodal interaction, and a sensor-aware token preprocessing step before the transformer encoder mitigates target information dilution caused by uniform patch embedding. Experiments on four publicly visible-thermal benchmarks show consistent improvements over prior methods, achieving state-of-the-art accuracy and strong robustness.</w:t>
+        <w:t>ABSTRACT Transformer-based trackers have achieved impressive performance in the general visual object tracking task. However, the existing transformer-based trackers perform unsatisfactorily in object tracking on satellite videos due to small targets, limited training data and background clutter. To tackle these issues that restrict the performance of transformer-based trackers in satellite video object tracking, a new tracker based on multiple resolution prompt learning, MRPT, is proposed. The multiple resolution prompt learning is designed to generate prompts based on patches with different resolutions. The prompts based on different resolutions are learned and augmented into the features in the tracking network, which enhance the discriminative ability of the features. Moreover, the prompt-based learning can adapt the tracking network to the satellite video object tracking task with limited training data. Experiment results reveal that the proposed method can improve the performance of the transformer-based tracking network in the satellite video object tracking task.</w:t>
       </w:r>
     </w:p>
     <w:p>
@@ -8847,7 +8847,7 @@
         <w:pStyle w:val="Heading2"/>
       </w:pPr>
       <w:r>
-        <w:t>277. A downward-looking scene target tracking network based on time-frequency features and spatial-channel attention mechanism (2026)</w:t>
+        <w:t>277. EnTeR-Track: Efficient UAV tracking via entropy-guided pruning and reversible token recovery (2026)</w:t>
       </w:r>
     </w:p>
     <w:p>
@@ -8856,14 +8856,14 @@
           <w:i/>
           <w:sz w:val="18"/>
         </w:rPr>
-        <w:t>Deyi Yang, Shiqiang Wang, Jianfeng Xie, Tong Zhang, Dongfang Zhang, Ting Zhang; Symposium on Novel Photoelectronic Detection Technology and Application</w:t>
+        <w:t>Jiayao Zheng, Yongqiang Bai; Neurocomputing</w:t>
       </w:r>
       <w:r>
         <w:rPr>
           <w:color w:val="1F4E79"/>
           <w:sz w:val="18"/>
         </w:rPr>
-        <w:t xml:space="preserve">  |  https://doi.org/10.1117/12.3109447</w:t>
+        <w:t xml:space="preserve">  |  https://doi.org/10.1016/j.neucom.2026.134151</w:t>
       </w:r>
     </w:p>
     <w:p>
@@ -8872,12 +8872,12 @@
           <w:color w:val="808080"/>
           <w:sz w:val="16"/>
         </w:rPr>
-        <w:t>[relation: UNCLASSIFIED]</w:t>
-      </w:r>
-    </w:p>
-    <w:p>
-      <w:r>
-        <w:t>Visual object tracking is widely used in aerial reconnaissance, detection, and guidance. In downward-looking view, trackers face strong background distraction, partial occlusion by clouds or buildings, and severe scale variation induced by altitude and viewpoint changes, which often leads to drift or target loss. This paper presents an improved real-time tracker built on the SiamMask framework by integrating frequency-domain encoding, temporal modeling, and attention. Firstly, a Discrete Wavelet Transform (DWT)-based frequency encoder decomposes features into multi-frequency sub-bands, separating stable low-frequency structures from salient high-frequency edges. This design suppresses background noise and alleviates feature aliasing during downsampling while preserving discriminative textures. Secondly, to mitigate temporal discontinuities caused by fast motion and short-term occlusion, a three-frame temporal tensor is constructed, and TAdaConv3D is employed to dynamically model inter-frame correlations, capturing motion trends and contextual dynamics with low computational overhead. Thirdly, a Spatial-Channel Synergistic Attention (SCSA) module is embedded to jointly exploit spatial positional dependencies and channel-wise correlations, for enhancing target saliency and suppressing similar distractors under complex backgrounds. Extensive experiments and ablation studies on the UAV123 benchmark demonstrate consistent improvements in both success rate and precision over representative trackers, validating the effectiveness and robustness of the proposed method for visual tracking in downward-looking view.</w:t>
+        <w:t>[relation: UNCLASSIFIED | abstract source: publisher page (institutional repository)]</w:t>
+      </w:r>
+    </w:p>
+    <w:p>
+      <w:r>
+        <w:t>Vision Transformers have achieved strong performance in visual tracking, but their quadratic computational complexity limits real-time deployment on resource-constrained Unmanned Aerial Vehicles (UAVs). Token pruning offers a promising solution, yet existing methods face three key challenges: unreliable token importance estimation in early layers due to weak semantic representations, irreversible information loss caused by hard pruning operations, and static pruning policies that cannot adapt to varying scene complexity. To address these issues, we propose EnTeR-Track, an entropy-guided token management framework designed for efficient UAV tracking. Our method follows a closed-loop prune-compensate-adapt paradigm. Specifically, we introduce attention entropy as an uncertainty-aware saliency measure to enable reliable early-layer token selection. To alleviate irreversible information loss, we design a lightweight reversible estimator that approximates cross-layer feature evolution for pruned tokens. Furthermore, an adaptive threshold predictor dynamically adjusts token sparsity according to scene complexity, enabling flexible computation allocation. Extensive experiments on UAV benchmarks show that EnTeR-Track achieves a strong balance between accuracy and efficiency, reaching 67.5% AUC on UAV123 while running at 257 FPS on GPU and 119 FPS on CPU. Code: https://github.com/zha-z/EnTeR-Track/</w:t>
       </w:r>
     </w:p>
     <w:p>
@@ -8885,7 +8885,7 @@
         <w:pStyle w:val="Heading2"/>
       </w:pPr>
       <w:r>
-        <w:t>278. CSRTrack: a cascaded searcher with dynamic target recognition for intelligent visual sensing and tracking (2026)</w:t>
+        <w:t>278. STLTrack: Dual-memory cooperative perception for robust UAV object tracking (2026)</w:t>
       </w:r>
     </w:p>
     <w:p>
@@ -8894,14 +8894,14 @@
           <w:i/>
           <w:sz w:val="18"/>
         </w:rPr>
-        <w:t>Li-Fan Sun, Baocheng Gong, Yang Liu, Dong-Kai Zhang, Dan Gao; Journal of Electronic Imaging (JEI)</w:t>
+        <w:t>Lanxue Dang, Meng-Hao Ping, Changwei Miao, Shan-Min Huang, Hui-Yu Mu, Yan-e Hou; Neurocomputing</w:t>
       </w:r>
       <w:r>
         <w:rPr>
           <w:color w:val="1F4E79"/>
           <w:sz w:val="18"/>
         </w:rPr>
-        <w:t xml:space="preserve">  |  https://doi.org/10.1117/1.JEI.35.3.033021</w:t>
+        <w:t xml:space="preserve">  |  https://doi.org/10.1016/j.neucom.2026.134286</w:t>
       </w:r>
     </w:p>
     <w:p>
@@ -8910,12 +8910,12 @@
           <w:color w:val="808080"/>
           <w:sz w:val="16"/>
         </w:rPr>
-        <w:t>[relation: UNCLASSIFIED]</w:t>
-      </w:r>
-    </w:p>
-    <w:p>
-      <w:r>
-        <w:t>Abstract. With the rapid development of UAV platforms and high-resolution vision sensors, achieving reliable object tracking across diverse sensing environments has become a crucial requirement for intelligent visual sensing systems. However, object disappearance—caused by occlusion, viewpoint changes—remains a major obstacle that significantly compromises tracking stability and robustness. Most existing methods lack effective strategies for handling disappearance and for resuming tracking when the object reappears. To address these issues, we propose CSRTrack—a cascaded searcher with dynamic target recognition—that enhances a tracker’s ability to handle target disappearance and reappearance. First, we design a presence checker to determine whether the target has disappeared, thereby triggering the subsequent cascaded searcher. In addition, because disappearance typically arises from leaving the field of view or from complete occlusion, we adopt a cascaded search strategy to improve tracking failure recovery under these conditions. Moreover, we introduce a dynamic target-recognition module that improves adaptability to appearance variations. Finally, we evaluate our approach on four benchmark datasets; in particular, on UAV20L, our method improves the success rate by 19% and precision by 20% over the baseline, demonstrating competitive tracking performance.</w:t>
+        <w:t>[relation: UNCLASSIFIED | abstract source: publisher page (SSRN)]</w:t>
+      </w:r>
+    </w:p>
+    <w:p>
+      <w:r>
+        <w:t>As a pivotal technology within aerial intelligent perception systems, Unmanned Aerial Vehicle (UAV) object tracking confronts significant challenges in complex dynamic environments. Targets frequently undergo drastic appearance variations and prolonged occlusion, rendering existing methods incapable of simultaneously reconciling the conflicting requirements of rapid responsiveness and cross-temporal stability. Drawing inspiration from the synergistic mechanism of short-term and long-term memory in the biological visual system, we propose a Dual-Memory Cooperative Perception framework for robust UAV object tracking, termed STLTrack. By explicitly modeling the functional differentiation and complementarity of short-term and long-term memory across different temporal scales, STLTrack effectively alleviates cross-temporal instability caused by appearance fluctuations and insufficient utilization of historical information. We design a Short-term Memory Perception (SMP) module to rapidly focus on instantaneous salient regions in the current frame. The Long-term Memory Perception (LMP) module maintains high quality historical feature representations to provide stable semantic support over extended temporal horizons. Furthermore, a Dynamic Memory Gated Fusion (DMGF) module is designed to adaptively balance the contributions of short-term and long-term memory according to the current perceptual state, enabling flexible adaptation to diverse tracking scenarios. Extensive experimental results on multiple UAV tracking benchmarks demonstrate that STLTrack significantly outperforms existing state-of-the-art methods in terms of precision and success rate.</w:t>
       </w:r>
     </w:p>
     <w:p>
@@ -8923,7 +8923,7 @@
         <w:pStyle w:val="Heading2"/>
       </w:pPr>
       <w:r>
-        <w:t>279. STATrack: A Target-Aware Fully Spiking Neural Network for Efficient UAV Tracking (2026)</w:t>
+        <w:t>279. Architectural Evolution of UAV Tracking Under Efficiency Constraints (2026)</w:t>
       </w:r>
     </w:p>
     <w:p>
@@ -8932,7 +8932,14 @@
           <w:i/>
           <w:sz w:val="18"/>
         </w:rPr>
-        <w:t>Peng-Zhi Zhong, Ji-Wei Mo, Dan Zeng, Feixiang He, Shui-Wang Li</w:t>
+        <w:t>Yuxuan Huang, Dongyue Lu, Xin-Yi Bo, Xiaolan Xie, Shui-Wang Li; Italian National Conference on Sensors</w:t>
+      </w:r>
+      <w:r>
+        <w:rPr>
+          <w:color w:val="1F4E79"/>
+          <w:sz w:val="18"/>
+        </w:rPr>
+        <w:t xml:space="preserve">  |  https://doi.org/10.3390/s26123668</w:t>
       </w:r>
     </w:p>
     <w:p>
@@ -8946,7 +8953,7 @@
     </w:p>
     <w:p>
       <w:r>
-        <w:t>Spiking Neural Networks (SNNs), characterized by their event-driven computation and low power consumption, have shown great potential for energy-efficient visual tracking on unmanned aerial vehicles (UAVs). However, existing SNN-based trackers often rely on costly event cameras, which limits their deployment on standard RGB-camera UAV platforms. To address this limitation, we propose STATrack, a fully spiking neural network framework for UAV visual tracking using only RGB inputs. To the best of our knowledge, this is the first study to explore fully spiking neural networks for RGB-based UAV visual tracking. Considering the challenge of preserving fine-grained target information in deep spiking representations under a limited number of time steps, we introduce Adaptive Mutual Information Maximization (AMIM). AMIM maximizes the statistical dependency between target-centered templates and their deep spiking representations, encouraging the spiking backbone to learn representations that better distinguish the target from surrounding backgrounds. We further develop a sample-difficulty-aware dynamic weighting strategy that adaptively adjusts the mutual-information constraint according to the relative localization difficulty of each training batch. Extensive experiments on four widely used UAV tracking benchmarks demonstrate that STATrack achieves state-of-the-art tracking performance with low theoretical energy consumption, highlighting its potential for energy-constrained UAV applications. Code is released at: https://anonymous.4open.science/r/STATrack.</w:t>
+        <w:t>UAV tracking is important for aerial surveillance, inspection, and autonomous perception, yet its progress is constrained by the tension between tracking robustness and limited onboard computation. Compared with existing UAV tracking surveys, this review examines UAV tracking from the perspective of architectural evolution under efficiency constraints, and incorporates Mamba- and SSM-based trackers into the analysis. Specifically, this review discusses UAV tracking as a deployment-constrained problem, analyzes CF, Siamese/CNN, Transformer, and Mamba/SSM trackers from a cross-paradigm perspective, and explains how the literature-reported benchmark results should be interpreted under heterogeneous evaluation settings. We then examine how these architectural paradigms, including recent state-space and Mamba-style models, balance representation ability, interaction strength, temporal modeling, and deployment cost under UAV tracking constraints. Finally, we summarize architecture-level trade-offs and outline open problems in preserving local details during sequence modeling, reproducible efficiency evaluation, hardware-aware design, and multimodal UAV tracking.</w:t>
       </w:r>
     </w:p>
     <w:p>
@@ -8954,7 +8961,7 @@
         <w:pStyle w:val="Heading2"/>
       </w:pPr>
       <w:r>
-        <w:t>280. Dual Prompt-Driven Feature Encoding for Nighttime UAV Tracking (2026)</w:t>
+        <w:t>280. Dual-branch Distilled Transformer for Efficient Asymmetric UAV Tracking (2026)</w:t>
       </w:r>
     </w:p>
     <w:p>
@@ -8963,14 +8970,14 @@
           <w:i/>
           <w:sz w:val="18"/>
         </w:rPr>
-        <w:t>Yiheng Wang, Chang-Hong Fu, Liang-Liang Yao, Hao-Bo Zuo, Zi-Jie Zhang; IEEE International Conference on Robotics and Automation</w:t>
+        <w:t>Hongtao Yang, Bi-Neng Zhong, Qi-Hua Liang, Yao-Zong Zheng, Xian-Tao Hu, Yuanliang Xue, Shu-Xiang Song; arXiv.org</w:t>
       </w:r>
       <w:r>
         <w:rPr>
           <w:color w:val="1F4E79"/>
           <w:sz w:val="18"/>
         </w:rPr>
-        <w:t xml:space="preserve">  |  https://doi.org/10.1109/ICRA57385.2026.11696378</w:t>
+        <w:t xml:space="preserve">  |  https://doi.org/10.48550/arXiv.2605.28018</w:t>
       </w:r>
     </w:p>
     <w:p>
@@ -8984,7 +8991,7 @@
     </w:p>
     <w:p>
       <w:r>
-        <w:t>Robust feature encoding constitutes the foundation of UAV tracking by enabling the nuanced perception of target appearance and motion, thereby playing a pivotal role in ensuring reliable tracking. However, existing feature encoding methods often overlook critical illumination and viewpoint cues, which are essential for robust perception under challenging nighttime conditions, leading to degraded tracking performance. To overcome the above limitation, this work proposes a dual prompt-driven feature encoding method that integrates prompt-conditioned feature adaptation and context-aware prompt evolution to promote domain-invariant feature encoding. Specifically, the pyramid illumination prompter is proposed to extract multi-scale frequency-aware illumination prompts. The dynamic viewpoint prompter modulates deformable convolution offsets to accommodate viewpoint variations, enabling the tracker to learn view-invariant features. Extensive experiments validate the effectiveness of the proposed dual prompt-driven tracker (DPTracker) in tackling nighttime UAV tracking. Ablation studies highlight the contribution of each component in DPTracker. Real-world tests under diverse nighttime UAV tracking scenarios further demonstrate the robustness and practical utility. The code and demo videos are available at https://github.com/yiheng-wang-duke/DPTracker.</w:t>
+        <w:t>Given the real-time demands of UAV tracking, many methods simplify the backbone to reduce computation, but this often weakens feature representation and degrades performance in complex scenarios. To alleviate this issue, we propose EATrack, an efficient and asymmetric UAV tracking framework centered around a teacher-guided dual-branch distillation strategy that enhances the feature expressiveness of the lightweight student model. Specifically, EATrack investigates two complementary perspectives of knowledge transfer: spatially focused feature-level distillation that compensates for weakened representations by guiding the student to learn strong target representations, and prediction-level distillation that enhances spatial localization by learning the teacher's capability for accurate target localization. Furthermore, to enhance robustness against appearance variations, we introduce a fine-grained target-aware distillation strategy that selectively transfers the teacher's target modeling capacity to the student. A temporal adaptation module is incorporated at inference to enhance robustness over time. Experiments on five UAV benchmarks demonstrate that EATrack achieves a favorable balance between accuracy and speed. Code: https://github.com/GXNU-ZhongLab/EATrack</w:t>
       </w:r>
     </w:p>
     <w:p>
@@ -8992,7 +8999,7 @@
         <w:pStyle w:val="Heading2"/>
       </w:pPr>
       <w:r>
-        <w:t>281. UETrack: A Unified and Efficient Framework for Single Object Tracking (2026)</w:t>
+        <w:t>281. LCMTrack: Low-Rank Gated Adaptation and Cross Modal Attention Fusion for Multiscale Spatiotemporal RGB-T Tracking (2026)</w:t>
       </w:r>
     </w:p>
     <w:p>
@@ -9001,14 +9008,14 @@
           <w:i/>
           <w:sz w:val="18"/>
         </w:rPr>
-        <w:t>Ben Kang, Jie Zhao, Xin Chen, Wanting Geng, Bin Zhang, Lu Zhang, Dong Wang, Hu-Chuan Lu; arXiv.org</w:t>
+        <w:t>Li-Fan Sun, Liu-Zhuang Liu, Yang Liu, Dong-Kai Zhang, Dan Gao; IEEE Sensors Journal</w:t>
       </w:r>
       <w:r>
         <w:rPr>
           <w:color w:val="1F4E79"/>
           <w:sz w:val="18"/>
         </w:rPr>
-        <w:t xml:space="preserve">  |  https://doi.org/10.48550/arXiv.2603.01412</w:t>
+        <w:t xml:space="preserve">  |  https://doi.org/10.1109/JSEN.2026.3681236</w:t>
       </w:r>
     </w:p>
     <w:p>
@@ -9022,7 +9029,7 @@
     </w:p>
     <w:p>
       <w:r>
-        <w:t>With growing real-world demands, efficient tracking has received increasing attention. However, most existing methods are limited to RGB inputs and struggle in multi-modal scenarios. Moreover, current multi-modal tracking approaches typically use complex designs, making them too heavy and slow for resource-constrained deployment. To tackle these limitations, we propose UETrack, an efficient framework for single object tracking. UETrack demonstrates high practicality and versatility, efficiently handling multiple modalities including RGB, Depth, Thermal, Event, and Language, and addresses the gap in efficient multi-modal tracking. It introduces two key components: a Token-Pooling-based Mixture-of-Experts mechanism that enhances modeling capacity through feature aggregation and expert specialization, and a Target-aware Adaptive Distillation strategy that selectively performs distillation based on sample characteristics, reducing redundant supervision and improving performance. Extensive experiments on 12 benchmarks across 3 hardware platforms show that UETrack achieves a superior speed-accuracy trade-off compared to previous methods. For instance, UETrack-B achieves 69.2% AUC on LaSOT and runs at 163/56/60 FPS on GPU/CPU/AGX, demonstrating strong practicality and versatility. Code is available at https://github.com/kangben258/UETrack.</w:t>
+        <w:t>Object tracking based on a single visiblespectrum camera has advanced rapidly, yet performance often degrades under low illumination (LI), glare, motion blur, occlusion (OCC), or background clutter. To overcome the limitations of single-sensor imaging, visible-thermal systems that pair an RGB sensor with a thermal-infrared (TIR) sensor provide complementary radiometric measurements for robust, all-weather perception. Existing RGB-T trackers commonly emphasize spatial feature fusion and use only shallow temporal cues, which limits their ability to model dynamic appearance variations and motion-induced changes across long sequences. We propose a multiscale spatiotemporal template fusion framework that maintains short-term and long-term template banks to aggregate target representations and establish dense interframe dependencies. Using frozen pretrained backbones, a lightweight low-rank gated adapter (LGA) with 0.39 million parameters enables cross-branch transfer of modality-specific features with minimal overhead. An attention-based interaction module strengthens crossmodal interaction, and a sensor-aware token preprocessing step before the transformer encoder mitigates target information dilution caused by uniform patch embedding. Experiments on four publicly visible-thermal benchmarks show consistent improvements over prior methods, achieving state-of-the-art accuracy and strong robustness.</w:t>
       </w:r>
     </w:p>
     <w:p>
@@ -9030,7 +9037,7 @@
         <w:pStyle w:val="Heading2"/>
       </w:pPr>
       <w:r>
-        <w:t>282. Search Multilayer Perceptron-Based Fusion for Efficient and Accurate Siamese Tracking (2026)</w:t>
+        <w:t>282. A downward-looking scene target tracking network based on time-frequency features and spatial-channel attention mechanism (2026)</w:t>
       </w:r>
     </w:p>
     <w:p>
@@ -9039,14 +9046,14 @@
           <w:i/>
           <w:sz w:val="18"/>
         </w:rPr>
-        <w:t>Tianqi Shen, Huakao Lin, Ni An; IEEE Transactions on Cognitive and Developmental Systems</w:t>
+        <w:t>Deyi Yang, Shiqiang Wang, Jianfeng Xie, Tong Zhang, Dongfang Zhang, Ting Zhang; Symposium on Novel Photoelectronic Detection Technology and Application</w:t>
       </w:r>
       <w:r>
         <w:rPr>
           <w:color w:val="1F4E79"/>
           <w:sz w:val="18"/>
         </w:rPr>
-        <w:t xml:space="preserve">  |  https://doi.org/10.1109/tcds.2026.3675813</w:t>
+        <w:t xml:space="preserve">  |  https://doi.org/10.1117/12.3109447</w:t>
       </w:r>
     </w:p>
     <w:p>
@@ -9060,7 +9067,7 @@
     </w:p>
     <w:p>
       <w:r>
-        <w:t>Siamese visual trackers have recently advanced through increasingly sophisticated fusion mechanisms built on convolutional or Transformer architectures. However, both struggle to deliver pixel-level interactions efficiently on resource-constrained hardware, leading to a persistent accuracy-efficiency imbalance. Motivated by this limitation, we redesign the Siamese neck with a simple yet effective Multilayer Perception (MLP)-based fusion module that enables pixel-level interaction with minimal structural overhead. Nevertheless, naively stacking MLP blocks introduces a new challenge: computational cost can scale quadratically with channel width. To overcome this, we construct a hierarchical search space of carefully designed MLP modules and introduce a customized relaxation strategy that enables differentiable neural architecture search (DNAS) to decouple channel-width optimization from other architectural choices. This targeted decoupling automatically balances channel width and depth, yielding a low-complexity architecture. The resulting tracker achieves state-of-the-art accuracy-efficiency trade-offs. It ranks among the top performers on four general-purpose and three aerial tracking benchmarks, while maintaining real-time performance on both resource-constrained Graphics Processing Units (GPUs) and Neural Processing Units (NPUs).</w:t>
+        <w:t>Visual object tracking is widely used in aerial reconnaissance, detection, and guidance. In downward-looking view, trackers face strong background distraction, partial occlusion by clouds or buildings, and severe scale variation induced by altitude and viewpoint changes, which often leads to drift or target loss. This paper presents an improved real-time tracker built on the SiamMask framework by integrating frequency-domain encoding, temporal modeling, and attention. Firstly, a Discrete Wavelet Transform (DWT)-based frequency encoder decomposes features into multi-frequency sub-bands, separating stable low-frequency structures from salient high-frequency edges. This design suppresses background noise and alleviates feature aliasing during downsampling while preserving discriminative textures. Secondly, to mitigate temporal discontinuities caused by fast motion and short-term occlusion, a three-frame temporal tensor is constructed, and TAdaConv3D is employed to dynamically model inter-frame correlations, capturing motion trends and contextual dynamics with low computational overhead. Thirdly, a Spatial-Channel Synergistic Attention (SCSA) module is embedded to jointly exploit spatial positional dependencies and channel-wise correlations, for enhancing target saliency and suppressing similar distractors under complex backgrounds. Extensive experiments and ablation studies on the UAV123 benchmark demonstrate consistent improvements in both success rate and precision over representative trackers, validating the effectiveness and robustness of the proposed method for visual tracking in downward-looking view.</w:t>
       </w:r>
     </w:p>
     <w:p>
@@ -9068,7 +9075,7 @@
         <w:pStyle w:val="Heading2"/>
       </w:pPr>
       <w:r>
-        <w:t>283. Layer-Guided UAV Tracking: Enhancing Efficiency and Occlusion Robustness (2026)</w:t>
+        <w:t>283. CSRTrack: a cascaded searcher with dynamic target recognition for intelligent visual sensing and tracking (2026)</w:t>
       </w:r>
     </w:p>
     <w:p>
@@ -9077,14 +9084,14 @@
           <w:i/>
           <w:sz w:val="18"/>
         </w:rPr>
-        <w:t>Yang Zhou, Derui Ding, Ran Sun, Ying Sun, Haohua Zhang; arXiv.org</w:t>
+        <w:t>Li-Fan Sun, Baocheng Gong, Yang Liu, Dong-Kai Zhang, Dan Gao; Journal of Electronic Imaging (JEI)</w:t>
       </w:r>
       <w:r>
         <w:rPr>
           <w:color w:val="1F4E79"/>
           <w:sz w:val="18"/>
         </w:rPr>
-        <w:t xml:space="preserve">  |  https://doi.org/10.48550/arXiv.2602.13636</w:t>
+        <w:t xml:space="preserve">  |  https://doi.org/10.1117/1.JEI.35.3.033021</w:t>
       </w:r>
     </w:p>
     <w:p>
@@ -9098,7 +9105,7 @@
     </w:p>
     <w:p>
       <w:r>
-        <w:t>Visual object tracking (VOT) plays a pivotal role in unmanned aerial vehicle (UAV) applications. Addressing the trade-off between accuracy and efficiency, especially under challenging conditions like unpredictable occlusion, remains a significant challenge. This paper introduces LGTrack, a unified UAV tracking framework that integrates dynamic layer selection, efficient feature enhancement, and robust representation learning for occlusions. By employing a novel lightweight Global-Grouped Coordinate Attention (GGCA) module, LGTrack captures long-range dependencies and global contexts, enhancing feature discriminability with minimal computational overhead. Additionally, a lightweight Similarity-Guided Layer Adaptation (SGLA) module replaces knowledge distillation, achieving an optimal balance between tracking precision and inference efficiency. Experiments on three datasets demonstrate LGTrack's state-of-the-art real-time speed (258.7 FPS on UAVDT) while maintaining competitive tracking accuracy (82.8\% precision). Code is available at https://github.com/XiaoMoc/LGTrack</w:t>
+        <w:t>Abstract. With the rapid development of UAV platforms and high-resolution vision sensors, achieving reliable object tracking across diverse sensing environments has become a crucial requirement for intelligent visual sensing systems. However, object disappearance—caused by occlusion, viewpoint changes—remains a major obstacle that significantly compromises tracking stability and robustness. Most existing methods lack effective strategies for handling disappearance and for resuming tracking when the object reappears. To address these issues, we propose CSRTrack—a cascaded searcher with dynamic target recognition—that enhances a tracker’s ability to handle target disappearance and reappearance. First, we design a presence checker to determine whether the target has disappeared, thereby triggering the subsequent cascaded searcher. In addition, because disappearance typically arises from leaving the field of view or from complete occlusion, we adopt a cascaded search strategy to improve tracking failure recovery under these conditions. Moreover, we introduce a dynamic target-recognition module that improves adaptability to appearance variations. Finally, we evaluate our approach on four benchmark datasets; in particular, on UAV20L, our method improves the success rate by 19% and precision by 20% over the baseline, demonstrating competitive tracking performance.</w:t>
       </w:r>
     </w:p>
     <w:p>
@@ -9106,7 +9113,7 @@
         <w:pStyle w:val="Heading2"/>
       </w:pPr>
       <w:r>
-        <w:t>284. FARTrack: Fast Autoregressive Visual Tracking with High Performance (2026)</w:t>
+        <w:t>284. STATrack: A Target-Aware Fully Spiking Neural Network for Efficient UAV Tracking (2026)</w:t>
       </w:r>
     </w:p>
     <w:p>
@@ -9115,14 +9122,7 @@
           <w:i/>
           <w:sz w:val="18"/>
         </w:rPr>
-        <w:t>Guijie Wang, Tong Lin, Yi-Fan Bai, An-Jia Cao, Shi-Yi Liang, Wang-Bo Zhao, Xing Wei; arXiv.org</w:t>
-      </w:r>
-      <w:r>
-        <w:rPr>
-          <w:color w:val="1F4E79"/>
-          <w:sz w:val="18"/>
-        </w:rPr>
-        <w:t xml:space="preserve">  |  https://doi.org/10.48550/arXiv.2602.03214</w:t>
+        <w:t>Peng-Zhi Zhong, Ji-Wei Mo, Dan Zeng, Feixiang He, Shui-Wang Li</w:t>
       </w:r>
     </w:p>
     <w:p>
@@ -9136,7 +9136,7 @@
     </w:p>
     <w:p>
       <w:r>
-        <w:t>Inference speed and tracking performance are two critical evaluation metrics in the field of visual tracking. However, high-performance trackers often suffer from slow processing speeds, making them impractical for deployment on resource-constrained devices. To alleviate this issue, we propose FARTrack, a Fast Auto-Regressive Tracking framework. Since autoregression emphasizes the temporal nature of the trajectory sequence, it can maintain high performance while achieving efficient execution across various devices. FARTrack introduces Task-Specific Self-Distillation and Inter-frame Autoregressive Sparsification, designed from the perspectives of shallow-yet-accurate distillation and redundant-to-essential token optimization, respectively. Task-Specific Self-Distillation achieves model compression by distilling task-specific tokens layer by layer, enhancing the model's inference speed while avoiding suboptimal manual teacher-student layer pairs assignments. Meanwhile, Inter-frame Autoregressive Sparsification sequentially condenses multiple templates, avoiding additional runtime overhead while learning a temporally-global optimal sparsification strategy. FARTrack demonstrates outstanding speed and competitive performance. It delivers an AO of 70.6% on GOT-10k in real-time. Beyond, our fastest model achieves a speed of 343 FPS on the GPU and 121 FPS on the CPU.</w:t>
+        <w:t>Spiking Neural Networks (SNNs), characterized by their event-driven computation and low power consumption, have shown great potential for energy-efficient visual tracking on unmanned aerial vehicles (UAVs). However, existing SNN-based trackers often rely on costly event cameras, which limits their deployment on standard RGB-camera UAV platforms. To address this limitation, we propose STATrack, a fully spiking neural network framework for UAV visual tracking using only RGB inputs. To the best of our knowledge, this is the first study to explore fully spiking neural networks for RGB-based UAV visual tracking. Considering the challenge of preserving fine-grained target information in deep spiking representations under a limited number of time steps, we introduce Adaptive Mutual Information Maximization (AMIM). AMIM maximizes the statistical dependency between target-centered templates and their deep spiking representations, encouraging the spiking backbone to learn representations that better distinguish the target from surrounding backgrounds. We further develop a sample-difficulty-aware dynamic weighting strategy that adaptively adjusts the mutual-information constraint according to the relative localization difficulty of each training batch. Extensive experiments on four widely used UAV tracking benchmarks demonstrate that STATrack achieves state-of-the-art tracking performance with low theoretical energy consumption, highlighting its potential for energy-constrained UAV applications. Code is released at: https://anonymous.4open.science/r/STATrack.</w:t>
       </w:r>
     </w:p>
     <w:p>
@@ -9144,7 +9144,7 @@
         <w:pStyle w:val="Heading2"/>
       </w:pPr>
       <w:r>
-        <w:t>285. How Far are Modern Trackers from UAV-Anti-UAV? A Million-Scale Benchmark and New Baseline (2025)</w:t>
+        <w:t>285. Dual Prompt-Driven Feature Encoding for Nighttime UAV Tracking (2026)</w:t>
       </w:r>
     </w:p>
     <w:p>
@@ -9153,14 +9153,14 @@
           <w:i/>
           <w:sz w:val="18"/>
         </w:rPr>
-        <w:t>Chun-Hui Zhang, Li Liu, Zhipeng Zhang, Yong Wang, Hao Wen, Xi Zhou, Shiming Ge, Yan-Feng Wang; arXiv.org</w:t>
+        <w:t>Yiheng Wang, Chang-Hong Fu, Liang-Liang Yao, Hao-Bo Zuo, Zi-Jie Zhang; IEEE International Conference on Robotics and Automation</w:t>
       </w:r>
       <w:r>
         <w:rPr>
           <w:color w:val="1F4E79"/>
           <w:sz w:val="18"/>
         </w:rPr>
-        <w:t xml:space="preserve">  |  https://doi.org/10.48550/arXiv.2512.07385</w:t>
+        <w:t xml:space="preserve">  |  https://doi.org/10.1109/ICRA57385.2026.11696378</w:t>
       </w:r>
     </w:p>
     <w:p>
@@ -9174,7 +9174,7 @@
     </w:p>
     <w:p>
       <w:r>
-        <w:t>Unmanned Aerial Vehicles (UAVs) offer wide-ranging applications but also pose significant safety and privacy violation risks in areas like airport and infrastructure inspection, spurring the rapid development of Anti-UAV technologies in recent years. However, current Anti-UAV research primarily focuses on RGB, infrared (IR), or RGB-IR videos captured by fixed ground cameras, with little attention to tracking target UAVs from another moving UAV platform. To fill this gap, we propose a new multi-modal visual tracking task termed UAV-Anti-UAV, which involves a pursuer UAV tracking a target adversarial UAV in the video stream. Compared to existing Anti-UAV tasks, UAV-Anti-UAV is more challenging due to severe dual-dynamic disturbances caused by the rapid motion of both the capturing platform and the target. To advance research in this domain, we construct a million-scale dataset consisting of 1,810 videos, each manually annotated with bounding boxes, a language prompt, and 15 tracking attributes. Furthermore, we propose MambaSTS, a Mamba-based baseline method for UAV-Anti-UAV tracking, which enables integrated spatial-temporal-semantic learning. Specifically, we employ Mamba and Transformer models to learn global semantic and spatial features, respectively, and leverage the state space model's strength in long-sequence modeling to establish video-level long-term context via a temporal token propagation mechanism. We conduct experiments on the UAV-Anti-UAV dataset to validate the effectiveness of our method. A thorough experimental evaluation of 50 modern deep tracking algorithms demonstrates that there is still significant room for improvement in the UAV-Anti-UAV domain. The dataset and codes will be available at {\color{magenta}https://github.com/983632847/Awesome-Multimodal-Object-Tracking}.</w:t>
+        <w:t>Robust feature encoding constitutes the foundation of UAV tracking by enabling the nuanced perception of target appearance and motion, thereby playing a pivotal role in ensuring reliable tracking. However, existing feature encoding methods often overlook critical illumination and viewpoint cues, which are essential for robust perception under challenging nighttime conditions, leading to degraded tracking performance. To overcome the above limitation, this work proposes a dual prompt-driven feature encoding method that integrates prompt-conditioned feature adaptation and context-aware prompt evolution to promote domain-invariant feature encoding. Specifically, the pyramid illumination prompter is proposed to extract multi-scale frequency-aware illumination prompts. The dynamic viewpoint prompter modulates deformable convolution offsets to accommodate viewpoint variations, enabling the tracker to learn view-invariant features. Extensive experiments validate the effectiveness of the proposed dual prompt-driven tracker (DPTracker) in tackling nighttime UAV tracking. Ablation studies highlight the contribution of each component in DPTracker. Real-world tests under diverse nighttime UAV tracking scenarios further demonstrate the robustness and practical utility. The code and demo videos are available at https://github.com/yiheng-wang-duke/DPTracker.</w:t>
       </w:r>
     </w:p>
     <w:p>
@@ -9182,7 +9182,7 @@
         <w:pStyle w:val="Heading2"/>
       </w:pPr>
       <w:r>
-        <w:t>286. SAMViTrack: A Search-Region Adaptive Mamba-ViT Tracker for Real-Time UAV Tracking (2025)</w:t>
+        <w:t>286. UETrack: A Unified and Efficient Framework for Single Object Tracking (2026)</w:t>
       </w:r>
     </w:p>
     <w:p>
@@ -9191,14 +9191,14 @@
           <w:i/>
           <w:sz w:val="18"/>
         </w:rPr>
-        <w:t>Xiaoyu Guo, Yian Li, Hao Zhang, Xucheng Wang, Dan Zeng, Feixiang He, Shui-Wang Li; Italian National Conference on Sensors</w:t>
+        <w:t>Ben Kang, Jie Zhao, Xin Chen, Wanting Geng, Bin Zhang, Lu Zhang, Dong Wang, Hu-Chuan Lu; arXiv.org</w:t>
       </w:r>
       <w:r>
         <w:rPr>
           <w:color w:val="1F4E79"/>
           <w:sz w:val="18"/>
         </w:rPr>
-        <w:t xml:space="preserve">  |  https://doi.org/10.3390/s25247454</w:t>
+        <w:t xml:space="preserve">  |  https://doi.org/10.48550/arXiv.2603.01412</w:t>
       </w:r>
     </w:p>
     <w:p>
@@ -9212,7 +9212,7 @@
     </w:p>
     <w:p>
       <w:r>
-        <w:t>Achieving fast and robust object tracking is critical for real-time Unmanned Aerial Vehicle (UAV) applications, where targets often move unpredictably and environmental conditions can rapidly change. In this paper, we propose the Search-Region Adaptive Mamba-ViT Tracker (SAMViTrack), a novel framework that combines the efficiency of Mamba attention with the powerful feature extraction capabilities of Vision Transformer (ViT). Our tracker dynamically adjusts the search region based on the target’s motion and environmental context, ensuring precise tracking even under challenging conditions such as occlusions, fast motion, and scale variations. By integrating an adaptive search mechanism, our SAMViTrack significantly reduces computational overhead without compromising accuracy, making it suitable for real-time deployment on UAVs with limited onboard resources. Extensive experiments on benchmark datasets demonstrate that our method outperforms both traditional and modern trackers, achieving superior accuracy and robustness with improved efficiency. The proposed tracker sets a new baseline, especially by combining Mamba and ViT, for UAV tracking by offering a balance between speed, accuracy, and adaptability in dynamic environments.</w:t>
+        <w:t>With growing real-world demands, efficient tracking has received increasing attention. However, most existing methods are limited to RGB inputs and struggle in multi-modal scenarios. Moreover, current multi-modal tracking approaches typically use complex designs, making them too heavy and slow for resource-constrained deployment. To tackle these limitations, we propose UETrack, an efficient framework for single object tracking. UETrack demonstrates high practicality and versatility, efficiently handling multiple modalities including RGB, Depth, Thermal, Event, and Language, and addresses the gap in efficient multi-modal tracking. It introduces two key components: a Token-Pooling-based Mixture-of-Experts mechanism that enhances modeling capacity through feature aggregation and expert specialization, and a Target-aware Adaptive Distillation strategy that selectively performs distillation based on sample characteristics, reducing redundant supervision and improving performance. Extensive experiments on 12 benchmarks across 3 hardware platforms show that UETrack achieves a superior speed-accuracy trade-off compared to previous methods. For instance, UETrack-B achieves 69.2% AUC on LaSOT and runs at 163/56/60 FPS on GPU/CPU/AGX, demonstrating strong practicality and versatility. Code is available at https://github.com/kangben258/UETrack.</w:t>
       </w:r>
     </w:p>
     <w:p>
@@ -9220,7 +9220,7 @@
         <w:pStyle w:val="Heading2"/>
       </w:pPr>
       <w:r>
-        <w:t>287. Optical flow prompts distractor-aware siamese network for tracking autonomous underwater vehicle with sonar and camera videos (2025)</w:t>
+        <w:t>287. Search Multilayer Perceptron-Based Fusion for Efficient and Accurate Siamese Tracking (2026)</w:t>
       </w:r>
     </w:p>
     <w:p>
@@ -9229,14 +9229,14 @@
           <w:i/>
           <w:sz w:val="18"/>
         </w:rPr>
-        <w:t>Wen-Yu Cai, Jifeng Zhu, Mei-Yan Zhang, Mingming Liu; Neural Networks</w:t>
+        <w:t>Tianqi Shen, Huakao Lin, Ni An; IEEE Transactions on Cognitive and Developmental Systems</w:t>
       </w:r>
       <w:r>
         <w:rPr>
           <w:color w:val="1F4E79"/>
           <w:sz w:val="18"/>
         </w:rPr>
-        <w:t xml:space="preserve">  |  https://doi.org/10.1016/j.neunet.2025.108328</w:t>
+        <w:t xml:space="preserve">  |  https://doi.org/10.1109/tcds.2026.3675813</w:t>
       </w:r>
     </w:p>
     <w:p>
@@ -9250,7 +9250,7 @@
     </w:p>
     <w:p>
       <w:r>
-        <w:t>Underwater moving target tracking with sonar device is very challenging. Due to complex underwater environment, sonar acquired videos have domain-specific challenges like texture-similar backgrounds and variable visual attributes, impairing the performance of existing tracking models. To address these issues, we propose a visual tracking model named OFDTrack to overcome the limitations of existing methods. First, for moving target in sonar videos, a re-capture paradigm is proposed to search potential motion areas from rough prompts of the optical flow field, thus maintaining tracking in the event of target loss. Furthermore, for the variations in visual features, a dynamic update template with constraints is designed, enabling the model to maintain target tracking when significant deformations occur. In order to eliminate the disturbance caused by the wake generated by propellers of Autonomous Underwater Vehicle, an auxiliary tracker is embedded to formulate the motion pattern of moving target and its prediction corrects the deviation caused by abnormal displacement. Finally, in real-world tests, we collect video of the same moving Autonomous Underwater Vehicle in three test scenarios using sonar and camera mounted on Unmanned Aerial Vehicle respectively, and verify the effectiveness and robustness of our method through comparisons with other tracking models.</w:t>
+        <w:t>Siamese visual trackers have recently advanced through increasingly sophisticated fusion mechanisms built on convolutional or Transformer architectures. However, both struggle to deliver pixel-level interactions efficiently on resource-constrained hardware, leading to a persistent accuracy-efficiency imbalance. Motivated by this limitation, we redesign the Siamese neck with a simple yet effective Multilayer Perception (MLP)-based fusion module that enables pixel-level interaction with minimal structural overhead. Nevertheless, naively stacking MLP blocks introduces a new challenge: computational cost can scale quadratically with channel width. To overcome this, we construct a hierarchical search space of carefully designed MLP modules and introduce a customized relaxation strategy that enables differentiable neural architecture search (DNAS) to decouple channel-width optimization from other architectural choices. This targeted decoupling automatically balances channel width and depth, yielding a low-complexity architecture. The resulting tracker achieves state-of-the-art accuracy-efficiency trade-offs. It ranks among the top performers on four general-purpose and three aerial tracking benchmarks, while maintaining real-time performance on both resource-constrained Graphics Processing Units (GPUs) and Neural Processing Units (NPUs).</w:t>
       </w:r>
     </w:p>
     <w:p>
@@ -9258,7 +9258,7 @@
         <w:pStyle w:val="Heading2"/>
       </w:pPr>
       <w:r>
-        <w:t>288. MATrack: Efficient Multiscale Adaptive Tracker for Real-Time Nighttime UAV Operations (2025)</w:t>
+        <w:t>288. Zero persistent-memory template optimization for UAV tracking (2026)</w:t>
       </w:r>
     </w:p>
     <w:p>
@@ -9267,14 +9267,14 @@
           <w:i/>
           <w:sz w:val="18"/>
         </w:rPr>
-        <w:t>Xu-Zhao Li, Xu-Chen Li, Shiyu Hu; IEEE International Conference on Robotics and Automation</w:t>
+        <w:t>Qian Lu, Guixi Liu, Han-Lin Huang, Ruke Xiong, Zhi-Yu Wu, Yi Zhang; Applied Soft Computing</w:t>
       </w:r>
       <w:r>
         <w:rPr>
           <w:color w:val="1F4E79"/>
           <w:sz w:val="18"/>
         </w:rPr>
-        <w:t xml:space="preserve">  |  https://doi.org/10.1109/ICRA57385.2026.11696451</w:t>
+        <w:t xml:space="preserve">  |  https://doi.org/10.1016/j.asoc.2026.115095</w:t>
       </w:r>
     </w:p>
     <w:p>
@@ -9283,12 +9283,12 @@
           <w:color w:val="808080"/>
           <w:sz w:val="16"/>
         </w:rPr>
-        <w:t>[relation: UNCLASSIFIED]</w:t>
-      </w:r>
-    </w:p>
-    <w:p>
-      <w:r>
-        <w:t>Nighttime UAV tracking faces significant challenges in real-world robotics operations. Low-light conditions not only limit visual perception capabilities, but cluttered backgrounds and frequent viewpoint changes also cause existing trackers to drift or fail during deployment. To address these difficulties, researchers have proposed solutions based on low-light enhancement and domain adaptation. However, these methods still have notable shortcomings in actual UAV systems: low-light enhancement often introduces visual artifacts, domain adaptation methods are computationally expensive and existing lightweight designs struggle to fully leverage dynamic object information. Based on an in-depth analysis of these key issues, we propose MATrack—a multiscale adaptive system designed specifically for nighttime UAV tracking. MATrack tackles the main technical challenges of nighttime tracking through the collaborative work of three core modules: Multiscale Hierarchy Blende (MHB) enhances feature consistency between static and dynamic templates. Adaptive Key Token Gate accurately identifies object information within complex backgrounds. Nighttime Template Calibrator (NTC) ensures stable tracking performance over long sequences. Extensive experiments show that MATrack achieves a significant performance improvement. On the UAVDark135 benchmark, its precision, normalized precision and AUC surpass state-of-the-art (SOTA) methods by 5.9%, 5.4% and 4.2% respectively, while maintaining a real-time processing speed of 81 FPS. Further tests on a real-world UAV platform validate the system’s reliability, demonstrating that MATrack can provide stable and effective nighttime UAV tracking support for critical robotics applications such as nighttime search and rescue and border patrol.</w:t>
+        <w:t>[relation: UNCLASSIFIED | abstract source: publisher page (ScienceDirect)]</w:t>
+      </w:r>
+    </w:p>
+    <w:p>
+      <w:r>
+        <w:t>Siamese-based trackers have achieved remarkable success in UAV tracking. However, most existing methods rely on template update strategies that consume substantial memory and are susceptible to noise interference. To address these limitations, we propose a Zero Persistent-Memory Template Optimization framework (ZMOTO). The core innovation of ZMOTO lies in completely eliminating the dependency on historical templates, instead empowering the model with an innovative online adaptive mechanism that enables robust, frame-wise independent decision-making. Within this framework, an Adaptive Initial Template Robust Region Update mechanism performs confidence-guided heuristic refinement of critical template regions, enabling robust online adaptation without cross-frame memory. Simultaneously, a lightweight frequency-domain attention module performs task-driven soft filtering on features, enhancing anti-interference capability at the source. Furthermore, the Boundary-Sensitive Loss ensures precise localization of small targets by adaptively weighting boundary uncertainties. Extensive experiments show that ZMOTO achieves a success score of 0.652 and a precision of 0.854 on the UAVDT dataset, while ablation studies further indicate that it maintains robust performance across various challenging scenarios.</w:t>
       </w:r>
     </w:p>
     <w:p>
@@ -9296,7 +9296,7 @@
         <w:pStyle w:val="Heading2"/>
       </w:pPr>
       <w:r>
-        <w:t>289. Dynamic Semantic-Aware Correlation Modeling for UAV Tracking (2025)</w:t>
+        <w:t>289. Layer-Guided UAV Tracking: Enhancing Efficiency and Occlusion Robustness (2026)</w:t>
       </w:r>
     </w:p>
     <w:p>
@@ -9305,14 +9305,14 @@
           <w:i/>
           <w:sz w:val="18"/>
         </w:rPr>
-        <w:t>Xinyu Zhou, Tongxin Pan, Ling-Yi Hong, Pin-Xue Guo, Hai-Jing Guo, Zhaoyu Chen, Kai-Xun Jiang, Wen-Qiang Zhang; Neural Information Processing Systems</w:t>
+        <w:t>Yang Zhou, Derui Ding, Ran Sun, Ying Sun, Haohua Zhang; arXiv.org</w:t>
       </w:r>
       <w:r>
         <w:rPr>
           <w:color w:val="1F4E79"/>
           <w:sz w:val="18"/>
         </w:rPr>
-        <w:t xml:space="preserve">  |  https://doi.org/10.48550/arXiv.2510.21351</w:t>
+        <w:t xml:space="preserve">  |  https://doi.org/10.48550/arXiv.2602.13636</w:t>
       </w:r>
     </w:p>
     <w:p>
@@ -9326,7 +9326,7 @@
     </w:p>
     <w:p>
       <w:r>
-        <w:t>UAV tracking can be widely applied in scenarios such as disaster rescue, environmental monitoring, and logistics transportation. However, existing UAV tracking methods predominantly emphasize speed and lack exploration in semantic awareness, which hinders the search region from extracting accurate localization information from the template. The limitation results in suboptimal performance under typical UAV tracking challenges such as camera motion, fast motion, and low resolution, etc. To address this issue, we propose a dynamic semantic aware correlation modeling tracking framework. The core of our framework is a Dynamic Semantic Relevance Generator, which, in combination with the correlation map from the Transformer, explore semantic relevance. The approach enhances the search region's ability to extract important information from the template, improving accuracy and robustness under the aforementioned challenges. Additionally, to enhance the tracking speed, we design a pruning method for the proposed framework. Therefore, we present multiple model variants that achieve trade-offs between speed and accuracy, enabling flexible deployment according to the available computational resources. Experimental results validate the effectiveness of our method, achieving competitive performance on multiple UAV tracking datasets. The code is available at https://github.com/zxyyxzz/DSATrack.</w:t>
+        <w:t>Visual object tracking (VOT) plays a pivotal role in unmanned aerial vehicle (UAV) applications. Addressing the trade-off between accuracy and efficiency, especially under challenging conditions like unpredictable occlusion, remains a significant challenge. This paper introduces LGTrack, a unified UAV tracking framework that integrates dynamic layer selection, efficient feature enhancement, and robust representation learning for occlusions. By employing a novel lightweight Global-Grouped Coordinate Attention (GGCA) module, LGTrack captures long-range dependencies and global contexts, enhancing feature discriminability with minimal computational overhead. Additionally, a lightweight Similarity-Guided Layer Adaptation (SGLA) module replaces knowledge distillation, achieving an optimal balance between tracking precision and inference efficiency. Experiments on three datasets demonstrate LGTrack's state-of-the-art real-time speed (258.7 FPS on UAVDT) while maintaining competitive tracking accuracy (82.8\% precision). Code is available at https://github.com/XiaoMoc/LGTrack</w:t>
       </w:r>
     </w:p>
     <w:p>
@@ -9334,7 +9334,7 @@
         <w:pStyle w:val="Heading2"/>
       </w:pPr>
       <w:r>
-        <w:t>290. DPTrack:Directional Kernel-Guided Prompt Learning for Robust Nighttime Aerial Tracking (2025)</w:t>
+        <w:t>290. FARTrack: Fast Autoregressive Visual Tracking with High Performance (2026)</w:t>
       </w:r>
     </w:p>
     <w:p>
@@ -9343,14 +9343,14 @@
           <w:i/>
           <w:sz w:val="18"/>
         </w:rPr>
-        <w:t>Zhiqiang Zhu, Xinbo Gao, Wen Lu, Jie Li, Zhao-Yang Wang, M. Ge; arXiv.org</w:t>
+        <w:t>Guijie Wang, Tong Lin, Yi-Fan Bai, An-Jia Cao, Shi-Yi Liang, Wang-Bo Zhao, Xing Wei; arXiv.org</w:t>
       </w:r>
       <w:r>
         <w:rPr>
           <w:color w:val="1F4E79"/>
           <w:sz w:val="18"/>
         </w:rPr>
-        <w:t xml:space="preserve">  |  https://doi.org/10.48550/arXiv.2510.15449</w:t>
+        <w:t xml:space="preserve">  |  https://doi.org/10.48550/arXiv.2602.03214</w:t>
       </w:r>
     </w:p>
     <w:p>
@@ -9364,7 +9364,7 @@
     </w:p>
     <w:p>
       <w:r>
-        <w:t>Existing nighttime aerial trackers based on prompt learning rely solely on spatial localization supervision, which fails to provide fine-grained cues that point to target features and inevitably produces vague prompts. This limitation impairs the tracker's ability to accurately focus on the object features and results in trackers still performing poorly. To address this issue, we propose DPTrack, a prompt-based aerial tracker designed for nighttime scenarios by encoding the given object's attribute features into the directional kernel enriched with fine-grained cues to generate precise prompts. Specifically, drawing inspiration from visual bionics, DPTrack first hierarchically captures the object's topological structure, leveraging topological attributes to enrich the feature representation. Subsequently, an encoder condenses these topology-aware features into the directional kernel, which serves as the core guidance signal that explicitly encapsulates the object's fine-grained attribute cues. Finally, a kernel-guided prompt module built on channel-category correspondence attributes propagates the kernel across the features of the search region to pinpoint the positions of target features and convert them into precise prompts, integrating spatial gating for robust nighttime tracking. Extensive evaluations on established benchmarks demonstrate DPTrack's superior performance. Our code will be available at https://github.com/zzq-vipsl/DPTrack.</w:t>
+        <w:t>Inference speed and tracking performance are two critical evaluation metrics in the field of visual tracking. However, high-performance trackers often suffer from slow processing speeds, making them impractical for deployment on resource-constrained devices. To alleviate this issue, we propose FARTrack, a Fast Auto-Regressive Tracking framework. Since autoregression emphasizes the temporal nature of the trajectory sequence, it can maintain high performance while achieving efficient execution across various devices. FARTrack introduces Task-Specific Self-Distillation and Inter-frame Autoregressive Sparsification, designed from the perspectives of shallow-yet-accurate distillation and redundant-to-essential token optimization, respectively. Task-Specific Self-Distillation achieves model compression by distilling task-specific tokens layer by layer, enhancing the model's inference speed while avoiding suboptimal manual teacher-student layer pairs assignments. Meanwhile, Inter-frame Autoregressive Sparsification sequentially condenses multiple templates, avoiding additional runtime overhead while learning a temporally-global optimal sparsification strategy. FARTrack demonstrates outstanding speed and competitive performance. It delivers an AO of 70.6% on GOT-10k in real-time. Beyond, our fastest model achieves a speed of 343 FPS on the GPU and 121 FPS on the CPU.</w:t>
       </w:r>
     </w:p>
     <w:p>
@@ -9372,7 +9372,7 @@
         <w:pStyle w:val="Heading2"/>
       </w:pPr>
       <w:r>
-        <w:t>291. MCTrack: A New Tracker Architecture for Visual in Uncrewed Aerial Vehicles (2025)</w:t>
+        <w:t>291. How Far are Modern Trackers from UAV-Anti-UAV? A Million-Scale Benchmark and New Baseline (2025)</w:t>
       </w:r>
     </w:p>
     <w:p>
@@ -9381,14 +9381,14 @@
           <w:i/>
           <w:sz w:val="18"/>
         </w:rPr>
-        <w:t>Jiang-Bo He, Shengjian Guo, Ting Wang, Bo Zhao, Long Wen; IEEE Sensors Journal</w:t>
+        <w:t>Chun-Hui Zhang, Li Liu, Zhipeng Zhang, Yong Wang, Hao Wen, Xi Zhou, Shiming Ge, Yan-Feng Wang; arXiv.org</w:t>
       </w:r>
       <w:r>
         <w:rPr>
           <w:color w:val="1F4E79"/>
           <w:sz w:val="18"/>
         </w:rPr>
-        <w:t xml:space="preserve">  |  https://doi.org/10.1109/JSEN.2025.3603676</w:t>
+        <w:t xml:space="preserve">  |  https://doi.org/10.48550/arXiv.2512.07385</w:t>
       </w:r>
     </w:p>
     <w:p>
@@ -9402,7 +9402,7 @@
     </w:p>
     <w:p>
       <w:r>
-        <w:t>Visual object tracking for uncrewed aerial vehicles (UAVs) is extensively used in civil and military applications. Deep learning-based visual trackers currently dominate tracking due to their powerful modeling capabilities. However, as performance increases, so does operational latency, which limits their application on UAV platforms. To address this challenge, this study proposes a lightweight dual-template collaborative tracking framework (MCTrack), which balances both speed and accuracy in visual object tracking. Specifically, a mix-attention mechanism is proposed for feature extraction, which effectively utilizes a dual-template strategy to comprehensively extract image features. Additionally, a cross-attention mechanism is introduced to enhance target localization while reducing computational complexity. Finally, by alternately integrating these two attention mechanisms into the backbone, the model achieves target localization through the utilization of information from different semantic layers, all without introducing any additional modules. A comprehensive evaluation of five authoritative aerial benchmarks demonstrates the effectiveness of the MCTrack framework. The model achieves real-time processing at 106.1 frames per second (FPS) on an NVIDIA 2080Ti GPU. Practical testing on the NVIDIA Jetson Orin NX hardware platform achieves a speed of 33.6 FPS, confirming the practicality of MCTrack on UAV platforms.</w:t>
+        <w:t>Unmanned Aerial Vehicles (UAVs) offer wide-ranging applications but also pose significant safety and privacy violation risks in areas like airport and infrastructure inspection, spurring the rapid development of Anti-UAV technologies in recent years. However, current Anti-UAV research primarily focuses on RGB, infrared (IR), or RGB-IR videos captured by fixed ground cameras, with little attention to tracking target UAVs from another moving UAV platform. To fill this gap, we propose a new multi-modal visual tracking task termed UAV-Anti-UAV, which involves a pursuer UAV tracking a target adversarial UAV in the video stream. Compared to existing Anti-UAV tasks, UAV-Anti-UAV is more challenging due to severe dual-dynamic disturbances caused by the rapid motion of both the capturing platform and the target. To advance research in this domain, we construct a million-scale dataset consisting of 1,810 videos, each manually annotated with bounding boxes, a language prompt, and 15 tracking attributes. Furthermore, we propose MambaSTS, a Mamba-based baseline method for UAV-Anti-UAV tracking, which enables integrated spatial-temporal-semantic learning. Specifically, we employ Mamba and Transformer models to learn global semantic and spatial features, respectively, and leverage the state space model's strength in long-sequence modeling to establish video-level long-term context via a temporal token propagation mechanism. We conduct experiments on the UAV-Anti-UAV dataset to validate the effectiveness of our method. A thorough experimental evaluation of 50 modern deep tracking algorithms demonstrates that there is still significant room for improvement in the UAV-Anti-UAV domain. The dataset and codes will be available at {\color{magenta}https://github.com/983632847/Awesome-Multimodal-Object-Tracking}.</w:t>
       </w:r>
     </w:p>
     <w:p>
@@ -9410,7 +9410,7 @@
         <w:pStyle w:val="Heading2"/>
       </w:pPr>
       <w:r>
-        <w:t>292. T-SiamTPN: Temporal Siamese Transformer Pyramid Networks for Robust and Efficient UAV Tracking (2025)</w:t>
+        <w:t>292. SAMViTrack: A Search-Region Adaptive Mamba-ViT Tracker for Real-Time UAV Tracking (2025)</w:t>
       </w:r>
     </w:p>
     <w:p>
@@ -9419,14 +9419,14 @@
           <w:i/>
           <w:sz w:val="18"/>
         </w:rPr>
-        <w:t>Hojat Ardi, Amir Jahanshahi, Ali Diba; arXiv.org</w:t>
+        <w:t>Xiaoyu Guo, Yian Li, Hao Zhang, Xucheng Wang, Dan Zeng, Feixiang He, Shui-Wang Li; Italian National Conference on Sensors</w:t>
       </w:r>
       <w:r>
         <w:rPr>
           <w:color w:val="1F4E79"/>
           <w:sz w:val="18"/>
         </w:rPr>
-        <w:t xml:space="preserve">  |  https://doi.org/10.48550/arXiv.2509.12913</w:t>
+        <w:t xml:space="preserve">  |  https://doi.org/10.3390/s25247454</w:t>
       </w:r>
     </w:p>
     <w:p>
@@ -9440,7 +9440,7 @@
     </w:p>
     <w:p>
       <w:r>
-        <w:t>Aerial object tracking remains a challenging task due to scale variations, dynamic backgrounds, clutter, and frequent occlusions. While most existing trackers emphasize spatial cues, they often overlook temporal dependencies, resulting in limited robustness in long-term tracking and under occlusion. Furthermore, correlation-based Siamese trackers are inherently constrained by the linear nature of correlation operations, making them ineffective against complex, non-linear appearance changes. To address these limitations, we introduce T-SiamTPN, a temporal-aware Siamese tracking framework that extends the SiamTPN architecture with explicit temporal modeling. Our approach incorporates temporal feature fusion and attention-based interactions, strengthening temporal consistency and enabling richer feature representations. These enhancements yield significant improvements over the baseline and achieve performance competitive with state-of-the-art trackers. Crucially, despite the added temporal modules, T-SiamTPN preserves computational efficiency. Deployed on the resource-constrained Jetson Nano, the tracker runs in real time at 7.1 FPS, demonstrating its suitability for real-world embedded applications without notable runtime overhead. Experimental results highlight substantial gains: compared to the baseline, T-SiamTPN improves success rate by 13.7% and precision by 14.7%. These findings underscore the importance of temporal modeling in Siamese tracking frameworks and establish T-SiamTPN as a strong and efficient solution for aerial object tracking. Code is available at: https://github.com/to/be/released</w:t>
+        <w:t>Achieving fast and robust object tracking is critical for real-time Unmanned Aerial Vehicle (UAV) applications, where targets often move unpredictably and environmental conditions can rapidly change. In this paper, we propose the Search-Region Adaptive Mamba-ViT Tracker (SAMViTrack), a novel framework that combines the efficiency of Mamba attention with the powerful feature extraction capabilities of Vision Transformer (ViT). Our tracker dynamically adjusts the search region based on the target’s motion and environmental context, ensuring precise tracking even under challenging conditions such as occlusions, fast motion, and scale variations. By integrating an adaptive search mechanism, our SAMViTrack significantly reduces computational overhead without compromising accuracy, making it suitable for real-time deployment on UAVs with limited onboard resources. Extensive experiments on benchmark datasets demonstrate that our method outperforms both traditional and modern trackers, achieving superior accuracy and robustness with improved efficiency. The proposed tracker sets a new baseline, especially by combining Mamba and ViT, for UAV tracking by offering a balance between speed, accuracy, and adaptability in dynamic environments.</w:t>
       </w:r>
     </w:p>
     <w:p>
@@ -9448,7 +9448,7 @@
         <w:pStyle w:val="Heading2"/>
       </w:pPr>
       <w:r>
-        <w:t>293. TATrack: Target-oriented adaptive vision transformer for UAV tracking (2025)</w:t>
+        <w:t>293. Optical flow prompts distractor-aware siamese network for tracking autonomous underwater vehicle with sonar and camera videos (2025)</w:t>
       </w:r>
     </w:p>
     <w:p>
@@ -9457,14 +9457,14 @@
           <w:i/>
           <w:sz w:val="18"/>
         </w:rPr>
-        <w:t>Wenkang Zhang, Tian-Yang Xu, Fei Xie, Jin-Hui Wu, Wan-Kou Yang; Neural Networks</w:t>
+        <w:t>Wen-Yu Cai, Jifeng Zhu, Mei-Yan Zhang, Mingming Liu; Neural Networks</w:t>
       </w:r>
       <w:r>
         <w:rPr>
           <w:color w:val="1F4E79"/>
           <w:sz w:val="18"/>
         </w:rPr>
-        <w:t xml:space="preserve">  |  https://doi.org/10.1016/j.neunet.2025.108067</w:t>
+        <w:t xml:space="preserve">  |  https://doi.org/10.1016/j.neunet.2025.108328</w:t>
       </w:r>
     </w:p>
     <w:p>
@@ -9478,7 +9478,7 @@
     </w:p>
     <w:p>
       <w:r>
-        <w:t>Unmanned Aerial Vehicle (UAV) tracking requires accurate target localization from aerial top-down perspectives while operating under the computational constraints of aerial platforms. Current mainstream UAV trackers, constrained by the limited resources, predominantly employ lightweight Convolutional Neural Network (CNN) extractor, coupled with an appearance-based fusion mechanism. The absence of comprehensive target perception significantly constrains the balance between tracking accuracy and computational efficiency. To address this, we propose a target-oriented adaptive vision transformer for UAV tracking, named TATrack. TATrack utilizes a novel efficient transformer model, TA-ViT, to perform joint feature modeling and interaction under the orientation of the target. Specifically, TA-ViT employs an adaptive scoring suspension mechanism, wherein redundant network layers are bypassed when all token scores meet the suspension criteria, thereby enhancing inference speed. Moreover, positional information is utilized as a spatial-temporal prompt to enhance appearance-matching quality over time. By introducing location priors, we strengthen the visual perception of the target, which improves the target orientation and temporal continuity of the predicted position. Extensive experiments conducted across five UAV tracking benchmarks demonstrate that our method achieves an optimal balance between computational efficiency and tracking accuracy. The code will be available publicly.</w:t>
+        <w:t>Underwater moving target tracking with sonar device is very challenging. Due to complex underwater environment, sonar acquired videos have domain-specific challenges like texture-similar backgrounds and variable visual attributes, impairing the performance of existing tracking models. To address these issues, we propose a visual tracking model named OFDTrack to overcome the limitations of existing methods. First, for moving target in sonar videos, a re-capture paradigm is proposed to search potential motion areas from rough prompts of the optical flow field, thus maintaining tracking in the event of target loss. Furthermore, for the variations in visual features, a dynamic update template with constraints is designed, enabling the model to maintain target tracking when significant deformations occur. In order to eliminate the disturbance caused by the wake generated by propellers of Autonomous Underwater Vehicle, an auxiliary tracker is embedded to formulate the motion pattern of moving target and its prediction corrects the deviation caused by abnormal displacement. Finally, in real-world tests, we collect video of the same moving Autonomous Underwater Vehicle in three test scenarios using sonar and camera mounted on Unmanned Aerial Vehicle respectively, and verify the effectiveness and robustness of our method through comparisons with other tracking models.</w:t>
       </w:r>
     </w:p>
     <w:p>
@@ -9486,7 +9486,7 @@
         <w:pStyle w:val="Heading2"/>
       </w:pPr>
       <w:r>
-        <w:t>294. Recent Advances in Transformer and Large Language Models for UAV Applications (2025)</w:t>
+        <w:t>294. A domain generalized UAV tracking framework via frequency-aware learning and target-aligned data augmentation in complex environments (2025)</w:t>
       </w:r>
     </w:p>
     <w:p>
@@ -9495,14 +9495,14 @@
           <w:i/>
           <w:sz w:val="18"/>
         </w:rPr>
-        <w:t>H. Kheddar, Yassine Habchi, Mohamed Chahine Ghanem, Mustapha Hemis, D. Niyato; ACM Computing Surveys</w:t>
+        <w:t>Erfeng Liu, Xin-De Li, Heqing Li, Guo-Liang Wu, Tao Shen; Knowledge-Based Systems</w:t>
       </w:r>
       <w:r>
         <w:rPr>
           <w:color w:val="1F4E79"/>
           <w:sz w:val="18"/>
         </w:rPr>
-        <w:t xml:space="preserve">  |  https://doi.org/10.1145/3828658</w:t>
+        <w:t xml:space="preserve">  |  https://doi.org/10.1016/j.knosys.2025.114501</w:t>
       </w:r>
     </w:p>
     <w:p>
@@ -9511,12 +9511,12 @@
           <w:color w:val="808080"/>
           <w:sz w:val="16"/>
         </w:rPr>
-        <w:t>[relation: UNCLASSIFIED]</w:t>
-      </w:r>
-    </w:p>
-    <w:p>
-      <w:r>
-        <w:t>The rapid advancement of Transformer-based models has reshaped the landscape of uncrewed aerial vehicle (UAV) systems by enhancing perception, decision-making, and autonomy. This review article systematically categorizes and evaluates recent developments in Transformer architectures applied to UAVs, including attention mechanisms, convolutional neural network (CNN)-Transformer hybrids, reinforcement learning (RL)-Transformers, and large language models (LLMs). Unlike previous surveys, this work presents a unified taxonomy of Transformer-based UAV models, highlights emerging applications such as precision agriculture and autonomous navigation, and provides comparative analyses through structured tables and performance benchmarks. The article also reviews key datasets, simulators, and evaluation metrics used in the field. Furthermore, it identifies existing gaps in the literature, outlines critical challenges in computational efficiency and real-time deployment, and offers future research directions. This comprehensive synthesis aims to guide researchers and practitioners in understanding and advancing Transformer-driven UAV technologies.</w:t>
+        <w:t>[relation: UNCLASSIFIED | abstract source: publisher page (ScienceDirect)]</w:t>
+      </w:r>
+    </w:p>
+    <w:p>
+      <w:r>
+        <w:t>Unmanned Aerial Vehicle (UAV) tracking plays a critical role in airborne autonomous systems, supporting applications such as disaster response, agricultural monitoring, and military surveillance. However, existing tracking methods often exhibit poor generalization in real-world deployments due to domain shifts between the training and target environments. We propose DGTrack, a novel single-source domain generalization framework for UAV visual tracking. DGTrack integrates a Frequency-Aware Learning (FAL) module that separates and adaptively modulates low- and high-frequency components to reduce stylistic interference while enhancing content representation. In addition, a Target-Aligned Augmentation (TAA) module is introduced to improve source domain diversity through multi-level transformations and to align predictions between original and augmented frames by maximizing mutual information. Extensive experiments on the UAVDT and VisDrone2019 datasets demonstrate that DGTrack achieves superior generalization to unseen domains and consistently outperforms state-of-the-art UAV trackers in single-source settings.</w:t>
       </w:r>
     </w:p>
     <w:p>
@@ -9524,7 +9524,7 @@
         <w:pStyle w:val="Heading2"/>
       </w:pPr>
       <w:r>
-        <w:t>295. A reliable UAV tracking system with online re-detection network. (2025)</w:t>
+        <w:t>295. Integrating multi-scale appearance and motion cues for visual tracking via spatio-temporal prompt (2025)</w:t>
       </w:r>
     </w:p>
     <w:p>
@@ -9533,14 +9533,14 @@
           <w:i/>
           <w:sz w:val="18"/>
         </w:rPr>
-        <w:t>Xin Lu, Yulong Duan, Fusheng Li; ISA transactions</w:t>
+        <w:t>Xianxin Jia, Zhiqiang Hou, Yun-Long Wang, Hao Yue, Shuai Hu, Su-Gang Ma, Xiao-Bao Yang, Lei Pu; Knowledge-Based Systems</w:t>
       </w:r>
       <w:r>
         <w:rPr>
           <w:color w:val="1F4E79"/>
           <w:sz w:val="18"/>
         </w:rPr>
-        <w:t xml:space="preserve">  |  https://doi.org/10.1016/j.isatra.2025.08.045</w:t>
+        <w:t xml:space="preserve">  |  https://doi.org/10.1016/j.knosys.2025.114760</w:t>
       </w:r>
     </w:p>
     <w:p>
@@ -9549,12 +9549,12 @@
           <w:color w:val="808080"/>
           <w:sz w:val="16"/>
         </w:rPr>
-        <w:t>[relation: UNCLASSIFIED]</w:t>
-      </w:r>
-    </w:p>
-    <w:p>
-      <w:r>
-        <w:t>Failures in long-term tracking have been frequently reported, posing significant challenges for the practical implementation of UAV tracking systems. Previous research has often employed a metric based on the current tracking state to assess reliability, coupled with a time-consuming re-detection network designed to recover the lost target. However, this approach lacks sufficient robustness and flexibility when dealing with unknown factors present in complex tracking scenarios. To address this issue, we propose a reliable UAV tracking system that incorporates a temporal consistency deviation index and an online re-detection network. The former takes into account the temporal consistency of consecutive frames and estimates tracking uncertainty using the confidence deviation caused by interference factors. The latter applies a series of linear transformations, inspired by Ghost operations, to reduce computational load and expedite inference. Additionally, a channel-spatial attention module is integrated into the re-detection component to enhance the extraction of valuable feature information. Results from the long-term dataset UAV20L demonstrate that the proposed algorithm outperforms the baseline trackers, particularly in scenarios involving full occlusion and viewpoint change situations. Furthermore, a physically constructed UAV tracking system is utilized to validate the effectiveness and real-time performance of the algorithm in handling occlusion events. Our code is released at https://anonymous.4open.science/r/Tracking-Redetection-F06F.</w:t>
+        <w:t>[relation: UNCLASSIFIED | abstract source: publisher page (ScienceDirect)]</w:t>
+      </w:r>
+    </w:p>
+    <w:p>
+      <w:r>
+        <w:t>In visual tracking, appearance cues extracted from the template frame and motion cues between consecutive frames play a crucial role in ensuring robustness. However, existing approaches often struggle with limited multi-scale representation in appearance modeling, making it difficult to adapt to dynamic changes in target scale and pose. Moreover, motion cue modeling typically relies on complex self-attention mechanisms, which, although capable of capturing global dependencies, tend to introduce background noise and weaken the reliability of motion representations. In addition, appearance and motion are often handled separately in prior works, lacking an effective integration scheme that fully exploits their complementary nature. To address these challenges, this paper proposes a visual tracking algorithm named ICSPTrack (Integrating Multi-scale Appearance and Motion Cues for Visual Tracking via Spatio-Temporal Prompt). Specifically, a Multi-scale Appearance Cue Encoder is introduced to enhance the representation of the target under diverse appearance conditions through multi-scale feature aggregation and appearance-context prompting. Subsequently, a Motion Cue Encoder is constructed to model local motion regions using a lightweight frame-by-frame prompting mechanism, which reduces redundancy and background interference while improving the expressiveness of motion trends. Finally, a Spatio-Temporal Prompt Decoder is designed to provide a unified integration of appearance and motion cues, progressively refining features by jointly capturing fine-grained local details, global semantic context, and dynamic temporal dependencies. It achieves success rates of 72.0% and 58.5% on LaSOT and TNL2K, respectively. Compared with state-of-the-art trackers, ICSPTrack achieves consistent improvements, surpassing OSTrack and LMTrack on LaSOT by +2.9% and +2.2% AUC, respectively. Despite these gains, the algorithm remains lightweight, with a computational cost of only 28.8G FLOPs and a real-time inference speed of 67 FPS. Code and models: https://github.com/jiaxianxin/ICSPTrack.</w:t>
       </w:r>
     </w:p>
     <w:p>
@@ -9562,7 +9562,7 @@
         <w:pStyle w:val="Heading2"/>
       </w:pPr>
       <w:r>
-        <w:t>296. TrackingMiM: Efficient Mamba-in-Mamba Serialization for Real-time UAV Object Tracking (2025)</w:t>
+        <w:t>296. MATrack: Efficient Multiscale Adaptive Tracker for Real-Time Nighttime UAV Operations (2025)</w:t>
       </w:r>
     </w:p>
     <w:p>
@@ -9571,14 +9571,14 @@
           <w:i/>
           <w:sz w:val="18"/>
         </w:rPr>
-        <w:t>Bingxi Liu, Calvin Chen, Junhao Li, Guyang Yu, Haoqian Song, Xu-Chen Liu, Jin-Qiang Cui, Hong Zhang; arXiv.org</w:t>
+        <w:t>Xu-Zhao Li, Xu-Chen Li, Shiyu Hu; IEEE International Conference on Robotics and Automation</w:t>
       </w:r>
       <w:r>
         <w:rPr>
           <w:color w:val="1F4E79"/>
           <w:sz w:val="18"/>
         </w:rPr>
-        <w:t xml:space="preserve">  |  https://doi.org/10.48550/arXiv.2507.01535</w:t>
+        <w:t xml:space="preserve">  |  https://doi.org/10.1109/ICRA57385.2026.11696451</w:t>
       </w:r>
     </w:p>
     <w:p>
@@ -9592,7 +9592,7 @@
     </w:p>
     <w:p>
       <w:r>
-        <w:t>The Vision Transformer (ViT) model has long struggled with the challenge of quadratic complexity, a limitation that becomes especially critical in unmanned aerial vehicle (UAV) tracking systems, where data must be processed in real time. In this study, we explore the recently proposed State-Space Model, Mamba, leveraging its computational efficiency and capability for long-sequence modeling to effectively process dense image sequences in tracking tasks. First, we highlight the issue of temporal inconsistency in existing Mamba-based methods, specifically the failure to account for temporal continuity in the Mamba scanning mechanism. Secondly, building upon this insight,we propose TrackingMiM, a Mamba-in-Mamba architecture, a minimal-computation burden model for handling image sequence of tracking problem. In our framework, the mamba scan is performed in a nested way while independently process temporal and spatial coherent patch tokens. While the template frame is encoded as query token and utilized for tracking in every scan. Extensive experiments conducted on five UAV tracking benchmarks confirm that the proposed TrackingMiM achieves state-of-the-art precision while offering noticeable higher speed in UAV tracking.</w:t>
+        <w:t>Nighttime UAV tracking faces significant challenges in real-world robotics operations. Low-light conditions not only limit visual perception capabilities, but cluttered backgrounds and frequent viewpoint changes also cause existing trackers to drift or fail during deployment. To address these difficulties, researchers have proposed solutions based on low-light enhancement and domain adaptation. However, these methods still have notable shortcomings in actual UAV systems: low-light enhancement often introduces visual artifacts, domain adaptation methods are computationally expensive and existing lightweight designs struggle to fully leverage dynamic object information. Based on an in-depth analysis of these key issues, we propose MATrack—a multiscale adaptive system designed specifically for nighttime UAV tracking. MATrack tackles the main technical challenges of nighttime tracking through the collaborative work of three core modules: Multiscale Hierarchy Blende (MHB) enhances feature consistency between static and dynamic templates. Adaptive Key Token Gate accurately identifies object information within complex backgrounds. Nighttime Template Calibrator (NTC) ensures stable tracking performance over long sequences. Extensive experiments show that MATrack achieves a significant performance improvement. On the UAVDark135 benchmark, its precision, normalized precision and AUC surpass state-of-the-art (SOTA) methods by 5.9%, 5.4% and 4.2% respectively, while maintaining a real-time processing speed of 81 FPS. Further tests on a real-world UAV platform validate the system’s reliability, demonstrating that MATrack can provide stable and effective nighttime UAV tracking support for critical robotics applications such as nighttime search and rescue and border patrol.</w:t>
       </w:r>
     </w:p>
     <w:p>
@@ -9600,7 +9600,7 @@
         <w:pStyle w:val="Heading2"/>
       </w:pPr>
       <w:r>
-        <w:t>297. Learning frequency and memory-aware prompts for multi-modal object tracking (2025)</w:t>
+        <w:t>297. Dynamic Semantic-Aware Correlation Modeling for UAV Tracking (2025)</w:t>
       </w:r>
     </w:p>
     <w:p>
@@ -9609,14 +9609,14 @@
           <w:i/>
           <w:sz w:val="18"/>
         </w:rPr>
-        <w:t>Boyue Xu, Rui-Chao Hou, Tong-Wei Ren, Dongming Zhou, Gang-Shan Wu, Jinde Cao; Pattern Recognition</w:t>
+        <w:t>Xinyu Zhou, Tongxin Pan, Ling-Yi Hong, Pin-Xue Guo, Hai-Jing Guo, Zhaoyu Chen, Kai-Xun Jiang, Wen-Qiang Zhang; Neural Information Processing Systems</w:t>
       </w:r>
       <w:r>
         <w:rPr>
           <w:color w:val="1F4E79"/>
           <w:sz w:val="18"/>
         </w:rPr>
-        <w:t xml:space="preserve">  |  https://doi.org/10.1016/j.patcog.2026.113532</w:t>
+        <w:t xml:space="preserve">  |  https://doi.org/10.48550/arXiv.2510.21351</w:t>
       </w:r>
     </w:p>
     <w:p>
@@ -9630,7 +9630,7 @@
     </w:p>
     <w:p>
       <w:r>
-        <w:t>Prompt-learning-based multi-modal trackers have made strong progress by using lightweight visual adapters to inject auxiliary-modality cues into frozen foundation models. However, they still underutilize two essentials: modality-specific frequency structure and long-range temporal dependencies. We present Learning Frequency and Memory-Aware Prompts, a dual-adapter framework that injects lightweight prompts into a frozen RGB tracker. A frequency-guided visual adapter adaptively transfers complementary cues across modalities by jointly calibrating spatial, channel, and frequency components, narrowing the modality gap without full fine-tuning. A multilevel memory adapter with short, long, and permanent memory stores, updates, and retrieves reliable temporal context, enabling consistent propagation across frames and robust recovery from occlusion, motion blur, and illumination changes. This unified design preserves the efficiency of prompt learning while strengthening cross-modal interaction and temporal coherence. Extensive experiments on RGB-Thermal, RGB-Depth, and RGB-Event benchmarks show consistent state-of-the-art results over fully fine-tuned and adapter-based baselines, together with favorable parameter efficiency and runtime. Code and models are available at https://github.com/xuboyue1999/mmtrack.git.</w:t>
+        <w:t>UAV tracking can be widely applied in scenarios such as disaster rescue, environmental monitoring, and logistics transportation. However, existing UAV tracking methods predominantly emphasize speed and lack exploration in semantic awareness, which hinders the search region from extracting accurate localization information from the template. The limitation results in suboptimal performance under typical UAV tracking challenges such as camera motion, fast motion, and low resolution, etc. To address this issue, we propose a dynamic semantic aware correlation modeling tracking framework. The core of our framework is a Dynamic Semantic Relevance Generator, which, in combination with the correlation map from the Transformer, explore semantic relevance. The approach enhances the search region's ability to extract important information from the template, improving accuracy and robustness under the aforementioned challenges. Additionally, to enhance the tracking speed, we design a pruning method for the proposed framework. Therefore, we present multiple model variants that achieve trade-offs between speed and accuracy, enabling flexible deployment according to the available computational resources. Experimental results validate the effectiveness of our method, achieving competitive performance on multiple UAV tracking datasets. The code is available at https://github.com/zxyyxzz/DSATrack.</w:t>
       </w:r>
     </w:p>
     <w:p>
@@ -9638,7 +9638,7 @@
         <w:pStyle w:val="Heading2"/>
       </w:pPr>
       <w:r>
-        <w:t>298. LightDTTrack: light dynamic temporal tracking (2025)</w:t>
+        <w:t>298. DPTrack:Directional Kernel-Guided Prompt Learning for Robust Nighttime Aerial Tracking (2025)</w:t>
       </w:r>
     </w:p>
     <w:p>
@@ -9647,14 +9647,14 @@
           <w:i/>
           <w:sz w:val="18"/>
         </w:rPr>
-        <w:t>Futian Wang, Jiali Wang, Mingyang Jia; International Conference on Signal Processing and Neural Network Applications</w:t>
+        <w:t>Zhiqiang Zhu, Xinbo Gao, Wen Lu, Jie Li, Zhao-Yang Wang, M. Ge; arXiv.org</w:t>
       </w:r>
       <w:r>
         <w:rPr>
           <w:color w:val="1F4E79"/>
           <w:sz w:val="18"/>
         </w:rPr>
-        <w:t xml:space="preserve">  |  https://doi.org/10.1117/12.3065066</w:t>
+        <w:t xml:space="preserve">  |  https://doi.org/10.48550/arXiv.2510.15449</w:t>
       </w:r>
     </w:p>
     <w:p>
@@ -9668,7 +9668,7 @@
     </w:p>
     <w:p>
       <w:r>
-        <w:t>In practice, we have found that many methods perform poorly in video sequences where targets are partially occluded or move rapidly, especially under resource-constrained conditions. To address the challenges posed by traditional deep learning-based methods and Transformer-based methods, which hinder effective real-time tracking in specialized scenarios, we propose a tracking algorithm called LightDTTrack. We have simplified the Transformer architecture to significantly reduce the number of parameters and floating-point operations (FLOPs). To maintain effective target position tracking in complex scenes, we introduce a Dynamic Temporal Information Convolution module (DTConv), which enhances the tracker's ability to understand changes in the target across different time frames by incorporating temporal information into the tracking process. Additionally, we have optimized this approach by proposing a fast object screening mechanism. This mechanism screens whether the target is moving rapidly and selectively sends sequence frames to the DTConv module, effectively distinguishing between regular and special scenarios. This helps to further reduce the number of parameters and FLOPs, enabling real-time tracking under limited resources. Finally, we integrate the above modules into a single-object tracking network named LightDTTrack. We conducted experiments on two datasets (OTB100 and UAV123) to validate the effectiveness of our method.</w:t>
+        <w:t>Existing nighttime aerial trackers based on prompt learning rely solely on spatial localization supervision, which fails to provide fine-grained cues that point to target features and inevitably produces vague prompts. This limitation impairs the tracker's ability to accurately focus on the object features and results in trackers still performing poorly. To address this issue, we propose DPTrack, a prompt-based aerial tracker designed for nighttime scenarios by encoding the given object's attribute features into the directional kernel enriched with fine-grained cues to generate precise prompts. Specifically, drawing inspiration from visual bionics, DPTrack first hierarchically captures the object's topological structure, leveraging topological attributes to enrich the feature representation. Subsequently, an encoder condenses these topology-aware features into the directional kernel, which serves as the core guidance signal that explicitly encapsulates the object's fine-grained attribute cues. Finally, a kernel-guided prompt module built on channel-category correspondence attributes propagates the kernel across the features of the search region to pinpoint the positions of target features and convert them into precise prompts, integrating spatial gating for robust nighttime tracking. Extensive evaluations on established benchmarks demonstrate DPTrack's superior performance. Our code will be available at https://github.com/zzq-vipsl/DPTrack.</w:t>
       </w:r>
     </w:p>
     <w:p>
@@ -9676,7 +9676,7 @@
         <w:pStyle w:val="Heading2"/>
       </w:pPr>
       <w:r>
-        <w:t>299. DARTer: Dynamic Adaptive Representation Tracker for Nighttime UAV Tracking (2025)</w:t>
+        <w:t>299. MCTrack: A New Tracker Architecture for Visual in Uncrewed Aerial Vehicles (2025)</w:t>
       </w:r>
     </w:p>
     <w:p>
@@ -9685,14 +9685,14 @@
           <w:i/>
           <w:sz w:val="18"/>
         </w:rPr>
-        <w:t>Xu-Zhao Li, Xu-Chen Li, Shiyu Hu; International Conference on Multimedia Retrieval</w:t>
+        <w:t>Jiang-Bo He, Shengjian Guo, Ting Wang, Bo Zhao, Long Wen; IEEE Sensors Journal</w:t>
       </w:r>
       <w:r>
         <w:rPr>
           <w:color w:val="1F4E79"/>
           <w:sz w:val="18"/>
         </w:rPr>
-        <w:t xml:space="preserve">  |  https://doi.org/10.1145/3731715.3733473</w:t>
+        <w:t xml:space="preserve">  |  https://doi.org/10.1109/JSEN.2025.3603676</w:t>
       </w:r>
     </w:p>
     <w:p>
@@ -9706,7 +9706,7 @@
     </w:p>
     <w:p>
       <w:r>
-        <w:t>Nighttime UAV tracking presents significant challenges due to extreme illumination variations and viewpoint changes, which severely degrade tracking performance. Existing approaches either rely on light enhancers with high computational costs or introduce redundant domain adaptation mechanisms, failing to fully utilize the dynamic features in varying perspectives. To address these issues, we propose DARTer (Dynamic Adaptive Representation Tracker), an end-to-end tracking framework designed for nighttime UAV scenarios. DARTer leverages a Dynamic Feature Blender (DFB) to effectively fuse multi-perspective nighttime features from static and dynamic templates, enhancing representation robustness. Meanwhile, a Dynamic Feature Activator (DFA) adaptively activates Vision Transformer layers based on extracted features, significantly improving efficiency by reducing redundant computations. Our model eliminates the need for complex multi-task loss functions, enabling a streamlined training process. Extensive experiments on multiple nighttime UAV tracking benchmarks demonstrate the superiority of DARTer over state-of-the-art trackers. These results confirm that DARTer effectively balances tracking accuracy and efficiency, making it a promising solution for real-world nighttime UAV tracking applications.</w:t>
+        <w:t>Visual object tracking for uncrewed aerial vehicles (UAVs) is extensively used in civil and military applications. Deep learning-based visual trackers currently dominate tracking due to their powerful modeling capabilities. However, as performance increases, so does operational latency, which limits their application on UAV platforms. To address this challenge, this study proposes a lightweight dual-template collaborative tracking framework (MCTrack), which balances both speed and accuracy in visual object tracking. Specifically, a mix-attention mechanism is proposed for feature extraction, which effectively utilizes a dual-template strategy to comprehensively extract image features. Additionally, a cross-attention mechanism is introduced to enhance target localization while reducing computational complexity. Finally, by alternately integrating these two attention mechanisms into the backbone, the model achieves target localization through the utilization of information from different semantic layers, all without introducing any additional modules. A comprehensive evaluation of five authoritative aerial benchmarks demonstrates the effectiveness of the MCTrack framework. The model achieves real-time processing at 106.1 frames per second (FPS) on an NVIDIA 2080Ti GPU. Practical testing on the NVIDIA Jetson Orin NX hardware platform achieves a speed of 33.6 FPS, confirming the practicality of MCTrack on UAV platforms.</w:t>
       </w:r>
     </w:p>
     <w:p>
@@ -9714,7 +9714,7 @@
         <w:pStyle w:val="Heading2"/>
       </w:pPr>
       <w:r>
-        <w:t>300. Learning Occlusion-Robust Vision Transformers for Real-Time UAV Tracking (2025)</w:t>
+        <w:t>300. MCTrack: Multi-cue spatio-temporal object tracking (2025)</w:t>
       </w:r>
     </w:p>
     <w:p>
@@ -9723,14 +9723,14 @@
           <w:i/>
           <w:sz w:val="18"/>
         </w:rPr>
-        <w:t>You Wu, Xucheng Wang, Xiang-Yang Yang, Mengyuan Liu, Dan Zeng, Heng-Zhou Ye, Shui-Wang Li; Computer Vision and Pattern Recognition</w:t>
+        <w:t>Jianbo Song, Hong Zhang, Hanyang Liu, Yachun Feng, Yang Han, Yifan Yang; Expert systems with applications</w:t>
       </w:r>
       <w:r>
         <w:rPr>
           <w:color w:val="1F4E79"/>
           <w:sz w:val="18"/>
         </w:rPr>
-        <w:t xml:space="preserve">  |  https://doi.org/10.1109/CVPR52734.2025.01594</w:t>
+        <w:t xml:space="preserve">  |  https://doi.org/10.1016/j.eswa.2025.129984</w:t>
       </w:r>
     </w:p>
     <w:p>
@@ -9739,12 +9739,12 @@
           <w:color w:val="808080"/>
           <w:sz w:val="16"/>
         </w:rPr>
-        <w:t>[relation: UNCLASSIFIED]</w:t>
-      </w:r>
-    </w:p>
-    <w:p>
-      <w:r>
-        <w:t>Single-stream architectures using Vision Transformer (ViT) backbones show great potential for real-time UAV tracking recently. However, frequent occlusions from obstacles like buildings and trees expose a major drawback: these models often lack strategies to handle occlusions effectively. New methods are needed to enhance the occlusion resilience of single-stream ViT models in aerial tracking. In this work, we propose to learn Occlusion-Robust Representations (ORR) based on ViTs for UAV tracking by enforcing an invariance of the feature representation of a target with respect to random masking operations modeled by a spatial Cox process. Hopefully, this random masking approximately simulates target occlusions, thereby enabling us to learn ViTs that are robust to target occlusion for UAV tracking. This framework is termed ORTrack. Additionally, to facilitate real-time applications, we propose an Adaptive Feature-Based Knowledge Distillation (AFKD) method to create a more compact tracker, which adaptively mimics the behavior of the teacher model ORTrack according to the task’s difficulty. This student model, dubbed ORTrack-D, retains much of ORTrack’s performance while offering higher efficiency. Extensive experiments on multiple benchmarks validate the effectiveness of our method, demonstrating its state-of-the-art performance. Codes is available at https://github.com/wuyou3474/ORTrack.</w:t>
+        <w:t>[relation: UNCLASSIFIED | abstract source: publisher page (institutional repository)]</w:t>
+      </w:r>
+    </w:p>
+    <w:p>
+      <w:r>
+        <w:t>This paper presents MCTrack, a multi-cue spatio-temporal object tracking method designed to fully exploit the multi-dimensional spatio-temporal information of the object in video sequences, thereby enhancing the tracker's robustness in complex scenes. Unlike previous approaches that collapse appearance and temporal cues into a single latent, this study explicitly disentangles the object representation into three complementary yet distinct cues: the initial cue capturing a clean appearance prior and structural shape, the dynamic cue modeling short-term appearance drift and rapid local changes, and the historical cue aggregates temporal features from consecutive frames to construct a motion memory of the object. By directly incorporating multi-cue information into the encoding stage, temporal information is able to directly optimize low-level feature representations and cross-cue interactions, thereby providing early guidance for spatial encoding. For the historical cue, a Historical Context Aggregation Module is designed to aggregate the object's historical information within a certain temporal range. Additionally, the proposed Tracking Head Guided by Spatio-Temporal Decoding generates a historical query from the historical cue and enhances the object region features through weighted fusion with the search region feature. Furthermore, a confidence prediction module based on temporal attention of historical cue is proposed for multi-cue online updating. Extensive evaluations on multiple benchmarks demonstrate that MCTrack achieves state-of-the-art performance, particularly on the one-shot tracking benchmark GOT-10k, achieving the AO of 79.4%, which is a 3.5% improvement over baseline DropTrack.</w:t>
       </w:r>
     </w:p>
     <w:p>
@@ -9752,7 +9752,7 @@
         <w:pStyle w:val="Heading2"/>
       </w:pPr>
       <w:r>
-        <w:t>301. MOCID: Motion Context and Displacement Information Learning for Moving Infrared Small Target Detection (2025)</w:t>
+        <w:t>301. A review of object tracking based on deep learning (2025)</w:t>
       </w:r>
     </w:p>
     <w:p>
@@ -9761,14 +9761,14 @@
           <w:i/>
           <w:sz w:val="18"/>
         </w:rPr>
-        <w:t>Ming-Jin Zhang, Yuanjun Ouyang, Fei Gao, Jie-Ru Guo, Qiming Zhang, Jing Zhang; AAAI Conference on Artificial Intelligence</w:t>
+        <w:t>Guochen Zhao, Fanyong Meng, Chengzhuan Yang, Hui Wei, Da-Wei Zhang, Zhonglong Zheng; Neurocomputing</w:t>
       </w:r>
       <w:r>
         <w:rPr>
           <w:color w:val="1F4E79"/>
           <w:sz w:val="18"/>
         </w:rPr>
-        <w:t xml:space="preserve">  |  https://doi.org/10.1609/aaai.v39i10.33087</w:t>
+        <w:t xml:space="preserve">  |  https://doi.org/10.1016/j.neucom.2025.130988</w:t>
       </w:r>
     </w:p>
     <w:p>
@@ -9777,12 +9777,12 @@
           <w:color w:val="808080"/>
           <w:sz w:val="16"/>
         </w:rPr>
-        <w:t>[relation: UNCLASSIFIED]</w:t>
-      </w:r>
-    </w:p>
-    <w:p>
-      <w:r>
-        <w:t>In the field of Moving Infrared Small Target Detection (MIRSTD), current methods typically use sequential modeling with two individual modules for spatial and temporal processing. However, such a modeling strategy lacks clear guidance on the motion and displacement difference between moving targets and background noise, thereby limiting the feature discriminability and resulting in error-prone target localization. This paper addresses this issue from clip and frame levels and proposes a novel architecture MOCID for MIRSTD. For clip-level feature fusion, we design a spatio-temporal backbone consisting of several proposed Fourier-inspired Spatio-temporal Attention (FISTA) layers. Each FISTA layer sequentially processes the features from spatial and temporal views to capture clip-level temporal motion context, where Fourier Transformation and Inverse Fourier Transformation are employed for each view. This context is then embedded into dynamic convolutional kernels for subsequent spatial feature extraction, thereby enabling clear motion difference guidance and generating comprehensive features. For frame-level feature fusion, we design a Displacement-aware Mamba Module (DAM) to capture detailed frame-to-frame displacement information. DAM utilizes an innovative Temporal Interpolation and Displacement-aware Scan technique to perform spatio-temporal difference-aware displacement modeling, introducing elaborate temporal indicators into feature extraction. Combining the above improvements, our model captures comprehensive motion and displacement contexts, significantly improving the detection of the small target. Extensive experiments demonstrate that MOCID achieves state-of-the-art detection accuracy on popular IRDST and DAUB datasets. Furthermore, MOCID offers a superior balance between throughput and performance compared to other methods. The code for this work will be made publicly available.</w:t>
+        <w:t>[relation: UNCLASSIFIED | abstract source: publisher page (ScienceDirect)]</w:t>
+      </w:r>
+    </w:p>
+    <w:p>
+      <w:r>
+        <w:t>The rapid advancement of deep learning has led to a surge in the development of object-tracking algorithms. Given the diverse objectives, backbone networks, and application methodologies, this study aims to integrate the prevalent tracking approaches comprehensively. We propose a systematic classification scheme based on application scenarios and primary methods, accompanied by a thorough analysis and concise summaries of each category. This approach provides a broader coverage of tracking techniques, facilitating a quicker understanding of the domain for novice researchers. In addition, we present standardized evaluation metrics and widely used datasets, including cross-method performance comparisons of selected algorithms on identical benchmarks to enhance the reader's contextual understanding. Finally, we offer a critical assessment of current limitations, practical recommendations, and forward-looking perspectives to guide future research directions.</w:t>
       </w:r>
     </w:p>
     <w:p>
@@ -9790,7 +9790,7 @@
         <w:pStyle w:val="Heading2"/>
       </w:pPr>
       <w:r>
-        <w:t>302. Target-Aware Bidirectional Fusion Transformer for Aerial Object Tracking (2025)</w:t>
+        <w:t>302. T-SiamTPN: Temporal Siamese Transformer Pyramid Networks for Robust and Efficient UAV Tracking (2025)</w:t>
       </w:r>
     </w:p>
     <w:p>
@@ -9799,14 +9799,14 @@
           <w:i/>
           <w:sz w:val="18"/>
         </w:rPr>
-        <w:t>Xinglong Sun, Hai-Jiang Sun, Bo Liu, Shan Jiang, Jia-Cheng Wang, Da-Qun Li; IEEE Journal of Selected Topics in Applied Earth Observations and Remote Sensing</w:t>
+        <w:t>Hojat Ardi, Amir Jahanshahi, Ali Diba; arXiv.org</w:t>
       </w:r>
       <w:r>
         <w:rPr>
           <w:color w:val="1F4E79"/>
           <w:sz w:val="18"/>
         </w:rPr>
-        <w:t xml:space="preserve">  |  https://doi.org/10.1109/JSTARS.2025.3627298</w:t>
+        <w:t xml:space="preserve">  |  https://doi.org/10.48550/arXiv.2509.12913</w:t>
       </w:r>
     </w:p>
     <w:p>
@@ -9820,7 +9820,7 @@
     </w:p>
     <w:p>
       <w:r>
-        <w:t>The trackers based on lightweight neural networks have achieved great success in the field of aerial object tracking, most of which aggregate multilayer deep features to improve the tracking quality. However, existed algorithms generally combine expression features only in a unidirectional manner, which ignore that diverse kinds of features are required for identifying and locating the object simultaneously, limiting the robustness and precision of tracking. In this article, we propose a novel target-aware bidirectional fusion transformer for UAV tracking. Specifically, we first present a two-stream fusion model based on linear separable attentions, which is able to combine the shallow and the deep features from both forward and backward directions, providing the adjusted local cues for location and global semantics for identification, respectively. In addition, a target-aware positional encoding strategy is designed for the above-mentioned fusion model, which is helpful to extract the object-related attributes during fusion phase. Finally, we evaluate the proposed method in several popular UAV benchmarks, including UAV123, UAV20 L, UAVTrack112, DTB70, and UAVDT. Abundant experimental results demonstrate that our approach has stronger tracking capability than other state-of-the-art trackers and can run at an average speed of 30.5 FPS on embedded platform, which is appropriate for practical drone deployments.</w:t>
+        <w:t>Aerial object tracking remains a challenging task due to scale variations, dynamic backgrounds, clutter, and frequent occlusions. While most existing trackers emphasize spatial cues, they often overlook temporal dependencies, resulting in limited robustness in long-term tracking and under occlusion. Furthermore, correlation-based Siamese trackers are inherently constrained by the linear nature of correlation operations, making them ineffective against complex, non-linear appearance changes. To address these limitations, we introduce T-SiamTPN, a temporal-aware Siamese tracking framework that extends the SiamTPN architecture with explicit temporal modeling. Our approach incorporates temporal feature fusion and attention-based interactions, strengthening temporal consistency and enabling richer feature representations. These enhancements yield significant improvements over the baseline and achieve performance competitive with state-of-the-art trackers. Crucially, despite the added temporal modules, T-SiamTPN preserves computational efficiency. Deployed on the resource-constrained Jetson Nano, the tracker runs in real time at 7.1 FPS, demonstrating its suitability for real-world embedded applications without notable runtime overhead. Experimental results highlight substantial gains: compared to the baseline, T-SiamTPN improves success rate by 13.7% and precision by 14.7%. These findings underscore the importance of temporal modeling in Siamese tracking frameworks and establish T-SiamTPN as a strong and efficient solution for aerial object tracking. Code is available at: https://github.com/to/be/released</w:t>
       </w:r>
     </w:p>
     <w:p>
@@ -9828,7 +9828,7 @@
         <w:pStyle w:val="Heading2"/>
       </w:pPr>
       <w:r>
-        <w:t>303. Two-stream Beats One-stream: Asymmetric Siamese Network for Efficient Visual Tracking (2025)</w:t>
+        <w:t>303. TATrack: Target-oriented adaptive vision transformer for UAV tracking (2025)</w:t>
       </w:r>
     </w:p>
     <w:p>
@@ -9837,14 +9837,14 @@
           <w:i/>
           <w:sz w:val="18"/>
         </w:rPr>
-        <w:t>Jia-Wen Zhu, Huayi Tang, Xin Chen, Xin-Ying Wang, Dong Wang, Hu-Chuan Lu; AAAI Conference on Artificial Intelligence</w:t>
+        <w:t>Wenkang Zhang, Tian-Yang Xu, Fei Xie, Jin-Hui Wu, Wan-Kou Yang; Neural Networks</w:t>
       </w:r>
       <w:r>
         <w:rPr>
           <w:color w:val="1F4E79"/>
           <w:sz w:val="18"/>
         </w:rPr>
-        <w:t xml:space="preserve">  |  https://doi.org/10.48550/arXiv.2503.00516</w:t>
+        <w:t xml:space="preserve">  |  https://doi.org/10.1016/j.neunet.2025.108067</w:t>
       </w:r>
     </w:p>
     <w:p>
@@ -9858,7 +9858,7 @@
     </w:p>
     <w:p>
       <w:r>
-        <w:t>Efficient tracking has garnered attention for its ability to operate on resource-constrained platforms for real-world deployment beyond desktop GPUs. Current efficient trackers mainly follow precision-oriented trackers, adopting a one-stream framework with lightweight modules. However, blindly adhering to the one-stream paradigm may not be optimal, as incorporating template computation in every frame leads to redundancy, and pervasive semantic interaction between template and search region places stress on edge devices. In this work, we propose a novel asymmetric Siamese tracker named AsymTrack for efficient tracking. AsymTrack disentangles template and search streams into separate branches, with template computing only once during initialization to generate modulation signals. Building on this architecture, we devise an efficient template modulation mechanism to unidirectional inject crucial cues into the search features, and design an object perception enhancement module that integrates abstract semantics and local details to overcome the limited representation in lightweight tracker. Extensive experiments demonstrate that AsymTrack offers superior speed-precision trade-offs across different platforms compared to the current state-of-the-arts. For instance, AsymTrack-T achieves 60.8% AUC on LaSOT and 224/81/84 FPS on GPU/CPU/AGX, surpassing HiT-Tiny by 6.0% AUC with higher speeds.</w:t>
+        <w:t>Unmanned Aerial Vehicle (UAV) tracking requires accurate target localization from aerial top-down perspectives while operating under the computational constraints of aerial platforms. Current mainstream UAV trackers, constrained by the limited resources, predominantly employ lightweight Convolutional Neural Network (CNN) extractor, coupled with an appearance-based fusion mechanism. The absence of comprehensive target perception significantly constrains the balance between tracking accuracy and computational efficiency. To address this, we propose a target-oriented adaptive vision transformer for UAV tracking, named TATrack. TATrack utilizes a novel efficient transformer model, TA-ViT, to perform joint feature modeling and interaction under the orientation of the target. Specifically, TA-ViT employs an adaptive scoring suspension mechanism, wherein redundant network layers are bypassed when all token scores meet the suspension criteria, thereby enhancing inference speed. Moreover, positional information is utilized as a spatial-temporal prompt to enhance appearance-matching quality over time. By introducing location priors, we strengthen the visual perception of the target, which improves the target orientation and temporal continuity of the predicted position. Extensive experiments conducted across five UAV tracking benchmarks demonstrate that our method achieves an optimal balance between computational efficiency and tracking accuracy. The code will be available publicly.</w:t>
       </w:r>
     </w:p>
     <w:p>
@@ -9866,7 +9866,7 @@
         <w:pStyle w:val="Heading2"/>
       </w:pPr>
       <w:r>
-        <w:t>304. CFTrack: Enhancing Lightweight Visual Tracking through Contrastive Learning and Feature Matching (2025)</w:t>
+        <w:t>304. MSTGT: Multi-scale spatio-temporal guidance for visual tracking (2025)</w:t>
       </w:r>
     </w:p>
     <w:p>
@@ -9875,14 +9875,14 @@
           <w:i/>
           <w:sz w:val="18"/>
         </w:rPr>
-        <w:t>Juntao Liang, Jun-Hui Hou, Weijun Zhang, Yong Wang; arXiv.org</w:t>
+        <w:t>Fei Pan, Lianyu Zhao, Chenglin Wang, Chunlei Du, Xiaolei Zhao; Neurocomputing</w:t>
       </w:r>
       <w:r>
         <w:rPr>
           <w:color w:val="1F4E79"/>
           <w:sz w:val="18"/>
         </w:rPr>
-        <w:t xml:space="preserve">  |  https://doi.org/10.48550/arXiv.2502.19705</w:t>
+        <w:t xml:space="preserve">  |  https://doi.org/10.1016/j.neucom.2025.131583</w:t>
       </w:r>
     </w:p>
     <w:p>
@@ -9891,12 +9891,12 @@
           <w:color w:val="808080"/>
           <w:sz w:val="16"/>
         </w:rPr>
-        <w:t>[relation: UNCLASSIFIED]</w:t>
-      </w:r>
-    </w:p>
-    <w:p>
-      <w:r>
-        <w:t>Achieving both efficiency and strong discriminative ability in lightweight visual tracking is a challenge, especially on mobile and edge devices with limited computational resources. Conventional lightweight trackers often struggle with robustness under occlusion and interference, while deep trackers, when compressed to meet resource constraints, suffer from performance degradation. To address these issues, we introduce CFTrack, a lightweight tracker that integrates contrastive learning and feature matching to enhance discriminative feature representations. CFTrack dynamically assesses target similarity during prediction through a novel contrastive feature matching module optimized with an adaptive contrastive loss, thereby improving tracking accuracy. Extensive experiments on LaSOT, OTB100, and UAV123 show that CFTrack surpasses many state-of-the-art lightweight trackers, operating at 136 frames per second on the NVIDIA Jetson NX platform. Results on the HOOT dataset further demonstrate CFTrack's strong discriminative ability under heavy occlusion.</w:t>
+        <w:t>[relation: UNCLASSIFIED | abstract source: publisher page (ScienceDirect)]</w:t>
+      </w:r>
+    </w:p>
+    <w:p>
+      <w:r>
+        <w:t>Addressing the challenge of target tracking in complex scenarios with limited data samples is a highly significant research endeavor. Nevertheless, most trackers primarily concentrate on intricate model architectures or template updating strategies, overlooking the depth of training sample exploitation and the efficient utilization of spatio-temporal target information. To alleviate the above problem, we propose a novel visual tracking framework tailored for complex scenarios, named MSTGT, which integrates mixed data sampling with multi-scale spatio-temporal guidance. Specifically, we innovatively employ a video sequence sampling and feature mixing strategy to simulate complex scenarios, enhancing the representation of video sequences. Concurrently, our multi-scale visual cue encoder harnesses multi-scale target information to fortify feature representation and cue construction. Furthermore, our multi-scale spatio-temporal guidance encoder seamlessly integrates spatial and temporal dimensions with multi-scale information, precisely guiding the prediction of target trajectories. This not only bolsters the handling of intricate motion patterns but also circumvents the need for intricate online updating strategies. MSTGT achieves SOTA performance on six benchmarks, while running at real-time speed. Code: https://github.com/capf-2011/MSTGT.</w:t>
       </w:r>
     </w:p>
     <w:p>
@@ -9904,7 +9904,7 @@
         <w:pStyle w:val="Heading2"/>
       </w:pPr>
       <w:r>
-        <w:t>305. LightFC-X: Lightweight Convolutional Tracker for RGB-X Tracking (2025)</w:t>
+        <w:t>305. Recent Advances in Transformer and Large Language Models for UAV Applications (2025)</w:t>
       </w:r>
     </w:p>
     <w:p>
@@ -9913,14 +9913,14 @@
           <w:i/>
           <w:sz w:val="18"/>
         </w:rPr>
-        <w:t>Yun-Feng Li, Bo Wang, Ye Li; Knowledge-Based Systems</w:t>
+        <w:t>H. Kheddar, Yassine Habchi, Mohamed Chahine Ghanem, Mustapha Hemis, D. Niyato; ACM Computing Surveys</w:t>
       </w:r>
       <w:r>
         <w:rPr>
           <w:color w:val="1F4E79"/>
           <w:sz w:val="18"/>
         </w:rPr>
-        <w:t xml:space="preserve">  |  https://doi.org/10.48550/arXiv.2502.18143</w:t>
+        <w:t xml:space="preserve">  |  https://doi.org/10.1145/3828658</w:t>
       </w:r>
     </w:p>
     <w:p>
@@ -9934,7 +9934,7 @@
     </w:p>
     <w:p>
       <w:r>
-        <w:t>Despite great progress in multimodal tracking, these trackers remain too heavy and expensive for resource-constrained devices. To alleviate this problem, we propose LightFC-X, a family of lightweight convolutional RGB-X trackers that explores a unified convolutional architecture for lightweight multimodal tracking. Our core idea is to achieve lightweight cross-modal modeling and joint refinement of the multimodal features and the spatiotemporal appearance features of the target. Specifically, we propose a novel efficient cross-attention module (ECAM) and a novel spatiotemporal template aggregation module (STAM). The ECAM achieves lightweight cross-modal interaction of template-search area integrated feature with only 0.08M parameters. The STAM enhances the model's utilization of temporal information through module fine-tuning paradigm. Comprehensive experiments show that our LightFC-X achieves state-of-the-art performance and the optimal balance between parameters, performance, and speed. For example, LightFC-T-ST outperforms CMD by 4.3% and 5.7% in SR and PR on the LasHeR benchmark, which it achieves 2.6x reduction in parameters and 2.7x speedup. It runs in real-time on the CPU at a speed of 22 fps. The code is available at https://github.com/LiYunfengLYF/LightFC-X.</w:t>
+        <w:t>The rapid advancement of Transformer-based models has reshaped the landscape of uncrewed aerial vehicle (UAV) systems by enhancing perception, decision-making, and autonomy. This review article systematically categorizes and evaluates recent developments in Transformer architectures applied to UAVs, including attention mechanisms, convolutional neural network (CNN)-Transformer hybrids, reinforcement learning (RL)-Transformers, and large language models (LLMs). Unlike previous surveys, this work presents a unified taxonomy of Transformer-based UAV models, highlights emerging applications such as precision agriculture and autonomous navigation, and provides comparative analyses through structured tables and performance benchmarks. The article also reviews key datasets, simulators, and evaluation metrics used in the field. Furthermore, it identifies existing gaps in the literature, outlines critical challenges in computational efficiency and real-time deployment, and offers future research directions. This comprehensive synthesis aims to guide researchers and practitioners in understanding and advancing Transformer-driven UAV technologies.</w:t>
       </w:r>
     </w:p>
     <w:p>
@@ -9942,7 +9942,7 @@
         <w:pStyle w:val="Heading2"/>
       </w:pPr>
       <w:r>
-        <w:t>306. Event Stream-based Visual Object Tracking: HDETrack V2 and A High-Definition Benchmark (2025)</w:t>
+        <w:t>306. A reliable UAV tracking system with online re-detection network. (2025)</w:t>
       </w:r>
     </w:p>
     <w:p>
@@ -9951,14 +9951,14 @@
           <w:i/>
           <w:sz w:val="18"/>
         </w:rPr>
-        <w:t>Shiao Wang, Xiao Wang, Chao Wang, Li-Ye Jin, Lin Zhu, Bo-Wei Jiang, Yong-Hong Tian, Jin Tang; arXiv.org</w:t>
+        <w:t>Xin Lu, Yulong Duan, Fusheng Li; ISA transactions</w:t>
       </w:r>
       <w:r>
         <w:rPr>
           <w:color w:val="1F4E79"/>
           <w:sz w:val="18"/>
         </w:rPr>
-        <w:t xml:space="preserve">  |  https://doi.org/10.48550/arXiv.2502.05574</w:t>
+        <w:t xml:space="preserve">  |  https://doi.org/10.1016/j.isatra.2025.08.045</w:t>
       </w:r>
     </w:p>
     <w:p>
@@ -9972,7 +9972,7 @@
     </w:p>
     <w:p>
       <w:r>
-        <w:t>We then introduce a novel hierarchical knowledge distillation strategy that incorporates the similarity matrix, feature representation, and response map-based distillation to guide the learning of the student Transformer network. We also enhance the model's ability to capture temporal dependencies by applying the temporal Fourier transform to establish temporal relationships between video frames. We adapt the network model to specific target objects during testing via a newly proposed test-time tuning strategy to achieve high performance and flexibility in target tracking. Recognizing the limitations of existing event-based tracking datasets, which are predominantly low-resolution, we propose EventVOT, the first large-scale high-resolution event-based tracking dataset. It comprises 1141 videos spanning diverse categories such as pedestrians, vehicles, UAVs, ping pong, etc. Extensive experiments on both low-resolution (FE240hz, VisEvent, FELT), and our newly proposed high-resolution EventVOT dataset fully validated the effectiveness of our proposed method. Both the benchmark dataset and source code have been released on https://github.com/Event-AHU/EventVOT_Benchmark</w:t>
+        <w:t>Failures in long-term tracking have been frequently reported, posing significant challenges for the practical implementation of UAV tracking systems. Previous research has often employed a metric based on the current tracking state to assess reliability, coupled with a time-consuming re-detection network designed to recover the lost target. However, this approach lacks sufficient robustness and flexibility when dealing with unknown factors present in complex tracking scenarios. To address this issue, we propose a reliable UAV tracking system that incorporates a temporal consistency deviation index and an online re-detection network. The former takes into account the temporal consistency of consecutive frames and estimates tracking uncertainty using the confidence deviation caused by interference factors. The latter applies a series of linear transformations, inspired by Ghost operations, to reduce computational load and expedite inference. Additionally, a channel-spatial attention module is integrated into the re-detection component to enhance the extraction of valuable feature information. Results from the long-term dataset UAV20L demonstrate that the proposed algorithm outperforms the baseline trackers, particularly in scenarios involving full occlusion and viewpoint change situations. Furthermore, a physically constructed UAV tracking system is utilized to validate the effectiveness and real-time performance of the algorithm in handling occlusion events. Our code is released at https://anonymous.4open.science/r/Tracking-Redetection-F06F.</w:t>
       </w:r>
     </w:p>
     <w:p>
@@ -9980,7 +9980,7 @@
         <w:pStyle w:val="Heading2"/>
       </w:pPr>
       <w:r>
-        <w:t>307. Exploring Enhanced Contextual Information for Video-Level Object Tracking (2024)</w:t>
+        <w:t>307. TrackingMiM: Efficient Mamba-in-Mamba Serialization for Real-time UAV Object Tracking (2025)</w:t>
       </w:r>
     </w:p>
     <w:p>
@@ -9989,14 +9989,14 @@
           <w:i/>
           <w:sz w:val="18"/>
         </w:rPr>
-        <w:t>Ben Kang, Xin Chen, Simiao Lai, Yang Liu, Yi Liu, Dong Wang; AAAI Conference on Artificial Intelligence</w:t>
+        <w:t>Bingxi Liu, Calvin Chen, Junhao Li, Guyang Yu, Haoqian Song, Xu-Chen Liu, Jin-Qiang Cui, Hong Zhang; arXiv.org</w:t>
       </w:r>
       <w:r>
         <w:rPr>
           <w:color w:val="1F4E79"/>
           <w:sz w:val="18"/>
         </w:rPr>
-        <w:t xml:space="preserve">  |  https://doi.org/10.48550/arXiv.2412.11023</w:t>
+        <w:t xml:space="preserve">  |  https://doi.org/10.48550/arXiv.2507.01535</w:t>
       </w:r>
     </w:p>
     <w:p>
@@ -10010,7 +10010,7 @@
     </w:p>
     <w:p>
       <w:r>
-        <w:t>Contextual information at the video level has become increasingly crucial for visual object tracking. However, existing methods typically use only a few tokens to convey this information, which can lead to information loss and limit their ability to fully capture the context. To address this issue, we propose a new video-level visual object tracking framework called MCITrack. It leverages Mamba's hidden states to continuously record and transmit extensive contextual information throughout the video stream, resulting in more robust object tracking. The core component of MCITrack is the Contextual Information Fusion module, which consists of the mamba layer and the cross-attention layer. The mamba layer stores historical contextual information, while the cross-attention layer integrates this information into the current visual features of each backbone block. This module enhances the model's ability to capture and utilize contextual information at multiple levels through deep integration with the backbone. Experiments demonstrate that MCITrack achieves competitive performance across numerous benchmarks. For instance, it gets 76.6% AUC on LaSOT and 80.0% AO on GOT-10k, establishing a new state-of-the-art performance.</w:t>
+        <w:t>The Vision Transformer (ViT) model has long struggled with the challenge of quadratic complexity, a limitation that becomes especially critical in unmanned aerial vehicle (UAV) tracking systems, where data must be processed in real time. In this study, we explore the recently proposed State-Space Model, Mamba, leveraging its computational efficiency and capability for long-sequence modeling to effectively process dense image sequences in tracking tasks. First, we highlight the issue of temporal inconsistency in existing Mamba-based methods, specifically the failure to account for temporal continuity in the Mamba scanning mechanism. Secondly, building upon this insight,we propose TrackingMiM, a Mamba-in-Mamba architecture, a minimal-computation burden model for handling image sequence of tracking problem. In our framework, the mamba scan is performed in a nested way while independently process temporal and spatial coherent patch tokens. While the template frame is encoded as query token and utilized for tracking in every scan. Extensive experiments conducted on five UAV tracking benchmarks confirm that the proposed TrackingMiM achieves state-of-the-art precision while offering noticeable higher speed in UAV tracking.</w:t>
       </w:r>
     </w:p>
     <w:p>
@@ -10018,7 +10018,7 @@
         <w:pStyle w:val="Heading2"/>
       </w:pPr>
       <w:r>
-        <w:t>308. Enabling deformation slack in tracking with temporally even correlation filters (2024)</w:t>
+        <w:t>308. Learning frequency and memory-aware prompts for multi-modal object tracking (2025)</w:t>
       </w:r>
     </w:p>
     <w:p>
@@ -10027,14 +10027,14 @@
           <w:i/>
           <w:sz w:val="18"/>
         </w:rPr>
-        <w:t>Yuanming Zhang, Hui-Hui Pan, Jue Wang; Neural Networks</w:t>
+        <w:t>Boyue Xu, Rui-Chao Hou, Tong-Wei Ren, Dongming Zhou, Gang-Shan Wu, Jinde Cao; Pattern Recognition</w:t>
       </w:r>
       <w:r>
         <w:rPr>
           <w:color w:val="1F4E79"/>
           <w:sz w:val="18"/>
         </w:rPr>
-        <w:t xml:space="preserve">  |  https://doi.org/10.1016/j.neunet.2024.106839</w:t>
+        <w:t xml:space="preserve">  |  https://doi.org/10.1016/j.patcog.2026.113532</w:t>
       </w:r>
     </w:p>
     <w:p>
@@ -10048,7 +10048,7 @@
     </w:p>
     <w:p>
       <w:r>
-        <w:t>Discriminative correlation filters with temporal regularization have recently attracted much attention in mobile video tracking, due to the challenges of target occlusion and background interference. However, rigidly penalizing the variability of templates between adjacent frames makes trackers lazy for target evolution, leading to inaccurate responses or even tracking failure when deformation occurs. In this paper, we address the problem of instant template learning when the target undergoes drastic variations in appearance and aspect ratio. We first propose a temporally even model featuring deformation slack, which theoretically supports the ability of the template to respond quickly to variations while suppressing disturbances. Then, an optimal derivation of our model is formulated, and the closed form solutions are deduced to facilitate the algorithm implementation. Further, we introduce a cyclic shift methodology for mirror factors to achieve scale estimation of varying aspect ratios, thereby dramatically improving the cross-area accuracy. Comprehensive comparisons on seven datasets demonstrate our excellent performance: DroneTB-70, VisDrone-SOT2019, VOT-2019, LaSOT, TC-128, UAV-20L, and UAVDT. Our approach runs at 16.9 frames per second on a low-cost Central Processing Unit, which makes it suitable for tracking on drones. The code and raw results will be made publicly available at: https://github.com/visualperceptlab/TEDS.</w:t>
+        <w:t>Prompt-learning-based multi-modal trackers have made strong progress by using lightweight visual adapters to inject auxiliary-modality cues into frozen foundation models. However, they still underutilize two essentials: modality-specific frequency structure and long-range temporal dependencies. We present Learning Frequency and Memory-Aware Prompts, a dual-adapter framework that injects lightweight prompts into a frozen RGB tracker. A frequency-guided visual adapter adaptively transfers complementary cues across modalities by jointly calibrating spatial, channel, and frequency components, narrowing the modality gap without full fine-tuning. A multilevel memory adapter with short, long, and permanent memory stores, updates, and retrieves reliable temporal context, enabling consistent propagation across frames and robust recovery from occlusion, motion blur, and illumination changes. This unified design preserves the efficiency of prompt learning while strengthening cross-modal interaction and temporal coherence. Extensive experiments on RGB-Thermal, RGB-Depth, and RGB-Event benchmarks show consistent state-of-the-art results over fully fine-tuned and adapter-based baselines, together with favorable parameter efficiency and runtime. Code and models are available at https://github.com/xuboyue1999/mmtrack.git.</w:t>
       </w:r>
     </w:p>
     <w:p>
@@ -10056,7 +10056,7 @@
         <w:pStyle w:val="Heading2"/>
       </w:pPr>
       <w:r>
-        <w:t>309. Camouflaged Object Tracking: A Benchmark (2024)</w:t>
+        <w:t>309. LightDTTrack: light dynamic temporal tracking (2025)</w:t>
       </w:r>
     </w:p>
     <w:p>
@@ -10065,14 +10065,14 @@
           <w:i/>
           <w:sz w:val="18"/>
         </w:rPr>
-        <w:t>Xiaoyu Guo, Peng-Zhi Zhong, Hao Zhang, Defeng Huang, Huikai Shao, Qi-Jun Zhao, Shui-Wang Li; ACM Multimedia</w:t>
+        <w:t>Futian Wang, Jiali Wang, Mingyang Jia; International Conference on Signal Processing and Neural Network Applications</w:t>
       </w:r>
       <w:r>
         <w:rPr>
           <w:color w:val="1F4E79"/>
           <w:sz w:val="18"/>
         </w:rPr>
-        <w:t xml:space="preserve">  |  https://doi.org/10.1145/3746027.3758243</w:t>
+        <w:t xml:space="preserve">  |  https://doi.org/10.1117/12.3065066</w:t>
       </w:r>
     </w:p>
     <w:p>
@@ -10086,7 +10086,7 @@
     </w:p>
     <w:p>
       <w:r>
-        <w:t>Visual tracking has seen remarkable advancements, largely driven by the availability of large-scale training datasets that have enabled the development of highly accurate and robust algorithms. While significant progress has been made in tracking general objects, research on more challenging scenarios, such as tracking camouflaged objects, remains limited. Camouflaged objects, which blend seamlessly with their surroundings or other objects, present unique challenges for detection and tracking in complex environments. In critical fields like military, security, agriculture, and marine monitoring, accurately tracking camouflaged objects is essential. To address this gap, we introduce the Camouflaged Object Tracking Dataset (COTD), a specialized benchmark designed specifically for evaluating camouflaged object tracking methods. The COTD dataset comprises 200 sequences and approximately 80,000 frames, each annotated with detailed bounding boxes. Our evaluation of 20 existing tracking algorithms reveals significant deficiencies in their performance with camouflaged objects. To address these issues, we propose a novel tracking framework, HIPTrack-MLS, which demonstrates promising results in improving tracking performance for camouflaged objects. COTD and code are avialable at https://github.com/openat25/HIPTrack-MLS.</w:t>
+        <w:t>In practice, we have found that many methods perform poorly in video sequences where targets are partially occluded or move rapidly, especially under resource-constrained conditions. To address the challenges posed by traditional deep learning-based methods and Transformer-based methods, which hinder effective real-time tracking in specialized scenarios, we propose a tracking algorithm called LightDTTrack. We have simplified the Transformer architecture to significantly reduce the number of parameters and floating-point operations (FLOPs). To maintain effective target position tracking in complex scenes, we introduce a Dynamic Temporal Information Convolution module (DTConv), which enhances the tracker's ability to understand changes in the target across different time frames by incorporating temporal information into the tracking process. Additionally, we have optimized this approach by proposing a fast object screening mechanism. This mechanism screens whether the target is moving rapidly and selectively sends sequence frames to the DTConv module, effectively distinguishing between regular and special scenarios. This helps to further reduce the number of parameters and FLOPs, enabling real-time tracking under limited resources. Finally, we integrate the above modules into a single-object tracking network named LightDTTrack. We conducted experiments on two datasets (OTB100 and UAV123) to validate the effectiveness of our method.</w:t>
       </w:r>
     </w:p>
     <w:p>
@@ -10094,7 +10094,7 @@
         <w:pStyle w:val="Heading2"/>
       </w:pPr>
       <w:r>
-        <w:t>310. XS-VID: A Large-Scale Benchmark for Small Object Detection and Tracking in Videos. (2024)</w:t>
+        <w:t>310. DARTer: Dynamic Adaptive Representation Tracker for Nighttime UAV Tracking (2025)</w:t>
       </w:r>
     </w:p>
     <w:p>
@@ -10103,14 +10103,14 @@
           <w:i/>
           <w:sz w:val="18"/>
         </w:rPr>
-        <w:t>Jia-Hao Guo, Zi-Yang Xu, Lian-Jun Wu, Fei Gao, Wen-Yu Liu, Xing-Gang Wang; IEEE Transactions on Pattern Analysis and Machine Intelligence</w:t>
+        <w:t>Xu-Zhao Li, Xu-Chen Li, Shiyu Hu; International Conference on Multimedia Retrieval</w:t>
       </w:r>
       <w:r>
         <w:rPr>
           <w:color w:val="1F4E79"/>
           <w:sz w:val="18"/>
         </w:rPr>
-        <w:t xml:space="preserve">  |  https://doi.org/10.1109/TPAMI.2026.3741044</w:t>
+        <w:t xml:space="preserve">  |  https://doi.org/10.1145/3731715.3733473</w:t>
       </w:r>
     </w:p>
     <w:p>
@@ -10124,7 +10124,7 @@
     </w:p>
     <w:p>
       <w:r>
-        <w:t>Small object detection and tracking in videos remain critical yet underexplored challenges in computer vision, particularly for applications such as public safety, aerial surveillance, and autonomous driving. Existing benchmarks offer limited support due to limited numbers of small objects, constrained category diversity, and narrow scene coverage. To address these limitations, we introduce XS-VID, a large-scale video benchmark comprising 223K frames and 1.4M annotated bounding boxes across 374 video sequences spanning diverse scene types. XS-VID provides extensive coverage of small-object scales, particularly for extremely small (0 ∼ 122 pixels) and small (122 ∼ 202 pixels) objects, which collectively constitute over 55% of all annotations. For systematic evaluation, we establish three dedicated tracks: Detection, multiple object tracking (MOT), and single object tracking (SOT), and extensively test the existing state-of-the-art methods on each. The experimental results indicate that existing methods face significant challenges with XS-VID, mainly stemming from insufficient modeling of spatiotemporal features at small scales. To tackle these challenges, we propose a lightweight, high-precision detection framework dubbed YOLOFT. It enhances small-object feature representation and spatiotemporal integration while preserving high detection speed,thereby achieving improved accuracy and robustness onboth the XS-VID and VisDrone benchmarks.</w:t>
+        <w:t>Nighttime UAV tracking presents significant challenges due to extreme illumination variations and viewpoint changes, which severely degrade tracking performance. Existing approaches either rely on light enhancers with high computational costs or introduce redundant domain adaptation mechanisms, failing to fully utilize the dynamic features in varying perspectives. To address these issues, we propose DARTer (Dynamic Adaptive Representation Tracker), an end-to-end tracking framework designed for nighttime UAV scenarios. DARTer leverages a Dynamic Feature Blender (DFB) to effectively fuse multi-perspective nighttime features from static and dynamic templates, enhancing representation robustness. Meanwhile, a Dynamic Feature Activator (DFA) adaptively activates Vision Transformer layers based on extracted features, significantly improving efficiency by reducing redundant computations. Our model eliminates the need for complex multi-task loss functions, enabling a streamlined training process. Extensive experiments on multiple nighttime UAV tracking benchmarks demonstrate the superiority of DARTer over state-of-the-art trackers. These results confirm that DARTer effectively balances tracking accuracy and efficiency, making it a promising solution for real-world nighttime UAV tracking applications.</w:t>
       </w:r>
     </w:p>
     <w:p>
@@ -10132,7 +10132,7 @@
         <w:pStyle w:val="Heading2"/>
       </w:pPr>
       <w:r>
-        <w:t>311. Learning motion blur robust vision transformers for real-time UAV tracking (2024)</w:t>
+        <w:t>311. Toward a dynamic tree-Mamba encoder for UAV tracking with vision-language (2025)</w:t>
       </w:r>
     </w:p>
     <w:p>
@@ -10141,14 +10141,14 @@
           <w:i/>
           <w:sz w:val="18"/>
         </w:rPr>
-        <w:t>You Wu, Xucheng Wang, Dan Zeng, Heng-Zhou Ye, Xiao-Ian Xie, Qi-Jun Zhao, Shui-Wang Li; Expert systems with applications</w:t>
+        <w:t>Guo-Zhen Du, Peiyong Zhou, Nurbiya Yadikar, Alimjan Aysa, Kurban Ubul; Knowledge-Based Systems</w:t>
       </w:r>
       <w:r>
         <w:rPr>
           <w:color w:val="1F4E79"/>
           <w:sz w:val="18"/>
         </w:rPr>
-        <w:t xml:space="preserve">  |  https://doi.org/10.1016/j.eswa.2025.129445</w:t>
+        <w:t xml:space="preserve">  |  https://doi.org/10.1016/j.knosys.2025.113731</w:t>
       </w:r>
     </w:p>
     <w:p>
@@ -10157,12 +10157,12 @@
           <w:color w:val="808080"/>
           <w:sz w:val="16"/>
         </w:rPr>
-        <w:t>[relation: UNCLASSIFIED]</w:t>
-      </w:r>
-    </w:p>
-    <w:p>
-      <w:r>
-        <w:t>Unmanned aerial vehicle (UAV) tracking is critical for applications like surveillance, search-and-rescue, and autonomous navigation. However, the high-speed movement of UAVs and targets introduces unique challenges, including real-time processing demands and severe motion blur, which degrade the performance of existing generic trackers. While single-stream vision transformer (ViT) architectures have shown promise in visual tracking, their computational inefficiency and lack of UAV-specific optimizations limit their practicality in this domain. In this paper, we boost the efficiency of this framework by tailoring it into an adaptive computation framework that dynamically exits Transformer blocks for real-time UAV tracking. The motivation behind this is that tracking tasks with fewer challenges can be adequately addressed using low-level feature representations. Simpler tasks can often be handled with less demanding, lower-level features. This approach allows the model use computational resources more efficiently by focusing on complex tasks and conserving resources for easier ones. Another significant enhancement introduced in this paper is the improved effectiveness of ViTs in handling motion blur, a common issue in UAV tracking caused by the fast movements of either the UAV, the tracked objects, or both. This is achieved by acquiring motion blur robust representations through enforcing invariance in the feature representation of the target with respect to simulated motion blur. We refer to our proposed approach as BDTrack. Extensive experiments conducted on four tracking benchmarks validate the effectiveness and versatility of our approach, demonstrating its potential as a practical and effective approach for real-time UAV tracking. Code is released at: https://github.com/wuyou3474/BDTrack.</w:t>
+        <w:t>[relation: UNCLASSIFIED | abstract source: publisher page (ScienceDirect, condensed from introduction)]</w:t>
+      </w:r>
+    </w:p>
+    <w:p>
+      <w:r>
+        <w:t>The objective of unmanned aerial vehicle (UAV) tracking with natural language specification is to continuously locate the target in subsequent frames based on its description in natural language. We propose a dynamic tree-Mamba encoder for UAV tracking with natural language specification (TMTR), unifying visual grounding and visual tracking into one end-to-end framework. A tree-based Mamba module dynamically generates a tree topology structure based on input features (via minimum spanning tree over a four-connected graph) and propagates features through this structure, with a dynamic programming algorithm reducing the complexity to linear - the same as Mamba - while enabling long-distance interaction. An online update module improves robustness using historical predicted temporal cues. TMTR outperforms SOTA methods on six UAV datasets (DTB70, UAV123, UAV123@10fps, UAVTrack112_L, VisDrone2018-test, UAV20L) and three general datasets (LaSOT, OTB100, GOT-10K). [abstract condensed from introduction - journal abstract section not directly crawlable]</w:t>
       </w:r>
     </w:p>
     <w:p>
@@ -10170,7 +10170,7 @@
         <w:pStyle w:val="Heading2"/>
       </w:pPr>
       <w:r>
-        <w:t>312. Adaptively Bypassing Vision Transformer Blocks for Efficient Visual Tracking (2024)</w:t>
+        <w:t>312. Learning Occlusion-Robust Vision Transformers for Real-Time UAV Tracking (2025)</w:t>
       </w:r>
     </w:p>
     <w:p>
@@ -10179,14 +10179,14 @@
           <w:i/>
           <w:sz w:val="18"/>
         </w:rPr>
-        <w:t>Xiang-Yang Yang, Dan Zeng, Xucheng Wang, You Wu, Heng-Zhou Ye, Qi-Jun Zhao, Shui-Wang Li; Pattern Recognition</w:t>
+        <w:t>You Wu, Xucheng Wang, Xiang-Yang Yang, Mengyuan Liu, Dan Zeng, Heng-Zhou Ye, Shui-Wang Li; Computer Vision and Pattern Recognition</w:t>
       </w:r>
       <w:r>
         <w:rPr>
           <w:color w:val="1F4E79"/>
           <w:sz w:val="18"/>
         </w:rPr>
-        <w:t xml:space="preserve">  |  https://doi.org/10.48550/arXiv.2406.08037</w:t>
+        <w:t xml:space="preserve">  |  https://doi.org/10.1109/CVPR52734.2025.01594</w:t>
       </w:r>
     </w:p>
     <w:p>
@@ -10200,7 +10200,7 @@
     </w:p>
     <w:p>
       <w:r>
-        <w:t>Empowered by transformer-based models, visual tracking has advanced significantly. However, the slow speed of current trackers limits their applicability on devices with constrained computational resources. To address this challenge, we introduce ABTrack, an adaptive computation framework that adaptively bypassing transformer blocks for efficient visual tracking. The rationale behind ABTrack is rooted in the observation that semantic features or relations do not uniformly impact the tracking task across all abstraction levels. Instead, this impact varies based on the characteristics of the target and the scene it occupies. Consequently, disregarding insignificant semantic features or relations at certain abstraction levels may not significantly affect the tracking accuracy. We propose a Bypass Decision Module (BDM) to determine if a transformer block should be bypassed, which adaptively simplifies the architecture of ViTs and thus speeds up the inference process. To counteract the time cost incurred by the BDMs and further enhance the efficiency of ViTs, we introduce a novel ViT pruning method to reduce the dimension of the latent representation of tokens in each transformer block. Extensive experiments on multiple tracking benchmarks validate the effectiveness and generality of the proposed method and show that it achieves state-of-the-art performance. Code is released at: https://github.com/xyyang317/ABTrack.</w:t>
+        <w:t>Single-stream architectures using Vision Transformer (ViT) backbones show great potential for real-time UAV tracking recently. However, frequent occlusions from obstacles like buildings and trees expose a major drawback: these models often lack strategies to handle occlusions effectively. New methods are needed to enhance the occlusion resilience of single-stream ViT models in aerial tracking. In this work, we propose to learn Occlusion-Robust Representations (ORR) based on ViTs for UAV tracking by enforcing an invariance of the feature representation of a target with respect to random masking operations modeled by a spatial Cox process. Hopefully, this random masking approximately simulates target occlusions, thereby enabling us to learn ViTs that are robust to target occlusion for UAV tracking. This framework is termed ORTrack. Additionally, to facilitate real-time applications, we propose an Adaptive Feature-Based Knowledge Distillation (AFKD) method to create a more compact tracker, which adaptively mimics the behavior of the teacher model ORTrack according to the task’s difficulty. This student model, dubbed ORTrack-D, retains much of ORTrack’s performance while offering higher efficiency. Extensive experiments on multiple benchmarks validate the effectiveness of our method, demonstrating its state-of-the-art performance. Codes is available at https://github.com/wuyou3474/ORTrack.</w:t>
       </w:r>
     </w:p>
     <w:p>
@@ -10208,7 +10208,7 @@
         <w:pStyle w:val="Heading2"/>
       </w:pPr>
       <w:r>
-        <w:t>313. WebUOT-1M: Advancing Deep Underwater Object Tracking with A Million-Scale Benchmark (2024)</w:t>
+        <w:t>313. MOCID: Motion Context and Displacement Information Learning for Moving Infrared Small Target Detection (2025)</w:t>
       </w:r>
     </w:p>
     <w:p>
@@ -10217,14 +10217,14 @@
           <w:i/>
           <w:sz w:val="18"/>
         </w:rPr>
-        <w:t>Chun-Hui Zhang, Li Liu, Guan-Jie Huang, Hao Wen, Xi Zhou, Yan-Feng Wang; Neural Information Processing Systems</w:t>
+        <w:t>Ming-Jin Zhang, Yuanjun Ouyang, Fei Gao, Jie-Ru Guo, Qiming Zhang, Jing Zhang; AAAI Conference on Artificial Intelligence</w:t>
       </w:r>
       <w:r>
         <w:rPr>
           <w:color w:val="1F4E79"/>
           <w:sz w:val="18"/>
         </w:rPr>
-        <w:t xml:space="preserve">  |  https://doi.org/10.48550/arXiv.2405.19818</w:t>
+        <w:t xml:space="preserve">  |  https://doi.org/10.1609/aaai.v39i10.33087</w:t>
       </w:r>
     </w:p>
     <w:p>
@@ -10238,6 +10238,614 @@
     </w:p>
     <w:p>
       <w:r>
+        <w:t>In the field of Moving Infrared Small Target Detection (MIRSTD), current methods typically use sequential modeling with two individual modules for spatial and temporal processing. However, such a modeling strategy lacks clear guidance on the motion and displacement difference between moving targets and background noise, thereby limiting the feature discriminability and resulting in error-prone target localization. This paper addresses this issue from clip and frame levels and proposes a novel architecture MOCID for MIRSTD. For clip-level feature fusion, we design a spatio-temporal backbone consisting of several proposed Fourier-inspired Spatio-temporal Attention (FISTA) layers. Each FISTA layer sequentially processes the features from spatial and temporal views to capture clip-level temporal motion context, where Fourier Transformation and Inverse Fourier Transformation are employed for each view. This context is then embedded into dynamic convolutional kernels for subsequent spatial feature extraction, thereby enabling clear motion difference guidance and generating comprehensive features. For frame-level feature fusion, we design a Displacement-aware Mamba Module (DAM) to capture detailed frame-to-frame displacement information. DAM utilizes an innovative Temporal Interpolation and Displacement-aware Scan technique to perform spatio-temporal difference-aware displacement modeling, introducing elaborate temporal indicators into feature extraction. Combining the above improvements, our model captures comprehensive motion and displacement contexts, significantly improving the detection of the small target. Extensive experiments demonstrate that MOCID achieves state-of-the-art detection accuracy on popular IRDST and DAUB datasets. Furthermore, MOCID offers a superior balance between throughput and performance compared to other methods. The code for this work will be made publicly available.</w:t>
+      </w:r>
+    </w:p>
+    <w:p>
+      <w:pPr>
+        <w:pStyle w:val="Heading2"/>
+      </w:pPr>
+      <w:r>
+        <w:t>314. Target-Aware Bidirectional Fusion Transformer for Aerial Object Tracking (2025)</w:t>
+      </w:r>
+    </w:p>
+    <w:p>
+      <w:r>
+        <w:rPr>
+          <w:i/>
+          <w:sz w:val="18"/>
+        </w:rPr>
+        <w:t>Xinglong Sun, Hai-Jiang Sun, Bo Liu, Shan Jiang, Jia-Cheng Wang, Da-Qun Li; IEEE Journal of Selected Topics in Applied Earth Observations and Remote Sensing</w:t>
+      </w:r>
+      <w:r>
+        <w:rPr>
+          <w:color w:val="1F4E79"/>
+          <w:sz w:val="18"/>
+        </w:rPr>
+        <w:t xml:space="preserve">  |  https://doi.org/10.1109/JSTARS.2025.3627298</w:t>
+      </w:r>
+    </w:p>
+    <w:p>
+      <w:r>
+        <w:rPr>
+          <w:color w:val="808080"/>
+          <w:sz w:val="16"/>
+        </w:rPr>
+        <w:t>[relation: UNCLASSIFIED]</w:t>
+      </w:r>
+    </w:p>
+    <w:p>
+      <w:r>
+        <w:t>The trackers based on lightweight neural networks have achieved great success in the field of aerial object tracking, most of which aggregate multilayer deep features to improve the tracking quality. However, existed algorithms generally combine expression features only in a unidirectional manner, which ignore that diverse kinds of features are required for identifying and locating the object simultaneously, limiting the robustness and precision of tracking. In this article, we propose a novel target-aware bidirectional fusion transformer for UAV tracking. Specifically, we first present a two-stream fusion model based on linear separable attentions, which is able to combine the shallow and the deep features from both forward and backward directions, providing the adjusted local cues for location and global semantics for identification, respectively. In addition, a target-aware positional encoding strategy is designed for the above-mentioned fusion model, which is helpful to extract the object-related attributes during fusion phase. Finally, we evaluate the proposed method in several popular UAV benchmarks, including UAV123, UAV20 L, UAVTrack112, DTB70, and UAVDT. Abundant experimental results demonstrate that our approach has stronger tracking capability than other state-of-the-art trackers and can run at an average speed of 30.5 FPS on embedded platform, which is appropriate for practical drone deployments.</w:t>
+      </w:r>
+    </w:p>
+    <w:p>
+      <w:pPr>
+        <w:pStyle w:val="Heading2"/>
+      </w:pPr>
+      <w:r>
+        <w:t>315. Two-stream Beats One-stream: Asymmetric Siamese Network for Efficient Visual Tracking (2025)</w:t>
+      </w:r>
+    </w:p>
+    <w:p>
+      <w:r>
+        <w:rPr>
+          <w:i/>
+          <w:sz w:val="18"/>
+        </w:rPr>
+        <w:t>Jia-Wen Zhu, Huayi Tang, Xin Chen, Xin-Ying Wang, Dong Wang, Hu-Chuan Lu; AAAI Conference on Artificial Intelligence</w:t>
+      </w:r>
+      <w:r>
+        <w:rPr>
+          <w:color w:val="1F4E79"/>
+          <w:sz w:val="18"/>
+        </w:rPr>
+        <w:t xml:space="preserve">  |  https://doi.org/10.48550/arXiv.2503.00516</w:t>
+      </w:r>
+    </w:p>
+    <w:p>
+      <w:r>
+        <w:rPr>
+          <w:color w:val="808080"/>
+          <w:sz w:val="16"/>
+        </w:rPr>
+        <w:t>[relation: UNCLASSIFIED]</w:t>
+      </w:r>
+    </w:p>
+    <w:p>
+      <w:r>
+        <w:t>Efficient tracking has garnered attention for its ability to operate on resource-constrained platforms for real-world deployment beyond desktop GPUs. Current efficient trackers mainly follow precision-oriented trackers, adopting a one-stream framework with lightweight modules. However, blindly adhering to the one-stream paradigm may not be optimal, as incorporating template computation in every frame leads to redundancy, and pervasive semantic interaction between template and search region places stress on edge devices. In this work, we propose a novel asymmetric Siamese tracker named AsymTrack for efficient tracking. AsymTrack disentangles template and search streams into separate branches, with template computing only once during initialization to generate modulation signals. Building on this architecture, we devise an efficient template modulation mechanism to unidirectional inject crucial cues into the search features, and design an object perception enhancement module that integrates abstract semantics and local details to overcome the limited representation in lightweight tracker. Extensive experiments demonstrate that AsymTrack offers superior speed-precision trade-offs across different platforms compared to the current state-of-the-arts. For instance, AsymTrack-T achieves 60.8% AUC on LaSOT and 224/81/84 FPS on GPU/CPU/AGX, surpassing HiT-Tiny by 6.0% AUC with higher speeds.</w:t>
+      </w:r>
+    </w:p>
+    <w:p>
+      <w:pPr>
+        <w:pStyle w:val="Heading2"/>
+      </w:pPr>
+      <w:r>
+        <w:t>316. CFTrack: Enhancing Lightweight Visual Tracking through Contrastive Learning and Feature Matching (2025)</w:t>
+      </w:r>
+    </w:p>
+    <w:p>
+      <w:r>
+        <w:rPr>
+          <w:i/>
+          <w:sz w:val="18"/>
+        </w:rPr>
+        <w:t>Juntao Liang, Jun-Hui Hou, Weijun Zhang, Yong Wang; arXiv.org</w:t>
+      </w:r>
+      <w:r>
+        <w:rPr>
+          <w:color w:val="1F4E79"/>
+          <w:sz w:val="18"/>
+        </w:rPr>
+        <w:t xml:space="preserve">  |  https://doi.org/10.48550/arXiv.2502.19705</w:t>
+      </w:r>
+    </w:p>
+    <w:p>
+      <w:r>
+        <w:rPr>
+          <w:color w:val="808080"/>
+          <w:sz w:val="16"/>
+        </w:rPr>
+        <w:t>[relation: UNCLASSIFIED]</w:t>
+      </w:r>
+    </w:p>
+    <w:p>
+      <w:r>
+        <w:t>Achieving both efficiency and strong discriminative ability in lightweight visual tracking is a challenge, especially on mobile and edge devices with limited computational resources. Conventional lightweight trackers often struggle with robustness under occlusion and interference, while deep trackers, when compressed to meet resource constraints, suffer from performance degradation. To address these issues, we introduce CFTrack, a lightweight tracker that integrates contrastive learning and feature matching to enhance discriminative feature representations. CFTrack dynamically assesses target similarity during prediction through a novel contrastive feature matching module optimized with an adaptive contrastive loss, thereby improving tracking accuracy. Extensive experiments on LaSOT, OTB100, and UAV123 show that CFTrack surpasses many state-of-the-art lightweight trackers, operating at 136 frames per second on the NVIDIA Jetson NX platform. Results on the HOOT dataset further demonstrate CFTrack's strong discriminative ability under heavy occlusion.</w:t>
+      </w:r>
+    </w:p>
+    <w:p>
+      <w:pPr>
+        <w:pStyle w:val="Heading2"/>
+      </w:pPr>
+      <w:r>
+        <w:t>317. LightFC-X: Lightweight Convolutional Tracker for RGB-X Tracking (2025)</w:t>
+      </w:r>
+    </w:p>
+    <w:p>
+      <w:r>
+        <w:rPr>
+          <w:i/>
+          <w:sz w:val="18"/>
+        </w:rPr>
+        <w:t>Yun-Feng Li, Bo Wang, Ye Li; Knowledge-Based Systems</w:t>
+      </w:r>
+      <w:r>
+        <w:rPr>
+          <w:color w:val="1F4E79"/>
+          <w:sz w:val="18"/>
+        </w:rPr>
+        <w:t xml:space="preserve">  |  https://doi.org/10.48550/arXiv.2502.18143</w:t>
+      </w:r>
+    </w:p>
+    <w:p>
+      <w:r>
+        <w:rPr>
+          <w:color w:val="808080"/>
+          <w:sz w:val="16"/>
+        </w:rPr>
+        <w:t>[relation: UNCLASSIFIED]</w:t>
+      </w:r>
+    </w:p>
+    <w:p>
+      <w:r>
+        <w:t>Despite great progress in multimodal tracking, these trackers remain too heavy and expensive for resource-constrained devices. To alleviate this problem, we propose LightFC-X, a family of lightweight convolutional RGB-X trackers that explores a unified convolutional architecture for lightweight multimodal tracking. Our core idea is to achieve lightweight cross-modal modeling and joint refinement of the multimodal features and the spatiotemporal appearance features of the target. Specifically, we propose a novel efficient cross-attention module (ECAM) and a novel spatiotemporal template aggregation module (STAM). The ECAM achieves lightweight cross-modal interaction of template-search area integrated feature with only 0.08M parameters. The STAM enhances the model's utilization of temporal information through module fine-tuning paradigm. Comprehensive experiments show that our LightFC-X achieves state-of-the-art performance and the optimal balance between parameters, performance, and speed. For example, LightFC-T-ST outperforms CMD by 4.3% and 5.7% in SR and PR on the LasHeR benchmark, which it achieves 2.6x reduction in parameters and 2.7x speedup. It runs in real-time on the CPU at a speed of 22 fps. The code is available at https://github.com/LiYunfengLYF/LightFC-X.</w:t>
+      </w:r>
+    </w:p>
+    <w:p>
+      <w:pPr>
+        <w:pStyle w:val="Heading2"/>
+      </w:pPr>
+      <w:r>
+        <w:t>318. Event Stream-based Visual Object Tracking: HDETrack V2 and A High-Definition Benchmark (2025)</w:t>
+      </w:r>
+    </w:p>
+    <w:p>
+      <w:r>
+        <w:rPr>
+          <w:i/>
+          <w:sz w:val="18"/>
+        </w:rPr>
+        <w:t>Shiao Wang, Xiao Wang, Chao Wang, Li-Ye Jin, Lin Zhu, Bo-Wei Jiang, Yong-Hong Tian, Jin Tang; arXiv.org</w:t>
+      </w:r>
+      <w:r>
+        <w:rPr>
+          <w:color w:val="1F4E79"/>
+          <w:sz w:val="18"/>
+        </w:rPr>
+        <w:t xml:space="preserve">  |  https://doi.org/10.48550/arXiv.2502.05574</w:t>
+      </w:r>
+    </w:p>
+    <w:p>
+      <w:r>
+        <w:rPr>
+          <w:color w:val="808080"/>
+          <w:sz w:val="16"/>
+        </w:rPr>
+        <w:t>[relation: UNCLASSIFIED]</w:t>
+      </w:r>
+    </w:p>
+    <w:p>
+      <w:r>
+        <w:t>We then introduce a novel hierarchical knowledge distillation strategy that incorporates the similarity matrix, feature representation, and response map-based distillation to guide the learning of the student Transformer network. We also enhance the model's ability to capture temporal dependencies by applying the temporal Fourier transform to establish temporal relationships between video frames. We adapt the network model to specific target objects during testing via a newly proposed test-time tuning strategy to achieve high performance and flexibility in target tracking. Recognizing the limitations of existing event-based tracking datasets, which are predominantly low-resolution, we propose EventVOT, the first large-scale high-resolution event-based tracking dataset. It comprises 1141 videos spanning diverse categories such as pedestrians, vehicles, UAVs, ping pong, etc. Extensive experiments on both low-resolution (FE240hz, VisEvent, FELT), and our newly proposed high-resolution EventVOT dataset fully validated the effectiveness of our proposed method. Both the benchmark dataset and source code have been released on https://github.com/Event-AHU/EventVOT_Benchmark</w:t>
+      </w:r>
+    </w:p>
+    <w:p>
+      <w:pPr>
+        <w:pStyle w:val="Heading2"/>
+      </w:pPr>
+      <w:r>
+        <w:t>319. Exploring Enhanced Contextual Information for Video-Level Object Tracking (2024)</w:t>
+      </w:r>
+    </w:p>
+    <w:p>
+      <w:r>
+        <w:rPr>
+          <w:i/>
+          <w:sz w:val="18"/>
+        </w:rPr>
+        <w:t>Ben Kang, Xin Chen, Simiao Lai, Yang Liu, Yi Liu, Dong Wang; AAAI Conference on Artificial Intelligence</w:t>
+      </w:r>
+      <w:r>
+        <w:rPr>
+          <w:color w:val="1F4E79"/>
+          <w:sz w:val="18"/>
+        </w:rPr>
+        <w:t xml:space="preserve">  |  https://doi.org/10.48550/arXiv.2412.11023</w:t>
+      </w:r>
+    </w:p>
+    <w:p>
+      <w:r>
+        <w:rPr>
+          <w:color w:val="808080"/>
+          <w:sz w:val="16"/>
+        </w:rPr>
+        <w:t>[relation: UNCLASSIFIED]</w:t>
+      </w:r>
+    </w:p>
+    <w:p>
+      <w:r>
+        <w:t>Contextual information at the video level has become increasingly crucial for visual object tracking. However, existing methods typically use only a few tokens to convey this information, which can lead to information loss and limit their ability to fully capture the context. To address this issue, we propose a new video-level visual object tracking framework called MCITrack. It leverages Mamba's hidden states to continuously record and transmit extensive contextual information throughout the video stream, resulting in more robust object tracking. The core component of MCITrack is the Contextual Information Fusion module, which consists of the mamba layer and the cross-attention layer. The mamba layer stores historical contextual information, while the cross-attention layer integrates this information into the current visual features of each backbone block. This module enhances the model's ability to capture and utilize contextual information at multiple levels through deep integration with the backbone. Experiments demonstrate that MCITrack achieves competitive performance across numerous benchmarks. For instance, it gets 76.6% AUC on LaSOT and 80.0% AO on GOT-10k, establishing a new state-of-the-art performance.</w:t>
+      </w:r>
+    </w:p>
+    <w:p>
+      <w:pPr>
+        <w:pStyle w:val="Heading2"/>
+      </w:pPr>
+      <w:r>
+        <w:t>320. BSTrack: Robust UAV tracking using feature extraction of bilateral filters and sparse attention mechanism (2024)</w:t>
+      </w:r>
+    </w:p>
+    <w:p>
+      <w:r>
+        <w:rPr>
+          <w:i/>
+          <w:sz w:val="18"/>
+        </w:rPr>
+        <w:t>Ke Wang, Zhuhai Wang, Xi-Min Zhang, Mengzhen Liu; Expert systems with applications</w:t>
+      </w:r>
+      <w:r>
+        <w:rPr>
+          <w:color w:val="1F4E79"/>
+          <w:sz w:val="18"/>
+        </w:rPr>
+        <w:t xml:space="preserve">  |  https://doi.org/10.1016/j.eswa.2024.126202</w:t>
+      </w:r>
+    </w:p>
+    <w:p>
+      <w:r>
+        <w:rPr>
+          <w:color w:val="808080"/>
+          <w:sz w:val="16"/>
+        </w:rPr>
+        <w:t>[relation: UNCLASSIFIED | abstract source: publisher page (ScienceDirect)]</w:t>
+      </w:r>
+    </w:p>
+    <w:p>
+      <w:r>
+        <w:t>In UAV tracking tasks, detailed object information and key features are critical for enhancing tracking performance. The AlexNet feature extraction network relies predominantly on multiple downsampling layers, and as downsampling progresses to deeper layers, feature resolution decreases. Additionally, complex backgrounds amplify noise sensitivity in tracking, impeding the capture of fine object details and spatial information. To address these issues, this paper proposes an AlexNet-based network structure incorporating bilateral filters, aiming to mitigate noise interference during feature extraction and enhance spatial and detail features of the object. The cross-correlation operation, typically employed for feature fusion, lacks feature refinement and selection, limiting the ability to capture essential information in scenarios with scale variations and multiple similar objects. To address this, we propose a similarity map refinement structure based on sparse attention, which focuses on significant regions of the object in the image, integrates global information, and highlights regions most similar to the tracking object, thereby improving tracking accuracy. Finally, we combine the bilateral filter-enhanced AlexNet with the sparse attention-based similarity map refinement structure to develop a UAV tracking method based on bilateral filtering and sparse attention mechanisms, termed BSTrack. Our approach achieves outstanding tracking performance on the UAV123, UAV123_10fps, UAVTrack112_L, DTB70, and UAV20L datasets, with a precision improvement of 2.8% on UAV20L. Additionally, on UAV123, precision is improved by 4.5% and 3.1% in the background clutter and full occlusion scenarios, respectively.</w:t>
+      </w:r>
+    </w:p>
+    <w:p>
+      <w:pPr>
+        <w:pStyle w:val="Heading2"/>
+      </w:pPr>
+      <w:r>
+        <w:t>321. Target signature network for small object tracking (2024)</w:t>
+      </w:r>
+    </w:p>
+    <w:p>
+      <w:r>
+        <w:rPr>
+          <w:i/>
+          <w:sz w:val="18"/>
+        </w:rPr>
+        <w:t>Lei Liang, Zhi-Hua Chen, Lei Dai, Shouli Wang; Engineering applications of artificial intelligence</w:t>
+      </w:r>
+      <w:r>
+        <w:rPr>
+          <w:color w:val="1F4E79"/>
+          <w:sz w:val="18"/>
+        </w:rPr>
+        <w:t xml:space="preserve">  |  https://doi.org/10.1016/j.engappai.2024.109445</w:t>
+      </w:r>
+    </w:p>
+    <w:p>
+      <w:r>
+        <w:rPr>
+          <w:color w:val="808080"/>
+          <w:sz w:val="16"/>
+        </w:rPr>
+        <w:t>[relation: UNCLASSIFIED | abstract source: publisher page (ScienceDirect, condensed from introduction)]</w:t>
+      </w:r>
+    </w:p>
+    <w:p>
+      <w:r>
+        <w:t>Massive data have emerged with the wide application of visual sensors; among them, tracking from cameras mounted on UAVs is especially challenging, with small target size the most common challenge. We present a simple yet effective target signature network (TSN) for small object tracking, which implicitly identifies tracked objects by jointly considering their size, center position, and sampling area of positive samples. We implement a novel target signature mechanism with three components: a size-aware module (SAM) that perceives and enhances size information from multiple receptive fields; a center attention module (CAM) that highlights the target position and suppresses unrelated noises; and a dynamic positive sample definition strategy (DPDS) that adjusts the assignment of positive samples conditioned on scale variation during training. Extensive comparisons with 15 advanced trackers on five commonly adopted benchmarks show TSN achieves the best average results and is particularly strong under scale variation and background clutter. [abstract condensed from introduction - journal abstract section not directly crawlable]</w:t>
+      </w:r>
+    </w:p>
+    <w:p>
+      <w:pPr>
+        <w:pStyle w:val="Heading2"/>
+      </w:pPr>
+      <w:r>
+        <w:t>322. Online learning discriminative sparse convolution networks for robust UAV object tracking (2024)</w:t>
+      </w:r>
+    </w:p>
+    <w:p>
+      <w:r>
+        <w:rPr>
+          <w:i/>
+          <w:sz w:val="18"/>
+        </w:rPr>
+        <w:t>Qi Xu, Zhuoming Xu, Hua-bin Wang, Yun Chen, Liang Tao; Knowledge-Based Systems</w:t>
+      </w:r>
+      <w:r>
+        <w:rPr>
+          <w:color w:val="1F4E79"/>
+          <w:sz w:val="18"/>
+        </w:rPr>
+        <w:t xml:space="preserve">  |  https://doi.org/10.1016/j.knosys.2024.112742</w:t>
+      </w:r>
+    </w:p>
+    <w:p>
+      <w:r>
+        <w:rPr>
+          <w:color w:val="808080"/>
+          <w:sz w:val="16"/>
+        </w:rPr>
+        <w:t>[relation: UNCLASSIFIED | abstract source: publisher page (ScienceDirect, condensed from introduction)]</w:t>
+      </w:r>
+    </w:p>
+    <w:p>
+      <w:r>
+        <w:t>This paper proposes a Discriminative Sparse Convolution Network (DSCN) for robust UAV object tracking, which introduces convolutional layers with explicit data meaning and can be learned online without using any auxiliary training data. By imposing distinct sparsity constraints on the foreground and background image blocks, we develop a sparse filter learning method to acquire a discriminative sparse dictionary online and employ its atoms as convolution kernels termed discriminative sparse filters. These filters have explicit data constraints - close to foreground data and far from background data - making the convolutional layers produce discriminative features. Additionally, we propose a simple and effective sequential learning method based on recursive least square (RLS), which directly learns the weights of fully connected layers online from sequentially appearing data streams, eliminating the backpropagation process and its hyperparameter sensitivity. Extensive experiments on six mainstream UAV datasets (UAVDT, DTB70, UAV123@10fps, UAVTrack112, VisDrone-SOT2020-test, Anti-UAV410) show the method outperforms existing online tracking methods as well as several state-of-the-art deep tracking methods. [abstract condensed from introduction - journal abstract section not directly crawlable]</w:t>
+      </w:r>
+    </w:p>
+    <w:p>
+      <w:pPr>
+        <w:pStyle w:val="Heading2"/>
+      </w:pPr>
+      <w:r>
+        <w:t>323. Enabling deformation slack in tracking with temporally even correlation filters (2024)</w:t>
+      </w:r>
+    </w:p>
+    <w:p>
+      <w:r>
+        <w:rPr>
+          <w:i/>
+          <w:sz w:val="18"/>
+        </w:rPr>
+        <w:t>Yuanming Zhang, Hui-Hui Pan, Jue Wang; Neural Networks</w:t>
+      </w:r>
+      <w:r>
+        <w:rPr>
+          <w:color w:val="1F4E79"/>
+          <w:sz w:val="18"/>
+        </w:rPr>
+        <w:t xml:space="preserve">  |  https://doi.org/10.1016/j.neunet.2024.106839</w:t>
+      </w:r>
+    </w:p>
+    <w:p>
+      <w:r>
+        <w:rPr>
+          <w:color w:val="808080"/>
+          <w:sz w:val="16"/>
+        </w:rPr>
+        <w:t>[relation: UNCLASSIFIED]</w:t>
+      </w:r>
+    </w:p>
+    <w:p>
+      <w:r>
+        <w:t>Discriminative correlation filters with temporal regularization have recently attracted much attention in mobile video tracking, due to the challenges of target occlusion and background interference. However, rigidly penalizing the variability of templates between adjacent frames makes trackers lazy for target evolution, leading to inaccurate responses or even tracking failure when deformation occurs. In this paper, we address the problem of instant template learning when the target undergoes drastic variations in appearance and aspect ratio. We first propose a temporally even model featuring deformation slack, which theoretically supports the ability of the template to respond quickly to variations while suppressing disturbances. Then, an optimal derivation of our model is formulated, and the closed form solutions are deduced to facilitate the algorithm implementation. Further, we introduce a cyclic shift methodology for mirror factors to achieve scale estimation of varying aspect ratios, thereby dramatically improving the cross-area accuracy. Comprehensive comparisons on seven datasets demonstrate our excellent performance: DroneTB-70, VisDrone-SOT2019, VOT-2019, LaSOT, TC-128, UAV-20L, and UAVDT. Our approach runs at 16.9 frames per second on a low-cost Central Processing Unit, which makes it suitable for tracking on drones. The code and raw results will be made publicly available at: https://github.com/visualperceptlab/TEDS.</w:t>
+      </w:r>
+    </w:p>
+    <w:p>
+      <w:pPr>
+        <w:pStyle w:val="Heading2"/>
+      </w:pPr>
+      <w:r>
+        <w:t>324. A cross-fusion of non-local attention network for infrared small target tracking (2024)</w:t>
+      </w:r>
+    </w:p>
+    <w:p>
+      <w:r>
+        <w:rPr>
+          <w:i/>
+          <w:sz w:val="18"/>
+        </w:rPr>
+        <w:t>Qiang Fan, Er-Bo Zou, Yuan Tai, Rui Lai, Yizhou He; Infrared Physics &amp;amp; Technology</w:t>
+      </w:r>
+      <w:r>
+        <w:rPr>
+          <w:color w:val="1F4E79"/>
+          <w:sz w:val="18"/>
+        </w:rPr>
+        <w:t xml:space="preserve">  |  https://doi.org/10.1016/j.infrared.2024.105453</w:t>
+      </w:r>
+    </w:p>
+    <w:p>
+      <w:r>
+        <w:rPr>
+          <w:color w:val="808080"/>
+          <w:sz w:val="16"/>
+        </w:rPr>
+        <w:t>[relation: UNCLASSIFIED | abstract source: publisher page (ScienceDirect, condensed from introduction)]</w:t>
+      </w:r>
+    </w:p>
+    <w:p>
+      <w:r>
+        <w:t>Infrared dim small targets, often represented as small bright spots resembling Gaussian distributions, have limited texture and detail, making them easily overwhelmed by complex backgrounds; this recasts tracking as a binary classification task: target versus background. We propose the CFNLA network, a novel siamese convolutional network-based tracker augmented with cross-fusion modules for infrared small target tracking; the network includes three cross-fusion modules, each comprising two non-local blocks and a correlation block, enhancing the network's capacity to discern the spatial relationship between targets and backgrounds by computing interactions across any two positions. Additionally, a confidence loss function is proposed to force the network to concentrate on centroid shift, improving centroid tracking stability. We also construct an infrared small target dataset IRSTT (targets mostly smaller than 15x15 pixels, manually annotated) for evaluating tracking algorithms on infrared small targets. [abstract condensed from introduction - journal abstract section not directly crawlable]</w:t>
+      </w:r>
+    </w:p>
+    <w:p>
+      <w:pPr>
+        <w:pStyle w:val="Heading2"/>
+      </w:pPr>
+      <w:r>
+        <w:t>325. Camouflaged Object Tracking: A Benchmark (2024)</w:t>
+      </w:r>
+    </w:p>
+    <w:p>
+      <w:r>
+        <w:rPr>
+          <w:i/>
+          <w:sz w:val="18"/>
+        </w:rPr>
+        <w:t>Xiaoyu Guo, Peng-Zhi Zhong, Hao Zhang, Defeng Huang, Huikai Shao, Qi-Jun Zhao, Shui-Wang Li; ACM Multimedia</w:t>
+      </w:r>
+      <w:r>
+        <w:rPr>
+          <w:color w:val="1F4E79"/>
+          <w:sz w:val="18"/>
+        </w:rPr>
+        <w:t xml:space="preserve">  |  https://doi.org/10.1145/3746027.3758243</w:t>
+      </w:r>
+    </w:p>
+    <w:p>
+      <w:r>
+        <w:rPr>
+          <w:color w:val="808080"/>
+          <w:sz w:val="16"/>
+        </w:rPr>
+        <w:t>[relation: UNCLASSIFIED]</w:t>
+      </w:r>
+    </w:p>
+    <w:p>
+      <w:r>
+        <w:t>Visual tracking has seen remarkable advancements, largely driven by the availability of large-scale training datasets that have enabled the development of highly accurate and robust algorithms. While significant progress has been made in tracking general objects, research on more challenging scenarios, such as tracking camouflaged objects, remains limited. Camouflaged objects, which blend seamlessly with their surroundings or other objects, present unique challenges for detection and tracking in complex environments. In critical fields like military, security, agriculture, and marine monitoring, accurately tracking camouflaged objects is essential. To address this gap, we introduce the Camouflaged Object Tracking Dataset (COTD), a specialized benchmark designed specifically for evaluating camouflaged object tracking methods. The COTD dataset comprises 200 sequences and approximately 80,000 frames, each annotated with detailed bounding boxes. Our evaluation of 20 existing tracking algorithms reveals significant deficiencies in their performance with camouflaged objects. To address these issues, we propose a novel tracking framework, HIPTrack-MLS, which demonstrates promising results in improving tracking performance for camouflaged objects. COTD and code are avialable at https://github.com/openat25/HIPTrack-MLS.</w:t>
+      </w:r>
+    </w:p>
+    <w:p>
+      <w:pPr>
+        <w:pStyle w:val="Heading2"/>
+      </w:pPr>
+      <w:r>
+        <w:t>326. XS-VID: A Large-Scale Benchmark for Small Object Detection and Tracking in Videos. (2024)</w:t>
+      </w:r>
+    </w:p>
+    <w:p>
+      <w:r>
+        <w:rPr>
+          <w:i/>
+          <w:sz w:val="18"/>
+        </w:rPr>
+        <w:t>Jia-Hao Guo, Zi-Yang Xu, Lian-Jun Wu, Fei Gao, Wen-Yu Liu, Xing-Gang Wang; IEEE Transactions on Pattern Analysis and Machine Intelligence</w:t>
+      </w:r>
+      <w:r>
+        <w:rPr>
+          <w:color w:val="1F4E79"/>
+          <w:sz w:val="18"/>
+        </w:rPr>
+        <w:t xml:space="preserve">  |  https://doi.org/10.1109/TPAMI.2026.3741044</w:t>
+      </w:r>
+    </w:p>
+    <w:p>
+      <w:r>
+        <w:rPr>
+          <w:color w:val="808080"/>
+          <w:sz w:val="16"/>
+        </w:rPr>
+        <w:t>[relation: UNCLASSIFIED]</w:t>
+      </w:r>
+    </w:p>
+    <w:p>
+      <w:r>
+        <w:t>Small object detection and tracking in videos remain critical yet underexplored challenges in computer vision, particularly for applications such as public safety, aerial surveillance, and autonomous driving. Existing benchmarks offer limited support due to limited numbers of small objects, constrained category diversity, and narrow scene coverage. To address these limitations, we introduce XS-VID, a large-scale video benchmark comprising 223K frames and 1.4M annotated bounding boxes across 374 video sequences spanning diverse scene types. XS-VID provides extensive coverage of small-object scales, particularly for extremely small (0 ∼ 122 pixels) and small (122 ∼ 202 pixels) objects, which collectively constitute over 55% of all annotations. For systematic evaluation, we establish three dedicated tracks: Detection, multiple object tracking (MOT), and single object tracking (SOT), and extensively test the existing state-of-the-art methods on each. The experimental results indicate that existing methods face significant challenges with XS-VID, mainly stemming from insufficient modeling of spatiotemporal features at small scales. To tackle these challenges, we propose a lightweight, high-precision detection framework dubbed YOLOFT. It enhances small-object feature representation and spatiotemporal integration while preserving high detection speed,thereby achieving improved accuracy and robustness onboth the XS-VID and VisDrone benchmarks.</w:t>
+      </w:r>
+    </w:p>
+    <w:p>
+      <w:pPr>
+        <w:pStyle w:val="Heading2"/>
+      </w:pPr>
+      <w:r>
+        <w:t>327. Learning motion blur robust vision transformers for real-time UAV tracking (2024)</w:t>
+      </w:r>
+    </w:p>
+    <w:p>
+      <w:r>
+        <w:rPr>
+          <w:i/>
+          <w:sz w:val="18"/>
+        </w:rPr>
+        <w:t>You Wu, Xucheng Wang, Dan Zeng, Heng-Zhou Ye, Xiao-Ian Xie, Qi-Jun Zhao, Shui-Wang Li; Expert systems with applications</w:t>
+      </w:r>
+      <w:r>
+        <w:rPr>
+          <w:color w:val="1F4E79"/>
+          <w:sz w:val="18"/>
+        </w:rPr>
+        <w:t xml:space="preserve">  |  https://doi.org/10.1016/j.eswa.2025.129445</w:t>
+      </w:r>
+    </w:p>
+    <w:p>
+      <w:r>
+        <w:rPr>
+          <w:color w:val="808080"/>
+          <w:sz w:val="16"/>
+        </w:rPr>
+        <w:t>[relation: UNCLASSIFIED]</w:t>
+      </w:r>
+    </w:p>
+    <w:p>
+      <w:r>
+        <w:t>Unmanned aerial vehicle (UAV) tracking is critical for applications like surveillance, search-and-rescue, and autonomous navigation. However, the high-speed movement of UAVs and targets introduces unique challenges, including real-time processing demands and severe motion blur, which degrade the performance of existing generic trackers. While single-stream vision transformer (ViT) architectures have shown promise in visual tracking, their computational inefficiency and lack of UAV-specific optimizations limit their practicality in this domain. In this paper, we boost the efficiency of this framework by tailoring it into an adaptive computation framework that dynamically exits Transformer blocks for real-time UAV tracking. The motivation behind this is that tracking tasks with fewer challenges can be adequately addressed using low-level feature representations. Simpler tasks can often be handled with less demanding, lower-level features. This approach allows the model use computational resources more efficiently by focusing on complex tasks and conserving resources for easier ones. Another significant enhancement introduced in this paper is the improved effectiveness of ViTs in handling motion blur, a common issue in UAV tracking caused by the fast movements of either the UAV, the tracked objects, or both. This is achieved by acquiring motion blur robust representations through enforcing invariance in the feature representation of the target with respect to simulated motion blur. We refer to our proposed approach as BDTrack. Extensive experiments conducted on four tracking benchmarks validate the effectiveness and versatility of our approach, demonstrating its potential as a practical and effective approach for real-time UAV tracking. Code is released at: https://github.com/wuyou3474/BDTrack.</w:t>
+      </w:r>
+    </w:p>
+    <w:p>
+      <w:pPr>
+        <w:pStyle w:val="Heading2"/>
+      </w:pPr>
+      <w:r>
+        <w:t>328. Adaptively Bypassing Vision Transformer Blocks for Efficient Visual Tracking (2024)</w:t>
+      </w:r>
+    </w:p>
+    <w:p>
+      <w:r>
+        <w:rPr>
+          <w:i/>
+          <w:sz w:val="18"/>
+        </w:rPr>
+        <w:t>Xiang-Yang Yang, Dan Zeng, Xucheng Wang, You Wu, Heng-Zhou Ye, Qi-Jun Zhao, Shui-Wang Li; Pattern Recognition</w:t>
+      </w:r>
+      <w:r>
+        <w:rPr>
+          <w:color w:val="1F4E79"/>
+          <w:sz w:val="18"/>
+        </w:rPr>
+        <w:t xml:space="preserve">  |  https://doi.org/10.48550/arXiv.2406.08037</w:t>
+      </w:r>
+    </w:p>
+    <w:p>
+      <w:r>
+        <w:rPr>
+          <w:color w:val="808080"/>
+          <w:sz w:val="16"/>
+        </w:rPr>
+        <w:t>[relation: UNCLASSIFIED]</w:t>
+      </w:r>
+    </w:p>
+    <w:p>
+      <w:r>
+        <w:t>Empowered by transformer-based models, visual tracking has advanced significantly. However, the slow speed of current trackers limits their applicability on devices with constrained computational resources. To address this challenge, we introduce ABTrack, an adaptive computation framework that adaptively bypassing transformer blocks for efficient visual tracking. The rationale behind ABTrack is rooted in the observation that semantic features or relations do not uniformly impact the tracking task across all abstraction levels. Instead, this impact varies based on the characteristics of the target and the scene it occupies. Consequently, disregarding insignificant semantic features or relations at certain abstraction levels may not significantly affect the tracking accuracy. We propose a Bypass Decision Module (BDM) to determine if a transformer block should be bypassed, which adaptively simplifies the architecture of ViTs and thus speeds up the inference process. To counteract the time cost incurred by the BDMs and further enhance the efficiency of ViTs, we introduce a novel ViT pruning method to reduce the dimension of the latent representation of tokens in each transformer block. Extensive experiments on multiple tracking benchmarks validate the effectiveness and generality of the proposed method and show that it achieves state-of-the-art performance. Code is released at: https://github.com/xyyang317/ABTrack.</w:t>
+      </w:r>
+    </w:p>
+    <w:p>
+      <w:pPr>
+        <w:pStyle w:val="Heading2"/>
+      </w:pPr>
+      <w:r>
+        <w:t>329. WebUOT-1M: Advancing Deep Underwater Object Tracking with A Million-Scale Benchmark (2024)</w:t>
+      </w:r>
+    </w:p>
+    <w:p>
+      <w:r>
+        <w:rPr>
+          <w:i/>
+          <w:sz w:val="18"/>
+        </w:rPr>
+        <w:t>Chun-Hui Zhang, Li Liu, Guan-Jie Huang, Hao Wen, Xi Zhou, Yan-Feng Wang; Neural Information Processing Systems</w:t>
+      </w:r>
+      <w:r>
+        <w:rPr>
+          <w:color w:val="1F4E79"/>
+          <w:sz w:val="18"/>
+        </w:rPr>
+        <w:t xml:space="preserve">  |  https://doi.org/10.48550/arXiv.2405.19818</w:t>
+      </w:r>
+    </w:p>
+    <w:p>
+      <w:r>
+        <w:rPr>
+          <w:color w:val="808080"/>
+          <w:sz w:val="16"/>
+        </w:rPr>
+        <w:t>[relation: UNCLASSIFIED]</w:t>
+      </w:r>
+    </w:p>
+    <w:p>
+      <w:r>
         <w:t>Underwater object tracking (UOT) is a foundational task for identifying and tracing submerged entities in underwater video sequences. However, current UOT datasets suffer from limitations in scale, diversity of target categories and scenarios covered, hindering the training and evaluation of modern tracking algorithms. To bridge this gap, we take the first step and introduce WebUOT-1M, \ie, the largest public UOT benchmark to date, sourced from complex and realistic underwater environments. It comprises 1.1 million frames across 1,500 video clips filtered from 408 target categories, largely surpassing previous UOT datasets, \eg, UVOT400. Through meticulous manual annotation and verification, we provide high-quality bounding boxes for underwater targets. Additionally, WebUOT-1M includes language prompts for video sequences, expanding its application areas, \eg, underwater vision-language tracking. Most existing trackers are tailored for open-air environments, leading to performance degradation when applied to UOT due to domain gaps. Retraining and fine-tuning these trackers are challenging due to sample imbalances and limited real-world underwater datasets. To tackle these challenges, we propose a novel omni-knowledge distillation framework based on WebUOT-1M, incorporating various strategies to guide the learning of the student Transformer. To the best of our knowledge, this framework is the first to effectively transfer open-air domain knowledge to the UOT model through knowledge distillation, as demonstrated by results on both existing UOT datasets and the newly proposed WebUOT-1M. Furthermore, we comprehensively evaluate WebUOT-1M using 30 deep trackers, showcasing its value as a benchmark for UOT research by presenting new challenges and opportunities for future studies. The complete dataset, codes and tracking results, will be made publicly available.</w:t>
       </w:r>
     </w:p>
@@ -10246,7 +10854,45 @@
         <w:pStyle w:val="Heading2"/>
       </w:pPr>
       <w:r>
-        <w:t>314. Explicit Visual Prompts for Visual Object Tracking (2024)</w:t>
+        <w:t>330. Optimizing intrinsic representation for tracking (2024)</w:t>
+      </w:r>
+    </w:p>
+    <w:p>
+      <w:r>
+        <w:rPr>
+          <w:i/>
+          <w:sz w:val="18"/>
+        </w:rPr>
+        <w:t>Yuanming Zhang, Hao Sun; Knowledge-Based Systems</w:t>
+      </w:r>
+      <w:r>
+        <w:rPr>
+          <w:color w:val="1F4E79"/>
+          <w:sz w:val="18"/>
+        </w:rPr>
+        <w:t xml:space="preserve">  |  https://doi.org/10.1016/j.knosys.2024.111955</w:t>
+      </w:r>
+    </w:p>
+    <w:p>
+      <w:r>
+        <w:rPr>
+          <w:color w:val="808080"/>
+          <w:sz w:val="16"/>
+        </w:rPr>
+        <w:t>[relation: UNCLASSIFIED | abstract source: publisher page (ScienceDirect)]</w:t>
+      </w:r>
+    </w:p>
+    <w:p>
+      <w:r>
+        <w:t>Learning target representations dedicated to tracking tasks is a promising direction in visual object tracking. Current state-of-the-art approaches exploit pixel appearance reconstruction of auto-encoders for representation training. Such pixel ways are redundant for the high-level semantics of tracking and suffer from an optimization gap where better appearance reconstruction does not correspond to better tracking performance. This article explores the problem of reconstruction misalignment of target representations in Siamese network architectures. We propose an optimization framework for intrinsic representation that restores the high-level feature loss between the networks on the reconstruction side and the target side. This intrinsic representation is generated by feeding the masked image tokens to the target side branch. Unlike the pixel ways, our approach learns to reconstruct the semantic latent level of representation for tracking objects. Moreover, we investigate feeding strategies from the information bottleneck perspective for masked patches to increase the masking performance yet reduce the computational complexity. Additionally, robust propagation mechanisms for the weight parameters of two-sided networks are also explored. Comprehensive evaluations on seven tracking benchmarks demonstrate our effectiveness: GOT-10k, LaSOT, TrackingNet, NFS, UAV123, TNL2K, and OTB100. Compared to the previous best pixel tracker, we outperform it on all seven datasets, with a maximum absolute score of 5.9% on average overlap and a GPU speed of 109 frames per second.</w:t>
+      </w:r>
+    </w:p>
+    <w:p>
+      <w:pPr>
+        <w:pStyle w:val="Heading2"/>
+      </w:pPr>
+      <w:r>
+        <w:t>331. Explicit Visual Prompts for Visual Object Tracking (2024)</w:t>
       </w:r>
     </w:p>
     <w:p>
@@ -10288,7 +10934,7 @@
         <w:pStyle w:val="Heading2"/>
       </w:pPr>
       <w:r>
-        <w:t>315. Mutual-Learning Knowledge Distillation for Nighttime UAV Tracking (2023)</w:t>
+        <w:t>332. Mutual-Learning Knowledge Distillation for Nighttime UAV Tracking (2023)</w:t>
       </w:r>
     </w:p>
     <w:p>
@@ -10326,7 +10972,7 @@
         <w:pStyle w:val="Heading2"/>
       </w:pPr>
       <w:r>
-        <w:t>316. Object Tracking Algorithm based on Transformer with Temporal Contexts (2023)</w:t>
+        <w:t>333. Spatio-temporal hierarchical feature transformer for UAV object tracking (2023)</w:t>
       </w:r>
     </w:p>
     <w:p>
@@ -10335,14 +10981,14 @@
           <w:i/>
           <w:sz w:val="18"/>
         </w:rPr>
-        <w:t>Na Li, Wen Jiang, Mengqiao Liu, Wanyv Xin; International Conference on Artificial Intelligence and Pattern Recognition</w:t>
+        <w:t>Fu-Zhen Zhu, Jing-Yi Cui, Kaiqi Dou; Isprs Journal of Photogrammetry and Remote Sensing</w:t>
       </w:r>
       <w:r>
         <w:rPr>
           <w:color w:val="1F4E79"/>
           <w:sz w:val="18"/>
         </w:rPr>
-        <w:t xml:space="preserve">  |  https://doi.org/10.1145/3641584.3641668</w:t>
+        <w:t xml:space="preserve">  |  https://doi.org/10.1016/j.isprsjprs.2023.09.016</w:t>
       </w:r>
     </w:p>
     <w:p>
@@ -10351,12 +10997,12 @@
           <w:color w:val="808080"/>
           <w:sz w:val="16"/>
         </w:rPr>
-        <w:t>[relation: UNCLASSIFIED]</w:t>
-      </w:r>
-    </w:p>
-    <w:p>
-      <w:r>
-        <w:t>Most existing trackers rely solely on current frame information for object tracking. As a result, phenomena such as drifting or tracking failures occur when complex situations arise, such as out-of-view, fast motion and motion blur. To address these issues, this paper proposes a object tracking algorithm based on Transformer with temporal contexts. Firstly, this paper presents a temporal adaptive network, where dynamically calibrated weights are utilized to fuse the feature information from adjacent frames. Specifically, the calibration weights are extracted using the bottleneck. Subsequently, feature enhancement and fusion are performed using a transformer module, which enhances the feature representation. Lastly, on the basis of intersection-over-union loss, an improved localization loss function was designed by incorporating two additional factors, center point distance and aspect ratio, thereby further enhancing the accuracy of object scale estimation. Extensive experiments are conducted on the UAV123 and OTB100 datasets. And compared to four other algorithms, our proposed algorithm achieved the overall best performance. The experimental results show that the proposed algorithm effectively handles complex factors such as out-of-view, fast motion, and motion blur, thereby improving the quality of tracking.</w:t>
+        <w:t>[relation: UNCLASSIFIED | abstract source: indexed preview (partial)]</w:t>
+      </w:r>
+    </w:p>
+    <w:p>
+      <w:r>
+        <w:t>Most existing Siamese network based trackers calculate the similarity between template and search region through a simple correlation operation, and these trackers classify and regress the target object based on the similarity maps obtained by the correlation operation. However, the correlation operation itself is a local linear matching process. We propose a novel spatio-temporal hierarchical feature transformer architecture for UAV tracking (HiFT+ class), composed of three components: backbone network, spatio-temporal hierarchical feature transformer, and prediction &amp; update network. The features of the initial template, the search region and the dynamically updated template are extracted separately and fused hierarchically. The method achieves competitive performance on UAV benchmarks. [partial abstract - ADS page behind human verification; from indexed preview]</w:t>
       </w:r>
     </w:p>
     <w:p>
@@ -10364,7 +11010,7 @@
         <w:pStyle w:val="Heading2"/>
       </w:pPr>
       <w:r>
-        <w:t>317. Large-Vocabulary 3D Diffusion Model with Transformer (2023)</w:t>
+        <w:t>334. Object Tracking Algorithm based on Transformer with Temporal Contexts (2023)</w:t>
       </w:r>
     </w:p>
     <w:p>
@@ -10373,14 +11019,14 @@
           <w:i/>
           <w:sz w:val="18"/>
         </w:rPr>
-        <w:t>Ziang Cao, Fangzhou Hong, Tong Wu, Liang Pan, Ziwei Liu; International Conference on Learning Representations</w:t>
+        <w:t>Na Li, Wen Jiang, Mengqiao Liu, Wanyv Xin; International Conference on Artificial Intelligence and Pattern Recognition</w:t>
       </w:r>
       <w:r>
         <w:rPr>
           <w:color w:val="1F4E79"/>
           <w:sz w:val="18"/>
         </w:rPr>
-        <w:t xml:space="preserve">  |  https://doi.org/10.48550/arXiv.2309.07920</w:t>
+        <w:t xml:space="preserve">  |  https://doi.org/10.1145/3641584.3641668</w:t>
       </w:r>
     </w:p>
     <w:p>
@@ -10394,7 +11040,7 @@
     </w:p>
     <w:p>
       <w:r>
-        <w:t>Creating diverse and high-quality 3D assets with an automatic generative model is highly desirable. Despite extensive efforts on 3D generation, most existing works focus on the generation of a single category or a few categories. In this paper, we introduce a diffusion-based feed-forward framework for synthesizing massive categories of real-world 3D objects with a single generative model. Notably, there are three major challenges for this large-vocabulary 3D generation: a) the need for expressive yet efficient 3D representation; b) large diversity in geometry and texture across categories; c) complexity in the appearances of real-world objects. To this end, we propose a novel triplane-based 3D-aware Diffusion model with TransFormer, DiffTF, for handling challenges via three aspects. 1) Considering efficiency and robustness, we adopt a revised triplane representation and improve the fitting speed and accuracy. 2) To handle the drastic variations in geometry and texture, we regard the features of all 3D objects as a combination of generalized 3D knowledge and specialized 3D features. To extract generalized 3D knowledge from diverse categories, we propose a novel 3D-aware transformer with shared cross-plane attention. It learns the cross-plane relations across different planes and aggregates the generalized 3D knowledge with specialized 3D features. 3) In addition, we devise the 3D-aware encoder/decoder to enhance the generalized 3D knowledge in the encoded triplanes for handling categories with complex appearances. Extensive experiments on ShapeNet and OmniObject3D (over 200 diverse real-world categories) convincingly demonstrate that a single DiffTF model achieves state-of-the-art large-vocabulary 3D object generation performance with large diversity, rich semantics, and high quality.</w:t>
+        <w:t>Most existing trackers rely solely on current frame information for object tracking. As a result, phenomena such as drifting or tracking failures occur when complex situations arise, such as out-of-view, fast motion and motion blur. To address these issues, this paper proposes a object tracking algorithm based on Transformer with temporal contexts. Firstly, this paper presents a temporal adaptive network, where dynamically calibrated weights are utilized to fuse the feature information from adjacent frames. Specifically, the calibration weights are extracted using the bottleneck. Subsequently, feature enhancement and fusion are performed using a transformer module, which enhances the feature representation. Lastly, on the basis of intersection-over-union loss, an improved localization loss function was designed by incorporating two additional factors, center point distance and aspect ratio, thereby further enhancing the accuracy of object scale estimation. Extensive experiments are conducted on the UAV123 and OTB100 datasets. And compared to four other algorithms, our proposed algorithm achieved the overall best performance. The experimental results show that the proposed algorithm effectively handles complex factors such as out-of-view, fast motion, and motion blur, thereby improving the quality of tracking.</w:t>
       </w:r>
     </w:p>
     <w:p>
@@ -10402,7 +11048,7 @@
         <w:pStyle w:val="Heading2"/>
       </w:pPr>
       <w:r>
-        <w:t>318. Temporally-Adaptive Models for Efficient Video Understanding (2023)</w:t>
+        <w:t>335. Large-Vocabulary 3D Diffusion Model with Transformer (2023)</w:t>
       </w:r>
     </w:p>
     <w:p>
@@ -10411,14 +11057,14 @@
           <w:i/>
           <w:sz w:val="18"/>
         </w:rPr>
-        <w:t>Ziyuan Huang, Shiwei Zhang, Liang Pan, Zhiwu Qing, Yingya Zhang, Ziwei Liu, Marcelo H. Ang; arXiv.org</w:t>
+        <w:t>Ziang Cao, Fangzhou Hong, Tong Wu, Liang Pan, Ziwei Liu; International Conference on Learning Representations</w:t>
       </w:r>
       <w:r>
         <w:rPr>
           <w:color w:val="1F4E79"/>
           <w:sz w:val="18"/>
         </w:rPr>
-        <w:t xml:space="preserve">  |  https://doi.org/10.48550/arXiv.2308.05787</w:t>
+        <w:t xml:space="preserve">  |  https://doi.org/10.48550/arXiv.2309.07920</w:t>
       </w:r>
     </w:p>
     <w:p>
@@ -10432,7 +11078,7 @@
     </w:p>
     <w:p>
       <w:r>
-        <w:t>Spatial convolutions are extensively used in numerous deep video models. It fundamentally assumes spatio-temporal invariance, i.e., using shared weights for every location in different frames. This work presents Temporally-Adaptive Convolutions (TAdaConv) for video understanding, which shows that adaptive weight calibration along the temporal dimension is an efficient way to facilitate modeling complex temporal dynamics in videos. Specifically, TAdaConv empowers spatial convolutions with temporal modeling abilities by calibrating the convolution weights for each frame according to its local and global temporal context. Compared to existing operations for temporal modeling, TAdaConv is more efficient as it operates over the convolution kernels instead of the features, whose dimension is an order of magnitude smaller than the spatial resolutions. Further, kernel calibration brings an increased model capacity. Based on this readily plug-in operation TAdaConv as well as its extension, i.e., TAdaConvV2, we construct TAdaBlocks to empower ConvNeXt and Vision Transformer to have strong temporal modeling capabilities. Empirical results show TAdaConvNeXtV2 and TAdaFormer perform competitively against state-of-the-art convolutional and Transformer-based models in various video understanding benchmarks. Our codes and models are released at: https://github.com/alibaba-mmai-research/TAdaConv.</w:t>
+        <w:t>Creating diverse and high-quality 3D assets with an automatic generative model is highly desirable. Despite extensive efforts on 3D generation, most existing works focus on the generation of a single category or a few categories. In this paper, we introduce a diffusion-based feed-forward framework for synthesizing massive categories of real-world 3D objects with a single generative model. Notably, there are three major challenges for this large-vocabulary 3D generation: a) the need for expressive yet efficient 3D representation; b) large diversity in geometry and texture across categories; c) complexity in the appearances of real-world objects. To this end, we propose a novel triplane-based 3D-aware Diffusion model with TransFormer, DiffTF, for handling challenges via three aspects. 1) Considering efficiency and robustness, we adopt a revised triplane representation and improve the fitting speed and accuracy. 2) To handle the drastic variations in geometry and texture, we regard the features of all 3D objects as a combination of generalized 3D knowledge and specialized 3D features. To extract generalized 3D knowledge from diverse categories, we propose a novel 3D-aware transformer with shared cross-plane attention. It learns the cross-plane relations across different planes and aggregates the generalized 3D knowledge with specialized 3D features. 3) In addition, we devise the 3D-aware encoder/decoder to enhance the generalized 3D knowledge in the encoded triplanes for handling categories with complex appearances. Extensive experiments on ShapeNet and OmniObject3D (over 200 diverse real-world categories) convincingly demonstrate that a single DiffTF model achieves state-of-the-art large-vocabulary 3D object generation performance with large diversity, rich semantics, and high quality.</w:t>
       </w:r>
     </w:p>
     <w:p>
@@ -10440,7 +11086,7 @@
         <w:pStyle w:val="Heading2"/>
       </w:pPr>
       <w:r>
-        <w:t>319. UAV small object tracking based on spatio-temporal continuity and feature consistency (2023)</w:t>
+        <w:t>336. Temporally-Adaptive Models for Efficient Video Understanding (2023)</w:t>
       </w:r>
     </w:p>
     <w:p>
@@ -10449,14 +11095,14 @@
           <w:i/>
           <w:sz w:val="18"/>
         </w:rPr>
-        <w:t>Wenqiang Zhan, Qinjie Liu, Jinyan Ma, Xiang Mao, Xu Shu; Conference on Machine Learning and Computer Application</w:t>
+        <w:t>Ziyuan Huang, Shiwei Zhang, Liang Pan, Zhiwu Qing, Yingya Zhang, Ziwei Liu, Marcelo H. Ang; arXiv.org</w:t>
       </w:r>
       <w:r>
         <w:rPr>
           <w:color w:val="1F4E79"/>
           <w:sz w:val="18"/>
         </w:rPr>
-        <w:t xml:space="preserve">  |  https://doi.org/10.1117/12.2675344</w:t>
+        <w:t xml:space="preserve">  |  https://doi.org/10.48550/arXiv.2308.05787</w:t>
       </w:r>
     </w:p>
     <w:p>
@@ -10470,7 +11116,7 @@
     </w:p>
     <w:p>
       <w:r>
-        <w:t>Recently, UAVs have gradually been widely used in both military and civilian fields, and play an increasingly important role in various industries. The study of stable and reliable UAV visual target tracking is of great significance to the application of UAVs. Object tracking still faces many challenges, such as target occlusion, target deformation, and other situations. In order to solve the problem that targets are easily lost due to fast moving speed and occlusion, we propose an independent particle based continuous tracking algorithm for the ground object tracking by UAV. We use an iterative update method to get the optimized position estimation of the target at different moments. For accurate and efficient estimation, the features extracted by convolutional neural networks, as well as target trajectory features, are used in the updating process. Multi-scale features are extracted to ensure that the algorithm remains highly accurate for target scale changes. Experimental results show that our algorithm can effectively detect UAV moving targets and still have a good performance for target occlusion.</w:t>
+        <w:t>Spatial convolutions are extensively used in numerous deep video models. It fundamentally assumes spatio-temporal invariance, i.e., using shared weights for every location in different frames. This work presents Temporally-Adaptive Convolutions (TAdaConv) for video understanding, which shows that adaptive weight calibration along the temporal dimension is an efficient way to facilitate modeling complex temporal dynamics in videos. Specifically, TAdaConv empowers spatial convolutions with temporal modeling abilities by calibrating the convolution weights for each frame according to its local and global temporal context. Compared to existing operations for temporal modeling, TAdaConv is more efficient as it operates over the convolution kernels instead of the features, whose dimension is an order of magnitude smaller than the spatial resolutions. Further, kernel calibration brings an increased model capacity. Based on this readily plug-in operation TAdaConv as well as its extension, i.e., TAdaConvV2, we construct TAdaBlocks to empower ConvNeXt and Vision Transformer to have strong temporal modeling capabilities. Empirical results show TAdaConvNeXtV2 and TAdaFormer perform competitively against state-of-the-art convolutional and Transformer-based models in various video understanding benchmarks. Our codes and models are released at: https://github.com/alibaba-mmai-research/TAdaConv.</w:t>
       </w:r>
     </w:p>
     <w:p>
@@ -10478,7 +11124,7 @@
         <w:pStyle w:val="Heading2"/>
       </w:pPr>
       <w:r>
-        <w:t>320. Visual attention learning and antiocclusion-based correlation filter for visual object tracking (2023)</w:t>
+        <w:t>337. UAV small object tracking based on spatio-temporal continuity and feature consistency (2023)</w:t>
       </w:r>
     </w:p>
     <w:p>
@@ -10487,14 +11133,14 @@
           <w:i/>
           <w:sz w:val="18"/>
         </w:rPr>
-        <w:t>Yuming Huang, Ying-Pin Chen, Chen Lin, Q. Hu, Jianhua Song; J. Electronic Imaging</w:t>
+        <w:t>Wenqiang Zhan, Qinjie Liu, Jinyan Ma, Xiang Mao, Xu Shu; Conference on Machine Learning and Computer Application</w:t>
       </w:r>
       <w:r>
         <w:rPr>
           <w:color w:val="1F4E79"/>
           <w:sz w:val="18"/>
         </w:rPr>
-        <w:t xml:space="preserve">  |  https://doi.org/10.1117/1.JEI.32.1.013023</w:t>
+        <w:t xml:space="preserve">  |  https://doi.org/10.1117/12.2675344</w:t>
       </w:r>
     </w:p>
     <w:p>
@@ -10508,7 +11154,7 @@
     </w:p>
     <w:p>
       <w:r>
-        <w:t>Abstract. Discriminative correlation filter-based (DCF) object-tracking methods exhibit excellent and efficient performance in short-term tracking. However, these methods do not evaluate the credibility of the feature channels and spatial features. In addition, they regard the candidates with the largest response in each frame as the training sample without evaluating the confidence of these samples. As a result, DCF may be misled by distractors and fails in the occlusion scene. We propose a visual attention learning and anti-occlusion-based correlation filter tracking method to solve the abovementioned limitations. First, we propose a correlation filtering framework for simultaneous estimation of position and scale in which we sample the multi-scale detection candidates from the target’s center in the previous frame and calculate the spatial attention of each candidate according to the spatial prior and color likelihood. Then, we design a channel attention calculation algorithm to evaluate the importance of each channel according to the response in the learning and detection stages. Finally, a historical multi-template pool is proposed to further evaluate the confidence of the best candidate in each frame, achieving robust tracking in occlusion scenarios. A series of experiments are conducted to verify the proposed method, indicating that the proposed method achieves excellent results on the OTB50, OTB100, and UAV20L datasets and outperforms many state-of-the-art methods.</w:t>
+        <w:t>Recently, UAVs have gradually been widely used in both military and civilian fields, and play an increasingly important role in various industries. The study of stable and reliable UAV visual target tracking is of great significance to the application of UAVs. Object tracking still faces many challenges, such as target occlusion, target deformation, and other situations. In order to solve the problem that targets are easily lost due to fast moving speed and occlusion, we propose an independent particle based continuous tracking algorithm for the ground object tracking by UAV. We use an iterative update method to get the optimized position estimation of the target at different moments. For accurate and efficient estimation, the features extracted by convolutional neural networks, as well as target trajectory features, are used in the updating process. Multi-scale features are extracted to ensure that the algorithm remains highly accurate for target scale changes. Experimental results show that our algorithm can effectively detect UAV moving targets and still have a good performance for target occlusion.</w:t>
       </w:r>
     </w:p>
     <w:p>
@@ -10516,7 +11162,7 @@
         <w:pStyle w:val="Heading2"/>
       </w:pPr>
       <w:r>
-        <w:t>321. DVTrack: Deformable Vision Transformer for Visual Object Tracking (2026)</w:t>
+        <w:t>338. SiamCMN: Jointing Cycle Memory and Correlation Network for Siamese Object Tracking (2023)</w:t>
       </w:r>
     </w:p>
     <w:p>
@@ -10525,14 +11171,14 @@
           <w:i/>
           <w:sz w:val="18"/>
         </w:rPr>
-        <w:t>Sumin Kim, Y. Hwang; IEEE Access</w:t>
+        <w:t>Bao-Hua Zhang, Nianchao Zhang, Yongxiang Li, Xiao-Qi Lu, Yu Gu, Jian Li; Optik (Stuttgart)</w:t>
       </w:r>
       <w:r>
         <w:rPr>
           <w:color w:val="1F4E79"/>
           <w:sz w:val="18"/>
         </w:rPr>
-        <w:t xml:space="preserve">  |  https://doi.org/10.1109/ACCESS.2026.3673499</w:t>
+        <w:t xml:space="preserve">  |  https://doi.org/10.1016/j.ijleo.2023.170981</w:t>
       </w:r>
     </w:p>
     <w:p>
@@ -10541,12 +11187,12 @@
           <w:color w:val="808080"/>
           <w:sz w:val="16"/>
         </w:rPr>
-        <w:t>[relation: UNCLASSIFIED]</w:t>
-      </w:r>
-    </w:p>
-    <w:p>
-      <w:r>
-        <w:t>We present DVTrack, a visual object tracking method that leverages a Deformable Attention Transformer (DAT) to jointly improve efficiency and accuracy. Recent Transformer-based trackers typically rely on dense global attention over all image tokens, which incurs high computational cost due to redundant processing of background regions. To address these issues, DVTrack explicitly focuses the attention sampling on target-related regions: the deformable attention backbone adaptively selects a small set of informative locations around the object, thereby suppressing redundant background tokens while preserving discriminative target cues. In our Siamese tracking framework, the template and search images are first processed independently by the DAT backbone. The proposed feature aggregation module then fuses these backbone features and effectively models intra- and inter-feature dependencies, where a fusion encoder and a focus decoder enable template features to guide search features toward the target. A lightweight Center and Scale Offset Predictor (CSOP) head then converts these focused features into precise bounding boxes. Extensive experiments on benchmark datasets demonstrate that DVTrack achieves state-of-the-art in LaSOT, TrackingNet, and competitive performance in GOT-10k, UAV123 in terms of success rate and precision. Our model also exhibits robustness against challenges such as occlusions, rapid motion, and background clutter. Furthermore, DVTrack reduces computational complexity, highlighting its potential for real-time applications in visual object tracking. Code is available at https://github.com/RVLAB-CBNU/DVTrack</w:t>
+        <w:t>[relation: UNCLASSIFIED | abstract source: publisher page (ScienceDirect)]</w:t>
+      </w:r>
+    </w:p>
+    <w:p>
+      <w:r>
+        <w:t>In heterogeneous scenes with latent non-deterministic states, template features determine the performance of the Siamese network-based trackers, however, background noise is easily introduced in the search area matching process, which causes the trackers lack sufficient discrimination. To solve this problem, this paper proposes an object tracking algorithm based on the cyclic memory module. Firstly, the extracted primary features are mapped to the cyclic spatial memory network, the spatial memory unit is used to store the interference components. On this basis, the cyclic structure is used to filter out the interference components and refine the template features. Then a channel correlation network is introduced into the proposed method, which can mine semantic complementary information and capture global contextual relevance by modeling the positive and the negative correlation between the channels. The experimental results on tracking benchmarks such as OTB50, OTB100, UAV123, VOT2018, GOT10k, and LaSOT have shown that the proposed method outperforms recent representative algorithms in tracking accuracy in challenging scenarios.</w:t>
       </w:r>
     </w:p>
     <w:p>
@@ -10554,7 +11200,7 @@
         <w:pStyle w:val="Heading2"/>
       </w:pPr>
       <w:r>
-        <w:t>322. 3-D Single Object Tracking With Temporal-Aware and Attention Mechanism (2025)</w:t>
+        <w:t>339. Visual attention learning and antiocclusion-based correlation filter for visual object tracking (2023)</w:t>
       </w:r>
     </w:p>
     <w:p>
@@ -10563,14 +11209,14 @@
           <w:i/>
           <w:sz w:val="18"/>
         </w:rPr>
-        <w:t>Betselot Yewulu Reta, Wei Xia; IEEE Transactions on Instrumentation and Measurement</w:t>
+        <w:t>Yuming Huang, Ying-Pin Chen, Chen Lin, Q. Hu, Jianhua Song; J. Electronic Imaging</w:t>
       </w:r>
       <w:r>
         <w:rPr>
           <w:color w:val="1F4E79"/>
           <w:sz w:val="18"/>
         </w:rPr>
-        <w:t xml:space="preserve">  |  https://doi.org/10.1109/TIM.2025.3548061</w:t>
+        <w:t xml:space="preserve">  |  https://doi.org/10.1117/1.JEI.32.1.013023</w:t>
       </w:r>
     </w:p>
     <w:p>
@@ -10584,7 +11230,7 @@
     </w:p>
     <w:p>
       <w:r>
-        <w:t>The 3-D single object tracking (SOT) in point clouds is a computer vision task that involves localizing the target object in subsequent frames given the initial state. Most 3-D SOT methods have only employed the current feature fusion map while overlooking the significance of temporal knowledge. However, it is crucial to incorporate temporal knowledge of the previous target cues into the current feature fusion map, especially in situations involving occlusion, significant appearance variations, and sparse point cloud representations of the target object. In addition, the performance of object tracking is highly dependent on a discriminative feature fusion map. To address these issues, we propose a 3-D SOT by exploiting temporal knowledge and attention mechanisms. First, we design a cascading attention-based feature fusion (CAFF) module to integrate the target cues into the search area, taking into account the intrafeature dependence within each feature and the interfeature dependence between the template and search area features. Second, we present a temporal relation modeling (TRM) module to refine the current feature fusion map by propagating temporal target cues from the previous feature fusion map. To further enhance the performance of the tracker, we present a template update submodule to address the challenges posed by low-quality templates and appearance variations. The experimental results obtained from the KITTI, nuScenes, and Waymo Open Dataset (WOD) datasets demonstrate that the proposed approach achieves competitive performance compared to the state-of-the-art (SOTA) methods. Our method runs at 67.57 frames/s on a single RTX 2080 GPU.</w:t>
+        <w:t>Abstract. Discriminative correlation filter-based (DCF) object-tracking methods exhibit excellent and efficient performance in short-term tracking. However, these methods do not evaluate the credibility of the feature channels and spatial features. In addition, they regard the candidates with the largest response in each frame as the training sample without evaluating the confidence of these samples. As a result, DCF may be misled by distractors and fails in the occlusion scene. We propose a visual attention learning and anti-occlusion-based correlation filter tracking method to solve the abovementioned limitations. First, we propose a correlation filtering framework for simultaneous estimation of position and scale in which we sample the multi-scale detection candidates from the target’s center in the previous frame and calculate the spatial attention of each candidate according to the spatial prior and color likelihood. Then, we design a channel attention calculation algorithm to evaluate the importance of each channel according to the response in the learning and detection stages. Finally, a historical multi-template pool is proposed to further evaluate the confidence of the best candidate in each frame, achieving robust tracking in occlusion scenarios. A series of experiments are conducted to verify the proposed method, indicating that the proposed method achieves excellent results on the OTB50, OTB100, and UAV20L datasets and outperforms many state-of-the-art methods.</w:t>
       </w:r>
     </w:p>
     <w:p>
@@ -10592,7 +11238,7 @@
         <w:pStyle w:val="Heading2"/>
       </w:pPr>
       <w:r>
-        <w:t>323. Compensation-Guided Fine-Grained Representation Learning for UAV Tracking (2025)</w:t>
+        <w:t>340. DVTrack: Deformable Vision Transformer for Visual Object Tracking (2026)</w:t>
       </w:r>
     </w:p>
     <w:p>
@@ -10601,14 +11247,14 @@
           <w:i/>
           <w:sz w:val="18"/>
         </w:rPr>
-        <w:t>Hang Zhou, Rui Liu, Fu-Lin Luo, Yi-Qun Wang, Yong Li; IEEE Transactions on Geoscience and Remote Sensing</w:t>
+        <w:t>Sumin Kim, Y. Hwang; IEEE Access</w:t>
       </w:r>
       <w:r>
         <w:rPr>
           <w:color w:val="1F4E79"/>
           <w:sz w:val="18"/>
         </w:rPr>
-        <w:t xml:space="preserve">  |  https://doi.org/10.1109/TGRS.2025.3622759</w:t>
+        <w:t xml:space="preserve">  |  https://doi.org/10.1109/ACCESS.2026.3673499</w:t>
       </w:r>
     </w:p>
     <w:p>
@@ -10622,7 +11268,7 @@
     </w:p>
     <w:p>
       <w:r>
-        <w:t>Uncrewed aerial vehicle (UAV) tracking technology aims to achieve continuous monitoring and precise localization of a single specific target from aerial perspectives. Despite the breakthroughs brought by Vision Transformers (ViTs), current ViT-based trackers are hampered by two inherent challenges: heightened susceptibility to background interference causing target feature attenuation, and a fundamental limitation in capturing discriminative fine-grained information. To address these issues, this article proposes a compensation-guided fine-grained representation learning (CGFRL) framework to recover attenuated target information. To effectively obtain detailed information about the target, we conduct fine-grained information mining to extract shared discriminative details for achieving target feature alignment. Specifically, this framework innovatively incorporates a multilevel feature compensation learning (MFCL) module, which effectively extracts discriminative local features for compensation from template–search image pairs through a hierarchical interaction mechanism between the global features of the target and informative local patches. To ensure the reliability of the compensated information, we further introduce cross-grained feature refinement (CGFR) and fine-grained relational learning (FGRL) modules. These components establish feature correspondences across granularities (template image–search image patches) and within the same granularity (template image patch–search image patch), while enhancing fine-grained information mining capabilities via cross-granularity associations. During inference, a modular strategy is adopted to remove the CGFR and FGRL components for improved computational efficiency. Extensive experiments on multiple benchmarks demonstrate the superior performance of our method in UAV aerial tracking tasks. The source code of the method is published at https://github.com/hangshaou/UAV-Tracking</w:t>
+        <w:t>We present DVTrack, a visual object tracking method that leverages a Deformable Attention Transformer (DAT) to jointly improve efficiency and accuracy. Recent Transformer-based trackers typically rely on dense global attention over all image tokens, which incurs high computational cost due to redundant processing of background regions. To address these issues, DVTrack explicitly focuses the attention sampling on target-related regions: the deformable attention backbone adaptively selects a small set of informative locations around the object, thereby suppressing redundant background tokens while preserving discriminative target cues. In our Siamese tracking framework, the template and search images are first processed independently by the DAT backbone. The proposed feature aggregation module then fuses these backbone features and effectively models intra- and inter-feature dependencies, where a fusion encoder and a focus decoder enable template features to guide search features toward the target. A lightweight Center and Scale Offset Predictor (CSOP) head then converts these focused features into precise bounding boxes. Extensive experiments on benchmark datasets demonstrate that DVTrack achieves state-of-the-art in LaSOT, TrackingNet, and competitive performance in GOT-10k, UAV123 in terms of success rate and precision. Our model also exhibits robustness against challenges such as occlusions, rapid motion, and background clutter. Furthermore, DVTrack reduces computational complexity, highlighting its potential for real-time applications in visual object tracking. Code is available at https://github.com/RVLAB-CBNU/DVTrack</w:t>
       </w:r>
     </w:p>
     <w:p>
@@ -10630,7 +11276,7 @@
         <w:pStyle w:val="Heading2"/>
       </w:pPr>
       <w:r>
-        <w:t>324. ARMOT: Robust Aerial Multiobject Tracking With Detail-Aware Detection and Dynamic Identity Association (2025)</w:t>
+        <w:t>341. 3-D Single Object Tracking With Temporal-Aware and Attention Mechanism (2025)</w:t>
       </w:r>
     </w:p>
     <w:p>
@@ -10639,14 +11285,14 @@
           <w:i/>
           <w:sz w:val="18"/>
         </w:rPr>
-        <w:t>Xiaojie Wu, Tianyu Wang, Hui Zhi, Yu-Chong Li; IEEE Journal of Selected Topics in Applied Earth Observations and Remote Sensing</w:t>
+        <w:t>Betselot Yewulu Reta, Wei Xia; IEEE Transactions on Instrumentation and Measurement</w:t>
       </w:r>
       <w:r>
         <w:rPr>
           <w:color w:val="1F4E79"/>
           <w:sz w:val="18"/>
         </w:rPr>
-        <w:t xml:space="preserve">  |  https://doi.org/10.1109/JSTARS.2025.3624152</w:t>
+        <w:t xml:space="preserve">  |  https://doi.org/10.1109/TIM.2025.3548061</w:t>
       </w:r>
     </w:p>
     <w:p>
@@ -10660,7 +11306,7 @@
     </w:p>
     <w:p>
       <w:r>
-        <w:t>Within intelligent transportation systems (ITS) and smart city applications, uncrewed aerial vehicle (UAV)-based multiobject tracking is a pivotal technology for the fine-grained analysis of dynamic traffic scenes. However, existing trackers are hampered by performance degradation and frequent identity switches (ID-Switches). These challenges stem from the UAV's severe ego-motion, which induces nonlinear target trajectories, and from oblique viewing angles that cause scale variations and feature degradation in small objects. To address these issues, this article presents ARMOT, a multiobject tracking method tailored for UAV aerial sequences. At the detection stage, we introduce a detail reconstruction feature fusion network that enhances feature representation for small objects by preserving high-frequency spatial details. Concurrently, an edge-guided perception branch explicitly extracts edge contours to strengthen feature responses at target boundaries, thereby improving discrimination among dense objects and mitigating background interference. For association, a dynamic association module is proposed, which adaptively adjusts the weighting of motion and appearance models in the matching cost based on target state and confidence. This enables robust identity linkage amidst occlusions and complex motion. Comprehensive evaluations on the public UAVDT and VisDrone-MOT datasets demonstrate that ARMOT surpasses state-of-the-art methods in both detection and tracking accuracy for small-scale objects, while significantly enhancing identity preservation in aerial tracking scenarios.</w:t>
+        <w:t>The 3-D single object tracking (SOT) in point clouds is a computer vision task that involves localizing the target object in subsequent frames given the initial state. Most 3-D SOT methods have only employed the current feature fusion map while overlooking the significance of temporal knowledge. However, it is crucial to incorporate temporal knowledge of the previous target cues into the current feature fusion map, especially in situations involving occlusion, significant appearance variations, and sparse point cloud representations of the target object. In addition, the performance of object tracking is highly dependent on a discriminative feature fusion map. To address these issues, we propose a 3-D SOT by exploiting temporal knowledge and attention mechanisms. First, we design a cascading attention-based feature fusion (CAFF) module to integrate the target cues into the search area, taking into account the intrafeature dependence within each feature and the interfeature dependence between the template and search area features. Second, we present a temporal relation modeling (TRM) module to refine the current feature fusion map by propagating temporal target cues from the previous feature fusion map. To further enhance the performance of the tracker, we present a template update submodule to address the challenges posed by low-quality templates and appearance variations. The experimental results obtained from the KITTI, nuScenes, and Waymo Open Dataset (WOD) datasets demonstrate that the proposed approach achieves competitive performance compared to the state-of-the-art (SOTA) methods. Our method runs at 67.57 frames/s on a single RTX 2080 GPU.</w:t>
       </w:r>
     </w:p>
     <w:p>
@@ -10668,7 +11314,7 @@
         <w:pStyle w:val="Heading2"/>
       </w:pPr>
       <w:r>
-        <w:t>325. LoRATv2: Enabling Low-Cost Temporal Modeling in One-Stream Trackers (2025)</w:t>
+        <w:t>342. SAM-Empowered Multidimensional Feature Fusion TIR Target Tracking Method for Internet of Things (2025)</w:t>
       </w:r>
     </w:p>
     <w:p>
@@ -10677,14 +11323,14 @@
           <w:i/>
           <w:sz w:val="18"/>
         </w:rPr>
-        <w:t>Liting Lin, Heng Fan, Zhi-Peng Zhang, Yuqing Huang, Yaowei Wang, Yong Xu, Hai-Bin Ling; Neural Information Processing Systems</w:t>
+        <w:t>Shaoyang Ma, Qiyan Liu, Kai Zhang, Gang Chen; Alexandria Engineering Journal</w:t>
       </w:r>
       <w:r>
         <w:rPr>
           <w:color w:val="1F4E79"/>
           <w:sz w:val="18"/>
         </w:rPr>
-        <w:t xml:space="preserve">  |  https://doi.org/10.52202/085713-3997</w:t>
+        <w:t xml:space="preserve">  |  https://doi.org/10.1016/j.aej.2025.05.070</w:t>
       </w:r>
     </w:p>
     <w:p>
@@ -10693,16 +11339,306 @@
           <w:color w:val="808080"/>
           <w:sz w:val="16"/>
         </w:rPr>
+        <w:t>[relation: UNCLASSIFIED | abstract source: publisher page (ScienceDirect, condensed from introduction)]</w:t>
+      </w:r>
+    </w:p>
+    <w:p>
+      <w:r>
+        <w:t>Thermal Infrared (TIR) target tracking enables stable tracking of objects even in completely dark environments and is widely applied in smart city initiatives and traffic management within the Internet of Things (IoT) sector. To improve TIR tracker performance and provide precise target status information for IoT systems, this paper presents the SAM-Empowered Multidimensional Feature Fusion TIR Target Tracking Method for the Internet of Things, consisting of two components: (1) the SAM-Empowered Thermal Infrared Tracking Data Augmentation Method, which leverages the strong image segmentation generalization abilities of the Segment Anything Model (SAM), trained on more than one billion masks, to enrich the existing TIR tracking training data cost-effectively, significantly boosting robustness and generalization; (2) the Multidimensional Perception Infrared Target Tracking Algorithm, which employs adaptive fusion of shallow and deep features and organically combines them with an attention mechanism, capturing internal dependencies of template and search region features and inter-layer dependencies across feature levels in spatial and channel dimensions. Experimental results on two TIR tracking datasets (LSOTB-TIR and PTB-TIR) indicate the method effectively enhances TIR tracking performance, improving the reliability of IoT systems. [abstract condensed from introduction - journal abstract section not directly crawlable]</w:t>
+      </w:r>
+    </w:p>
+    <w:p>
+      <w:pPr>
+        <w:pStyle w:val="Heading2"/>
+      </w:pPr>
+      <w:r>
+        <w:t>343. Compensation-Guided Fine-Grained Representation Learning for UAV Tracking (2025)</w:t>
+      </w:r>
+    </w:p>
+    <w:p>
+      <w:r>
+        <w:rPr>
+          <w:i/>
+          <w:sz w:val="18"/>
+        </w:rPr>
+        <w:t>Hang Zhou, Rui Liu, Fu-Lin Luo, Yi-Qun Wang, Yong Li; IEEE Transactions on Geoscience and Remote Sensing</w:t>
+      </w:r>
+      <w:r>
+        <w:rPr>
+          <w:color w:val="1F4E79"/>
+          <w:sz w:val="18"/>
+        </w:rPr>
+        <w:t xml:space="preserve">  |  https://doi.org/10.1109/TGRS.2025.3622759</w:t>
+      </w:r>
+    </w:p>
+    <w:p>
+      <w:r>
+        <w:rPr>
+          <w:color w:val="808080"/>
+          <w:sz w:val="16"/>
+        </w:rPr>
         <w:t>[relation: UNCLASSIFIED]</w:t>
       </w:r>
     </w:p>
     <w:p>
       <w:r>
+        <w:t>Uncrewed aerial vehicle (UAV) tracking technology aims to achieve continuous monitoring and precise localization of a single specific target from aerial perspectives. Despite the breakthroughs brought by Vision Transformers (ViTs), current ViT-based trackers are hampered by two inherent challenges: heightened susceptibility to background interference causing target feature attenuation, and a fundamental limitation in capturing discriminative fine-grained information. To address these issues, this article proposes a compensation-guided fine-grained representation learning (CGFRL) framework to recover attenuated target information. To effectively obtain detailed information about the target, we conduct fine-grained information mining to extract shared discriminative details for achieving target feature alignment. Specifically, this framework innovatively incorporates a multilevel feature compensation learning (MFCL) module, which effectively extracts discriminative local features for compensation from template–search image pairs through a hierarchical interaction mechanism between the global features of the target and informative local patches. To ensure the reliability of the compensated information, we further introduce cross-grained feature refinement (CGFR) and fine-grained relational learning (FGRL) modules. These components establish feature correspondences across granularities (template image–search image patches) and within the same granularity (template image patch–search image patch), while enhancing fine-grained information mining capabilities via cross-granularity associations. During inference, a modular strategy is adopted to remove the CGFR and FGRL components for improved computational efficiency. Extensive experiments on multiple benchmarks demonstrate the superior performance of our method in UAV aerial tracking tasks. The source code of the method is published at https://github.com/hangshaou/UAV-Tracking</w:t>
+      </w:r>
+    </w:p>
+    <w:p>
+      <w:pPr>
+        <w:pStyle w:val="Heading2"/>
+      </w:pPr>
+      <w:r>
+        <w:t>344. ARMOT: Robust Aerial Multiobject Tracking With Detail-Aware Detection and Dynamic Identity Association (2025)</w:t>
+      </w:r>
+    </w:p>
+    <w:p>
+      <w:r>
+        <w:rPr>
+          <w:i/>
+          <w:sz w:val="18"/>
+        </w:rPr>
+        <w:t>Xiaojie Wu, Tianyu Wang, Hui Zhi, Yu-Chong Li; IEEE Journal of Selected Topics in Applied Earth Observations and Remote Sensing</w:t>
+      </w:r>
+      <w:r>
+        <w:rPr>
+          <w:color w:val="1F4E79"/>
+          <w:sz w:val="18"/>
+        </w:rPr>
+        <w:t xml:space="preserve">  |  https://doi.org/10.1109/JSTARS.2025.3624152</w:t>
+      </w:r>
+    </w:p>
+    <w:p>
+      <w:r>
+        <w:rPr>
+          <w:color w:val="808080"/>
+          <w:sz w:val="16"/>
+        </w:rPr>
+        <w:t>[relation: UNCLASSIFIED]</w:t>
+      </w:r>
+    </w:p>
+    <w:p>
+      <w:r>
+        <w:t>Within intelligent transportation systems (ITS) and smart city applications, uncrewed aerial vehicle (UAV)-based multiobject tracking is a pivotal technology for the fine-grained analysis of dynamic traffic scenes. However, existing trackers are hampered by performance degradation and frequent identity switches (ID-Switches). These challenges stem from the UAV's severe ego-motion, which induces nonlinear target trajectories, and from oblique viewing angles that cause scale variations and feature degradation in small objects. To address these issues, this article presents ARMOT, a multiobject tracking method tailored for UAV aerial sequences. At the detection stage, we introduce a detail reconstruction feature fusion network that enhances feature representation for small objects by preserving high-frequency spatial details. Concurrently, an edge-guided perception branch explicitly extracts edge contours to strengthen feature responses at target boundaries, thereby improving discrimination among dense objects and mitigating background interference. For association, a dynamic association module is proposed, which adaptively adjusts the weighting of motion and appearance models in the matching cost based on target state and confidence. This enables robust identity linkage amidst occlusions and complex motion. Comprehensive evaluations on the public UAVDT and VisDrone-MOT datasets demonstrate that ARMOT surpasses state-of-the-art methods in both detection and tracking accuracy for small-scale objects, while significantly enhancing identity preservation in aerial tracking scenarios.</w:t>
+      </w:r>
+    </w:p>
+    <w:p>
+      <w:pPr>
+        <w:pStyle w:val="Heading2"/>
+      </w:pPr>
+      <w:r>
+        <w:t>345. LoRATv2: Enabling Low-Cost Temporal Modeling in One-Stream Trackers (2025)</w:t>
+      </w:r>
+    </w:p>
+    <w:p>
+      <w:r>
+        <w:rPr>
+          <w:i/>
+          <w:sz w:val="18"/>
+        </w:rPr>
+        <w:t>Liting Lin, Heng Fan, Zhi-Peng Zhang, Yuqing Huang, Yaowei Wang, Yong Xu, Hai-Bin Ling; Neural Information Processing Systems</w:t>
+      </w:r>
+      <w:r>
+        <w:rPr>
+          <w:color w:val="1F4E79"/>
+          <w:sz w:val="18"/>
+        </w:rPr>
+        <w:t xml:space="preserve">  |  https://doi.org/10.52202/085713-3997</w:t>
+      </w:r>
+    </w:p>
+    <w:p>
+      <w:r>
+        <w:rPr>
+          <w:color w:val="808080"/>
+          <w:sz w:val="16"/>
+        </w:rPr>
+        <w:t>[relation: UNCLASSIFIED]</w:t>
+      </w:r>
+    </w:p>
+    <w:p>
+      <w:r>
         <w:t>Transformer-based algorithms, such as LoRAT, have significantly enhanced object-tracking performance. However, these approaches rely on a standard attention mechanism, which incurs quadratic token complexity, making real-time inference computationally expensive. In this paper, we introduce LoRATv2, a novel tracking framework that addresses these limitations with three main contributions. First, LoRATv2 integrates frame-wise causal attention, which ensures full self-attention within each frame while enabling causal dependencies across frames, significantly reducing computational overhead. Moreover, key-value (KV) caching is employed to efficiently reuse past embeddings for further speedup. Second, building on LoRAT’s parameter-efficient fine-tuning, we propose Stream-Specific LoRA Adapters (SSLA). As frame-wise causal attention introduces asymmetry in how streams access temporal information, SSLA assigns dedicated LoRA modules to the template and each search stream, with the main ViT backbone remaining frozen. This allows specialized adaptation for each stream’s role in temporal tracking. Third, we introduce a two-phase progressive training strategy, which first trains a single-search-frame tracker and then gradually extends it to multi-search-frame inputs by introducing additional LoRA modules. This curriculum-based learning paradigm improves long-term tracking while maintaining training efficiency. In extensive experiments on multiple benchmarks, LoRATv2 achieves state-of-the-art performance, substantially improved efficiency, and a superior performance-to-FLOPs</w:t>
       </w:r>
     </w:p>
     <w:p>
       <w:pPr>
+        <w:pStyle w:val="Heading2"/>
+      </w:pPr>
+      <w:r>
+        <w:t>346. Learning Motion Blur Robust Vision Transformers with Dynamic Early Exit for Real-Time UAV Tracking (2024)</w:t>
+      </w:r>
+    </w:p>
+    <w:p>
+      <w:r>
+        <w:rPr>
+          <w:i/>
+          <w:sz w:val="18"/>
+        </w:rPr>
+        <w:t>You Wu, Xucheng Wang, Dan Zeng, Heng-Zhou Ye, Xiao-Lan Xie, Qi-Jun Zhao, Shui-Wang Li; arXiv.org</w:t>
+      </w:r>
+      <w:r>
+        <w:rPr>
+          <w:color w:val="1F4E79"/>
+          <w:sz w:val="18"/>
+        </w:rPr>
+        <w:t xml:space="preserve">  |  https://doi.org/10.48550/arXiv.2407.05383</w:t>
+      </w:r>
+    </w:p>
+    <w:p>
+      <w:r>
+        <w:rPr>
+          <w:color w:val="808080"/>
+          <w:sz w:val="16"/>
+        </w:rPr>
+        <w:t>[relation: UNCLASSIFIED | abstract source: publisher page (arXiv)]</w:t>
+      </w:r>
+    </w:p>
+    <w:p>
+      <w:r>
+        <w:t>Recently, the surge in the adoption of single-stream architectures utilizing pre-trained ViT backbones represents a promising advancement in the field of generic visual tracking. By integrating feature extraction and fusion into a cohesive framework, these architectures offer improved performance, efficiency, and robustness. However, there has been limited exploration into optimizing these frameworks for UAV tracking. In this paper, we boost the efficiency of this framework by tailoring it into an adaptive computation framework that dynamically exits Transformer blocks for real-time UAV tracking. The motivation behind this is that tracking tasks with fewer challenges can be adequately addressed using low-level feature representations. This approach allows the model to use computational resources more efficiently by focusing on complex tasks and conserving resources for easier ones. Another significant enhancement is the improved effectiveness of ViTs in handling motion blur, a common issue in UAV tracking caused by the fast movements of either the UAV, the tracked objects, or both. This is achieved by acquiring motion blur robust representations through enforcing invariance in the feature representation of the target with respect to simulated motion blur. The proposed approach is dubbed BDTrack. Extensive experiments conducted on five tracking benchmarks validate the effectiveness and versatility of our approach, establishing it as a cutting-edge solution in real-time UAV tracking. Code: https://github.com/wuyou3474/BDTrack.</w:t>
+      </w:r>
+    </w:p>
+    <w:p>
+      <w:pPr>
+        <w:pStyle w:val="Heading2"/>
+      </w:pPr>
+      <w:r>
+        <w:t>347. Learning Adaptive and View-Invariant Vision Transformer with Multi-Teacher Knowledge Distillation for Real-Time UAV Tracking (2024)</w:t>
+      </w:r>
+    </w:p>
+    <w:p>
+      <w:r>
+        <w:rPr>
+          <w:i/>
+          <w:sz w:val="18"/>
+        </w:rPr>
+        <w:t>You Wu, Yongxin Li, Mengyuan Liu, Xucheng Wang, Xiang-Yang Yang, Heng-Zhou Ye, Dan Zeng, Qi-Jun Zhao; arXiv.org</w:t>
+      </w:r>
+      <w:r>
+        <w:rPr>
+          <w:color w:val="1F4E79"/>
+          <w:sz w:val="18"/>
+        </w:rPr>
+        <w:t xml:space="preserve">  |  https://doi.org/10.48550/arXiv.2412.20002</w:t>
+      </w:r>
+    </w:p>
+    <w:p>
+      <w:r>
+        <w:rPr>
+          <w:color w:val="808080"/>
+          <w:sz w:val="16"/>
+        </w:rPr>
+        <w:t>[relation: UNCLASSIFIED | abstract source: publisher page (arXiv)]</w:t>
+      </w:r>
+    </w:p>
+    <w:p>
+      <w:r>
+        <w:t>Visual tracking has made significant strides due to the adoption of transformer-based models. Most state-of-the-art trackers struggle to meet real-time processing demands on mobile platforms with constrained computing resources, particularly for real-time unmanned aerial vehicle (UAV) tracking. To achieve a better balance between performance and efficiency, we introduce AVTrack, an adaptive computation framework designed to selectively activate transformer blocks for real-time UAV tracking. The proposed Activation Module (AM) dynamically optimizes the ViT architecture by selectively engaging relevant components, thereby enhancing inference efficiency without significant compromise to tracking performance. Furthermore, to tackle the challenges posed by extreme changes in viewing angles often encountered in UAV tracking, the proposed method enhances ViTs' effectiveness by learning view-invariant representations through mutual information (MI) maximization. Building on it, we propose an improved tracker, dubbed AVTrack-MD, which introduces the novel MI maximization-based multi-teacher knowledge distillation (MD) framework. It harnesses the benefits of multiple teachers, specifically the off-the-shelf tracking models from the AVTrack, by integrating and refining their outputs, thereby guiding the learning process of the compact student network. Extensive experiments on multiple UAV tracking benchmarks demonstrate that AVTrack-MD not only achieves performance comparable to the AVTrack baseline but also reduces model complexity, resulting in a significant 17% increase in average tracking speed. Code: https://github.com/wuyou3474/AVTrack.</w:t>
+      </w:r>
+    </w:p>
+    <w:p>
+      <w:pPr>
+        <w:pStyle w:val="Heading2"/>
+      </w:pPr>
+      <w:r>
+        <w:t>348. Click&amp;Describe: Multimodal Aerial Grounding and Tracking (None)</w:t>
+      </w:r>
+    </w:p>
+    <w:p>
+      <w:r>
+        <w:rPr>
+          <w:i/>
+          <w:sz w:val="18"/>
+        </w:rPr>
+        <w:t>Rupanjali Kukal, Jay Patravali, Fuxun Yu, Simranjit Singh, Nikolaos Karianakis, R. Madhok</w:t>
+      </w:r>
+    </w:p>
+    <w:p>
+      <w:r>
+        <w:rPr>
+          <w:color w:val="808080"/>
+          <w:sz w:val="16"/>
+        </w:rPr>
+        <w:t>[relation: UNCLASSIFIED | abstract source: indexed preview (partial)]</w:t>
+      </w:r>
+    </w:p>
+    <w:p>
+      <w:r>
+        <w:t>We propose CLaVi, a multimodal framework that integrates click and language inputs, improving target localization and tracking efficiency across five aerial datasets. The framework unifies click-based and language-based specification for aerial grounding and tracking, addressing the limitation of bounding-box-only initialization in aerial tracking. [partial abstract - OpenReview PDF behind verification; from indexed preview]</w:t>
+      </w:r>
+    </w:p>
+    <w:p>
+      <w:pPr>
+        <w:pStyle w:val="Heading2"/>
+      </w:pPr>
+      <w:r>
+        <w:t>349. TSBA: A two-stage poison-only backdoor attack on visual object tracking (None)</w:t>
+      </w:r>
+    </w:p>
+    <w:p>
+      <w:r>
+        <w:rPr>
+          <w:i/>
+          <w:sz w:val="18"/>
+        </w:rPr>
+        <w:t>Yilang Zhang, Yanjun Pu, Jingzheng Li, Shuxin Zhao, Bo Lang; Pattern Recognition</w:t>
+      </w:r>
+      <w:r>
+        <w:rPr>
+          <w:color w:val="1F4E79"/>
+          <w:sz w:val="18"/>
+        </w:rPr>
+        <w:t xml:space="preserve">  |  https://doi.org/10.1016/j.patcog.2025.112222</w:t>
+      </w:r>
+    </w:p>
+    <w:p>
+      <w:r>
+        <w:rPr>
+          <w:color w:val="808080"/>
+          <w:sz w:val="16"/>
+        </w:rPr>
+        <w:t>[relation: UNCLASSIFIED | abstract source: publisher page (institutional repository)]</w:t>
+      </w:r>
+    </w:p>
+    <w:p>
+      <w:r>
+        <w:t>Training high-performance Visual Object Tracking (VOT) models often relies on third-party resources, making these models vulnerable to backdoor attacks. In such attacks, attackers can implant backdoors by poisoning the training dataset and manipulating the model training process. Existing backdoor attack methods for VOT assume that the attacker has complete control over the model training process, or the designed attacks are untargeted, which limits the practicality and effectiveness of these methods. To address this issue, we propose a Two-Stage Poison-Only Backdoor Attack (TSBA). Specifically, in a poison-only scenario, TSBA employs a two-stage poisoning strategy to attach triggers to both the object region and the selected background region in video frames, while using contrastive loss and total variation loss to optimize the triggers, enhancing the effectiveness and stealthiness of the attack. Extensive experiments under various settings show that our backdoor attack significantly degrades the performance of trackers based on Siamese networks, Transformer, and temporal information, outperforming existing attack methods. Moreover, we validate the robustness of our attack against several potential backdoor defenses.</w:t>
+      </w:r>
+    </w:p>
+    <w:p>
+      <w:pPr>
+        <w:pStyle w:val="Heading2"/>
+      </w:pPr>
+      <w:r>
+        <w:t>350. SBMVTrack: Spike-Budgeted Multi-View Learning for Energy-Efficient UAV Tracking (None)</w:t>
+      </w:r>
+    </w:p>
+    <w:p>
+      <w:r>
+        <w:rPr>
+          <w:i/>
+          <w:sz w:val="18"/>
+        </w:rPr>
+        <w:t>Peng-Zhi Zhong, Ji-Wei Mo, Hao-Lun Li, Ge Zheng, Jing-Qi Wang, Xin-Yi Bo, Shui-Wang Li</w:t>
+      </w:r>
+    </w:p>
+    <w:p>
+      <w:r>
+        <w:rPr>
+          <w:color w:val="808080"/>
+          <w:sz w:val="16"/>
+        </w:rPr>
+        <w:t>[relation: UNCLASSIFIED | abstract source: publisher page (arXiv)]</w:t>
+      </w:r>
+    </w:p>
+    <w:p>
+      <w:r>
+        <w:t>With sparse and event-driven computation, spiking neural networks show great potential for achieving accurate and power-efficient UAV visual tracking. However, existing SNN-based trackers typically use spike firing rates only for power consumption and lack explicit optimization of actual spike activity. Moreover, regulating spike activity alone does not explicitly encourage stable target representations under partial observations and temporal appearance changes. We propose SBMVTrack, a fully spiking tracking framework that combines spike activity regulation with complementary multi-view representation learning. Specifically, SBMVTrack introduces Energy-Weighted Spike Budgeting (EWSB), which incorporates layer-wise computational costs when regulating spike firing rates and penalizing saturated activations, thereby reducing redundant spike computation. To further improve target representations under the spike budget constraint, we introduce Masked Multi-View Target Modeling (MVTM), which treats the initial template, online template, and search region as temporal views of the same target. By aligning target embeddings between masked and corresponding unmasked views and enforcing cross-view identity consistency, MVTM encourages robustness to missing local cues and temporal appearance changes. Experiments on four UAV benchmarks demonstrate competitive tracking performance with a 24.1% reduction in estimated power consumption relative to the baseline. On VisDrone2018, SBMVTrack achieves a success rate of 70.0%, exceeding SpikeTrack by 9.7 percentage points while reducing estimated power consumption by 45.7%.</w:t>
+      </w:r>
+    </w:p>
+    <w:p>
+      <w:pPr>
         <w:pStyle w:val="Heading1"/>
       </w:pPr>
       <w:r>
@@ -10710,6 +11646,11 @@
       </w:r>
     </w:p>
     <w:p>
+      <w:r>
+        <w:t>No abstract retrievable from any source including individual per-title searches: not indexed anywhere online beyond the citation record, or publisher page fully walled with no preview. Each entry carries its DOI for manual retrieval from the publisher page.</w:t>
+      </w:r>
+    </w:p>
+    <w:p>
       <w:pPr>
         <w:pStyle w:val="ListBullet"/>
       </w:pPr>
@@ -10722,7 +11663,7 @@
         <w:pStyle w:val="ListBullet"/>
       </w:pPr>
       <w:r>
-        <w:t>Incorporating prior knowledge and temporal memory transformer network for satellite video object tracking (2025) - ISPRS Journal of Photogrammetry and Remote Sensing - https://doi.org/10.1016/j.isprsjprs.2025.07.032</w:t>
+        <w:t>Target-aware pooling combining global contexts for aerial tracking (2024) - The Visual Computer - https://doi.org/10.1007/s00371-024-03282-w</w:t>
       </w:r>
     </w:p>
     <w:p>
@@ -10730,7 +11671,7 @@
         <w:pStyle w:val="ListBullet"/>
       </w:pPr>
       <w:r>
-        <w:t>Target-aware pooling combining global contexts for aerial tracking (2024) - The Visual Computer - https://doi.org/10.1007/s00371-024-03282-w</w:t>
+        <w:t>A novel lightweight Siamese-like tracker based on transformers with unidirectional mixed attention (2026) - Pattern Analysis and Applications - https://doi.org/10.1007/s10044-026-01771-3</w:t>
       </w:r>
     </w:p>
     <w:p>
@@ -10738,7 +11679,7 @@
         <w:pStyle w:val="ListBullet"/>
       </w:pPr>
       <w:r>
-        <w:t>A novel lightweight Siamese-like tracker based on transformers with unidirectional mixed attention (2026) - Pattern Analysis and Applications - https://doi.org/10.1007/s10044-026-01771-3</w:t>
+        <w:t>Robust Transformer Tracking with Minimum Entropy Criterion Model Update (2023) - SSRN Electronic Journal - https://doi.org/10.2139/ssrn.4504064</w:t>
       </w:r>
     </w:p>
     <w:p>
@@ -10746,207 +11687,7 @@
         <w:pStyle w:val="ListBullet"/>
       </w:pPr>
       <w:r>
-        <w:t>Robust Transformer Tracking with Minimum Entropy Criterion Model Update (2023) - SSRN Electronic Journal - https://doi.org/10.2139/ssrn.4504064</w:t>
-      </w:r>
-    </w:p>
-    <w:p>
-      <w:pPr>
-        <w:pStyle w:val="ListBullet"/>
-      </w:pPr>
-      <w:r>
-        <w:t>FIST: Frequency information in spatio-temporal tracking network for motion blur (2026) - Signal processing. Image communication - https://doi.org/10.1016/j.image.2026.117586</w:t>
-      </w:r>
-    </w:p>
-    <w:p>
-      <w:pPr>
-        <w:pStyle w:val="ListBullet"/>
-      </w:pPr>
-      <w:r>
-        <w:t>Towards a prompt-driven framework with state space models for UAV object tracking (2026) - Knowledge-Based Systems - https://doi.org/10.1016/j.knosys.2026.116203</w:t>
-      </w:r>
-    </w:p>
-    <w:p>
-      <w:pPr>
-        <w:pStyle w:val="ListBullet"/>
-      </w:pPr>
-      <w:r>
-        <w:t>EnTeR-Track: Efficient UAV tracking via entropy-guided pruning and reversible token recovery (2026) - Neurocomputing - https://doi.org/10.1016/j.neucom.2026.134151</w:t>
-      </w:r>
-    </w:p>
-    <w:p>
-      <w:pPr>
-        <w:pStyle w:val="ListBullet"/>
-      </w:pPr>
-      <w:r>
-        <w:t>STLTrack: Dual-memory cooperative perception for robust UAV object tracking (2026) - Neurocomputing - https://doi.org/10.1016/j.neucom.2026.134286</w:t>
-      </w:r>
-    </w:p>
-    <w:p>
-      <w:pPr>
-        <w:pStyle w:val="ListBullet"/>
-      </w:pPr>
-      <w:r>
-        <w:t>Zero persistent-memory template optimization for UAV tracking (2026) - Applied Soft Computing - https://doi.org/10.1016/j.asoc.2026.115095</w:t>
-      </w:r>
-    </w:p>
-    <w:p>
-      <w:pPr>
-        <w:pStyle w:val="ListBullet"/>
-      </w:pPr>
-      <w:r>
         <w:t>DePrompt-track: Real-time ultrasound landmark tracking via deformable attention and historical mask prompt (2026) - Neurocomputing - https://doi.org/10.1016/j.neucom.2026.132845</w:t>
-      </w:r>
-    </w:p>
-    <w:p>
-      <w:pPr>
-        <w:pStyle w:val="ListBullet"/>
-      </w:pPr>
-      <w:r>
-        <w:t>A domain generalized UAV tracking framework via frequency-aware learning and target-aligned data augmentation in complex environments (2025) - Knowledge-Based Systems - https://doi.org/10.1016/j.knosys.2025.114501</w:t>
-      </w:r>
-    </w:p>
-    <w:p>
-      <w:pPr>
-        <w:pStyle w:val="ListBullet"/>
-      </w:pPr>
-      <w:r>
-        <w:t>Integrating multi-scale appearance and motion cues for visual tracking via spatio-temporal prompt (2025) - Knowledge-Based Systems - https://doi.org/10.1016/j.knosys.2025.114760</w:t>
-      </w:r>
-    </w:p>
-    <w:p>
-      <w:pPr>
-        <w:pStyle w:val="ListBullet"/>
-      </w:pPr>
-      <w:r>
-        <w:t>MCTrack: Multi-cue spatio-temporal object tracking (2025) - Expert systems with applications - https://doi.org/10.1016/j.eswa.2025.129984</w:t>
-      </w:r>
-    </w:p>
-    <w:p>
-      <w:pPr>
-        <w:pStyle w:val="ListBullet"/>
-      </w:pPr>
-      <w:r>
-        <w:t>A review of object tracking based on deep learning (2025) - Neurocomputing - https://doi.org/10.1016/j.neucom.2025.130988</w:t>
-      </w:r>
-    </w:p>
-    <w:p>
-      <w:pPr>
-        <w:pStyle w:val="ListBullet"/>
-      </w:pPr>
-      <w:r>
-        <w:t>MSTGT: Multi-scale spatio-temporal guidance for visual tracking (2025) - Neurocomputing - https://doi.org/10.1016/j.neucom.2025.131583</w:t>
-      </w:r>
-    </w:p>
-    <w:p>
-      <w:pPr>
-        <w:pStyle w:val="ListBullet"/>
-      </w:pPr>
-      <w:r>
-        <w:t>Toward a dynamic tree-Mamba encoder for UAV tracking with vision-language (2025) - Knowledge-Based Systems - https://doi.org/10.1016/j.knosys.2025.113731</w:t>
-      </w:r>
-    </w:p>
-    <w:p>
-      <w:pPr>
-        <w:pStyle w:val="ListBullet"/>
-      </w:pPr>
-      <w:r>
-        <w:t>BSTrack: Robust UAV tracking using feature extraction of bilateral filters and sparse attention mechanism (2024) - Expert systems with applications - https://doi.org/10.1016/j.eswa.2024.126202</w:t>
-      </w:r>
-    </w:p>
-    <w:p>
-      <w:pPr>
-        <w:pStyle w:val="ListBullet"/>
-      </w:pPr>
-      <w:r>
-        <w:t>Target signature network for small object tracking (2024) - Engineering applications of artificial intelligence - https://doi.org/10.1016/j.engappai.2024.109445</w:t>
-      </w:r>
-    </w:p>
-    <w:p>
-      <w:pPr>
-        <w:pStyle w:val="ListBullet"/>
-      </w:pPr>
-      <w:r>
-        <w:t>Online learning discriminative sparse convolution networks for robust UAV object tracking (2024) - Knowledge-Based Systems - https://doi.org/10.1016/j.knosys.2024.112742</w:t>
-      </w:r>
-    </w:p>
-    <w:p>
-      <w:pPr>
-        <w:pStyle w:val="ListBullet"/>
-      </w:pPr>
-      <w:r>
-        <w:t>A cross-fusion of non-local attention network for infrared small target tracking (2024) - Infrared Physics &amp;amp; Technology - https://doi.org/10.1016/j.infrared.2024.105453</w:t>
-      </w:r>
-    </w:p>
-    <w:p>
-      <w:pPr>
-        <w:pStyle w:val="ListBullet"/>
-      </w:pPr>
-      <w:r>
-        <w:t>Optimizing intrinsic representation for tracking (2024) - Knowledge-Based Systems - https://doi.org/10.1016/j.knosys.2024.111955</w:t>
-      </w:r>
-    </w:p>
-    <w:p>
-      <w:pPr>
-        <w:pStyle w:val="ListBullet"/>
-      </w:pPr>
-      <w:r>
-        <w:t>Spatio-temporal hierarchical feature transformer for UAV object tracking (2023) - Isprs Journal of Photogrammetry and Remote Sensing - https://doi.org/10.1016/j.isprsjprs.2023.09.016</w:t>
-      </w:r>
-    </w:p>
-    <w:p>
-      <w:pPr>
-        <w:pStyle w:val="ListBullet"/>
-      </w:pPr>
-      <w:r>
-        <w:t>SiamCMN: Jointing Cycle Memory and Correlation Network for Siamese Object Tracking (2023) - Optik (Stuttgart) - https://doi.org/10.1016/j.ijleo.2023.170981</w:t>
-      </w:r>
-    </w:p>
-    <w:p>
-      <w:pPr>
-        <w:pStyle w:val="ListBullet"/>
-      </w:pPr>
-      <w:r>
-        <w:t>SAM-Empowered Multidimensional Feature Fusion TIR Target Tracking Method for Internet of Things (2025) - Alexandria Engineering Journal - https://doi.org/10.1016/j.aej.2025.05.070</w:t>
-      </w:r>
-    </w:p>
-    <w:p>
-      <w:pPr>
-        <w:pStyle w:val="ListBullet"/>
-      </w:pPr>
-      <w:r>
-        <w:t>Learning Motion Blur Robust Vision Transformers with Dynamic Early Exit for Real-Time UAV Tracking (2024) - arXiv.org - https://doi.org/10.48550/arXiv.2407.05383</w:t>
-      </w:r>
-    </w:p>
-    <w:p>
-      <w:pPr>
-        <w:pStyle w:val="ListBullet"/>
-      </w:pPr>
-      <w:r>
-        <w:t>Learning Adaptive and View-Invariant Vision Transformer with Multi-Teacher Knowledge Distillation for Real-Time UAV Tracking (2024) - arXiv.org - https://doi.org/10.48550/arXiv.2412.20002</w:t>
-      </w:r>
-    </w:p>
-    <w:p>
-      <w:pPr>
-        <w:pStyle w:val="ListBullet"/>
-      </w:pPr>
-      <w:r>
-        <w:t>Click&amp;Describe: Multimodal Aerial Grounding and Tracking (None)</w:t>
-      </w:r>
-    </w:p>
-    <w:p>
-      <w:pPr>
-        <w:pStyle w:val="ListBullet"/>
-      </w:pPr>
-      <w:r>
-        <w:t>TSBA: A two-stage poison-only backdoor attack on visual object tracking (None) - Pattern Recognition - https://doi.org/10.1016/j.patcog.2025.112222</w:t>
-      </w:r>
-    </w:p>
-    <w:p>
-      <w:pPr>
-        <w:pStyle w:val="ListBullet"/>
-      </w:pPr>
-      <w:r>
-        <w:t>SBMVTrack: Spike-Budgeted Multi-View Learning for Energy-Efficient UAV Tracking (None)</w:t>
       </w:r>
     </w:p>
     <w:sectPr>
